--- a/kdp-files/difficult_conversations_paperback.docx
+++ b/kdp-files/difficult_conversations_paperback.docx
@@ -109,7 +109,7 @@
     <w:p>
       <w:pPr>
         <w:spacing w:before="0" w:after="0" w:line="276" w:lineRule="auto"/>
-        <w:jc w:val="center"/>
+        <w:jc w:val="both"/>
       </w:pPr>
       <w:r>
         <w:rPr>
@@ -194,7 +194,7 @@
     <w:p>
       <w:pPr>
         <w:spacing w:before="0" w:after="240" w:line="276" w:lineRule="auto"/>
-        <w:jc w:val="center"/>
+        <w:jc w:val="both"/>
       </w:pPr>
       <w:r>
         <w:rPr>
@@ -209,7 +209,7 @@
     <w:p>
       <w:pPr>
         <w:spacing w:before="0" w:after="0" w:line="276" w:lineRule="auto"/>
-        <w:jc w:val="center"/>
+        <w:jc w:val="both"/>
       </w:pPr>
       <w:r>
         <w:rPr>
@@ -263,7 +263,7 @@
     <w:p>
       <w:pPr>
         <w:spacing w:before="0" w:after="0" w:line="276" w:lineRule="auto"/>
-        <w:jc w:val="center"/>
+        <w:jc w:val="both"/>
       </w:pPr>
       <w:r>
         <w:rPr>
@@ -543,7 +543,7 @@
     <w:p>
       <w:pPr>
         <w:spacing w:before="0" w:after="40" w:line="276" w:lineRule="auto"/>
-        <w:jc w:val="center"/>
+        <w:jc w:val="both"/>
       </w:pPr>
       <w:r>
         <w:rPr>
@@ -558,7 +558,7 @@
     <w:p>
       <w:pPr>
         <w:spacing w:before="0" w:after="160" w:line="276" w:lineRule="auto"/>
-        <w:jc w:val="center"/>
+        <w:jc w:val="both"/>
       </w:pPr>
       <w:r>
         <w:rPr>
@@ -573,7 +573,7 @@
     <w:p>
       <w:pPr>
         <w:spacing w:before="0" w:after="160" w:line="276" w:lineRule="auto"/>
-        <w:jc w:val="center"/>
+        <w:jc w:val="both"/>
       </w:pPr>
       <w:r>
         <w:rPr>
@@ -588,7 +588,7 @@
     <w:p>
       <w:pPr>
         <w:spacing w:before="0" w:after="40" w:line="276" w:lineRule="auto"/>
-        <w:jc w:val="center"/>
+        <w:jc w:val="both"/>
       </w:pPr>
       <w:r>
         <w:rPr>
@@ -603,7 +603,7 @@
     <w:p>
       <w:pPr>
         <w:spacing w:before="0" w:after="0" w:line="276" w:lineRule="auto"/>
-        <w:jc w:val="center"/>
+        <w:jc w:val="both"/>
       </w:pPr>
       <w:r>
         <w:rPr>
@@ -753,7 +753,7 @@
     <w:p>
       <w:pPr>
         <w:spacing w:before="0" w:after="0" w:line="276" w:lineRule="auto"/>
-        <w:jc w:val="center"/>
+        <w:jc w:val="both"/>
       </w:pPr>
       <w:r>
         <w:rPr>
@@ -774,7 +774,7 @@
       <w:pPr>
         <w:keepNext/>
         <w:spacing w:before="720" w:after="360" w:line="276" w:lineRule="auto"/>
-        <w:jc w:val="center"/>
+        <w:jc w:val="both"/>
       </w:pPr>
       <w:r>
         <w:rPr>
@@ -789,7 +789,7 @@
     <w:p>
       <w:pPr>
         <w:spacing w:before="0" w:after="120" w:line="276" w:lineRule="auto"/>
-        <w:jc w:val="left"/>
+        <w:jc w:val="both"/>
       </w:pPr>
       <w:r>
         <w:rPr>
@@ -810,7 +810,7 @@
       <w:pPr>
         <w:keepNext/>
         <w:spacing w:before="720" w:after="360" w:line="276" w:lineRule="auto"/>
-        <w:jc w:val="center"/>
+        <w:jc w:val="both"/>
       </w:pPr>
       <w:r>
         <w:rPr>
@@ -828,7 +828,7 @@
           <w:tab w:pos="6480" w:val="right" w:leader="dot"/>
         </w:tabs>
         <w:spacing w:before="40" w:after="80" w:line="312" w:lineRule="auto"/>
-        <w:jc w:val="left"/>
+        <w:jc w:val="both"/>
       </w:pPr>
       <w:r>
         <w:rPr>
@@ -864,7 +864,7 @@
           <w:tab w:pos="6480" w:val="right" w:leader="dot"/>
         </w:tabs>
         <w:spacing w:before="40" w:after="80" w:line="312" w:lineRule="auto"/>
-        <w:jc w:val="left"/>
+        <w:jc w:val="both"/>
       </w:pPr>
       <w:r>
         <w:rPr>
@@ -900,7 +900,7 @@
           <w:tab w:pos="6480" w:val="right" w:leader="dot"/>
         </w:tabs>
         <w:spacing w:before="40" w:after="80" w:line="312" w:lineRule="auto"/>
-        <w:jc w:val="left"/>
+        <w:jc w:val="both"/>
       </w:pPr>
       <w:r>
         <w:rPr>
@@ -936,7 +936,7 @@
           <w:tab w:pos="6480" w:val="right" w:leader="dot"/>
         </w:tabs>
         <w:spacing w:before="40" w:after="80" w:line="312" w:lineRule="auto"/>
-        <w:jc w:val="left"/>
+        <w:jc w:val="both"/>
       </w:pPr>
       <w:r>
         <w:rPr>
@@ -972,7 +972,7 @@
           <w:tab w:pos="6480" w:val="right" w:leader="dot"/>
         </w:tabs>
         <w:spacing w:before="40" w:after="80" w:line="312" w:lineRule="auto"/>
-        <w:jc w:val="left"/>
+        <w:jc w:val="both"/>
       </w:pPr>
       <w:r>
         <w:rPr>
@@ -1008,7 +1008,7 @@
           <w:tab w:pos="6480" w:val="right" w:leader="dot"/>
         </w:tabs>
         <w:spacing w:before="40" w:after="80" w:line="312" w:lineRule="auto"/>
-        <w:jc w:val="left"/>
+        <w:jc w:val="both"/>
       </w:pPr>
       <w:r>
         <w:rPr>
@@ -1044,7 +1044,7 @@
           <w:tab w:pos="6480" w:val="right" w:leader="dot"/>
         </w:tabs>
         <w:spacing w:before="40" w:after="80" w:line="312" w:lineRule="auto"/>
-        <w:jc w:val="left"/>
+        <w:jc w:val="both"/>
       </w:pPr>
       <w:r>
         <w:rPr>
@@ -1080,7 +1080,7 @@
           <w:tab w:pos="6480" w:val="right" w:leader="dot"/>
         </w:tabs>
         <w:spacing w:before="40" w:after="80" w:line="312" w:lineRule="auto"/>
-        <w:jc w:val="left"/>
+        <w:jc w:val="both"/>
       </w:pPr>
       <w:r>
         <w:rPr>
@@ -1116,7 +1116,7 @@
           <w:tab w:pos="6480" w:val="right" w:leader="dot"/>
         </w:tabs>
         <w:spacing w:before="40" w:after="80" w:line="312" w:lineRule="auto"/>
-        <w:jc w:val="left"/>
+        <w:jc w:val="both"/>
       </w:pPr>
       <w:r>
         <w:rPr>
@@ -1152,7 +1152,7 @@
           <w:tab w:pos="6480" w:val="right" w:leader="dot"/>
         </w:tabs>
         <w:spacing w:before="40" w:after="80" w:line="312" w:lineRule="auto"/>
-        <w:jc w:val="left"/>
+        <w:jc w:val="both"/>
       </w:pPr>
       <w:r>
         <w:rPr>
@@ -1188,7 +1188,7 @@
           <w:tab w:pos="6480" w:val="right" w:leader="dot"/>
         </w:tabs>
         <w:spacing w:before="40" w:after="80" w:line="312" w:lineRule="auto"/>
-        <w:jc w:val="left"/>
+        <w:jc w:val="both"/>
       </w:pPr>
       <w:r>
         <w:rPr>
@@ -1224,7 +1224,7 @@
           <w:tab w:pos="6480" w:val="right" w:leader="dot"/>
         </w:tabs>
         <w:spacing w:before="40" w:after="80" w:line="312" w:lineRule="auto"/>
-        <w:jc w:val="left"/>
+        <w:jc w:val="both"/>
       </w:pPr>
       <w:r>
         <w:rPr>
@@ -1260,7 +1260,7 @@
           <w:tab w:pos="6480" w:val="right" w:leader="dot"/>
         </w:tabs>
         <w:spacing w:before="40" w:after="80" w:line="312" w:lineRule="auto"/>
-        <w:jc w:val="left"/>
+        <w:jc w:val="both"/>
       </w:pPr>
       <w:r>
         <w:rPr>
@@ -1296,7 +1296,7 @@
           <w:tab w:pos="6480" w:val="right" w:leader="dot"/>
         </w:tabs>
         <w:spacing w:before="40" w:after="80" w:line="312" w:lineRule="auto"/>
-        <w:jc w:val="left"/>
+        <w:jc w:val="both"/>
       </w:pPr>
       <w:r>
         <w:rPr>
@@ -1332,7 +1332,7 @@
           <w:tab w:pos="6480" w:val="right" w:leader="dot"/>
         </w:tabs>
         <w:spacing w:before="40" w:after="80" w:line="312" w:lineRule="auto"/>
-        <w:jc w:val="left"/>
+        <w:jc w:val="both"/>
       </w:pPr>
       <w:r>
         <w:rPr>
@@ -1382,7 +1382,7 @@
         <w:keepNext/>
         <w:pageBreakBefore/>
         <w:spacing w:before="720" w:after="360" w:line="276" w:lineRule="auto"/>
-        <w:jc w:val="center"/>
+        <w:jc w:val="both"/>
       </w:pPr>
       <w:r>
         <w:rPr>
@@ -1398,7 +1398,7 @@
       <w:pPr>
         <w:spacing w:before="0" w:after="120" w:line="276" w:lineRule="auto"/>
         <w:ind w:firstLine="432"/>
-        <w:jc w:val="left"/>
+        <w:jc w:val="both"/>
       </w:pPr>
       <w:r>
         <w:rPr>
@@ -1414,7 +1414,7 @@
       <w:pPr>
         <w:spacing w:before="0" w:after="120" w:line="276" w:lineRule="auto"/>
         <w:ind w:firstLine="432"/>
-        <w:jc w:val="left"/>
+        <w:jc w:val="both"/>
       </w:pPr>
       <w:r>
         <w:rPr>
@@ -1430,7 +1430,7 @@
       <w:pPr>
         <w:spacing w:before="0" w:after="120" w:line="276" w:lineRule="auto"/>
         <w:ind w:firstLine="432"/>
-        <w:jc w:val="left"/>
+        <w:jc w:val="both"/>
       </w:pPr>
       <w:r>
         <w:rPr>
@@ -1446,7 +1446,7 @@
       <w:pPr>
         <w:keepNext/>
         <w:spacing w:before="360" w:after="160" w:line="276" w:lineRule="auto"/>
-        <w:jc w:val="left"/>
+        <w:jc w:val="both"/>
       </w:pPr>
       <w:r>
         <w:rPr>
@@ -1462,7 +1462,7 @@
       <w:pPr>
         <w:spacing w:before="0" w:after="120" w:line="276" w:lineRule="auto"/>
         <w:ind w:firstLine="432"/>
-        <w:jc w:val="left"/>
+        <w:jc w:val="both"/>
       </w:pPr>
       <w:r>
         <w:rPr>
@@ -1478,7 +1478,7 @@
       <w:pPr>
         <w:spacing w:before="0" w:after="120" w:line="276" w:lineRule="auto"/>
         <w:ind w:firstLine="432"/>
-        <w:jc w:val="left"/>
+        <w:jc w:val="both"/>
       </w:pPr>
       <w:r>
         <w:rPr>
@@ -1494,7 +1494,7 @@
       <w:pPr>
         <w:spacing w:before="0" w:after="120" w:line="276" w:lineRule="auto"/>
         <w:ind w:firstLine="432"/>
-        <w:jc w:val="left"/>
+        <w:jc w:val="both"/>
       </w:pPr>
       <w:r>
         <w:rPr>
@@ -1528,7 +1528,7 @@
       <w:pPr>
         <w:keepNext/>
         <w:spacing w:before="360" w:after="160" w:line="276" w:lineRule="auto"/>
-        <w:jc w:val="left"/>
+        <w:jc w:val="both"/>
       </w:pPr>
       <w:r>
         <w:rPr>
@@ -1544,7 +1544,7 @@
       <w:pPr>
         <w:spacing w:before="0" w:after="120" w:line="276" w:lineRule="auto"/>
         <w:ind w:firstLine="432"/>
-        <w:jc w:val="left"/>
+        <w:jc w:val="both"/>
       </w:pPr>
       <w:r>
         <w:rPr>
@@ -1578,7 +1578,7 @@
       <w:pPr>
         <w:spacing w:before="0" w:after="120" w:line="276" w:lineRule="auto"/>
         <w:ind w:firstLine="432"/>
-        <w:jc w:val="left"/>
+        <w:jc w:val="both"/>
       </w:pPr>
       <w:r>
         <w:rPr>
@@ -1594,7 +1594,7 @@
       <w:pPr>
         <w:spacing w:before="0" w:after="120" w:line="276" w:lineRule="auto"/>
         <w:ind w:firstLine="432"/>
-        <w:jc w:val="left"/>
+        <w:jc w:val="both"/>
       </w:pPr>
       <w:r>
         <w:rPr>
@@ -1627,7 +1627,7 @@
       <w:pPr>
         <w:spacing w:before="0" w:after="120" w:line="276" w:lineRule="auto"/>
         <w:ind w:firstLine="432"/>
-        <w:jc w:val="left"/>
+        <w:jc w:val="both"/>
       </w:pPr>
       <w:r>
         <w:rPr>
@@ -1660,7 +1660,7 @@
       <w:pPr>
         <w:spacing w:before="0" w:after="120" w:line="276" w:lineRule="auto"/>
         <w:ind w:firstLine="432"/>
-        <w:jc w:val="left"/>
+        <w:jc w:val="both"/>
       </w:pPr>
       <w:r>
         <w:rPr>
@@ -1693,7 +1693,7 @@
       <w:pPr>
         <w:spacing w:before="0" w:after="120" w:line="276" w:lineRule="auto"/>
         <w:ind w:firstLine="432"/>
-        <w:jc w:val="left"/>
+        <w:jc w:val="both"/>
       </w:pPr>
       <w:r>
         <w:rPr>
@@ -1727,7 +1727,7 @@
       <w:pPr>
         <w:spacing w:before="0" w:after="120" w:line="276" w:lineRule="auto"/>
         <w:ind w:firstLine="432"/>
-        <w:jc w:val="left"/>
+        <w:jc w:val="both"/>
       </w:pPr>
       <w:r>
         <w:rPr>
@@ -1743,7 +1743,7 @@
       <w:pPr>
         <w:keepNext/>
         <w:spacing w:before="360" w:after="160" w:line="276" w:lineRule="auto"/>
-        <w:jc w:val="left"/>
+        <w:jc w:val="both"/>
       </w:pPr>
       <w:r>
         <w:rPr>
@@ -1759,7 +1759,7 @@
       <w:pPr>
         <w:spacing w:before="0" w:after="120" w:line="276" w:lineRule="auto"/>
         <w:ind w:firstLine="432"/>
-        <w:jc w:val="left"/>
+        <w:jc w:val="both"/>
       </w:pPr>
       <w:r>
         <w:rPr>
@@ -1811,7 +1811,7 @@
       <w:pPr>
         <w:spacing w:before="0" w:after="120" w:line="276" w:lineRule="auto"/>
         <w:ind w:firstLine="432"/>
-        <w:jc w:val="left"/>
+        <w:jc w:val="both"/>
       </w:pPr>
       <w:r>
         <w:rPr>
@@ -1845,7 +1845,7 @@
       <w:pPr>
         <w:spacing w:before="0" w:after="120" w:line="276" w:lineRule="auto"/>
         <w:ind w:firstLine="432"/>
-        <w:jc w:val="left"/>
+        <w:jc w:val="both"/>
       </w:pPr>
       <w:r>
         <w:rPr>
@@ -1861,7 +1861,7 @@
       <w:pPr>
         <w:spacing w:before="0" w:after="120" w:line="276" w:lineRule="auto"/>
         <w:ind w:firstLine="432"/>
-        <w:jc w:val="left"/>
+        <w:jc w:val="both"/>
       </w:pPr>
       <w:r>
         <w:rPr>
@@ -1895,7 +1895,7 @@
       <w:pPr>
         <w:spacing w:before="0" w:after="120" w:line="276" w:lineRule="auto"/>
         <w:ind w:firstLine="432"/>
-        <w:jc w:val="left"/>
+        <w:jc w:val="both"/>
       </w:pPr>
       <w:r>
         <w:rPr>
@@ -1911,7 +1911,7 @@
       <w:pPr>
         <w:spacing w:before="0" w:after="120" w:line="276" w:lineRule="auto"/>
         <w:ind w:firstLine="432"/>
-        <w:jc w:val="left"/>
+        <w:jc w:val="both"/>
       </w:pPr>
       <w:r>
         <w:rPr>
@@ -1927,7 +1927,7 @@
       <w:pPr>
         <w:spacing w:before="40" w:after="40" w:line="276" w:lineRule="auto"/>
         <w:ind w:left="576" w:hanging="288"/>
-        <w:jc w:val="left"/>
+        <w:jc w:val="both"/>
       </w:pPr>
       <w:r>
         <w:rPr>
@@ -1969,7 +1969,7 @@
       <w:pPr>
         <w:spacing w:before="40" w:after="40" w:line="276" w:lineRule="auto"/>
         <w:ind w:left="576" w:hanging="288"/>
-        <w:jc w:val="left"/>
+        <w:jc w:val="both"/>
       </w:pPr>
       <w:r>
         <w:rPr>
@@ -2011,7 +2011,7 @@
       <w:pPr>
         <w:spacing w:before="40" w:after="40" w:line="276" w:lineRule="auto"/>
         <w:ind w:left="576" w:hanging="288"/>
-        <w:jc w:val="left"/>
+        <w:jc w:val="both"/>
       </w:pPr>
       <w:r>
         <w:rPr>
@@ -2053,7 +2053,7 @@
       <w:pPr>
         <w:spacing w:before="40" w:after="40" w:line="276" w:lineRule="auto"/>
         <w:ind w:left="576" w:hanging="288"/>
-        <w:jc w:val="left"/>
+        <w:jc w:val="both"/>
       </w:pPr>
       <w:r>
         <w:rPr>
@@ -2095,7 +2095,7 @@
       <w:pPr>
         <w:spacing w:before="40" w:after="40" w:line="276" w:lineRule="auto"/>
         <w:ind w:left="576" w:hanging="288"/>
-        <w:jc w:val="left"/>
+        <w:jc w:val="both"/>
       </w:pPr>
       <w:r>
         <w:rPr>
@@ -2137,7 +2137,7 @@
       <w:pPr>
         <w:spacing w:before="0" w:after="120" w:line="276" w:lineRule="auto"/>
         <w:ind w:firstLine="432"/>
-        <w:jc w:val="left"/>
+        <w:jc w:val="both"/>
       </w:pPr>
       <w:r>
         <w:rPr>
@@ -2153,7 +2153,7 @@
       <w:pPr>
         <w:spacing w:before="0" w:after="120" w:line="276" w:lineRule="auto"/>
         <w:ind w:firstLine="432"/>
-        <w:jc w:val="left"/>
+        <w:jc w:val="both"/>
       </w:pPr>
       <w:r>
         <w:rPr>
@@ -2169,7 +2169,7 @@
       <w:pPr>
         <w:keepNext/>
         <w:spacing w:before="360" w:after="160" w:line="276" w:lineRule="auto"/>
-        <w:jc w:val="left"/>
+        <w:jc w:val="both"/>
       </w:pPr>
       <w:r>
         <w:rPr>
@@ -2185,7 +2185,7 @@
       <w:pPr>
         <w:spacing w:before="0" w:after="120" w:line="276" w:lineRule="auto"/>
         <w:ind w:firstLine="432"/>
-        <w:jc w:val="left"/>
+        <w:jc w:val="both"/>
       </w:pPr>
       <w:r>
         <w:rPr>
@@ -2201,7 +2201,7 @@
       <w:pPr>
         <w:spacing w:before="0" w:after="120" w:line="276" w:lineRule="auto"/>
         <w:ind w:firstLine="432"/>
-        <w:jc w:val="left"/>
+        <w:jc w:val="both"/>
       </w:pPr>
       <w:r>
         <w:rPr>
@@ -2217,7 +2217,7 @@
       <w:pPr>
         <w:spacing w:before="0" w:after="120" w:line="276" w:lineRule="auto"/>
         <w:ind w:firstLine="432"/>
-        <w:jc w:val="left"/>
+        <w:jc w:val="both"/>
       </w:pPr>
       <w:r>
         <w:rPr>
@@ -2233,7 +2233,7 @@
       <w:pPr>
         <w:spacing w:before="0" w:after="120" w:line="276" w:lineRule="auto"/>
         <w:ind w:firstLine="432"/>
-        <w:jc w:val="left"/>
+        <w:jc w:val="both"/>
       </w:pPr>
       <w:r>
         <w:rPr>
@@ -2249,7 +2249,7 @@
       <w:pPr>
         <w:keepNext/>
         <w:spacing w:before="360" w:after="160" w:line="276" w:lineRule="auto"/>
-        <w:jc w:val="left"/>
+        <w:jc w:val="both"/>
       </w:pPr>
       <w:r>
         <w:rPr>
@@ -2265,7 +2265,7 @@
       <w:pPr>
         <w:spacing w:before="0" w:after="120" w:line="276" w:lineRule="auto"/>
         <w:ind w:firstLine="432"/>
-        <w:jc w:val="left"/>
+        <w:jc w:val="both"/>
       </w:pPr>
       <w:r>
         <w:rPr>
@@ -2281,7 +2281,7 @@
       <w:pPr>
         <w:spacing w:before="0" w:after="120" w:line="276" w:lineRule="auto"/>
         <w:ind w:firstLine="432"/>
-        <w:jc w:val="left"/>
+        <w:jc w:val="both"/>
       </w:pPr>
       <w:r>
         <w:rPr>
@@ -2315,7 +2315,7 @@
       <w:pPr>
         <w:spacing w:before="0" w:after="120" w:line="276" w:lineRule="auto"/>
         <w:ind w:firstLine="432"/>
-        <w:jc w:val="left"/>
+        <w:jc w:val="both"/>
       </w:pPr>
       <w:r>
         <w:rPr>
@@ -2348,7 +2348,7 @@
       <w:pPr>
         <w:spacing w:before="0" w:after="120" w:line="276" w:lineRule="auto"/>
         <w:ind w:firstLine="432"/>
-        <w:jc w:val="left"/>
+        <w:jc w:val="both"/>
       </w:pPr>
       <w:r>
         <w:rPr>
@@ -2382,7 +2382,7 @@
       <w:pPr>
         <w:spacing w:before="0" w:after="120" w:line="276" w:lineRule="auto"/>
         <w:ind w:firstLine="432"/>
-        <w:jc w:val="left"/>
+        <w:jc w:val="both"/>
       </w:pPr>
       <w:r>
         <w:rPr>
@@ -2398,7 +2398,7 @@
       <w:pPr>
         <w:spacing w:before="40" w:after="40" w:line="276" w:lineRule="auto"/>
         <w:ind w:left="576" w:hanging="288"/>
-        <w:jc w:val="left"/>
+        <w:jc w:val="both"/>
       </w:pPr>
       <w:r>
         <w:rPr>
@@ -2440,7 +2440,7 @@
       <w:pPr>
         <w:spacing w:before="40" w:after="40" w:line="276" w:lineRule="auto"/>
         <w:ind w:left="576" w:hanging="288"/>
-        <w:jc w:val="left"/>
+        <w:jc w:val="both"/>
       </w:pPr>
       <w:r>
         <w:rPr>
@@ -2482,7 +2482,7 @@
       <w:pPr>
         <w:spacing w:before="40" w:after="40" w:line="276" w:lineRule="auto"/>
         <w:ind w:left="576" w:hanging="288"/>
-        <w:jc w:val="left"/>
+        <w:jc w:val="both"/>
       </w:pPr>
       <w:r>
         <w:rPr>
@@ -2524,7 +2524,7 @@
       <w:pPr>
         <w:spacing w:before="40" w:after="40" w:line="276" w:lineRule="auto"/>
         <w:ind w:left="576" w:hanging="288"/>
-        <w:jc w:val="left"/>
+        <w:jc w:val="both"/>
       </w:pPr>
       <w:r>
         <w:rPr>
@@ -2566,7 +2566,7 @@
       <w:pPr>
         <w:keepNext/>
         <w:spacing w:before="360" w:after="160" w:line="276" w:lineRule="auto"/>
-        <w:jc w:val="left"/>
+        <w:jc w:val="both"/>
       </w:pPr>
       <w:r>
         <w:rPr>
@@ -2582,7 +2582,7 @@
       <w:pPr>
         <w:spacing w:before="0" w:after="120" w:line="276" w:lineRule="auto"/>
         <w:ind w:firstLine="432"/>
-        <w:jc w:val="left"/>
+        <w:jc w:val="both"/>
       </w:pPr>
       <w:r>
         <w:rPr>
@@ -2598,7 +2598,7 @@
       <w:pPr>
         <w:spacing w:before="0" w:after="120" w:line="276" w:lineRule="auto"/>
         <w:ind w:firstLine="432"/>
-        <w:jc w:val="left"/>
+        <w:jc w:val="both"/>
       </w:pPr>
       <w:r>
         <w:rPr>
@@ -2614,7 +2614,7 @@
       <w:pPr>
         <w:spacing w:before="40" w:after="40" w:line="276" w:lineRule="auto"/>
         <w:ind w:left="576" w:hanging="288"/>
-        <w:jc w:val="left"/>
+        <w:jc w:val="both"/>
       </w:pPr>
       <w:r>
         <w:rPr>
@@ -2656,7 +2656,7 @@
       <w:pPr>
         <w:spacing w:before="40" w:after="40" w:line="276" w:lineRule="auto"/>
         <w:ind w:left="576" w:hanging="288"/>
-        <w:jc w:val="left"/>
+        <w:jc w:val="both"/>
       </w:pPr>
       <w:r>
         <w:rPr>
@@ -2698,7 +2698,7 @@
       <w:pPr>
         <w:spacing w:before="40" w:after="40" w:line="276" w:lineRule="auto"/>
         <w:ind w:left="576" w:hanging="288"/>
-        <w:jc w:val="left"/>
+        <w:jc w:val="both"/>
       </w:pPr>
       <w:r>
         <w:rPr>
@@ -2740,7 +2740,7 @@
       <w:pPr>
         <w:spacing w:before="40" w:after="40" w:line="276" w:lineRule="auto"/>
         <w:ind w:left="576" w:hanging="288"/>
-        <w:jc w:val="left"/>
+        <w:jc w:val="both"/>
       </w:pPr>
       <w:r>
         <w:rPr>
@@ -2782,7 +2782,7 @@
       <w:pPr>
         <w:spacing w:before="40" w:after="40" w:line="276" w:lineRule="auto"/>
         <w:ind w:left="576" w:hanging="288"/>
-        <w:jc w:val="left"/>
+        <w:jc w:val="both"/>
       </w:pPr>
       <w:r>
         <w:rPr>
@@ -2824,7 +2824,7 @@
       <w:pPr>
         <w:spacing w:before="0" w:after="120" w:line="276" w:lineRule="auto"/>
         <w:ind w:firstLine="432"/>
-        <w:jc w:val="left"/>
+        <w:jc w:val="both"/>
       </w:pPr>
       <w:r>
         <w:rPr>
@@ -2840,7 +2840,7 @@
       <w:pPr>
         <w:spacing w:before="0" w:after="120" w:line="276" w:lineRule="auto"/>
         <w:ind w:firstLine="432"/>
-        <w:jc w:val="left"/>
+        <w:jc w:val="both"/>
       </w:pPr>
       <w:r>
         <w:rPr>
@@ -2857,7 +2857,7 @@
         <w:keepNext/>
         <w:pageBreakBefore/>
         <w:spacing w:before="720" w:after="360" w:line="276" w:lineRule="auto"/>
-        <w:jc w:val="center"/>
+        <w:jc w:val="both"/>
       </w:pPr>
       <w:r>
         <w:rPr>
@@ -2873,7 +2873,7 @@
       <w:pPr>
         <w:spacing w:before="0" w:after="120" w:line="276" w:lineRule="auto"/>
         <w:ind w:firstLine="432"/>
-        <w:jc w:val="left"/>
+        <w:jc w:val="both"/>
       </w:pPr>
       <w:r>
         <w:rPr>
@@ -2889,7 +2889,7 @@
       <w:pPr>
         <w:spacing w:before="0" w:after="120" w:line="276" w:lineRule="auto"/>
         <w:ind w:firstLine="432"/>
-        <w:jc w:val="left"/>
+        <w:jc w:val="both"/>
       </w:pPr>
       <w:r>
         <w:rPr>
@@ -2921,7 +2921,7 @@
       <w:pPr>
         <w:spacing w:before="0" w:after="120" w:line="276" w:lineRule="auto"/>
         <w:ind w:firstLine="432"/>
-        <w:jc w:val="left"/>
+        <w:jc w:val="both"/>
       </w:pPr>
       <w:r>
         <w:rPr>
@@ -2953,7 +2953,7 @@
       <w:pPr>
         <w:spacing w:before="0" w:after="120" w:line="276" w:lineRule="auto"/>
         <w:ind w:firstLine="432"/>
-        <w:jc w:val="left"/>
+        <w:jc w:val="both"/>
       </w:pPr>
       <w:r>
         <w:rPr>
@@ -2985,7 +2985,7 @@
       <w:pPr>
         <w:spacing w:before="0" w:after="120" w:line="276" w:lineRule="auto"/>
         <w:ind w:firstLine="432"/>
-        <w:jc w:val="left"/>
+        <w:jc w:val="both"/>
       </w:pPr>
       <w:r>
         <w:rPr>
@@ -3017,7 +3017,7 @@
       <w:pPr>
         <w:spacing w:before="0" w:after="120" w:line="276" w:lineRule="auto"/>
         <w:ind w:firstLine="432"/>
-        <w:jc w:val="left"/>
+        <w:jc w:val="both"/>
       </w:pPr>
       <w:r>
         <w:rPr>
@@ -3049,7 +3049,7 @@
       <w:pPr>
         <w:spacing w:before="0" w:after="120" w:line="276" w:lineRule="auto"/>
         <w:ind w:firstLine="432"/>
-        <w:jc w:val="left"/>
+        <w:jc w:val="both"/>
       </w:pPr>
       <w:r>
         <w:rPr>
@@ -3065,7 +3065,7 @@
       <w:pPr>
         <w:keepNext/>
         <w:spacing w:before="360" w:after="160" w:line="276" w:lineRule="auto"/>
-        <w:jc w:val="left"/>
+        <w:jc w:val="both"/>
       </w:pPr>
       <w:r>
         <w:rPr>
@@ -3081,7 +3081,7 @@
       <w:pPr>
         <w:spacing w:before="0" w:after="120" w:line="276" w:lineRule="auto"/>
         <w:ind w:firstLine="432"/>
-        <w:jc w:val="left"/>
+        <w:jc w:val="both"/>
       </w:pPr>
       <w:r>
         <w:rPr>
@@ -3097,7 +3097,7 @@
       <w:pPr>
         <w:spacing w:before="0" w:after="120" w:line="276" w:lineRule="auto"/>
         <w:ind w:firstLine="432"/>
-        <w:jc w:val="left"/>
+        <w:jc w:val="both"/>
       </w:pPr>
       <w:r>
         <w:rPr>
@@ -3131,7 +3131,7 @@
       <w:pPr>
         <w:spacing w:before="0" w:after="120" w:line="276" w:lineRule="auto"/>
         <w:ind w:firstLine="432"/>
-        <w:jc w:val="left"/>
+        <w:jc w:val="both"/>
       </w:pPr>
       <w:r>
         <w:rPr>
@@ -3163,7 +3163,7 @@
       <w:pPr>
         <w:spacing w:before="40" w:after="40" w:line="276" w:lineRule="auto"/>
         <w:ind w:left="576" w:hanging="288"/>
-        <w:jc w:val="left"/>
+        <w:jc w:val="both"/>
       </w:pPr>
       <w:r>
         <w:rPr>
@@ -3205,7 +3205,7 @@
       <w:pPr>
         <w:spacing w:before="40" w:after="40" w:line="276" w:lineRule="auto"/>
         <w:ind w:left="576" w:hanging="288"/>
-        <w:jc w:val="left"/>
+        <w:jc w:val="both"/>
       </w:pPr>
       <w:r>
         <w:rPr>
@@ -3265,7 +3265,7 @@
       <w:pPr>
         <w:spacing w:before="40" w:after="40" w:line="276" w:lineRule="auto"/>
         <w:ind w:left="576" w:hanging="288"/>
-        <w:jc w:val="left"/>
+        <w:jc w:val="both"/>
       </w:pPr>
       <w:r>
         <w:rPr>
@@ -3307,7 +3307,7 @@
       <w:pPr>
         <w:spacing w:before="0" w:after="120" w:line="276" w:lineRule="auto"/>
         <w:ind w:firstLine="432"/>
-        <w:jc w:val="left"/>
+        <w:jc w:val="both"/>
       </w:pPr>
       <w:r>
         <w:rPr>
@@ -3339,7 +3339,7 @@
       <w:pPr>
         <w:spacing w:before="40" w:after="40" w:line="276" w:lineRule="auto"/>
         <w:ind w:left="576" w:hanging="288"/>
-        <w:jc w:val="left"/>
+        <w:jc w:val="both"/>
       </w:pPr>
       <w:r>
         <w:rPr>
@@ -3364,7 +3364,7 @@
       <w:pPr>
         <w:spacing w:before="40" w:after="40" w:line="276" w:lineRule="auto"/>
         <w:ind w:left="576" w:hanging="288"/>
-        <w:jc w:val="left"/>
+        <w:jc w:val="both"/>
       </w:pPr>
       <w:r>
         <w:rPr>
@@ -3389,7 +3389,7 @@
       <w:pPr>
         <w:spacing w:before="40" w:after="40" w:line="276" w:lineRule="auto"/>
         <w:ind w:left="576" w:hanging="288"/>
-        <w:jc w:val="left"/>
+        <w:jc w:val="both"/>
       </w:pPr>
       <w:r>
         <w:rPr>
@@ -3414,7 +3414,7 @@
       <w:pPr>
         <w:keepNext/>
         <w:spacing w:before="360" w:after="160" w:line="276" w:lineRule="auto"/>
-        <w:jc w:val="left"/>
+        <w:jc w:val="both"/>
       </w:pPr>
       <w:r>
         <w:rPr>
@@ -3430,7 +3430,7 @@
       <w:pPr>
         <w:spacing w:before="0" w:after="120" w:line="276" w:lineRule="auto"/>
         <w:ind w:firstLine="432"/>
-        <w:jc w:val="left"/>
+        <w:jc w:val="both"/>
       </w:pPr>
       <w:r>
         <w:rPr>
@@ -3446,7 +3446,7 @@
       <w:pPr>
         <w:spacing w:before="0" w:after="120" w:line="276" w:lineRule="auto"/>
         <w:ind w:firstLine="432"/>
-        <w:jc w:val="left"/>
+        <w:jc w:val="both"/>
       </w:pPr>
       <w:r>
         <w:rPr>
@@ -3462,7 +3462,7 @@
       <w:pPr>
         <w:spacing w:before="0" w:after="120" w:line="276" w:lineRule="auto"/>
         <w:ind w:firstLine="432"/>
-        <w:jc w:val="left"/>
+        <w:jc w:val="both"/>
       </w:pPr>
       <w:r>
         <w:rPr>
@@ -3494,7 +3494,7 @@
       <w:pPr>
         <w:spacing w:before="40" w:after="40" w:line="276" w:lineRule="auto"/>
         <w:ind w:left="576" w:hanging="288"/>
-        <w:jc w:val="left"/>
+        <w:jc w:val="both"/>
       </w:pPr>
       <w:r>
         <w:rPr>
@@ -3536,7 +3536,7 @@
       <w:pPr>
         <w:spacing w:before="40" w:after="40" w:line="276" w:lineRule="auto"/>
         <w:ind w:left="576" w:hanging="288"/>
-        <w:jc w:val="left"/>
+        <w:jc w:val="both"/>
       </w:pPr>
       <w:r>
         <w:rPr>
@@ -3578,7 +3578,7 @@
       <w:pPr>
         <w:spacing w:before="40" w:after="40" w:line="276" w:lineRule="auto"/>
         <w:ind w:left="576" w:hanging="288"/>
-        <w:jc w:val="left"/>
+        <w:jc w:val="both"/>
       </w:pPr>
       <w:r>
         <w:rPr>
@@ -3620,7 +3620,7 @@
       <w:pPr>
         <w:spacing w:before="40" w:after="40" w:line="276" w:lineRule="auto"/>
         <w:ind w:left="576" w:hanging="288"/>
-        <w:jc w:val="left"/>
+        <w:jc w:val="both"/>
       </w:pPr>
       <w:r>
         <w:rPr>
@@ -3662,7 +3662,7 @@
       <w:pPr>
         <w:spacing w:before="0" w:after="120" w:line="276" w:lineRule="auto"/>
         <w:ind w:firstLine="432"/>
-        <w:jc w:val="left"/>
+        <w:jc w:val="both"/>
       </w:pPr>
       <w:r>
         <w:rPr>
@@ -3696,7 +3696,7 @@
       <w:pPr>
         <w:keepNext/>
         <w:spacing w:before="360" w:after="160" w:line="276" w:lineRule="auto"/>
-        <w:jc w:val="left"/>
+        <w:jc w:val="both"/>
       </w:pPr>
       <w:r>
         <w:rPr>
@@ -3712,7 +3712,7 @@
       <w:pPr>
         <w:spacing w:before="0" w:after="120" w:line="276" w:lineRule="auto"/>
         <w:ind w:firstLine="432"/>
-        <w:jc w:val="left"/>
+        <w:jc w:val="both"/>
       </w:pPr>
       <w:r>
         <w:rPr>
@@ -3728,7 +3728,7 @@
       <w:pPr>
         <w:spacing w:before="0" w:after="120" w:line="276" w:lineRule="auto"/>
         <w:ind w:firstLine="432"/>
-        <w:jc w:val="left"/>
+        <w:jc w:val="both"/>
       </w:pPr>
       <w:r>
         <w:rPr>
@@ -3780,7 +3780,7 @@
       <w:pPr>
         <w:spacing w:before="0" w:after="120" w:line="276" w:lineRule="auto"/>
         <w:ind w:firstLine="432"/>
-        <w:jc w:val="left"/>
+        <w:jc w:val="both"/>
       </w:pPr>
       <w:r>
         <w:rPr>
@@ -3812,7 +3812,7 @@
       <w:pPr>
         <w:spacing w:before="40" w:after="40" w:line="276" w:lineRule="auto"/>
         <w:ind w:left="576" w:hanging="288"/>
-        <w:jc w:val="left"/>
+        <w:jc w:val="both"/>
       </w:pPr>
       <w:r>
         <w:rPr>
@@ -3837,7 +3837,7 @@
       <w:pPr>
         <w:spacing w:before="40" w:after="40" w:line="276" w:lineRule="auto"/>
         <w:ind w:left="576" w:hanging="288"/>
-        <w:jc w:val="left"/>
+        <w:jc w:val="both"/>
       </w:pPr>
       <w:r>
         <w:rPr>
@@ -3862,7 +3862,7 @@
       <w:pPr>
         <w:spacing w:before="40" w:after="40" w:line="276" w:lineRule="auto"/>
         <w:ind w:left="576" w:hanging="288"/>
-        <w:jc w:val="left"/>
+        <w:jc w:val="both"/>
       </w:pPr>
       <w:r>
         <w:rPr>
@@ -3887,7 +3887,7 @@
       <w:pPr>
         <w:spacing w:before="0" w:after="120" w:line="276" w:lineRule="auto"/>
         <w:ind w:firstLine="432"/>
-        <w:jc w:val="left"/>
+        <w:jc w:val="both"/>
       </w:pPr>
       <w:r>
         <w:rPr>
@@ -3919,7 +3919,7 @@
       <w:pPr>
         <w:spacing w:before="40" w:after="40" w:line="276" w:lineRule="auto"/>
         <w:ind w:left="576" w:hanging="288"/>
-        <w:jc w:val="left"/>
+        <w:jc w:val="both"/>
       </w:pPr>
       <w:r>
         <w:rPr>
@@ -3944,7 +3944,7 @@
       <w:pPr>
         <w:spacing w:before="40" w:after="40" w:line="276" w:lineRule="auto"/>
         <w:ind w:left="576" w:hanging="288"/>
-        <w:jc w:val="left"/>
+        <w:jc w:val="both"/>
       </w:pPr>
       <w:r>
         <w:rPr>
@@ -3969,7 +3969,7 @@
       <w:pPr>
         <w:spacing w:before="40" w:after="40" w:line="276" w:lineRule="auto"/>
         <w:ind w:left="576" w:hanging="288"/>
-        <w:jc w:val="left"/>
+        <w:jc w:val="both"/>
       </w:pPr>
       <w:r>
         <w:rPr>
@@ -3994,7 +3994,7 @@
       <w:pPr>
         <w:spacing w:before="0" w:after="120" w:line="276" w:lineRule="auto"/>
         <w:ind w:firstLine="432"/>
-        <w:jc w:val="left"/>
+        <w:jc w:val="both"/>
       </w:pPr>
       <w:r>
         <w:rPr>
@@ -4028,7 +4028,7 @@
       <w:pPr>
         <w:keepNext/>
         <w:spacing w:before="360" w:after="160" w:line="276" w:lineRule="auto"/>
-        <w:jc w:val="left"/>
+        <w:jc w:val="both"/>
       </w:pPr>
       <w:r>
         <w:rPr>
@@ -4044,7 +4044,7 @@
       <w:pPr>
         <w:spacing w:before="0" w:after="120" w:line="276" w:lineRule="auto"/>
         <w:ind w:firstLine="432"/>
-        <w:jc w:val="left"/>
+        <w:jc w:val="both"/>
       </w:pPr>
       <w:r>
         <w:rPr>
@@ -4060,7 +4060,7 @@
       <w:pPr>
         <w:spacing w:before="0" w:after="120" w:line="276" w:lineRule="auto"/>
         <w:ind w:firstLine="432"/>
-        <w:jc w:val="left"/>
+        <w:jc w:val="both"/>
       </w:pPr>
       <w:r>
         <w:rPr>
@@ -4094,7 +4094,7 @@
       <w:pPr>
         <w:spacing w:before="0" w:after="120" w:line="276" w:lineRule="auto"/>
         <w:ind w:firstLine="432"/>
-        <w:jc w:val="left"/>
+        <w:jc w:val="both"/>
       </w:pPr>
       <w:r>
         <w:rPr>
@@ -4127,7 +4127,7 @@
       <w:pPr>
         <w:spacing w:before="0" w:after="120" w:line="276" w:lineRule="auto"/>
         <w:ind w:firstLine="432"/>
-        <w:jc w:val="left"/>
+        <w:jc w:val="both"/>
       </w:pPr>
       <w:r>
         <w:rPr>
@@ -4143,7 +4143,7 @@
       <w:pPr>
         <w:spacing w:before="0" w:after="120" w:line="276" w:lineRule="auto"/>
         <w:ind w:firstLine="432"/>
-        <w:jc w:val="left"/>
+        <w:jc w:val="both"/>
       </w:pPr>
       <w:r>
         <w:rPr>
@@ -4159,7 +4159,7 @@
       <w:pPr>
         <w:spacing w:before="0" w:after="120" w:line="276" w:lineRule="auto"/>
         <w:ind w:firstLine="432"/>
-        <w:jc w:val="left"/>
+        <w:jc w:val="both"/>
       </w:pPr>
       <w:r>
         <w:rPr>
@@ -4191,7 +4191,7 @@
       <w:pPr>
         <w:spacing w:before="0" w:after="120" w:line="276" w:lineRule="auto"/>
         <w:ind w:firstLine="432"/>
-        <w:jc w:val="left"/>
+        <w:jc w:val="both"/>
       </w:pPr>
       <w:r>
         <w:rPr>
@@ -4225,7 +4225,7 @@
       <w:pPr>
         <w:spacing w:before="0" w:after="120" w:line="276" w:lineRule="auto"/>
         <w:ind w:firstLine="432"/>
-        <w:jc w:val="left"/>
+        <w:jc w:val="both"/>
       </w:pPr>
       <w:r>
         <w:rPr>
@@ -4259,7 +4259,7 @@
       <w:pPr>
         <w:spacing w:before="0" w:after="120" w:line="276" w:lineRule="auto"/>
         <w:ind w:firstLine="432"/>
-        <w:jc w:val="left"/>
+        <w:jc w:val="both"/>
       </w:pPr>
       <w:r>
         <w:rPr>
@@ -4293,7 +4293,7 @@
       <w:pPr>
         <w:spacing w:before="0" w:after="120" w:line="276" w:lineRule="auto"/>
         <w:ind w:firstLine="432"/>
-        <w:jc w:val="left"/>
+        <w:jc w:val="both"/>
       </w:pPr>
       <w:r>
         <w:rPr>
@@ -4326,7 +4326,7 @@
       <w:pPr>
         <w:spacing w:before="0" w:after="120" w:line="276" w:lineRule="auto"/>
         <w:ind w:firstLine="432"/>
-        <w:jc w:val="left"/>
+        <w:jc w:val="both"/>
       </w:pPr>
       <w:r>
         <w:rPr>
@@ -4360,7 +4360,7 @@
       <w:pPr>
         <w:keepNext/>
         <w:spacing w:before="360" w:after="160" w:line="276" w:lineRule="auto"/>
-        <w:jc w:val="left"/>
+        <w:jc w:val="both"/>
       </w:pPr>
       <w:r>
         <w:rPr>
@@ -4376,7 +4376,7 @@
       <w:pPr>
         <w:spacing w:before="0" w:after="120" w:line="276" w:lineRule="auto"/>
         <w:ind w:firstLine="432"/>
-        <w:jc w:val="left"/>
+        <w:jc w:val="both"/>
       </w:pPr>
       <w:r>
         <w:rPr>
@@ -4410,7 +4410,7 @@
       <w:pPr>
         <w:spacing w:before="0" w:after="120" w:line="276" w:lineRule="auto"/>
         <w:ind w:firstLine="432"/>
-        <w:jc w:val="left"/>
+        <w:jc w:val="both"/>
       </w:pPr>
       <w:r>
         <w:rPr>
@@ -4442,7 +4442,7 @@
       <w:pPr>
         <w:spacing w:before="40" w:after="40" w:line="276" w:lineRule="auto"/>
         <w:ind w:left="576" w:hanging="288"/>
-        <w:jc w:val="left"/>
+        <w:jc w:val="both"/>
       </w:pPr>
       <w:r>
         <w:rPr>
@@ -4467,7 +4467,7 @@
       <w:pPr>
         <w:spacing w:before="40" w:after="40" w:line="276" w:lineRule="auto"/>
         <w:ind w:left="576" w:hanging="288"/>
-        <w:jc w:val="left"/>
+        <w:jc w:val="both"/>
       </w:pPr>
       <w:r>
         <w:rPr>
@@ -4492,7 +4492,7 @@
       <w:pPr>
         <w:spacing w:before="40" w:after="40" w:line="276" w:lineRule="auto"/>
         <w:ind w:left="576" w:hanging="288"/>
-        <w:jc w:val="left"/>
+        <w:jc w:val="both"/>
       </w:pPr>
       <w:r>
         <w:rPr>
@@ -4517,7 +4517,7 @@
       <w:pPr>
         <w:spacing w:before="40" w:after="40" w:line="276" w:lineRule="auto"/>
         <w:ind w:left="576" w:hanging="288"/>
-        <w:jc w:val="left"/>
+        <w:jc w:val="both"/>
       </w:pPr>
       <w:r>
         <w:rPr>
@@ -4542,7 +4542,7 @@
       <w:pPr>
         <w:spacing w:before="0" w:after="120" w:line="276" w:lineRule="auto"/>
         <w:ind w:firstLine="432"/>
-        <w:jc w:val="left"/>
+        <w:jc w:val="both"/>
       </w:pPr>
       <w:r>
         <w:rPr>
@@ -4574,7 +4574,7 @@
       <w:pPr>
         <w:spacing w:before="0" w:after="120" w:line="276" w:lineRule="auto"/>
         <w:ind w:firstLine="432"/>
-        <w:jc w:val="left"/>
+        <w:jc w:val="both"/>
       </w:pPr>
       <w:r>
         <w:rPr>
@@ -4590,7 +4590,7 @@
       <w:pPr>
         <w:spacing w:before="0" w:after="120" w:line="276" w:lineRule="auto"/>
         <w:ind w:firstLine="432"/>
-        <w:jc w:val="left"/>
+        <w:jc w:val="both"/>
       </w:pPr>
       <w:r>
         <w:rPr>
@@ -4606,7 +4606,7 @@
       <w:pPr>
         <w:spacing w:before="0" w:after="120" w:line="276" w:lineRule="auto"/>
         <w:ind w:firstLine="432"/>
-        <w:jc w:val="left"/>
+        <w:jc w:val="both"/>
       </w:pPr>
       <w:r>
         <w:rPr>
@@ -4622,7 +4622,7 @@
       <w:pPr>
         <w:spacing w:before="0" w:after="120" w:line="276" w:lineRule="auto"/>
         <w:ind w:firstLine="432"/>
-        <w:jc w:val="left"/>
+        <w:jc w:val="both"/>
       </w:pPr>
       <w:r>
         <w:rPr>
@@ -4656,7 +4656,7 @@
       <w:pPr>
         <w:spacing w:before="0" w:after="120" w:line="276" w:lineRule="auto"/>
         <w:ind w:firstLine="432"/>
-        <w:jc w:val="left"/>
+        <w:jc w:val="both"/>
       </w:pPr>
       <w:r>
         <w:rPr>
@@ -4673,7 +4673,7 @@
         <w:keepNext/>
         <w:pageBreakBefore/>
         <w:spacing w:before="720" w:after="360" w:line="276" w:lineRule="auto"/>
-        <w:jc w:val="center"/>
+        <w:jc w:val="both"/>
       </w:pPr>
       <w:r>
         <w:rPr>
@@ -4689,7 +4689,7 @@
       <w:pPr>
         <w:keepNext/>
         <w:spacing w:before="360" w:after="160" w:line="276" w:lineRule="auto"/>
-        <w:jc w:val="left"/>
+        <w:jc w:val="both"/>
       </w:pPr>
       <w:r>
         <w:rPr>
@@ -4705,7 +4705,7 @@
       <w:pPr>
         <w:spacing w:before="0" w:after="120" w:line="276" w:lineRule="auto"/>
         <w:ind w:firstLine="432"/>
-        <w:jc w:val="left"/>
+        <w:jc w:val="both"/>
       </w:pPr>
       <w:r>
         <w:rPr>
@@ -4721,7 +4721,7 @@
       <w:pPr>
         <w:keepNext/>
         <w:spacing w:before="360" w:after="160" w:line="276" w:lineRule="auto"/>
-        <w:jc w:val="left"/>
+        <w:jc w:val="both"/>
       </w:pPr>
       <w:r>
         <w:rPr>
@@ -4737,7 +4737,7 @@
       <w:pPr>
         <w:spacing w:before="0" w:after="120" w:line="276" w:lineRule="auto"/>
         <w:ind w:firstLine="432"/>
-        <w:jc w:val="left"/>
+        <w:jc w:val="both"/>
       </w:pPr>
       <w:r>
         <w:rPr>
@@ -4769,7 +4769,7 @@
       <w:pPr>
         <w:spacing w:before="80" w:after="80" w:line="276" w:lineRule="auto"/>
         <w:ind w:left="720" w:right="432"/>
-        <w:jc w:val="left"/>
+        <w:jc w:val="both"/>
       </w:pPr>
       <w:r>
         <w:rPr>
@@ -4786,7 +4786,7 @@
       <w:pPr>
         <w:spacing w:before="0" w:after="120" w:line="276" w:lineRule="auto"/>
         <w:ind w:firstLine="432"/>
-        <w:jc w:val="left"/>
+        <w:jc w:val="both"/>
       </w:pPr>
       <w:r>
         <w:rPr>
@@ -4818,7 +4818,7 @@
       <w:pPr>
         <w:spacing w:before="80" w:after="80" w:line="276" w:lineRule="auto"/>
         <w:ind w:left="720" w:right="432"/>
-        <w:jc w:val="left"/>
+        <w:jc w:val="both"/>
       </w:pPr>
       <w:r>
         <w:rPr>
@@ -4835,7 +4835,7 @@
       <w:pPr>
         <w:spacing w:before="0" w:after="120" w:line="276" w:lineRule="auto"/>
         <w:ind w:firstLine="432"/>
-        <w:jc w:val="left"/>
+        <w:jc w:val="both"/>
       </w:pPr>
       <w:r>
         <w:rPr>
@@ -4867,7 +4867,7 @@
       <w:pPr>
         <w:spacing w:before="0" w:after="120" w:line="276" w:lineRule="auto"/>
         <w:ind w:firstLine="432"/>
-        <w:jc w:val="left"/>
+        <w:jc w:val="both"/>
       </w:pPr>
       <w:r>
         <w:rPr>
@@ -4883,7 +4883,7 @@
       <w:pPr>
         <w:spacing w:before="80" w:after="80" w:line="276" w:lineRule="auto"/>
         <w:ind w:left="720" w:right="432"/>
-        <w:jc w:val="left"/>
+        <w:jc w:val="both"/>
       </w:pPr>
       <w:r>
         <w:rPr>
@@ -4900,7 +4900,7 @@
       <w:pPr>
         <w:spacing w:before="0" w:after="120" w:line="276" w:lineRule="auto"/>
         <w:ind w:firstLine="432"/>
-        <w:jc w:val="left"/>
+        <w:jc w:val="both"/>
       </w:pPr>
       <w:r>
         <w:rPr>
@@ -4932,7 +4932,7 @@
       <w:pPr>
         <w:spacing w:before="80" w:after="80" w:line="276" w:lineRule="auto"/>
         <w:ind w:left="720" w:right="432"/>
-        <w:jc w:val="left"/>
+        <w:jc w:val="both"/>
       </w:pPr>
       <w:r>
         <w:rPr>
@@ -4949,7 +4949,7 @@
       <w:pPr>
         <w:spacing w:before="0" w:after="120" w:line="276" w:lineRule="auto"/>
         <w:ind w:firstLine="432"/>
-        <w:jc w:val="left"/>
+        <w:jc w:val="both"/>
       </w:pPr>
       <w:r>
         <w:rPr>
@@ -4981,7 +4981,7 @@
       <w:pPr>
         <w:spacing w:before="80" w:after="80" w:line="276" w:lineRule="auto"/>
         <w:ind w:left="720" w:right="432"/>
-        <w:jc w:val="left"/>
+        <w:jc w:val="both"/>
       </w:pPr>
       <w:r>
         <w:rPr>
@@ -4998,7 +4998,7 @@
       <w:pPr>
         <w:keepNext/>
         <w:spacing w:before="360" w:after="160" w:line="276" w:lineRule="auto"/>
-        <w:jc w:val="left"/>
+        <w:jc w:val="both"/>
       </w:pPr>
       <w:r>
         <w:rPr>
@@ -5014,7 +5014,7 @@
       <w:pPr>
         <w:spacing w:before="40" w:after="40" w:line="276" w:lineRule="auto"/>
         <w:ind w:left="576" w:hanging="288"/>
-        <w:jc w:val="left"/>
+        <w:jc w:val="both"/>
       </w:pPr>
       <w:r>
         <w:rPr>
@@ -5039,7 +5039,7 @@
       <w:pPr>
         <w:spacing w:before="40" w:after="40" w:line="276" w:lineRule="auto"/>
         <w:ind w:left="576" w:hanging="288"/>
-        <w:jc w:val="left"/>
+        <w:jc w:val="both"/>
       </w:pPr>
       <w:r>
         <w:rPr>
@@ -5064,7 +5064,7 @@
       <w:pPr>
         <w:spacing w:before="40" w:after="40" w:line="276" w:lineRule="auto"/>
         <w:ind w:left="576" w:hanging="288"/>
-        <w:jc w:val="left"/>
+        <w:jc w:val="both"/>
       </w:pPr>
       <w:r>
         <w:rPr>
@@ -5089,7 +5089,7 @@
       <w:pPr>
         <w:spacing w:before="40" w:after="40" w:line="276" w:lineRule="auto"/>
         <w:ind w:left="576" w:hanging="288"/>
-        <w:jc w:val="left"/>
+        <w:jc w:val="both"/>
       </w:pPr>
       <w:r>
         <w:rPr>
@@ -5114,7 +5114,7 @@
       <w:pPr>
         <w:spacing w:before="40" w:after="40" w:line="276" w:lineRule="auto"/>
         <w:ind w:left="576" w:hanging="288"/>
-        <w:jc w:val="left"/>
+        <w:jc w:val="both"/>
       </w:pPr>
       <w:r>
         <w:rPr>
@@ -5139,7 +5139,7 @@
       <w:pPr>
         <w:keepNext/>
         <w:spacing w:before="360" w:after="160" w:line="276" w:lineRule="auto"/>
-        <w:jc w:val="left"/>
+        <w:jc w:val="both"/>
       </w:pPr>
       <w:r>
         <w:rPr>
@@ -5155,7 +5155,7 @@
       <w:pPr>
         <w:spacing w:before="0" w:after="120" w:line="276" w:lineRule="auto"/>
         <w:ind w:firstLine="432"/>
-        <w:jc w:val="left"/>
+        <w:jc w:val="both"/>
       </w:pPr>
       <w:r>
         <w:rPr>
@@ -5188,7 +5188,7 @@
       <w:pPr>
         <w:spacing w:before="0" w:after="120" w:line="276" w:lineRule="auto"/>
         <w:ind w:firstLine="432"/>
-        <w:jc w:val="left"/>
+        <w:jc w:val="both"/>
       </w:pPr>
       <w:r>
         <w:rPr>
@@ -5204,7 +5204,7 @@
       <w:pPr>
         <w:spacing w:before="0" w:after="120" w:line="276" w:lineRule="auto"/>
         <w:ind w:firstLine="432"/>
-        <w:jc w:val="left"/>
+        <w:jc w:val="both"/>
       </w:pPr>
       <w:r>
         <w:rPr>
@@ -5220,7 +5220,7 @@
       <w:pPr>
         <w:keepNext/>
         <w:spacing w:before="360" w:after="160" w:line="276" w:lineRule="auto"/>
-        <w:jc w:val="left"/>
+        <w:jc w:val="both"/>
       </w:pPr>
       <w:r>
         <w:rPr>
@@ -5236,7 +5236,7 @@
       <w:pPr>
         <w:spacing w:before="0" w:after="120" w:line="276" w:lineRule="auto"/>
         <w:ind w:firstLine="432"/>
-        <w:jc w:val="left"/>
+        <w:jc w:val="both"/>
       </w:pPr>
       <w:r>
         <w:rPr>
@@ -5270,7 +5270,7 @@
       <w:pPr>
         <w:spacing w:before="0" w:after="120" w:line="276" w:lineRule="auto"/>
         <w:ind w:firstLine="432"/>
-        <w:jc w:val="left"/>
+        <w:jc w:val="both"/>
       </w:pPr>
       <w:r>
         <w:rPr>
@@ -5304,7 +5304,7 @@
       <w:pPr>
         <w:spacing w:before="0" w:after="120" w:line="276" w:lineRule="auto"/>
         <w:ind w:firstLine="432"/>
-        <w:jc w:val="left"/>
+        <w:jc w:val="both"/>
       </w:pPr>
       <w:r>
         <w:rPr>
@@ -5338,7 +5338,7 @@
       <w:pPr>
         <w:spacing w:before="0" w:after="120" w:line="276" w:lineRule="auto"/>
         <w:ind w:firstLine="432"/>
-        <w:jc w:val="left"/>
+        <w:jc w:val="both"/>
       </w:pPr>
       <w:r>
         <w:rPr>
@@ -5373,7 +5373,7 @@
         <w:keepNext/>
         <w:pageBreakBefore/>
         <w:spacing w:before="720" w:after="360" w:line="276" w:lineRule="auto"/>
-        <w:jc w:val="center"/>
+        <w:jc w:val="both"/>
       </w:pPr>
       <w:r>
         <w:rPr>
@@ -5389,7 +5389,7 @@
       <w:pPr>
         <w:keepNext/>
         <w:spacing w:before="360" w:after="160" w:line="276" w:lineRule="auto"/>
-        <w:jc w:val="left"/>
+        <w:jc w:val="both"/>
       </w:pPr>
       <w:r>
         <w:rPr>
@@ -5405,7 +5405,7 @@
       <w:pPr>
         <w:spacing w:before="0" w:after="120" w:line="276" w:lineRule="auto"/>
         <w:ind w:firstLine="432"/>
-        <w:jc w:val="left"/>
+        <w:jc w:val="both"/>
       </w:pPr>
       <w:r>
         <w:rPr>
@@ -5421,7 +5421,7 @@
       <w:pPr>
         <w:keepNext/>
         <w:spacing w:before="360" w:after="160" w:line="276" w:lineRule="auto"/>
-        <w:jc w:val="left"/>
+        <w:jc w:val="both"/>
       </w:pPr>
       <w:r>
         <w:rPr>
@@ -5437,7 +5437,7 @@
       <w:pPr>
         <w:spacing w:before="0" w:after="120" w:line="276" w:lineRule="auto"/>
         <w:ind w:firstLine="432"/>
-        <w:jc w:val="left"/>
+        <w:jc w:val="both"/>
       </w:pPr>
       <w:r>
         <w:rPr>
@@ -5469,7 +5469,7 @@
       <w:pPr>
         <w:spacing w:before="80" w:after="80" w:line="276" w:lineRule="auto"/>
         <w:ind w:left="720" w:right="432"/>
-        <w:jc w:val="left"/>
+        <w:jc w:val="both"/>
       </w:pPr>
       <w:r>
         <w:rPr>
@@ -5486,7 +5486,7 @@
       <w:pPr>
         <w:spacing w:before="0" w:after="120" w:line="276" w:lineRule="auto"/>
         <w:ind w:firstLine="432"/>
-        <w:jc w:val="left"/>
+        <w:jc w:val="both"/>
       </w:pPr>
       <w:r>
         <w:rPr>
@@ -5518,7 +5518,7 @@
       <w:pPr>
         <w:spacing w:before="80" w:after="80" w:line="276" w:lineRule="auto"/>
         <w:ind w:left="720" w:right="432"/>
-        <w:jc w:val="left"/>
+        <w:jc w:val="both"/>
       </w:pPr>
       <w:r>
         <w:rPr>
@@ -5535,7 +5535,7 @@
       <w:pPr>
         <w:spacing w:before="0" w:after="120" w:line="276" w:lineRule="auto"/>
         <w:ind w:firstLine="432"/>
-        <w:jc w:val="left"/>
+        <w:jc w:val="both"/>
       </w:pPr>
       <w:r>
         <w:rPr>
@@ -5567,7 +5567,7 @@
       <w:pPr>
         <w:spacing w:before="80" w:after="80" w:line="276" w:lineRule="auto"/>
         <w:ind w:left="720" w:right="432"/>
-        <w:jc w:val="left"/>
+        <w:jc w:val="both"/>
       </w:pPr>
       <w:r>
         <w:rPr>
@@ -5584,7 +5584,7 @@
       <w:pPr>
         <w:spacing w:before="0" w:after="120" w:line="276" w:lineRule="auto"/>
         <w:ind w:firstLine="432"/>
-        <w:jc w:val="left"/>
+        <w:jc w:val="both"/>
       </w:pPr>
       <w:r>
         <w:rPr>
@@ -5616,7 +5616,7 @@
       <w:pPr>
         <w:spacing w:before="80" w:after="80" w:line="276" w:lineRule="auto"/>
         <w:ind w:left="720" w:right="432"/>
-        <w:jc w:val="left"/>
+        <w:jc w:val="both"/>
       </w:pPr>
       <w:r>
         <w:rPr>
@@ -5633,7 +5633,7 @@
       <w:pPr>
         <w:spacing w:before="0" w:after="120" w:line="276" w:lineRule="auto"/>
         <w:ind w:firstLine="432"/>
-        <w:jc w:val="left"/>
+        <w:jc w:val="both"/>
       </w:pPr>
       <w:r>
         <w:rPr>
@@ -5665,7 +5665,7 @@
       <w:pPr>
         <w:spacing w:before="80" w:after="80" w:line="276" w:lineRule="auto"/>
         <w:ind w:left="720" w:right="432"/>
-        <w:jc w:val="left"/>
+        <w:jc w:val="both"/>
       </w:pPr>
       <w:r>
         <w:rPr>
@@ -5682,7 +5682,7 @@
       <w:pPr>
         <w:keepNext/>
         <w:spacing w:before="360" w:after="160" w:line="276" w:lineRule="auto"/>
-        <w:jc w:val="left"/>
+        <w:jc w:val="both"/>
       </w:pPr>
       <w:r>
         <w:rPr>
@@ -5698,7 +5698,7 @@
       <w:pPr>
         <w:spacing w:before="40" w:after="40" w:line="276" w:lineRule="auto"/>
         <w:ind w:left="576" w:hanging="288"/>
-        <w:jc w:val="left"/>
+        <w:jc w:val="both"/>
       </w:pPr>
       <w:r>
         <w:rPr>
@@ -5723,7 +5723,7 @@
       <w:pPr>
         <w:spacing w:before="40" w:after="40" w:line="276" w:lineRule="auto"/>
         <w:ind w:left="576" w:hanging="288"/>
-        <w:jc w:val="left"/>
+        <w:jc w:val="both"/>
       </w:pPr>
       <w:r>
         <w:rPr>
@@ -5748,7 +5748,7 @@
       <w:pPr>
         <w:spacing w:before="40" w:after="40" w:line="276" w:lineRule="auto"/>
         <w:ind w:left="576" w:hanging="288"/>
-        <w:jc w:val="left"/>
+        <w:jc w:val="both"/>
       </w:pPr>
       <w:r>
         <w:rPr>
@@ -5773,7 +5773,7 @@
       <w:pPr>
         <w:spacing w:before="40" w:after="40" w:line="276" w:lineRule="auto"/>
         <w:ind w:left="576" w:hanging="288"/>
-        <w:jc w:val="left"/>
+        <w:jc w:val="both"/>
       </w:pPr>
       <w:r>
         <w:rPr>
@@ -5798,7 +5798,7 @@
       <w:pPr>
         <w:spacing w:before="40" w:after="40" w:line="276" w:lineRule="auto"/>
         <w:ind w:left="576" w:hanging="288"/>
-        <w:jc w:val="left"/>
+        <w:jc w:val="both"/>
       </w:pPr>
       <w:r>
         <w:rPr>
@@ -5823,7 +5823,7 @@
       <w:pPr>
         <w:keepNext/>
         <w:spacing w:before="360" w:after="160" w:line="276" w:lineRule="auto"/>
-        <w:jc w:val="left"/>
+        <w:jc w:val="both"/>
       </w:pPr>
       <w:r>
         <w:rPr>
@@ -5839,7 +5839,7 @@
       <w:pPr>
         <w:spacing w:before="0" w:after="120" w:line="276" w:lineRule="auto"/>
         <w:ind w:firstLine="432"/>
-        <w:jc w:val="left"/>
+        <w:jc w:val="both"/>
       </w:pPr>
       <w:r>
         <w:rPr>
@@ -5873,7 +5873,7 @@
       <w:pPr>
         <w:spacing w:before="0" w:after="120" w:line="276" w:lineRule="auto"/>
         <w:ind w:firstLine="432"/>
-        <w:jc w:val="left"/>
+        <w:jc w:val="both"/>
       </w:pPr>
       <w:r>
         <w:rPr>
@@ -5889,7 +5889,7 @@
       <w:pPr>
         <w:spacing w:before="0" w:after="120" w:line="276" w:lineRule="auto"/>
         <w:ind w:firstLine="432"/>
-        <w:jc w:val="left"/>
+        <w:jc w:val="both"/>
       </w:pPr>
       <w:r>
         <w:rPr>
@@ -5923,7 +5923,7 @@
       <w:pPr>
         <w:keepNext/>
         <w:spacing w:before="360" w:after="160" w:line="276" w:lineRule="auto"/>
-        <w:jc w:val="left"/>
+        <w:jc w:val="both"/>
       </w:pPr>
       <w:r>
         <w:rPr>
@@ -5939,7 +5939,7 @@
       <w:pPr>
         <w:spacing w:before="0" w:after="120" w:line="276" w:lineRule="auto"/>
         <w:ind w:firstLine="432"/>
-        <w:jc w:val="left"/>
+        <w:jc w:val="both"/>
       </w:pPr>
       <w:r>
         <w:rPr>
@@ -5973,7 +5973,7 @@
       <w:pPr>
         <w:spacing w:before="0" w:after="120" w:line="276" w:lineRule="auto"/>
         <w:ind w:firstLine="432"/>
-        <w:jc w:val="left"/>
+        <w:jc w:val="both"/>
       </w:pPr>
       <w:r>
         <w:rPr>
@@ -6007,7 +6007,7 @@
       <w:pPr>
         <w:spacing w:before="0" w:after="120" w:line="276" w:lineRule="auto"/>
         <w:ind w:firstLine="432"/>
-        <w:jc w:val="left"/>
+        <w:jc w:val="both"/>
       </w:pPr>
       <w:r>
         <w:rPr>
@@ -6060,7 +6060,7 @@
         <w:keepNext/>
         <w:pageBreakBefore/>
         <w:spacing w:before="720" w:after="360" w:line="276" w:lineRule="auto"/>
-        <w:jc w:val="center"/>
+        <w:jc w:val="both"/>
       </w:pPr>
       <w:r>
         <w:rPr>
@@ -6076,7 +6076,7 @@
       <w:pPr>
         <w:keepNext/>
         <w:spacing w:before="360" w:after="160" w:line="276" w:lineRule="auto"/>
-        <w:jc w:val="left"/>
+        <w:jc w:val="both"/>
       </w:pPr>
       <w:r>
         <w:rPr>
@@ -6092,7 +6092,7 @@
       <w:pPr>
         <w:spacing w:before="0" w:after="120" w:line="276" w:lineRule="auto"/>
         <w:ind w:firstLine="432"/>
-        <w:jc w:val="left"/>
+        <w:jc w:val="both"/>
       </w:pPr>
       <w:r>
         <w:rPr>
@@ -6108,7 +6108,7 @@
       <w:pPr>
         <w:spacing w:before="0" w:after="120" w:line="276" w:lineRule="auto"/>
         <w:ind w:firstLine="432"/>
-        <w:jc w:val="left"/>
+        <w:jc w:val="both"/>
       </w:pPr>
       <w:r>
         <w:rPr>
@@ -6124,7 +6124,7 @@
       <w:pPr>
         <w:keepNext/>
         <w:spacing w:before="360" w:after="160" w:line="276" w:lineRule="auto"/>
-        <w:jc w:val="left"/>
+        <w:jc w:val="both"/>
       </w:pPr>
       <w:r>
         <w:rPr>
@@ -6140,7 +6140,7 @@
       <w:pPr>
         <w:spacing w:before="0" w:after="120" w:line="276" w:lineRule="auto"/>
         <w:ind w:firstLine="432"/>
-        <w:jc w:val="left"/>
+        <w:jc w:val="both"/>
       </w:pPr>
       <w:r>
         <w:rPr>
@@ -6172,7 +6172,7 @@
       <w:pPr>
         <w:spacing w:before="80" w:after="80" w:line="276" w:lineRule="auto"/>
         <w:ind w:left="720" w:right="432"/>
-        <w:jc w:val="left"/>
+        <w:jc w:val="both"/>
       </w:pPr>
       <w:r>
         <w:rPr>
@@ -6189,7 +6189,7 @@
       <w:pPr>
         <w:spacing w:before="0" w:after="120" w:line="276" w:lineRule="auto"/>
         <w:ind w:firstLine="432"/>
-        <w:jc w:val="left"/>
+        <w:jc w:val="both"/>
       </w:pPr>
       <w:r>
         <w:rPr>
@@ -6221,7 +6221,7 @@
       <w:pPr>
         <w:spacing w:before="80" w:after="80" w:line="276" w:lineRule="auto"/>
         <w:ind w:left="720" w:right="432"/>
-        <w:jc w:val="left"/>
+        <w:jc w:val="both"/>
       </w:pPr>
       <w:r>
         <w:rPr>
@@ -6238,7 +6238,7 @@
       <w:pPr>
         <w:spacing w:before="0" w:after="120" w:line="276" w:lineRule="auto"/>
         <w:ind w:firstLine="432"/>
-        <w:jc w:val="left"/>
+        <w:jc w:val="both"/>
       </w:pPr>
       <w:r>
         <w:rPr>
@@ -6271,7 +6271,7 @@
       <w:pPr>
         <w:spacing w:before="40" w:after="40" w:line="276" w:lineRule="auto"/>
         <w:ind w:left="576" w:hanging="288"/>
-        <w:jc w:val="left"/>
+        <w:jc w:val="both"/>
       </w:pPr>
       <w:r>
         <w:rPr>
@@ -6296,7 +6296,7 @@
       <w:pPr>
         <w:spacing w:before="40" w:after="40" w:line="276" w:lineRule="auto"/>
         <w:ind w:left="576" w:hanging="288"/>
-        <w:jc w:val="left"/>
+        <w:jc w:val="both"/>
       </w:pPr>
       <w:r>
         <w:rPr>
@@ -6321,7 +6321,7 @@
       <w:pPr>
         <w:spacing w:before="40" w:after="40" w:line="276" w:lineRule="auto"/>
         <w:ind w:left="576" w:hanging="288"/>
-        <w:jc w:val="left"/>
+        <w:jc w:val="both"/>
       </w:pPr>
       <w:r>
         <w:rPr>
@@ -6346,7 +6346,7 @@
       <w:pPr>
         <w:spacing w:before="40" w:after="40" w:line="276" w:lineRule="auto"/>
         <w:ind w:left="576" w:hanging="288"/>
-        <w:jc w:val="left"/>
+        <w:jc w:val="both"/>
       </w:pPr>
       <w:r>
         <w:rPr>
@@ -6371,7 +6371,7 @@
       <w:pPr>
         <w:spacing w:before="40" w:after="40" w:line="276" w:lineRule="auto"/>
         <w:ind w:left="576" w:hanging="288"/>
-        <w:jc w:val="left"/>
+        <w:jc w:val="both"/>
       </w:pPr>
       <w:r>
         <w:rPr>
@@ -6396,7 +6396,7 @@
       <w:pPr>
         <w:spacing w:before="40" w:after="40" w:line="276" w:lineRule="auto"/>
         <w:ind w:left="576" w:hanging="288"/>
-        <w:jc w:val="left"/>
+        <w:jc w:val="both"/>
       </w:pPr>
       <w:r>
         <w:rPr>
@@ -6421,7 +6421,7 @@
       <w:pPr>
         <w:spacing w:before="80" w:after="80" w:line="276" w:lineRule="auto"/>
         <w:ind w:left="720" w:right="432"/>
-        <w:jc w:val="left"/>
+        <w:jc w:val="both"/>
       </w:pPr>
       <w:r>
         <w:rPr>
@@ -6438,7 +6438,7 @@
       <w:pPr>
         <w:spacing w:before="0" w:after="120" w:line="276" w:lineRule="auto"/>
         <w:ind w:firstLine="432"/>
-        <w:jc w:val="left"/>
+        <w:jc w:val="both"/>
       </w:pPr>
       <w:r>
         <w:rPr>
@@ -6470,7 +6470,7 @@
       <w:pPr>
         <w:spacing w:before="80" w:after="80" w:line="276" w:lineRule="auto"/>
         <w:ind w:left="720" w:right="432"/>
-        <w:jc w:val="left"/>
+        <w:jc w:val="both"/>
       </w:pPr>
       <w:r>
         <w:rPr>
@@ -6487,7 +6487,7 @@
       <w:pPr>
         <w:keepNext/>
         <w:spacing w:before="360" w:after="160" w:line="276" w:lineRule="auto"/>
-        <w:jc w:val="left"/>
+        <w:jc w:val="both"/>
       </w:pPr>
       <w:r>
         <w:rPr>
@@ -6503,7 +6503,7 @@
       <w:pPr>
         <w:spacing w:before="40" w:after="40" w:line="276" w:lineRule="auto"/>
         <w:ind w:left="576" w:hanging="288"/>
-        <w:jc w:val="left"/>
+        <w:jc w:val="both"/>
       </w:pPr>
       <w:r>
         <w:rPr>
@@ -6528,7 +6528,7 @@
       <w:pPr>
         <w:spacing w:before="40" w:after="40" w:line="276" w:lineRule="auto"/>
         <w:ind w:left="576" w:hanging="288"/>
-        <w:jc w:val="left"/>
+        <w:jc w:val="both"/>
       </w:pPr>
       <w:r>
         <w:rPr>
@@ -6553,7 +6553,7 @@
       <w:pPr>
         <w:spacing w:before="40" w:after="40" w:line="276" w:lineRule="auto"/>
         <w:ind w:left="576" w:hanging="288"/>
-        <w:jc w:val="left"/>
+        <w:jc w:val="both"/>
       </w:pPr>
       <w:r>
         <w:rPr>
@@ -6578,7 +6578,7 @@
       <w:pPr>
         <w:spacing w:before="40" w:after="40" w:line="276" w:lineRule="auto"/>
         <w:ind w:left="576" w:hanging="288"/>
-        <w:jc w:val="left"/>
+        <w:jc w:val="both"/>
       </w:pPr>
       <w:r>
         <w:rPr>
@@ -6603,7 +6603,7 @@
       <w:pPr>
         <w:spacing w:before="40" w:after="40" w:line="276" w:lineRule="auto"/>
         <w:ind w:left="576" w:hanging="288"/>
-        <w:jc w:val="left"/>
+        <w:jc w:val="both"/>
       </w:pPr>
       <w:r>
         <w:rPr>
@@ -6628,7 +6628,7 @@
       <w:pPr>
         <w:keepNext/>
         <w:spacing w:before="360" w:after="160" w:line="276" w:lineRule="auto"/>
-        <w:jc w:val="left"/>
+        <w:jc w:val="both"/>
       </w:pPr>
       <w:r>
         <w:rPr>
@@ -6644,7 +6644,7 @@
       <w:pPr>
         <w:spacing w:before="0" w:after="120" w:line="276" w:lineRule="auto"/>
         <w:ind w:firstLine="432"/>
-        <w:jc w:val="left"/>
+        <w:jc w:val="both"/>
       </w:pPr>
       <w:r>
         <w:rPr>
@@ -6678,7 +6678,7 @@
       <w:pPr>
         <w:spacing w:before="0" w:after="120" w:line="276" w:lineRule="auto"/>
         <w:ind w:firstLine="432"/>
-        <w:jc w:val="left"/>
+        <w:jc w:val="both"/>
       </w:pPr>
       <w:r>
         <w:rPr>
@@ -6712,7 +6712,7 @@
       <w:pPr>
         <w:spacing w:before="0" w:after="120" w:line="276" w:lineRule="auto"/>
         <w:ind w:firstLine="432"/>
-        <w:jc w:val="left"/>
+        <w:jc w:val="both"/>
       </w:pPr>
       <w:r>
         <w:rPr>
@@ -6746,7 +6746,7 @@
       <w:pPr>
         <w:spacing w:before="0" w:after="120" w:line="276" w:lineRule="auto"/>
         <w:ind w:firstLine="432"/>
-        <w:jc w:val="left"/>
+        <w:jc w:val="both"/>
       </w:pPr>
       <w:r>
         <w:rPr>
@@ -6762,7 +6762,7 @@
       <w:pPr>
         <w:keepNext/>
         <w:spacing w:before="360" w:after="160" w:line="276" w:lineRule="auto"/>
-        <w:jc w:val="left"/>
+        <w:jc w:val="both"/>
       </w:pPr>
       <w:r>
         <w:rPr>
@@ -6778,7 +6778,7 @@
       <w:pPr>
         <w:spacing w:before="0" w:after="120" w:line="276" w:lineRule="auto"/>
         <w:ind w:firstLine="432"/>
-        <w:jc w:val="left"/>
+        <w:jc w:val="both"/>
       </w:pPr>
       <w:r>
         <w:rPr>
@@ -6812,7 +6812,7 @@
       <w:pPr>
         <w:spacing w:before="0" w:after="120" w:line="276" w:lineRule="auto"/>
         <w:ind w:firstLine="432"/>
-        <w:jc w:val="left"/>
+        <w:jc w:val="both"/>
       </w:pPr>
       <w:r>
         <w:rPr>
@@ -6846,7 +6846,7 @@
       <w:pPr>
         <w:spacing w:before="0" w:after="120" w:line="276" w:lineRule="auto"/>
         <w:ind w:firstLine="432"/>
-        <w:jc w:val="left"/>
+        <w:jc w:val="both"/>
       </w:pPr>
       <w:r>
         <w:rPr>
@@ -6880,7 +6880,7 @@
       <w:pPr>
         <w:spacing w:before="0" w:after="120" w:line="276" w:lineRule="auto"/>
         <w:ind w:firstLine="432"/>
-        <w:jc w:val="left"/>
+        <w:jc w:val="both"/>
       </w:pPr>
       <w:r>
         <w:rPr>
@@ -6915,7 +6915,7 @@
         <w:keepNext/>
         <w:pageBreakBefore/>
         <w:spacing w:before="720" w:after="360" w:line="276" w:lineRule="auto"/>
-        <w:jc w:val="center"/>
+        <w:jc w:val="both"/>
       </w:pPr>
       <w:r>
         <w:rPr>
@@ -6931,7 +6931,7 @@
       <w:pPr>
         <w:keepNext/>
         <w:spacing w:before="360" w:after="160" w:line="276" w:lineRule="auto"/>
-        <w:jc w:val="left"/>
+        <w:jc w:val="both"/>
       </w:pPr>
       <w:r>
         <w:rPr>
@@ -6947,7 +6947,7 @@
       <w:pPr>
         <w:spacing w:before="0" w:after="120" w:line="276" w:lineRule="auto"/>
         <w:ind w:firstLine="432"/>
-        <w:jc w:val="left"/>
+        <w:jc w:val="both"/>
       </w:pPr>
       <w:r>
         <w:rPr>
@@ -6963,7 +6963,7 @@
       <w:pPr>
         <w:keepNext/>
         <w:spacing w:before="360" w:after="160" w:line="276" w:lineRule="auto"/>
-        <w:jc w:val="left"/>
+        <w:jc w:val="both"/>
       </w:pPr>
       <w:r>
         <w:rPr>
@@ -6979,7 +6979,7 @@
       <w:pPr>
         <w:spacing w:before="0" w:after="120" w:line="276" w:lineRule="auto"/>
         <w:ind w:firstLine="432"/>
-        <w:jc w:val="left"/>
+        <w:jc w:val="both"/>
       </w:pPr>
       <w:r>
         <w:rPr>
@@ -7011,7 +7011,7 @@
       <w:pPr>
         <w:spacing w:before="80" w:after="80" w:line="276" w:lineRule="auto"/>
         <w:ind w:left="720" w:right="432"/>
-        <w:jc w:val="left"/>
+        <w:jc w:val="both"/>
       </w:pPr>
       <w:r>
         <w:rPr>
@@ -7028,7 +7028,7 @@
       <w:pPr>
         <w:spacing w:before="0" w:after="120" w:line="276" w:lineRule="auto"/>
         <w:ind w:firstLine="432"/>
-        <w:jc w:val="left"/>
+        <w:jc w:val="both"/>
       </w:pPr>
       <w:r>
         <w:rPr>
@@ -7060,7 +7060,7 @@
       <w:pPr>
         <w:spacing w:before="80" w:after="80" w:line="276" w:lineRule="auto"/>
         <w:ind w:left="720" w:right="432"/>
-        <w:jc w:val="left"/>
+        <w:jc w:val="both"/>
       </w:pPr>
       <w:r>
         <w:rPr>
@@ -7077,7 +7077,7 @@
       <w:pPr>
         <w:spacing w:before="0" w:after="120" w:line="276" w:lineRule="auto"/>
         <w:ind w:firstLine="432"/>
-        <w:jc w:val="left"/>
+        <w:jc w:val="both"/>
       </w:pPr>
       <w:r>
         <w:rPr>
@@ -7109,7 +7109,7 @@
       <w:pPr>
         <w:spacing w:before="80" w:after="80" w:line="276" w:lineRule="auto"/>
         <w:ind w:left="720" w:right="432"/>
-        <w:jc w:val="left"/>
+        <w:jc w:val="both"/>
       </w:pPr>
       <w:r>
         <w:rPr>
@@ -7126,7 +7126,7 @@
       <w:pPr>
         <w:spacing w:before="0" w:after="120" w:line="276" w:lineRule="auto"/>
         <w:ind w:firstLine="432"/>
-        <w:jc w:val="left"/>
+        <w:jc w:val="both"/>
       </w:pPr>
       <w:r>
         <w:rPr>
@@ -7158,7 +7158,7 @@
       <w:pPr>
         <w:spacing w:before="80" w:after="80" w:line="276" w:lineRule="auto"/>
         <w:ind w:left="720" w:right="432"/>
-        <w:jc w:val="left"/>
+        <w:jc w:val="both"/>
       </w:pPr>
       <w:r>
         <w:rPr>
@@ -7175,7 +7175,7 @@
       <w:pPr>
         <w:spacing w:before="0" w:after="120" w:line="276" w:lineRule="auto"/>
         <w:ind w:firstLine="432"/>
-        <w:jc w:val="left"/>
+        <w:jc w:val="both"/>
       </w:pPr>
       <w:r>
         <w:rPr>
@@ -7207,7 +7207,7 @@
       <w:pPr>
         <w:spacing w:before="80" w:after="80" w:line="276" w:lineRule="auto"/>
         <w:ind w:left="720" w:right="432"/>
-        <w:jc w:val="left"/>
+        <w:jc w:val="both"/>
       </w:pPr>
       <w:r>
         <w:rPr>
@@ -7224,7 +7224,7 @@
       <w:pPr>
         <w:keepNext/>
         <w:spacing w:before="360" w:after="160" w:line="276" w:lineRule="auto"/>
-        <w:jc w:val="left"/>
+        <w:jc w:val="both"/>
       </w:pPr>
       <w:r>
         <w:rPr>
@@ -7240,7 +7240,7 @@
       <w:pPr>
         <w:spacing w:before="40" w:after="40" w:line="276" w:lineRule="auto"/>
         <w:ind w:left="576" w:hanging="288"/>
-        <w:jc w:val="left"/>
+        <w:jc w:val="both"/>
       </w:pPr>
       <w:r>
         <w:rPr>
@@ -7265,7 +7265,7 @@
       <w:pPr>
         <w:spacing w:before="40" w:after="40" w:line="276" w:lineRule="auto"/>
         <w:ind w:left="576" w:hanging="288"/>
-        <w:jc w:val="left"/>
+        <w:jc w:val="both"/>
       </w:pPr>
       <w:r>
         <w:rPr>
@@ -7290,7 +7290,7 @@
       <w:pPr>
         <w:spacing w:before="40" w:after="40" w:line="276" w:lineRule="auto"/>
         <w:ind w:left="576" w:hanging="288"/>
-        <w:jc w:val="left"/>
+        <w:jc w:val="both"/>
       </w:pPr>
       <w:r>
         <w:rPr>
@@ -7315,7 +7315,7 @@
       <w:pPr>
         <w:spacing w:before="40" w:after="40" w:line="276" w:lineRule="auto"/>
         <w:ind w:left="576" w:hanging="288"/>
-        <w:jc w:val="left"/>
+        <w:jc w:val="both"/>
       </w:pPr>
       <w:r>
         <w:rPr>
@@ -7340,7 +7340,7 @@
       <w:pPr>
         <w:spacing w:before="40" w:after="40" w:line="276" w:lineRule="auto"/>
         <w:ind w:left="576" w:hanging="288"/>
-        <w:jc w:val="left"/>
+        <w:jc w:val="both"/>
       </w:pPr>
       <w:r>
         <w:rPr>
@@ -7365,7 +7365,7 @@
       <w:pPr>
         <w:spacing w:before="40" w:after="40" w:line="276" w:lineRule="auto"/>
         <w:ind w:left="576" w:hanging="288"/>
-        <w:jc w:val="left"/>
+        <w:jc w:val="both"/>
       </w:pPr>
       <w:r>
         <w:rPr>
@@ -7390,7 +7390,7 @@
       <w:pPr>
         <w:keepNext/>
         <w:spacing w:before="360" w:after="160" w:line="276" w:lineRule="auto"/>
-        <w:jc w:val="left"/>
+        <w:jc w:val="both"/>
       </w:pPr>
       <w:r>
         <w:rPr>
@@ -7406,7 +7406,7 @@
       <w:pPr>
         <w:spacing w:before="0" w:after="120" w:line="276" w:lineRule="auto"/>
         <w:ind w:firstLine="432"/>
-        <w:jc w:val="left"/>
+        <w:jc w:val="both"/>
       </w:pPr>
       <w:r>
         <w:rPr>
@@ -7458,7 +7458,7 @@
       <w:pPr>
         <w:spacing w:before="0" w:after="120" w:line="276" w:lineRule="auto"/>
         <w:ind w:firstLine="432"/>
-        <w:jc w:val="left"/>
+        <w:jc w:val="both"/>
       </w:pPr>
       <w:r>
         <w:rPr>
@@ -7510,7 +7510,7 @@
       <w:pPr>
         <w:spacing w:before="0" w:after="120" w:line="276" w:lineRule="auto"/>
         <w:ind w:firstLine="432"/>
-        <w:jc w:val="left"/>
+        <w:jc w:val="both"/>
       </w:pPr>
       <w:r>
         <w:rPr>
@@ -7544,7 +7544,7 @@
       <w:pPr>
         <w:keepNext/>
         <w:spacing w:before="360" w:after="160" w:line="276" w:lineRule="auto"/>
-        <w:jc w:val="left"/>
+        <w:jc w:val="both"/>
       </w:pPr>
       <w:r>
         <w:rPr>
@@ -7560,7 +7560,7 @@
       <w:pPr>
         <w:spacing w:before="0" w:after="120" w:line="276" w:lineRule="auto"/>
         <w:ind w:firstLine="432"/>
-        <w:jc w:val="left"/>
+        <w:jc w:val="both"/>
       </w:pPr>
       <w:r>
         <w:rPr>
@@ -7594,7 +7594,7 @@
       <w:pPr>
         <w:spacing w:before="0" w:after="120" w:line="276" w:lineRule="auto"/>
         <w:ind w:firstLine="432"/>
-        <w:jc w:val="left"/>
+        <w:jc w:val="both"/>
       </w:pPr>
       <w:r>
         <w:rPr>
@@ -7628,7 +7628,7 @@
       <w:pPr>
         <w:spacing w:before="0" w:after="120" w:line="276" w:lineRule="auto"/>
         <w:ind w:firstLine="432"/>
-        <w:jc w:val="left"/>
+        <w:jc w:val="both"/>
       </w:pPr>
       <w:r>
         <w:rPr>
@@ -7662,7 +7662,7 @@
       <w:pPr>
         <w:spacing w:before="0" w:after="120" w:line="276" w:lineRule="auto"/>
         <w:ind w:firstLine="432"/>
-        <w:jc w:val="left"/>
+        <w:jc w:val="both"/>
       </w:pPr>
       <w:r>
         <w:rPr>
@@ -7697,7 +7697,7 @@
         <w:keepNext/>
         <w:pageBreakBefore/>
         <w:spacing w:before="720" w:after="360" w:line="276" w:lineRule="auto"/>
-        <w:jc w:val="center"/>
+        <w:jc w:val="both"/>
       </w:pPr>
       <w:r>
         <w:rPr>
@@ -7713,7 +7713,7 @@
       <w:pPr>
         <w:keepNext/>
         <w:spacing w:before="360" w:after="160" w:line="276" w:lineRule="auto"/>
-        <w:jc w:val="left"/>
+        <w:jc w:val="both"/>
       </w:pPr>
       <w:r>
         <w:rPr>
@@ -7729,7 +7729,7 @@
       <w:pPr>
         <w:spacing w:before="0" w:after="120" w:line="276" w:lineRule="auto"/>
         <w:ind w:firstLine="432"/>
-        <w:jc w:val="left"/>
+        <w:jc w:val="both"/>
       </w:pPr>
       <w:r>
         <w:rPr>
@@ -7745,7 +7745,7 @@
       <w:pPr>
         <w:spacing w:before="0" w:after="120" w:line="276" w:lineRule="auto"/>
         <w:ind w:firstLine="432"/>
-        <w:jc w:val="left"/>
+        <w:jc w:val="both"/>
       </w:pPr>
       <w:r>
         <w:rPr>
@@ -7778,7 +7778,7 @@
       <w:pPr>
         <w:keepNext/>
         <w:spacing w:before="360" w:after="160" w:line="276" w:lineRule="auto"/>
-        <w:jc w:val="left"/>
+        <w:jc w:val="both"/>
       </w:pPr>
       <w:r>
         <w:rPr>
@@ -7794,7 +7794,7 @@
       <w:pPr>
         <w:spacing w:before="0" w:after="120" w:line="276" w:lineRule="auto"/>
         <w:ind w:firstLine="432"/>
-        <w:jc w:val="left"/>
+        <w:jc w:val="both"/>
       </w:pPr>
       <w:r>
         <w:rPr>
@@ -7826,7 +7826,7 @@
       <w:pPr>
         <w:spacing w:before="80" w:after="80" w:line="276" w:lineRule="auto"/>
         <w:ind w:left="720" w:right="432"/>
-        <w:jc w:val="left"/>
+        <w:jc w:val="both"/>
       </w:pPr>
       <w:r>
         <w:rPr>
@@ -7843,7 +7843,7 @@
       <w:pPr>
         <w:spacing w:before="0" w:after="120" w:line="276" w:lineRule="auto"/>
         <w:ind w:firstLine="432"/>
-        <w:jc w:val="left"/>
+        <w:jc w:val="both"/>
       </w:pPr>
       <w:r>
         <w:rPr>
@@ -7859,7 +7859,7 @@
       <w:pPr>
         <w:spacing w:before="0" w:after="120" w:line="276" w:lineRule="auto"/>
         <w:ind w:firstLine="432"/>
-        <w:jc w:val="left"/>
+        <w:jc w:val="both"/>
       </w:pPr>
       <w:r>
         <w:rPr>
@@ -7891,7 +7891,7 @@
       <w:pPr>
         <w:spacing w:before="80" w:after="80" w:line="276" w:lineRule="auto"/>
         <w:ind w:left="720" w:right="432"/>
-        <w:jc w:val="left"/>
+        <w:jc w:val="both"/>
       </w:pPr>
       <w:r>
         <w:rPr>
@@ -7908,7 +7908,7 @@
       <w:pPr>
         <w:spacing w:before="0" w:after="120" w:line="276" w:lineRule="auto"/>
         <w:ind w:firstLine="432"/>
-        <w:jc w:val="left"/>
+        <w:jc w:val="both"/>
       </w:pPr>
       <w:r>
         <w:rPr>
@@ -7940,7 +7940,7 @@
       <w:pPr>
         <w:spacing w:before="80" w:after="80" w:line="276" w:lineRule="auto"/>
         <w:ind w:left="720" w:right="432"/>
-        <w:jc w:val="left"/>
+        <w:jc w:val="both"/>
       </w:pPr>
       <w:r>
         <w:rPr>
@@ -7957,7 +7957,7 @@
       <w:pPr>
         <w:spacing w:before="0" w:after="120" w:line="276" w:lineRule="auto"/>
         <w:ind w:firstLine="432"/>
-        <w:jc w:val="left"/>
+        <w:jc w:val="both"/>
       </w:pPr>
       <w:r>
         <w:rPr>
@@ -7989,7 +7989,7 @@
       <w:pPr>
         <w:spacing w:before="80" w:after="80" w:line="276" w:lineRule="auto"/>
         <w:ind w:left="720" w:right="432"/>
-        <w:jc w:val="left"/>
+        <w:jc w:val="both"/>
       </w:pPr>
       <w:r>
         <w:rPr>
@@ -8006,7 +8006,7 @@
       <w:pPr>
         <w:spacing w:before="0" w:after="120" w:line="276" w:lineRule="auto"/>
         <w:ind w:firstLine="432"/>
-        <w:jc w:val="left"/>
+        <w:jc w:val="both"/>
       </w:pPr>
       <w:r>
         <w:rPr>
@@ -8038,7 +8038,7 @@
       <w:pPr>
         <w:spacing w:before="80" w:after="80" w:line="276" w:lineRule="auto"/>
         <w:ind w:left="720" w:right="432"/>
-        <w:jc w:val="left"/>
+        <w:jc w:val="both"/>
       </w:pPr>
       <w:r>
         <w:rPr>
@@ -8055,7 +8055,7 @@
       <w:pPr>
         <w:keepNext/>
         <w:spacing w:before="360" w:after="160" w:line="276" w:lineRule="auto"/>
-        <w:jc w:val="left"/>
+        <w:jc w:val="both"/>
       </w:pPr>
       <w:r>
         <w:rPr>
@@ -8071,7 +8071,7 @@
       <w:pPr>
         <w:spacing w:before="40" w:after="40" w:line="276" w:lineRule="auto"/>
         <w:ind w:left="576" w:hanging="288"/>
-        <w:jc w:val="left"/>
+        <w:jc w:val="both"/>
       </w:pPr>
       <w:r>
         <w:rPr>
@@ -8096,7 +8096,7 @@
       <w:pPr>
         <w:spacing w:before="40" w:after="40" w:line="276" w:lineRule="auto"/>
         <w:ind w:left="576" w:hanging="288"/>
-        <w:jc w:val="left"/>
+        <w:jc w:val="both"/>
       </w:pPr>
       <w:r>
         <w:rPr>
@@ -8121,7 +8121,7 @@
       <w:pPr>
         <w:spacing w:before="40" w:after="40" w:line="276" w:lineRule="auto"/>
         <w:ind w:left="576" w:hanging="288"/>
-        <w:jc w:val="left"/>
+        <w:jc w:val="both"/>
       </w:pPr>
       <w:r>
         <w:rPr>
@@ -8146,7 +8146,7 @@
       <w:pPr>
         <w:spacing w:before="40" w:after="40" w:line="276" w:lineRule="auto"/>
         <w:ind w:left="576" w:hanging="288"/>
-        <w:jc w:val="left"/>
+        <w:jc w:val="both"/>
       </w:pPr>
       <w:r>
         <w:rPr>
@@ -8171,7 +8171,7 @@
       <w:pPr>
         <w:spacing w:before="40" w:after="40" w:line="276" w:lineRule="auto"/>
         <w:ind w:left="576" w:hanging="288"/>
-        <w:jc w:val="left"/>
+        <w:jc w:val="both"/>
       </w:pPr>
       <w:r>
         <w:rPr>
@@ -8196,7 +8196,7 @@
       <w:pPr>
         <w:spacing w:before="40" w:after="40" w:line="276" w:lineRule="auto"/>
         <w:ind w:left="576" w:hanging="288"/>
-        <w:jc w:val="left"/>
+        <w:jc w:val="both"/>
       </w:pPr>
       <w:r>
         <w:rPr>
@@ -8221,7 +8221,7 @@
       <w:pPr>
         <w:keepNext/>
         <w:spacing w:before="360" w:after="160" w:line="276" w:lineRule="auto"/>
-        <w:jc w:val="left"/>
+        <w:jc w:val="both"/>
       </w:pPr>
       <w:r>
         <w:rPr>
@@ -8237,7 +8237,7 @@
       <w:pPr>
         <w:spacing w:before="0" w:after="120" w:line="276" w:lineRule="auto"/>
         <w:ind w:firstLine="432"/>
-        <w:jc w:val="left"/>
+        <w:jc w:val="both"/>
       </w:pPr>
       <w:r>
         <w:rPr>
@@ -8253,7 +8253,7 @@
       <w:pPr>
         <w:spacing w:before="0" w:after="120" w:line="276" w:lineRule="auto"/>
         <w:ind w:firstLine="432"/>
-        <w:jc w:val="left"/>
+        <w:jc w:val="both"/>
       </w:pPr>
       <w:r>
         <w:rPr>
@@ -8269,7 +8269,7 @@
       <w:pPr>
         <w:spacing w:before="40" w:after="40" w:line="276" w:lineRule="auto"/>
         <w:ind w:left="576" w:hanging="288"/>
-        <w:jc w:val="left"/>
+        <w:jc w:val="both"/>
       </w:pPr>
       <w:r>
         <w:rPr>
@@ -8311,7 +8311,7 @@
       <w:pPr>
         <w:spacing w:before="40" w:after="40" w:line="276" w:lineRule="auto"/>
         <w:ind w:left="576" w:hanging="288"/>
-        <w:jc w:val="left"/>
+        <w:jc w:val="both"/>
       </w:pPr>
       <w:r>
         <w:rPr>
@@ -8353,7 +8353,7 @@
       <w:pPr>
         <w:spacing w:before="40" w:after="40" w:line="276" w:lineRule="auto"/>
         <w:ind w:left="576" w:hanging="288"/>
-        <w:jc w:val="left"/>
+        <w:jc w:val="both"/>
       </w:pPr>
       <w:r>
         <w:rPr>
@@ -8395,7 +8395,7 @@
       <w:pPr>
         <w:spacing w:before="0" w:after="120" w:line="276" w:lineRule="auto"/>
         <w:ind w:firstLine="432"/>
-        <w:jc w:val="left"/>
+        <w:jc w:val="both"/>
       </w:pPr>
       <w:r>
         <w:rPr>
@@ -8411,7 +8411,7 @@
       <w:pPr>
         <w:keepNext/>
         <w:spacing w:before="360" w:after="160" w:line="276" w:lineRule="auto"/>
-        <w:jc w:val="left"/>
+        <w:jc w:val="both"/>
       </w:pPr>
       <w:r>
         <w:rPr>
@@ -8427,7 +8427,7 @@
       <w:pPr>
         <w:spacing w:before="0" w:after="120" w:line="276" w:lineRule="auto"/>
         <w:ind w:firstLine="432"/>
-        <w:jc w:val="left"/>
+        <w:jc w:val="both"/>
       </w:pPr>
       <w:r>
         <w:rPr>
@@ -8461,7 +8461,7 @@
       <w:pPr>
         <w:spacing w:before="0" w:after="120" w:line="276" w:lineRule="auto"/>
         <w:ind w:firstLine="432"/>
-        <w:jc w:val="left"/>
+        <w:jc w:val="both"/>
       </w:pPr>
       <w:r>
         <w:rPr>
@@ -8495,7 +8495,7 @@
       <w:pPr>
         <w:spacing w:before="0" w:after="120" w:line="276" w:lineRule="auto"/>
         <w:ind w:firstLine="432"/>
-        <w:jc w:val="left"/>
+        <w:jc w:val="both"/>
       </w:pPr>
       <w:r>
         <w:rPr>
@@ -8547,7 +8547,7 @@
       <w:pPr>
         <w:spacing w:before="0" w:after="120" w:line="276" w:lineRule="auto"/>
         <w:ind w:firstLine="432"/>
-        <w:jc w:val="left"/>
+        <w:jc w:val="both"/>
       </w:pPr>
       <w:r>
         <w:rPr>
@@ -8582,7 +8582,7 @@
         <w:keepNext/>
         <w:pageBreakBefore/>
         <w:spacing w:before="720" w:after="360" w:line="276" w:lineRule="auto"/>
-        <w:jc w:val="center"/>
+        <w:jc w:val="both"/>
       </w:pPr>
       <w:r>
         <w:rPr>
@@ -8598,7 +8598,7 @@
       <w:pPr>
         <w:keepNext/>
         <w:spacing w:before="360" w:after="160" w:line="276" w:lineRule="auto"/>
-        <w:jc w:val="left"/>
+        <w:jc w:val="both"/>
       </w:pPr>
       <w:r>
         <w:rPr>
@@ -8614,7 +8614,7 @@
       <w:pPr>
         <w:spacing w:before="0" w:after="120" w:line="276" w:lineRule="auto"/>
         <w:ind w:firstLine="432"/>
-        <w:jc w:val="left"/>
+        <w:jc w:val="both"/>
       </w:pPr>
       <w:r>
         <w:rPr>
@@ -8630,7 +8630,7 @@
       <w:pPr>
         <w:spacing w:before="0" w:after="120" w:line="276" w:lineRule="auto"/>
         <w:ind w:firstLine="432"/>
-        <w:jc w:val="left"/>
+        <w:jc w:val="both"/>
       </w:pPr>
       <w:r>
         <w:rPr>
@@ -8646,7 +8646,7 @@
       <w:pPr>
         <w:keepNext/>
         <w:spacing w:before="360" w:after="160" w:line="276" w:lineRule="auto"/>
-        <w:jc w:val="left"/>
+        <w:jc w:val="both"/>
       </w:pPr>
       <w:r>
         <w:rPr>
@@ -8662,7 +8662,7 @@
       <w:pPr>
         <w:spacing w:before="0" w:after="120" w:line="276" w:lineRule="auto"/>
         <w:ind w:firstLine="432"/>
-        <w:jc w:val="left"/>
+        <w:jc w:val="both"/>
       </w:pPr>
       <w:r>
         <w:rPr>
@@ -8694,7 +8694,7 @@
       <w:pPr>
         <w:spacing w:before="80" w:after="80" w:line="276" w:lineRule="auto"/>
         <w:ind w:left="720" w:right="432"/>
-        <w:jc w:val="left"/>
+        <w:jc w:val="both"/>
       </w:pPr>
       <w:r>
         <w:rPr>
@@ -8711,7 +8711,7 @@
       <w:pPr>
         <w:spacing w:before="0" w:after="120" w:line="276" w:lineRule="auto"/>
         <w:ind w:firstLine="432"/>
-        <w:jc w:val="left"/>
+        <w:jc w:val="both"/>
       </w:pPr>
       <w:r>
         <w:rPr>
@@ -8727,7 +8727,7 @@
       <w:pPr>
         <w:spacing w:before="80" w:after="80" w:line="276" w:lineRule="auto"/>
         <w:ind w:left="720" w:right="432"/>
-        <w:jc w:val="left"/>
+        <w:jc w:val="both"/>
       </w:pPr>
       <w:r>
         <w:rPr>
@@ -8744,7 +8744,7 @@
       <w:pPr>
         <w:spacing w:before="0" w:after="120" w:line="276" w:lineRule="auto"/>
         <w:ind w:firstLine="432"/>
-        <w:jc w:val="left"/>
+        <w:jc w:val="both"/>
       </w:pPr>
       <w:r>
         <w:rPr>
@@ -8776,7 +8776,7 @@
       <w:pPr>
         <w:spacing w:before="80" w:after="80" w:line="276" w:lineRule="auto"/>
         <w:ind w:left="720" w:right="432"/>
-        <w:jc w:val="left"/>
+        <w:jc w:val="both"/>
       </w:pPr>
       <w:r>
         <w:rPr>
@@ -8793,7 +8793,7 @@
       <w:pPr>
         <w:spacing w:before="80" w:after="80" w:line="276" w:lineRule="auto"/>
         <w:ind w:left="720" w:right="432"/>
-        <w:jc w:val="left"/>
+        <w:jc w:val="both"/>
       </w:pPr>
       <w:r>
         <w:rPr>
@@ -8810,7 +8810,7 @@
       <w:pPr>
         <w:spacing w:before="0" w:after="120" w:line="276" w:lineRule="auto"/>
         <w:ind w:firstLine="432"/>
-        <w:jc w:val="left"/>
+        <w:jc w:val="both"/>
       </w:pPr>
       <w:r>
         <w:rPr>
@@ -8826,7 +8826,7 @@
       <w:pPr>
         <w:spacing w:before="80" w:after="80" w:line="276" w:lineRule="auto"/>
         <w:ind w:left="720" w:right="432"/>
-        <w:jc w:val="left"/>
+        <w:jc w:val="both"/>
       </w:pPr>
       <w:r>
         <w:rPr>
@@ -8843,7 +8843,7 @@
       <w:pPr>
         <w:spacing w:before="0" w:after="120" w:line="276" w:lineRule="auto"/>
         <w:ind w:firstLine="432"/>
-        <w:jc w:val="left"/>
+        <w:jc w:val="both"/>
       </w:pPr>
       <w:r>
         <w:rPr>
@@ -8859,7 +8859,7 @@
       <w:pPr>
         <w:spacing w:before="0" w:after="120" w:line="276" w:lineRule="auto"/>
         <w:ind w:firstLine="432"/>
-        <w:jc w:val="left"/>
+        <w:jc w:val="both"/>
       </w:pPr>
       <w:r>
         <w:rPr>
@@ -8891,7 +8891,7 @@
       <w:pPr>
         <w:spacing w:before="80" w:after="80" w:line="276" w:lineRule="auto"/>
         <w:ind w:left="720" w:right="432"/>
-        <w:jc w:val="left"/>
+        <w:jc w:val="both"/>
       </w:pPr>
       <w:r>
         <w:rPr>
@@ -8908,7 +8908,7 @@
       <w:pPr>
         <w:spacing w:before="0" w:after="120" w:line="276" w:lineRule="auto"/>
         <w:ind w:firstLine="432"/>
-        <w:jc w:val="left"/>
+        <w:jc w:val="both"/>
       </w:pPr>
       <w:r>
         <w:rPr>
@@ -8940,7 +8940,7 @@
       <w:pPr>
         <w:spacing w:before="80" w:after="80" w:line="276" w:lineRule="auto"/>
         <w:ind w:left="720" w:right="432"/>
-        <w:jc w:val="left"/>
+        <w:jc w:val="both"/>
       </w:pPr>
       <w:r>
         <w:rPr>
@@ -8957,7 +8957,7 @@
       <w:pPr>
         <w:keepNext/>
         <w:spacing w:before="360" w:after="160" w:line="276" w:lineRule="auto"/>
-        <w:jc w:val="left"/>
+        <w:jc w:val="both"/>
       </w:pPr>
       <w:r>
         <w:rPr>
@@ -8973,7 +8973,7 @@
       <w:pPr>
         <w:spacing w:before="40" w:after="40" w:line="276" w:lineRule="auto"/>
         <w:ind w:left="576" w:hanging="288"/>
-        <w:jc w:val="left"/>
+        <w:jc w:val="both"/>
       </w:pPr>
       <w:r>
         <w:rPr>
@@ -8998,7 +8998,7 @@
       <w:pPr>
         <w:spacing w:before="40" w:after="40" w:line="276" w:lineRule="auto"/>
         <w:ind w:left="576" w:hanging="288"/>
-        <w:jc w:val="left"/>
+        <w:jc w:val="both"/>
       </w:pPr>
       <w:r>
         <w:rPr>
@@ -9023,7 +9023,7 @@
       <w:pPr>
         <w:spacing w:before="40" w:after="40" w:line="276" w:lineRule="auto"/>
         <w:ind w:left="576" w:hanging="288"/>
-        <w:jc w:val="left"/>
+        <w:jc w:val="both"/>
       </w:pPr>
       <w:r>
         <w:rPr>
@@ -9048,7 +9048,7 @@
       <w:pPr>
         <w:spacing w:before="40" w:after="40" w:line="276" w:lineRule="auto"/>
         <w:ind w:left="576" w:hanging="288"/>
-        <w:jc w:val="left"/>
+        <w:jc w:val="both"/>
       </w:pPr>
       <w:r>
         <w:rPr>
@@ -9073,7 +9073,7 @@
       <w:pPr>
         <w:spacing w:before="40" w:after="40" w:line="276" w:lineRule="auto"/>
         <w:ind w:left="576" w:hanging="288"/>
-        <w:jc w:val="left"/>
+        <w:jc w:val="both"/>
       </w:pPr>
       <w:r>
         <w:rPr>
@@ -9098,7 +9098,7 @@
       <w:pPr>
         <w:keepNext/>
         <w:spacing w:before="360" w:after="160" w:line="276" w:lineRule="auto"/>
-        <w:jc w:val="left"/>
+        <w:jc w:val="both"/>
       </w:pPr>
       <w:r>
         <w:rPr>
@@ -9114,7 +9114,7 @@
       <w:pPr>
         <w:spacing w:before="0" w:after="120" w:line="276" w:lineRule="auto"/>
         <w:ind w:firstLine="432"/>
-        <w:jc w:val="left"/>
+        <w:jc w:val="both"/>
       </w:pPr>
       <w:r>
         <w:rPr>
@@ -9166,7 +9166,7 @@
       <w:pPr>
         <w:spacing w:before="0" w:after="120" w:line="276" w:lineRule="auto"/>
         <w:ind w:firstLine="432"/>
-        <w:jc w:val="left"/>
+        <w:jc w:val="both"/>
       </w:pPr>
       <w:r>
         <w:rPr>
@@ -9200,7 +9200,7 @@
       <w:pPr>
         <w:spacing w:before="0" w:after="120" w:line="276" w:lineRule="auto"/>
         <w:ind w:firstLine="432"/>
-        <w:jc w:val="left"/>
+        <w:jc w:val="both"/>
       </w:pPr>
       <w:r>
         <w:rPr>
@@ -9234,7 +9234,7 @@
       <w:pPr>
         <w:keepNext/>
         <w:spacing w:before="360" w:after="160" w:line="276" w:lineRule="auto"/>
-        <w:jc w:val="left"/>
+        <w:jc w:val="both"/>
       </w:pPr>
       <w:r>
         <w:rPr>
@@ -9250,7 +9250,7 @@
       <w:pPr>
         <w:spacing w:before="0" w:after="120" w:line="276" w:lineRule="auto"/>
         <w:ind w:firstLine="432"/>
-        <w:jc w:val="left"/>
+        <w:jc w:val="both"/>
       </w:pPr>
       <w:r>
         <w:rPr>
@@ -9284,7 +9284,7 @@
       <w:pPr>
         <w:spacing w:before="0" w:after="120" w:line="276" w:lineRule="auto"/>
         <w:ind w:firstLine="432"/>
-        <w:jc w:val="left"/>
+        <w:jc w:val="both"/>
       </w:pPr>
       <w:r>
         <w:rPr>
@@ -9318,7 +9318,7 @@
       <w:pPr>
         <w:spacing w:before="0" w:after="120" w:line="276" w:lineRule="auto"/>
         <w:ind w:firstLine="432"/>
-        <w:jc w:val="left"/>
+        <w:jc w:val="both"/>
       </w:pPr>
       <w:r>
         <w:rPr>
@@ -9352,7 +9352,7 @@
       <w:pPr>
         <w:spacing w:before="0" w:after="120" w:line="276" w:lineRule="auto"/>
         <w:ind w:firstLine="432"/>
-        <w:jc w:val="left"/>
+        <w:jc w:val="both"/>
       </w:pPr>
       <w:r>
         <w:rPr>
@@ -9387,7 +9387,7 @@
         <w:keepNext/>
         <w:pageBreakBefore/>
         <w:spacing w:before="720" w:after="360" w:line="276" w:lineRule="auto"/>
-        <w:jc w:val="center"/>
+        <w:jc w:val="both"/>
       </w:pPr>
       <w:r>
         <w:rPr>
@@ -9403,7 +9403,7 @@
       <w:pPr>
         <w:keepNext/>
         <w:spacing w:before="360" w:after="160" w:line="276" w:lineRule="auto"/>
-        <w:jc w:val="left"/>
+        <w:jc w:val="both"/>
       </w:pPr>
       <w:r>
         <w:rPr>
@@ -9419,7 +9419,7 @@
       <w:pPr>
         <w:spacing w:before="0" w:after="120" w:line="276" w:lineRule="auto"/>
         <w:ind w:firstLine="432"/>
-        <w:jc w:val="left"/>
+        <w:jc w:val="both"/>
       </w:pPr>
       <w:r>
         <w:rPr>
@@ -9435,7 +9435,7 @@
       <w:pPr>
         <w:spacing w:before="0" w:after="120" w:line="276" w:lineRule="auto"/>
         <w:ind w:firstLine="432"/>
-        <w:jc w:val="left"/>
+        <w:jc w:val="both"/>
       </w:pPr>
       <w:r>
         <w:rPr>
@@ -9451,7 +9451,7 @@
       <w:pPr>
         <w:keepNext/>
         <w:spacing w:before="360" w:after="160" w:line="276" w:lineRule="auto"/>
-        <w:jc w:val="left"/>
+        <w:jc w:val="both"/>
       </w:pPr>
       <w:r>
         <w:rPr>
@@ -9467,7 +9467,7 @@
       <w:pPr>
         <w:spacing w:before="0" w:after="120" w:line="276" w:lineRule="auto"/>
         <w:ind w:firstLine="432"/>
-        <w:jc w:val="left"/>
+        <w:jc w:val="both"/>
       </w:pPr>
       <w:r>
         <w:rPr>
@@ -9499,7 +9499,7 @@
       <w:pPr>
         <w:spacing w:before="80" w:after="80" w:line="276" w:lineRule="auto"/>
         <w:ind w:left="720" w:right="432"/>
-        <w:jc w:val="left"/>
+        <w:jc w:val="both"/>
       </w:pPr>
       <w:r>
         <w:rPr>
@@ -9516,7 +9516,7 @@
       <w:pPr>
         <w:spacing w:before="0" w:after="120" w:line="276" w:lineRule="auto"/>
         <w:ind w:firstLine="432"/>
-        <w:jc w:val="left"/>
+        <w:jc w:val="both"/>
       </w:pPr>
       <w:r>
         <w:rPr>
@@ -9549,7 +9549,7 @@
       <w:pPr>
         <w:spacing w:before="0" w:after="120" w:line="276" w:lineRule="auto"/>
         <w:ind w:firstLine="432"/>
-        <w:jc w:val="left"/>
+        <w:jc w:val="both"/>
       </w:pPr>
       <w:r>
         <w:rPr>
@@ -9581,7 +9581,7 @@
       <w:pPr>
         <w:spacing w:before="80" w:after="80" w:line="276" w:lineRule="auto"/>
         <w:ind w:left="720" w:right="432"/>
-        <w:jc w:val="left"/>
+        <w:jc w:val="both"/>
       </w:pPr>
       <w:r>
         <w:rPr>
@@ -9598,7 +9598,7 @@
       <w:pPr>
         <w:spacing w:before="0" w:after="120" w:line="276" w:lineRule="auto"/>
         <w:ind w:firstLine="432"/>
-        <w:jc w:val="left"/>
+        <w:jc w:val="both"/>
       </w:pPr>
       <w:r>
         <w:rPr>
@@ -9630,7 +9630,7 @@
       <w:pPr>
         <w:spacing w:before="80" w:after="80" w:line="276" w:lineRule="auto"/>
         <w:ind w:left="720" w:right="432"/>
-        <w:jc w:val="left"/>
+        <w:jc w:val="both"/>
       </w:pPr>
       <w:r>
         <w:rPr>
@@ -9647,7 +9647,7 @@
       <w:pPr>
         <w:spacing w:before="0" w:after="120" w:line="276" w:lineRule="auto"/>
         <w:ind w:firstLine="432"/>
-        <w:jc w:val="left"/>
+        <w:jc w:val="both"/>
       </w:pPr>
       <w:r>
         <w:rPr>
@@ -9679,7 +9679,7 @@
       <w:pPr>
         <w:spacing w:before="0" w:after="120" w:line="276" w:lineRule="auto"/>
         <w:ind w:firstLine="432"/>
-        <w:jc w:val="left"/>
+        <w:jc w:val="both"/>
       </w:pPr>
       <w:r>
         <w:rPr>
@@ -9695,7 +9695,7 @@
       <w:pPr>
         <w:spacing w:before="80" w:after="80" w:line="276" w:lineRule="auto"/>
         <w:ind w:left="720" w:right="432"/>
-        <w:jc w:val="left"/>
+        <w:jc w:val="both"/>
       </w:pPr>
       <w:r>
         <w:rPr>
@@ -9712,7 +9712,7 @@
       <w:pPr>
         <w:spacing w:before="0" w:after="120" w:line="276" w:lineRule="auto"/>
         <w:ind w:firstLine="432"/>
-        <w:jc w:val="left"/>
+        <w:jc w:val="both"/>
       </w:pPr>
       <w:r>
         <w:rPr>
@@ -9728,7 +9728,7 @@
       <w:pPr>
         <w:spacing w:before="80" w:after="80" w:line="276" w:lineRule="auto"/>
         <w:ind w:left="720" w:right="432"/>
-        <w:jc w:val="left"/>
+        <w:jc w:val="both"/>
       </w:pPr>
       <w:r>
         <w:rPr>
@@ -9745,7 +9745,7 @@
       <w:pPr>
         <w:spacing w:before="0" w:after="120" w:line="276" w:lineRule="auto"/>
         <w:ind w:firstLine="432"/>
-        <w:jc w:val="left"/>
+        <w:jc w:val="both"/>
       </w:pPr>
       <w:r>
         <w:rPr>
@@ -9761,7 +9761,7 @@
       <w:pPr>
         <w:spacing w:before="80" w:after="80" w:line="276" w:lineRule="auto"/>
         <w:ind w:left="720" w:right="432"/>
-        <w:jc w:val="left"/>
+        <w:jc w:val="both"/>
       </w:pPr>
       <w:r>
         <w:rPr>
@@ -9778,7 +9778,7 @@
       <w:pPr>
         <w:keepNext/>
         <w:spacing w:before="360" w:after="160" w:line="276" w:lineRule="auto"/>
-        <w:jc w:val="left"/>
+        <w:jc w:val="both"/>
       </w:pPr>
       <w:r>
         <w:rPr>
@@ -9794,7 +9794,7 @@
       <w:pPr>
         <w:spacing w:before="40" w:after="40" w:line="276" w:lineRule="auto"/>
         <w:ind w:left="576" w:hanging="288"/>
-        <w:jc w:val="left"/>
+        <w:jc w:val="both"/>
       </w:pPr>
       <w:r>
         <w:rPr>
@@ -9819,7 +9819,7 @@
       <w:pPr>
         <w:spacing w:before="40" w:after="40" w:line="276" w:lineRule="auto"/>
         <w:ind w:left="576" w:hanging="288"/>
-        <w:jc w:val="left"/>
+        <w:jc w:val="both"/>
       </w:pPr>
       <w:r>
         <w:rPr>
@@ -9844,7 +9844,7 @@
       <w:pPr>
         <w:spacing w:before="40" w:after="40" w:line="276" w:lineRule="auto"/>
         <w:ind w:left="576" w:hanging="288"/>
-        <w:jc w:val="left"/>
+        <w:jc w:val="both"/>
       </w:pPr>
       <w:r>
         <w:rPr>
@@ -9869,7 +9869,7 @@
       <w:pPr>
         <w:spacing w:before="40" w:after="40" w:line="276" w:lineRule="auto"/>
         <w:ind w:left="576" w:hanging="288"/>
-        <w:jc w:val="left"/>
+        <w:jc w:val="both"/>
       </w:pPr>
       <w:r>
         <w:rPr>
@@ -9894,7 +9894,7 @@
       <w:pPr>
         <w:spacing w:before="40" w:after="40" w:line="276" w:lineRule="auto"/>
         <w:ind w:left="576" w:hanging="288"/>
-        <w:jc w:val="left"/>
+        <w:jc w:val="both"/>
       </w:pPr>
       <w:r>
         <w:rPr>
@@ -9919,7 +9919,7 @@
       <w:pPr>
         <w:spacing w:before="40" w:after="40" w:line="276" w:lineRule="auto"/>
         <w:ind w:left="576" w:hanging="288"/>
-        <w:jc w:val="left"/>
+        <w:jc w:val="both"/>
       </w:pPr>
       <w:r>
         <w:rPr>
@@ -9944,7 +9944,7 @@
       <w:pPr>
         <w:keepNext/>
         <w:spacing w:before="360" w:after="160" w:line="276" w:lineRule="auto"/>
-        <w:jc w:val="left"/>
+        <w:jc w:val="both"/>
       </w:pPr>
       <w:r>
         <w:rPr>
@@ -9960,7 +9960,7 @@
       <w:pPr>
         <w:spacing w:before="0" w:after="120" w:line="276" w:lineRule="auto"/>
         <w:ind w:firstLine="432"/>
-        <w:jc w:val="left"/>
+        <w:jc w:val="both"/>
       </w:pPr>
       <w:r>
         <w:rPr>
@@ -9976,7 +9976,7 @@
       <w:pPr>
         <w:spacing w:before="0" w:after="120" w:line="276" w:lineRule="auto"/>
         <w:ind w:firstLine="432"/>
-        <w:jc w:val="left"/>
+        <w:jc w:val="both"/>
       </w:pPr>
       <w:r>
         <w:rPr>
@@ -10028,7 +10028,7 @@
       <w:pPr>
         <w:spacing w:before="0" w:after="120" w:line="276" w:lineRule="auto"/>
         <w:ind w:firstLine="432"/>
-        <w:jc w:val="left"/>
+        <w:jc w:val="both"/>
       </w:pPr>
       <w:r>
         <w:rPr>
@@ -10080,7 +10080,7 @@
       <w:pPr>
         <w:keepNext/>
         <w:spacing w:before="360" w:after="160" w:line="276" w:lineRule="auto"/>
-        <w:jc w:val="left"/>
+        <w:jc w:val="both"/>
       </w:pPr>
       <w:r>
         <w:rPr>
@@ -10096,7 +10096,7 @@
       <w:pPr>
         <w:spacing w:before="0" w:after="120" w:line="276" w:lineRule="auto"/>
         <w:ind w:firstLine="432"/>
-        <w:jc w:val="left"/>
+        <w:jc w:val="both"/>
       </w:pPr>
       <w:r>
         <w:rPr>
@@ -10130,7 +10130,7 @@
       <w:pPr>
         <w:spacing w:before="0" w:after="120" w:line="276" w:lineRule="auto"/>
         <w:ind w:firstLine="432"/>
-        <w:jc w:val="left"/>
+        <w:jc w:val="both"/>
       </w:pPr>
       <w:r>
         <w:rPr>
@@ -10164,7 +10164,7 @@
       <w:pPr>
         <w:spacing w:before="0" w:after="120" w:line="276" w:lineRule="auto"/>
         <w:ind w:firstLine="432"/>
-        <w:jc w:val="left"/>
+        <w:jc w:val="both"/>
       </w:pPr>
       <w:r>
         <w:rPr>
@@ -10198,7 +10198,7 @@
       <w:pPr>
         <w:spacing w:before="0" w:after="120" w:line="276" w:lineRule="auto"/>
         <w:ind w:firstLine="432"/>
-        <w:jc w:val="left"/>
+        <w:jc w:val="both"/>
       </w:pPr>
       <w:r>
         <w:rPr>
@@ -10232,7 +10232,7 @@
       <w:pPr>
         <w:spacing w:before="0" w:after="120" w:line="276" w:lineRule="auto"/>
         <w:ind w:firstLine="432"/>
-        <w:jc w:val="left"/>
+        <w:jc w:val="both"/>
       </w:pPr>
       <w:r>
         <w:rPr>
@@ -10265,7 +10265,7 @@
       <w:pPr>
         <w:spacing w:before="0" w:after="120" w:line="276" w:lineRule="auto"/>
         <w:ind w:firstLine="432"/>
-        <w:jc w:val="left"/>
+        <w:jc w:val="both"/>
       </w:pPr>
       <w:r>
         <w:rPr>
@@ -10300,7 +10300,7 @@
         <w:keepNext/>
         <w:pageBreakBefore/>
         <w:spacing w:before="720" w:after="360" w:line="276" w:lineRule="auto"/>
-        <w:jc w:val="center"/>
+        <w:jc w:val="both"/>
       </w:pPr>
       <w:r>
         <w:rPr>
@@ -10316,7 +10316,7 @@
       <w:pPr>
         <w:keepNext/>
         <w:spacing w:before="360" w:after="160" w:line="276" w:lineRule="auto"/>
-        <w:jc w:val="left"/>
+        <w:jc w:val="both"/>
       </w:pPr>
       <w:r>
         <w:rPr>
@@ -10332,7 +10332,7 @@
       <w:pPr>
         <w:spacing w:before="0" w:after="120" w:line="276" w:lineRule="auto"/>
         <w:ind w:firstLine="432"/>
-        <w:jc w:val="left"/>
+        <w:jc w:val="both"/>
       </w:pPr>
       <w:r>
         <w:rPr>
@@ -10348,7 +10348,7 @@
       <w:pPr>
         <w:spacing w:before="0" w:after="120" w:line="276" w:lineRule="auto"/>
         <w:ind w:firstLine="432"/>
-        <w:jc w:val="left"/>
+        <w:jc w:val="both"/>
       </w:pPr>
       <w:r>
         <w:rPr>
@@ -10364,7 +10364,7 @@
       <w:pPr>
         <w:spacing w:before="0" w:after="120" w:line="276" w:lineRule="auto"/>
         <w:ind w:firstLine="432"/>
-        <w:jc w:val="left"/>
+        <w:jc w:val="both"/>
       </w:pPr>
       <w:r>
         <w:rPr>
@@ -10397,7 +10397,7 @@
       <w:pPr>
         <w:spacing w:before="0" w:after="120" w:line="276" w:lineRule="auto"/>
         <w:ind w:firstLine="432"/>
-        <w:jc w:val="left"/>
+        <w:jc w:val="both"/>
       </w:pPr>
       <w:r>
         <w:rPr>
@@ -10413,7 +10413,7 @@
       <w:pPr>
         <w:spacing w:before="0" w:after="120" w:line="276" w:lineRule="auto"/>
         <w:ind w:firstLine="432"/>
-        <w:jc w:val="left"/>
+        <w:jc w:val="both"/>
       </w:pPr>
       <w:r>
         <w:rPr>
@@ -10429,7 +10429,7 @@
       <w:pPr>
         <w:spacing w:before="0" w:after="120" w:line="276" w:lineRule="auto"/>
         <w:ind w:firstLine="432"/>
-        <w:jc w:val="left"/>
+        <w:jc w:val="both"/>
       </w:pPr>
       <w:r>
         <w:rPr>
@@ -10462,7 +10462,7 @@
       <w:pPr>
         <w:keepNext/>
         <w:spacing w:before="360" w:after="160" w:line="276" w:lineRule="auto"/>
-        <w:jc w:val="left"/>
+        <w:jc w:val="both"/>
       </w:pPr>
       <w:r>
         <w:rPr>
@@ -10478,7 +10478,7 @@
       <w:pPr>
         <w:spacing w:before="0" w:after="120" w:line="276" w:lineRule="auto"/>
         <w:ind w:firstLine="432"/>
-        <w:jc w:val="left"/>
+        <w:jc w:val="both"/>
       </w:pPr>
       <w:r>
         <w:rPr>
@@ -10511,7 +10511,7 @@
       <w:pPr>
         <w:spacing w:before="0" w:after="120" w:line="276" w:lineRule="auto"/>
         <w:ind w:firstLine="432"/>
-        <w:jc w:val="left"/>
+        <w:jc w:val="both"/>
       </w:pPr>
       <w:r>
         <w:rPr>
@@ -10543,7 +10543,7 @@
       <w:pPr>
         <w:spacing w:before="0" w:after="120" w:line="276" w:lineRule="auto"/>
         <w:ind w:firstLine="432"/>
-        <w:jc w:val="left"/>
+        <w:jc w:val="both"/>
       </w:pPr>
       <w:r>
         <w:rPr>
@@ -10577,7 +10577,7 @@
       <w:pPr>
         <w:spacing w:before="80" w:after="80" w:line="276" w:lineRule="auto"/>
         <w:ind w:left="720" w:right="432"/>
-        <w:jc w:val="left"/>
+        <w:jc w:val="both"/>
       </w:pPr>
       <w:r>
         <w:rPr>
@@ -10594,7 +10594,7 @@
       <w:pPr>
         <w:spacing w:before="80" w:after="80" w:line="276" w:lineRule="auto"/>
         <w:ind w:left="720" w:right="432"/>
-        <w:jc w:val="left"/>
+        <w:jc w:val="both"/>
       </w:pPr>
       <w:r>
         <w:rPr>
@@ -10611,7 +10611,7 @@
       <w:pPr>
         <w:spacing w:before="80" w:after="80" w:line="276" w:lineRule="auto"/>
         <w:ind w:left="720" w:right="432"/>
-        <w:jc w:val="left"/>
+        <w:jc w:val="both"/>
       </w:pPr>
       <w:r>
         <w:rPr>
@@ -10628,7 +10628,7 @@
       <w:pPr>
         <w:spacing w:before="80" w:after="80" w:line="276" w:lineRule="auto"/>
         <w:ind w:left="720" w:right="432"/>
-        <w:jc w:val="left"/>
+        <w:jc w:val="both"/>
       </w:pPr>
       <w:r>
         <w:rPr>
@@ -10645,7 +10645,7 @@
       <w:pPr>
         <w:spacing w:before="0" w:after="120" w:line="276" w:lineRule="auto"/>
         <w:ind w:firstLine="432"/>
-        <w:jc w:val="left"/>
+        <w:jc w:val="both"/>
       </w:pPr>
       <w:r>
         <w:rPr>
@@ -10677,7 +10677,7 @@
       <w:pPr>
         <w:spacing w:before="40" w:after="40" w:line="276" w:lineRule="auto"/>
         <w:ind w:left="576" w:hanging="288"/>
-        <w:jc w:val="left"/>
+        <w:jc w:val="both"/>
       </w:pPr>
       <w:r>
         <w:rPr>
@@ -10702,7 +10702,7 @@
       <w:pPr>
         <w:spacing w:before="40" w:after="40" w:line="276" w:lineRule="auto"/>
         <w:ind w:left="576" w:hanging="288"/>
-        <w:jc w:val="left"/>
+        <w:jc w:val="both"/>
       </w:pPr>
       <w:r>
         <w:rPr>
@@ -10727,7 +10727,7 @@
       <w:pPr>
         <w:spacing w:before="40" w:after="40" w:line="276" w:lineRule="auto"/>
         <w:ind w:left="576" w:hanging="288"/>
-        <w:jc w:val="left"/>
+        <w:jc w:val="both"/>
       </w:pPr>
       <w:r>
         <w:rPr>
@@ -10752,7 +10752,7 @@
       <w:pPr>
         <w:spacing w:before="40" w:after="40" w:line="276" w:lineRule="auto"/>
         <w:ind w:left="576" w:hanging="288"/>
-        <w:jc w:val="left"/>
+        <w:jc w:val="both"/>
       </w:pPr>
       <w:r>
         <w:rPr>
@@ -10777,7 +10777,7 @@
       <w:pPr>
         <w:spacing w:before="40" w:after="40" w:line="276" w:lineRule="auto"/>
         <w:ind w:left="576" w:hanging="288"/>
-        <w:jc w:val="left"/>
+        <w:jc w:val="both"/>
       </w:pPr>
       <w:r>
         <w:rPr>
@@ -10802,7 +10802,7 @@
       <w:pPr>
         <w:spacing w:before="0" w:after="120" w:line="276" w:lineRule="auto"/>
         <w:ind w:firstLine="432"/>
-        <w:jc w:val="left"/>
+        <w:jc w:val="both"/>
       </w:pPr>
       <w:r>
         <w:rPr>
@@ -10834,7 +10834,7 @@
       <w:pPr>
         <w:spacing w:before="0" w:after="120" w:line="276" w:lineRule="auto"/>
         <w:ind w:firstLine="432"/>
-        <w:jc w:val="left"/>
+        <w:jc w:val="both"/>
       </w:pPr>
       <w:r>
         <w:rPr>
@@ -10850,7 +10850,7 @@
       <w:pPr>
         <w:spacing w:before="0" w:after="120" w:line="276" w:lineRule="auto"/>
         <w:ind w:firstLine="432"/>
-        <w:jc w:val="left"/>
+        <w:jc w:val="both"/>
       </w:pPr>
       <w:r>
         <w:rPr>
@@ -10866,7 +10866,7 @@
       <w:pPr>
         <w:spacing w:before="0" w:after="120" w:line="276" w:lineRule="auto"/>
         <w:ind w:firstLine="432"/>
-        <w:jc w:val="left"/>
+        <w:jc w:val="both"/>
       </w:pPr>
       <w:r>
         <w:rPr>
@@ -10898,7 +10898,7 @@
       <w:pPr>
         <w:spacing w:before="0" w:after="120" w:line="276" w:lineRule="auto"/>
         <w:ind w:firstLine="432"/>
-        <w:jc w:val="left"/>
+        <w:jc w:val="both"/>
       </w:pPr>
       <w:r>
         <w:rPr>
@@ -10932,7 +10932,7 @@
       <w:pPr>
         <w:spacing w:before="0" w:after="120" w:line="276" w:lineRule="auto"/>
         <w:ind w:firstLine="432"/>
-        <w:jc w:val="left"/>
+        <w:jc w:val="both"/>
       </w:pPr>
       <w:r>
         <w:rPr>
@@ -10966,7 +10966,7 @@
       <w:pPr>
         <w:spacing w:before="0" w:after="120" w:line="276" w:lineRule="auto"/>
         <w:ind w:firstLine="432"/>
-        <w:jc w:val="left"/>
+        <w:jc w:val="both"/>
       </w:pPr>
       <w:r>
         <w:rPr>
@@ -11000,7 +11000,7 @@
       <w:pPr>
         <w:keepNext/>
         <w:spacing w:before="360" w:after="160" w:line="276" w:lineRule="auto"/>
-        <w:jc w:val="left"/>
+        <w:jc w:val="both"/>
       </w:pPr>
       <w:r>
         <w:rPr>
@@ -11016,7 +11016,7 @@
       <w:pPr>
         <w:spacing w:before="0" w:after="120" w:line="276" w:lineRule="auto"/>
         <w:ind w:firstLine="432"/>
-        <w:jc w:val="left"/>
+        <w:jc w:val="both"/>
       </w:pPr>
       <w:r>
         <w:rPr>
@@ -11049,7 +11049,7 @@
       <w:pPr>
         <w:spacing w:before="0" w:after="120" w:line="276" w:lineRule="auto"/>
         <w:ind w:firstLine="432"/>
-        <w:jc w:val="left"/>
+        <w:jc w:val="both"/>
       </w:pPr>
       <w:r>
         <w:rPr>
@@ -11081,7 +11081,7 @@
       <w:pPr>
         <w:spacing w:before="40" w:after="40" w:line="276" w:lineRule="auto"/>
         <w:ind w:left="576" w:hanging="288"/>
-        <w:jc w:val="left"/>
+        <w:jc w:val="both"/>
       </w:pPr>
       <w:r>
         <w:rPr>
@@ -11123,7 +11123,7 @@
       <w:pPr>
         <w:spacing w:before="40" w:after="40" w:line="276" w:lineRule="auto"/>
         <w:ind w:left="576" w:hanging="288"/>
-        <w:jc w:val="left"/>
+        <w:jc w:val="both"/>
       </w:pPr>
       <w:r>
         <w:rPr>
@@ -11165,7 +11165,7 @@
       <w:pPr>
         <w:spacing w:before="40" w:after="40" w:line="276" w:lineRule="auto"/>
         <w:ind w:left="576" w:hanging="288"/>
-        <w:jc w:val="left"/>
+        <w:jc w:val="both"/>
       </w:pPr>
       <w:r>
         <w:rPr>
@@ -11207,7 +11207,7 @@
       <w:pPr>
         <w:spacing w:before="0" w:after="120" w:line="276" w:lineRule="auto"/>
         <w:ind w:firstLine="432"/>
-        <w:jc w:val="left"/>
+        <w:jc w:val="both"/>
       </w:pPr>
       <w:r>
         <w:rPr>
@@ -11239,7 +11239,7 @@
       <w:pPr>
         <w:spacing w:before="0" w:after="120" w:line="276" w:lineRule="auto"/>
         <w:ind w:firstLine="432"/>
-        <w:jc w:val="left"/>
+        <w:jc w:val="both"/>
       </w:pPr>
       <w:r>
         <w:rPr>
@@ -11271,7 +11271,7 @@
       <w:pPr>
         <w:spacing w:before="80" w:after="80" w:line="276" w:lineRule="auto"/>
         <w:ind w:left="720" w:right="432"/>
-        <w:jc w:val="left"/>
+        <w:jc w:val="both"/>
       </w:pPr>
       <w:r>
         <w:rPr>
@@ -11288,7 +11288,7 @@
       <w:pPr>
         <w:spacing w:before="0" w:after="120" w:line="276" w:lineRule="auto"/>
         <w:ind w:firstLine="432"/>
-        <w:jc w:val="left"/>
+        <w:jc w:val="both"/>
       </w:pPr>
       <w:r>
         <w:rPr>
@@ -11321,7 +11321,7 @@
       <w:pPr>
         <w:spacing w:before="0" w:after="120" w:line="276" w:lineRule="auto"/>
         <w:ind w:firstLine="432"/>
-        <w:jc w:val="left"/>
+        <w:jc w:val="both"/>
       </w:pPr>
       <w:r>
         <w:rPr>
@@ -11353,7 +11353,7 @@
       <w:pPr>
         <w:spacing w:before="80" w:after="80" w:line="276" w:lineRule="auto"/>
         <w:ind w:left="720" w:right="432"/>
-        <w:jc w:val="left"/>
+        <w:jc w:val="both"/>
       </w:pPr>
       <w:r>
         <w:rPr>
@@ -11370,7 +11370,7 @@
       <w:pPr>
         <w:spacing w:before="0" w:after="120" w:line="276" w:lineRule="auto"/>
         <w:ind w:firstLine="432"/>
-        <w:jc w:val="left"/>
+        <w:jc w:val="both"/>
       </w:pPr>
       <w:r>
         <w:rPr>
@@ -11403,7 +11403,7 @@
       <w:pPr>
         <w:spacing w:before="0" w:after="120" w:line="276" w:lineRule="auto"/>
         <w:ind w:firstLine="432"/>
-        <w:jc w:val="left"/>
+        <w:jc w:val="both"/>
       </w:pPr>
       <w:r>
         <w:rPr>
@@ -11435,7 +11435,7 @@
       <w:pPr>
         <w:spacing w:before="40" w:after="40" w:line="276" w:lineRule="auto"/>
         <w:ind w:left="576" w:hanging="288"/>
-        <w:jc w:val="left"/>
+        <w:jc w:val="both"/>
       </w:pPr>
       <w:r>
         <w:rPr>
@@ -11477,7 +11477,7 @@
       <w:pPr>
         <w:spacing w:before="40" w:after="40" w:line="276" w:lineRule="auto"/>
         <w:ind w:left="576" w:hanging="288"/>
-        <w:jc w:val="left"/>
+        <w:jc w:val="both"/>
       </w:pPr>
       <w:r>
         <w:rPr>
@@ -11519,7 +11519,7 @@
       <w:pPr>
         <w:spacing w:before="40" w:after="40" w:line="276" w:lineRule="auto"/>
         <w:ind w:left="576" w:hanging="288"/>
-        <w:jc w:val="left"/>
+        <w:jc w:val="both"/>
       </w:pPr>
       <w:r>
         <w:rPr>
@@ -11561,7 +11561,7 @@
       <w:pPr>
         <w:spacing w:before="40" w:after="40" w:line="276" w:lineRule="auto"/>
         <w:ind w:left="576" w:hanging="288"/>
-        <w:jc w:val="left"/>
+        <w:jc w:val="both"/>
       </w:pPr>
       <w:r>
         <w:rPr>
@@ -11603,7 +11603,7 @@
       <w:pPr>
         <w:spacing w:before="0" w:after="120" w:line="276" w:lineRule="auto"/>
         <w:ind w:firstLine="432"/>
-        <w:jc w:val="left"/>
+        <w:jc w:val="both"/>
       </w:pPr>
       <w:r>
         <w:rPr>
@@ -11619,7 +11619,7 @@
       <w:pPr>
         <w:spacing w:before="80" w:after="80" w:line="276" w:lineRule="auto"/>
         <w:ind w:left="720" w:right="432"/>
-        <w:jc w:val="left"/>
+        <w:jc w:val="both"/>
       </w:pPr>
       <w:r>
         <w:rPr>
@@ -11636,7 +11636,7 @@
       <w:pPr>
         <w:spacing w:before="0" w:after="120" w:line="276" w:lineRule="auto"/>
         <w:ind w:firstLine="432"/>
-        <w:jc w:val="left"/>
+        <w:jc w:val="both"/>
       </w:pPr>
       <w:r>
         <w:rPr>
@@ -11668,7 +11668,7 @@
       <w:pPr>
         <w:spacing w:before="80" w:after="80" w:line="276" w:lineRule="auto"/>
         <w:ind w:left="720" w:right="432"/>
-        <w:jc w:val="left"/>
+        <w:jc w:val="both"/>
       </w:pPr>
       <w:r>
         <w:rPr>
@@ -11685,7 +11685,7 @@
       <w:pPr>
         <w:spacing w:before="0" w:after="120" w:line="276" w:lineRule="auto"/>
         <w:ind w:firstLine="432"/>
-        <w:jc w:val="left"/>
+        <w:jc w:val="both"/>
       </w:pPr>
       <w:r>
         <w:rPr>
@@ -11717,7 +11717,7 @@
       <w:pPr>
         <w:spacing w:before="40" w:after="40" w:line="276" w:lineRule="auto"/>
         <w:ind w:left="576" w:hanging="288"/>
-        <w:jc w:val="left"/>
+        <w:jc w:val="both"/>
       </w:pPr>
       <w:r>
         <w:rPr>
@@ -11742,7 +11742,7 @@
       <w:pPr>
         <w:spacing w:before="40" w:after="40" w:line="276" w:lineRule="auto"/>
         <w:ind w:left="576" w:hanging="288"/>
-        <w:jc w:val="left"/>
+        <w:jc w:val="both"/>
       </w:pPr>
       <w:r>
         <w:rPr>
@@ -11767,7 +11767,7 @@
       <w:pPr>
         <w:spacing w:before="40" w:after="40" w:line="276" w:lineRule="auto"/>
         <w:ind w:left="576" w:hanging="288"/>
-        <w:jc w:val="left"/>
+        <w:jc w:val="both"/>
       </w:pPr>
       <w:r>
         <w:rPr>
@@ -11792,7 +11792,7 @@
       <w:pPr>
         <w:spacing w:before="0" w:after="120" w:line="276" w:lineRule="auto"/>
         <w:ind w:firstLine="432"/>
-        <w:jc w:val="left"/>
+        <w:jc w:val="both"/>
       </w:pPr>
       <w:r>
         <w:rPr>
@@ -11824,7 +11824,7 @@
       <w:pPr>
         <w:spacing w:before="0" w:after="120" w:line="276" w:lineRule="auto"/>
         <w:ind w:firstLine="432"/>
-        <w:jc w:val="left"/>
+        <w:jc w:val="both"/>
       </w:pPr>
       <w:r>
         <w:rPr>
@@ -11858,7 +11858,7 @@
       <w:pPr>
         <w:spacing w:before="0" w:after="120" w:line="276" w:lineRule="auto"/>
         <w:ind w:firstLine="432"/>
-        <w:jc w:val="left"/>
+        <w:jc w:val="both"/>
       </w:pPr>
       <w:r>
         <w:rPr>
@@ -11892,7 +11892,7 @@
       <w:pPr>
         <w:keepNext/>
         <w:spacing w:before="360" w:after="160" w:line="276" w:lineRule="auto"/>
-        <w:jc w:val="left"/>
+        <w:jc w:val="both"/>
       </w:pPr>
       <w:r>
         <w:rPr>
@@ -11908,7 +11908,7 @@
       <w:pPr>
         <w:spacing w:before="0" w:after="120" w:line="276" w:lineRule="auto"/>
         <w:ind w:firstLine="432"/>
-        <w:jc w:val="left"/>
+        <w:jc w:val="both"/>
       </w:pPr>
       <w:r>
         <w:rPr>
@@ -11941,7 +11941,7 @@
       <w:pPr>
         <w:spacing w:before="0" w:after="120" w:line="276" w:lineRule="auto"/>
         <w:ind w:firstLine="432"/>
-        <w:jc w:val="left"/>
+        <w:jc w:val="both"/>
       </w:pPr>
       <w:r>
         <w:rPr>
@@ -11973,7 +11973,7 @@
       <w:pPr>
         <w:spacing w:before="0" w:after="120" w:line="276" w:lineRule="auto"/>
         <w:ind w:firstLine="432"/>
-        <w:jc w:val="left"/>
+        <w:jc w:val="both"/>
       </w:pPr>
       <w:r>
         <w:rPr>
@@ -12007,7 +12007,7 @@
       <w:pPr>
         <w:spacing w:before="80" w:after="80" w:line="276" w:lineRule="auto"/>
         <w:ind w:left="720" w:right="432"/>
-        <w:jc w:val="left"/>
+        <w:jc w:val="both"/>
       </w:pPr>
       <w:r>
         <w:rPr>
@@ -12024,7 +12024,7 @@
       <w:pPr>
         <w:spacing w:before="80" w:after="80" w:line="276" w:lineRule="auto"/>
         <w:ind w:left="720" w:right="432"/>
-        <w:jc w:val="left"/>
+        <w:jc w:val="both"/>
       </w:pPr>
       <w:r>
         <w:rPr>
@@ -12041,7 +12041,7 @@
       <w:pPr>
         <w:spacing w:before="80" w:after="80" w:line="276" w:lineRule="auto"/>
         <w:ind w:left="720" w:right="432"/>
-        <w:jc w:val="left"/>
+        <w:jc w:val="both"/>
       </w:pPr>
       <w:r>
         <w:rPr>
@@ -12058,7 +12058,7 @@
       <w:pPr>
         <w:spacing w:before="0" w:after="120" w:line="276" w:lineRule="auto"/>
         <w:ind w:firstLine="432"/>
-        <w:jc w:val="left"/>
+        <w:jc w:val="both"/>
       </w:pPr>
       <w:r>
         <w:rPr>
@@ -12090,7 +12090,7 @@
       <w:pPr>
         <w:spacing w:before="40" w:after="40" w:line="276" w:lineRule="auto"/>
         <w:ind w:left="576" w:hanging="288"/>
-        <w:jc w:val="left"/>
+        <w:jc w:val="both"/>
       </w:pPr>
       <w:r>
         <w:rPr>
@@ -12115,7 +12115,7 @@
       <w:pPr>
         <w:spacing w:before="40" w:after="40" w:line="276" w:lineRule="auto"/>
         <w:ind w:left="576" w:hanging="288"/>
-        <w:jc w:val="left"/>
+        <w:jc w:val="both"/>
       </w:pPr>
       <w:r>
         <w:rPr>
@@ -12140,7 +12140,7 @@
       <w:pPr>
         <w:spacing w:before="40" w:after="40" w:line="276" w:lineRule="auto"/>
         <w:ind w:left="576" w:hanging="288"/>
-        <w:jc w:val="left"/>
+        <w:jc w:val="both"/>
       </w:pPr>
       <w:r>
         <w:rPr>
@@ -12165,7 +12165,7 @@
       <w:pPr>
         <w:spacing w:before="40" w:after="40" w:line="276" w:lineRule="auto"/>
         <w:ind w:left="576" w:hanging="288"/>
-        <w:jc w:val="left"/>
+        <w:jc w:val="both"/>
       </w:pPr>
       <w:r>
         <w:rPr>
@@ -12190,7 +12190,7 @@
       <w:pPr>
         <w:spacing w:before="0" w:after="120" w:line="276" w:lineRule="auto"/>
         <w:ind w:firstLine="432"/>
-        <w:jc w:val="left"/>
+        <w:jc w:val="both"/>
       </w:pPr>
       <w:r>
         <w:rPr>
@@ -12222,7 +12222,7 @@
       <w:pPr>
         <w:spacing w:before="0" w:after="120" w:line="276" w:lineRule="auto"/>
         <w:ind w:firstLine="432"/>
-        <w:jc w:val="left"/>
+        <w:jc w:val="both"/>
       </w:pPr>
       <w:r>
         <w:rPr>
@@ -12256,7 +12256,7 @@
       <w:pPr>
         <w:spacing w:before="0" w:after="120" w:line="276" w:lineRule="auto"/>
         <w:ind w:firstLine="432"/>
-        <w:jc w:val="left"/>
+        <w:jc w:val="both"/>
       </w:pPr>
       <w:r>
         <w:rPr>
@@ -12272,7 +12272,7 @@
       <w:pPr>
         <w:spacing w:before="0" w:after="120" w:line="276" w:lineRule="auto"/>
         <w:ind w:firstLine="432"/>
-        <w:jc w:val="left"/>
+        <w:jc w:val="both"/>
       </w:pPr>
       <w:r>
         <w:rPr>
@@ -12304,7 +12304,7 @@
       <w:pPr>
         <w:spacing w:before="0" w:after="120" w:line="276" w:lineRule="auto"/>
         <w:ind w:firstLine="432"/>
-        <w:jc w:val="left"/>
+        <w:jc w:val="both"/>
       </w:pPr>
       <w:r>
         <w:rPr>
@@ -12338,7 +12338,7 @@
       <w:pPr>
         <w:spacing w:before="0" w:after="120" w:line="276" w:lineRule="auto"/>
         <w:ind w:firstLine="432"/>
-        <w:jc w:val="left"/>
+        <w:jc w:val="both"/>
       </w:pPr>
       <w:r>
         <w:rPr>
@@ -12372,7 +12372,7 @@
       <w:pPr>
         <w:spacing w:before="0" w:after="120" w:line="276" w:lineRule="auto"/>
         <w:ind w:firstLine="432"/>
-        <w:jc w:val="left"/>
+        <w:jc w:val="both"/>
       </w:pPr>
       <w:r>
         <w:rPr>
@@ -12406,7 +12406,7 @@
       <w:pPr>
         <w:keepNext/>
         <w:spacing w:before="360" w:after="160" w:line="276" w:lineRule="auto"/>
-        <w:jc w:val="left"/>
+        <w:jc w:val="both"/>
       </w:pPr>
       <w:r>
         <w:rPr>
@@ -12422,7 +12422,7 @@
       <w:pPr>
         <w:spacing w:before="0" w:after="120" w:line="276" w:lineRule="auto"/>
         <w:ind w:firstLine="432"/>
-        <w:jc w:val="left"/>
+        <w:jc w:val="both"/>
       </w:pPr>
       <w:r>
         <w:rPr>
@@ -12455,7 +12455,7 @@
       <w:pPr>
         <w:spacing w:before="0" w:after="120" w:line="276" w:lineRule="auto"/>
         <w:ind w:firstLine="432"/>
-        <w:jc w:val="left"/>
+        <w:jc w:val="both"/>
       </w:pPr>
       <w:r>
         <w:rPr>
@@ -12487,7 +12487,7 @@
       <w:pPr>
         <w:spacing w:before="0" w:after="120" w:line="276" w:lineRule="auto"/>
         <w:ind w:firstLine="432"/>
-        <w:jc w:val="left"/>
+        <w:jc w:val="both"/>
       </w:pPr>
       <w:r>
         <w:rPr>
@@ -12519,7 +12519,7 @@
       <w:pPr>
         <w:spacing w:before="80" w:after="80" w:line="276" w:lineRule="auto"/>
         <w:ind w:left="720" w:right="432"/>
-        <w:jc w:val="left"/>
+        <w:jc w:val="both"/>
       </w:pPr>
       <w:r>
         <w:rPr>
@@ -12536,7 +12536,7 @@
       <w:pPr>
         <w:spacing w:before="80" w:after="80" w:line="276" w:lineRule="auto"/>
         <w:ind w:left="720" w:right="432"/>
-        <w:jc w:val="left"/>
+        <w:jc w:val="both"/>
       </w:pPr>
       <w:r>
         <w:rPr>
@@ -12553,7 +12553,7 @@
       <w:pPr>
         <w:spacing w:before="0" w:after="120" w:line="276" w:lineRule="auto"/>
         <w:ind w:firstLine="432"/>
-        <w:jc w:val="left"/>
+        <w:jc w:val="both"/>
       </w:pPr>
       <w:r>
         <w:rPr>
@@ -12585,7 +12585,7 @@
       <w:pPr>
         <w:spacing w:before="80" w:after="80" w:line="276" w:lineRule="auto"/>
         <w:ind w:left="720" w:right="432"/>
-        <w:jc w:val="left"/>
+        <w:jc w:val="both"/>
       </w:pPr>
       <w:r>
         <w:rPr>
@@ -12602,7 +12602,7 @@
       <w:pPr>
         <w:spacing w:before="0" w:after="120" w:line="276" w:lineRule="auto"/>
         <w:ind w:firstLine="432"/>
-        <w:jc w:val="left"/>
+        <w:jc w:val="both"/>
       </w:pPr>
       <w:r>
         <w:rPr>
@@ -12634,7 +12634,7 @@
       <w:pPr>
         <w:spacing w:before="40" w:after="40" w:line="276" w:lineRule="auto"/>
         <w:ind w:left="576" w:hanging="288"/>
-        <w:jc w:val="left"/>
+        <w:jc w:val="both"/>
       </w:pPr>
       <w:r>
         <w:rPr>
@@ -12659,7 +12659,7 @@
       <w:pPr>
         <w:spacing w:before="40" w:after="40" w:line="276" w:lineRule="auto"/>
         <w:ind w:left="576" w:hanging="288"/>
-        <w:jc w:val="left"/>
+        <w:jc w:val="both"/>
       </w:pPr>
       <w:r>
         <w:rPr>
@@ -12684,7 +12684,7 @@
       <w:pPr>
         <w:spacing w:before="40" w:after="40" w:line="276" w:lineRule="auto"/>
         <w:ind w:left="576" w:hanging="288"/>
-        <w:jc w:val="left"/>
+        <w:jc w:val="both"/>
       </w:pPr>
       <w:r>
         <w:rPr>
@@ -12709,7 +12709,7 @@
       <w:pPr>
         <w:spacing w:before="40" w:after="40" w:line="276" w:lineRule="auto"/>
         <w:ind w:left="576" w:hanging="288"/>
-        <w:jc w:val="left"/>
+        <w:jc w:val="both"/>
       </w:pPr>
       <w:r>
         <w:rPr>
@@ -12734,7 +12734,7 @@
       <w:pPr>
         <w:spacing w:before="0" w:after="120" w:line="276" w:lineRule="auto"/>
         <w:ind w:firstLine="432"/>
-        <w:jc w:val="left"/>
+        <w:jc w:val="both"/>
       </w:pPr>
       <w:r>
         <w:rPr>
@@ -12766,7 +12766,7 @@
       <w:pPr>
         <w:spacing w:before="0" w:after="120" w:line="276" w:lineRule="auto"/>
         <w:ind w:firstLine="432"/>
-        <w:jc w:val="left"/>
+        <w:jc w:val="both"/>
       </w:pPr>
       <w:r>
         <w:rPr>
@@ -12800,7 +12800,7 @@
       <w:pPr>
         <w:spacing w:before="0" w:after="120" w:line="276" w:lineRule="auto"/>
         <w:ind w:firstLine="432"/>
-        <w:jc w:val="left"/>
+        <w:jc w:val="both"/>
       </w:pPr>
       <w:r>
         <w:rPr>
@@ -12852,7 +12852,7 @@
       <w:pPr>
         <w:spacing w:before="0" w:after="120" w:line="276" w:lineRule="auto"/>
         <w:ind w:firstLine="432"/>
-        <w:jc w:val="left"/>
+        <w:jc w:val="both"/>
       </w:pPr>
       <w:r>
         <w:rPr>
@@ -12884,7 +12884,7 @@
       <w:pPr>
         <w:spacing w:before="0" w:after="120" w:line="276" w:lineRule="auto"/>
         <w:ind w:firstLine="432"/>
-        <w:jc w:val="left"/>
+        <w:jc w:val="both"/>
       </w:pPr>
       <w:r>
         <w:rPr>
@@ -12918,7 +12918,7 @@
       <w:pPr>
         <w:spacing w:before="0" w:after="120" w:line="276" w:lineRule="auto"/>
         <w:ind w:firstLine="432"/>
-        <w:jc w:val="left"/>
+        <w:jc w:val="both"/>
       </w:pPr>
       <w:r>
         <w:rPr>
@@ -12952,7 +12952,7 @@
       <w:pPr>
         <w:spacing w:before="0" w:after="120" w:line="276" w:lineRule="auto"/>
         <w:ind w:firstLine="432"/>
-        <w:jc w:val="left"/>
+        <w:jc w:val="both"/>
       </w:pPr>
       <w:r>
         <w:rPr>
@@ -12986,7 +12986,7 @@
       <w:pPr>
         <w:spacing w:before="0" w:after="120" w:line="276" w:lineRule="auto"/>
         <w:ind w:firstLine="432"/>
-        <w:jc w:val="left"/>
+        <w:jc w:val="both"/>
       </w:pPr>
       <w:r>
         <w:rPr>
@@ -13020,7 +13020,7 @@
       <w:pPr>
         <w:keepNext/>
         <w:spacing w:before="360" w:after="160" w:line="276" w:lineRule="auto"/>
-        <w:jc w:val="left"/>
+        <w:jc w:val="both"/>
       </w:pPr>
       <w:r>
         <w:rPr>
@@ -13036,7 +13036,7 @@
       <w:pPr>
         <w:keepNext/>
         <w:spacing w:before="240" w:after="120" w:line="276" w:lineRule="auto"/>
-        <w:jc w:val="left"/>
+        <w:jc w:val="both"/>
       </w:pPr>
       <w:r>
         <w:rPr>
@@ -13817,7 +13817,7 @@
       <w:pPr>
         <w:keepNext/>
         <w:spacing w:before="240" w:after="120" w:line="276" w:lineRule="auto"/>
-        <w:jc w:val="left"/>
+        <w:jc w:val="both"/>
       </w:pPr>
       <w:r>
         <w:rPr>
@@ -14416,7 +14416,7 @@
       <w:pPr>
         <w:keepNext/>
         <w:spacing w:before="240" w:after="120" w:line="276" w:lineRule="auto"/>
-        <w:jc w:val="left"/>
+        <w:jc w:val="both"/>
       </w:pPr>
       <w:r>
         <w:rPr>
@@ -15140,7 +15140,7 @@
         <w:keepNext/>
         <w:pageBreakBefore/>
         <w:spacing w:before="720" w:after="360" w:line="276" w:lineRule="auto"/>
-        <w:jc w:val="center"/>
+        <w:jc w:val="both"/>
       </w:pPr>
       <w:r>
         <w:rPr>
@@ -15156,7 +15156,7 @@
       <w:pPr>
         <w:spacing w:before="0" w:after="120" w:line="276" w:lineRule="auto"/>
         <w:ind w:firstLine="432"/>
-        <w:jc w:val="left"/>
+        <w:jc w:val="both"/>
       </w:pPr>
       <w:r>
         <w:rPr>
@@ -15172,7 +15172,7 @@
       <w:pPr>
         <w:spacing w:before="0" w:after="120" w:line="276" w:lineRule="auto"/>
         <w:ind w:firstLine="432"/>
-        <w:jc w:val="left"/>
+        <w:jc w:val="both"/>
       </w:pPr>
       <w:r>
         <w:rPr>
@@ -15188,7 +15188,7 @@
       <w:pPr>
         <w:keepNext/>
         <w:spacing w:before="360" w:after="160" w:line="276" w:lineRule="auto"/>
-        <w:jc w:val="left"/>
+        <w:jc w:val="both"/>
       </w:pPr>
       <w:r>
         <w:rPr>
@@ -15204,7 +15204,7 @@
       <w:pPr>
         <w:spacing w:before="0" w:after="120" w:line="276" w:lineRule="auto"/>
         <w:ind w:firstLine="432"/>
-        <w:jc w:val="left"/>
+        <w:jc w:val="both"/>
       </w:pPr>
       <w:r>
         <w:rPr>
@@ -15220,7 +15220,7 @@
       <w:pPr>
         <w:spacing w:before="0" w:after="120" w:line="276" w:lineRule="auto"/>
         <w:ind w:firstLine="432"/>
-        <w:jc w:val="left"/>
+        <w:jc w:val="both"/>
       </w:pPr>
       <w:r>
         <w:rPr>
@@ -15252,7 +15252,7 @@
       <w:pPr>
         <w:spacing w:before="0" w:after="120" w:line="276" w:lineRule="auto"/>
         <w:ind w:firstLine="432"/>
-        <w:jc w:val="left"/>
+        <w:jc w:val="both"/>
       </w:pPr>
       <w:r>
         <w:rPr>
@@ -15268,7 +15268,7 @@
       <w:pPr>
         <w:spacing w:before="40" w:after="40" w:line="276" w:lineRule="auto"/>
         <w:ind w:left="576" w:hanging="288"/>
-        <w:jc w:val="left"/>
+        <w:jc w:val="both"/>
       </w:pPr>
       <w:r>
         <w:rPr>
@@ -15293,7 +15293,7 @@
       <w:pPr>
         <w:spacing w:before="40" w:after="40" w:line="276" w:lineRule="auto"/>
         <w:ind w:left="576" w:hanging="288"/>
-        <w:jc w:val="left"/>
+        <w:jc w:val="both"/>
       </w:pPr>
       <w:r>
         <w:rPr>
@@ -15318,7 +15318,7 @@
       <w:pPr>
         <w:spacing w:before="40" w:after="40" w:line="276" w:lineRule="auto"/>
         <w:ind w:left="576" w:hanging="288"/>
-        <w:jc w:val="left"/>
+        <w:jc w:val="both"/>
       </w:pPr>
       <w:r>
         <w:rPr>
@@ -15343,7 +15343,7 @@
       <w:pPr>
         <w:spacing w:before="40" w:after="40" w:line="276" w:lineRule="auto"/>
         <w:ind w:left="576" w:hanging="288"/>
-        <w:jc w:val="left"/>
+        <w:jc w:val="both"/>
       </w:pPr>
       <w:r>
         <w:rPr>
@@ -15368,7 +15368,7 @@
       <w:pPr>
         <w:spacing w:before="0" w:after="120" w:line="276" w:lineRule="auto"/>
         <w:ind w:firstLine="432"/>
-        <w:jc w:val="left"/>
+        <w:jc w:val="both"/>
       </w:pPr>
       <w:r>
         <w:rPr>
@@ -15384,7 +15384,7 @@
       <w:pPr>
         <w:spacing w:before="0" w:after="120" w:line="276" w:lineRule="auto"/>
         <w:ind w:firstLine="432"/>
-        <w:jc w:val="left"/>
+        <w:jc w:val="both"/>
       </w:pPr>
       <w:r>
         <w:rPr>
@@ -15400,7 +15400,7 @@
       <w:pPr>
         <w:spacing w:before="80" w:after="80" w:line="276" w:lineRule="auto"/>
         <w:ind w:left="720" w:right="432"/>
-        <w:jc w:val="left"/>
+        <w:jc w:val="both"/>
       </w:pPr>
       <w:r>
         <w:rPr>
@@ -15417,7 +15417,7 @@
       <w:pPr>
         <w:spacing w:before="0" w:after="120" w:line="276" w:lineRule="auto"/>
         <w:ind w:firstLine="432"/>
-        <w:jc w:val="left"/>
+        <w:jc w:val="both"/>
       </w:pPr>
       <w:r>
         <w:rPr>
@@ -15449,7 +15449,7 @@
       <w:pPr>
         <w:spacing w:before="0" w:after="120" w:line="276" w:lineRule="auto"/>
         <w:ind w:firstLine="432"/>
-        <w:jc w:val="left"/>
+        <w:jc w:val="both"/>
       </w:pPr>
       <w:r>
         <w:rPr>
@@ -15465,7 +15465,7 @@
       <w:pPr>
         <w:spacing w:before="40" w:after="40" w:line="276" w:lineRule="auto"/>
         <w:ind w:left="576" w:hanging="288"/>
-        <w:jc w:val="left"/>
+        <w:jc w:val="both"/>
       </w:pPr>
       <w:r>
         <w:rPr>
@@ -15490,7 +15490,7 @@
       <w:pPr>
         <w:spacing w:before="40" w:after="40" w:line="276" w:lineRule="auto"/>
         <w:ind w:left="576" w:hanging="288"/>
-        <w:jc w:val="left"/>
+        <w:jc w:val="both"/>
       </w:pPr>
       <w:r>
         <w:rPr>
@@ -15515,7 +15515,7 @@
       <w:pPr>
         <w:spacing w:before="40" w:after="40" w:line="276" w:lineRule="auto"/>
         <w:ind w:left="576" w:hanging="288"/>
-        <w:jc w:val="left"/>
+        <w:jc w:val="both"/>
       </w:pPr>
       <w:r>
         <w:rPr>
@@ -15540,7 +15540,7 @@
       <w:pPr>
         <w:spacing w:before="40" w:after="40" w:line="276" w:lineRule="auto"/>
         <w:ind w:left="576" w:hanging="288"/>
-        <w:jc w:val="left"/>
+        <w:jc w:val="both"/>
       </w:pPr>
       <w:r>
         <w:rPr>
@@ -15565,7 +15565,7 @@
       <w:pPr>
         <w:spacing w:before="40" w:after="40" w:line="276" w:lineRule="auto"/>
         <w:ind w:left="576" w:hanging="288"/>
-        <w:jc w:val="left"/>
+        <w:jc w:val="both"/>
       </w:pPr>
       <w:r>
         <w:rPr>
@@ -15590,7 +15590,7 @@
       <w:pPr>
         <w:spacing w:before="0" w:after="120" w:line="276" w:lineRule="auto"/>
         <w:ind w:firstLine="432"/>
-        <w:jc w:val="left"/>
+        <w:jc w:val="both"/>
       </w:pPr>
       <w:r>
         <w:rPr>
@@ -15606,7 +15606,7 @@
       <w:pPr>
         <w:spacing w:before="0" w:after="120" w:line="276" w:lineRule="auto"/>
         <w:ind w:firstLine="432"/>
-        <w:jc w:val="left"/>
+        <w:jc w:val="both"/>
       </w:pPr>
       <w:r>
         <w:rPr>
@@ -15638,7 +15638,7 @@
       <w:pPr>
         <w:spacing w:before="0" w:after="120" w:line="276" w:lineRule="auto"/>
         <w:ind w:firstLine="432"/>
-        <w:jc w:val="left"/>
+        <w:jc w:val="both"/>
       </w:pPr>
       <w:r>
         <w:rPr>
@@ -15654,7 +15654,7 @@
       <w:pPr>
         <w:keepNext/>
         <w:spacing w:before="360" w:after="160" w:line="276" w:lineRule="auto"/>
-        <w:jc w:val="left"/>
+        <w:jc w:val="both"/>
       </w:pPr>
       <w:r>
         <w:rPr>
@@ -16353,7 +16353,7 @@
       <w:pPr>
         <w:keepNext/>
         <w:spacing w:before="360" w:after="160" w:line="276" w:lineRule="auto"/>
-        <w:jc w:val="left"/>
+        <w:jc w:val="both"/>
       </w:pPr>
       <w:r>
         <w:rPr>
@@ -16369,7 +16369,7 @@
       <w:pPr>
         <w:spacing w:before="0" w:after="120" w:line="276" w:lineRule="auto"/>
         <w:ind w:firstLine="432"/>
-        <w:jc w:val="left"/>
+        <w:jc w:val="both"/>
       </w:pPr>
       <w:r>
         <w:rPr>
@@ -16421,7 +16421,7 @@
       <w:pPr>
         <w:spacing w:before="0" w:after="120" w:line="276" w:lineRule="auto"/>
         <w:ind w:firstLine="432"/>
-        <w:jc w:val="left"/>
+        <w:jc w:val="both"/>
       </w:pPr>
       <w:r>
         <w:rPr>
@@ -16438,7 +16438,7 @@
         <w:keepNext/>
         <w:pageBreakBefore/>
         <w:spacing w:before="720" w:after="360" w:line="276" w:lineRule="auto"/>
-        <w:jc w:val="center"/>
+        <w:jc w:val="both"/>
       </w:pPr>
       <w:r>
         <w:rPr>
@@ -16454,7 +16454,7 @@
       <w:pPr>
         <w:spacing w:before="0" w:after="120" w:line="276" w:lineRule="auto"/>
         <w:ind w:firstLine="432"/>
-        <w:jc w:val="left"/>
+        <w:jc w:val="both"/>
       </w:pPr>
       <w:r>
         <w:rPr>
@@ -16470,7 +16470,7 @@
       <w:pPr>
         <w:keepNext/>
         <w:spacing w:before="360" w:after="160" w:line="276" w:lineRule="auto"/>
-        <w:jc w:val="left"/>
+        <w:jc w:val="both"/>
       </w:pPr>
       <w:r>
         <w:rPr>
@@ -16486,7 +16486,7 @@
       <w:pPr>
         <w:spacing w:before="0" w:after="120" w:line="276" w:lineRule="auto"/>
         <w:ind w:firstLine="432"/>
-        <w:jc w:val="left"/>
+        <w:jc w:val="both"/>
       </w:pPr>
       <w:r>
         <w:rPr>
@@ -16519,7 +16519,7 @@
       <w:pPr>
         <w:spacing w:before="0" w:after="120" w:line="276" w:lineRule="auto"/>
         <w:ind w:firstLine="432"/>
-        <w:jc w:val="left"/>
+        <w:jc w:val="both"/>
       </w:pPr>
       <w:r>
         <w:rPr>
@@ -16552,7 +16552,7 @@
       <w:pPr>
         <w:spacing w:before="0" w:after="120" w:line="276" w:lineRule="auto"/>
         <w:ind w:firstLine="432"/>
-        <w:jc w:val="left"/>
+        <w:jc w:val="both"/>
       </w:pPr>
       <w:r>
         <w:rPr>
@@ -16585,7 +16585,7 @@
       <w:pPr>
         <w:keepNext/>
         <w:spacing w:before="360" w:after="160" w:line="276" w:lineRule="auto"/>
-        <w:jc w:val="left"/>
+        <w:jc w:val="both"/>
       </w:pPr>
       <w:r>
         <w:rPr>
@@ -16601,7 +16601,7 @@
       <w:pPr>
         <w:spacing w:before="0" w:after="120" w:line="276" w:lineRule="auto"/>
         <w:ind w:firstLine="432"/>
-        <w:jc w:val="left"/>
+        <w:jc w:val="both"/>
       </w:pPr>
       <w:r>
         <w:rPr>
@@ -16634,7 +16634,7 @@
       <w:pPr>
         <w:spacing w:before="0" w:after="120" w:line="276" w:lineRule="auto"/>
         <w:ind w:firstLine="432"/>
-        <w:jc w:val="left"/>
+        <w:jc w:val="both"/>
       </w:pPr>
       <w:r>
         <w:rPr>
@@ -16667,7 +16667,7 @@
       <w:pPr>
         <w:spacing w:before="0" w:after="120" w:line="276" w:lineRule="auto"/>
         <w:ind w:firstLine="432"/>
-        <w:jc w:val="left"/>
+        <w:jc w:val="both"/>
       </w:pPr>
       <w:r>
         <w:rPr>
@@ -16700,7 +16700,7 @@
       <w:pPr>
         <w:keepNext/>
         <w:spacing w:before="360" w:after="160" w:line="276" w:lineRule="auto"/>
-        <w:jc w:val="left"/>
+        <w:jc w:val="both"/>
       </w:pPr>
       <w:r>
         <w:rPr>
@@ -16716,7 +16716,7 @@
       <w:pPr>
         <w:spacing w:before="0" w:after="120" w:line="276" w:lineRule="auto"/>
         <w:ind w:firstLine="432"/>
-        <w:jc w:val="left"/>
+        <w:jc w:val="both"/>
       </w:pPr>
       <w:r>
         <w:rPr>
@@ -16749,7 +16749,7 @@
       <w:pPr>
         <w:spacing w:before="0" w:after="120" w:line="276" w:lineRule="auto"/>
         <w:ind w:firstLine="432"/>
-        <w:jc w:val="left"/>
+        <w:jc w:val="both"/>
       </w:pPr>
       <w:r>
         <w:rPr>
@@ -16782,7 +16782,7 @@
       <w:pPr>
         <w:spacing w:before="0" w:after="120" w:line="276" w:lineRule="auto"/>
         <w:ind w:firstLine="432"/>
-        <w:jc w:val="left"/>
+        <w:jc w:val="both"/>
       </w:pPr>
       <w:r>
         <w:rPr>
@@ -16815,7 +16815,7 @@
       <w:pPr>
         <w:keepNext/>
         <w:spacing w:before="360" w:after="160" w:line="276" w:lineRule="auto"/>
-        <w:jc w:val="left"/>
+        <w:jc w:val="both"/>
       </w:pPr>
       <w:r>
         <w:rPr>
@@ -16831,7 +16831,7 @@
       <w:pPr>
         <w:spacing w:before="0" w:after="120" w:line="276" w:lineRule="auto"/>
         <w:ind w:firstLine="432"/>
-        <w:jc w:val="left"/>
+        <w:jc w:val="both"/>
       </w:pPr>
       <w:r>
         <w:rPr>
@@ -16864,7 +16864,7 @@
       <w:pPr>
         <w:spacing w:before="0" w:after="120" w:line="276" w:lineRule="auto"/>
         <w:ind w:firstLine="432"/>
-        <w:jc w:val="left"/>
+        <w:jc w:val="both"/>
       </w:pPr>
       <w:r>
         <w:rPr>
@@ -16897,7 +16897,7 @@
       <w:pPr>
         <w:spacing w:before="0" w:after="120" w:line="276" w:lineRule="auto"/>
         <w:ind w:firstLine="432"/>
-        <w:jc w:val="left"/>
+        <w:jc w:val="both"/>
       </w:pPr>
       <w:r>
         <w:rPr>
@@ -16930,7 +16930,7 @@
       <w:pPr>
         <w:keepNext/>
         <w:spacing w:before="360" w:after="160" w:line="276" w:lineRule="auto"/>
-        <w:jc w:val="left"/>
+        <w:jc w:val="both"/>
       </w:pPr>
       <w:r>
         <w:rPr>
@@ -16946,7 +16946,7 @@
       <w:pPr>
         <w:spacing w:before="0" w:after="120" w:line="276" w:lineRule="auto"/>
         <w:ind w:firstLine="432"/>
-        <w:jc w:val="left"/>
+        <w:jc w:val="both"/>
       </w:pPr>
       <w:r>
         <w:rPr>
@@ -16979,7 +16979,7 @@
       <w:pPr>
         <w:spacing w:before="0" w:after="120" w:line="276" w:lineRule="auto"/>
         <w:ind w:firstLine="432"/>
-        <w:jc w:val="left"/>
+        <w:jc w:val="both"/>
       </w:pPr>
       <w:r>
         <w:rPr>
@@ -17012,7 +17012,7 @@
       <w:pPr>
         <w:spacing w:before="0" w:after="120" w:line="276" w:lineRule="auto"/>
         <w:ind w:firstLine="432"/>
-        <w:jc w:val="left"/>
+        <w:jc w:val="both"/>
       </w:pPr>
       <w:r>
         <w:rPr>
@@ -17045,7 +17045,7 @@
       <w:pPr>
         <w:keepNext/>
         <w:spacing w:before="360" w:after="160" w:line="276" w:lineRule="auto"/>
-        <w:jc w:val="left"/>
+        <w:jc w:val="both"/>
       </w:pPr>
       <w:r>
         <w:rPr>
@@ -17061,7 +17061,7 @@
       <w:pPr>
         <w:spacing w:before="0" w:after="120" w:line="276" w:lineRule="auto"/>
         <w:ind w:firstLine="432"/>
-        <w:jc w:val="left"/>
+        <w:jc w:val="both"/>
       </w:pPr>
       <w:r>
         <w:rPr>
@@ -17094,7 +17094,7 @@
       <w:pPr>
         <w:spacing w:before="0" w:after="120" w:line="276" w:lineRule="auto"/>
         <w:ind w:firstLine="432"/>
-        <w:jc w:val="left"/>
+        <w:jc w:val="both"/>
       </w:pPr>
       <w:r>
         <w:rPr>
@@ -17145,7 +17145,7 @@
       <w:pPr>
         <w:spacing w:before="0" w:after="120" w:line="276" w:lineRule="auto"/>
         <w:ind w:firstLine="432"/>
-        <w:jc w:val="left"/>
+        <w:jc w:val="both"/>
       </w:pPr>
       <w:r>
         <w:rPr>
@@ -17178,7 +17178,7 @@
       <w:pPr>
         <w:keepNext/>
         <w:spacing w:before="360" w:after="160" w:line="276" w:lineRule="auto"/>
-        <w:jc w:val="left"/>
+        <w:jc w:val="both"/>
       </w:pPr>
       <w:r>
         <w:rPr>
@@ -17194,7 +17194,7 @@
       <w:pPr>
         <w:spacing w:before="0" w:after="120" w:line="276" w:lineRule="auto"/>
         <w:ind w:firstLine="432"/>
-        <w:jc w:val="left"/>
+        <w:jc w:val="both"/>
       </w:pPr>
       <w:r>
         <w:rPr>
@@ -17227,7 +17227,7 @@
       <w:pPr>
         <w:spacing w:before="0" w:after="120" w:line="276" w:lineRule="auto"/>
         <w:ind w:firstLine="432"/>
-        <w:jc w:val="left"/>
+        <w:jc w:val="both"/>
       </w:pPr>
       <w:r>
         <w:rPr>
@@ -17278,7 +17278,7 @@
       <w:pPr>
         <w:spacing w:before="0" w:after="120" w:line="276" w:lineRule="auto"/>
         <w:ind w:firstLine="432"/>
-        <w:jc w:val="left"/>
+        <w:jc w:val="both"/>
       </w:pPr>
       <w:r>
         <w:rPr>
@@ -17312,7 +17312,7 @@
         <w:keepNext/>
         <w:pageBreakBefore/>
         <w:spacing w:before="720" w:after="360" w:line="276" w:lineRule="auto"/>
-        <w:jc w:val="center"/>
+        <w:jc w:val="both"/>
       </w:pPr>
       <w:r>
         <w:rPr>
@@ -17328,7 +17328,7 @@
       <w:pPr>
         <w:spacing w:before="0" w:after="120" w:line="276" w:lineRule="auto"/>
         <w:ind w:firstLine="432"/>
-        <w:jc w:val="left"/>
+        <w:jc w:val="both"/>
       </w:pPr>
       <w:r>
         <w:rPr>
@@ -17360,7 +17360,7 @@
       <w:pPr>
         <w:keepNext/>
         <w:spacing w:before="360" w:after="160" w:line="276" w:lineRule="auto"/>
-        <w:jc w:val="left"/>
+        <w:jc w:val="both"/>
       </w:pPr>
       <w:r>
         <w:rPr>
@@ -17773,7 +17773,7 @@
       <w:pPr>
         <w:keepNext/>
         <w:spacing w:before="360" w:after="160" w:line="276" w:lineRule="auto"/>
-        <w:jc w:val="left"/>
+        <w:jc w:val="both"/>
       </w:pPr>
       <w:r>
         <w:rPr>
@@ -18186,7 +18186,7 @@
       <w:pPr>
         <w:keepNext/>
         <w:spacing w:before="360" w:after="160" w:line="276" w:lineRule="auto"/>
-        <w:jc w:val="left"/>
+        <w:jc w:val="both"/>
       </w:pPr>
       <w:r>
         <w:rPr>
@@ -18202,7 +18202,7 @@
       <w:pPr>
         <w:spacing w:before="0" w:after="120" w:line="276" w:lineRule="auto"/>
         <w:ind w:firstLine="432"/>
-        <w:jc w:val="left"/>
+        <w:jc w:val="both"/>
       </w:pPr>
       <w:r>
         <w:rPr>
@@ -18589,7 +18589,7 @@
       <w:pPr>
         <w:keepNext/>
         <w:spacing w:before="360" w:after="160" w:line="276" w:lineRule="auto"/>
-        <w:jc w:val="left"/>
+        <w:jc w:val="both"/>
       </w:pPr>
       <w:r>
         <w:rPr>
@@ -18605,7 +18605,7 @@
       <w:pPr>
         <w:spacing w:before="0" w:after="120" w:line="276" w:lineRule="auto"/>
         <w:ind w:firstLine="432"/>
-        <w:jc w:val="left"/>
+        <w:jc w:val="both"/>
       </w:pPr>
       <w:r>
         <w:rPr>
@@ -18637,7 +18637,7 @@
       <w:pPr>
         <w:spacing w:before="40" w:after="40" w:line="276" w:lineRule="auto"/>
         <w:ind w:left="576" w:hanging="288"/>
-        <w:jc w:val="left"/>
+        <w:jc w:val="both"/>
       </w:pPr>
       <w:r>
         <w:rPr>
@@ -18662,7 +18662,7 @@
       <w:pPr>
         <w:spacing w:before="40" w:after="40" w:line="276" w:lineRule="auto"/>
         <w:ind w:left="576" w:hanging="288"/>
-        <w:jc w:val="left"/>
+        <w:jc w:val="both"/>
       </w:pPr>
       <w:r>
         <w:rPr>
@@ -18687,7 +18687,7 @@
       <w:pPr>
         <w:spacing w:before="40" w:after="40" w:line="276" w:lineRule="auto"/>
         <w:ind w:left="576" w:hanging="288"/>
-        <w:jc w:val="left"/>
+        <w:jc w:val="both"/>
       </w:pPr>
       <w:r>
         <w:rPr>
@@ -18712,7 +18712,7 @@
       <w:pPr>
         <w:spacing w:before="0" w:after="120" w:line="276" w:lineRule="auto"/>
         <w:ind w:firstLine="432"/>
-        <w:jc w:val="left"/>
+        <w:jc w:val="both"/>
       </w:pPr>
       <w:r>
         <w:rPr>
@@ -18744,7 +18744,7 @@
       <w:pPr>
         <w:spacing w:before="40" w:after="40" w:line="276" w:lineRule="auto"/>
         <w:ind w:left="576" w:hanging="288"/>
-        <w:jc w:val="left"/>
+        <w:jc w:val="both"/>
       </w:pPr>
       <w:r>
         <w:rPr>
@@ -18769,7 +18769,7 @@
       <w:pPr>
         <w:spacing w:before="40" w:after="40" w:line="276" w:lineRule="auto"/>
         <w:ind w:left="576" w:hanging="288"/>
-        <w:jc w:val="left"/>
+        <w:jc w:val="both"/>
       </w:pPr>
       <w:r>
         <w:rPr>
@@ -18794,7 +18794,7 @@
       <w:pPr>
         <w:spacing w:before="40" w:after="40" w:line="276" w:lineRule="auto"/>
         <w:ind w:left="576" w:hanging="288"/>
-        <w:jc w:val="left"/>
+        <w:jc w:val="both"/>
       </w:pPr>
       <w:r>
         <w:rPr>
@@ -18819,7 +18819,7 @@
       <w:pPr>
         <w:spacing w:before="0" w:after="120" w:line="276" w:lineRule="auto"/>
         <w:ind w:firstLine="432"/>
-        <w:jc w:val="left"/>
+        <w:jc w:val="both"/>
       </w:pPr>
       <w:r>
         <w:rPr>
@@ -18851,7 +18851,7 @@
       <w:pPr>
         <w:spacing w:before="40" w:after="40" w:line="276" w:lineRule="auto"/>
         <w:ind w:left="576" w:hanging="288"/>
-        <w:jc w:val="left"/>
+        <w:jc w:val="both"/>
       </w:pPr>
       <w:r>
         <w:rPr>
@@ -18876,7 +18876,7 @@
       <w:pPr>
         <w:spacing w:before="40" w:after="40" w:line="276" w:lineRule="auto"/>
         <w:ind w:left="576" w:hanging="288"/>
-        <w:jc w:val="left"/>
+        <w:jc w:val="both"/>
       </w:pPr>
       <w:r>
         <w:rPr>
@@ -18901,7 +18901,7 @@
       <w:pPr>
         <w:spacing w:before="40" w:after="40" w:line="276" w:lineRule="auto"/>
         <w:ind w:left="576" w:hanging="288"/>
-        <w:jc w:val="left"/>
+        <w:jc w:val="both"/>
       </w:pPr>
       <w:r>
         <w:rPr>
@@ -18926,7 +18926,7 @@
       <w:pPr>
         <w:spacing w:before="0" w:after="120" w:line="276" w:lineRule="auto"/>
         <w:ind w:firstLine="432"/>
-        <w:jc w:val="left"/>
+        <w:jc w:val="both"/>
       </w:pPr>
       <w:r>
         <w:rPr>
@@ -18958,7 +18958,7 @@
       <w:pPr>
         <w:spacing w:before="40" w:after="40" w:line="276" w:lineRule="auto"/>
         <w:ind w:left="576" w:hanging="288"/>
-        <w:jc w:val="left"/>
+        <w:jc w:val="both"/>
       </w:pPr>
       <w:r>
         <w:rPr>
@@ -18983,7 +18983,7 @@
       <w:pPr>
         <w:spacing w:before="40" w:after="40" w:line="276" w:lineRule="auto"/>
         <w:ind w:left="576" w:hanging="288"/>
-        <w:jc w:val="left"/>
+        <w:jc w:val="both"/>
       </w:pPr>
       <w:r>
         <w:rPr>
@@ -19008,7 +19008,7 @@
       <w:pPr>
         <w:spacing w:before="40" w:after="40" w:line="276" w:lineRule="auto"/>
         <w:ind w:left="576" w:hanging="288"/>
-        <w:jc w:val="left"/>
+        <w:jc w:val="both"/>
       </w:pPr>
       <w:r>
         <w:rPr>
@@ -19033,7 +19033,7 @@
       <w:pPr>
         <w:spacing w:before="0" w:after="120" w:line="276" w:lineRule="auto"/>
         <w:ind w:firstLine="432"/>
-        <w:jc w:val="left"/>
+        <w:jc w:val="both"/>
       </w:pPr>
       <w:r>
         <w:rPr>
@@ -19065,7 +19065,7 @@
       <w:pPr>
         <w:spacing w:before="40" w:after="40" w:line="276" w:lineRule="auto"/>
         <w:ind w:left="576" w:hanging="288"/>
-        <w:jc w:val="left"/>
+        <w:jc w:val="both"/>
       </w:pPr>
       <w:r>
         <w:rPr>
@@ -19090,7 +19090,7 @@
       <w:pPr>
         <w:spacing w:before="40" w:after="40" w:line="276" w:lineRule="auto"/>
         <w:ind w:left="576" w:hanging="288"/>
-        <w:jc w:val="left"/>
+        <w:jc w:val="both"/>
       </w:pPr>
       <w:r>
         <w:rPr>
@@ -19115,7 +19115,7 @@
       <w:pPr>
         <w:spacing w:before="40" w:after="40" w:line="276" w:lineRule="auto"/>
         <w:ind w:left="576" w:hanging="288"/>
-        <w:jc w:val="left"/>
+        <w:jc w:val="both"/>
       </w:pPr>
       <w:r>
         <w:rPr>
@@ -19140,7 +19140,7 @@
       <w:pPr>
         <w:keepNext/>
         <w:spacing w:before="360" w:after="160" w:line="276" w:lineRule="auto"/>
-        <w:jc w:val="left"/>
+        <w:jc w:val="both"/>
       </w:pPr>
       <w:r>
         <w:rPr>
@@ -19515,7 +19515,7 @@
       <w:pPr>
         <w:keepNext/>
         <w:spacing w:before="360" w:after="160" w:line="276" w:lineRule="auto"/>
-        <w:jc w:val="left"/>
+        <w:jc w:val="both"/>
       </w:pPr>
       <w:r>
         <w:rPr>
@@ -19531,7 +19531,7 @@
       <w:pPr>
         <w:spacing w:before="40" w:after="40" w:line="276" w:lineRule="auto"/>
         <w:ind w:left="576" w:hanging="288"/>
-        <w:jc w:val="left"/>
+        <w:jc w:val="both"/>
       </w:pPr>
       <w:r>
         <w:rPr>
@@ -19556,7 +19556,7 @@
       <w:pPr>
         <w:spacing w:before="40" w:after="40" w:line="276" w:lineRule="auto"/>
         <w:ind w:left="576" w:hanging="288"/>
-        <w:jc w:val="left"/>
+        <w:jc w:val="both"/>
       </w:pPr>
       <w:r>
         <w:rPr>
@@ -19581,7 +19581,7 @@
       <w:pPr>
         <w:spacing w:before="40" w:after="40" w:line="276" w:lineRule="auto"/>
         <w:ind w:left="576" w:hanging="288"/>
-        <w:jc w:val="left"/>
+        <w:jc w:val="both"/>
       </w:pPr>
       <w:r>
         <w:rPr>
@@ -19606,7 +19606,7 @@
       <w:pPr>
         <w:spacing w:before="40" w:after="40" w:line="276" w:lineRule="auto"/>
         <w:ind w:left="576" w:hanging="288"/>
-        <w:jc w:val="left"/>
+        <w:jc w:val="both"/>
       </w:pPr>
       <w:r>
         <w:rPr>
@@ -19631,7 +19631,7 @@
       <w:pPr>
         <w:spacing w:before="40" w:after="40" w:line="276" w:lineRule="auto"/>
         <w:ind w:left="576" w:hanging="288"/>
-        <w:jc w:val="left"/>
+        <w:jc w:val="both"/>
       </w:pPr>
       <w:r>
         <w:rPr>
@@ -19656,7 +19656,7 @@
       <w:pPr>
         <w:spacing w:before="40" w:after="40" w:line="276" w:lineRule="auto"/>
         <w:ind w:left="576" w:hanging="288"/>
-        <w:jc w:val="left"/>
+        <w:jc w:val="both"/>
       </w:pPr>
       <w:r>
         <w:rPr>
@@ -19681,7 +19681,7 @@
       <w:pPr>
         <w:keepNext/>
         <w:spacing w:before="360" w:after="160" w:line="276" w:lineRule="auto"/>
-        <w:jc w:val="left"/>
+        <w:jc w:val="both"/>
       </w:pPr>
       <w:r>
         <w:rPr>
@@ -19697,7 +19697,7 @@
       <w:pPr>
         <w:spacing w:before="40" w:after="40" w:line="276" w:lineRule="auto"/>
         <w:ind w:left="576" w:hanging="288"/>
-        <w:jc w:val="left"/>
+        <w:jc w:val="both"/>
       </w:pPr>
       <w:r>
         <w:rPr>
@@ -19722,7 +19722,7 @@
       <w:pPr>
         <w:spacing w:before="40" w:after="40" w:line="276" w:lineRule="auto"/>
         <w:ind w:left="576" w:hanging="288"/>
-        <w:jc w:val="left"/>
+        <w:jc w:val="both"/>
       </w:pPr>
       <w:r>
         <w:rPr>
@@ -19747,7 +19747,7 @@
       <w:pPr>
         <w:spacing w:before="40" w:after="40" w:line="276" w:lineRule="auto"/>
         <w:ind w:left="576" w:hanging="288"/>
-        <w:jc w:val="left"/>
+        <w:jc w:val="both"/>
       </w:pPr>
       <w:r>
         <w:rPr>
@@ -19772,7 +19772,7 @@
       <w:pPr>
         <w:spacing w:before="40" w:after="40" w:line="276" w:lineRule="auto"/>
         <w:ind w:left="576" w:hanging="288"/>
-        <w:jc w:val="left"/>
+        <w:jc w:val="both"/>
       </w:pPr>
       <w:r>
         <w:rPr>
@@ -19797,7 +19797,7 @@
       <w:pPr>
         <w:spacing w:before="40" w:after="40" w:line="276" w:lineRule="auto"/>
         <w:ind w:left="576" w:hanging="288"/>
-        <w:jc w:val="left"/>
+        <w:jc w:val="both"/>
       </w:pPr>
       <w:r>
         <w:rPr>
@@ -19822,7 +19822,7 @@
       <w:pPr>
         <w:spacing w:before="40" w:after="40" w:line="276" w:lineRule="auto"/>
         <w:ind w:left="576" w:hanging="288"/>
-        <w:jc w:val="left"/>
+        <w:jc w:val="both"/>
       </w:pPr>
       <w:r>
         <w:rPr>
@@ -19847,7 +19847,7 @@
       <w:pPr>
         <w:keepNext/>
         <w:spacing w:before="360" w:after="160" w:line="276" w:lineRule="auto"/>
-        <w:jc w:val="left"/>
+        <w:jc w:val="both"/>
       </w:pPr>
       <w:r>
         <w:rPr>
@@ -20629,7 +20629,7 @@
         <w:keepNext/>
         <w:pageBreakBefore/>
         <w:spacing w:before="720" w:after="360" w:line="276" w:lineRule="auto"/>
-        <w:jc w:val="center"/>
+        <w:jc w:val="both"/>
       </w:pPr>
       <w:r>
         <w:rPr>
@@ -20645,7 +20645,7 @@
       <w:pPr>
         <w:spacing w:before="0" w:after="120" w:line="276" w:lineRule="auto"/>
         <w:ind w:firstLine="432"/>
-        <w:jc w:val="left"/>
+        <w:jc w:val="both"/>
       </w:pPr>
       <w:r>
         <w:rPr>
@@ -20679,7 +20679,7 @@
       <w:pPr>
         <w:spacing w:before="0" w:after="120" w:line="276" w:lineRule="auto"/>
         <w:ind w:firstLine="432"/>
-        <w:jc w:val="left"/>
+        <w:jc w:val="both"/>
       </w:pPr>
       <w:r>
         <w:rPr>
@@ -20695,7 +20695,7 @@
       <w:pPr>
         <w:spacing w:before="0" w:after="120" w:line="276" w:lineRule="auto"/>
         <w:ind w:firstLine="432"/>
-        <w:jc w:val="left"/>
+        <w:jc w:val="both"/>
       </w:pPr>
       <w:r>
         <w:rPr>
@@ -20711,7 +20711,7 @@
       <w:pPr>
         <w:spacing w:before="0" w:after="120" w:line="276" w:lineRule="auto"/>
         <w:ind w:firstLine="432"/>
-        <w:jc w:val="left"/>
+        <w:jc w:val="both"/>
       </w:pPr>
       <w:r>
         <w:rPr>
@@ -20727,7 +20727,7 @@
       <w:pPr>
         <w:spacing w:before="0" w:after="120" w:line="276" w:lineRule="auto"/>
         <w:ind w:firstLine="432"/>
-        <w:jc w:val="left"/>
+        <w:jc w:val="both"/>
       </w:pPr>
       <w:r>
         <w:rPr>
@@ -20743,7 +20743,7 @@
       <w:pPr>
         <w:spacing w:before="0" w:after="120" w:line="276" w:lineRule="auto"/>
         <w:ind w:firstLine="432"/>
-        <w:jc w:val="left"/>
+        <w:jc w:val="both"/>
       </w:pPr>
       <w:r>
         <w:rPr>
@@ -20760,7 +20760,7 @@
         <w:keepNext/>
         <w:pageBreakBefore/>
         <w:spacing w:before="720" w:after="360" w:line="276" w:lineRule="auto"/>
-        <w:jc w:val="center"/>
+        <w:jc w:val="both"/>
       </w:pPr>
       <w:r>
         <w:rPr>
@@ -20775,7 +20775,7 @@
     <w:p>
       <w:pPr>
         <w:spacing w:before="0" w:after="120" w:line="276" w:lineRule="auto"/>
-        <w:jc w:val="left"/>
+        <w:jc w:val="both"/>
       </w:pPr>
       <w:r>
         <w:rPr>
@@ -20790,7 +20790,7 @@
     <w:p>
       <w:pPr>
         <w:spacing w:before="0" w:after="120" w:line="276" w:lineRule="auto"/>
-        <w:jc w:val="left"/>
+        <w:jc w:val="both"/>
       </w:pPr>
       <w:r>
         <w:rPr>
@@ -20805,7 +20805,7 @@
     <w:p>
       <w:pPr>
         <w:spacing w:before="0" w:after="120" w:line="276" w:lineRule="auto"/>
-        <w:jc w:val="left"/>
+        <w:jc w:val="both"/>
       </w:pPr>
       <w:r>
         <w:rPr>
@@ -20822,7 +20822,7 @@
         <w:keepNext/>
         <w:pageBreakBefore/>
         <w:spacing w:before="720" w:after="360" w:line="276" w:lineRule="auto"/>
-        <w:jc w:val="center"/>
+        <w:jc w:val="both"/>
       </w:pPr>
       <w:r>
         <w:rPr>
@@ -20837,7 +20837,7 @@
     <w:p>
       <w:pPr>
         <w:spacing w:before="0" w:after="120" w:line="276" w:lineRule="auto"/>
-        <w:jc w:val="left"/>
+        <w:jc w:val="both"/>
       </w:pPr>
       <w:r>
         <w:rPr>
@@ -20865,7 +20865,7 @@
     <w:p>
       <w:pPr>
         <w:spacing w:before="0" w:after="120" w:line="276" w:lineRule="auto"/>
-        <w:jc w:val="center"/>
+        <w:jc w:val="both"/>
       </w:pPr>
       <w:r>
         <w:rPr>
@@ -20882,7 +20882,7 @@
         <w:keepNext/>
         <w:pageBreakBefore/>
         <w:spacing w:before="720" w:after="360" w:line="276" w:lineRule="auto"/>
-        <w:jc w:val="center"/>
+        <w:jc w:val="both"/>
       </w:pPr>
       <w:r>
         <w:rPr>
@@ -20897,7 +20897,7 @@
     <w:p>
       <w:pPr>
         <w:spacing w:before="0" w:after="120" w:line="276" w:lineRule="auto"/>
-        <w:jc w:val="left"/>
+        <w:jc w:val="both"/>
       </w:pPr>
       <w:r>
         <w:rPr>
@@ -20925,7 +20925,7 @@
     <w:p>
       <w:pPr>
         <w:spacing w:before="0" w:after="120" w:line="276" w:lineRule="auto"/>
-        <w:jc w:val="left"/>
+        <w:jc w:val="both"/>
       </w:pPr>
       <w:r>
         <w:rPr>

--- a/kdp-files/difficult_conversations_paperback.docx
+++ b/kdp-files/difficult_conversations_paperback.docx
@@ -110,6 +110,7 @@
       <w:pPr>
         <w:spacing w:before="0" w:after="0" w:line="276" w:lineRule="auto"/>
         <w:jc w:val="both"/>
+        <w:ind w:left="0" w:firstLine="288"/>
       </w:pPr>
       <w:r>
         <w:rPr>
@@ -195,6 +196,7 @@
       <w:pPr>
         <w:spacing w:before="0" w:after="240" w:line="276" w:lineRule="auto"/>
         <w:jc w:val="both"/>
+        <w:ind w:left="0" w:firstLine="288"/>
       </w:pPr>
       <w:r>
         <w:rPr>
@@ -210,6 +212,7 @@
       <w:pPr>
         <w:spacing w:before="0" w:after="0" w:line="276" w:lineRule="auto"/>
         <w:jc w:val="both"/>
+        <w:ind w:left="0" w:firstLine="288"/>
       </w:pPr>
       <w:r>
         <w:rPr>
@@ -264,6 +267,7 @@
       <w:pPr>
         <w:spacing w:before="0" w:after="0" w:line="276" w:lineRule="auto"/>
         <w:jc w:val="both"/>
+        <w:ind w:left="0" w:firstLine="288"/>
       </w:pPr>
       <w:r>
         <w:rPr>
@@ -544,6 +548,7 @@
       <w:pPr>
         <w:spacing w:before="0" w:after="40" w:line="276" w:lineRule="auto"/>
         <w:jc w:val="both"/>
+        <w:ind w:left="0" w:firstLine="288"/>
       </w:pPr>
       <w:r>
         <w:rPr>
@@ -559,6 +564,7 @@
       <w:pPr>
         <w:spacing w:before="0" w:after="160" w:line="276" w:lineRule="auto"/>
         <w:jc w:val="both"/>
+        <w:ind w:left="0" w:firstLine="288"/>
       </w:pPr>
       <w:r>
         <w:rPr>
@@ -574,6 +580,7 @@
       <w:pPr>
         <w:spacing w:before="0" w:after="160" w:line="276" w:lineRule="auto"/>
         <w:jc w:val="both"/>
+        <w:ind w:left="0" w:firstLine="288"/>
       </w:pPr>
       <w:r>
         <w:rPr>
@@ -589,6 +596,7 @@
       <w:pPr>
         <w:spacing w:before="0" w:after="40" w:line="276" w:lineRule="auto"/>
         <w:jc w:val="both"/>
+        <w:ind w:left="0" w:firstLine="288"/>
       </w:pPr>
       <w:r>
         <w:rPr>
@@ -604,6 +612,7 @@
       <w:pPr>
         <w:spacing w:before="0" w:after="0" w:line="276" w:lineRule="auto"/>
         <w:jc w:val="both"/>
+        <w:ind w:left="0" w:firstLine="288"/>
       </w:pPr>
       <w:r>
         <w:rPr>
@@ -754,6 +763,7 @@
       <w:pPr>
         <w:spacing w:before="0" w:after="0" w:line="276" w:lineRule="auto"/>
         <w:jc w:val="both"/>
+        <w:ind w:left="0" w:firstLine="288"/>
       </w:pPr>
       <w:r>
         <w:rPr>
@@ -775,6 +785,7 @@
         <w:keepNext/>
         <w:spacing w:before="720" w:after="360" w:line="276" w:lineRule="auto"/>
         <w:jc w:val="both"/>
+        <w:ind w:left="0" w:firstLine="288"/>
       </w:pPr>
       <w:r>
         <w:rPr>
@@ -790,6 +801,7 @@
       <w:pPr>
         <w:spacing w:before="0" w:after="120" w:line="276" w:lineRule="auto"/>
         <w:jc w:val="both"/>
+        <w:ind w:left="0" w:firstLine="288"/>
       </w:pPr>
       <w:r>
         <w:rPr>
@@ -811,6 +823,7 @@
         <w:keepNext/>
         <w:spacing w:before="720" w:after="360" w:line="276" w:lineRule="auto"/>
         <w:jc w:val="both"/>
+        <w:ind w:left="0" w:firstLine="288"/>
       </w:pPr>
       <w:r>
         <w:rPr>
@@ -829,6 +842,7 @@
         </w:tabs>
         <w:spacing w:before="40" w:after="80" w:line="312" w:lineRule="auto"/>
         <w:jc w:val="both"/>
+        <w:ind w:left="0" w:firstLine="288"/>
       </w:pPr>
       <w:r>
         <w:rPr>
@@ -865,6 +879,7 @@
         </w:tabs>
         <w:spacing w:before="40" w:after="80" w:line="312" w:lineRule="auto"/>
         <w:jc w:val="both"/>
+        <w:ind w:left="0" w:firstLine="288"/>
       </w:pPr>
       <w:r>
         <w:rPr>
@@ -901,6 +916,7 @@
         </w:tabs>
         <w:spacing w:before="40" w:after="80" w:line="312" w:lineRule="auto"/>
         <w:jc w:val="both"/>
+        <w:ind w:left="0" w:firstLine="288"/>
       </w:pPr>
       <w:r>
         <w:rPr>
@@ -937,6 +953,7 @@
         </w:tabs>
         <w:spacing w:before="40" w:after="80" w:line="312" w:lineRule="auto"/>
         <w:jc w:val="both"/>
+        <w:ind w:left="0" w:firstLine="288"/>
       </w:pPr>
       <w:r>
         <w:rPr>
@@ -973,6 +990,7 @@
         </w:tabs>
         <w:spacing w:before="40" w:after="80" w:line="312" w:lineRule="auto"/>
         <w:jc w:val="both"/>
+        <w:ind w:left="0" w:firstLine="288"/>
       </w:pPr>
       <w:r>
         <w:rPr>
@@ -1009,6 +1027,7 @@
         </w:tabs>
         <w:spacing w:before="40" w:after="80" w:line="312" w:lineRule="auto"/>
         <w:jc w:val="both"/>
+        <w:ind w:left="0" w:firstLine="288"/>
       </w:pPr>
       <w:r>
         <w:rPr>
@@ -1045,6 +1064,7 @@
         </w:tabs>
         <w:spacing w:before="40" w:after="80" w:line="312" w:lineRule="auto"/>
         <w:jc w:val="both"/>
+        <w:ind w:left="0" w:firstLine="288"/>
       </w:pPr>
       <w:r>
         <w:rPr>
@@ -1081,6 +1101,7 @@
         </w:tabs>
         <w:spacing w:before="40" w:after="80" w:line="312" w:lineRule="auto"/>
         <w:jc w:val="both"/>
+        <w:ind w:left="0" w:firstLine="288"/>
       </w:pPr>
       <w:r>
         <w:rPr>
@@ -1117,6 +1138,7 @@
         </w:tabs>
         <w:spacing w:before="40" w:after="80" w:line="312" w:lineRule="auto"/>
         <w:jc w:val="both"/>
+        <w:ind w:left="0" w:firstLine="288"/>
       </w:pPr>
       <w:r>
         <w:rPr>
@@ -1153,6 +1175,7 @@
         </w:tabs>
         <w:spacing w:before="40" w:after="80" w:line="312" w:lineRule="auto"/>
         <w:jc w:val="both"/>
+        <w:ind w:left="0" w:firstLine="288"/>
       </w:pPr>
       <w:r>
         <w:rPr>
@@ -1189,6 +1212,7 @@
         </w:tabs>
         <w:spacing w:before="40" w:after="80" w:line="312" w:lineRule="auto"/>
         <w:jc w:val="both"/>
+        <w:ind w:left="0" w:firstLine="288"/>
       </w:pPr>
       <w:r>
         <w:rPr>
@@ -1225,6 +1249,7 @@
         </w:tabs>
         <w:spacing w:before="40" w:after="80" w:line="312" w:lineRule="auto"/>
         <w:jc w:val="both"/>
+        <w:ind w:left="0" w:firstLine="288"/>
       </w:pPr>
       <w:r>
         <w:rPr>
@@ -1261,6 +1286,7 @@
         </w:tabs>
         <w:spacing w:before="40" w:after="80" w:line="312" w:lineRule="auto"/>
         <w:jc w:val="both"/>
+        <w:ind w:left="0" w:firstLine="288"/>
       </w:pPr>
       <w:r>
         <w:rPr>
@@ -1297,6 +1323,7 @@
         </w:tabs>
         <w:spacing w:before="40" w:after="80" w:line="312" w:lineRule="auto"/>
         <w:jc w:val="both"/>
+        <w:ind w:left="0" w:firstLine="288"/>
       </w:pPr>
       <w:r>
         <w:rPr>
@@ -1333,6 +1360,7 @@
         </w:tabs>
         <w:spacing w:before="40" w:after="80" w:line="312" w:lineRule="auto"/>
         <w:jc w:val="both"/>
+        <w:ind w:left="0" w:firstLine="288"/>
       </w:pPr>
       <w:r>
         <w:rPr>
@@ -1383,6 +1411,7 @@
         <w:pageBreakBefore/>
         <w:spacing w:before="720" w:after="360" w:line="276" w:lineRule="auto"/>
         <w:jc w:val="both"/>
+        <w:ind w:left="0" w:firstLine="288"/>
       </w:pPr>
       <w:r>
         <w:rPr>
@@ -1397,8 +1426,8 @@
     <w:p>
       <w:pPr>
         <w:spacing w:before="0" w:after="120" w:line="276" w:lineRule="auto"/>
-        <w:ind w:firstLine="432"/>
-        <w:jc w:val="both"/>
+        <w:jc w:val="both"/>
+        <w:ind w:left="0" w:firstLine="288"/>
       </w:pPr>
       <w:r>
         <w:rPr>
@@ -1413,8 +1442,8 @@
     <w:p>
       <w:pPr>
         <w:spacing w:before="0" w:after="120" w:line="276" w:lineRule="auto"/>
-        <w:ind w:firstLine="432"/>
-        <w:jc w:val="both"/>
+        <w:jc w:val="both"/>
+        <w:ind w:left="0" w:firstLine="288"/>
       </w:pPr>
       <w:r>
         <w:rPr>
@@ -1429,8 +1458,8 @@
     <w:p>
       <w:pPr>
         <w:spacing w:before="0" w:after="120" w:line="276" w:lineRule="auto"/>
-        <w:ind w:firstLine="432"/>
-        <w:jc w:val="both"/>
+        <w:jc w:val="both"/>
+        <w:ind w:left="0" w:firstLine="288"/>
       </w:pPr>
       <w:r>
         <w:rPr>
@@ -1447,6 +1476,7 @@
         <w:keepNext/>
         <w:spacing w:before="360" w:after="160" w:line="276" w:lineRule="auto"/>
         <w:jc w:val="both"/>
+        <w:ind w:left="0" w:firstLine="288"/>
       </w:pPr>
       <w:r>
         <w:rPr>
@@ -1461,8 +1491,8 @@
     <w:p>
       <w:pPr>
         <w:spacing w:before="0" w:after="120" w:line="276" w:lineRule="auto"/>
-        <w:ind w:firstLine="432"/>
-        <w:jc w:val="both"/>
+        <w:jc w:val="both"/>
+        <w:ind w:left="0" w:firstLine="288"/>
       </w:pPr>
       <w:r>
         <w:rPr>
@@ -1477,8 +1507,8 @@
     <w:p>
       <w:pPr>
         <w:spacing w:before="0" w:after="120" w:line="276" w:lineRule="auto"/>
-        <w:ind w:firstLine="432"/>
-        <w:jc w:val="both"/>
+        <w:jc w:val="both"/>
+        <w:ind w:left="0" w:firstLine="288"/>
       </w:pPr>
       <w:r>
         <w:rPr>
@@ -1493,8 +1523,8 @@
     <w:p>
       <w:pPr>
         <w:spacing w:before="0" w:after="120" w:line="276" w:lineRule="auto"/>
-        <w:ind w:firstLine="432"/>
-        <w:jc w:val="both"/>
+        <w:jc w:val="both"/>
+        <w:ind w:left="0" w:firstLine="288"/>
       </w:pPr>
       <w:r>
         <w:rPr>
@@ -1529,6 +1559,7 @@
         <w:keepNext/>
         <w:spacing w:before="360" w:after="160" w:line="276" w:lineRule="auto"/>
         <w:jc w:val="both"/>
+        <w:ind w:left="0" w:firstLine="288"/>
       </w:pPr>
       <w:r>
         <w:rPr>
@@ -1543,8 +1574,8 @@
     <w:p>
       <w:pPr>
         <w:spacing w:before="0" w:after="120" w:line="276" w:lineRule="auto"/>
-        <w:ind w:firstLine="432"/>
-        <w:jc w:val="both"/>
+        <w:jc w:val="both"/>
+        <w:ind w:left="0" w:firstLine="288"/>
       </w:pPr>
       <w:r>
         <w:rPr>
@@ -1577,8 +1608,8 @@
     <w:p>
       <w:pPr>
         <w:spacing w:before="0" w:after="120" w:line="276" w:lineRule="auto"/>
-        <w:ind w:firstLine="432"/>
-        <w:jc w:val="both"/>
+        <w:jc w:val="both"/>
+        <w:ind w:left="0" w:firstLine="288"/>
       </w:pPr>
       <w:r>
         <w:rPr>
@@ -1593,8 +1624,8 @@
     <w:p>
       <w:pPr>
         <w:spacing w:before="0" w:after="120" w:line="276" w:lineRule="auto"/>
-        <w:ind w:firstLine="432"/>
-        <w:jc w:val="both"/>
+        <w:jc w:val="both"/>
+        <w:ind w:left="0" w:firstLine="288"/>
       </w:pPr>
       <w:r>
         <w:rPr>
@@ -1626,8 +1657,8 @@
     <w:p>
       <w:pPr>
         <w:spacing w:before="0" w:after="120" w:line="276" w:lineRule="auto"/>
-        <w:ind w:firstLine="432"/>
-        <w:jc w:val="both"/>
+        <w:jc w:val="both"/>
+        <w:ind w:left="0" w:firstLine="288"/>
       </w:pPr>
       <w:r>
         <w:rPr>
@@ -1659,8 +1690,8 @@
     <w:p>
       <w:pPr>
         <w:spacing w:before="0" w:after="120" w:line="276" w:lineRule="auto"/>
-        <w:ind w:firstLine="432"/>
-        <w:jc w:val="both"/>
+        <w:jc w:val="both"/>
+        <w:ind w:left="0" w:firstLine="288"/>
       </w:pPr>
       <w:r>
         <w:rPr>
@@ -1692,8 +1723,8 @@
     <w:p>
       <w:pPr>
         <w:spacing w:before="0" w:after="120" w:line="276" w:lineRule="auto"/>
-        <w:ind w:firstLine="432"/>
-        <w:jc w:val="both"/>
+        <w:jc w:val="both"/>
+        <w:ind w:left="0" w:firstLine="288"/>
       </w:pPr>
       <w:r>
         <w:rPr>
@@ -1726,8 +1757,8 @@
     <w:p>
       <w:pPr>
         <w:spacing w:before="0" w:after="120" w:line="276" w:lineRule="auto"/>
-        <w:ind w:firstLine="432"/>
-        <w:jc w:val="both"/>
+        <w:jc w:val="both"/>
+        <w:ind w:left="0" w:firstLine="288"/>
       </w:pPr>
       <w:r>
         <w:rPr>
@@ -1744,6 +1775,7 @@
         <w:keepNext/>
         <w:spacing w:before="360" w:after="160" w:line="276" w:lineRule="auto"/>
         <w:jc w:val="both"/>
+        <w:ind w:left="0" w:firstLine="288"/>
       </w:pPr>
       <w:r>
         <w:rPr>
@@ -1758,8 +1790,8 @@
     <w:p>
       <w:pPr>
         <w:spacing w:before="0" w:after="120" w:line="276" w:lineRule="auto"/>
-        <w:ind w:firstLine="432"/>
-        <w:jc w:val="both"/>
+        <w:jc w:val="both"/>
+        <w:ind w:left="0" w:firstLine="288"/>
       </w:pPr>
       <w:r>
         <w:rPr>
@@ -1810,8 +1842,8 @@
     <w:p>
       <w:pPr>
         <w:spacing w:before="0" w:after="120" w:line="276" w:lineRule="auto"/>
-        <w:ind w:firstLine="432"/>
-        <w:jc w:val="both"/>
+        <w:jc w:val="both"/>
+        <w:ind w:left="0" w:firstLine="288"/>
       </w:pPr>
       <w:r>
         <w:rPr>
@@ -1844,8 +1876,8 @@
     <w:p>
       <w:pPr>
         <w:spacing w:before="0" w:after="120" w:line="276" w:lineRule="auto"/>
-        <w:ind w:firstLine="432"/>
-        <w:jc w:val="both"/>
+        <w:jc w:val="both"/>
+        <w:ind w:left="0" w:firstLine="288"/>
       </w:pPr>
       <w:r>
         <w:rPr>
@@ -1860,8 +1892,8 @@
     <w:p>
       <w:pPr>
         <w:spacing w:before="0" w:after="120" w:line="276" w:lineRule="auto"/>
-        <w:ind w:firstLine="432"/>
-        <w:jc w:val="both"/>
+        <w:jc w:val="both"/>
+        <w:ind w:left="0" w:firstLine="288"/>
       </w:pPr>
       <w:r>
         <w:rPr>
@@ -1894,8 +1926,8 @@
     <w:p>
       <w:pPr>
         <w:spacing w:before="0" w:after="120" w:line="276" w:lineRule="auto"/>
-        <w:ind w:firstLine="432"/>
-        <w:jc w:val="both"/>
+        <w:jc w:val="both"/>
+        <w:ind w:left="0" w:firstLine="288"/>
       </w:pPr>
       <w:r>
         <w:rPr>
@@ -1910,8 +1942,8 @@
     <w:p>
       <w:pPr>
         <w:spacing w:before="0" w:after="120" w:line="276" w:lineRule="auto"/>
-        <w:ind w:firstLine="432"/>
-        <w:jc w:val="both"/>
+        <w:jc w:val="both"/>
+        <w:ind w:left="0" w:firstLine="288"/>
       </w:pPr>
       <w:r>
         <w:rPr>
@@ -1926,8 +1958,8 @@
     <w:p>
       <w:pPr>
         <w:spacing w:before="40" w:after="40" w:line="276" w:lineRule="auto"/>
-        <w:ind w:left="576" w:hanging="288"/>
-        <w:jc w:val="both"/>
+        <w:jc w:val="both"/>
+        <w:ind w:left="288" w:firstLine="0"/>
       </w:pPr>
       <w:r>
         <w:rPr>
@@ -1968,8 +2000,8 @@
     <w:p>
       <w:pPr>
         <w:spacing w:before="40" w:after="40" w:line="276" w:lineRule="auto"/>
-        <w:ind w:left="576" w:hanging="288"/>
-        <w:jc w:val="both"/>
+        <w:jc w:val="both"/>
+        <w:ind w:left="288" w:firstLine="0"/>
       </w:pPr>
       <w:r>
         <w:rPr>
@@ -2010,8 +2042,8 @@
     <w:p>
       <w:pPr>
         <w:spacing w:before="40" w:after="40" w:line="276" w:lineRule="auto"/>
-        <w:ind w:left="576" w:hanging="288"/>
-        <w:jc w:val="both"/>
+        <w:jc w:val="both"/>
+        <w:ind w:left="288" w:firstLine="0"/>
       </w:pPr>
       <w:r>
         <w:rPr>
@@ -2052,8 +2084,8 @@
     <w:p>
       <w:pPr>
         <w:spacing w:before="40" w:after="40" w:line="276" w:lineRule="auto"/>
-        <w:ind w:left="576" w:hanging="288"/>
-        <w:jc w:val="both"/>
+        <w:jc w:val="both"/>
+        <w:ind w:left="288" w:firstLine="0"/>
       </w:pPr>
       <w:r>
         <w:rPr>
@@ -2094,8 +2126,8 @@
     <w:p>
       <w:pPr>
         <w:spacing w:before="40" w:after="40" w:line="276" w:lineRule="auto"/>
-        <w:ind w:left="576" w:hanging="288"/>
-        <w:jc w:val="both"/>
+        <w:jc w:val="both"/>
+        <w:ind w:left="288" w:firstLine="0"/>
       </w:pPr>
       <w:r>
         <w:rPr>
@@ -2136,8 +2168,8 @@
     <w:p>
       <w:pPr>
         <w:spacing w:before="0" w:after="120" w:line="276" w:lineRule="auto"/>
-        <w:ind w:firstLine="432"/>
-        <w:jc w:val="both"/>
+        <w:jc w:val="both"/>
+        <w:ind w:left="0" w:firstLine="288"/>
       </w:pPr>
       <w:r>
         <w:rPr>
@@ -2152,8 +2184,8 @@
     <w:p>
       <w:pPr>
         <w:spacing w:before="0" w:after="120" w:line="276" w:lineRule="auto"/>
-        <w:ind w:firstLine="432"/>
-        <w:jc w:val="both"/>
+        <w:jc w:val="both"/>
+        <w:ind w:left="0" w:firstLine="288"/>
       </w:pPr>
       <w:r>
         <w:rPr>
@@ -2170,6 +2202,7 @@
         <w:keepNext/>
         <w:spacing w:before="360" w:after="160" w:line="276" w:lineRule="auto"/>
         <w:jc w:val="both"/>
+        <w:ind w:left="0" w:firstLine="288"/>
       </w:pPr>
       <w:r>
         <w:rPr>
@@ -2184,8 +2217,8 @@
     <w:p>
       <w:pPr>
         <w:spacing w:before="0" w:after="120" w:line="276" w:lineRule="auto"/>
-        <w:ind w:firstLine="432"/>
-        <w:jc w:val="both"/>
+        <w:jc w:val="both"/>
+        <w:ind w:left="0" w:firstLine="288"/>
       </w:pPr>
       <w:r>
         <w:rPr>
@@ -2200,8 +2233,8 @@
     <w:p>
       <w:pPr>
         <w:spacing w:before="0" w:after="120" w:line="276" w:lineRule="auto"/>
-        <w:ind w:firstLine="432"/>
-        <w:jc w:val="both"/>
+        <w:jc w:val="both"/>
+        <w:ind w:left="0" w:firstLine="288"/>
       </w:pPr>
       <w:r>
         <w:rPr>
@@ -2216,8 +2249,8 @@
     <w:p>
       <w:pPr>
         <w:spacing w:before="0" w:after="120" w:line="276" w:lineRule="auto"/>
-        <w:ind w:firstLine="432"/>
-        <w:jc w:val="both"/>
+        <w:jc w:val="both"/>
+        <w:ind w:left="0" w:firstLine="288"/>
       </w:pPr>
       <w:r>
         <w:rPr>
@@ -2232,8 +2265,8 @@
     <w:p>
       <w:pPr>
         <w:spacing w:before="0" w:after="120" w:line="276" w:lineRule="auto"/>
-        <w:ind w:firstLine="432"/>
-        <w:jc w:val="both"/>
+        <w:jc w:val="both"/>
+        <w:ind w:left="0" w:firstLine="288"/>
       </w:pPr>
       <w:r>
         <w:rPr>
@@ -2250,6 +2283,7 @@
         <w:keepNext/>
         <w:spacing w:before="360" w:after="160" w:line="276" w:lineRule="auto"/>
         <w:jc w:val="both"/>
+        <w:ind w:left="0" w:firstLine="288"/>
       </w:pPr>
       <w:r>
         <w:rPr>
@@ -2264,8 +2298,8 @@
     <w:p>
       <w:pPr>
         <w:spacing w:before="0" w:after="120" w:line="276" w:lineRule="auto"/>
-        <w:ind w:firstLine="432"/>
-        <w:jc w:val="both"/>
+        <w:jc w:val="both"/>
+        <w:ind w:left="0" w:firstLine="288"/>
       </w:pPr>
       <w:r>
         <w:rPr>
@@ -2280,8 +2314,8 @@
     <w:p>
       <w:pPr>
         <w:spacing w:before="0" w:after="120" w:line="276" w:lineRule="auto"/>
-        <w:ind w:firstLine="432"/>
-        <w:jc w:val="both"/>
+        <w:jc w:val="both"/>
+        <w:ind w:left="0" w:firstLine="288"/>
       </w:pPr>
       <w:r>
         <w:rPr>
@@ -2314,8 +2348,8 @@
     <w:p>
       <w:pPr>
         <w:spacing w:before="0" w:after="120" w:line="276" w:lineRule="auto"/>
-        <w:ind w:firstLine="432"/>
-        <w:jc w:val="both"/>
+        <w:jc w:val="both"/>
+        <w:ind w:left="0" w:firstLine="288"/>
       </w:pPr>
       <w:r>
         <w:rPr>
@@ -2347,8 +2381,8 @@
     <w:p>
       <w:pPr>
         <w:spacing w:before="0" w:after="120" w:line="276" w:lineRule="auto"/>
-        <w:ind w:firstLine="432"/>
-        <w:jc w:val="both"/>
+        <w:jc w:val="both"/>
+        <w:ind w:left="0" w:firstLine="288"/>
       </w:pPr>
       <w:r>
         <w:rPr>
@@ -2381,8 +2415,8 @@
     <w:p>
       <w:pPr>
         <w:spacing w:before="0" w:after="120" w:line="276" w:lineRule="auto"/>
-        <w:ind w:firstLine="432"/>
-        <w:jc w:val="both"/>
+        <w:jc w:val="both"/>
+        <w:ind w:left="0" w:firstLine="288"/>
       </w:pPr>
       <w:r>
         <w:rPr>
@@ -2397,8 +2431,8 @@
     <w:p>
       <w:pPr>
         <w:spacing w:before="40" w:after="40" w:line="276" w:lineRule="auto"/>
-        <w:ind w:left="576" w:hanging="288"/>
-        <w:jc w:val="both"/>
+        <w:jc w:val="both"/>
+        <w:ind w:left="288" w:firstLine="0"/>
       </w:pPr>
       <w:r>
         <w:rPr>
@@ -2439,8 +2473,8 @@
     <w:p>
       <w:pPr>
         <w:spacing w:before="40" w:after="40" w:line="276" w:lineRule="auto"/>
-        <w:ind w:left="576" w:hanging="288"/>
-        <w:jc w:val="both"/>
+        <w:jc w:val="both"/>
+        <w:ind w:left="288" w:firstLine="0"/>
       </w:pPr>
       <w:r>
         <w:rPr>
@@ -2481,8 +2515,8 @@
     <w:p>
       <w:pPr>
         <w:spacing w:before="40" w:after="40" w:line="276" w:lineRule="auto"/>
-        <w:ind w:left="576" w:hanging="288"/>
-        <w:jc w:val="both"/>
+        <w:jc w:val="both"/>
+        <w:ind w:left="288" w:firstLine="0"/>
       </w:pPr>
       <w:r>
         <w:rPr>
@@ -2523,8 +2557,8 @@
     <w:p>
       <w:pPr>
         <w:spacing w:before="40" w:after="40" w:line="276" w:lineRule="auto"/>
-        <w:ind w:left="576" w:hanging="288"/>
-        <w:jc w:val="both"/>
+        <w:jc w:val="both"/>
+        <w:ind w:left="288" w:firstLine="0"/>
       </w:pPr>
       <w:r>
         <w:rPr>
@@ -2567,6 +2601,7 @@
         <w:keepNext/>
         <w:spacing w:before="360" w:after="160" w:line="276" w:lineRule="auto"/>
         <w:jc w:val="both"/>
+        <w:ind w:left="0" w:firstLine="288"/>
       </w:pPr>
       <w:r>
         <w:rPr>
@@ -2581,8 +2616,8 @@
     <w:p>
       <w:pPr>
         <w:spacing w:before="0" w:after="120" w:line="276" w:lineRule="auto"/>
-        <w:ind w:firstLine="432"/>
-        <w:jc w:val="both"/>
+        <w:jc w:val="both"/>
+        <w:ind w:left="0" w:firstLine="288"/>
       </w:pPr>
       <w:r>
         <w:rPr>
@@ -2597,8 +2632,8 @@
     <w:p>
       <w:pPr>
         <w:spacing w:before="0" w:after="120" w:line="276" w:lineRule="auto"/>
-        <w:ind w:firstLine="432"/>
-        <w:jc w:val="both"/>
+        <w:jc w:val="both"/>
+        <w:ind w:left="0" w:firstLine="288"/>
       </w:pPr>
       <w:r>
         <w:rPr>
@@ -2613,8 +2648,8 @@
     <w:p>
       <w:pPr>
         <w:spacing w:before="40" w:after="40" w:line="276" w:lineRule="auto"/>
-        <w:ind w:left="576" w:hanging="288"/>
-        <w:jc w:val="both"/>
+        <w:jc w:val="both"/>
+        <w:ind w:left="288" w:firstLine="0"/>
       </w:pPr>
       <w:r>
         <w:rPr>
@@ -2655,8 +2690,8 @@
     <w:p>
       <w:pPr>
         <w:spacing w:before="40" w:after="40" w:line="276" w:lineRule="auto"/>
-        <w:ind w:left="576" w:hanging="288"/>
-        <w:jc w:val="both"/>
+        <w:jc w:val="both"/>
+        <w:ind w:left="288" w:firstLine="0"/>
       </w:pPr>
       <w:r>
         <w:rPr>
@@ -2697,8 +2732,8 @@
     <w:p>
       <w:pPr>
         <w:spacing w:before="40" w:after="40" w:line="276" w:lineRule="auto"/>
-        <w:ind w:left="576" w:hanging="288"/>
-        <w:jc w:val="both"/>
+        <w:jc w:val="both"/>
+        <w:ind w:left="288" w:firstLine="0"/>
       </w:pPr>
       <w:r>
         <w:rPr>
@@ -2739,8 +2774,8 @@
     <w:p>
       <w:pPr>
         <w:spacing w:before="40" w:after="40" w:line="276" w:lineRule="auto"/>
-        <w:ind w:left="576" w:hanging="288"/>
-        <w:jc w:val="both"/>
+        <w:jc w:val="both"/>
+        <w:ind w:left="288" w:firstLine="0"/>
       </w:pPr>
       <w:r>
         <w:rPr>
@@ -2781,8 +2816,8 @@
     <w:p>
       <w:pPr>
         <w:spacing w:before="40" w:after="40" w:line="276" w:lineRule="auto"/>
-        <w:ind w:left="576" w:hanging="288"/>
-        <w:jc w:val="both"/>
+        <w:jc w:val="both"/>
+        <w:ind w:left="288" w:firstLine="0"/>
       </w:pPr>
       <w:r>
         <w:rPr>
@@ -2823,8 +2858,8 @@
     <w:p>
       <w:pPr>
         <w:spacing w:before="0" w:after="120" w:line="276" w:lineRule="auto"/>
-        <w:ind w:firstLine="432"/>
-        <w:jc w:val="both"/>
+        <w:jc w:val="both"/>
+        <w:ind w:left="0" w:firstLine="288"/>
       </w:pPr>
       <w:r>
         <w:rPr>
@@ -2839,8 +2874,8 @@
     <w:p>
       <w:pPr>
         <w:spacing w:before="0" w:after="120" w:line="276" w:lineRule="auto"/>
-        <w:ind w:firstLine="432"/>
-        <w:jc w:val="both"/>
+        <w:jc w:val="both"/>
+        <w:ind w:left="0" w:firstLine="288"/>
       </w:pPr>
       <w:r>
         <w:rPr>
@@ -2858,6 +2893,7 @@
         <w:pageBreakBefore/>
         <w:spacing w:before="720" w:after="360" w:line="276" w:lineRule="auto"/>
         <w:jc w:val="both"/>
+        <w:ind w:left="0" w:firstLine="288"/>
       </w:pPr>
       <w:r>
         <w:rPr>
@@ -2872,8 +2908,8 @@
     <w:p>
       <w:pPr>
         <w:spacing w:before="0" w:after="120" w:line="276" w:lineRule="auto"/>
-        <w:ind w:firstLine="432"/>
-        <w:jc w:val="both"/>
+        <w:jc w:val="both"/>
+        <w:ind w:left="0" w:firstLine="288"/>
       </w:pPr>
       <w:r>
         <w:rPr>
@@ -2888,8 +2924,8 @@
     <w:p>
       <w:pPr>
         <w:spacing w:before="0" w:after="120" w:line="276" w:lineRule="auto"/>
-        <w:ind w:firstLine="432"/>
-        <w:jc w:val="both"/>
+        <w:jc w:val="both"/>
+        <w:ind w:left="0" w:firstLine="288"/>
       </w:pPr>
       <w:r>
         <w:rPr>
@@ -2920,8 +2956,8 @@
     <w:p>
       <w:pPr>
         <w:spacing w:before="0" w:after="120" w:line="276" w:lineRule="auto"/>
-        <w:ind w:firstLine="432"/>
-        <w:jc w:val="both"/>
+        <w:jc w:val="both"/>
+        <w:ind w:left="0" w:firstLine="288"/>
       </w:pPr>
       <w:r>
         <w:rPr>
@@ -2952,8 +2988,8 @@
     <w:p>
       <w:pPr>
         <w:spacing w:before="0" w:after="120" w:line="276" w:lineRule="auto"/>
-        <w:ind w:firstLine="432"/>
-        <w:jc w:val="both"/>
+        <w:jc w:val="both"/>
+        <w:ind w:left="0" w:firstLine="288"/>
       </w:pPr>
       <w:r>
         <w:rPr>
@@ -2984,8 +3020,8 @@
     <w:p>
       <w:pPr>
         <w:spacing w:before="0" w:after="120" w:line="276" w:lineRule="auto"/>
-        <w:ind w:firstLine="432"/>
-        <w:jc w:val="both"/>
+        <w:jc w:val="both"/>
+        <w:ind w:left="0" w:firstLine="288"/>
       </w:pPr>
       <w:r>
         <w:rPr>
@@ -3016,8 +3052,8 @@
     <w:p>
       <w:pPr>
         <w:spacing w:before="0" w:after="120" w:line="276" w:lineRule="auto"/>
-        <w:ind w:firstLine="432"/>
-        <w:jc w:val="both"/>
+        <w:jc w:val="both"/>
+        <w:ind w:left="0" w:firstLine="288"/>
       </w:pPr>
       <w:r>
         <w:rPr>
@@ -3048,8 +3084,8 @@
     <w:p>
       <w:pPr>
         <w:spacing w:before="0" w:after="120" w:line="276" w:lineRule="auto"/>
-        <w:ind w:firstLine="432"/>
-        <w:jc w:val="both"/>
+        <w:jc w:val="both"/>
+        <w:ind w:left="0" w:firstLine="288"/>
       </w:pPr>
       <w:r>
         <w:rPr>
@@ -3066,6 +3102,7 @@
         <w:keepNext/>
         <w:spacing w:before="360" w:after="160" w:line="276" w:lineRule="auto"/>
         <w:jc w:val="both"/>
+        <w:ind w:left="0" w:firstLine="288"/>
       </w:pPr>
       <w:r>
         <w:rPr>
@@ -3080,8 +3117,8 @@
     <w:p>
       <w:pPr>
         <w:spacing w:before="0" w:after="120" w:line="276" w:lineRule="auto"/>
-        <w:ind w:firstLine="432"/>
-        <w:jc w:val="both"/>
+        <w:jc w:val="both"/>
+        <w:ind w:left="0" w:firstLine="288"/>
       </w:pPr>
       <w:r>
         <w:rPr>
@@ -3096,8 +3133,8 @@
     <w:p>
       <w:pPr>
         <w:spacing w:before="0" w:after="120" w:line="276" w:lineRule="auto"/>
-        <w:ind w:firstLine="432"/>
-        <w:jc w:val="both"/>
+        <w:jc w:val="both"/>
+        <w:ind w:left="0" w:firstLine="288"/>
       </w:pPr>
       <w:r>
         <w:rPr>
@@ -3130,8 +3167,8 @@
     <w:p>
       <w:pPr>
         <w:spacing w:before="0" w:after="120" w:line="276" w:lineRule="auto"/>
-        <w:ind w:firstLine="432"/>
-        <w:jc w:val="both"/>
+        <w:jc w:val="both"/>
+        <w:ind w:left="0" w:firstLine="288"/>
       </w:pPr>
       <w:r>
         <w:rPr>
@@ -3162,8 +3199,8 @@
     <w:p>
       <w:pPr>
         <w:spacing w:before="40" w:after="40" w:line="276" w:lineRule="auto"/>
-        <w:ind w:left="576" w:hanging="288"/>
-        <w:jc w:val="both"/>
+        <w:jc w:val="both"/>
+        <w:ind w:left="288" w:firstLine="0"/>
       </w:pPr>
       <w:r>
         <w:rPr>
@@ -3204,8 +3241,8 @@
     <w:p>
       <w:pPr>
         <w:spacing w:before="40" w:after="40" w:line="276" w:lineRule="auto"/>
-        <w:ind w:left="576" w:hanging="288"/>
-        <w:jc w:val="both"/>
+        <w:jc w:val="both"/>
+        <w:ind w:left="288" w:firstLine="0"/>
       </w:pPr>
       <w:r>
         <w:rPr>
@@ -3264,8 +3301,8 @@
     <w:p>
       <w:pPr>
         <w:spacing w:before="40" w:after="40" w:line="276" w:lineRule="auto"/>
-        <w:ind w:left="576" w:hanging="288"/>
-        <w:jc w:val="both"/>
+        <w:jc w:val="both"/>
+        <w:ind w:left="288" w:firstLine="0"/>
       </w:pPr>
       <w:r>
         <w:rPr>
@@ -3306,8 +3343,8 @@
     <w:p>
       <w:pPr>
         <w:spacing w:before="0" w:after="120" w:line="276" w:lineRule="auto"/>
-        <w:ind w:firstLine="432"/>
-        <w:jc w:val="both"/>
+        <w:jc w:val="both"/>
+        <w:ind w:left="0" w:firstLine="288"/>
       </w:pPr>
       <w:r>
         <w:rPr>
@@ -3338,8 +3375,8 @@
     <w:p>
       <w:pPr>
         <w:spacing w:before="40" w:after="40" w:line="276" w:lineRule="auto"/>
-        <w:ind w:left="576" w:hanging="288"/>
-        <w:jc w:val="both"/>
+        <w:jc w:val="both"/>
+        <w:ind w:left="288" w:firstLine="0"/>
       </w:pPr>
       <w:r>
         <w:rPr>
@@ -3363,8 +3400,8 @@
     <w:p>
       <w:pPr>
         <w:spacing w:before="40" w:after="40" w:line="276" w:lineRule="auto"/>
-        <w:ind w:left="576" w:hanging="288"/>
-        <w:jc w:val="both"/>
+        <w:jc w:val="both"/>
+        <w:ind w:left="288" w:firstLine="0"/>
       </w:pPr>
       <w:r>
         <w:rPr>
@@ -3388,8 +3425,8 @@
     <w:p>
       <w:pPr>
         <w:spacing w:before="40" w:after="40" w:line="276" w:lineRule="auto"/>
-        <w:ind w:left="576" w:hanging="288"/>
-        <w:jc w:val="both"/>
+        <w:jc w:val="both"/>
+        <w:ind w:left="288" w:firstLine="0"/>
       </w:pPr>
       <w:r>
         <w:rPr>
@@ -3415,6 +3452,7 @@
         <w:keepNext/>
         <w:spacing w:before="360" w:after="160" w:line="276" w:lineRule="auto"/>
         <w:jc w:val="both"/>
+        <w:ind w:left="0" w:firstLine="288"/>
       </w:pPr>
       <w:r>
         <w:rPr>
@@ -3429,8 +3467,8 @@
     <w:p>
       <w:pPr>
         <w:spacing w:before="0" w:after="120" w:line="276" w:lineRule="auto"/>
-        <w:ind w:firstLine="432"/>
-        <w:jc w:val="both"/>
+        <w:jc w:val="both"/>
+        <w:ind w:left="0" w:firstLine="288"/>
       </w:pPr>
       <w:r>
         <w:rPr>
@@ -3445,8 +3483,8 @@
     <w:p>
       <w:pPr>
         <w:spacing w:before="0" w:after="120" w:line="276" w:lineRule="auto"/>
-        <w:ind w:firstLine="432"/>
-        <w:jc w:val="both"/>
+        <w:jc w:val="both"/>
+        <w:ind w:left="0" w:firstLine="288"/>
       </w:pPr>
       <w:r>
         <w:rPr>
@@ -3461,8 +3499,8 @@
     <w:p>
       <w:pPr>
         <w:spacing w:before="0" w:after="120" w:line="276" w:lineRule="auto"/>
-        <w:ind w:firstLine="432"/>
-        <w:jc w:val="both"/>
+        <w:jc w:val="both"/>
+        <w:ind w:left="0" w:firstLine="288"/>
       </w:pPr>
       <w:r>
         <w:rPr>
@@ -3493,8 +3531,8 @@
     <w:p>
       <w:pPr>
         <w:spacing w:before="40" w:after="40" w:line="276" w:lineRule="auto"/>
-        <w:ind w:left="576" w:hanging="288"/>
-        <w:jc w:val="both"/>
+        <w:jc w:val="both"/>
+        <w:ind w:left="288" w:firstLine="0"/>
       </w:pPr>
       <w:r>
         <w:rPr>
@@ -3535,8 +3573,8 @@
     <w:p>
       <w:pPr>
         <w:spacing w:before="40" w:after="40" w:line="276" w:lineRule="auto"/>
-        <w:ind w:left="576" w:hanging="288"/>
-        <w:jc w:val="both"/>
+        <w:jc w:val="both"/>
+        <w:ind w:left="288" w:firstLine="0"/>
       </w:pPr>
       <w:r>
         <w:rPr>
@@ -3577,8 +3615,8 @@
     <w:p>
       <w:pPr>
         <w:spacing w:before="40" w:after="40" w:line="276" w:lineRule="auto"/>
-        <w:ind w:left="576" w:hanging="288"/>
-        <w:jc w:val="both"/>
+        <w:jc w:val="both"/>
+        <w:ind w:left="288" w:firstLine="0"/>
       </w:pPr>
       <w:r>
         <w:rPr>
@@ -3619,8 +3657,8 @@
     <w:p>
       <w:pPr>
         <w:spacing w:before="40" w:after="40" w:line="276" w:lineRule="auto"/>
-        <w:ind w:left="576" w:hanging="288"/>
-        <w:jc w:val="both"/>
+        <w:jc w:val="both"/>
+        <w:ind w:left="288" w:firstLine="0"/>
       </w:pPr>
       <w:r>
         <w:rPr>
@@ -3661,8 +3699,8 @@
     <w:p>
       <w:pPr>
         <w:spacing w:before="0" w:after="120" w:line="276" w:lineRule="auto"/>
-        <w:ind w:firstLine="432"/>
-        <w:jc w:val="both"/>
+        <w:jc w:val="both"/>
+        <w:ind w:left="0" w:firstLine="288"/>
       </w:pPr>
       <w:r>
         <w:rPr>
@@ -3697,6 +3735,7 @@
         <w:keepNext/>
         <w:spacing w:before="360" w:after="160" w:line="276" w:lineRule="auto"/>
         <w:jc w:val="both"/>
+        <w:ind w:left="0" w:firstLine="288"/>
       </w:pPr>
       <w:r>
         <w:rPr>
@@ -3711,8 +3750,8 @@
     <w:p>
       <w:pPr>
         <w:spacing w:before="0" w:after="120" w:line="276" w:lineRule="auto"/>
-        <w:ind w:firstLine="432"/>
-        <w:jc w:val="both"/>
+        <w:jc w:val="both"/>
+        <w:ind w:left="0" w:firstLine="288"/>
       </w:pPr>
       <w:r>
         <w:rPr>
@@ -3727,8 +3766,8 @@
     <w:p>
       <w:pPr>
         <w:spacing w:before="0" w:after="120" w:line="276" w:lineRule="auto"/>
-        <w:ind w:firstLine="432"/>
-        <w:jc w:val="both"/>
+        <w:jc w:val="both"/>
+        <w:ind w:left="0" w:firstLine="288"/>
       </w:pPr>
       <w:r>
         <w:rPr>
@@ -3779,8 +3818,8 @@
     <w:p>
       <w:pPr>
         <w:spacing w:before="0" w:after="120" w:line="276" w:lineRule="auto"/>
-        <w:ind w:firstLine="432"/>
-        <w:jc w:val="both"/>
+        <w:jc w:val="both"/>
+        <w:ind w:left="0" w:firstLine="288"/>
       </w:pPr>
       <w:r>
         <w:rPr>
@@ -3811,8 +3850,8 @@
     <w:p>
       <w:pPr>
         <w:spacing w:before="40" w:after="40" w:line="276" w:lineRule="auto"/>
-        <w:ind w:left="576" w:hanging="288"/>
-        <w:jc w:val="both"/>
+        <w:jc w:val="both"/>
+        <w:ind w:left="288" w:firstLine="0"/>
       </w:pPr>
       <w:r>
         <w:rPr>
@@ -3836,8 +3875,8 @@
     <w:p>
       <w:pPr>
         <w:spacing w:before="40" w:after="40" w:line="276" w:lineRule="auto"/>
-        <w:ind w:left="576" w:hanging="288"/>
-        <w:jc w:val="both"/>
+        <w:jc w:val="both"/>
+        <w:ind w:left="288" w:firstLine="0"/>
       </w:pPr>
       <w:r>
         <w:rPr>
@@ -3861,8 +3900,8 @@
     <w:p>
       <w:pPr>
         <w:spacing w:before="40" w:after="40" w:line="276" w:lineRule="auto"/>
-        <w:ind w:left="576" w:hanging="288"/>
-        <w:jc w:val="both"/>
+        <w:jc w:val="both"/>
+        <w:ind w:left="288" w:firstLine="0"/>
       </w:pPr>
       <w:r>
         <w:rPr>
@@ -3886,8 +3925,8 @@
     <w:p>
       <w:pPr>
         <w:spacing w:before="0" w:after="120" w:line="276" w:lineRule="auto"/>
-        <w:ind w:firstLine="432"/>
-        <w:jc w:val="both"/>
+        <w:jc w:val="both"/>
+        <w:ind w:left="0" w:firstLine="288"/>
       </w:pPr>
       <w:r>
         <w:rPr>
@@ -3918,8 +3957,8 @@
     <w:p>
       <w:pPr>
         <w:spacing w:before="40" w:after="40" w:line="276" w:lineRule="auto"/>
-        <w:ind w:left="576" w:hanging="288"/>
-        <w:jc w:val="both"/>
+        <w:jc w:val="both"/>
+        <w:ind w:left="288" w:firstLine="0"/>
       </w:pPr>
       <w:r>
         <w:rPr>
@@ -3943,8 +3982,8 @@
     <w:p>
       <w:pPr>
         <w:spacing w:before="40" w:after="40" w:line="276" w:lineRule="auto"/>
-        <w:ind w:left="576" w:hanging="288"/>
-        <w:jc w:val="both"/>
+        <w:jc w:val="both"/>
+        <w:ind w:left="288" w:firstLine="0"/>
       </w:pPr>
       <w:r>
         <w:rPr>
@@ -3968,8 +4007,8 @@
     <w:p>
       <w:pPr>
         <w:spacing w:before="40" w:after="40" w:line="276" w:lineRule="auto"/>
-        <w:ind w:left="576" w:hanging="288"/>
-        <w:jc w:val="both"/>
+        <w:jc w:val="both"/>
+        <w:ind w:left="288" w:firstLine="0"/>
       </w:pPr>
       <w:r>
         <w:rPr>
@@ -3993,8 +4032,8 @@
     <w:p>
       <w:pPr>
         <w:spacing w:before="0" w:after="120" w:line="276" w:lineRule="auto"/>
-        <w:ind w:firstLine="432"/>
-        <w:jc w:val="both"/>
+        <w:jc w:val="both"/>
+        <w:ind w:left="0" w:firstLine="288"/>
       </w:pPr>
       <w:r>
         <w:rPr>
@@ -4029,6 +4068,7 @@
         <w:keepNext/>
         <w:spacing w:before="360" w:after="160" w:line="276" w:lineRule="auto"/>
         <w:jc w:val="both"/>
+        <w:ind w:left="0" w:firstLine="288"/>
       </w:pPr>
       <w:r>
         <w:rPr>
@@ -4043,8 +4083,8 @@
     <w:p>
       <w:pPr>
         <w:spacing w:before="0" w:after="120" w:line="276" w:lineRule="auto"/>
-        <w:ind w:firstLine="432"/>
-        <w:jc w:val="both"/>
+        <w:jc w:val="both"/>
+        <w:ind w:left="0" w:firstLine="288"/>
       </w:pPr>
       <w:r>
         <w:rPr>
@@ -4059,8 +4099,8 @@
     <w:p>
       <w:pPr>
         <w:spacing w:before="0" w:after="120" w:line="276" w:lineRule="auto"/>
-        <w:ind w:firstLine="432"/>
-        <w:jc w:val="both"/>
+        <w:jc w:val="both"/>
+        <w:ind w:left="0" w:firstLine="288"/>
       </w:pPr>
       <w:r>
         <w:rPr>
@@ -4093,8 +4133,8 @@
     <w:p>
       <w:pPr>
         <w:spacing w:before="0" w:after="120" w:line="276" w:lineRule="auto"/>
-        <w:ind w:firstLine="432"/>
-        <w:jc w:val="both"/>
+        <w:jc w:val="both"/>
+        <w:ind w:left="0" w:firstLine="288"/>
       </w:pPr>
       <w:r>
         <w:rPr>
@@ -4126,8 +4166,8 @@
     <w:p>
       <w:pPr>
         <w:spacing w:before="0" w:after="120" w:line="276" w:lineRule="auto"/>
-        <w:ind w:firstLine="432"/>
-        <w:jc w:val="both"/>
+        <w:jc w:val="both"/>
+        <w:ind w:left="0" w:firstLine="288"/>
       </w:pPr>
       <w:r>
         <w:rPr>
@@ -4142,8 +4182,8 @@
     <w:p>
       <w:pPr>
         <w:spacing w:before="0" w:after="120" w:line="276" w:lineRule="auto"/>
-        <w:ind w:firstLine="432"/>
-        <w:jc w:val="both"/>
+        <w:jc w:val="both"/>
+        <w:ind w:left="0" w:firstLine="288"/>
       </w:pPr>
       <w:r>
         <w:rPr>
@@ -4158,8 +4198,8 @@
     <w:p>
       <w:pPr>
         <w:spacing w:before="0" w:after="120" w:line="276" w:lineRule="auto"/>
-        <w:ind w:firstLine="432"/>
-        <w:jc w:val="both"/>
+        <w:jc w:val="both"/>
+        <w:ind w:left="0" w:firstLine="288"/>
       </w:pPr>
       <w:r>
         <w:rPr>
@@ -4190,8 +4230,8 @@
     <w:p>
       <w:pPr>
         <w:spacing w:before="0" w:after="120" w:line="276" w:lineRule="auto"/>
-        <w:ind w:firstLine="432"/>
-        <w:jc w:val="both"/>
+        <w:jc w:val="both"/>
+        <w:ind w:left="288" w:firstLine="0"/>
       </w:pPr>
       <w:r>
         <w:rPr>
@@ -4224,8 +4264,8 @@
     <w:p>
       <w:pPr>
         <w:spacing w:before="0" w:after="120" w:line="276" w:lineRule="auto"/>
-        <w:ind w:firstLine="432"/>
-        <w:jc w:val="both"/>
+        <w:jc w:val="both"/>
+        <w:ind w:left="288" w:firstLine="0"/>
       </w:pPr>
       <w:r>
         <w:rPr>
@@ -4258,8 +4298,8 @@
     <w:p>
       <w:pPr>
         <w:spacing w:before="0" w:after="120" w:line="276" w:lineRule="auto"/>
-        <w:ind w:firstLine="432"/>
-        <w:jc w:val="both"/>
+        <w:jc w:val="both"/>
+        <w:ind w:left="288" w:firstLine="0"/>
       </w:pPr>
       <w:r>
         <w:rPr>
@@ -4292,8 +4332,8 @@
     <w:p>
       <w:pPr>
         <w:spacing w:before="0" w:after="120" w:line="276" w:lineRule="auto"/>
-        <w:ind w:firstLine="432"/>
-        <w:jc w:val="both"/>
+        <w:jc w:val="both"/>
+        <w:ind w:left="0" w:firstLine="288"/>
       </w:pPr>
       <w:r>
         <w:rPr>
@@ -4325,8 +4365,8 @@
     <w:p>
       <w:pPr>
         <w:spacing w:before="0" w:after="120" w:line="276" w:lineRule="auto"/>
-        <w:ind w:firstLine="432"/>
-        <w:jc w:val="both"/>
+        <w:jc w:val="both"/>
+        <w:ind w:left="0" w:firstLine="288"/>
       </w:pPr>
       <w:r>
         <w:rPr>
@@ -4361,6 +4401,7 @@
         <w:keepNext/>
         <w:spacing w:before="360" w:after="160" w:line="276" w:lineRule="auto"/>
         <w:jc w:val="both"/>
+        <w:ind w:left="0" w:firstLine="288"/>
       </w:pPr>
       <w:r>
         <w:rPr>
@@ -4375,8 +4416,8 @@
     <w:p>
       <w:pPr>
         <w:spacing w:before="0" w:after="120" w:line="276" w:lineRule="auto"/>
-        <w:ind w:firstLine="432"/>
-        <w:jc w:val="both"/>
+        <w:jc w:val="both"/>
+        <w:ind w:left="0" w:firstLine="288"/>
       </w:pPr>
       <w:r>
         <w:rPr>
@@ -4409,8 +4450,8 @@
     <w:p>
       <w:pPr>
         <w:spacing w:before="0" w:after="120" w:line="276" w:lineRule="auto"/>
-        <w:ind w:firstLine="432"/>
-        <w:jc w:val="both"/>
+        <w:jc w:val="both"/>
+        <w:ind w:left="0" w:firstLine="288"/>
       </w:pPr>
       <w:r>
         <w:rPr>
@@ -4441,8 +4482,8 @@
     <w:p>
       <w:pPr>
         <w:spacing w:before="40" w:after="40" w:line="276" w:lineRule="auto"/>
-        <w:ind w:left="576" w:hanging="288"/>
-        <w:jc w:val="both"/>
+        <w:jc w:val="both"/>
+        <w:ind w:left="288" w:firstLine="0"/>
       </w:pPr>
       <w:r>
         <w:rPr>
@@ -4466,8 +4507,8 @@
     <w:p>
       <w:pPr>
         <w:spacing w:before="40" w:after="40" w:line="276" w:lineRule="auto"/>
-        <w:ind w:left="576" w:hanging="288"/>
-        <w:jc w:val="both"/>
+        <w:jc w:val="both"/>
+        <w:ind w:left="288" w:firstLine="0"/>
       </w:pPr>
       <w:r>
         <w:rPr>
@@ -4491,8 +4532,8 @@
     <w:p>
       <w:pPr>
         <w:spacing w:before="40" w:after="40" w:line="276" w:lineRule="auto"/>
-        <w:ind w:left="576" w:hanging="288"/>
-        <w:jc w:val="both"/>
+        <w:jc w:val="both"/>
+        <w:ind w:left="288" w:firstLine="0"/>
       </w:pPr>
       <w:r>
         <w:rPr>
@@ -4516,8 +4557,8 @@
     <w:p>
       <w:pPr>
         <w:spacing w:before="40" w:after="40" w:line="276" w:lineRule="auto"/>
-        <w:ind w:left="576" w:hanging="288"/>
-        <w:jc w:val="both"/>
+        <w:jc w:val="both"/>
+        <w:ind w:left="288" w:firstLine="0"/>
       </w:pPr>
       <w:r>
         <w:rPr>
@@ -4541,8 +4582,8 @@
     <w:p>
       <w:pPr>
         <w:spacing w:before="0" w:after="120" w:line="276" w:lineRule="auto"/>
-        <w:ind w:firstLine="432"/>
-        <w:jc w:val="both"/>
+        <w:jc w:val="both"/>
+        <w:ind w:left="0" w:firstLine="288"/>
       </w:pPr>
       <w:r>
         <w:rPr>
@@ -4573,8 +4614,8 @@
     <w:p>
       <w:pPr>
         <w:spacing w:before="0" w:after="120" w:line="276" w:lineRule="auto"/>
-        <w:ind w:firstLine="432"/>
-        <w:jc w:val="both"/>
+        <w:jc w:val="both"/>
+        <w:ind w:left="288" w:firstLine="0"/>
       </w:pPr>
       <w:r>
         <w:rPr>
@@ -4589,8 +4630,8 @@
     <w:p>
       <w:pPr>
         <w:spacing w:before="0" w:after="120" w:line="276" w:lineRule="auto"/>
-        <w:ind w:firstLine="432"/>
-        <w:jc w:val="both"/>
+        <w:jc w:val="both"/>
+        <w:ind w:left="288" w:firstLine="0"/>
       </w:pPr>
       <w:r>
         <w:rPr>
@@ -4605,8 +4646,8 @@
     <w:p>
       <w:pPr>
         <w:spacing w:before="0" w:after="120" w:line="276" w:lineRule="auto"/>
-        <w:ind w:firstLine="432"/>
-        <w:jc w:val="both"/>
+        <w:jc w:val="both"/>
+        <w:ind w:left="288" w:firstLine="0"/>
       </w:pPr>
       <w:r>
         <w:rPr>
@@ -4621,8 +4662,8 @@
     <w:p>
       <w:pPr>
         <w:spacing w:before="0" w:after="120" w:line="276" w:lineRule="auto"/>
-        <w:ind w:firstLine="432"/>
-        <w:jc w:val="both"/>
+        <w:jc w:val="both"/>
+        <w:ind w:left="0" w:firstLine="288"/>
       </w:pPr>
       <w:r>
         <w:rPr>
@@ -4655,8 +4696,8 @@
     <w:p>
       <w:pPr>
         <w:spacing w:before="0" w:after="120" w:line="276" w:lineRule="auto"/>
-        <w:ind w:firstLine="432"/>
-        <w:jc w:val="both"/>
+        <w:jc w:val="both"/>
+        <w:ind w:left="0" w:firstLine="288"/>
       </w:pPr>
       <w:r>
         <w:rPr>
@@ -4674,6 +4715,7 @@
         <w:pageBreakBefore/>
         <w:spacing w:before="720" w:after="360" w:line="276" w:lineRule="auto"/>
         <w:jc w:val="both"/>
+        <w:ind w:left="0" w:firstLine="288"/>
       </w:pPr>
       <w:r>
         <w:rPr>
@@ -4690,6 +4732,7 @@
         <w:keepNext/>
         <w:spacing w:before="360" w:after="160" w:line="276" w:lineRule="auto"/>
         <w:jc w:val="both"/>
+        <w:ind w:left="0" w:firstLine="288"/>
       </w:pPr>
       <w:r>
         <w:rPr>
@@ -4704,8 +4747,8 @@
     <w:p>
       <w:pPr>
         <w:spacing w:before="0" w:after="120" w:line="276" w:lineRule="auto"/>
-        <w:ind w:firstLine="432"/>
-        <w:jc w:val="both"/>
+        <w:jc w:val="both"/>
+        <w:ind w:left="0" w:firstLine="288"/>
       </w:pPr>
       <w:r>
         <w:rPr>
@@ -4722,6 +4765,7 @@
         <w:keepNext/>
         <w:spacing w:before="360" w:after="160" w:line="276" w:lineRule="auto"/>
         <w:jc w:val="both"/>
+        <w:ind w:left="0" w:firstLine="288"/>
       </w:pPr>
       <w:r>
         <w:rPr>
@@ -4736,8 +4780,8 @@
     <w:p>
       <w:pPr>
         <w:spacing w:before="0" w:after="120" w:line="276" w:lineRule="auto"/>
-        <w:ind w:firstLine="432"/>
-        <w:jc w:val="both"/>
+        <w:jc w:val="both"/>
+        <w:ind w:left="0" w:firstLine="288"/>
       </w:pPr>
       <w:r>
         <w:rPr>
@@ -4768,8 +4812,8 @@
     <w:p>
       <w:pPr>
         <w:spacing w:before="80" w:after="80" w:line="276" w:lineRule="auto"/>
-        <w:ind w:left="720" w:right="432"/>
-        <w:jc w:val="both"/>
+        <w:jc w:val="both"/>
+        <w:ind w:left="0" w:firstLine="288"/>
       </w:pPr>
       <w:r>
         <w:rPr>
@@ -4785,8 +4829,8 @@
     <w:p>
       <w:pPr>
         <w:spacing w:before="0" w:after="120" w:line="276" w:lineRule="auto"/>
-        <w:ind w:firstLine="432"/>
-        <w:jc w:val="both"/>
+        <w:jc w:val="both"/>
+        <w:ind w:left="0" w:firstLine="288"/>
       </w:pPr>
       <w:r>
         <w:rPr>
@@ -4817,8 +4861,8 @@
     <w:p>
       <w:pPr>
         <w:spacing w:before="80" w:after="80" w:line="276" w:lineRule="auto"/>
-        <w:ind w:left="720" w:right="432"/>
-        <w:jc w:val="both"/>
+        <w:jc w:val="both"/>
+        <w:ind w:left="0" w:firstLine="288"/>
       </w:pPr>
       <w:r>
         <w:rPr>
@@ -4834,8 +4878,8 @@
     <w:p>
       <w:pPr>
         <w:spacing w:before="0" w:after="120" w:line="276" w:lineRule="auto"/>
-        <w:ind w:firstLine="432"/>
-        <w:jc w:val="both"/>
+        <w:jc w:val="both"/>
+        <w:ind w:left="0" w:firstLine="288"/>
       </w:pPr>
       <w:r>
         <w:rPr>
@@ -4866,8 +4910,8 @@
     <w:p>
       <w:pPr>
         <w:spacing w:before="0" w:after="120" w:line="276" w:lineRule="auto"/>
-        <w:ind w:firstLine="432"/>
-        <w:jc w:val="both"/>
+        <w:jc w:val="both"/>
+        <w:ind w:left="0" w:firstLine="288"/>
       </w:pPr>
       <w:r>
         <w:rPr>
@@ -4882,8 +4926,8 @@
     <w:p>
       <w:pPr>
         <w:spacing w:before="80" w:after="80" w:line="276" w:lineRule="auto"/>
-        <w:ind w:left="720" w:right="432"/>
-        <w:jc w:val="both"/>
+        <w:jc w:val="both"/>
+        <w:ind w:left="0" w:firstLine="288"/>
       </w:pPr>
       <w:r>
         <w:rPr>
@@ -4899,8 +4943,8 @@
     <w:p>
       <w:pPr>
         <w:spacing w:before="0" w:after="120" w:line="276" w:lineRule="auto"/>
-        <w:ind w:firstLine="432"/>
-        <w:jc w:val="both"/>
+        <w:jc w:val="both"/>
+        <w:ind w:left="0" w:firstLine="288"/>
       </w:pPr>
       <w:r>
         <w:rPr>
@@ -4931,8 +4975,8 @@
     <w:p>
       <w:pPr>
         <w:spacing w:before="80" w:after="80" w:line="276" w:lineRule="auto"/>
-        <w:ind w:left="720" w:right="432"/>
-        <w:jc w:val="both"/>
+        <w:jc w:val="both"/>
+        <w:ind w:left="0" w:firstLine="288"/>
       </w:pPr>
       <w:r>
         <w:rPr>
@@ -4948,8 +4992,8 @@
     <w:p>
       <w:pPr>
         <w:spacing w:before="0" w:after="120" w:line="276" w:lineRule="auto"/>
-        <w:ind w:firstLine="432"/>
-        <w:jc w:val="both"/>
+        <w:jc w:val="both"/>
+        <w:ind w:left="0" w:firstLine="288"/>
       </w:pPr>
       <w:r>
         <w:rPr>
@@ -4980,8 +5024,8 @@
     <w:p>
       <w:pPr>
         <w:spacing w:before="80" w:after="80" w:line="276" w:lineRule="auto"/>
-        <w:ind w:left="720" w:right="432"/>
-        <w:jc w:val="both"/>
+        <w:jc w:val="both"/>
+        <w:ind w:left="0" w:firstLine="288"/>
       </w:pPr>
       <w:r>
         <w:rPr>
@@ -4999,6 +5043,7 @@
         <w:keepNext/>
         <w:spacing w:before="360" w:after="160" w:line="276" w:lineRule="auto"/>
         <w:jc w:val="both"/>
+        <w:ind w:left="0" w:firstLine="288"/>
       </w:pPr>
       <w:r>
         <w:rPr>
@@ -5013,8 +5058,8 @@
     <w:p>
       <w:pPr>
         <w:spacing w:before="40" w:after="40" w:line="276" w:lineRule="auto"/>
-        <w:ind w:left="576" w:hanging="288"/>
-        <w:jc w:val="both"/>
+        <w:jc w:val="both"/>
+        <w:ind w:left="288" w:firstLine="0"/>
       </w:pPr>
       <w:r>
         <w:rPr>
@@ -5038,8 +5083,8 @@
     <w:p>
       <w:pPr>
         <w:spacing w:before="40" w:after="40" w:line="276" w:lineRule="auto"/>
-        <w:ind w:left="576" w:hanging="288"/>
-        <w:jc w:val="both"/>
+        <w:jc w:val="both"/>
+        <w:ind w:left="288" w:firstLine="0"/>
       </w:pPr>
       <w:r>
         <w:rPr>
@@ -5063,8 +5108,8 @@
     <w:p>
       <w:pPr>
         <w:spacing w:before="40" w:after="40" w:line="276" w:lineRule="auto"/>
-        <w:ind w:left="576" w:hanging="288"/>
-        <w:jc w:val="both"/>
+        <w:jc w:val="both"/>
+        <w:ind w:left="288" w:firstLine="0"/>
       </w:pPr>
       <w:r>
         <w:rPr>
@@ -5088,8 +5133,8 @@
     <w:p>
       <w:pPr>
         <w:spacing w:before="40" w:after="40" w:line="276" w:lineRule="auto"/>
-        <w:ind w:left="576" w:hanging="288"/>
-        <w:jc w:val="both"/>
+        <w:jc w:val="both"/>
+        <w:ind w:left="288" w:firstLine="0"/>
       </w:pPr>
       <w:r>
         <w:rPr>
@@ -5113,8 +5158,8 @@
     <w:p>
       <w:pPr>
         <w:spacing w:before="40" w:after="40" w:line="276" w:lineRule="auto"/>
-        <w:ind w:left="576" w:hanging="288"/>
-        <w:jc w:val="both"/>
+        <w:jc w:val="both"/>
+        <w:ind w:left="288" w:firstLine="0"/>
       </w:pPr>
       <w:r>
         <w:rPr>
@@ -5140,6 +5185,7 @@
         <w:keepNext/>
         <w:spacing w:before="360" w:after="160" w:line="276" w:lineRule="auto"/>
         <w:jc w:val="both"/>
+        <w:ind w:left="0" w:firstLine="288"/>
       </w:pPr>
       <w:r>
         <w:rPr>
@@ -5154,8 +5200,8 @@
     <w:p>
       <w:pPr>
         <w:spacing w:before="0" w:after="120" w:line="276" w:lineRule="auto"/>
-        <w:ind w:firstLine="432"/>
-        <w:jc w:val="both"/>
+        <w:jc w:val="both"/>
+        <w:ind w:left="0" w:firstLine="288"/>
       </w:pPr>
       <w:r>
         <w:rPr>
@@ -5187,8 +5233,8 @@
     <w:p>
       <w:pPr>
         <w:spacing w:before="0" w:after="120" w:line="276" w:lineRule="auto"/>
-        <w:ind w:firstLine="432"/>
-        <w:jc w:val="both"/>
+        <w:jc w:val="both"/>
+        <w:ind w:left="0" w:firstLine="288"/>
       </w:pPr>
       <w:r>
         <w:rPr>
@@ -5203,8 +5249,8 @@
     <w:p>
       <w:pPr>
         <w:spacing w:before="0" w:after="120" w:line="276" w:lineRule="auto"/>
-        <w:ind w:firstLine="432"/>
-        <w:jc w:val="both"/>
+        <w:jc w:val="both"/>
+        <w:ind w:left="0" w:firstLine="288"/>
       </w:pPr>
       <w:r>
         <w:rPr>
@@ -5221,6 +5267,7 @@
         <w:keepNext/>
         <w:spacing w:before="360" w:after="160" w:line="276" w:lineRule="auto"/>
         <w:jc w:val="both"/>
+        <w:ind w:left="0" w:firstLine="288"/>
       </w:pPr>
       <w:r>
         <w:rPr>
@@ -5235,8 +5282,8 @@
     <w:p>
       <w:pPr>
         <w:spacing w:before="0" w:after="120" w:line="276" w:lineRule="auto"/>
-        <w:ind w:firstLine="432"/>
-        <w:jc w:val="both"/>
+        <w:jc w:val="both"/>
+        <w:ind w:left="288" w:firstLine="0"/>
       </w:pPr>
       <w:r>
         <w:rPr>
@@ -5269,8 +5316,8 @@
     <w:p>
       <w:pPr>
         <w:spacing w:before="0" w:after="120" w:line="276" w:lineRule="auto"/>
-        <w:ind w:firstLine="432"/>
-        <w:jc w:val="both"/>
+        <w:jc w:val="both"/>
+        <w:ind w:left="288" w:firstLine="0"/>
       </w:pPr>
       <w:r>
         <w:rPr>
@@ -5303,8 +5350,8 @@
     <w:p>
       <w:pPr>
         <w:spacing w:before="0" w:after="120" w:line="276" w:lineRule="auto"/>
-        <w:ind w:firstLine="432"/>
-        <w:jc w:val="both"/>
+        <w:jc w:val="both"/>
+        <w:ind w:left="288" w:firstLine="0"/>
       </w:pPr>
       <w:r>
         <w:rPr>
@@ -5337,8 +5384,8 @@
     <w:p>
       <w:pPr>
         <w:spacing w:before="0" w:after="120" w:line="276" w:lineRule="auto"/>
-        <w:ind w:firstLine="432"/>
-        <w:jc w:val="both"/>
+        <w:jc w:val="both"/>
+        <w:ind w:left="288" w:firstLine="0"/>
       </w:pPr>
       <w:r>
         <w:rPr>
@@ -5374,6 +5421,7 @@
         <w:pageBreakBefore/>
         <w:spacing w:before="720" w:after="360" w:line="276" w:lineRule="auto"/>
         <w:jc w:val="both"/>
+        <w:ind w:left="0" w:firstLine="288"/>
       </w:pPr>
       <w:r>
         <w:rPr>
@@ -5390,6 +5438,7 @@
         <w:keepNext/>
         <w:spacing w:before="360" w:after="160" w:line="276" w:lineRule="auto"/>
         <w:jc w:val="both"/>
+        <w:ind w:left="0" w:firstLine="288"/>
       </w:pPr>
       <w:r>
         <w:rPr>
@@ -5404,8 +5453,8 @@
     <w:p>
       <w:pPr>
         <w:spacing w:before="0" w:after="120" w:line="276" w:lineRule="auto"/>
-        <w:ind w:firstLine="432"/>
-        <w:jc w:val="both"/>
+        <w:jc w:val="both"/>
+        <w:ind w:left="0" w:firstLine="288"/>
       </w:pPr>
       <w:r>
         <w:rPr>
@@ -5422,6 +5471,7 @@
         <w:keepNext/>
         <w:spacing w:before="360" w:after="160" w:line="276" w:lineRule="auto"/>
         <w:jc w:val="both"/>
+        <w:ind w:left="0" w:firstLine="288"/>
       </w:pPr>
       <w:r>
         <w:rPr>
@@ -5436,8 +5486,8 @@
     <w:p>
       <w:pPr>
         <w:spacing w:before="0" w:after="120" w:line="276" w:lineRule="auto"/>
-        <w:ind w:firstLine="432"/>
-        <w:jc w:val="both"/>
+        <w:jc w:val="both"/>
+        <w:ind w:left="0" w:firstLine="288"/>
       </w:pPr>
       <w:r>
         <w:rPr>
@@ -5468,8 +5518,8 @@
     <w:p>
       <w:pPr>
         <w:spacing w:before="80" w:after="80" w:line="276" w:lineRule="auto"/>
-        <w:ind w:left="720" w:right="432"/>
-        <w:jc w:val="both"/>
+        <w:jc w:val="both"/>
+        <w:ind w:left="0" w:firstLine="288"/>
       </w:pPr>
       <w:r>
         <w:rPr>
@@ -5485,8 +5535,8 @@
     <w:p>
       <w:pPr>
         <w:spacing w:before="0" w:after="120" w:line="276" w:lineRule="auto"/>
-        <w:ind w:firstLine="432"/>
-        <w:jc w:val="both"/>
+        <w:jc w:val="both"/>
+        <w:ind w:left="0" w:firstLine="288"/>
       </w:pPr>
       <w:r>
         <w:rPr>
@@ -5517,8 +5567,8 @@
     <w:p>
       <w:pPr>
         <w:spacing w:before="80" w:after="80" w:line="276" w:lineRule="auto"/>
-        <w:ind w:left="720" w:right="432"/>
-        <w:jc w:val="both"/>
+        <w:jc w:val="both"/>
+        <w:ind w:left="0" w:firstLine="288"/>
       </w:pPr>
       <w:r>
         <w:rPr>
@@ -5534,8 +5584,8 @@
     <w:p>
       <w:pPr>
         <w:spacing w:before="0" w:after="120" w:line="276" w:lineRule="auto"/>
-        <w:ind w:firstLine="432"/>
-        <w:jc w:val="both"/>
+        <w:jc w:val="both"/>
+        <w:ind w:left="0" w:firstLine="288"/>
       </w:pPr>
       <w:r>
         <w:rPr>
@@ -5566,8 +5616,8 @@
     <w:p>
       <w:pPr>
         <w:spacing w:before="80" w:after="80" w:line="276" w:lineRule="auto"/>
-        <w:ind w:left="720" w:right="432"/>
-        <w:jc w:val="both"/>
+        <w:jc w:val="both"/>
+        <w:ind w:left="0" w:firstLine="288"/>
       </w:pPr>
       <w:r>
         <w:rPr>
@@ -5583,8 +5633,8 @@
     <w:p>
       <w:pPr>
         <w:spacing w:before="0" w:after="120" w:line="276" w:lineRule="auto"/>
-        <w:ind w:firstLine="432"/>
-        <w:jc w:val="both"/>
+        <w:jc w:val="both"/>
+        <w:ind w:left="0" w:firstLine="288"/>
       </w:pPr>
       <w:r>
         <w:rPr>
@@ -5615,8 +5665,8 @@
     <w:p>
       <w:pPr>
         <w:spacing w:before="80" w:after="80" w:line="276" w:lineRule="auto"/>
-        <w:ind w:left="720" w:right="432"/>
-        <w:jc w:val="both"/>
+        <w:jc w:val="both"/>
+        <w:ind w:left="0" w:firstLine="288"/>
       </w:pPr>
       <w:r>
         <w:rPr>
@@ -5632,8 +5682,8 @@
     <w:p>
       <w:pPr>
         <w:spacing w:before="0" w:after="120" w:line="276" w:lineRule="auto"/>
-        <w:ind w:firstLine="432"/>
-        <w:jc w:val="both"/>
+        <w:jc w:val="both"/>
+        <w:ind w:left="0" w:firstLine="288"/>
       </w:pPr>
       <w:r>
         <w:rPr>
@@ -5664,8 +5714,8 @@
     <w:p>
       <w:pPr>
         <w:spacing w:before="80" w:after="80" w:line="276" w:lineRule="auto"/>
-        <w:ind w:left="720" w:right="432"/>
-        <w:jc w:val="both"/>
+        <w:jc w:val="both"/>
+        <w:ind w:left="0" w:firstLine="288"/>
       </w:pPr>
       <w:r>
         <w:rPr>
@@ -5683,6 +5733,7 @@
         <w:keepNext/>
         <w:spacing w:before="360" w:after="160" w:line="276" w:lineRule="auto"/>
         <w:jc w:val="both"/>
+        <w:ind w:left="0" w:firstLine="288"/>
       </w:pPr>
       <w:r>
         <w:rPr>
@@ -5697,8 +5748,8 @@
     <w:p>
       <w:pPr>
         <w:spacing w:before="40" w:after="40" w:line="276" w:lineRule="auto"/>
-        <w:ind w:left="576" w:hanging="288"/>
-        <w:jc w:val="both"/>
+        <w:jc w:val="both"/>
+        <w:ind w:left="288" w:firstLine="0"/>
       </w:pPr>
       <w:r>
         <w:rPr>
@@ -5722,8 +5773,8 @@
     <w:p>
       <w:pPr>
         <w:spacing w:before="40" w:after="40" w:line="276" w:lineRule="auto"/>
-        <w:ind w:left="576" w:hanging="288"/>
-        <w:jc w:val="both"/>
+        <w:jc w:val="both"/>
+        <w:ind w:left="288" w:firstLine="0"/>
       </w:pPr>
       <w:r>
         <w:rPr>
@@ -5747,8 +5798,8 @@
     <w:p>
       <w:pPr>
         <w:spacing w:before="40" w:after="40" w:line="276" w:lineRule="auto"/>
-        <w:ind w:left="576" w:hanging="288"/>
-        <w:jc w:val="both"/>
+        <w:jc w:val="both"/>
+        <w:ind w:left="288" w:firstLine="0"/>
       </w:pPr>
       <w:r>
         <w:rPr>
@@ -5772,8 +5823,8 @@
     <w:p>
       <w:pPr>
         <w:spacing w:before="40" w:after="40" w:line="276" w:lineRule="auto"/>
-        <w:ind w:left="576" w:hanging="288"/>
-        <w:jc w:val="both"/>
+        <w:jc w:val="both"/>
+        <w:ind w:left="288" w:firstLine="0"/>
       </w:pPr>
       <w:r>
         <w:rPr>
@@ -5797,8 +5848,8 @@
     <w:p>
       <w:pPr>
         <w:spacing w:before="40" w:after="40" w:line="276" w:lineRule="auto"/>
-        <w:ind w:left="576" w:hanging="288"/>
-        <w:jc w:val="both"/>
+        <w:jc w:val="both"/>
+        <w:ind w:left="288" w:firstLine="0"/>
       </w:pPr>
       <w:r>
         <w:rPr>
@@ -5824,6 +5875,7 @@
         <w:keepNext/>
         <w:spacing w:before="360" w:after="160" w:line="276" w:lineRule="auto"/>
         <w:jc w:val="both"/>
+        <w:ind w:left="0" w:firstLine="288"/>
       </w:pPr>
       <w:r>
         <w:rPr>
@@ -5838,8 +5890,8 @@
     <w:p>
       <w:pPr>
         <w:spacing w:before="0" w:after="120" w:line="276" w:lineRule="auto"/>
-        <w:ind w:firstLine="432"/>
-        <w:jc w:val="both"/>
+        <w:jc w:val="both"/>
+        <w:ind w:left="0" w:firstLine="288"/>
       </w:pPr>
       <w:r>
         <w:rPr>
@@ -5872,8 +5924,8 @@
     <w:p>
       <w:pPr>
         <w:spacing w:before="0" w:after="120" w:line="276" w:lineRule="auto"/>
-        <w:ind w:firstLine="432"/>
-        <w:jc w:val="both"/>
+        <w:jc w:val="both"/>
+        <w:ind w:left="0" w:firstLine="288"/>
       </w:pPr>
       <w:r>
         <w:rPr>
@@ -5888,8 +5940,8 @@
     <w:p>
       <w:pPr>
         <w:spacing w:before="0" w:after="120" w:line="276" w:lineRule="auto"/>
-        <w:ind w:firstLine="432"/>
-        <w:jc w:val="both"/>
+        <w:jc w:val="both"/>
+        <w:ind w:left="0" w:firstLine="288"/>
       </w:pPr>
       <w:r>
         <w:rPr>
@@ -5924,6 +5976,7 @@
         <w:keepNext/>
         <w:spacing w:before="360" w:after="160" w:line="276" w:lineRule="auto"/>
         <w:jc w:val="both"/>
+        <w:ind w:left="0" w:firstLine="288"/>
       </w:pPr>
       <w:r>
         <w:rPr>
@@ -5938,8 +5991,8 @@
     <w:p>
       <w:pPr>
         <w:spacing w:before="0" w:after="120" w:line="276" w:lineRule="auto"/>
-        <w:ind w:firstLine="432"/>
-        <w:jc w:val="both"/>
+        <w:jc w:val="both"/>
+        <w:ind w:left="288" w:firstLine="0"/>
       </w:pPr>
       <w:r>
         <w:rPr>
@@ -5972,8 +6025,8 @@
     <w:p>
       <w:pPr>
         <w:spacing w:before="0" w:after="120" w:line="276" w:lineRule="auto"/>
-        <w:ind w:firstLine="432"/>
-        <w:jc w:val="both"/>
+        <w:jc w:val="both"/>
+        <w:ind w:left="288" w:firstLine="0"/>
       </w:pPr>
       <w:r>
         <w:rPr>
@@ -6006,8 +6059,8 @@
     <w:p>
       <w:pPr>
         <w:spacing w:before="0" w:after="120" w:line="276" w:lineRule="auto"/>
-        <w:ind w:firstLine="432"/>
-        <w:jc w:val="both"/>
+        <w:jc w:val="both"/>
+        <w:ind w:left="288" w:firstLine="0"/>
       </w:pPr>
       <w:r>
         <w:rPr>
@@ -6061,6 +6114,7 @@
         <w:pageBreakBefore/>
         <w:spacing w:before="720" w:after="360" w:line="276" w:lineRule="auto"/>
         <w:jc w:val="both"/>
+        <w:ind w:left="0" w:firstLine="288"/>
       </w:pPr>
       <w:r>
         <w:rPr>
@@ -6077,6 +6131,7 @@
         <w:keepNext/>
         <w:spacing w:before="360" w:after="160" w:line="276" w:lineRule="auto"/>
         <w:jc w:val="both"/>
+        <w:ind w:left="0" w:firstLine="288"/>
       </w:pPr>
       <w:r>
         <w:rPr>
@@ -6091,8 +6146,8 @@
     <w:p>
       <w:pPr>
         <w:spacing w:before="0" w:after="120" w:line="276" w:lineRule="auto"/>
-        <w:ind w:firstLine="432"/>
-        <w:jc w:val="both"/>
+        <w:jc w:val="both"/>
+        <w:ind w:left="0" w:firstLine="288"/>
       </w:pPr>
       <w:r>
         <w:rPr>
@@ -6107,8 +6162,8 @@
     <w:p>
       <w:pPr>
         <w:spacing w:before="0" w:after="120" w:line="276" w:lineRule="auto"/>
-        <w:ind w:firstLine="432"/>
-        <w:jc w:val="both"/>
+        <w:jc w:val="both"/>
+        <w:ind w:left="0" w:firstLine="288"/>
       </w:pPr>
       <w:r>
         <w:rPr>
@@ -6125,6 +6180,7 @@
         <w:keepNext/>
         <w:spacing w:before="360" w:after="160" w:line="276" w:lineRule="auto"/>
         <w:jc w:val="both"/>
+        <w:ind w:left="0" w:firstLine="288"/>
       </w:pPr>
       <w:r>
         <w:rPr>
@@ -6139,8 +6195,8 @@
     <w:p>
       <w:pPr>
         <w:spacing w:before="0" w:after="120" w:line="276" w:lineRule="auto"/>
-        <w:ind w:firstLine="432"/>
-        <w:jc w:val="both"/>
+        <w:jc w:val="both"/>
+        <w:ind w:left="0" w:firstLine="288"/>
       </w:pPr>
       <w:r>
         <w:rPr>
@@ -6171,8 +6227,8 @@
     <w:p>
       <w:pPr>
         <w:spacing w:before="80" w:after="80" w:line="276" w:lineRule="auto"/>
-        <w:ind w:left="720" w:right="432"/>
-        <w:jc w:val="both"/>
+        <w:jc w:val="both"/>
+        <w:ind w:left="0" w:firstLine="288"/>
       </w:pPr>
       <w:r>
         <w:rPr>
@@ -6188,8 +6244,8 @@
     <w:p>
       <w:pPr>
         <w:spacing w:before="0" w:after="120" w:line="276" w:lineRule="auto"/>
-        <w:ind w:firstLine="432"/>
-        <w:jc w:val="both"/>
+        <w:jc w:val="both"/>
+        <w:ind w:left="0" w:firstLine="288"/>
       </w:pPr>
       <w:r>
         <w:rPr>
@@ -6220,8 +6276,8 @@
     <w:p>
       <w:pPr>
         <w:spacing w:before="80" w:after="80" w:line="276" w:lineRule="auto"/>
-        <w:ind w:left="720" w:right="432"/>
-        <w:jc w:val="both"/>
+        <w:jc w:val="both"/>
+        <w:ind w:left="0" w:firstLine="288"/>
       </w:pPr>
       <w:r>
         <w:rPr>
@@ -6237,8 +6293,8 @@
     <w:p>
       <w:pPr>
         <w:spacing w:before="0" w:after="120" w:line="276" w:lineRule="auto"/>
-        <w:ind w:firstLine="432"/>
-        <w:jc w:val="both"/>
+        <w:jc w:val="both"/>
+        <w:ind w:left="0" w:firstLine="288"/>
       </w:pPr>
       <w:r>
         <w:rPr>
@@ -6270,8 +6326,8 @@
     <w:p>
       <w:pPr>
         <w:spacing w:before="40" w:after="40" w:line="276" w:lineRule="auto"/>
-        <w:ind w:left="576" w:hanging="288"/>
-        <w:jc w:val="both"/>
+        <w:jc w:val="both"/>
+        <w:ind w:left="288" w:firstLine="0"/>
       </w:pPr>
       <w:r>
         <w:rPr>
@@ -6295,8 +6351,8 @@
     <w:p>
       <w:pPr>
         <w:spacing w:before="40" w:after="40" w:line="276" w:lineRule="auto"/>
-        <w:ind w:left="576" w:hanging="288"/>
-        <w:jc w:val="both"/>
+        <w:jc w:val="both"/>
+        <w:ind w:left="288" w:firstLine="0"/>
       </w:pPr>
       <w:r>
         <w:rPr>
@@ -6320,8 +6376,8 @@
     <w:p>
       <w:pPr>
         <w:spacing w:before="40" w:after="40" w:line="276" w:lineRule="auto"/>
-        <w:ind w:left="576" w:hanging="288"/>
-        <w:jc w:val="both"/>
+        <w:jc w:val="both"/>
+        <w:ind w:left="288" w:firstLine="0"/>
       </w:pPr>
       <w:r>
         <w:rPr>
@@ -6345,8 +6401,8 @@
     <w:p>
       <w:pPr>
         <w:spacing w:before="40" w:after="40" w:line="276" w:lineRule="auto"/>
-        <w:ind w:left="576" w:hanging="288"/>
-        <w:jc w:val="both"/>
+        <w:jc w:val="both"/>
+        <w:ind w:left="288" w:firstLine="0"/>
       </w:pPr>
       <w:r>
         <w:rPr>
@@ -6370,8 +6426,8 @@
     <w:p>
       <w:pPr>
         <w:spacing w:before="40" w:after="40" w:line="276" w:lineRule="auto"/>
-        <w:ind w:left="576" w:hanging="288"/>
-        <w:jc w:val="both"/>
+        <w:jc w:val="both"/>
+        <w:ind w:left="288" w:firstLine="0"/>
       </w:pPr>
       <w:r>
         <w:rPr>
@@ -6395,8 +6451,8 @@
     <w:p>
       <w:pPr>
         <w:spacing w:before="40" w:after="40" w:line="276" w:lineRule="auto"/>
-        <w:ind w:left="576" w:hanging="288"/>
-        <w:jc w:val="both"/>
+        <w:jc w:val="both"/>
+        <w:ind w:left="288" w:firstLine="0"/>
       </w:pPr>
       <w:r>
         <w:rPr>
@@ -6420,8 +6476,8 @@
     <w:p>
       <w:pPr>
         <w:spacing w:before="80" w:after="80" w:line="276" w:lineRule="auto"/>
-        <w:ind w:left="720" w:right="432"/>
-        <w:jc w:val="both"/>
+        <w:jc w:val="both"/>
+        <w:ind w:left="0" w:firstLine="288"/>
       </w:pPr>
       <w:r>
         <w:rPr>
@@ -6437,8 +6493,8 @@
     <w:p>
       <w:pPr>
         <w:spacing w:before="0" w:after="120" w:line="276" w:lineRule="auto"/>
-        <w:ind w:firstLine="432"/>
-        <w:jc w:val="both"/>
+        <w:jc w:val="both"/>
+        <w:ind w:left="0" w:firstLine="288"/>
       </w:pPr>
       <w:r>
         <w:rPr>
@@ -6469,8 +6525,8 @@
     <w:p>
       <w:pPr>
         <w:spacing w:before="80" w:after="80" w:line="276" w:lineRule="auto"/>
-        <w:ind w:left="720" w:right="432"/>
-        <w:jc w:val="both"/>
+        <w:jc w:val="both"/>
+        <w:ind w:left="0" w:firstLine="288"/>
       </w:pPr>
       <w:r>
         <w:rPr>
@@ -6488,6 +6544,7 @@
         <w:keepNext/>
         <w:spacing w:before="360" w:after="160" w:line="276" w:lineRule="auto"/>
         <w:jc w:val="both"/>
+        <w:ind w:left="0" w:firstLine="288"/>
       </w:pPr>
       <w:r>
         <w:rPr>
@@ -6502,8 +6559,8 @@
     <w:p>
       <w:pPr>
         <w:spacing w:before="40" w:after="40" w:line="276" w:lineRule="auto"/>
-        <w:ind w:left="576" w:hanging="288"/>
-        <w:jc w:val="both"/>
+        <w:jc w:val="both"/>
+        <w:ind w:left="288" w:firstLine="0"/>
       </w:pPr>
       <w:r>
         <w:rPr>
@@ -6527,8 +6584,8 @@
     <w:p>
       <w:pPr>
         <w:spacing w:before="40" w:after="40" w:line="276" w:lineRule="auto"/>
-        <w:ind w:left="576" w:hanging="288"/>
-        <w:jc w:val="both"/>
+        <w:jc w:val="both"/>
+        <w:ind w:left="288" w:firstLine="0"/>
       </w:pPr>
       <w:r>
         <w:rPr>
@@ -6552,8 +6609,8 @@
     <w:p>
       <w:pPr>
         <w:spacing w:before="40" w:after="40" w:line="276" w:lineRule="auto"/>
-        <w:ind w:left="576" w:hanging="288"/>
-        <w:jc w:val="both"/>
+        <w:jc w:val="both"/>
+        <w:ind w:left="288" w:firstLine="0"/>
       </w:pPr>
       <w:r>
         <w:rPr>
@@ -6577,8 +6634,8 @@
     <w:p>
       <w:pPr>
         <w:spacing w:before="40" w:after="40" w:line="276" w:lineRule="auto"/>
-        <w:ind w:left="576" w:hanging="288"/>
-        <w:jc w:val="both"/>
+        <w:jc w:val="both"/>
+        <w:ind w:left="288" w:firstLine="0"/>
       </w:pPr>
       <w:r>
         <w:rPr>
@@ -6602,8 +6659,8 @@
     <w:p>
       <w:pPr>
         <w:spacing w:before="40" w:after="40" w:line="276" w:lineRule="auto"/>
-        <w:ind w:left="576" w:hanging="288"/>
-        <w:jc w:val="both"/>
+        <w:jc w:val="both"/>
+        <w:ind w:left="288" w:firstLine="0"/>
       </w:pPr>
       <w:r>
         <w:rPr>
@@ -6629,6 +6686,7 @@
         <w:keepNext/>
         <w:spacing w:before="360" w:after="160" w:line="276" w:lineRule="auto"/>
         <w:jc w:val="both"/>
+        <w:ind w:left="0" w:firstLine="288"/>
       </w:pPr>
       <w:r>
         <w:rPr>
@@ -6643,8 +6701,8 @@
     <w:p>
       <w:pPr>
         <w:spacing w:before="0" w:after="120" w:line="276" w:lineRule="auto"/>
-        <w:ind w:firstLine="432"/>
-        <w:jc w:val="both"/>
+        <w:jc w:val="both"/>
+        <w:ind w:left="0" w:firstLine="288"/>
       </w:pPr>
       <w:r>
         <w:rPr>
@@ -6677,8 +6735,8 @@
     <w:p>
       <w:pPr>
         <w:spacing w:before="0" w:after="120" w:line="276" w:lineRule="auto"/>
-        <w:ind w:firstLine="432"/>
-        <w:jc w:val="both"/>
+        <w:jc w:val="both"/>
+        <w:ind w:left="0" w:firstLine="288"/>
       </w:pPr>
       <w:r>
         <w:rPr>
@@ -6711,8 +6769,8 @@
     <w:p>
       <w:pPr>
         <w:spacing w:before="0" w:after="120" w:line="276" w:lineRule="auto"/>
-        <w:ind w:firstLine="432"/>
-        <w:jc w:val="both"/>
+        <w:jc w:val="both"/>
+        <w:ind w:left="0" w:firstLine="288"/>
       </w:pPr>
       <w:r>
         <w:rPr>
@@ -6745,8 +6803,8 @@
     <w:p>
       <w:pPr>
         <w:spacing w:before="0" w:after="120" w:line="276" w:lineRule="auto"/>
-        <w:ind w:firstLine="432"/>
-        <w:jc w:val="both"/>
+        <w:jc w:val="both"/>
+        <w:ind w:left="0" w:firstLine="288"/>
       </w:pPr>
       <w:r>
         <w:rPr>
@@ -6763,6 +6821,7 @@
         <w:keepNext/>
         <w:spacing w:before="360" w:after="160" w:line="276" w:lineRule="auto"/>
         <w:jc w:val="both"/>
+        <w:ind w:left="0" w:firstLine="288"/>
       </w:pPr>
       <w:r>
         <w:rPr>
@@ -6777,8 +6836,8 @@
     <w:p>
       <w:pPr>
         <w:spacing w:before="0" w:after="120" w:line="276" w:lineRule="auto"/>
-        <w:ind w:firstLine="432"/>
-        <w:jc w:val="both"/>
+        <w:jc w:val="both"/>
+        <w:ind w:left="288" w:firstLine="0"/>
       </w:pPr>
       <w:r>
         <w:rPr>
@@ -6811,8 +6870,8 @@
     <w:p>
       <w:pPr>
         <w:spacing w:before="0" w:after="120" w:line="276" w:lineRule="auto"/>
-        <w:ind w:firstLine="432"/>
-        <w:jc w:val="both"/>
+        <w:jc w:val="both"/>
+        <w:ind w:left="288" w:firstLine="0"/>
       </w:pPr>
       <w:r>
         <w:rPr>
@@ -6845,8 +6904,8 @@
     <w:p>
       <w:pPr>
         <w:spacing w:before="0" w:after="120" w:line="276" w:lineRule="auto"/>
-        <w:ind w:firstLine="432"/>
-        <w:jc w:val="both"/>
+        <w:jc w:val="both"/>
+        <w:ind w:left="288" w:firstLine="0"/>
       </w:pPr>
       <w:r>
         <w:rPr>
@@ -6879,8 +6938,8 @@
     <w:p>
       <w:pPr>
         <w:spacing w:before="0" w:after="120" w:line="276" w:lineRule="auto"/>
-        <w:ind w:firstLine="432"/>
-        <w:jc w:val="both"/>
+        <w:jc w:val="both"/>
+        <w:ind w:left="288" w:firstLine="0"/>
       </w:pPr>
       <w:r>
         <w:rPr>
@@ -6916,6 +6975,7 @@
         <w:pageBreakBefore/>
         <w:spacing w:before="720" w:after="360" w:line="276" w:lineRule="auto"/>
         <w:jc w:val="both"/>
+        <w:ind w:left="0" w:firstLine="288"/>
       </w:pPr>
       <w:r>
         <w:rPr>
@@ -6932,6 +6992,7 @@
         <w:keepNext/>
         <w:spacing w:before="360" w:after="160" w:line="276" w:lineRule="auto"/>
         <w:jc w:val="both"/>
+        <w:ind w:left="0" w:firstLine="288"/>
       </w:pPr>
       <w:r>
         <w:rPr>
@@ -6946,8 +7007,8 @@
     <w:p>
       <w:pPr>
         <w:spacing w:before="0" w:after="120" w:line="276" w:lineRule="auto"/>
-        <w:ind w:firstLine="432"/>
-        <w:jc w:val="both"/>
+        <w:jc w:val="both"/>
+        <w:ind w:left="0" w:firstLine="288"/>
       </w:pPr>
       <w:r>
         <w:rPr>
@@ -6964,6 +7025,7 @@
         <w:keepNext/>
         <w:spacing w:before="360" w:after="160" w:line="276" w:lineRule="auto"/>
         <w:jc w:val="both"/>
+        <w:ind w:left="0" w:firstLine="288"/>
       </w:pPr>
       <w:r>
         <w:rPr>
@@ -6978,8 +7040,8 @@
     <w:p>
       <w:pPr>
         <w:spacing w:before="0" w:after="120" w:line="276" w:lineRule="auto"/>
-        <w:ind w:firstLine="432"/>
-        <w:jc w:val="both"/>
+        <w:jc w:val="both"/>
+        <w:ind w:left="0" w:firstLine="288"/>
       </w:pPr>
       <w:r>
         <w:rPr>
@@ -7010,8 +7072,8 @@
     <w:p>
       <w:pPr>
         <w:spacing w:before="80" w:after="80" w:line="276" w:lineRule="auto"/>
-        <w:ind w:left="720" w:right="432"/>
-        <w:jc w:val="both"/>
+        <w:jc w:val="both"/>
+        <w:ind w:left="0" w:firstLine="288"/>
       </w:pPr>
       <w:r>
         <w:rPr>
@@ -7027,8 +7089,8 @@
     <w:p>
       <w:pPr>
         <w:spacing w:before="0" w:after="120" w:line="276" w:lineRule="auto"/>
-        <w:ind w:firstLine="432"/>
-        <w:jc w:val="both"/>
+        <w:jc w:val="both"/>
+        <w:ind w:left="0" w:firstLine="288"/>
       </w:pPr>
       <w:r>
         <w:rPr>
@@ -7059,8 +7121,8 @@
     <w:p>
       <w:pPr>
         <w:spacing w:before="80" w:after="80" w:line="276" w:lineRule="auto"/>
-        <w:ind w:left="720" w:right="432"/>
-        <w:jc w:val="both"/>
+        <w:jc w:val="both"/>
+        <w:ind w:left="0" w:firstLine="288"/>
       </w:pPr>
       <w:r>
         <w:rPr>
@@ -7076,8 +7138,8 @@
     <w:p>
       <w:pPr>
         <w:spacing w:before="0" w:after="120" w:line="276" w:lineRule="auto"/>
-        <w:ind w:firstLine="432"/>
-        <w:jc w:val="both"/>
+        <w:jc w:val="both"/>
+        <w:ind w:left="0" w:firstLine="288"/>
       </w:pPr>
       <w:r>
         <w:rPr>
@@ -7108,8 +7170,8 @@
     <w:p>
       <w:pPr>
         <w:spacing w:before="80" w:after="80" w:line="276" w:lineRule="auto"/>
-        <w:ind w:left="720" w:right="432"/>
-        <w:jc w:val="both"/>
+        <w:jc w:val="both"/>
+        <w:ind w:left="0" w:firstLine="288"/>
       </w:pPr>
       <w:r>
         <w:rPr>
@@ -7125,8 +7187,8 @@
     <w:p>
       <w:pPr>
         <w:spacing w:before="0" w:after="120" w:line="276" w:lineRule="auto"/>
-        <w:ind w:firstLine="432"/>
-        <w:jc w:val="both"/>
+        <w:jc w:val="both"/>
+        <w:ind w:left="0" w:firstLine="288"/>
       </w:pPr>
       <w:r>
         <w:rPr>
@@ -7157,8 +7219,8 @@
     <w:p>
       <w:pPr>
         <w:spacing w:before="80" w:after="80" w:line="276" w:lineRule="auto"/>
-        <w:ind w:left="720" w:right="432"/>
-        <w:jc w:val="both"/>
+        <w:jc w:val="both"/>
+        <w:ind w:left="0" w:firstLine="288"/>
       </w:pPr>
       <w:r>
         <w:rPr>
@@ -7174,8 +7236,8 @@
     <w:p>
       <w:pPr>
         <w:spacing w:before="0" w:after="120" w:line="276" w:lineRule="auto"/>
-        <w:ind w:firstLine="432"/>
-        <w:jc w:val="both"/>
+        <w:jc w:val="both"/>
+        <w:ind w:left="0" w:firstLine="288"/>
       </w:pPr>
       <w:r>
         <w:rPr>
@@ -7206,8 +7268,8 @@
     <w:p>
       <w:pPr>
         <w:spacing w:before="80" w:after="80" w:line="276" w:lineRule="auto"/>
-        <w:ind w:left="720" w:right="432"/>
-        <w:jc w:val="both"/>
+        <w:jc w:val="both"/>
+        <w:ind w:left="0" w:firstLine="288"/>
       </w:pPr>
       <w:r>
         <w:rPr>
@@ -7225,6 +7287,7 @@
         <w:keepNext/>
         <w:spacing w:before="360" w:after="160" w:line="276" w:lineRule="auto"/>
         <w:jc w:val="both"/>
+        <w:ind w:left="0" w:firstLine="288"/>
       </w:pPr>
       <w:r>
         <w:rPr>
@@ -7239,8 +7302,8 @@
     <w:p>
       <w:pPr>
         <w:spacing w:before="40" w:after="40" w:line="276" w:lineRule="auto"/>
-        <w:ind w:left="576" w:hanging="288"/>
-        <w:jc w:val="both"/>
+        <w:jc w:val="both"/>
+        <w:ind w:left="288" w:firstLine="0"/>
       </w:pPr>
       <w:r>
         <w:rPr>
@@ -7264,8 +7327,8 @@
     <w:p>
       <w:pPr>
         <w:spacing w:before="40" w:after="40" w:line="276" w:lineRule="auto"/>
-        <w:ind w:left="576" w:hanging="288"/>
-        <w:jc w:val="both"/>
+        <w:jc w:val="both"/>
+        <w:ind w:left="288" w:firstLine="0"/>
       </w:pPr>
       <w:r>
         <w:rPr>
@@ -7289,8 +7352,8 @@
     <w:p>
       <w:pPr>
         <w:spacing w:before="40" w:after="40" w:line="276" w:lineRule="auto"/>
-        <w:ind w:left="576" w:hanging="288"/>
-        <w:jc w:val="both"/>
+        <w:jc w:val="both"/>
+        <w:ind w:left="288" w:firstLine="0"/>
       </w:pPr>
       <w:r>
         <w:rPr>
@@ -7314,8 +7377,8 @@
     <w:p>
       <w:pPr>
         <w:spacing w:before="40" w:after="40" w:line="276" w:lineRule="auto"/>
-        <w:ind w:left="576" w:hanging="288"/>
-        <w:jc w:val="both"/>
+        <w:jc w:val="both"/>
+        <w:ind w:left="288" w:firstLine="0"/>
       </w:pPr>
       <w:r>
         <w:rPr>
@@ -7339,8 +7402,8 @@
     <w:p>
       <w:pPr>
         <w:spacing w:before="40" w:after="40" w:line="276" w:lineRule="auto"/>
-        <w:ind w:left="576" w:hanging="288"/>
-        <w:jc w:val="both"/>
+        <w:jc w:val="both"/>
+        <w:ind w:left="288" w:firstLine="0"/>
       </w:pPr>
       <w:r>
         <w:rPr>
@@ -7364,8 +7427,8 @@
     <w:p>
       <w:pPr>
         <w:spacing w:before="40" w:after="40" w:line="276" w:lineRule="auto"/>
-        <w:ind w:left="576" w:hanging="288"/>
-        <w:jc w:val="both"/>
+        <w:jc w:val="both"/>
+        <w:ind w:left="288" w:firstLine="0"/>
       </w:pPr>
       <w:r>
         <w:rPr>
@@ -7391,6 +7454,7 @@
         <w:keepNext/>
         <w:spacing w:before="360" w:after="160" w:line="276" w:lineRule="auto"/>
         <w:jc w:val="both"/>
+        <w:ind w:left="0" w:firstLine="288"/>
       </w:pPr>
       <w:r>
         <w:rPr>
@@ -7405,8 +7469,8 @@
     <w:p>
       <w:pPr>
         <w:spacing w:before="0" w:after="120" w:line="276" w:lineRule="auto"/>
-        <w:ind w:firstLine="432"/>
-        <w:jc w:val="both"/>
+        <w:jc w:val="both"/>
+        <w:ind w:left="0" w:firstLine="288"/>
       </w:pPr>
       <w:r>
         <w:rPr>
@@ -7457,8 +7521,8 @@
     <w:p>
       <w:pPr>
         <w:spacing w:before="0" w:after="120" w:line="276" w:lineRule="auto"/>
-        <w:ind w:firstLine="432"/>
-        <w:jc w:val="both"/>
+        <w:jc w:val="both"/>
+        <w:ind w:left="0" w:firstLine="288"/>
       </w:pPr>
       <w:r>
         <w:rPr>
@@ -7509,8 +7573,8 @@
     <w:p>
       <w:pPr>
         <w:spacing w:before="0" w:after="120" w:line="276" w:lineRule="auto"/>
-        <w:ind w:firstLine="432"/>
-        <w:jc w:val="both"/>
+        <w:jc w:val="both"/>
+        <w:ind w:left="0" w:firstLine="288"/>
       </w:pPr>
       <w:r>
         <w:rPr>
@@ -7545,6 +7609,7 @@
         <w:keepNext/>
         <w:spacing w:before="360" w:after="160" w:line="276" w:lineRule="auto"/>
         <w:jc w:val="both"/>
+        <w:ind w:left="0" w:firstLine="288"/>
       </w:pPr>
       <w:r>
         <w:rPr>
@@ -7559,8 +7624,8 @@
     <w:p>
       <w:pPr>
         <w:spacing w:before="0" w:after="120" w:line="276" w:lineRule="auto"/>
-        <w:ind w:firstLine="432"/>
-        <w:jc w:val="both"/>
+        <w:jc w:val="both"/>
+        <w:ind w:left="288" w:firstLine="0"/>
       </w:pPr>
       <w:r>
         <w:rPr>
@@ -7593,8 +7658,8 @@
     <w:p>
       <w:pPr>
         <w:spacing w:before="0" w:after="120" w:line="276" w:lineRule="auto"/>
-        <w:ind w:firstLine="432"/>
-        <w:jc w:val="both"/>
+        <w:jc w:val="both"/>
+        <w:ind w:left="288" w:firstLine="0"/>
       </w:pPr>
       <w:r>
         <w:rPr>
@@ -7627,8 +7692,8 @@
     <w:p>
       <w:pPr>
         <w:spacing w:before="0" w:after="120" w:line="276" w:lineRule="auto"/>
-        <w:ind w:firstLine="432"/>
-        <w:jc w:val="both"/>
+        <w:jc w:val="both"/>
+        <w:ind w:left="288" w:firstLine="0"/>
       </w:pPr>
       <w:r>
         <w:rPr>
@@ -7661,8 +7726,8 @@
     <w:p>
       <w:pPr>
         <w:spacing w:before="0" w:after="120" w:line="276" w:lineRule="auto"/>
-        <w:ind w:firstLine="432"/>
-        <w:jc w:val="both"/>
+        <w:jc w:val="both"/>
+        <w:ind w:left="288" w:firstLine="0"/>
       </w:pPr>
       <w:r>
         <w:rPr>
@@ -7698,6 +7763,7 @@
         <w:pageBreakBefore/>
         <w:spacing w:before="720" w:after="360" w:line="276" w:lineRule="auto"/>
         <w:jc w:val="both"/>
+        <w:ind w:left="0" w:firstLine="288"/>
       </w:pPr>
       <w:r>
         <w:rPr>
@@ -7714,6 +7780,7 @@
         <w:keepNext/>
         <w:spacing w:before="360" w:after="160" w:line="276" w:lineRule="auto"/>
         <w:jc w:val="both"/>
+        <w:ind w:left="0" w:firstLine="288"/>
       </w:pPr>
       <w:r>
         <w:rPr>
@@ -7728,8 +7795,8 @@
     <w:p>
       <w:pPr>
         <w:spacing w:before="0" w:after="120" w:line="276" w:lineRule="auto"/>
-        <w:ind w:firstLine="432"/>
-        <w:jc w:val="both"/>
+        <w:jc w:val="both"/>
+        <w:ind w:left="0" w:firstLine="288"/>
       </w:pPr>
       <w:r>
         <w:rPr>
@@ -7744,8 +7811,8 @@
     <w:p>
       <w:pPr>
         <w:spacing w:before="0" w:after="120" w:line="276" w:lineRule="auto"/>
-        <w:ind w:firstLine="432"/>
-        <w:jc w:val="both"/>
+        <w:jc w:val="both"/>
+        <w:ind w:left="0" w:firstLine="288"/>
       </w:pPr>
       <w:r>
         <w:rPr>
@@ -7779,6 +7846,7 @@
         <w:keepNext/>
         <w:spacing w:before="360" w:after="160" w:line="276" w:lineRule="auto"/>
         <w:jc w:val="both"/>
+        <w:ind w:left="0" w:firstLine="288"/>
       </w:pPr>
       <w:r>
         <w:rPr>
@@ -7793,8 +7861,8 @@
     <w:p>
       <w:pPr>
         <w:spacing w:before="0" w:after="120" w:line="276" w:lineRule="auto"/>
-        <w:ind w:firstLine="432"/>
-        <w:jc w:val="both"/>
+        <w:jc w:val="both"/>
+        <w:ind w:left="0" w:firstLine="288"/>
       </w:pPr>
       <w:r>
         <w:rPr>
@@ -7825,8 +7893,8 @@
     <w:p>
       <w:pPr>
         <w:spacing w:before="80" w:after="80" w:line="276" w:lineRule="auto"/>
-        <w:ind w:left="720" w:right="432"/>
-        <w:jc w:val="both"/>
+        <w:jc w:val="both"/>
+        <w:ind w:left="0" w:firstLine="288"/>
       </w:pPr>
       <w:r>
         <w:rPr>
@@ -7842,8 +7910,8 @@
     <w:p>
       <w:pPr>
         <w:spacing w:before="0" w:after="120" w:line="276" w:lineRule="auto"/>
-        <w:ind w:firstLine="432"/>
-        <w:jc w:val="both"/>
+        <w:jc w:val="both"/>
+        <w:ind w:left="0" w:firstLine="288"/>
       </w:pPr>
       <w:r>
         <w:rPr>
@@ -7858,8 +7926,8 @@
     <w:p>
       <w:pPr>
         <w:spacing w:before="0" w:after="120" w:line="276" w:lineRule="auto"/>
-        <w:ind w:firstLine="432"/>
-        <w:jc w:val="both"/>
+        <w:jc w:val="both"/>
+        <w:ind w:left="0" w:firstLine="288"/>
       </w:pPr>
       <w:r>
         <w:rPr>
@@ -7890,8 +7958,8 @@
     <w:p>
       <w:pPr>
         <w:spacing w:before="80" w:after="80" w:line="276" w:lineRule="auto"/>
-        <w:ind w:left="720" w:right="432"/>
-        <w:jc w:val="both"/>
+        <w:jc w:val="both"/>
+        <w:ind w:left="0" w:firstLine="288"/>
       </w:pPr>
       <w:r>
         <w:rPr>
@@ -7907,8 +7975,8 @@
     <w:p>
       <w:pPr>
         <w:spacing w:before="0" w:after="120" w:line="276" w:lineRule="auto"/>
-        <w:ind w:firstLine="432"/>
-        <w:jc w:val="both"/>
+        <w:jc w:val="both"/>
+        <w:ind w:left="0" w:firstLine="288"/>
       </w:pPr>
       <w:r>
         <w:rPr>
@@ -7939,8 +8007,8 @@
     <w:p>
       <w:pPr>
         <w:spacing w:before="80" w:after="80" w:line="276" w:lineRule="auto"/>
-        <w:ind w:left="720" w:right="432"/>
-        <w:jc w:val="both"/>
+        <w:jc w:val="both"/>
+        <w:ind w:left="0" w:firstLine="288"/>
       </w:pPr>
       <w:r>
         <w:rPr>
@@ -7956,8 +8024,8 @@
     <w:p>
       <w:pPr>
         <w:spacing w:before="0" w:after="120" w:line="276" w:lineRule="auto"/>
-        <w:ind w:firstLine="432"/>
-        <w:jc w:val="both"/>
+        <w:jc w:val="both"/>
+        <w:ind w:left="0" w:firstLine="288"/>
       </w:pPr>
       <w:r>
         <w:rPr>
@@ -7988,8 +8056,8 @@
     <w:p>
       <w:pPr>
         <w:spacing w:before="80" w:after="80" w:line="276" w:lineRule="auto"/>
-        <w:ind w:left="720" w:right="432"/>
-        <w:jc w:val="both"/>
+        <w:jc w:val="both"/>
+        <w:ind w:left="0" w:firstLine="288"/>
       </w:pPr>
       <w:r>
         <w:rPr>
@@ -8005,8 +8073,8 @@
     <w:p>
       <w:pPr>
         <w:spacing w:before="0" w:after="120" w:line="276" w:lineRule="auto"/>
-        <w:ind w:firstLine="432"/>
-        <w:jc w:val="both"/>
+        <w:jc w:val="both"/>
+        <w:ind w:left="0" w:firstLine="288"/>
       </w:pPr>
       <w:r>
         <w:rPr>
@@ -8037,8 +8105,8 @@
     <w:p>
       <w:pPr>
         <w:spacing w:before="80" w:after="80" w:line="276" w:lineRule="auto"/>
-        <w:ind w:left="720" w:right="432"/>
-        <w:jc w:val="both"/>
+        <w:jc w:val="both"/>
+        <w:ind w:left="0" w:firstLine="288"/>
       </w:pPr>
       <w:r>
         <w:rPr>
@@ -8056,6 +8124,7 @@
         <w:keepNext/>
         <w:spacing w:before="360" w:after="160" w:line="276" w:lineRule="auto"/>
         <w:jc w:val="both"/>
+        <w:ind w:left="0" w:firstLine="288"/>
       </w:pPr>
       <w:r>
         <w:rPr>
@@ -8070,8 +8139,8 @@
     <w:p>
       <w:pPr>
         <w:spacing w:before="40" w:after="40" w:line="276" w:lineRule="auto"/>
-        <w:ind w:left="576" w:hanging="288"/>
-        <w:jc w:val="both"/>
+        <w:jc w:val="both"/>
+        <w:ind w:left="288" w:firstLine="0"/>
       </w:pPr>
       <w:r>
         <w:rPr>
@@ -8095,8 +8164,8 @@
     <w:p>
       <w:pPr>
         <w:spacing w:before="40" w:after="40" w:line="276" w:lineRule="auto"/>
-        <w:ind w:left="576" w:hanging="288"/>
-        <w:jc w:val="both"/>
+        <w:jc w:val="both"/>
+        <w:ind w:left="288" w:firstLine="0"/>
       </w:pPr>
       <w:r>
         <w:rPr>
@@ -8120,8 +8189,8 @@
     <w:p>
       <w:pPr>
         <w:spacing w:before="40" w:after="40" w:line="276" w:lineRule="auto"/>
-        <w:ind w:left="576" w:hanging="288"/>
-        <w:jc w:val="both"/>
+        <w:jc w:val="both"/>
+        <w:ind w:left="288" w:firstLine="0"/>
       </w:pPr>
       <w:r>
         <w:rPr>
@@ -8145,8 +8214,8 @@
     <w:p>
       <w:pPr>
         <w:spacing w:before="40" w:after="40" w:line="276" w:lineRule="auto"/>
-        <w:ind w:left="576" w:hanging="288"/>
-        <w:jc w:val="both"/>
+        <w:jc w:val="both"/>
+        <w:ind w:left="288" w:firstLine="0"/>
       </w:pPr>
       <w:r>
         <w:rPr>
@@ -8170,8 +8239,8 @@
     <w:p>
       <w:pPr>
         <w:spacing w:before="40" w:after="40" w:line="276" w:lineRule="auto"/>
-        <w:ind w:left="576" w:hanging="288"/>
-        <w:jc w:val="both"/>
+        <w:jc w:val="both"/>
+        <w:ind w:left="288" w:firstLine="0"/>
       </w:pPr>
       <w:r>
         <w:rPr>
@@ -8195,8 +8264,8 @@
     <w:p>
       <w:pPr>
         <w:spacing w:before="40" w:after="40" w:line="276" w:lineRule="auto"/>
-        <w:ind w:left="576" w:hanging="288"/>
-        <w:jc w:val="both"/>
+        <w:jc w:val="both"/>
+        <w:ind w:left="288" w:firstLine="0"/>
       </w:pPr>
       <w:r>
         <w:rPr>
@@ -8222,6 +8291,7 @@
         <w:keepNext/>
         <w:spacing w:before="360" w:after="160" w:line="276" w:lineRule="auto"/>
         <w:jc w:val="both"/>
+        <w:ind w:left="0" w:firstLine="288"/>
       </w:pPr>
       <w:r>
         <w:rPr>
@@ -8236,8 +8306,8 @@
     <w:p>
       <w:pPr>
         <w:spacing w:before="0" w:after="120" w:line="276" w:lineRule="auto"/>
-        <w:ind w:firstLine="432"/>
-        <w:jc w:val="both"/>
+        <w:jc w:val="both"/>
+        <w:ind w:left="0" w:firstLine="288"/>
       </w:pPr>
       <w:r>
         <w:rPr>
@@ -8252,8 +8322,8 @@
     <w:p>
       <w:pPr>
         <w:spacing w:before="0" w:after="120" w:line="276" w:lineRule="auto"/>
-        <w:ind w:firstLine="432"/>
-        <w:jc w:val="both"/>
+        <w:jc w:val="both"/>
+        <w:ind w:left="0" w:firstLine="288"/>
       </w:pPr>
       <w:r>
         <w:rPr>
@@ -8268,8 +8338,8 @@
     <w:p>
       <w:pPr>
         <w:spacing w:before="40" w:after="40" w:line="276" w:lineRule="auto"/>
-        <w:ind w:left="576" w:hanging="288"/>
-        <w:jc w:val="both"/>
+        <w:jc w:val="both"/>
+        <w:ind w:left="288" w:firstLine="0"/>
       </w:pPr>
       <w:r>
         <w:rPr>
@@ -8310,8 +8380,8 @@
     <w:p>
       <w:pPr>
         <w:spacing w:before="40" w:after="40" w:line="276" w:lineRule="auto"/>
-        <w:ind w:left="576" w:hanging="288"/>
-        <w:jc w:val="both"/>
+        <w:jc w:val="both"/>
+        <w:ind w:left="288" w:firstLine="0"/>
       </w:pPr>
       <w:r>
         <w:rPr>
@@ -8352,8 +8422,8 @@
     <w:p>
       <w:pPr>
         <w:spacing w:before="40" w:after="40" w:line="276" w:lineRule="auto"/>
-        <w:ind w:left="576" w:hanging="288"/>
-        <w:jc w:val="both"/>
+        <w:jc w:val="both"/>
+        <w:ind w:left="288" w:firstLine="0"/>
       </w:pPr>
       <w:r>
         <w:rPr>
@@ -8394,8 +8464,8 @@
     <w:p>
       <w:pPr>
         <w:spacing w:before="0" w:after="120" w:line="276" w:lineRule="auto"/>
-        <w:ind w:firstLine="432"/>
-        <w:jc w:val="both"/>
+        <w:jc w:val="both"/>
+        <w:ind w:left="0" w:firstLine="288"/>
       </w:pPr>
       <w:r>
         <w:rPr>
@@ -8412,6 +8482,7 @@
         <w:keepNext/>
         <w:spacing w:before="360" w:after="160" w:line="276" w:lineRule="auto"/>
         <w:jc w:val="both"/>
+        <w:ind w:left="0" w:firstLine="288"/>
       </w:pPr>
       <w:r>
         <w:rPr>
@@ -8426,8 +8497,8 @@
     <w:p>
       <w:pPr>
         <w:spacing w:before="0" w:after="120" w:line="276" w:lineRule="auto"/>
-        <w:ind w:firstLine="432"/>
-        <w:jc w:val="both"/>
+        <w:jc w:val="both"/>
+        <w:ind w:left="288" w:firstLine="0"/>
       </w:pPr>
       <w:r>
         <w:rPr>
@@ -8460,8 +8531,8 @@
     <w:p>
       <w:pPr>
         <w:spacing w:before="0" w:after="120" w:line="276" w:lineRule="auto"/>
-        <w:ind w:firstLine="432"/>
-        <w:jc w:val="both"/>
+        <w:jc w:val="both"/>
+        <w:ind w:left="288" w:firstLine="0"/>
       </w:pPr>
       <w:r>
         <w:rPr>
@@ -8494,8 +8565,8 @@
     <w:p>
       <w:pPr>
         <w:spacing w:before="0" w:after="120" w:line="276" w:lineRule="auto"/>
-        <w:ind w:firstLine="432"/>
-        <w:jc w:val="both"/>
+        <w:jc w:val="both"/>
+        <w:ind w:left="288" w:firstLine="0"/>
       </w:pPr>
       <w:r>
         <w:rPr>
@@ -8546,8 +8617,8 @@
     <w:p>
       <w:pPr>
         <w:spacing w:before="0" w:after="120" w:line="276" w:lineRule="auto"/>
-        <w:ind w:firstLine="432"/>
-        <w:jc w:val="both"/>
+        <w:jc w:val="both"/>
+        <w:ind w:left="288" w:firstLine="0"/>
       </w:pPr>
       <w:r>
         <w:rPr>
@@ -8583,6 +8654,7 @@
         <w:pageBreakBefore/>
         <w:spacing w:before="720" w:after="360" w:line="276" w:lineRule="auto"/>
         <w:jc w:val="both"/>
+        <w:ind w:left="0" w:firstLine="288"/>
       </w:pPr>
       <w:r>
         <w:rPr>
@@ -8599,6 +8671,7 @@
         <w:keepNext/>
         <w:spacing w:before="360" w:after="160" w:line="276" w:lineRule="auto"/>
         <w:jc w:val="both"/>
+        <w:ind w:left="0" w:firstLine="288"/>
       </w:pPr>
       <w:r>
         <w:rPr>
@@ -8613,8 +8686,8 @@
     <w:p>
       <w:pPr>
         <w:spacing w:before="0" w:after="120" w:line="276" w:lineRule="auto"/>
-        <w:ind w:firstLine="432"/>
-        <w:jc w:val="both"/>
+        <w:jc w:val="both"/>
+        <w:ind w:left="0" w:firstLine="288"/>
       </w:pPr>
       <w:r>
         <w:rPr>
@@ -8629,8 +8702,8 @@
     <w:p>
       <w:pPr>
         <w:spacing w:before="0" w:after="120" w:line="276" w:lineRule="auto"/>
-        <w:ind w:firstLine="432"/>
-        <w:jc w:val="both"/>
+        <w:jc w:val="both"/>
+        <w:ind w:left="0" w:firstLine="288"/>
       </w:pPr>
       <w:r>
         <w:rPr>
@@ -8647,6 +8720,7 @@
         <w:keepNext/>
         <w:spacing w:before="360" w:after="160" w:line="276" w:lineRule="auto"/>
         <w:jc w:val="both"/>
+        <w:ind w:left="0" w:firstLine="288"/>
       </w:pPr>
       <w:r>
         <w:rPr>
@@ -8661,8 +8735,8 @@
     <w:p>
       <w:pPr>
         <w:spacing w:before="0" w:after="120" w:line="276" w:lineRule="auto"/>
-        <w:ind w:firstLine="432"/>
-        <w:jc w:val="both"/>
+        <w:jc w:val="both"/>
+        <w:ind w:left="0" w:firstLine="288"/>
       </w:pPr>
       <w:r>
         <w:rPr>
@@ -8693,8 +8767,8 @@
     <w:p>
       <w:pPr>
         <w:spacing w:before="80" w:after="80" w:line="276" w:lineRule="auto"/>
-        <w:ind w:left="720" w:right="432"/>
-        <w:jc w:val="both"/>
+        <w:jc w:val="both"/>
+        <w:ind w:left="0" w:firstLine="288"/>
       </w:pPr>
       <w:r>
         <w:rPr>
@@ -8710,8 +8784,8 @@
     <w:p>
       <w:pPr>
         <w:spacing w:before="0" w:after="120" w:line="276" w:lineRule="auto"/>
-        <w:ind w:firstLine="432"/>
-        <w:jc w:val="both"/>
+        <w:jc w:val="both"/>
+        <w:ind w:left="0" w:firstLine="288"/>
       </w:pPr>
       <w:r>
         <w:rPr>
@@ -8726,8 +8800,8 @@
     <w:p>
       <w:pPr>
         <w:spacing w:before="80" w:after="80" w:line="276" w:lineRule="auto"/>
-        <w:ind w:left="720" w:right="432"/>
-        <w:jc w:val="both"/>
+        <w:jc w:val="both"/>
+        <w:ind w:left="0" w:firstLine="288"/>
       </w:pPr>
       <w:r>
         <w:rPr>
@@ -8743,8 +8817,8 @@
     <w:p>
       <w:pPr>
         <w:spacing w:before="0" w:after="120" w:line="276" w:lineRule="auto"/>
-        <w:ind w:firstLine="432"/>
-        <w:jc w:val="both"/>
+        <w:jc w:val="both"/>
+        <w:ind w:left="0" w:firstLine="288"/>
       </w:pPr>
       <w:r>
         <w:rPr>
@@ -8775,8 +8849,8 @@
     <w:p>
       <w:pPr>
         <w:spacing w:before="80" w:after="80" w:line="276" w:lineRule="auto"/>
-        <w:ind w:left="720" w:right="432"/>
-        <w:jc w:val="both"/>
+        <w:jc w:val="both"/>
+        <w:ind w:left="0" w:firstLine="288"/>
       </w:pPr>
       <w:r>
         <w:rPr>
@@ -8792,8 +8866,8 @@
     <w:p>
       <w:pPr>
         <w:spacing w:before="80" w:after="80" w:line="276" w:lineRule="auto"/>
-        <w:ind w:left="720" w:right="432"/>
-        <w:jc w:val="both"/>
+        <w:jc w:val="both"/>
+        <w:ind w:left="0" w:firstLine="288"/>
       </w:pPr>
       <w:r>
         <w:rPr>
@@ -8809,8 +8883,8 @@
     <w:p>
       <w:pPr>
         <w:spacing w:before="0" w:after="120" w:line="276" w:lineRule="auto"/>
-        <w:ind w:firstLine="432"/>
-        <w:jc w:val="both"/>
+        <w:jc w:val="both"/>
+        <w:ind w:left="0" w:firstLine="288"/>
       </w:pPr>
       <w:r>
         <w:rPr>
@@ -8825,8 +8899,8 @@
     <w:p>
       <w:pPr>
         <w:spacing w:before="80" w:after="80" w:line="276" w:lineRule="auto"/>
-        <w:ind w:left="720" w:right="432"/>
-        <w:jc w:val="both"/>
+        <w:jc w:val="both"/>
+        <w:ind w:left="0" w:firstLine="288"/>
       </w:pPr>
       <w:r>
         <w:rPr>
@@ -8842,8 +8916,8 @@
     <w:p>
       <w:pPr>
         <w:spacing w:before="0" w:after="120" w:line="276" w:lineRule="auto"/>
-        <w:ind w:firstLine="432"/>
-        <w:jc w:val="both"/>
+        <w:jc w:val="both"/>
+        <w:ind w:left="0" w:firstLine="288"/>
       </w:pPr>
       <w:r>
         <w:rPr>
@@ -8858,8 +8932,8 @@
     <w:p>
       <w:pPr>
         <w:spacing w:before="0" w:after="120" w:line="276" w:lineRule="auto"/>
-        <w:ind w:firstLine="432"/>
-        <w:jc w:val="both"/>
+        <w:jc w:val="both"/>
+        <w:ind w:left="0" w:firstLine="288"/>
       </w:pPr>
       <w:r>
         <w:rPr>
@@ -8890,8 +8964,8 @@
     <w:p>
       <w:pPr>
         <w:spacing w:before="80" w:after="80" w:line="276" w:lineRule="auto"/>
-        <w:ind w:left="720" w:right="432"/>
-        <w:jc w:val="both"/>
+        <w:jc w:val="both"/>
+        <w:ind w:left="0" w:firstLine="288"/>
       </w:pPr>
       <w:r>
         <w:rPr>
@@ -8907,8 +8981,8 @@
     <w:p>
       <w:pPr>
         <w:spacing w:before="0" w:after="120" w:line="276" w:lineRule="auto"/>
-        <w:ind w:firstLine="432"/>
-        <w:jc w:val="both"/>
+        <w:jc w:val="both"/>
+        <w:ind w:left="0" w:firstLine="288"/>
       </w:pPr>
       <w:r>
         <w:rPr>
@@ -8939,8 +9013,8 @@
     <w:p>
       <w:pPr>
         <w:spacing w:before="80" w:after="80" w:line="276" w:lineRule="auto"/>
-        <w:ind w:left="720" w:right="432"/>
-        <w:jc w:val="both"/>
+        <w:jc w:val="both"/>
+        <w:ind w:left="0" w:firstLine="288"/>
       </w:pPr>
       <w:r>
         <w:rPr>
@@ -8958,6 +9032,7 @@
         <w:keepNext/>
         <w:spacing w:before="360" w:after="160" w:line="276" w:lineRule="auto"/>
         <w:jc w:val="both"/>
+        <w:ind w:left="0" w:firstLine="288"/>
       </w:pPr>
       <w:r>
         <w:rPr>
@@ -8972,8 +9047,8 @@
     <w:p>
       <w:pPr>
         <w:spacing w:before="40" w:after="40" w:line="276" w:lineRule="auto"/>
-        <w:ind w:left="576" w:hanging="288"/>
-        <w:jc w:val="both"/>
+        <w:jc w:val="both"/>
+        <w:ind w:left="288" w:firstLine="0"/>
       </w:pPr>
       <w:r>
         <w:rPr>
@@ -8997,8 +9072,8 @@
     <w:p>
       <w:pPr>
         <w:spacing w:before="40" w:after="40" w:line="276" w:lineRule="auto"/>
-        <w:ind w:left="576" w:hanging="288"/>
-        <w:jc w:val="both"/>
+        <w:jc w:val="both"/>
+        <w:ind w:left="288" w:firstLine="0"/>
       </w:pPr>
       <w:r>
         <w:rPr>
@@ -9022,8 +9097,8 @@
     <w:p>
       <w:pPr>
         <w:spacing w:before="40" w:after="40" w:line="276" w:lineRule="auto"/>
-        <w:ind w:left="576" w:hanging="288"/>
-        <w:jc w:val="both"/>
+        <w:jc w:val="both"/>
+        <w:ind w:left="288" w:firstLine="0"/>
       </w:pPr>
       <w:r>
         <w:rPr>
@@ -9047,8 +9122,8 @@
     <w:p>
       <w:pPr>
         <w:spacing w:before="40" w:after="40" w:line="276" w:lineRule="auto"/>
-        <w:ind w:left="576" w:hanging="288"/>
-        <w:jc w:val="both"/>
+        <w:jc w:val="both"/>
+        <w:ind w:left="288" w:firstLine="0"/>
       </w:pPr>
       <w:r>
         <w:rPr>
@@ -9072,8 +9147,8 @@
     <w:p>
       <w:pPr>
         <w:spacing w:before="40" w:after="40" w:line="276" w:lineRule="auto"/>
-        <w:ind w:left="576" w:hanging="288"/>
-        <w:jc w:val="both"/>
+        <w:jc w:val="both"/>
+        <w:ind w:left="288" w:firstLine="0"/>
       </w:pPr>
       <w:r>
         <w:rPr>
@@ -9099,6 +9174,7 @@
         <w:keepNext/>
         <w:spacing w:before="360" w:after="160" w:line="276" w:lineRule="auto"/>
         <w:jc w:val="both"/>
+        <w:ind w:left="0" w:firstLine="288"/>
       </w:pPr>
       <w:r>
         <w:rPr>
@@ -9113,8 +9189,8 @@
     <w:p>
       <w:pPr>
         <w:spacing w:before="0" w:after="120" w:line="276" w:lineRule="auto"/>
-        <w:ind w:firstLine="432"/>
-        <w:jc w:val="both"/>
+        <w:jc w:val="both"/>
+        <w:ind w:left="0" w:firstLine="288"/>
       </w:pPr>
       <w:r>
         <w:rPr>
@@ -9165,8 +9241,8 @@
     <w:p>
       <w:pPr>
         <w:spacing w:before="0" w:after="120" w:line="276" w:lineRule="auto"/>
-        <w:ind w:firstLine="432"/>
-        <w:jc w:val="both"/>
+        <w:jc w:val="both"/>
+        <w:ind w:left="0" w:firstLine="288"/>
       </w:pPr>
       <w:r>
         <w:rPr>
@@ -9199,8 +9275,8 @@
     <w:p>
       <w:pPr>
         <w:spacing w:before="0" w:after="120" w:line="276" w:lineRule="auto"/>
-        <w:ind w:firstLine="432"/>
-        <w:jc w:val="both"/>
+        <w:jc w:val="both"/>
+        <w:ind w:left="0" w:firstLine="288"/>
       </w:pPr>
       <w:r>
         <w:rPr>
@@ -9235,6 +9311,7 @@
         <w:keepNext/>
         <w:spacing w:before="360" w:after="160" w:line="276" w:lineRule="auto"/>
         <w:jc w:val="both"/>
+        <w:ind w:left="0" w:firstLine="288"/>
       </w:pPr>
       <w:r>
         <w:rPr>
@@ -9249,8 +9326,8 @@
     <w:p>
       <w:pPr>
         <w:spacing w:before="0" w:after="120" w:line="276" w:lineRule="auto"/>
-        <w:ind w:firstLine="432"/>
-        <w:jc w:val="both"/>
+        <w:jc w:val="both"/>
+        <w:ind w:left="288" w:firstLine="0"/>
       </w:pPr>
       <w:r>
         <w:rPr>
@@ -9283,8 +9360,8 @@
     <w:p>
       <w:pPr>
         <w:spacing w:before="0" w:after="120" w:line="276" w:lineRule="auto"/>
-        <w:ind w:firstLine="432"/>
-        <w:jc w:val="both"/>
+        <w:jc w:val="both"/>
+        <w:ind w:left="288" w:firstLine="0"/>
       </w:pPr>
       <w:r>
         <w:rPr>
@@ -9317,8 +9394,8 @@
     <w:p>
       <w:pPr>
         <w:spacing w:before="0" w:after="120" w:line="276" w:lineRule="auto"/>
-        <w:ind w:firstLine="432"/>
-        <w:jc w:val="both"/>
+        <w:jc w:val="both"/>
+        <w:ind w:left="288" w:firstLine="0"/>
       </w:pPr>
       <w:r>
         <w:rPr>
@@ -9351,8 +9428,8 @@
     <w:p>
       <w:pPr>
         <w:spacing w:before="0" w:after="120" w:line="276" w:lineRule="auto"/>
-        <w:ind w:firstLine="432"/>
-        <w:jc w:val="both"/>
+        <w:jc w:val="both"/>
+        <w:ind w:left="288" w:firstLine="0"/>
       </w:pPr>
       <w:r>
         <w:rPr>
@@ -9388,6 +9465,7 @@
         <w:pageBreakBefore/>
         <w:spacing w:before="720" w:after="360" w:line="276" w:lineRule="auto"/>
         <w:jc w:val="both"/>
+        <w:ind w:left="0" w:firstLine="288"/>
       </w:pPr>
       <w:r>
         <w:rPr>
@@ -9404,6 +9482,7 @@
         <w:keepNext/>
         <w:spacing w:before="360" w:after="160" w:line="276" w:lineRule="auto"/>
         <w:jc w:val="both"/>
+        <w:ind w:left="0" w:firstLine="288"/>
       </w:pPr>
       <w:r>
         <w:rPr>
@@ -9418,8 +9497,8 @@
     <w:p>
       <w:pPr>
         <w:spacing w:before="0" w:after="120" w:line="276" w:lineRule="auto"/>
-        <w:ind w:firstLine="432"/>
-        <w:jc w:val="both"/>
+        <w:jc w:val="both"/>
+        <w:ind w:left="0" w:firstLine="288"/>
       </w:pPr>
       <w:r>
         <w:rPr>
@@ -9434,8 +9513,8 @@
     <w:p>
       <w:pPr>
         <w:spacing w:before="0" w:after="120" w:line="276" w:lineRule="auto"/>
-        <w:ind w:firstLine="432"/>
-        <w:jc w:val="both"/>
+        <w:jc w:val="both"/>
+        <w:ind w:left="0" w:firstLine="288"/>
       </w:pPr>
       <w:r>
         <w:rPr>
@@ -9452,6 +9531,7 @@
         <w:keepNext/>
         <w:spacing w:before="360" w:after="160" w:line="276" w:lineRule="auto"/>
         <w:jc w:val="both"/>
+        <w:ind w:left="0" w:firstLine="288"/>
       </w:pPr>
       <w:r>
         <w:rPr>
@@ -9466,8 +9546,8 @@
     <w:p>
       <w:pPr>
         <w:spacing w:before="0" w:after="120" w:line="276" w:lineRule="auto"/>
-        <w:ind w:firstLine="432"/>
-        <w:jc w:val="both"/>
+        <w:jc w:val="both"/>
+        <w:ind w:left="0" w:firstLine="288"/>
       </w:pPr>
       <w:r>
         <w:rPr>
@@ -9498,8 +9578,8 @@
     <w:p>
       <w:pPr>
         <w:spacing w:before="80" w:after="80" w:line="276" w:lineRule="auto"/>
-        <w:ind w:left="720" w:right="432"/>
-        <w:jc w:val="both"/>
+        <w:jc w:val="both"/>
+        <w:ind w:left="0" w:firstLine="288"/>
       </w:pPr>
       <w:r>
         <w:rPr>
@@ -9515,8 +9595,8 @@
     <w:p>
       <w:pPr>
         <w:spacing w:before="0" w:after="120" w:line="276" w:lineRule="auto"/>
-        <w:ind w:firstLine="432"/>
-        <w:jc w:val="both"/>
+        <w:jc w:val="both"/>
+        <w:ind w:left="0" w:firstLine="288"/>
       </w:pPr>
       <w:r>
         <w:rPr>
@@ -9548,8 +9628,8 @@
     <w:p>
       <w:pPr>
         <w:spacing w:before="0" w:after="120" w:line="276" w:lineRule="auto"/>
-        <w:ind w:firstLine="432"/>
-        <w:jc w:val="both"/>
+        <w:jc w:val="both"/>
+        <w:ind w:left="0" w:firstLine="288"/>
       </w:pPr>
       <w:r>
         <w:rPr>
@@ -9580,8 +9660,8 @@
     <w:p>
       <w:pPr>
         <w:spacing w:before="80" w:after="80" w:line="276" w:lineRule="auto"/>
-        <w:ind w:left="720" w:right="432"/>
-        <w:jc w:val="both"/>
+        <w:jc w:val="both"/>
+        <w:ind w:left="0" w:firstLine="288"/>
       </w:pPr>
       <w:r>
         <w:rPr>
@@ -9597,8 +9677,8 @@
     <w:p>
       <w:pPr>
         <w:spacing w:before="0" w:after="120" w:line="276" w:lineRule="auto"/>
-        <w:ind w:firstLine="432"/>
-        <w:jc w:val="both"/>
+        <w:jc w:val="both"/>
+        <w:ind w:left="0" w:firstLine="288"/>
       </w:pPr>
       <w:r>
         <w:rPr>
@@ -9629,8 +9709,8 @@
     <w:p>
       <w:pPr>
         <w:spacing w:before="80" w:after="80" w:line="276" w:lineRule="auto"/>
-        <w:ind w:left="720" w:right="432"/>
-        <w:jc w:val="both"/>
+        <w:jc w:val="both"/>
+        <w:ind w:left="0" w:firstLine="288"/>
       </w:pPr>
       <w:r>
         <w:rPr>
@@ -9646,8 +9726,8 @@
     <w:p>
       <w:pPr>
         <w:spacing w:before="0" w:after="120" w:line="276" w:lineRule="auto"/>
-        <w:ind w:firstLine="432"/>
-        <w:jc w:val="both"/>
+        <w:jc w:val="both"/>
+        <w:ind w:left="0" w:firstLine="288"/>
       </w:pPr>
       <w:r>
         <w:rPr>
@@ -9678,8 +9758,8 @@
     <w:p>
       <w:pPr>
         <w:spacing w:before="0" w:after="120" w:line="276" w:lineRule="auto"/>
-        <w:ind w:firstLine="432"/>
-        <w:jc w:val="both"/>
+        <w:jc w:val="both"/>
+        <w:ind w:left="0" w:firstLine="288"/>
       </w:pPr>
       <w:r>
         <w:rPr>
@@ -9694,8 +9774,8 @@
     <w:p>
       <w:pPr>
         <w:spacing w:before="80" w:after="80" w:line="276" w:lineRule="auto"/>
-        <w:ind w:left="720" w:right="432"/>
-        <w:jc w:val="both"/>
+        <w:jc w:val="both"/>
+        <w:ind w:left="0" w:firstLine="288"/>
       </w:pPr>
       <w:r>
         <w:rPr>
@@ -9711,8 +9791,8 @@
     <w:p>
       <w:pPr>
         <w:spacing w:before="0" w:after="120" w:line="276" w:lineRule="auto"/>
-        <w:ind w:firstLine="432"/>
-        <w:jc w:val="both"/>
+        <w:jc w:val="both"/>
+        <w:ind w:left="0" w:firstLine="288"/>
       </w:pPr>
       <w:r>
         <w:rPr>
@@ -9727,8 +9807,8 @@
     <w:p>
       <w:pPr>
         <w:spacing w:before="80" w:after="80" w:line="276" w:lineRule="auto"/>
-        <w:ind w:left="720" w:right="432"/>
-        <w:jc w:val="both"/>
+        <w:jc w:val="both"/>
+        <w:ind w:left="0" w:firstLine="288"/>
       </w:pPr>
       <w:r>
         <w:rPr>
@@ -9744,8 +9824,8 @@
     <w:p>
       <w:pPr>
         <w:spacing w:before="0" w:after="120" w:line="276" w:lineRule="auto"/>
-        <w:ind w:firstLine="432"/>
-        <w:jc w:val="both"/>
+        <w:jc w:val="both"/>
+        <w:ind w:left="0" w:firstLine="288"/>
       </w:pPr>
       <w:r>
         <w:rPr>
@@ -9760,8 +9840,8 @@
     <w:p>
       <w:pPr>
         <w:spacing w:before="80" w:after="80" w:line="276" w:lineRule="auto"/>
-        <w:ind w:left="720" w:right="432"/>
-        <w:jc w:val="both"/>
+        <w:jc w:val="both"/>
+        <w:ind w:left="0" w:firstLine="288"/>
       </w:pPr>
       <w:r>
         <w:rPr>
@@ -9779,6 +9859,7 @@
         <w:keepNext/>
         <w:spacing w:before="360" w:after="160" w:line="276" w:lineRule="auto"/>
         <w:jc w:val="both"/>
+        <w:ind w:left="0" w:firstLine="288"/>
       </w:pPr>
       <w:r>
         <w:rPr>
@@ -9793,8 +9874,8 @@
     <w:p>
       <w:pPr>
         <w:spacing w:before="40" w:after="40" w:line="276" w:lineRule="auto"/>
-        <w:ind w:left="576" w:hanging="288"/>
-        <w:jc w:val="both"/>
+        <w:jc w:val="both"/>
+        <w:ind w:left="288" w:firstLine="0"/>
       </w:pPr>
       <w:r>
         <w:rPr>
@@ -9818,8 +9899,8 @@
     <w:p>
       <w:pPr>
         <w:spacing w:before="40" w:after="40" w:line="276" w:lineRule="auto"/>
-        <w:ind w:left="576" w:hanging="288"/>
-        <w:jc w:val="both"/>
+        <w:jc w:val="both"/>
+        <w:ind w:left="288" w:firstLine="0"/>
       </w:pPr>
       <w:r>
         <w:rPr>
@@ -9843,8 +9924,8 @@
     <w:p>
       <w:pPr>
         <w:spacing w:before="40" w:after="40" w:line="276" w:lineRule="auto"/>
-        <w:ind w:left="576" w:hanging="288"/>
-        <w:jc w:val="both"/>
+        <w:jc w:val="both"/>
+        <w:ind w:left="288" w:firstLine="0"/>
       </w:pPr>
       <w:r>
         <w:rPr>
@@ -9868,8 +9949,8 @@
     <w:p>
       <w:pPr>
         <w:spacing w:before="40" w:after="40" w:line="276" w:lineRule="auto"/>
-        <w:ind w:left="576" w:hanging="288"/>
-        <w:jc w:val="both"/>
+        <w:jc w:val="both"/>
+        <w:ind w:left="288" w:firstLine="0"/>
       </w:pPr>
       <w:r>
         <w:rPr>
@@ -9893,8 +9974,8 @@
     <w:p>
       <w:pPr>
         <w:spacing w:before="40" w:after="40" w:line="276" w:lineRule="auto"/>
-        <w:ind w:left="576" w:hanging="288"/>
-        <w:jc w:val="both"/>
+        <w:jc w:val="both"/>
+        <w:ind w:left="288" w:firstLine="0"/>
       </w:pPr>
       <w:r>
         <w:rPr>
@@ -9918,8 +9999,8 @@
     <w:p>
       <w:pPr>
         <w:spacing w:before="40" w:after="40" w:line="276" w:lineRule="auto"/>
-        <w:ind w:left="576" w:hanging="288"/>
-        <w:jc w:val="both"/>
+        <w:jc w:val="both"/>
+        <w:ind w:left="288" w:firstLine="0"/>
       </w:pPr>
       <w:r>
         <w:rPr>
@@ -9945,6 +10026,7 @@
         <w:keepNext/>
         <w:spacing w:before="360" w:after="160" w:line="276" w:lineRule="auto"/>
         <w:jc w:val="both"/>
+        <w:ind w:left="0" w:firstLine="288"/>
       </w:pPr>
       <w:r>
         <w:rPr>
@@ -9959,8 +10041,8 @@
     <w:p>
       <w:pPr>
         <w:spacing w:before="0" w:after="120" w:line="276" w:lineRule="auto"/>
-        <w:ind w:firstLine="432"/>
-        <w:jc w:val="both"/>
+        <w:jc w:val="both"/>
+        <w:ind w:left="0" w:firstLine="288"/>
       </w:pPr>
       <w:r>
         <w:rPr>
@@ -9975,8 +10057,8 @@
     <w:p>
       <w:pPr>
         <w:spacing w:before="0" w:after="120" w:line="276" w:lineRule="auto"/>
-        <w:ind w:firstLine="432"/>
-        <w:jc w:val="both"/>
+        <w:jc w:val="both"/>
+        <w:ind w:left="0" w:firstLine="288"/>
       </w:pPr>
       <w:r>
         <w:rPr>
@@ -10027,8 +10109,8 @@
     <w:p>
       <w:pPr>
         <w:spacing w:before="0" w:after="120" w:line="276" w:lineRule="auto"/>
-        <w:ind w:firstLine="432"/>
-        <w:jc w:val="both"/>
+        <w:jc w:val="both"/>
+        <w:ind w:left="0" w:firstLine="288"/>
       </w:pPr>
       <w:r>
         <w:rPr>
@@ -10081,6 +10163,7 @@
         <w:keepNext/>
         <w:spacing w:before="360" w:after="160" w:line="276" w:lineRule="auto"/>
         <w:jc w:val="both"/>
+        <w:ind w:left="0" w:firstLine="288"/>
       </w:pPr>
       <w:r>
         <w:rPr>
@@ -10095,8 +10178,8 @@
     <w:p>
       <w:pPr>
         <w:spacing w:before="0" w:after="120" w:line="276" w:lineRule="auto"/>
-        <w:ind w:firstLine="432"/>
-        <w:jc w:val="both"/>
+        <w:jc w:val="both"/>
+        <w:ind w:left="288" w:firstLine="0"/>
       </w:pPr>
       <w:r>
         <w:rPr>
@@ -10129,8 +10212,8 @@
     <w:p>
       <w:pPr>
         <w:spacing w:before="0" w:after="120" w:line="276" w:lineRule="auto"/>
-        <w:ind w:firstLine="432"/>
-        <w:jc w:val="both"/>
+        <w:jc w:val="both"/>
+        <w:ind w:left="288" w:firstLine="0"/>
       </w:pPr>
       <w:r>
         <w:rPr>
@@ -10163,8 +10246,8 @@
     <w:p>
       <w:pPr>
         <w:spacing w:before="0" w:after="120" w:line="276" w:lineRule="auto"/>
-        <w:ind w:firstLine="432"/>
-        <w:jc w:val="both"/>
+        <w:jc w:val="both"/>
+        <w:ind w:left="288" w:firstLine="0"/>
       </w:pPr>
       <w:r>
         <w:rPr>
@@ -10197,8 +10280,8 @@
     <w:p>
       <w:pPr>
         <w:spacing w:before="0" w:after="120" w:line="276" w:lineRule="auto"/>
-        <w:ind w:firstLine="432"/>
-        <w:jc w:val="both"/>
+        <w:jc w:val="both"/>
+        <w:ind w:left="288" w:firstLine="0"/>
       </w:pPr>
       <w:r>
         <w:rPr>
@@ -10231,8 +10314,8 @@
     <w:p>
       <w:pPr>
         <w:spacing w:before="0" w:after="120" w:line="276" w:lineRule="auto"/>
-        <w:ind w:firstLine="432"/>
-        <w:jc w:val="both"/>
+        <w:jc w:val="both"/>
+        <w:ind w:left="288" w:firstLine="0"/>
       </w:pPr>
       <w:r>
         <w:rPr>
@@ -10264,8 +10347,8 @@
     <w:p>
       <w:pPr>
         <w:spacing w:before="0" w:after="120" w:line="276" w:lineRule="auto"/>
-        <w:ind w:firstLine="432"/>
-        <w:jc w:val="both"/>
+        <w:jc w:val="both"/>
+        <w:ind w:left="288" w:firstLine="0"/>
       </w:pPr>
       <w:r>
         <w:rPr>
@@ -10301,6 +10384,7 @@
         <w:pageBreakBefore/>
         <w:spacing w:before="720" w:after="360" w:line="276" w:lineRule="auto"/>
         <w:jc w:val="both"/>
+        <w:ind w:left="0" w:firstLine="288"/>
       </w:pPr>
       <w:r>
         <w:rPr>
@@ -10317,6 +10401,7 @@
         <w:keepNext/>
         <w:spacing w:before="360" w:after="160" w:line="276" w:lineRule="auto"/>
         <w:jc w:val="both"/>
+        <w:ind w:left="0" w:firstLine="288"/>
       </w:pPr>
       <w:r>
         <w:rPr>
@@ -10331,8 +10416,8 @@
     <w:p>
       <w:pPr>
         <w:spacing w:before="0" w:after="120" w:line="276" w:lineRule="auto"/>
-        <w:ind w:firstLine="432"/>
-        <w:jc w:val="both"/>
+        <w:jc w:val="both"/>
+        <w:ind w:left="0" w:firstLine="288"/>
       </w:pPr>
       <w:r>
         <w:rPr>
@@ -10347,8 +10432,8 @@
     <w:p>
       <w:pPr>
         <w:spacing w:before="0" w:after="120" w:line="276" w:lineRule="auto"/>
-        <w:ind w:firstLine="432"/>
-        <w:jc w:val="both"/>
+        <w:jc w:val="both"/>
+        <w:ind w:left="0" w:firstLine="288"/>
       </w:pPr>
       <w:r>
         <w:rPr>
@@ -10363,8 +10448,8 @@
     <w:p>
       <w:pPr>
         <w:spacing w:before="0" w:after="120" w:line="276" w:lineRule="auto"/>
-        <w:ind w:firstLine="432"/>
-        <w:jc w:val="both"/>
+        <w:jc w:val="both"/>
+        <w:ind w:left="0" w:firstLine="288"/>
       </w:pPr>
       <w:r>
         <w:rPr>
@@ -10396,8 +10481,8 @@
     <w:p>
       <w:pPr>
         <w:spacing w:before="0" w:after="120" w:line="276" w:lineRule="auto"/>
-        <w:ind w:firstLine="432"/>
-        <w:jc w:val="both"/>
+        <w:jc w:val="both"/>
+        <w:ind w:left="0" w:firstLine="288"/>
       </w:pPr>
       <w:r>
         <w:rPr>
@@ -10412,8 +10497,8 @@
     <w:p>
       <w:pPr>
         <w:spacing w:before="0" w:after="120" w:line="276" w:lineRule="auto"/>
-        <w:ind w:firstLine="432"/>
-        <w:jc w:val="both"/>
+        <w:jc w:val="both"/>
+        <w:ind w:left="0" w:firstLine="288"/>
       </w:pPr>
       <w:r>
         <w:rPr>
@@ -10428,8 +10513,8 @@
     <w:p>
       <w:pPr>
         <w:spacing w:before="0" w:after="120" w:line="276" w:lineRule="auto"/>
-        <w:ind w:firstLine="432"/>
-        <w:jc w:val="both"/>
+        <w:jc w:val="both"/>
+        <w:ind w:left="0" w:firstLine="288"/>
       </w:pPr>
       <w:r>
         <w:rPr>
@@ -10463,6 +10548,7 @@
         <w:keepNext/>
         <w:spacing w:before="360" w:after="160" w:line="276" w:lineRule="auto"/>
         <w:jc w:val="both"/>
+        <w:ind w:left="0" w:firstLine="288"/>
       </w:pPr>
       <w:r>
         <w:rPr>
@@ -10477,8 +10563,8 @@
     <w:p>
       <w:pPr>
         <w:spacing w:before="0" w:after="120" w:line="276" w:lineRule="auto"/>
-        <w:ind w:firstLine="432"/>
-        <w:jc w:val="both"/>
+        <w:jc w:val="both"/>
+        <w:ind w:left="0" w:firstLine="288"/>
       </w:pPr>
       <w:r>
         <w:rPr>
@@ -10510,8 +10596,8 @@
     <w:p>
       <w:pPr>
         <w:spacing w:before="0" w:after="120" w:line="276" w:lineRule="auto"/>
-        <w:ind w:firstLine="432"/>
-        <w:jc w:val="both"/>
+        <w:jc w:val="both"/>
+        <w:ind w:left="0" w:firstLine="288"/>
       </w:pPr>
       <w:r>
         <w:rPr>
@@ -10542,8 +10628,8 @@
     <w:p>
       <w:pPr>
         <w:spacing w:before="0" w:after="120" w:line="276" w:lineRule="auto"/>
-        <w:ind w:firstLine="432"/>
-        <w:jc w:val="both"/>
+        <w:jc w:val="both"/>
+        <w:ind w:left="0" w:firstLine="288"/>
       </w:pPr>
       <w:r>
         <w:rPr>
@@ -10576,8 +10662,8 @@
     <w:p>
       <w:pPr>
         <w:spacing w:before="80" w:after="80" w:line="276" w:lineRule="auto"/>
-        <w:ind w:left="720" w:right="432"/>
-        <w:jc w:val="both"/>
+        <w:jc w:val="both"/>
+        <w:ind w:left="0" w:firstLine="288"/>
       </w:pPr>
       <w:r>
         <w:rPr>
@@ -10593,8 +10679,8 @@
     <w:p>
       <w:pPr>
         <w:spacing w:before="80" w:after="80" w:line="276" w:lineRule="auto"/>
-        <w:ind w:left="720" w:right="432"/>
-        <w:jc w:val="both"/>
+        <w:jc w:val="both"/>
+        <w:ind w:left="0" w:firstLine="288"/>
       </w:pPr>
       <w:r>
         <w:rPr>
@@ -10610,8 +10696,8 @@
     <w:p>
       <w:pPr>
         <w:spacing w:before="80" w:after="80" w:line="276" w:lineRule="auto"/>
-        <w:ind w:left="720" w:right="432"/>
-        <w:jc w:val="both"/>
+        <w:jc w:val="both"/>
+        <w:ind w:left="0" w:firstLine="288"/>
       </w:pPr>
       <w:r>
         <w:rPr>
@@ -10627,8 +10713,8 @@
     <w:p>
       <w:pPr>
         <w:spacing w:before="80" w:after="80" w:line="276" w:lineRule="auto"/>
-        <w:ind w:left="720" w:right="432"/>
-        <w:jc w:val="both"/>
+        <w:jc w:val="both"/>
+        <w:ind w:left="0" w:firstLine="288"/>
       </w:pPr>
       <w:r>
         <w:rPr>
@@ -10644,8 +10730,8 @@
     <w:p>
       <w:pPr>
         <w:spacing w:before="0" w:after="120" w:line="276" w:lineRule="auto"/>
-        <w:ind w:firstLine="432"/>
-        <w:jc w:val="both"/>
+        <w:jc w:val="both"/>
+        <w:ind w:left="0" w:firstLine="288"/>
       </w:pPr>
       <w:r>
         <w:rPr>
@@ -10676,8 +10762,8 @@
     <w:p>
       <w:pPr>
         <w:spacing w:before="40" w:after="40" w:line="276" w:lineRule="auto"/>
-        <w:ind w:left="576" w:hanging="288"/>
-        <w:jc w:val="both"/>
+        <w:jc w:val="both"/>
+        <w:ind w:left="288" w:firstLine="0"/>
       </w:pPr>
       <w:r>
         <w:rPr>
@@ -10701,8 +10787,8 @@
     <w:p>
       <w:pPr>
         <w:spacing w:before="40" w:after="40" w:line="276" w:lineRule="auto"/>
-        <w:ind w:left="576" w:hanging="288"/>
-        <w:jc w:val="both"/>
+        <w:jc w:val="both"/>
+        <w:ind w:left="288" w:firstLine="0"/>
       </w:pPr>
       <w:r>
         <w:rPr>
@@ -10726,8 +10812,8 @@
     <w:p>
       <w:pPr>
         <w:spacing w:before="40" w:after="40" w:line="276" w:lineRule="auto"/>
-        <w:ind w:left="576" w:hanging="288"/>
-        <w:jc w:val="both"/>
+        <w:jc w:val="both"/>
+        <w:ind w:left="288" w:firstLine="0"/>
       </w:pPr>
       <w:r>
         <w:rPr>
@@ -10751,8 +10837,8 @@
     <w:p>
       <w:pPr>
         <w:spacing w:before="40" w:after="40" w:line="276" w:lineRule="auto"/>
-        <w:ind w:left="576" w:hanging="288"/>
-        <w:jc w:val="both"/>
+        <w:jc w:val="both"/>
+        <w:ind w:left="288" w:firstLine="0"/>
       </w:pPr>
       <w:r>
         <w:rPr>
@@ -10776,8 +10862,8 @@
     <w:p>
       <w:pPr>
         <w:spacing w:before="40" w:after="40" w:line="276" w:lineRule="auto"/>
-        <w:ind w:left="576" w:hanging="288"/>
-        <w:jc w:val="both"/>
+        <w:jc w:val="both"/>
+        <w:ind w:left="288" w:firstLine="0"/>
       </w:pPr>
       <w:r>
         <w:rPr>
@@ -10801,8 +10887,8 @@
     <w:p>
       <w:pPr>
         <w:spacing w:before="0" w:after="120" w:line="276" w:lineRule="auto"/>
-        <w:ind w:firstLine="432"/>
-        <w:jc w:val="both"/>
+        <w:jc w:val="both"/>
+        <w:ind w:left="0" w:firstLine="288"/>
       </w:pPr>
       <w:r>
         <w:rPr>
@@ -10833,8 +10919,8 @@
     <w:p>
       <w:pPr>
         <w:spacing w:before="0" w:after="120" w:line="276" w:lineRule="auto"/>
-        <w:ind w:firstLine="432"/>
-        <w:jc w:val="both"/>
+        <w:jc w:val="both"/>
+        <w:ind w:left="0" w:firstLine="288"/>
       </w:pPr>
       <w:r>
         <w:rPr>
@@ -10849,8 +10935,8 @@
     <w:p>
       <w:pPr>
         <w:spacing w:before="0" w:after="120" w:line="276" w:lineRule="auto"/>
-        <w:ind w:firstLine="432"/>
-        <w:jc w:val="both"/>
+        <w:jc w:val="both"/>
+        <w:ind w:left="0" w:firstLine="288"/>
       </w:pPr>
       <w:r>
         <w:rPr>
@@ -10865,8 +10951,8 @@
     <w:p>
       <w:pPr>
         <w:spacing w:before="0" w:after="120" w:line="276" w:lineRule="auto"/>
-        <w:ind w:firstLine="432"/>
-        <w:jc w:val="both"/>
+        <w:jc w:val="both"/>
+        <w:ind w:left="0" w:firstLine="288"/>
       </w:pPr>
       <w:r>
         <w:rPr>
@@ -10897,8 +10983,8 @@
     <w:p>
       <w:pPr>
         <w:spacing w:before="0" w:after="120" w:line="276" w:lineRule="auto"/>
-        <w:ind w:firstLine="432"/>
-        <w:jc w:val="both"/>
+        <w:jc w:val="both"/>
+        <w:ind w:left="288" w:firstLine="0"/>
       </w:pPr>
       <w:r>
         <w:rPr>
@@ -10931,8 +11017,8 @@
     <w:p>
       <w:pPr>
         <w:spacing w:before="0" w:after="120" w:line="276" w:lineRule="auto"/>
-        <w:ind w:firstLine="432"/>
-        <w:jc w:val="both"/>
+        <w:jc w:val="both"/>
+        <w:ind w:left="288" w:firstLine="0"/>
       </w:pPr>
       <w:r>
         <w:rPr>
@@ -10965,8 +11051,8 @@
     <w:p>
       <w:pPr>
         <w:spacing w:before="0" w:after="120" w:line="276" w:lineRule="auto"/>
-        <w:ind w:firstLine="432"/>
-        <w:jc w:val="both"/>
+        <w:jc w:val="both"/>
+        <w:ind w:left="288" w:firstLine="0"/>
       </w:pPr>
       <w:r>
         <w:rPr>
@@ -11001,6 +11087,7 @@
         <w:keepNext/>
         <w:spacing w:before="360" w:after="160" w:line="276" w:lineRule="auto"/>
         <w:jc w:val="both"/>
+        <w:ind w:left="0" w:firstLine="288"/>
       </w:pPr>
       <w:r>
         <w:rPr>
@@ -11015,8 +11102,8 @@
     <w:p>
       <w:pPr>
         <w:spacing w:before="0" w:after="120" w:line="276" w:lineRule="auto"/>
-        <w:ind w:firstLine="432"/>
-        <w:jc w:val="both"/>
+        <w:jc w:val="both"/>
+        <w:ind w:left="0" w:firstLine="288"/>
       </w:pPr>
       <w:r>
         <w:rPr>
@@ -11048,8 +11135,8 @@
     <w:p>
       <w:pPr>
         <w:spacing w:before="0" w:after="120" w:line="276" w:lineRule="auto"/>
-        <w:ind w:firstLine="432"/>
-        <w:jc w:val="both"/>
+        <w:jc w:val="both"/>
+        <w:ind w:left="0" w:firstLine="288"/>
       </w:pPr>
       <w:r>
         <w:rPr>
@@ -11080,8 +11167,8 @@
     <w:p>
       <w:pPr>
         <w:spacing w:before="40" w:after="40" w:line="276" w:lineRule="auto"/>
-        <w:ind w:left="576" w:hanging="288"/>
-        <w:jc w:val="both"/>
+        <w:jc w:val="both"/>
+        <w:ind w:left="288" w:firstLine="0"/>
       </w:pPr>
       <w:r>
         <w:rPr>
@@ -11122,8 +11209,8 @@
     <w:p>
       <w:pPr>
         <w:spacing w:before="40" w:after="40" w:line="276" w:lineRule="auto"/>
-        <w:ind w:left="576" w:hanging="288"/>
-        <w:jc w:val="both"/>
+        <w:jc w:val="both"/>
+        <w:ind w:left="288" w:firstLine="0"/>
       </w:pPr>
       <w:r>
         <w:rPr>
@@ -11164,8 +11251,8 @@
     <w:p>
       <w:pPr>
         <w:spacing w:before="40" w:after="40" w:line="276" w:lineRule="auto"/>
-        <w:ind w:left="576" w:hanging="288"/>
-        <w:jc w:val="both"/>
+        <w:jc w:val="both"/>
+        <w:ind w:left="288" w:firstLine="0"/>
       </w:pPr>
       <w:r>
         <w:rPr>
@@ -11206,8 +11293,8 @@
     <w:p>
       <w:pPr>
         <w:spacing w:before="0" w:after="120" w:line="276" w:lineRule="auto"/>
-        <w:ind w:firstLine="432"/>
-        <w:jc w:val="both"/>
+        <w:jc w:val="both"/>
+        <w:ind w:left="0" w:firstLine="288"/>
       </w:pPr>
       <w:r>
         <w:rPr>
@@ -11238,8 +11325,8 @@
     <w:p>
       <w:pPr>
         <w:spacing w:before="0" w:after="120" w:line="276" w:lineRule="auto"/>
-        <w:ind w:firstLine="432"/>
-        <w:jc w:val="both"/>
+        <w:jc w:val="both"/>
+        <w:ind w:left="0" w:firstLine="288"/>
       </w:pPr>
       <w:r>
         <w:rPr>
@@ -11270,8 +11357,8 @@
     <w:p>
       <w:pPr>
         <w:spacing w:before="80" w:after="80" w:line="276" w:lineRule="auto"/>
-        <w:ind w:left="720" w:right="432"/>
-        <w:jc w:val="both"/>
+        <w:jc w:val="both"/>
+        <w:ind w:left="0" w:firstLine="288"/>
       </w:pPr>
       <w:r>
         <w:rPr>
@@ -11287,8 +11374,8 @@
     <w:p>
       <w:pPr>
         <w:spacing w:before="0" w:after="120" w:line="276" w:lineRule="auto"/>
-        <w:ind w:firstLine="432"/>
-        <w:jc w:val="both"/>
+        <w:jc w:val="both"/>
+        <w:ind w:left="0" w:firstLine="288"/>
       </w:pPr>
       <w:r>
         <w:rPr>
@@ -11320,8 +11407,8 @@
     <w:p>
       <w:pPr>
         <w:spacing w:before="0" w:after="120" w:line="276" w:lineRule="auto"/>
-        <w:ind w:firstLine="432"/>
-        <w:jc w:val="both"/>
+        <w:jc w:val="both"/>
+        <w:ind w:left="0" w:firstLine="288"/>
       </w:pPr>
       <w:r>
         <w:rPr>
@@ -11352,8 +11439,8 @@
     <w:p>
       <w:pPr>
         <w:spacing w:before="80" w:after="80" w:line="276" w:lineRule="auto"/>
-        <w:ind w:left="720" w:right="432"/>
-        <w:jc w:val="both"/>
+        <w:jc w:val="both"/>
+        <w:ind w:left="0" w:firstLine="288"/>
       </w:pPr>
       <w:r>
         <w:rPr>
@@ -11369,8 +11456,8 @@
     <w:p>
       <w:pPr>
         <w:spacing w:before="0" w:after="120" w:line="276" w:lineRule="auto"/>
-        <w:ind w:firstLine="432"/>
-        <w:jc w:val="both"/>
+        <w:jc w:val="both"/>
+        <w:ind w:left="0" w:firstLine="288"/>
       </w:pPr>
       <w:r>
         <w:rPr>
@@ -11402,8 +11489,8 @@
     <w:p>
       <w:pPr>
         <w:spacing w:before="0" w:after="120" w:line="276" w:lineRule="auto"/>
-        <w:ind w:firstLine="432"/>
-        <w:jc w:val="both"/>
+        <w:jc w:val="both"/>
+        <w:ind w:left="0" w:firstLine="288"/>
       </w:pPr>
       <w:r>
         <w:rPr>
@@ -11434,8 +11521,8 @@
     <w:p>
       <w:pPr>
         <w:spacing w:before="40" w:after="40" w:line="276" w:lineRule="auto"/>
-        <w:ind w:left="576" w:hanging="288"/>
-        <w:jc w:val="both"/>
+        <w:jc w:val="both"/>
+        <w:ind w:left="288" w:firstLine="0"/>
       </w:pPr>
       <w:r>
         <w:rPr>
@@ -11476,8 +11563,8 @@
     <w:p>
       <w:pPr>
         <w:spacing w:before="40" w:after="40" w:line="276" w:lineRule="auto"/>
-        <w:ind w:left="576" w:hanging="288"/>
-        <w:jc w:val="both"/>
+        <w:jc w:val="both"/>
+        <w:ind w:left="288" w:firstLine="0"/>
       </w:pPr>
       <w:r>
         <w:rPr>
@@ -11518,8 +11605,8 @@
     <w:p>
       <w:pPr>
         <w:spacing w:before="40" w:after="40" w:line="276" w:lineRule="auto"/>
-        <w:ind w:left="576" w:hanging="288"/>
-        <w:jc w:val="both"/>
+        <w:jc w:val="both"/>
+        <w:ind w:left="288" w:firstLine="0"/>
       </w:pPr>
       <w:r>
         <w:rPr>
@@ -11560,8 +11647,8 @@
     <w:p>
       <w:pPr>
         <w:spacing w:before="40" w:after="40" w:line="276" w:lineRule="auto"/>
-        <w:ind w:left="576" w:hanging="288"/>
-        <w:jc w:val="both"/>
+        <w:jc w:val="both"/>
+        <w:ind w:left="288" w:firstLine="0"/>
       </w:pPr>
       <w:r>
         <w:rPr>
@@ -11602,8 +11689,8 @@
     <w:p>
       <w:pPr>
         <w:spacing w:before="0" w:after="120" w:line="276" w:lineRule="auto"/>
-        <w:ind w:firstLine="432"/>
-        <w:jc w:val="both"/>
+        <w:jc w:val="both"/>
+        <w:ind w:left="0" w:firstLine="288"/>
       </w:pPr>
       <w:r>
         <w:rPr>
@@ -11618,8 +11705,8 @@
     <w:p>
       <w:pPr>
         <w:spacing w:before="80" w:after="80" w:line="276" w:lineRule="auto"/>
-        <w:ind w:left="720" w:right="432"/>
-        <w:jc w:val="both"/>
+        <w:jc w:val="both"/>
+        <w:ind w:left="0" w:firstLine="288"/>
       </w:pPr>
       <w:r>
         <w:rPr>
@@ -11635,8 +11722,8 @@
     <w:p>
       <w:pPr>
         <w:spacing w:before="0" w:after="120" w:line="276" w:lineRule="auto"/>
-        <w:ind w:firstLine="432"/>
-        <w:jc w:val="both"/>
+        <w:jc w:val="both"/>
+        <w:ind w:left="0" w:firstLine="288"/>
       </w:pPr>
       <w:r>
         <w:rPr>
@@ -11667,8 +11754,8 @@
     <w:p>
       <w:pPr>
         <w:spacing w:before="80" w:after="80" w:line="276" w:lineRule="auto"/>
-        <w:ind w:left="720" w:right="432"/>
-        <w:jc w:val="both"/>
+        <w:jc w:val="both"/>
+        <w:ind w:left="0" w:firstLine="288"/>
       </w:pPr>
       <w:r>
         <w:rPr>
@@ -11684,8 +11771,8 @@
     <w:p>
       <w:pPr>
         <w:spacing w:before="0" w:after="120" w:line="276" w:lineRule="auto"/>
-        <w:ind w:firstLine="432"/>
-        <w:jc w:val="both"/>
+        <w:jc w:val="both"/>
+        <w:ind w:left="0" w:firstLine="288"/>
       </w:pPr>
       <w:r>
         <w:rPr>
@@ -11716,8 +11803,8 @@
     <w:p>
       <w:pPr>
         <w:spacing w:before="40" w:after="40" w:line="276" w:lineRule="auto"/>
-        <w:ind w:left="576" w:hanging="288"/>
-        <w:jc w:val="both"/>
+        <w:jc w:val="both"/>
+        <w:ind w:left="288" w:firstLine="0"/>
       </w:pPr>
       <w:r>
         <w:rPr>
@@ -11741,8 +11828,8 @@
     <w:p>
       <w:pPr>
         <w:spacing w:before="40" w:after="40" w:line="276" w:lineRule="auto"/>
-        <w:ind w:left="576" w:hanging="288"/>
-        <w:jc w:val="both"/>
+        <w:jc w:val="both"/>
+        <w:ind w:left="288" w:firstLine="0"/>
       </w:pPr>
       <w:r>
         <w:rPr>
@@ -11766,8 +11853,8 @@
     <w:p>
       <w:pPr>
         <w:spacing w:before="40" w:after="40" w:line="276" w:lineRule="auto"/>
-        <w:ind w:left="576" w:hanging="288"/>
-        <w:jc w:val="both"/>
+        <w:jc w:val="both"/>
+        <w:ind w:left="288" w:firstLine="0"/>
       </w:pPr>
       <w:r>
         <w:rPr>
@@ -11791,8 +11878,8 @@
     <w:p>
       <w:pPr>
         <w:spacing w:before="0" w:after="120" w:line="276" w:lineRule="auto"/>
-        <w:ind w:firstLine="432"/>
-        <w:jc w:val="both"/>
+        <w:jc w:val="both"/>
+        <w:ind w:left="0" w:firstLine="288"/>
       </w:pPr>
       <w:r>
         <w:rPr>
@@ -11823,8 +11910,8 @@
     <w:p>
       <w:pPr>
         <w:spacing w:before="0" w:after="120" w:line="276" w:lineRule="auto"/>
-        <w:ind w:firstLine="432"/>
-        <w:jc w:val="both"/>
+        <w:jc w:val="both"/>
+        <w:ind w:left="288" w:firstLine="0"/>
       </w:pPr>
       <w:r>
         <w:rPr>
@@ -11857,8 +11944,8 @@
     <w:p>
       <w:pPr>
         <w:spacing w:before="0" w:after="120" w:line="276" w:lineRule="auto"/>
-        <w:ind w:firstLine="432"/>
-        <w:jc w:val="both"/>
+        <w:jc w:val="both"/>
+        <w:ind w:left="288" w:firstLine="0"/>
       </w:pPr>
       <w:r>
         <w:rPr>
@@ -11893,6 +11980,7 @@
         <w:keepNext/>
         <w:spacing w:before="360" w:after="160" w:line="276" w:lineRule="auto"/>
         <w:jc w:val="both"/>
+        <w:ind w:left="0" w:firstLine="288"/>
       </w:pPr>
       <w:r>
         <w:rPr>
@@ -11907,8 +11995,8 @@
     <w:p>
       <w:pPr>
         <w:spacing w:before="0" w:after="120" w:line="276" w:lineRule="auto"/>
-        <w:ind w:firstLine="432"/>
-        <w:jc w:val="both"/>
+        <w:jc w:val="both"/>
+        <w:ind w:left="0" w:firstLine="288"/>
       </w:pPr>
       <w:r>
         <w:rPr>
@@ -11940,8 +12028,8 @@
     <w:p>
       <w:pPr>
         <w:spacing w:before="0" w:after="120" w:line="276" w:lineRule="auto"/>
-        <w:ind w:firstLine="432"/>
-        <w:jc w:val="both"/>
+        <w:jc w:val="both"/>
+        <w:ind w:left="0" w:firstLine="288"/>
       </w:pPr>
       <w:r>
         <w:rPr>
@@ -11972,8 +12060,8 @@
     <w:p>
       <w:pPr>
         <w:spacing w:before="0" w:after="120" w:line="276" w:lineRule="auto"/>
-        <w:ind w:firstLine="432"/>
-        <w:jc w:val="both"/>
+        <w:jc w:val="both"/>
+        <w:ind w:left="0" w:firstLine="288"/>
       </w:pPr>
       <w:r>
         <w:rPr>
@@ -12006,8 +12094,8 @@
     <w:p>
       <w:pPr>
         <w:spacing w:before="80" w:after="80" w:line="276" w:lineRule="auto"/>
-        <w:ind w:left="720" w:right="432"/>
-        <w:jc w:val="both"/>
+        <w:jc w:val="both"/>
+        <w:ind w:left="0" w:firstLine="288"/>
       </w:pPr>
       <w:r>
         <w:rPr>
@@ -12023,8 +12111,8 @@
     <w:p>
       <w:pPr>
         <w:spacing w:before="80" w:after="80" w:line="276" w:lineRule="auto"/>
-        <w:ind w:left="720" w:right="432"/>
-        <w:jc w:val="both"/>
+        <w:jc w:val="both"/>
+        <w:ind w:left="0" w:firstLine="288"/>
       </w:pPr>
       <w:r>
         <w:rPr>
@@ -12040,8 +12128,8 @@
     <w:p>
       <w:pPr>
         <w:spacing w:before="80" w:after="80" w:line="276" w:lineRule="auto"/>
-        <w:ind w:left="720" w:right="432"/>
-        <w:jc w:val="both"/>
+        <w:jc w:val="both"/>
+        <w:ind w:left="0" w:firstLine="288"/>
       </w:pPr>
       <w:r>
         <w:rPr>
@@ -12057,8 +12145,8 @@
     <w:p>
       <w:pPr>
         <w:spacing w:before="0" w:after="120" w:line="276" w:lineRule="auto"/>
-        <w:ind w:firstLine="432"/>
-        <w:jc w:val="both"/>
+        <w:jc w:val="both"/>
+        <w:ind w:left="0" w:firstLine="288"/>
       </w:pPr>
       <w:r>
         <w:rPr>
@@ -12089,8 +12177,8 @@
     <w:p>
       <w:pPr>
         <w:spacing w:before="40" w:after="40" w:line="276" w:lineRule="auto"/>
-        <w:ind w:left="576" w:hanging="288"/>
-        <w:jc w:val="both"/>
+        <w:jc w:val="both"/>
+        <w:ind w:left="288" w:firstLine="0"/>
       </w:pPr>
       <w:r>
         <w:rPr>
@@ -12114,8 +12202,8 @@
     <w:p>
       <w:pPr>
         <w:spacing w:before="40" w:after="40" w:line="276" w:lineRule="auto"/>
-        <w:ind w:left="576" w:hanging="288"/>
-        <w:jc w:val="both"/>
+        <w:jc w:val="both"/>
+        <w:ind w:left="288" w:firstLine="0"/>
       </w:pPr>
       <w:r>
         <w:rPr>
@@ -12139,8 +12227,8 @@
     <w:p>
       <w:pPr>
         <w:spacing w:before="40" w:after="40" w:line="276" w:lineRule="auto"/>
-        <w:ind w:left="576" w:hanging="288"/>
-        <w:jc w:val="both"/>
+        <w:jc w:val="both"/>
+        <w:ind w:left="288" w:firstLine="0"/>
       </w:pPr>
       <w:r>
         <w:rPr>
@@ -12164,8 +12252,8 @@
     <w:p>
       <w:pPr>
         <w:spacing w:before="40" w:after="40" w:line="276" w:lineRule="auto"/>
-        <w:ind w:left="576" w:hanging="288"/>
-        <w:jc w:val="both"/>
+        <w:jc w:val="both"/>
+        <w:ind w:left="288" w:firstLine="0"/>
       </w:pPr>
       <w:r>
         <w:rPr>
@@ -12189,8 +12277,8 @@
     <w:p>
       <w:pPr>
         <w:spacing w:before="0" w:after="120" w:line="276" w:lineRule="auto"/>
-        <w:ind w:firstLine="432"/>
-        <w:jc w:val="both"/>
+        <w:jc w:val="both"/>
+        <w:ind w:left="0" w:firstLine="288"/>
       </w:pPr>
       <w:r>
         <w:rPr>
@@ -12221,8 +12309,8 @@
     <w:p>
       <w:pPr>
         <w:spacing w:before="0" w:after="120" w:line="276" w:lineRule="auto"/>
-        <w:ind w:firstLine="432"/>
-        <w:jc w:val="both"/>
+        <w:jc w:val="both"/>
+        <w:ind w:left="0" w:firstLine="288"/>
       </w:pPr>
       <w:r>
         <w:rPr>
@@ -12255,8 +12343,8 @@
     <w:p>
       <w:pPr>
         <w:spacing w:before="0" w:after="120" w:line="276" w:lineRule="auto"/>
-        <w:ind w:firstLine="432"/>
-        <w:jc w:val="both"/>
+        <w:jc w:val="both"/>
+        <w:ind w:left="0" w:firstLine="288"/>
       </w:pPr>
       <w:r>
         <w:rPr>
@@ -12271,8 +12359,8 @@
     <w:p>
       <w:pPr>
         <w:spacing w:before="0" w:after="120" w:line="276" w:lineRule="auto"/>
-        <w:ind w:firstLine="432"/>
-        <w:jc w:val="both"/>
+        <w:jc w:val="both"/>
+        <w:ind w:left="0" w:firstLine="288"/>
       </w:pPr>
       <w:r>
         <w:rPr>
@@ -12303,8 +12391,8 @@
     <w:p>
       <w:pPr>
         <w:spacing w:before="0" w:after="120" w:line="276" w:lineRule="auto"/>
-        <w:ind w:firstLine="432"/>
-        <w:jc w:val="both"/>
+        <w:jc w:val="both"/>
+        <w:ind w:left="288" w:firstLine="0"/>
       </w:pPr>
       <w:r>
         <w:rPr>
@@ -12337,8 +12425,8 @@
     <w:p>
       <w:pPr>
         <w:spacing w:before="0" w:after="120" w:line="276" w:lineRule="auto"/>
-        <w:ind w:firstLine="432"/>
-        <w:jc w:val="both"/>
+        <w:jc w:val="both"/>
+        <w:ind w:left="288" w:firstLine="0"/>
       </w:pPr>
       <w:r>
         <w:rPr>
@@ -12371,8 +12459,8 @@
     <w:p>
       <w:pPr>
         <w:spacing w:before="0" w:after="120" w:line="276" w:lineRule="auto"/>
-        <w:ind w:firstLine="432"/>
-        <w:jc w:val="both"/>
+        <w:jc w:val="both"/>
+        <w:ind w:left="288" w:firstLine="0"/>
       </w:pPr>
       <w:r>
         <w:rPr>
@@ -12407,6 +12495,7 @@
         <w:keepNext/>
         <w:spacing w:before="360" w:after="160" w:line="276" w:lineRule="auto"/>
         <w:jc w:val="both"/>
+        <w:ind w:left="0" w:firstLine="288"/>
       </w:pPr>
       <w:r>
         <w:rPr>
@@ -12421,8 +12510,8 @@
     <w:p>
       <w:pPr>
         <w:spacing w:before="0" w:after="120" w:line="276" w:lineRule="auto"/>
-        <w:ind w:firstLine="432"/>
-        <w:jc w:val="both"/>
+        <w:jc w:val="both"/>
+        <w:ind w:left="0" w:firstLine="288"/>
       </w:pPr>
       <w:r>
         <w:rPr>
@@ -12454,8 +12543,8 @@
     <w:p>
       <w:pPr>
         <w:spacing w:before="0" w:after="120" w:line="276" w:lineRule="auto"/>
-        <w:ind w:firstLine="432"/>
-        <w:jc w:val="both"/>
+        <w:jc w:val="both"/>
+        <w:ind w:left="0" w:firstLine="288"/>
       </w:pPr>
       <w:r>
         <w:rPr>
@@ -12486,8 +12575,8 @@
     <w:p>
       <w:pPr>
         <w:spacing w:before="0" w:after="120" w:line="276" w:lineRule="auto"/>
-        <w:ind w:firstLine="432"/>
-        <w:jc w:val="both"/>
+        <w:jc w:val="both"/>
+        <w:ind w:left="0" w:firstLine="288"/>
       </w:pPr>
       <w:r>
         <w:rPr>
@@ -12518,8 +12607,8 @@
     <w:p>
       <w:pPr>
         <w:spacing w:before="80" w:after="80" w:line="276" w:lineRule="auto"/>
-        <w:ind w:left="720" w:right="432"/>
-        <w:jc w:val="both"/>
+        <w:jc w:val="both"/>
+        <w:ind w:left="0" w:firstLine="288"/>
       </w:pPr>
       <w:r>
         <w:rPr>
@@ -12535,8 +12624,8 @@
     <w:p>
       <w:pPr>
         <w:spacing w:before="80" w:after="80" w:line="276" w:lineRule="auto"/>
-        <w:ind w:left="720" w:right="432"/>
-        <w:jc w:val="both"/>
+        <w:jc w:val="both"/>
+        <w:ind w:left="0" w:firstLine="288"/>
       </w:pPr>
       <w:r>
         <w:rPr>
@@ -12552,8 +12641,8 @@
     <w:p>
       <w:pPr>
         <w:spacing w:before="0" w:after="120" w:line="276" w:lineRule="auto"/>
-        <w:ind w:firstLine="432"/>
-        <w:jc w:val="both"/>
+        <w:jc w:val="both"/>
+        <w:ind w:left="0" w:firstLine="288"/>
       </w:pPr>
       <w:r>
         <w:rPr>
@@ -12584,8 +12673,8 @@
     <w:p>
       <w:pPr>
         <w:spacing w:before="80" w:after="80" w:line="276" w:lineRule="auto"/>
-        <w:ind w:left="720" w:right="432"/>
-        <w:jc w:val="both"/>
+        <w:jc w:val="both"/>
+        <w:ind w:left="0" w:firstLine="288"/>
       </w:pPr>
       <w:r>
         <w:rPr>
@@ -12601,8 +12690,8 @@
     <w:p>
       <w:pPr>
         <w:spacing w:before="0" w:after="120" w:line="276" w:lineRule="auto"/>
-        <w:ind w:firstLine="432"/>
-        <w:jc w:val="both"/>
+        <w:jc w:val="both"/>
+        <w:ind w:left="0" w:firstLine="288"/>
       </w:pPr>
       <w:r>
         <w:rPr>
@@ -12633,8 +12722,8 @@
     <w:p>
       <w:pPr>
         <w:spacing w:before="40" w:after="40" w:line="276" w:lineRule="auto"/>
-        <w:ind w:left="576" w:hanging="288"/>
-        <w:jc w:val="both"/>
+        <w:jc w:val="both"/>
+        <w:ind w:left="288" w:firstLine="0"/>
       </w:pPr>
       <w:r>
         <w:rPr>
@@ -12658,8 +12747,8 @@
     <w:p>
       <w:pPr>
         <w:spacing w:before="40" w:after="40" w:line="276" w:lineRule="auto"/>
-        <w:ind w:left="576" w:hanging="288"/>
-        <w:jc w:val="both"/>
+        <w:jc w:val="both"/>
+        <w:ind w:left="288" w:firstLine="0"/>
       </w:pPr>
       <w:r>
         <w:rPr>
@@ -12683,8 +12772,8 @@
     <w:p>
       <w:pPr>
         <w:spacing w:before="40" w:after="40" w:line="276" w:lineRule="auto"/>
-        <w:ind w:left="576" w:hanging="288"/>
-        <w:jc w:val="both"/>
+        <w:jc w:val="both"/>
+        <w:ind w:left="288" w:firstLine="0"/>
       </w:pPr>
       <w:r>
         <w:rPr>
@@ -12708,8 +12797,8 @@
     <w:p>
       <w:pPr>
         <w:spacing w:before="40" w:after="40" w:line="276" w:lineRule="auto"/>
-        <w:ind w:left="576" w:hanging="288"/>
-        <w:jc w:val="both"/>
+        <w:jc w:val="both"/>
+        <w:ind w:left="288" w:firstLine="0"/>
       </w:pPr>
       <w:r>
         <w:rPr>
@@ -12733,8 +12822,8 @@
     <w:p>
       <w:pPr>
         <w:spacing w:before="0" w:after="120" w:line="276" w:lineRule="auto"/>
-        <w:ind w:firstLine="432"/>
-        <w:jc w:val="both"/>
+        <w:jc w:val="both"/>
+        <w:ind w:left="0" w:firstLine="288"/>
       </w:pPr>
       <w:r>
         <w:rPr>
@@ -12765,8 +12854,8 @@
     <w:p>
       <w:pPr>
         <w:spacing w:before="0" w:after="120" w:line="276" w:lineRule="auto"/>
-        <w:ind w:firstLine="432"/>
-        <w:jc w:val="both"/>
+        <w:jc w:val="both"/>
+        <w:ind w:left="0" w:firstLine="288"/>
       </w:pPr>
       <w:r>
         <w:rPr>
@@ -12799,8 +12888,8 @@
     <w:p>
       <w:pPr>
         <w:spacing w:before="0" w:after="120" w:line="276" w:lineRule="auto"/>
-        <w:ind w:firstLine="432"/>
-        <w:jc w:val="both"/>
+        <w:jc w:val="both"/>
+        <w:ind w:left="0" w:firstLine="288"/>
       </w:pPr>
       <w:r>
         <w:rPr>
@@ -12851,8 +12940,8 @@
     <w:p>
       <w:pPr>
         <w:spacing w:before="0" w:after="120" w:line="276" w:lineRule="auto"/>
-        <w:ind w:firstLine="432"/>
-        <w:jc w:val="both"/>
+        <w:jc w:val="both"/>
+        <w:ind w:left="0" w:firstLine="288"/>
       </w:pPr>
       <w:r>
         <w:rPr>
@@ -12883,8 +12972,8 @@
     <w:p>
       <w:pPr>
         <w:spacing w:before="0" w:after="120" w:line="276" w:lineRule="auto"/>
-        <w:ind w:firstLine="432"/>
-        <w:jc w:val="both"/>
+        <w:jc w:val="both"/>
+        <w:ind w:left="288" w:firstLine="0"/>
       </w:pPr>
       <w:r>
         <w:rPr>
@@ -12917,8 +13006,8 @@
     <w:p>
       <w:pPr>
         <w:spacing w:before="0" w:after="120" w:line="276" w:lineRule="auto"/>
-        <w:ind w:firstLine="432"/>
-        <w:jc w:val="both"/>
+        <w:jc w:val="both"/>
+        <w:ind w:left="288" w:firstLine="0"/>
       </w:pPr>
       <w:r>
         <w:rPr>
@@ -12951,8 +13040,8 @@
     <w:p>
       <w:pPr>
         <w:spacing w:before="0" w:after="120" w:line="276" w:lineRule="auto"/>
-        <w:ind w:firstLine="432"/>
-        <w:jc w:val="both"/>
+        <w:jc w:val="both"/>
+        <w:ind w:left="288" w:firstLine="0"/>
       </w:pPr>
       <w:r>
         <w:rPr>
@@ -12985,8 +13074,8 @@
     <w:p>
       <w:pPr>
         <w:spacing w:before="0" w:after="120" w:line="276" w:lineRule="auto"/>
-        <w:ind w:firstLine="432"/>
-        <w:jc w:val="both"/>
+        <w:jc w:val="both"/>
+        <w:ind w:left="288" w:firstLine="0"/>
       </w:pPr>
       <w:r>
         <w:rPr>
@@ -13021,6 +13110,7 @@
         <w:keepNext/>
         <w:spacing w:before="360" w:after="160" w:line="276" w:lineRule="auto"/>
         <w:jc w:val="both"/>
+        <w:ind w:left="0" w:firstLine="288"/>
       </w:pPr>
       <w:r>
         <w:rPr>
@@ -13037,6 +13127,7 @@
         <w:keepNext/>
         <w:spacing w:before="240" w:after="120" w:line="276" w:lineRule="auto"/>
         <w:jc w:val="both"/>
+        <w:ind w:left="0" w:firstLine="288"/>
       </w:pPr>
       <w:r>
         <w:rPr>
@@ -13818,6 +13909,7 @@
         <w:keepNext/>
         <w:spacing w:before="240" w:after="120" w:line="276" w:lineRule="auto"/>
         <w:jc w:val="both"/>
+        <w:ind w:left="0" w:firstLine="288"/>
       </w:pPr>
       <w:r>
         <w:rPr>
@@ -14417,6 +14509,7 @@
         <w:keepNext/>
         <w:spacing w:before="240" w:after="120" w:line="276" w:lineRule="auto"/>
         <w:jc w:val="both"/>
+        <w:ind w:left="0" w:firstLine="288"/>
       </w:pPr>
       <w:r>
         <w:rPr>
@@ -15141,6 +15234,7 @@
         <w:pageBreakBefore/>
         <w:spacing w:before="720" w:after="360" w:line="276" w:lineRule="auto"/>
         <w:jc w:val="both"/>
+        <w:ind w:left="0" w:firstLine="288"/>
       </w:pPr>
       <w:r>
         <w:rPr>
@@ -15155,8 +15249,8 @@
     <w:p>
       <w:pPr>
         <w:spacing w:before="0" w:after="120" w:line="276" w:lineRule="auto"/>
-        <w:ind w:firstLine="432"/>
-        <w:jc w:val="both"/>
+        <w:jc w:val="both"/>
+        <w:ind w:left="0" w:firstLine="288"/>
       </w:pPr>
       <w:r>
         <w:rPr>
@@ -15171,8 +15265,8 @@
     <w:p>
       <w:pPr>
         <w:spacing w:before="0" w:after="120" w:line="276" w:lineRule="auto"/>
-        <w:ind w:firstLine="432"/>
-        <w:jc w:val="both"/>
+        <w:jc w:val="both"/>
+        <w:ind w:left="0" w:firstLine="288"/>
       </w:pPr>
       <w:r>
         <w:rPr>
@@ -15189,6 +15283,7 @@
         <w:keepNext/>
         <w:spacing w:before="360" w:after="160" w:line="276" w:lineRule="auto"/>
         <w:jc w:val="both"/>
+        <w:ind w:left="0" w:firstLine="288"/>
       </w:pPr>
       <w:r>
         <w:rPr>
@@ -15203,8 +15298,8 @@
     <w:p>
       <w:pPr>
         <w:spacing w:before="0" w:after="120" w:line="276" w:lineRule="auto"/>
-        <w:ind w:firstLine="432"/>
-        <w:jc w:val="both"/>
+        <w:jc w:val="both"/>
+        <w:ind w:left="0" w:firstLine="288"/>
       </w:pPr>
       <w:r>
         <w:rPr>
@@ -15219,8 +15314,8 @@
     <w:p>
       <w:pPr>
         <w:spacing w:before="0" w:after="120" w:line="276" w:lineRule="auto"/>
-        <w:ind w:firstLine="432"/>
-        <w:jc w:val="both"/>
+        <w:jc w:val="both"/>
+        <w:ind w:left="288" w:firstLine="0"/>
       </w:pPr>
       <w:r>
         <w:rPr>
@@ -15251,8 +15346,8 @@
     <w:p>
       <w:pPr>
         <w:spacing w:before="0" w:after="120" w:line="276" w:lineRule="auto"/>
-        <w:ind w:firstLine="432"/>
-        <w:jc w:val="both"/>
+        <w:jc w:val="both"/>
+        <w:ind w:left="0" w:firstLine="288"/>
       </w:pPr>
       <w:r>
         <w:rPr>
@@ -15267,8 +15362,8 @@
     <w:p>
       <w:pPr>
         <w:spacing w:before="40" w:after="40" w:line="276" w:lineRule="auto"/>
-        <w:ind w:left="576" w:hanging="288"/>
-        <w:jc w:val="both"/>
+        <w:jc w:val="both"/>
+        <w:ind w:left="288" w:firstLine="0"/>
       </w:pPr>
       <w:r>
         <w:rPr>
@@ -15292,8 +15387,8 @@
     <w:p>
       <w:pPr>
         <w:spacing w:before="40" w:after="40" w:line="276" w:lineRule="auto"/>
-        <w:ind w:left="576" w:hanging="288"/>
-        <w:jc w:val="both"/>
+        <w:jc w:val="both"/>
+        <w:ind w:left="288" w:firstLine="0"/>
       </w:pPr>
       <w:r>
         <w:rPr>
@@ -15317,8 +15412,8 @@
     <w:p>
       <w:pPr>
         <w:spacing w:before="40" w:after="40" w:line="276" w:lineRule="auto"/>
-        <w:ind w:left="576" w:hanging="288"/>
-        <w:jc w:val="both"/>
+        <w:jc w:val="both"/>
+        <w:ind w:left="288" w:firstLine="0"/>
       </w:pPr>
       <w:r>
         <w:rPr>
@@ -15342,8 +15437,8 @@
     <w:p>
       <w:pPr>
         <w:spacing w:before="40" w:after="40" w:line="276" w:lineRule="auto"/>
-        <w:ind w:left="576" w:hanging="288"/>
-        <w:jc w:val="both"/>
+        <w:jc w:val="both"/>
+        <w:ind w:left="288" w:firstLine="0"/>
       </w:pPr>
       <w:r>
         <w:rPr>
@@ -15367,8 +15462,8 @@
     <w:p>
       <w:pPr>
         <w:spacing w:before="0" w:after="120" w:line="276" w:lineRule="auto"/>
-        <w:ind w:firstLine="432"/>
-        <w:jc w:val="both"/>
+        <w:jc w:val="both"/>
+        <w:ind w:left="0" w:firstLine="288"/>
       </w:pPr>
       <w:r>
         <w:rPr>
@@ -15383,8 +15478,8 @@
     <w:p>
       <w:pPr>
         <w:spacing w:before="0" w:after="120" w:line="276" w:lineRule="auto"/>
-        <w:ind w:firstLine="432"/>
-        <w:jc w:val="both"/>
+        <w:jc w:val="both"/>
+        <w:ind w:left="0" w:firstLine="288"/>
       </w:pPr>
       <w:r>
         <w:rPr>
@@ -15399,8 +15494,8 @@
     <w:p>
       <w:pPr>
         <w:spacing w:before="80" w:after="80" w:line="276" w:lineRule="auto"/>
-        <w:ind w:left="720" w:right="432"/>
-        <w:jc w:val="both"/>
+        <w:jc w:val="both"/>
+        <w:ind w:left="0" w:firstLine="288"/>
       </w:pPr>
       <w:r>
         <w:rPr>
@@ -15416,8 +15511,8 @@
     <w:p>
       <w:pPr>
         <w:spacing w:before="0" w:after="120" w:line="276" w:lineRule="auto"/>
-        <w:ind w:firstLine="432"/>
-        <w:jc w:val="both"/>
+        <w:jc w:val="both"/>
+        <w:ind w:left="288" w:firstLine="0"/>
       </w:pPr>
       <w:r>
         <w:rPr>
@@ -15448,8 +15543,8 @@
     <w:p>
       <w:pPr>
         <w:spacing w:before="0" w:after="120" w:line="276" w:lineRule="auto"/>
-        <w:ind w:firstLine="432"/>
-        <w:jc w:val="both"/>
+        <w:jc w:val="both"/>
+        <w:ind w:left="0" w:firstLine="288"/>
       </w:pPr>
       <w:r>
         <w:rPr>
@@ -15464,8 +15559,8 @@
     <w:p>
       <w:pPr>
         <w:spacing w:before="40" w:after="40" w:line="276" w:lineRule="auto"/>
-        <w:ind w:left="576" w:hanging="288"/>
-        <w:jc w:val="both"/>
+        <w:jc w:val="both"/>
+        <w:ind w:left="288" w:firstLine="0"/>
       </w:pPr>
       <w:r>
         <w:rPr>
@@ -15489,8 +15584,8 @@
     <w:p>
       <w:pPr>
         <w:spacing w:before="40" w:after="40" w:line="276" w:lineRule="auto"/>
-        <w:ind w:left="576" w:hanging="288"/>
-        <w:jc w:val="both"/>
+        <w:jc w:val="both"/>
+        <w:ind w:left="288" w:firstLine="0"/>
       </w:pPr>
       <w:r>
         <w:rPr>
@@ -15514,8 +15609,8 @@
     <w:p>
       <w:pPr>
         <w:spacing w:before="40" w:after="40" w:line="276" w:lineRule="auto"/>
-        <w:ind w:left="576" w:hanging="288"/>
-        <w:jc w:val="both"/>
+        <w:jc w:val="both"/>
+        <w:ind w:left="288" w:firstLine="0"/>
       </w:pPr>
       <w:r>
         <w:rPr>
@@ -15539,8 +15634,8 @@
     <w:p>
       <w:pPr>
         <w:spacing w:before="40" w:after="40" w:line="276" w:lineRule="auto"/>
-        <w:ind w:left="576" w:hanging="288"/>
-        <w:jc w:val="both"/>
+        <w:jc w:val="both"/>
+        <w:ind w:left="288" w:firstLine="0"/>
       </w:pPr>
       <w:r>
         <w:rPr>
@@ -15564,8 +15659,8 @@
     <w:p>
       <w:pPr>
         <w:spacing w:before="40" w:after="40" w:line="276" w:lineRule="auto"/>
-        <w:ind w:left="576" w:hanging="288"/>
-        <w:jc w:val="both"/>
+        <w:jc w:val="both"/>
+        <w:ind w:left="288" w:firstLine="0"/>
       </w:pPr>
       <w:r>
         <w:rPr>
@@ -15589,8 +15684,8 @@
     <w:p>
       <w:pPr>
         <w:spacing w:before="0" w:after="120" w:line="276" w:lineRule="auto"/>
-        <w:ind w:firstLine="432"/>
-        <w:jc w:val="both"/>
+        <w:jc w:val="both"/>
+        <w:ind w:left="0" w:firstLine="288"/>
       </w:pPr>
       <w:r>
         <w:rPr>
@@ -15605,8 +15700,8 @@
     <w:p>
       <w:pPr>
         <w:spacing w:before="0" w:after="120" w:line="276" w:lineRule="auto"/>
-        <w:ind w:firstLine="432"/>
-        <w:jc w:val="both"/>
+        <w:jc w:val="both"/>
+        <w:ind w:left="288" w:firstLine="0"/>
       </w:pPr>
       <w:r>
         <w:rPr>
@@ -15637,8 +15732,8 @@
     <w:p>
       <w:pPr>
         <w:spacing w:before="0" w:after="120" w:line="276" w:lineRule="auto"/>
-        <w:ind w:firstLine="432"/>
-        <w:jc w:val="both"/>
+        <w:jc w:val="both"/>
+        <w:ind w:left="0" w:firstLine="288"/>
       </w:pPr>
       <w:r>
         <w:rPr>
@@ -15655,6 +15750,7 @@
         <w:keepNext/>
         <w:spacing w:before="360" w:after="160" w:line="276" w:lineRule="auto"/>
         <w:jc w:val="both"/>
+        <w:ind w:left="0" w:firstLine="288"/>
       </w:pPr>
       <w:r>
         <w:rPr>
@@ -16354,6 +16450,7 @@
         <w:keepNext/>
         <w:spacing w:before="360" w:after="160" w:line="276" w:lineRule="auto"/>
         <w:jc w:val="both"/>
+        <w:ind w:left="0" w:firstLine="288"/>
       </w:pPr>
       <w:r>
         <w:rPr>
@@ -16368,8 +16465,8 @@
     <w:p>
       <w:pPr>
         <w:spacing w:before="0" w:after="120" w:line="276" w:lineRule="auto"/>
-        <w:ind w:firstLine="432"/>
-        <w:jc w:val="both"/>
+        <w:jc w:val="both"/>
+        <w:ind w:left="0" w:firstLine="288"/>
       </w:pPr>
       <w:r>
         <w:rPr>
@@ -16420,8 +16517,8 @@
     <w:p>
       <w:pPr>
         <w:spacing w:before="0" w:after="120" w:line="276" w:lineRule="auto"/>
-        <w:ind w:firstLine="432"/>
-        <w:jc w:val="both"/>
+        <w:jc w:val="both"/>
+        <w:ind w:left="0" w:firstLine="288"/>
       </w:pPr>
       <w:r>
         <w:rPr>
@@ -16439,6 +16536,7 @@
         <w:pageBreakBefore/>
         <w:spacing w:before="720" w:after="360" w:line="276" w:lineRule="auto"/>
         <w:jc w:val="both"/>
+        <w:ind w:left="0" w:firstLine="288"/>
       </w:pPr>
       <w:r>
         <w:rPr>
@@ -16453,8 +16551,8 @@
     <w:p>
       <w:pPr>
         <w:spacing w:before="0" w:after="120" w:line="276" w:lineRule="auto"/>
-        <w:ind w:firstLine="432"/>
-        <w:jc w:val="both"/>
+        <w:jc w:val="both"/>
+        <w:ind w:left="0" w:firstLine="288"/>
       </w:pPr>
       <w:r>
         <w:rPr>
@@ -16471,6 +16569,7 @@
         <w:keepNext/>
         <w:spacing w:before="360" w:after="160" w:line="276" w:lineRule="auto"/>
         <w:jc w:val="both"/>
+        <w:ind w:left="0" w:firstLine="288"/>
       </w:pPr>
       <w:r>
         <w:rPr>
@@ -16485,8 +16584,8 @@
     <w:p>
       <w:pPr>
         <w:spacing w:before="0" w:after="120" w:line="276" w:lineRule="auto"/>
-        <w:ind w:firstLine="432"/>
-        <w:jc w:val="both"/>
+        <w:jc w:val="both"/>
+        <w:ind w:left="0" w:firstLine="288"/>
       </w:pPr>
       <w:r>
         <w:rPr>
@@ -16518,8 +16617,8 @@
     <w:p>
       <w:pPr>
         <w:spacing w:before="0" w:after="120" w:line="276" w:lineRule="auto"/>
-        <w:ind w:firstLine="432"/>
-        <w:jc w:val="both"/>
+        <w:jc w:val="both"/>
+        <w:ind w:left="0" w:firstLine="288"/>
       </w:pPr>
       <w:r>
         <w:rPr>
@@ -16551,8 +16650,8 @@
     <w:p>
       <w:pPr>
         <w:spacing w:before="0" w:after="120" w:line="276" w:lineRule="auto"/>
-        <w:ind w:firstLine="432"/>
-        <w:jc w:val="both"/>
+        <w:jc w:val="both"/>
+        <w:ind w:left="0" w:firstLine="288"/>
       </w:pPr>
       <w:r>
         <w:rPr>
@@ -16586,6 +16685,7 @@
         <w:keepNext/>
         <w:spacing w:before="360" w:after="160" w:line="276" w:lineRule="auto"/>
         <w:jc w:val="both"/>
+        <w:ind w:left="0" w:firstLine="288"/>
       </w:pPr>
       <w:r>
         <w:rPr>
@@ -16600,8 +16700,8 @@
     <w:p>
       <w:pPr>
         <w:spacing w:before="0" w:after="120" w:line="276" w:lineRule="auto"/>
-        <w:ind w:firstLine="432"/>
-        <w:jc w:val="both"/>
+        <w:jc w:val="both"/>
+        <w:ind w:left="0" w:firstLine="288"/>
       </w:pPr>
       <w:r>
         <w:rPr>
@@ -16633,8 +16733,8 @@
     <w:p>
       <w:pPr>
         <w:spacing w:before="0" w:after="120" w:line="276" w:lineRule="auto"/>
-        <w:ind w:firstLine="432"/>
-        <w:jc w:val="both"/>
+        <w:jc w:val="both"/>
+        <w:ind w:left="0" w:firstLine="288"/>
       </w:pPr>
       <w:r>
         <w:rPr>
@@ -16666,8 +16766,8 @@
     <w:p>
       <w:pPr>
         <w:spacing w:before="0" w:after="120" w:line="276" w:lineRule="auto"/>
-        <w:ind w:firstLine="432"/>
-        <w:jc w:val="both"/>
+        <w:jc w:val="both"/>
+        <w:ind w:left="0" w:firstLine="288"/>
       </w:pPr>
       <w:r>
         <w:rPr>
@@ -16701,6 +16801,7 @@
         <w:keepNext/>
         <w:spacing w:before="360" w:after="160" w:line="276" w:lineRule="auto"/>
         <w:jc w:val="both"/>
+        <w:ind w:left="0" w:firstLine="288"/>
       </w:pPr>
       <w:r>
         <w:rPr>
@@ -16715,8 +16816,8 @@
     <w:p>
       <w:pPr>
         <w:spacing w:before="0" w:after="120" w:line="276" w:lineRule="auto"/>
-        <w:ind w:firstLine="432"/>
-        <w:jc w:val="both"/>
+        <w:jc w:val="both"/>
+        <w:ind w:left="0" w:firstLine="288"/>
       </w:pPr>
       <w:r>
         <w:rPr>
@@ -16748,8 +16849,8 @@
     <w:p>
       <w:pPr>
         <w:spacing w:before="0" w:after="120" w:line="276" w:lineRule="auto"/>
-        <w:ind w:firstLine="432"/>
-        <w:jc w:val="both"/>
+        <w:jc w:val="both"/>
+        <w:ind w:left="0" w:firstLine="288"/>
       </w:pPr>
       <w:r>
         <w:rPr>
@@ -16781,8 +16882,8 @@
     <w:p>
       <w:pPr>
         <w:spacing w:before="0" w:after="120" w:line="276" w:lineRule="auto"/>
-        <w:ind w:firstLine="432"/>
-        <w:jc w:val="both"/>
+        <w:jc w:val="both"/>
+        <w:ind w:left="0" w:firstLine="288"/>
       </w:pPr>
       <w:r>
         <w:rPr>
@@ -16816,6 +16917,7 @@
         <w:keepNext/>
         <w:spacing w:before="360" w:after="160" w:line="276" w:lineRule="auto"/>
         <w:jc w:val="both"/>
+        <w:ind w:left="0" w:firstLine="288"/>
       </w:pPr>
       <w:r>
         <w:rPr>
@@ -16830,8 +16932,8 @@
     <w:p>
       <w:pPr>
         <w:spacing w:before="0" w:after="120" w:line="276" w:lineRule="auto"/>
-        <w:ind w:firstLine="432"/>
-        <w:jc w:val="both"/>
+        <w:jc w:val="both"/>
+        <w:ind w:left="0" w:firstLine="288"/>
       </w:pPr>
       <w:r>
         <w:rPr>
@@ -16863,8 +16965,8 @@
     <w:p>
       <w:pPr>
         <w:spacing w:before="0" w:after="120" w:line="276" w:lineRule="auto"/>
-        <w:ind w:firstLine="432"/>
-        <w:jc w:val="both"/>
+        <w:jc w:val="both"/>
+        <w:ind w:left="0" w:firstLine="288"/>
       </w:pPr>
       <w:r>
         <w:rPr>
@@ -16896,8 +16998,8 @@
     <w:p>
       <w:pPr>
         <w:spacing w:before="0" w:after="120" w:line="276" w:lineRule="auto"/>
-        <w:ind w:firstLine="432"/>
-        <w:jc w:val="both"/>
+        <w:jc w:val="both"/>
+        <w:ind w:left="0" w:firstLine="288"/>
       </w:pPr>
       <w:r>
         <w:rPr>
@@ -16931,6 +17033,7 @@
         <w:keepNext/>
         <w:spacing w:before="360" w:after="160" w:line="276" w:lineRule="auto"/>
         <w:jc w:val="both"/>
+        <w:ind w:left="0" w:firstLine="288"/>
       </w:pPr>
       <w:r>
         <w:rPr>
@@ -16945,8 +17048,8 @@
     <w:p>
       <w:pPr>
         <w:spacing w:before="0" w:after="120" w:line="276" w:lineRule="auto"/>
-        <w:ind w:firstLine="432"/>
-        <w:jc w:val="both"/>
+        <w:jc w:val="both"/>
+        <w:ind w:left="0" w:firstLine="288"/>
       </w:pPr>
       <w:r>
         <w:rPr>
@@ -16978,8 +17081,8 @@
     <w:p>
       <w:pPr>
         <w:spacing w:before="0" w:after="120" w:line="276" w:lineRule="auto"/>
-        <w:ind w:firstLine="432"/>
-        <w:jc w:val="both"/>
+        <w:jc w:val="both"/>
+        <w:ind w:left="0" w:firstLine="288"/>
       </w:pPr>
       <w:r>
         <w:rPr>
@@ -17011,8 +17114,8 @@
     <w:p>
       <w:pPr>
         <w:spacing w:before="0" w:after="120" w:line="276" w:lineRule="auto"/>
-        <w:ind w:firstLine="432"/>
-        <w:jc w:val="both"/>
+        <w:jc w:val="both"/>
+        <w:ind w:left="0" w:firstLine="288"/>
       </w:pPr>
       <w:r>
         <w:rPr>
@@ -17046,6 +17149,7 @@
         <w:keepNext/>
         <w:spacing w:before="360" w:after="160" w:line="276" w:lineRule="auto"/>
         <w:jc w:val="both"/>
+        <w:ind w:left="0" w:firstLine="288"/>
       </w:pPr>
       <w:r>
         <w:rPr>
@@ -17060,8 +17164,8 @@
     <w:p>
       <w:pPr>
         <w:spacing w:before="0" w:after="120" w:line="276" w:lineRule="auto"/>
-        <w:ind w:firstLine="432"/>
-        <w:jc w:val="both"/>
+        <w:jc w:val="both"/>
+        <w:ind w:left="0" w:firstLine="288"/>
       </w:pPr>
       <w:r>
         <w:rPr>
@@ -17093,8 +17197,8 @@
     <w:p>
       <w:pPr>
         <w:spacing w:before="0" w:after="120" w:line="276" w:lineRule="auto"/>
-        <w:ind w:firstLine="432"/>
-        <w:jc w:val="both"/>
+        <w:jc w:val="both"/>
+        <w:ind w:left="0" w:firstLine="288"/>
       </w:pPr>
       <w:r>
         <w:rPr>
@@ -17144,8 +17248,8 @@
     <w:p>
       <w:pPr>
         <w:spacing w:before="0" w:after="120" w:line="276" w:lineRule="auto"/>
-        <w:ind w:firstLine="432"/>
-        <w:jc w:val="both"/>
+        <w:jc w:val="both"/>
+        <w:ind w:left="0" w:firstLine="288"/>
       </w:pPr>
       <w:r>
         <w:rPr>
@@ -17179,6 +17283,7 @@
         <w:keepNext/>
         <w:spacing w:before="360" w:after="160" w:line="276" w:lineRule="auto"/>
         <w:jc w:val="both"/>
+        <w:ind w:left="0" w:firstLine="288"/>
       </w:pPr>
       <w:r>
         <w:rPr>
@@ -17193,8 +17298,8 @@
     <w:p>
       <w:pPr>
         <w:spacing w:before="0" w:after="120" w:line="276" w:lineRule="auto"/>
-        <w:ind w:firstLine="432"/>
-        <w:jc w:val="both"/>
+        <w:jc w:val="both"/>
+        <w:ind w:left="0" w:firstLine="288"/>
       </w:pPr>
       <w:r>
         <w:rPr>
@@ -17226,8 +17331,8 @@
     <w:p>
       <w:pPr>
         <w:spacing w:before="0" w:after="120" w:line="276" w:lineRule="auto"/>
-        <w:ind w:firstLine="432"/>
-        <w:jc w:val="both"/>
+        <w:jc w:val="both"/>
+        <w:ind w:left="0" w:firstLine="288"/>
       </w:pPr>
       <w:r>
         <w:rPr>
@@ -17277,8 +17382,8 @@
     <w:p>
       <w:pPr>
         <w:spacing w:before="0" w:after="120" w:line="276" w:lineRule="auto"/>
-        <w:ind w:firstLine="432"/>
-        <w:jc w:val="both"/>
+        <w:jc w:val="both"/>
+        <w:ind w:left="0" w:firstLine="288"/>
       </w:pPr>
       <w:r>
         <w:rPr>
@@ -17313,6 +17418,7 @@
         <w:pageBreakBefore/>
         <w:spacing w:before="720" w:after="360" w:line="276" w:lineRule="auto"/>
         <w:jc w:val="both"/>
+        <w:ind w:left="0" w:firstLine="288"/>
       </w:pPr>
       <w:r>
         <w:rPr>
@@ -17327,8 +17433,8 @@
     <w:p>
       <w:pPr>
         <w:spacing w:before="0" w:after="120" w:line="276" w:lineRule="auto"/>
-        <w:ind w:firstLine="432"/>
-        <w:jc w:val="both"/>
+        <w:jc w:val="both"/>
+        <w:ind w:left="0" w:firstLine="288"/>
       </w:pPr>
       <w:r>
         <w:rPr>
@@ -17361,6 +17467,7 @@
         <w:keepNext/>
         <w:spacing w:before="360" w:after="160" w:line="276" w:lineRule="auto"/>
         <w:jc w:val="both"/>
+        <w:ind w:left="0" w:firstLine="288"/>
       </w:pPr>
       <w:r>
         <w:rPr>
@@ -17774,6 +17881,7 @@
         <w:keepNext/>
         <w:spacing w:before="360" w:after="160" w:line="276" w:lineRule="auto"/>
         <w:jc w:val="both"/>
+        <w:ind w:left="0" w:firstLine="288"/>
       </w:pPr>
       <w:r>
         <w:rPr>
@@ -18187,6 +18295,7 @@
         <w:keepNext/>
         <w:spacing w:before="360" w:after="160" w:line="276" w:lineRule="auto"/>
         <w:jc w:val="both"/>
+        <w:ind w:left="0" w:firstLine="288"/>
       </w:pPr>
       <w:r>
         <w:rPr>
@@ -18201,8 +18310,8 @@
     <w:p>
       <w:pPr>
         <w:spacing w:before="0" w:after="120" w:line="276" w:lineRule="auto"/>
-        <w:ind w:firstLine="432"/>
-        <w:jc w:val="both"/>
+        <w:jc w:val="both"/>
+        <w:ind w:left="0" w:firstLine="288"/>
       </w:pPr>
       <w:r>
         <w:rPr>
@@ -18590,6 +18699,7 @@
         <w:keepNext/>
         <w:spacing w:before="360" w:after="160" w:line="276" w:lineRule="auto"/>
         <w:jc w:val="both"/>
+        <w:ind w:left="0" w:firstLine="288"/>
       </w:pPr>
       <w:r>
         <w:rPr>
@@ -18604,8 +18714,8 @@
     <w:p>
       <w:pPr>
         <w:spacing w:before="0" w:after="120" w:line="276" w:lineRule="auto"/>
-        <w:ind w:firstLine="432"/>
-        <w:jc w:val="both"/>
+        <w:jc w:val="both"/>
+        <w:ind w:left="0" w:firstLine="288"/>
       </w:pPr>
       <w:r>
         <w:rPr>
@@ -18636,8 +18746,8 @@
     <w:p>
       <w:pPr>
         <w:spacing w:before="40" w:after="40" w:line="276" w:lineRule="auto"/>
-        <w:ind w:left="576" w:hanging="288"/>
-        <w:jc w:val="both"/>
+        <w:jc w:val="both"/>
+        <w:ind w:left="288" w:firstLine="0"/>
       </w:pPr>
       <w:r>
         <w:rPr>
@@ -18661,8 +18771,8 @@
     <w:p>
       <w:pPr>
         <w:spacing w:before="40" w:after="40" w:line="276" w:lineRule="auto"/>
-        <w:ind w:left="576" w:hanging="288"/>
-        <w:jc w:val="both"/>
+        <w:jc w:val="both"/>
+        <w:ind w:left="288" w:firstLine="0"/>
       </w:pPr>
       <w:r>
         <w:rPr>
@@ -18686,8 +18796,8 @@
     <w:p>
       <w:pPr>
         <w:spacing w:before="40" w:after="40" w:line="276" w:lineRule="auto"/>
-        <w:ind w:left="576" w:hanging="288"/>
-        <w:jc w:val="both"/>
+        <w:jc w:val="both"/>
+        <w:ind w:left="288" w:firstLine="0"/>
       </w:pPr>
       <w:r>
         <w:rPr>
@@ -18711,8 +18821,8 @@
     <w:p>
       <w:pPr>
         <w:spacing w:before="0" w:after="120" w:line="276" w:lineRule="auto"/>
-        <w:ind w:firstLine="432"/>
-        <w:jc w:val="both"/>
+        <w:jc w:val="both"/>
+        <w:ind w:left="0" w:firstLine="288"/>
       </w:pPr>
       <w:r>
         <w:rPr>
@@ -18743,8 +18853,8 @@
     <w:p>
       <w:pPr>
         <w:spacing w:before="40" w:after="40" w:line="276" w:lineRule="auto"/>
-        <w:ind w:left="576" w:hanging="288"/>
-        <w:jc w:val="both"/>
+        <w:jc w:val="both"/>
+        <w:ind w:left="288" w:firstLine="0"/>
       </w:pPr>
       <w:r>
         <w:rPr>
@@ -18768,8 +18878,8 @@
     <w:p>
       <w:pPr>
         <w:spacing w:before="40" w:after="40" w:line="276" w:lineRule="auto"/>
-        <w:ind w:left="576" w:hanging="288"/>
-        <w:jc w:val="both"/>
+        <w:jc w:val="both"/>
+        <w:ind w:left="288" w:firstLine="0"/>
       </w:pPr>
       <w:r>
         <w:rPr>
@@ -18793,8 +18903,8 @@
     <w:p>
       <w:pPr>
         <w:spacing w:before="40" w:after="40" w:line="276" w:lineRule="auto"/>
-        <w:ind w:left="576" w:hanging="288"/>
-        <w:jc w:val="both"/>
+        <w:jc w:val="both"/>
+        <w:ind w:left="288" w:firstLine="0"/>
       </w:pPr>
       <w:r>
         <w:rPr>
@@ -18818,8 +18928,8 @@
     <w:p>
       <w:pPr>
         <w:spacing w:before="0" w:after="120" w:line="276" w:lineRule="auto"/>
-        <w:ind w:firstLine="432"/>
-        <w:jc w:val="both"/>
+        <w:jc w:val="both"/>
+        <w:ind w:left="0" w:firstLine="288"/>
       </w:pPr>
       <w:r>
         <w:rPr>
@@ -18850,8 +18960,8 @@
     <w:p>
       <w:pPr>
         <w:spacing w:before="40" w:after="40" w:line="276" w:lineRule="auto"/>
-        <w:ind w:left="576" w:hanging="288"/>
-        <w:jc w:val="both"/>
+        <w:jc w:val="both"/>
+        <w:ind w:left="288" w:firstLine="0"/>
       </w:pPr>
       <w:r>
         <w:rPr>
@@ -18875,8 +18985,8 @@
     <w:p>
       <w:pPr>
         <w:spacing w:before="40" w:after="40" w:line="276" w:lineRule="auto"/>
-        <w:ind w:left="576" w:hanging="288"/>
-        <w:jc w:val="both"/>
+        <w:jc w:val="both"/>
+        <w:ind w:left="288" w:firstLine="0"/>
       </w:pPr>
       <w:r>
         <w:rPr>
@@ -18900,8 +19010,8 @@
     <w:p>
       <w:pPr>
         <w:spacing w:before="40" w:after="40" w:line="276" w:lineRule="auto"/>
-        <w:ind w:left="576" w:hanging="288"/>
-        <w:jc w:val="both"/>
+        <w:jc w:val="both"/>
+        <w:ind w:left="288" w:firstLine="0"/>
       </w:pPr>
       <w:r>
         <w:rPr>
@@ -18925,8 +19035,8 @@
     <w:p>
       <w:pPr>
         <w:spacing w:before="0" w:after="120" w:line="276" w:lineRule="auto"/>
-        <w:ind w:firstLine="432"/>
-        <w:jc w:val="both"/>
+        <w:jc w:val="both"/>
+        <w:ind w:left="0" w:firstLine="288"/>
       </w:pPr>
       <w:r>
         <w:rPr>
@@ -18957,8 +19067,8 @@
     <w:p>
       <w:pPr>
         <w:spacing w:before="40" w:after="40" w:line="276" w:lineRule="auto"/>
-        <w:ind w:left="576" w:hanging="288"/>
-        <w:jc w:val="both"/>
+        <w:jc w:val="both"/>
+        <w:ind w:left="288" w:firstLine="0"/>
       </w:pPr>
       <w:r>
         <w:rPr>
@@ -18982,8 +19092,8 @@
     <w:p>
       <w:pPr>
         <w:spacing w:before="40" w:after="40" w:line="276" w:lineRule="auto"/>
-        <w:ind w:left="576" w:hanging="288"/>
-        <w:jc w:val="both"/>
+        <w:jc w:val="both"/>
+        <w:ind w:left="288" w:firstLine="0"/>
       </w:pPr>
       <w:r>
         <w:rPr>
@@ -19007,8 +19117,8 @@
     <w:p>
       <w:pPr>
         <w:spacing w:before="40" w:after="40" w:line="276" w:lineRule="auto"/>
-        <w:ind w:left="576" w:hanging="288"/>
-        <w:jc w:val="both"/>
+        <w:jc w:val="both"/>
+        <w:ind w:left="288" w:firstLine="0"/>
       </w:pPr>
       <w:r>
         <w:rPr>
@@ -19032,8 +19142,8 @@
     <w:p>
       <w:pPr>
         <w:spacing w:before="0" w:after="120" w:line="276" w:lineRule="auto"/>
-        <w:ind w:firstLine="432"/>
-        <w:jc w:val="both"/>
+        <w:jc w:val="both"/>
+        <w:ind w:left="0" w:firstLine="288"/>
       </w:pPr>
       <w:r>
         <w:rPr>
@@ -19064,8 +19174,8 @@
     <w:p>
       <w:pPr>
         <w:spacing w:before="40" w:after="40" w:line="276" w:lineRule="auto"/>
-        <w:ind w:left="576" w:hanging="288"/>
-        <w:jc w:val="both"/>
+        <w:jc w:val="both"/>
+        <w:ind w:left="288" w:firstLine="0"/>
       </w:pPr>
       <w:r>
         <w:rPr>
@@ -19089,8 +19199,8 @@
     <w:p>
       <w:pPr>
         <w:spacing w:before="40" w:after="40" w:line="276" w:lineRule="auto"/>
-        <w:ind w:left="576" w:hanging="288"/>
-        <w:jc w:val="both"/>
+        <w:jc w:val="both"/>
+        <w:ind w:left="288" w:firstLine="0"/>
       </w:pPr>
       <w:r>
         <w:rPr>
@@ -19114,8 +19224,8 @@
     <w:p>
       <w:pPr>
         <w:spacing w:before="40" w:after="40" w:line="276" w:lineRule="auto"/>
-        <w:ind w:left="576" w:hanging="288"/>
-        <w:jc w:val="both"/>
+        <w:jc w:val="both"/>
+        <w:ind w:left="288" w:firstLine="0"/>
       </w:pPr>
       <w:r>
         <w:rPr>
@@ -19141,6 +19251,7 @@
         <w:keepNext/>
         <w:spacing w:before="360" w:after="160" w:line="276" w:lineRule="auto"/>
         <w:jc w:val="both"/>
+        <w:ind w:left="0" w:firstLine="288"/>
       </w:pPr>
       <w:r>
         <w:rPr>
@@ -19516,6 +19627,7 @@
         <w:keepNext/>
         <w:spacing w:before="360" w:after="160" w:line="276" w:lineRule="auto"/>
         <w:jc w:val="both"/>
+        <w:ind w:left="0" w:firstLine="288"/>
       </w:pPr>
       <w:r>
         <w:rPr>
@@ -19530,8 +19642,8 @@
     <w:p>
       <w:pPr>
         <w:spacing w:before="40" w:after="40" w:line="276" w:lineRule="auto"/>
-        <w:ind w:left="576" w:hanging="288"/>
-        <w:jc w:val="both"/>
+        <w:jc w:val="both"/>
+        <w:ind w:left="288" w:firstLine="0"/>
       </w:pPr>
       <w:r>
         <w:rPr>
@@ -19555,8 +19667,8 @@
     <w:p>
       <w:pPr>
         <w:spacing w:before="40" w:after="40" w:line="276" w:lineRule="auto"/>
-        <w:ind w:left="576" w:hanging="288"/>
-        <w:jc w:val="both"/>
+        <w:jc w:val="both"/>
+        <w:ind w:left="288" w:firstLine="0"/>
       </w:pPr>
       <w:r>
         <w:rPr>
@@ -19580,8 +19692,8 @@
     <w:p>
       <w:pPr>
         <w:spacing w:before="40" w:after="40" w:line="276" w:lineRule="auto"/>
-        <w:ind w:left="576" w:hanging="288"/>
-        <w:jc w:val="both"/>
+        <w:jc w:val="both"/>
+        <w:ind w:left="288" w:firstLine="0"/>
       </w:pPr>
       <w:r>
         <w:rPr>
@@ -19605,8 +19717,8 @@
     <w:p>
       <w:pPr>
         <w:spacing w:before="40" w:after="40" w:line="276" w:lineRule="auto"/>
-        <w:ind w:left="576" w:hanging="288"/>
-        <w:jc w:val="both"/>
+        <w:jc w:val="both"/>
+        <w:ind w:left="288" w:firstLine="0"/>
       </w:pPr>
       <w:r>
         <w:rPr>
@@ -19630,8 +19742,8 @@
     <w:p>
       <w:pPr>
         <w:spacing w:before="40" w:after="40" w:line="276" w:lineRule="auto"/>
-        <w:ind w:left="576" w:hanging="288"/>
-        <w:jc w:val="both"/>
+        <w:jc w:val="both"/>
+        <w:ind w:left="288" w:firstLine="0"/>
       </w:pPr>
       <w:r>
         <w:rPr>
@@ -19655,8 +19767,8 @@
     <w:p>
       <w:pPr>
         <w:spacing w:before="40" w:after="40" w:line="276" w:lineRule="auto"/>
-        <w:ind w:left="576" w:hanging="288"/>
-        <w:jc w:val="both"/>
+        <w:jc w:val="both"/>
+        <w:ind w:left="288" w:firstLine="0"/>
       </w:pPr>
       <w:r>
         <w:rPr>
@@ -19682,6 +19794,7 @@
         <w:keepNext/>
         <w:spacing w:before="360" w:after="160" w:line="276" w:lineRule="auto"/>
         <w:jc w:val="both"/>
+        <w:ind w:left="0" w:firstLine="288"/>
       </w:pPr>
       <w:r>
         <w:rPr>
@@ -19696,8 +19809,8 @@
     <w:p>
       <w:pPr>
         <w:spacing w:before="40" w:after="40" w:line="276" w:lineRule="auto"/>
-        <w:ind w:left="576" w:hanging="288"/>
-        <w:jc w:val="both"/>
+        <w:jc w:val="both"/>
+        <w:ind w:left="288" w:firstLine="0"/>
       </w:pPr>
       <w:r>
         <w:rPr>
@@ -19721,8 +19834,8 @@
     <w:p>
       <w:pPr>
         <w:spacing w:before="40" w:after="40" w:line="276" w:lineRule="auto"/>
-        <w:ind w:left="576" w:hanging="288"/>
-        <w:jc w:val="both"/>
+        <w:jc w:val="both"/>
+        <w:ind w:left="288" w:firstLine="0"/>
       </w:pPr>
       <w:r>
         <w:rPr>
@@ -19746,8 +19859,8 @@
     <w:p>
       <w:pPr>
         <w:spacing w:before="40" w:after="40" w:line="276" w:lineRule="auto"/>
-        <w:ind w:left="576" w:hanging="288"/>
-        <w:jc w:val="both"/>
+        <w:jc w:val="both"/>
+        <w:ind w:left="288" w:firstLine="0"/>
       </w:pPr>
       <w:r>
         <w:rPr>
@@ -19771,8 +19884,8 @@
     <w:p>
       <w:pPr>
         <w:spacing w:before="40" w:after="40" w:line="276" w:lineRule="auto"/>
-        <w:ind w:left="576" w:hanging="288"/>
-        <w:jc w:val="both"/>
+        <w:jc w:val="both"/>
+        <w:ind w:left="288" w:firstLine="0"/>
       </w:pPr>
       <w:r>
         <w:rPr>
@@ -19796,8 +19909,8 @@
     <w:p>
       <w:pPr>
         <w:spacing w:before="40" w:after="40" w:line="276" w:lineRule="auto"/>
-        <w:ind w:left="576" w:hanging="288"/>
-        <w:jc w:val="both"/>
+        <w:jc w:val="both"/>
+        <w:ind w:left="288" w:firstLine="0"/>
       </w:pPr>
       <w:r>
         <w:rPr>
@@ -19821,8 +19934,8 @@
     <w:p>
       <w:pPr>
         <w:spacing w:before="40" w:after="40" w:line="276" w:lineRule="auto"/>
-        <w:ind w:left="576" w:hanging="288"/>
-        <w:jc w:val="both"/>
+        <w:jc w:val="both"/>
+        <w:ind w:left="288" w:firstLine="0"/>
       </w:pPr>
       <w:r>
         <w:rPr>
@@ -19848,6 +19961,7 @@
         <w:keepNext/>
         <w:spacing w:before="360" w:after="160" w:line="276" w:lineRule="auto"/>
         <w:jc w:val="both"/>
+        <w:ind w:left="0" w:firstLine="288"/>
       </w:pPr>
       <w:r>
         <w:rPr>
@@ -20630,6 +20744,7 @@
         <w:pageBreakBefore/>
         <w:spacing w:before="720" w:after="360" w:line="276" w:lineRule="auto"/>
         <w:jc w:val="both"/>
+        <w:ind w:left="0" w:firstLine="288"/>
       </w:pPr>
       <w:r>
         <w:rPr>
@@ -20644,8 +20759,8 @@
     <w:p>
       <w:pPr>
         <w:spacing w:before="0" w:after="120" w:line="276" w:lineRule="auto"/>
-        <w:ind w:firstLine="432"/>
-        <w:jc w:val="both"/>
+        <w:jc w:val="both"/>
+        <w:ind w:left="0" w:firstLine="288"/>
       </w:pPr>
       <w:r>
         <w:rPr>
@@ -20678,8 +20793,8 @@
     <w:p>
       <w:pPr>
         <w:spacing w:before="0" w:after="120" w:line="276" w:lineRule="auto"/>
-        <w:ind w:firstLine="432"/>
-        <w:jc w:val="both"/>
+        <w:jc w:val="both"/>
+        <w:ind w:left="0" w:firstLine="288"/>
       </w:pPr>
       <w:r>
         <w:rPr>
@@ -20694,8 +20809,8 @@
     <w:p>
       <w:pPr>
         <w:spacing w:before="0" w:after="120" w:line="276" w:lineRule="auto"/>
-        <w:ind w:firstLine="432"/>
-        <w:jc w:val="both"/>
+        <w:jc w:val="both"/>
+        <w:ind w:left="0" w:firstLine="288"/>
       </w:pPr>
       <w:r>
         <w:rPr>
@@ -20710,8 +20825,8 @@
     <w:p>
       <w:pPr>
         <w:spacing w:before="0" w:after="120" w:line="276" w:lineRule="auto"/>
-        <w:ind w:firstLine="432"/>
-        <w:jc w:val="both"/>
+        <w:jc w:val="both"/>
+        <w:ind w:left="0" w:firstLine="288"/>
       </w:pPr>
       <w:r>
         <w:rPr>
@@ -20726,8 +20841,8 @@
     <w:p>
       <w:pPr>
         <w:spacing w:before="0" w:after="120" w:line="276" w:lineRule="auto"/>
-        <w:ind w:firstLine="432"/>
-        <w:jc w:val="both"/>
+        <w:jc w:val="both"/>
+        <w:ind w:left="0" w:firstLine="288"/>
       </w:pPr>
       <w:r>
         <w:rPr>
@@ -20742,8 +20857,8 @@
     <w:p>
       <w:pPr>
         <w:spacing w:before="0" w:after="120" w:line="276" w:lineRule="auto"/>
-        <w:ind w:firstLine="432"/>
-        <w:jc w:val="both"/>
+        <w:jc w:val="both"/>
+        <w:ind w:left="0" w:firstLine="288"/>
       </w:pPr>
       <w:r>
         <w:rPr>
@@ -20761,6 +20876,7 @@
         <w:pageBreakBefore/>
         <w:spacing w:before="720" w:after="360" w:line="276" w:lineRule="auto"/>
         <w:jc w:val="both"/>
+        <w:ind w:left="0" w:firstLine="288"/>
       </w:pPr>
       <w:r>
         <w:rPr>
@@ -20776,6 +20892,7 @@
       <w:pPr>
         <w:spacing w:before="0" w:after="120" w:line="276" w:lineRule="auto"/>
         <w:jc w:val="both"/>
+        <w:ind w:left="0" w:firstLine="288"/>
       </w:pPr>
       <w:r>
         <w:rPr>
@@ -20791,6 +20908,7 @@
       <w:pPr>
         <w:spacing w:before="0" w:after="120" w:line="276" w:lineRule="auto"/>
         <w:jc w:val="both"/>
+        <w:ind w:left="0" w:firstLine="288"/>
       </w:pPr>
       <w:r>
         <w:rPr>
@@ -20806,6 +20924,7 @@
       <w:pPr>
         <w:spacing w:before="0" w:after="120" w:line="276" w:lineRule="auto"/>
         <w:jc w:val="both"/>
+        <w:ind w:left="0" w:firstLine="288"/>
       </w:pPr>
       <w:r>
         <w:rPr>
@@ -20823,6 +20942,7 @@
         <w:pageBreakBefore/>
         <w:spacing w:before="720" w:after="360" w:line="276" w:lineRule="auto"/>
         <w:jc w:val="both"/>
+        <w:ind w:left="0" w:firstLine="288"/>
       </w:pPr>
       <w:r>
         <w:rPr>
@@ -20838,6 +20958,7 @@
       <w:pPr>
         <w:spacing w:before="0" w:after="120" w:line="276" w:lineRule="auto"/>
         <w:jc w:val="both"/>
+        <w:ind w:left="0" w:firstLine="288"/>
       </w:pPr>
       <w:r>
         <w:rPr>
@@ -20866,6 +20987,7 @@
       <w:pPr>
         <w:spacing w:before="0" w:after="120" w:line="276" w:lineRule="auto"/>
         <w:jc w:val="both"/>
+        <w:ind w:left="0" w:firstLine="288"/>
       </w:pPr>
       <w:r>
         <w:rPr>
@@ -20883,6 +21005,7 @@
         <w:pageBreakBefore/>
         <w:spacing w:before="720" w:after="360" w:line="276" w:lineRule="auto"/>
         <w:jc w:val="both"/>
+        <w:ind w:left="0" w:firstLine="288"/>
       </w:pPr>
       <w:r>
         <w:rPr>
@@ -20898,6 +21021,7 @@
       <w:pPr>
         <w:spacing w:before="0" w:after="120" w:line="276" w:lineRule="auto"/>
         <w:jc w:val="both"/>
+        <w:ind w:left="0" w:firstLine="288"/>
       </w:pPr>
       <w:r>
         <w:rPr>
@@ -20926,6 +21050,7 @@
       <w:pPr>
         <w:spacing w:before="0" w:after="120" w:line="276" w:lineRule="auto"/>
         <w:jc w:val="both"/>
+        <w:ind w:left="0" w:firstLine="288"/>
       </w:pPr>
       <w:r>
         <w:rPr>
@@ -21030,209 +21155,6 @@
     </w:r>
   </w:p>
 </w:hdr>
-</file>
-
-<file path=word/numbering.xml><?xml version="1.0" encoding="utf-8"?>
-<w:numbering xmlns:wpc="http://schemas.microsoft.com/office/word/2010/wordprocessingCanvas" xmlns:mo="http://schemas.microsoft.com/office/mac/office/2008/main" xmlns:mc="http://schemas.openxmlformats.org/markup-compatibility/2006" xmlns:mv="urn:schemas-microsoft-com:mac:vml" xmlns:o="urn:schemas-microsoft-com:office:office" xmlns:r="http://schemas.openxmlformats.org/officeDocument/2006/relationships" xmlns:m="http://schemas.openxmlformats.org/officeDocument/2006/math" xmlns:v="urn:schemas-microsoft-com:vml" xmlns:wp14="http://schemas.microsoft.com/office/word/2010/wordprocessingDrawing" xmlns:wp="http://schemas.openxmlformats.org/drawingml/2006/wordprocessingDrawing" xmlns:w10="urn:schemas-microsoft-com:office:word" xmlns:w="http://schemas.openxmlformats.org/wordprocessingml/2006/main" xmlns:w14="http://schemas.microsoft.com/office/word/2010/wordml" xmlns:wpg="http://schemas.microsoft.com/office/word/2010/wordprocessingGroup" xmlns:wpi="http://schemas.microsoft.com/office/word/2010/wordprocessingInk" xmlns:wne="http://schemas.microsoft.com/office/word/2006/wordml" xmlns:wps="http://schemas.microsoft.com/office/word/2010/wordprocessingShape" mc:Ignorable="w14 wp14">
-  <w:abstractNum w:abstractNumId="0">
-    <w:nsid w:val="FFFFFF7C"/>
-    <w:multiLevelType w:val="singleLevel"/>
-    <w:tmpl w:val="C310EC42"/>
-    <w:lvl w:ilvl="0">
-      <w:start w:val="1"/>
-      <w:numFmt w:val="decimal"/>
-      <w:lvlText w:val="%1."/>
-      <w:lvlJc w:val="left"/>
-      <w:pPr>
-        <w:tabs>
-          <w:tab w:val="num" w:pos="1800"/>
-        </w:tabs>
-        <w:ind w:left="1800" w:hanging="360"/>
-      </w:pPr>
-    </w:lvl>
-  </w:abstractNum>
-  <w:abstractNum w:abstractNumId="1">
-    <w:nsid w:val="FFFFFF7D"/>
-    <w:multiLevelType w:val="singleLevel"/>
-    <w:tmpl w:val="E4089024"/>
-    <w:lvl w:ilvl="0">
-      <w:start w:val="1"/>
-      <w:numFmt w:val="decimal"/>
-      <w:lvlText w:val="%1."/>
-      <w:lvlJc w:val="left"/>
-      <w:pPr>
-        <w:tabs>
-          <w:tab w:val="num" w:pos="1440"/>
-        </w:tabs>
-        <w:ind w:left="1440" w:hanging="360"/>
-      </w:pPr>
-    </w:lvl>
-  </w:abstractNum>
-  <w:abstractNum w:abstractNumId="2">
-    <w:nsid w:val="FFFFFF7E"/>
-    <w:multiLevelType w:val="singleLevel"/>
-    <w:tmpl w:val="FB12693A"/>
-    <w:lvl w:ilvl="0">
-      <w:start w:val="1"/>
-      <w:numFmt w:val="decimal"/>
-      <w:pStyle w:val="ListNumber3"/>
-      <w:lvlText w:val="%1."/>
-      <w:lvlJc w:val="left"/>
-      <w:pPr>
-        <w:tabs>
-          <w:tab w:val="num" w:pos="1080"/>
-        </w:tabs>
-        <w:ind w:left="1080" w:hanging="360"/>
-      </w:pPr>
-    </w:lvl>
-  </w:abstractNum>
-  <w:abstractNum w:abstractNumId="3">
-    <w:nsid w:val="FFFFFF7F"/>
-    <w:multiLevelType w:val="singleLevel"/>
-    <w:tmpl w:val="38441652"/>
-    <w:lvl w:ilvl="0">
-      <w:start w:val="1"/>
-      <w:numFmt w:val="decimal"/>
-      <w:pStyle w:val="ListNumber2"/>
-      <w:lvlText w:val="%1."/>
-      <w:lvlJc w:val="left"/>
-      <w:pPr>
-        <w:tabs>
-          <w:tab w:val="num" w:pos="720"/>
-        </w:tabs>
-        <w:ind w:left="720" w:hanging="360"/>
-      </w:pPr>
-    </w:lvl>
-  </w:abstractNum>
-  <w:abstractNum w:abstractNumId="4">
-    <w:nsid w:val="FFFFFF81"/>
-    <w:multiLevelType w:val="singleLevel"/>
-    <w:tmpl w:val="171AC3A4"/>
-    <w:lvl w:ilvl="0">
-      <w:start w:val="1"/>
-      <w:numFmt w:val="bullet"/>
-      <w:lvlText w:val=""/>
-      <w:lvlJc w:val="left"/>
-      <w:pPr>
-        <w:tabs>
-          <w:tab w:val="num" w:pos="1440"/>
-        </w:tabs>
-        <w:ind w:left="1440" w:hanging="360"/>
-      </w:pPr>
-      <w:rPr>
-        <w:rFonts w:ascii="Symbol" w:hAnsi="Symbol" w:hint="default"/>
-      </w:rPr>
-    </w:lvl>
-  </w:abstractNum>
-  <w:abstractNum w:abstractNumId="5">
-    <w:nsid w:val="FFFFFF82"/>
-    <w:multiLevelType w:val="singleLevel"/>
-    <w:tmpl w:val="F3EAFDEC"/>
-    <w:lvl w:ilvl="0">
-      <w:start w:val="1"/>
-      <w:numFmt w:val="bullet"/>
-      <w:pStyle w:val="ListBullet3"/>
-      <w:lvlText w:val=""/>
-      <w:lvlJc w:val="left"/>
-      <w:pPr>
-        <w:tabs>
-          <w:tab w:val="num" w:pos="1080"/>
-        </w:tabs>
-        <w:ind w:left="1080" w:hanging="360"/>
-      </w:pPr>
-      <w:rPr>
-        <w:rFonts w:ascii="Symbol" w:hAnsi="Symbol" w:hint="default"/>
-      </w:rPr>
-    </w:lvl>
-  </w:abstractNum>
-  <w:abstractNum w:abstractNumId="6">
-    <w:nsid w:val="FFFFFF83"/>
-    <w:multiLevelType w:val="singleLevel"/>
-    <w:tmpl w:val="3D1EFFD4"/>
-    <w:lvl w:ilvl="0">
-      <w:start w:val="1"/>
-      <w:numFmt w:val="bullet"/>
-      <w:pStyle w:val="ListBullet2"/>
-      <w:lvlText w:val=""/>
-      <w:lvlJc w:val="left"/>
-      <w:pPr>
-        <w:tabs>
-          <w:tab w:val="num" w:pos="720"/>
-        </w:tabs>
-        <w:ind w:left="720" w:hanging="360"/>
-      </w:pPr>
-      <w:rPr>
-        <w:rFonts w:ascii="Symbol" w:hAnsi="Symbol" w:hint="default"/>
-      </w:rPr>
-    </w:lvl>
-  </w:abstractNum>
-  <w:abstractNum w:abstractNumId="7">
-    <w:nsid w:val="FFFFFF88"/>
-    <w:multiLevelType w:val="singleLevel"/>
-    <w:tmpl w:val="D0A62B40"/>
-    <w:lvl w:ilvl="0">
-      <w:start w:val="1"/>
-      <w:numFmt w:val="decimal"/>
-      <w:pStyle w:val="ListNumber"/>
-      <w:lvlText w:val="%1."/>
-      <w:lvlJc w:val="left"/>
-      <w:pPr>
-        <w:tabs>
-          <w:tab w:val="num" w:pos="360"/>
-        </w:tabs>
-        <w:ind w:left="360" w:hanging="360"/>
-      </w:pPr>
-    </w:lvl>
-  </w:abstractNum>
-  <w:abstractNum w:abstractNumId="8">
-    <w:nsid w:val="FFFFFF89"/>
-    <w:multiLevelType w:val="singleLevel"/>
-    <w:tmpl w:val="29761A62"/>
-    <w:lvl w:ilvl="0">
-      <w:start w:val="1"/>
-      <w:numFmt w:val="bullet"/>
-      <w:pStyle w:val="ListBullet"/>
-      <w:lvlText w:val=""/>
-      <w:lvlJc w:val="left"/>
-      <w:pPr>
-        <w:tabs>
-          <w:tab w:val="num" w:pos="360"/>
-        </w:tabs>
-        <w:ind w:left="360" w:hanging="360"/>
-      </w:pPr>
-      <w:rPr>
-        <w:rFonts w:ascii="Symbol" w:hAnsi="Symbol" w:hint="default"/>
-      </w:rPr>
-    </w:lvl>
-  </w:abstractNum>
-  <w:num w:numId="1">
-    <w:abstractNumId w:val="8"/>
-  </w:num>
-  <w:num w:numId="2">
-    <w:abstractNumId w:val="6"/>
-  </w:num>
-  <w:num w:numId="3">
-    <w:abstractNumId w:val="5"/>
-  </w:num>
-  <w:num w:numId="4">
-    <w:abstractNumId w:val="4"/>
-  </w:num>
-  <w:num w:numId="5">
-    <w:abstractNumId w:val="7"/>
-  </w:num>
-  <w:num w:numId="6">
-    <w:abstractNumId w:val="3"/>
-  </w:num>
-  <w:num w:numId="7">
-    <w:abstractNumId w:val="2"/>
-  </w:num>
-  <w:num w:numId="8">
-    <w:abstractNumId w:val="1"/>
-  </w:num>
-  <w:num w:numId="9">
-    <w:abstractNumId w:val="0"/>
-  </w:num>
-</w:numbering>
 </file>
 
 <file path=word/styles.xml><?xml version="1.0" encoding="utf-8"?>

--- a/kdp-files/difficult_conversations_paperback.docx
+++ b/kdp-files/difficult_conversations_paperback.docx
@@ -4,1393 +4,1499 @@
   <w:body>
     <w:p>
       <w:pPr>
-        <w:spacing w:before="0" w:after="0"/>
-      </w:pPr>
-      <w:r>
-        <w:rPr>
-          <w:rFonts w:ascii="Georgia" w:hAnsi="Georgia" w:cs="Georgia"/>
-          <w:b w:val="0"/>
-          <w:i w:val="0"/>
-          <w:sz w:val="22"/>
-        </w:rPr>
-      </w:r>
-    </w:p>
-    <w:p>
-      <w:pPr>
-        <w:spacing w:before="0" w:after="0"/>
-      </w:pPr>
-      <w:r>
-        <w:rPr>
-          <w:rFonts w:ascii="Georgia" w:hAnsi="Georgia" w:cs="Georgia"/>
-          <w:b w:val="0"/>
-          <w:i w:val="0"/>
-          <w:sz w:val="22"/>
-        </w:rPr>
-      </w:r>
-    </w:p>
-    <w:p>
-      <w:pPr>
-        <w:spacing w:before="0" w:after="0"/>
-      </w:pPr>
-      <w:r>
-        <w:rPr>
-          <w:rFonts w:ascii="Georgia" w:hAnsi="Georgia" w:cs="Georgia"/>
-          <w:b w:val="0"/>
-          <w:i w:val="0"/>
-          <w:sz w:val="22"/>
-        </w:rPr>
-      </w:r>
-    </w:p>
-    <w:p>
-      <w:pPr>
-        <w:spacing w:before="0" w:after="0"/>
-      </w:pPr>
-      <w:r>
-        <w:rPr>
-          <w:rFonts w:ascii="Georgia" w:hAnsi="Georgia" w:cs="Georgia"/>
-          <w:b w:val="0"/>
-          <w:i w:val="0"/>
-          <w:sz w:val="22"/>
-        </w:rPr>
-      </w:r>
-    </w:p>
-    <w:p>
-      <w:pPr>
-        <w:spacing w:before="0" w:after="0"/>
-      </w:pPr>
-      <w:r>
-        <w:rPr>
-          <w:rFonts w:ascii="Georgia" w:hAnsi="Georgia" w:cs="Georgia"/>
-          <w:b w:val="0"/>
-          <w:i w:val="0"/>
-          <w:sz w:val="22"/>
-        </w:rPr>
-      </w:r>
-    </w:p>
-    <w:p>
-      <w:pPr>
-        <w:spacing w:before="0" w:after="0"/>
-      </w:pPr>
-      <w:r>
-        <w:rPr>
-          <w:rFonts w:ascii="Georgia" w:hAnsi="Georgia" w:cs="Georgia"/>
-          <w:b w:val="0"/>
-          <w:i w:val="0"/>
-          <w:sz w:val="22"/>
-        </w:rPr>
-      </w:r>
-    </w:p>
-    <w:p>
-      <w:pPr>
-        <w:spacing w:before="0" w:after="0"/>
-      </w:pPr>
-      <w:r>
-        <w:rPr>
-          <w:rFonts w:ascii="Georgia" w:hAnsi="Georgia" w:cs="Georgia"/>
-          <w:b w:val="0"/>
-          <w:i w:val="0"/>
-          <w:sz w:val="22"/>
-        </w:rPr>
-      </w:r>
-    </w:p>
-    <w:p>
-      <w:pPr>
-        <w:spacing w:before="0" w:after="0"/>
-      </w:pPr>
-      <w:r>
-        <w:rPr>
-          <w:rFonts w:ascii="Georgia" w:hAnsi="Georgia" w:cs="Georgia"/>
-          <w:b w:val="0"/>
-          <w:i w:val="0"/>
-          <w:sz w:val="22"/>
-        </w:rPr>
-      </w:r>
-    </w:p>
-    <w:p>
-      <w:pPr>
-        <w:spacing w:before="0" w:after="0" w:line="276" w:lineRule="auto"/>
-        <w:jc w:val="both"/>
-        <w:ind w:left="0" w:firstLine="288"/>
-      </w:pPr>
-      <w:r>
-        <w:rPr>
-          <w:rFonts w:ascii="Georgia" w:hAnsi="Georgia" w:cs="Georgia"/>
+        <w:rPr>
+          <w:sz w:val="12"/>
+          <w:szCs w:val="12"/>
+        </w:rPr>
+        <w:ind w:left="0" w:firstLine="0"/>
+        <w:spacing w:after="0" w:before="0" w:line="240" w:lineRule="auto"/>
+      </w:pPr>
+    </w:p>
+    <w:p>
+      <w:pPr>
+        <w:rPr>
+          <w:sz w:val="12"/>
+          <w:szCs w:val="12"/>
+        </w:rPr>
+        <w:ind w:left="0" w:firstLine="0"/>
+        <w:spacing w:after="0" w:before="0" w:line="240" w:lineRule="auto"/>
+      </w:pPr>
+    </w:p>
+    <w:p>
+      <w:pPr>
+        <w:rPr>
+          <w:sz w:val="12"/>
+          <w:szCs w:val="12"/>
+        </w:rPr>
+        <w:ind w:left="0" w:firstLine="0"/>
+        <w:spacing w:after="0" w:before="0" w:line="240" w:lineRule="auto"/>
+      </w:pPr>
+    </w:p>
+    <w:p>
+      <w:pPr>
+        <w:rPr>
+          <w:sz w:val="12"/>
+          <w:szCs w:val="12"/>
+        </w:rPr>
+        <w:ind w:left="0" w:firstLine="0"/>
+        <w:spacing w:after="0" w:before="0" w:line="240" w:lineRule="auto"/>
+      </w:pPr>
+    </w:p>
+    <w:p>
+      <w:pPr>
+        <w:rPr>
+          <w:sz w:val="12"/>
+          <w:szCs w:val="12"/>
+        </w:rPr>
+        <w:ind w:left="0" w:firstLine="0"/>
+        <w:spacing w:after="0" w:before="0" w:line="240" w:lineRule="auto"/>
+      </w:pPr>
+    </w:p>
+    <w:p>
+      <w:pPr>
+        <w:rPr>
+          <w:sz w:val="12"/>
+          <w:szCs w:val="12"/>
+        </w:rPr>
+        <w:ind w:left="0" w:firstLine="0"/>
+        <w:spacing w:after="0" w:before="0" w:line="240" w:lineRule="auto"/>
+      </w:pPr>
+    </w:p>
+    <w:p>
+      <w:pPr>
+        <w:rPr>
+          <w:sz w:val="12"/>
+          <w:szCs w:val="12"/>
+        </w:rPr>
+        <w:ind w:left="0" w:firstLine="0"/>
+        <w:spacing w:after="0" w:before="0" w:line="240" w:lineRule="auto"/>
+      </w:pPr>
+    </w:p>
+    <w:p>
+      <w:pPr>
+        <w:rPr>
+          <w:sz w:val="12"/>
+          <w:szCs w:val="12"/>
+        </w:rPr>
+        <w:ind w:left="0" w:firstLine="0"/>
+        <w:spacing w:after="0" w:before="0" w:line="240" w:lineRule="auto"/>
+      </w:pPr>
+    </w:p>
+    <w:p>
+      <w:pPr>
+        <w:rPr>
+          <w:sz w:val="12"/>
+          <w:szCs w:val="12"/>
+        </w:rPr>
+        <w:ind w:left="0" w:firstLine="0"/>
+        <w:spacing w:after="0" w:before="0" w:line="240" w:lineRule="auto"/>
+      </w:pPr>
+    </w:p>
+    <w:p>
+      <w:pPr>
+        <w:rPr>
+          <w:sz w:val="12"/>
+          <w:szCs w:val="12"/>
+        </w:rPr>
+        <w:ind w:left="0" w:firstLine="0"/>
+        <w:spacing w:after="0" w:before="0" w:line="240" w:lineRule="auto"/>
+      </w:pPr>
+    </w:p>
+    <w:p>
+      <w:pPr>
+        <w:rPr>
+          <w:sz w:val="12"/>
+          <w:szCs w:val="12"/>
+        </w:rPr>
+        <w:ind w:left="0" w:firstLine="0"/>
+        <w:spacing w:after="0" w:before="0" w:line="240" w:lineRule="auto"/>
+      </w:pPr>
+    </w:p>
+    <w:p>
+      <w:pPr>
+        <w:rPr>
+          <w:sz w:val="12"/>
+          <w:szCs w:val="12"/>
+        </w:rPr>
+        <w:ind w:left="0" w:firstLine="0"/>
+        <w:spacing w:after="0" w:before="0" w:line="240" w:lineRule="auto"/>
+      </w:pPr>
+    </w:p>
+    <w:p>
+      <w:pPr>
+        <w:rPr>
+          <w:sz w:val="12"/>
+          <w:szCs w:val="12"/>
+        </w:rPr>
+        <w:ind w:left="0" w:firstLine="0"/>
+        <w:spacing w:after="0" w:before="0" w:line="240" w:lineRule="auto"/>
+      </w:pPr>
+    </w:p>
+    <w:p>
+      <w:pPr>
+        <w:rPr>
+          <w:sz w:val="12"/>
+          <w:szCs w:val="12"/>
+        </w:rPr>
+        <w:ind w:left="0" w:firstLine="0"/>
+        <w:spacing w:after="0" w:before="0" w:line="240" w:lineRule="auto"/>
+      </w:pPr>
+    </w:p>
+    <w:p>
+      <w:pPr>
+        <w:rPr>
+          <w:sz w:val="12"/>
+          <w:szCs w:val="12"/>
+        </w:rPr>
+        <w:ind w:left="0" w:firstLine="0"/>
+        <w:spacing w:after="0" w:before="0" w:line="240" w:lineRule="auto"/>
+      </w:pPr>
+    </w:p>
+    <w:p>
+      <w:pPr>
+        <w:rPr>
+          <w:sz w:val="12"/>
+          <w:szCs w:val="12"/>
+        </w:rPr>
+        <w:ind w:left="0" w:firstLine="0"/>
+        <w:spacing w:after="0" w:before="0" w:line="240" w:lineRule="auto"/>
+      </w:pPr>
+    </w:p>
+    <w:p>
+      <w:pPr>
+        <w:rPr>
+          <w:sz w:val="12"/>
+          <w:szCs w:val="12"/>
+        </w:rPr>
+        <w:ind w:left="0" w:firstLine="0"/>
+        <w:spacing w:after="0" w:before="0" w:line="240" w:lineRule="auto"/>
+      </w:pPr>
+    </w:p>
+    <w:p>
+      <w:pPr>
+        <w:rPr>
+          <w:sz w:val="12"/>
+          <w:szCs w:val="12"/>
+        </w:rPr>
+        <w:ind w:left="0" w:firstLine="0"/>
+        <w:spacing w:after="0" w:before="0" w:line="240" w:lineRule="auto"/>
+      </w:pPr>
+    </w:p>
+    <w:p>
+      <w:pPr>
+        <w:jc w:val="center"/>
+        <w:ind w:left="0" w:firstLine="0"/>
+        <w:spacing w:after="0" w:before="0" w:line="240" w:lineRule="auto"/>
+      </w:pPr>
+      <w:r>
+        <w:rPr>
+          <w:rFonts w:ascii="Georgia" w:hAnsi="Georgia" w:cs="Georgia"/>
+          <w:sz w:val="32"/>
+          <w:szCs w:val="32"/>
           <w:b/>
-          <w:i w:val="0"/>
+          <w:bCs/>
+        </w:rPr>
+        <w:t xml:space="preserve">The Manager’s Guide to Difficult Conversations</w:t>
+      </w:r>
+    </w:p>
+    <w:p>
+      <w:pPr>
+        <w:ind w:left="0" w:firstLine="0"/>
+        <w:spacing w:after="0" w:before="0" w:line="240" w:lineRule="auto"/>
+      </w:pPr>
+      <w:r>
+        <w:br w:type="page"/>
+      </w:r>
+    </w:p>
+    <w:p>
+      <w:pPr>
+        <w:rPr>
+          <w:sz w:val="12"/>
+          <w:szCs w:val="12"/>
+        </w:rPr>
+        <w:ind w:left="0" w:firstLine="0"/>
+        <w:spacing w:after="0" w:before="0" w:line="240" w:lineRule="auto"/>
+      </w:pPr>
+    </w:p>
+    <w:p>
+      <w:pPr>
+        <w:rPr>
+          <w:sz w:val="12"/>
+          <w:szCs w:val="12"/>
+        </w:rPr>
+        <w:ind w:left="0" w:firstLine="0"/>
+        <w:spacing w:after="0" w:before="0" w:line="240" w:lineRule="auto"/>
+      </w:pPr>
+    </w:p>
+    <w:p>
+      <w:pPr>
+        <w:rPr>
+          <w:sz w:val="12"/>
+          <w:szCs w:val="12"/>
+        </w:rPr>
+        <w:ind w:left="0" w:firstLine="0"/>
+        <w:spacing w:after="0" w:before="0" w:line="240" w:lineRule="auto"/>
+      </w:pPr>
+    </w:p>
+    <w:p>
+      <w:pPr>
+        <w:rPr>
+          <w:sz w:val="12"/>
+          <w:szCs w:val="12"/>
+        </w:rPr>
+        <w:ind w:left="0" w:firstLine="0"/>
+        <w:spacing w:after="0" w:before="0" w:line="240" w:lineRule="auto"/>
+      </w:pPr>
+    </w:p>
+    <w:p>
+      <w:pPr>
+        <w:rPr>
+          <w:sz w:val="12"/>
+          <w:szCs w:val="12"/>
+        </w:rPr>
+        <w:ind w:left="0" w:firstLine="0"/>
+        <w:spacing w:after="0" w:before="0" w:line="240" w:lineRule="auto"/>
+      </w:pPr>
+    </w:p>
+    <w:p>
+      <w:pPr>
+        <w:rPr>
+          <w:sz w:val="12"/>
+          <w:szCs w:val="12"/>
+        </w:rPr>
+        <w:ind w:left="0" w:firstLine="0"/>
+        <w:spacing w:after="0" w:before="0" w:line="240" w:lineRule="auto"/>
+      </w:pPr>
+    </w:p>
+    <w:p>
+      <w:pPr>
+        <w:rPr>
+          <w:sz w:val="12"/>
+          <w:szCs w:val="12"/>
+        </w:rPr>
+        <w:ind w:left="0" w:firstLine="0"/>
+        <w:spacing w:after="0" w:before="0" w:line="240" w:lineRule="auto"/>
+      </w:pPr>
+    </w:p>
+    <w:p>
+      <w:pPr>
+        <w:rPr>
+          <w:sz w:val="12"/>
+          <w:szCs w:val="12"/>
+        </w:rPr>
+        <w:ind w:left="0" w:firstLine="0"/>
+        <w:spacing w:after="0" w:before="0" w:line="240" w:lineRule="auto"/>
+      </w:pPr>
+    </w:p>
+    <w:p>
+      <w:pPr>
+        <w:rPr>
+          <w:sz w:val="12"/>
+          <w:szCs w:val="12"/>
+        </w:rPr>
+        <w:ind w:left="0" w:firstLine="0"/>
+        <w:spacing w:after="0" w:before="0" w:line="240" w:lineRule="auto"/>
+      </w:pPr>
+    </w:p>
+    <w:p>
+      <w:pPr>
+        <w:rPr>
+          <w:sz w:val="12"/>
+          <w:szCs w:val="12"/>
+        </w:rPr>
+        <w:ind w:left="0" w:firstLine="0"/>
+        <w:spacing w:after="0" w:before="0" w:line="240" w:lineRule="auto"/>
+      </w:pPr>
+    </w:p>
+    <w:p>
+      <w:pPr>
+        <w:rPr>
+          <w:sz w:val="12"/>
+          <w:szCs w:val="12"/>
+        </w:rPr>
+        <w:ind w:left="0" w:firstLine="0"/>
+        <w:spacing w:after="0" w:before="0" w:line="240" w:lineRule="auto"/>
+      </w:pPr>
+    </w:p>
+    <w:p>
+      <w:pPr>
+        <w:rPr>
+          <w:sz w:val="12"/>
+          <w:szCs w:val="12"/>
+        </w:rPr>
+        <w:ind w:left="0" w:firstLine="0"/>
+        <w:spacing w:after="0" w:before="0" w:line="240" w:lineRule="auto"/>
+      </w:pPr>
+    </w:p>
+    <w:p>
+      <w:pPr>
+        <w:jc w:val="center"/>
+        <w:ind w:left="0" w:firstLine="0"/>
+        <w:spacing w:after="0" w:before="0" w:line="240" w:lineRule="auto"/>
+      </w:pPr>
+      <w:r>
+        <w:rPr>
+          <w:rFonts w:ascii="Georgia" w:hAnsi="Georgia" w:cs="Georgia"/>
           <w:sz w:val="40"/>
-        </w:rPr>
-        <w:t>The Manager's Guide to Difficult Conversations</w:t>
-      </w:r>
-    </w:p>
-    <w:p>
+          <w:szCs w:val="40"/>
+          <w:b/>
+          <w:bCs/>
+        </w:rPr>
+        <w:t xml:space="preserve">The Manager’s Guide to Difficult Conversations</w:t>
+      </w:r>
+    </w:p>
+    <w:p>
+      <w:pPr>
+        <w:rPr>
+          <w:sz w:val="24"/>
+          <w:szCs w:val="24"/>
+        </w:rPr>
+        <w:ind w:left="0" w:firstLine="0"/>
+        <w:spacing w:after="0" w:before="0" w:line="240" w:lineRule="auto"/>
+      </w:pPr>
+    </w:p>
+    <w:p>
+      <w:pPr>
+        <w:jc w:val="center"/>
+        <w:ind w:left="0" w:firstLine="0"/>
+        <w:spacing w:after="0" w:before="0" w:line="240" w:lineRule="auto"/>
+      </w:pPr>
+      <w:r>
+        <w:rPr>
+          <w:rFonts w:ascii="Georgia" w:hAnsi="Georgia" w:cs="Georgia"/>
+          <w:sz w:val="24"/>
+          <w:szCs w:val="24"/>
+        </w:rPr>
+        <w:t xml:space="preserve">Word-for-Word Scripts and Neuroscience Strategies for Remote, Hybrid, and In-Person Teams</w:t>
+      </w:r>
+    </w:p>
+    <w:p>
+      <w:pPr>
+        <w:rPr>
+          <w:sz w:val="12"/>
+          <w:szCs w:val="12"/>
+        </w:rPr>
+        <w:ind w:left="0" w:firstLine="0"/>
+        <w:spacing w:after="0" w:before="0" w:line="240" w:lineRule="auto"/>
+      </w:pPr>
+    </w:p>
+    <w:p>
+      <w:pPr>
+        <w:rPr>
+          <w:sz w:val="12"/>
+          <w:szCs w:val="12"/>
+        </w:rPr>
+        <w:ind w:left="0" w:firstLine="0"/>
+        <w:spacing w:after="0" w:before="0" w:line="240" w:lineRule="auto"/>
+      </w:pPr>
+    </w:p>
+    <w:p>
+      <w:pPr>
+        <w:rPr>
+          <w:sz w:val="12"/>
+          <w:szCs w:val="12"/>
+        </w:rPr>
+        <w:ind w:left="0" w:firstLine="0"/>
+        <w:spacing w:after="0" w:before="0" w:line="240" w:lineRule="auto"/>
+      </w:pPr>
+    </w:p>
+    <w:p>
+      <w:pPr>
+        <w:rPr>
+          <w:sz w:val="12"/>
+          <w:szCs w:val="12"/>
+        </w:rPr>
+        <w:ind w:left="0" w:firstLine="0"/>
+        <w:spacing w:after="0" w:before="0" w:line="240" w:lineRule="auto"/>
+      </w:pPr>
+    </w:p>
+    <w:p>
+      <w:pPr>
+        <w:rPr>
+          <w:sz w:val="12"/>
+          <w:szCs w:val="12"/>
+        </w:rPr>
+        <w:ind w:left="0" w:firstLine="0"/>
+        <w:spacing w:after="0" w:before="0" w:line="240" w:lineRule="auto"/>
+      </w:pPr>
+    </w:p>
+    <w:p>
+      <w:pPr>
+        <w:rPr>
+          <w:sz w:val="12"/>
+          <w:szCs w:val="12"/>
+        </w:rPr>
+        <w:ind w:left="0" w:firstLine="0"/>
+        <w:spacing w:after="0" w:before="0" w:line="240" w:lineRule="auto"/>
+      </w:pPr>
+    </w:p>
+    <w:p>
+      <w:pPr>
+        <w:rPr>
+          <w:sz w:val="12"/>
+          <w:szCs w:val="12"/>
+        </w:rPr>
+        <w:ind w:left="0" w:firstLine="0"/>
+        <w:spacing w:after="0" w:before="0" w:line="240" w:lineRule="auto"/>
+      </w:pPr>
+    </w:p>
+    <w:p>
+      <w:pPr>
+        <w:rPr>
+          <w:sz w:val="12"/>
+          <w:szCs w:val="12"/>
+        </w:rPr>
+        <w:ind w:left="0" w:firstLine="0"/>
+        <w:spacing w:after="0" w:before="0" w:line="240" w:lineRule="auto"/>
+      </w:pPr>
+    </w:p>
+    <w:p>
+      <w:pPr>
+        <w:rPr>
+          <w:sz w:val="12"/>
+          <w:szCs w:val="12"/>
+        </w:rPr>
+        <w:ind w:left="0" w:firstLine="0"/>
+        <w:spacing w:after="0" w:before="0" w:line="240" w:lineRule="auto"/>
+      </w:pPr>
+    </w:p>
+    <w:p>
+      <w:pPr>
+        <w:rPr>
+          <w:sz w:val="12"/>
+          <w:szCs w:val="12"/>
+        </w:rPr>
+        <w:ind w:left="0" w:firstLine="0"/>
+        <w:spacing w:after="0" w:before="0" w:line="240" w:lineRule="auto"/>
+      </w:pPr>
+    </w:p>
+    <w:p>
+      <w:pPr>
+        <w:rPr>
+          <w:sz w:val="12"/>
+          <w:szCs w:val="12"/>
+        </w:rPr>
+        <w:ind w:left="0" w:firstLine="0"/>
+        <w:spacing w:after="0" w:before="0" w:line="240" w:lineRule="auto"/>
+      </w:pPr>
+    </w:p>
+    <w:p>
+      <w:pPr>
+        <w:rPr>
+          <w:sz w:val="12"/>
+          <w:szCs w:val="12"/>
+        </w:rPr>
+        <w:ind w:left="0" w:firstLine="0"/>
+        <w:spacing w:after="0" w:before="0" w:line="240" w:lineRule="auto"/>
+      </w:pPr>
+    </w:p>
+    <w:p>
+      <w:pPr>
+        <w:jc w:val="center"/>
+        <w:ind w:left="0" w:firstLine="0"/>
+        <w:spacing w:after="0" w:before="0" w:line="240" w:lineRule="auto"/>
+      </w:pPr>
+      <w:r>
+        <w:rPr>
+          <w:rFonts w:ascii="Georgia" w:hAnsi="Georgia" w:cs="Georgia"/>
+          <w:sz w:val="28"/>
+          <w:szCs w:val="28"/>
+        </w:rPr>
+        <w:t xml:space="preserve">Lana Wray</w:t>
+      </w:r>
+    </w:p>
+    <w:p>
+      <w:pPr>
+        <w:ind w:left="0" w:firstLine="0"/>
+        <w:spacing w:after="0" w:before="0" w:line="240" w:lineRule="auto"/>
+      </w:pPr>
       <w:r>
         <w:br w:type="page"/>
       </w:r>
     </w:p>
     <w:p>
       <w:pPr>
-        <w:spacing w:before="0" w:after="0"/>
-      </w:pPr>
-      <w:r>
-        <w:rPr>
-          <w:rFonts w:ascii="Georgia" w:hAnsi="Georgia" w:cs="Georgia"/>
-          <w:b w:val="0"/>
-          <w:i w:val="0"/>
-          <w:sz w:val="22"/>
-        </w:rPr>
-      </w:r>
-    </w:p>
-    <w:p>
-      <w:pPr>
-        <w:spacing w:before="0" w:after="0"/>
-      </w:pPr>
-      <w:r>
-        <w:rPr>
-          <w:rFonts w:ascii="Georgia" w:hAnsi="Georgia" w:cs="Georgia"/>
-          <w:b w:val="0"/>
-          <w:i w:val="0"/>
-          <w:sz w:val="22"/>
-        </w:rPr>
-      </w:r>
-    </w:p>
-    <w:p>
-      <w:pPr>
-        <w:spacing w:before="0" w:after="0"/>
-      </w:pPr>
-      <w:r>
-        <w:rPr>
-          <w:rFonts w:ascii="Georgia" w:hAnsi="Georgia" w:cs="Georgia"/>
-          <w:b w:val="0"/>
-          <w:i w:val="0"/>
-          <w:sz w:val="22"/>
-        </w:rPr>
-      </w:r>
-    </w:p>
-    <w:p>
-      <w:pPr>
-        <w:spacing w:before="0" w:after="0"/>
-      </w:pPr>
-      <w:r>
-        <w:rPr>
-          <w:rFonts w:ascii="Georgia" w:hAnsi="Georgia" w:cs="Georgia"/>
-          <w:b w:val="0"/>
-          <w:i w:val="0"/>
-          <w:sz w:val="22"/>
-        </w:rPr>
-      </w:r>
-    </w:p>
-    <w:p>
-      <w:pPr>
-        <w:spacing w:before="0" w:after="0"/>
-      </w:pPr>
-      <w:r>
-        <w:rPr>
-          <w:rFonts w:ascii="Georgia" w:hAnsi="Georgia" w:cs="Georgia"/>
-          <w:b w:val="0"/>
-          <w:i w:val="0"/>
-          <w:sz w:val="22"/>
-        </w:rPr>
-      </w:r>
-    </w:p>
-    <w:p>
-      <w:pPr>
-        <w:spacing w:before="0" w:after="240" w:line="276" w:lineRule="auto"/>
-        <w:jc w:val="both"/>
-        <w:ind w:left="0" w:firstLine="288"/>
-      </w:pPr>
-      <w:r>
-        <w:rPr>
-          <w:rFonts w:ascii="Georgia" w:hAnsi="Georgia" w:cs="Georgia"/>
+        <w:rPr>
+          <w:sz w:val="12"/>
+          <w:szCs w:val="12"/>
+        </w:rPr>
+        <w:ind w:left="0" w:firstLine="0"/>
+        <w:spacing w:after="0" w:before="0" w:line="240" w:lineRule="auto"/>
+      </w:pPr>
+    </w:p>
+    <w:p>
+      <w:pPr>
+        <w:rPr>
+          <w:sz w:val="12"/>
+          <w:szCs w:val="12"/>
+        </w:rPr>
+        <w:ind w:left="0" w:firstLine="0"/>
+        <w:spacing w:after="0" w:before="0" w:line="240" w:lineRule="auto"/>
+      </w:pPr>
+    </w:p>
+    <w:p>
+      <w:pPr>
+        <w:rPr>
+          <w:sz w:val="12"/>
+          <w:szCs w:val="12"/>
+        </w:rPr>
+        <w:ind w:left="0" w:firstLine="0"/>
+        <w:spacing w:after="0" w:before="0" w:line="240" w:lineRule="auto"/>
+      </w:pPr>
+    </w:p>
+    <w:p>
+      <w:pPr>
+        <w:rPr>
+          <w:sz w:val="12"/>
+          <w:szCs w:val="12"/>
+        </w:rPr>
+        <w:ind w:left="0" w:firstLine="0"/>
+        <w:spacing w:after="0" w:before="0" w:line="240" w:lineRule="auto"/>
+      </w:pPr>
+    </w:p>
+    <w:p>
+      <w:pPr>
+        <w:rPr>
+          <w:sz w:val="12"/>
+          <w:szCs w:val="12"/>
+        </w:rPr>
+        <w:ind w:left="0" w:firstLine="0"/>
+        <w:spacing w:after="0" w:before="0" w:line="240" w:lineRule="auto"/>
+      </w:pPr>
+    </w:p>
+    <w:p>
+      <w:pPr>
+        <w:rPr>
+          <w:sz w:val="12"/>
+          <w:szCs w:val="12"/>
+        </w:rPr>
+        <w:ind w:left="0" w:firstLine="0"/>
+        <w:spacing w:after="0" w:before="0" w:line="240" w:lineRule="auto"/>
+      </w:pPr>
+    </w:p>
+    <w:p>
+      <w:pPr>
+        <w:rPr>
+          <w:sz w:val="12"/>
+          <w:szCs w:val="12"/>
+        </w:rPr>
+        <w:ind w:left="0" w:firstLine="0"/>
+        <w:spacing w:after="0" w:before="0" w:line="240" w:lineRule="auto"/>
+      </w:pPr>
+    </w:p>
+    <w:p>
+      <w:pPr>
+        <w:rPr>
+          <w:sz w:val="12"/>
+          <w:szCs w:val="12"/>
+        </w:rPr>
+        <w:ind w:left="0" w:firstLine="0"/>
+        <w:spacing w:after="0" w:before="0" w:line="240" w:lineRule="auto"/>
+      </w:pPr>
+    </w:p>
+    <w:p>
+      <w:pPr>
+        <w:rPr>
+          <w:sz w:val="12"/>
+          <w:szCs w:val="12"/>
+        </w:rPr>
+        <w:ind w:left="0" w:firstLine="0"/>
+        <w:spacing w:after="0" w:before="0" w:line="240" w:lineRule="auto"/>
+      </w:pPr>
+    </w:p>
+    <w:p>
+      <w:pPr>
+        <w:rPr>
+          <w:sz w:val="12"/>
+          <w:szCs w:val="12"/>
+        </w:rPr>
+        <w:ind w:left="0" w:firstLine="0"/>
+        <w:spacing w:after="0" w:before="0" w:line="240" w:lineRule="auto"/>
+      </w:pPr>
+    </w:p>
+    <w:p>
+      <w:pPr>
+        <w:rPr>
+          <w:sz w:val="12"/>
+          <w:szCs w:val="12"/>
+        </w:rPr>
+        <w:ind w:left="0" w:firstLine="0"/>
+        <w:spacing w:after="0" w:before="0" w:line="240" w:lineRule="auto"/>
+      </w:pPr>
+    </w:p>
+    <w:p>
+      <w:pPr>
+        <w:rPr>
+          <w:sz w:val="12"/>
+          <w:szCs w:val="12"/>
+        </w:rPr>
+        <w:ind w:left="0" w:firstLine="0"/>
+        <w:spacing w:after="0" w:before="0" w:line="240" w:lineRule="auto"/>
+      </w:pPr>
+    </w:p>
+    <w:p>
+      <w:pPr>
+        <w:rPr>
+          <w:sz w:val="12"/>
+          <w:szCs w:val="12"/>
+        </w:rPr>
+        <w:ind w:left="0" w:firstLine="0"/>
+        <w:spacing w:after="0" w:before="0" w:line="240" w:lineRule="auto"/>
+      </w:pPr>
+    </w:p>
+    <w:p>
+      <w:pPr>
+        <w:rPr>
+          <w:sz w:val="12"/>
+          <w:szCs w:val="12"/>
+        </w:rPr>
+        <w:ind w:left="0" w:firstLine="0"/>
+        <w:spacing w:after="0" w:before="0" w:line="240" w:lineRule="auto"/>
+      </w:pPr>
+    </w:p>
+    <w:p>
+      <w:pPr>
+        <w:rPr>
+          <w:sz w:val="12"/>
+          <w:szCs w:val="12"/>
+        </w:rPr>
+        <w:ind w:left="0" w:firstLine="0"/>
+        <w:spacing w:after="0" w:before="0" w:line="240" w:lineRule="auto"/>
+      </w:pPr>
+    </w:p>
+    <w:p>
+      <w:pPr>
+        <w:rPr>
+          <w:sz w:val="12"/>
+          <w:szCs w:val="12"/>
+        </w:rPr>
+        <w:ind w:left="0" w:firstLine="0"/>
+        <w:spacing w:after="0" w:before="0" w:line="240" w:lineRule="auto"/>
+      </w:pPr>
+    </w:p>
+    <w:p>
+      <w:pPr>
+        <w:rPr>
+          <w:sz w:val="12"/>
+          <w:szCs w:val="12"/>
+        </w:rPr>
+        <w:ind w:left="0" w:firstLine="0"/>
+        <w:spacing w:after="0" w:before="0" w:line="240" w:lineRule="auto"/>
+      </w:pPr>
+    </w:p>
+    <w:p>
+      <w:pPr>
+        <w:rPr>
+          <w:sz w:val="12"/>
+          <w:szCs w:val="12"/>
+        </w:rPr>
+        <w:ind w:left="0" w:firstLine="0"/>
+        <w:spacing w:after="0" w:before="0" w:line="240" w:lineRule="auto"/>
+      </w:pPr>
+    </w:p>
+    <w:p>
+      <w:pPr>
+        <w:rPr>
+          <w:sz w:val="12"/>
+          <w:szCs w:val="12"/>
+        </w:rPr>
+        <w:ind w:left="0" w:firstLine="0"/>
+        <w:spacing w:after="0" w:before="0" w:line="240" w:lineRule="auto"/>
+      </w:pPr>
+    </w:p>
+    <w:p>
+      <w:pPr>
+        <w:rPr>
+          <w:sz w:val="12"/>
+          <w:szCs w:val="12"/>
+        </w:rPr>
+        <w:ind w:left="0" w:firstLine="0"/>
+        <w:spacing w:after="0" w:before="0" w:line="240" w:lineRule="auto"/>
+      </w:pPr>
+    </w:p>
+    <w:p>
+      <w:pPr>
+        <w:rPr>
+          <w:sz w:val="12"/>
+          <w:szCs w:val="12"/>
+        </w:rPr>
+        <w:ind w:left="0" w:firstLine="0"/>
+        <w:spacing w:after="0" w:before="0" w:line="240" w:lineRule="auto"/>
+      </w:pPr>
+    </w:p>
+    <w:p>
+      <w:pPr>
+        <w:rPr>
+          <w:sz w:val="12"/>
+          <w:szCs w:val="12"/>
+        </w:rPr>
+        <w:ind w:left="0" w:firstLine="0"/>
+        <w:spacing w:after="0" w:before="0" w:line="240" w:lineRule="auto"/>
+      </w:pPr>
+    </w:p>
+    <w:p>
+      <w:pPr>
+        <w:rPr>
+          <w:sz w:val="12"/>
+          <w:szCs w:val="12"/>
+        </w:rPr>
+        <w:ind w:left="0" w:firstLine="0"/>
+        <w:spacing w:after="0" w:before="0" w:line="240" w:lineRule="auto"/>
+      </w:pPr>
+    </w:p>
+    <w:p>
+      <w:pPr>
+        <w:rPr>
+          <w:sz w:val="12"/>
+          <w:szCs w:val="12"/>
+        </w:rPr>
+        <w:ind w:left="0" w:firstLine="0"/>
+        <w:spacing w:after="0" w:before="0" w:line="240" w:lineRule="auto"/>
+      </w:pPr>
+    </w:p>
+    <w:p>
+      <w:pPr>
+        <w:rPr>
+          <w:sz w:val="12"/>
+          <w:szCs w:val="12"/>
+        </w:rPr>
+        <w:ind w:left="0" w:firstLine="0"/>
+        <w:spacing w:after="0" w:before="0" w:line="240" w:lineRule="auto"/>
+      </w:pPr>
+    </w:p>
+    <w:p>
+      <w:pPr>
+        <w:rPr>
+          <w:sz w:val="12"/>
+          <w:szCs w:val="12"/>
+        </w:rPr>
+        <w:ind w:left="0" w:firstLine="0"/>
+        <w:spacing w:after="0" w:before="0" w:line="240" w:lineRule="auto"/>
+      </w:pPr>
+    </w:p>
+    <w:p>
+      <w:pPr>
+        <w:rPr>
+          <w:sz w:val="12"/>
+          <w:szCs w:val="12"/>
+        </w:rPr>
+        <w:ind w:left="0" w:firstLine="0"/>
+        <w:spacing w:after="0" w:before="0" w:line="240" w:lineRule="auto"/>
+      </w:pPr>
+    </w:p>
+    <w:p>
+      <w:pPr>
+        <w:rPr>
+          <w:sz w:val="12"/>
+          <w:szCs w:val="12"/>
+        </w:rPr>
+        <w:ind w:left="0" w:firstLine="0"/>
+        <w:spacing w:after="0" w:before="0" w:line="240" w:lineRule="auto"/>
+      </w:pPr>
+    </w:p>
+    <w:p>
+      <w:pPr>
+        <w:rPr>
+          <w:sz w:val="12"/>
+          <w:szCs w:val="12"/>
+        </w:rPr>
+        <w:ind w:left="0" w:firstLine="0"/>
+        <w:spacing w:after="0" w:before="0" w:line="240" w:lineRule="auto"/>
+      </w:pPr>
+    </w:p>
+    <w:p>
+      <w:pPr>
+        <w:rPr>
+          <w:sz w:val="12"/>
+          <w:szCs w:val="12"/>
+        </w:rPr>
+        <w:ind w:left="0" w:firstLine="0"/>
+        <w:spacing w:after="0" w:before="0" w:line="240" w:lineRule="auto"/>
+      </w:pPr>
+    </w:p>
+    <w:p>
+      <w:pPr>
+        <w:rPr>
+          <w:sz w:val="12"/>
+          <w:szCs w:val="12"/>
+        </w:rPr>
+        <w:ind w:left="0" w:firstLine="0"/>
+        <w:spacing w:after="0" w:before="0" w:line="240" w:lineRule="auto"/>
+      </w:pPr>
+    </w:p>
+    <w:p>
+      <w:pPr>
+        <w:rPr>
+          <w:sz w:val="12"/>
+          <w:szCs w:val="12"/>
+        </w:rPr>
+        <w:ind w:left="0" w:firstLine="0"/>
+        <w:spacing w:after="0" w:before="0" w:line="240" w:lineRule="auto"/>
+      </w:pPr>
+    </w:p>
+    <w:p>
+      <w:pPr>
+        <w:rPr>
+          <w:sz w:val="12"/>
+          <w:szCs w:val="12"/>
+        </w:rPr>
+        <w:ind w:left="0" w:firstLine="0"/>
+        <w:spacing w:after="0" w:before="0" w:line="240" w:lineRule="auto"/>
+      </w:pPr>
+    </w:p>
+    <w:p>
+      <w:pPr>
+        <w:rPr>
+          <w:sz w:val="12"/>
+          <w:szCs w:val="12"/>
+        </w:rPr>
+        <w:ind w:left="0" w:firstLine="0"/>
+        <w:spacing w:after="0" w:before="0" w:line="240" w:lineRule="auto"/>
+      </w:pPr>
+    </w:p>
+    <w:p>
+      <w:pPr>
+        <w:rPr>
+          <w:sz w:val="12"/>
+          <w:szCs w:val="12"/>
+        </w:rPr>
+        <w:ind w:left="0" w:firstLine="0"/>
+        <w:spacing w:after="0" w:before="0" w:line="240" w:lineRule="auto"/>
+      </w:pPr>
+    </w:p>
+    <w:p>
+      <w:pPr>
+        <w:rPr>
+          <w:sz w:val="12"/>
+          <w:szCs w:val="12"/>
+        </w:rPr>
+        <w:ind w:left="0" w:firstLine="0"/>
+        <w:spacing w:after="0" w:before="0" w:line="240" w:lineRule="auto"/>
+      </w:pPr>
+    </w:p>
+    <w:p>
+      <w:pPr>
+        <w:rPr>
+          <w:sz w:val="12"/>
+          <w:szCs w:val="12"/>
+        </w:rPr>
+        <w:ind w:left="0" w:firstLine="0"/>
+        <w:spacing w:after="0" w:before="0" w:line="240" w:lineRule="auto"/>
+      </w:pPr>
+    </w:p>
+    <w:p>
+      <w:pPr>
+        <w:rPr>
+          <w:sz w:val="12"/>
+          <w:szCs w:val="12"/>
+        </w:rPr>
+        <w:ind w:left="0" w:firstLine="0"/>
+        <w:spacing w:after="0" w:before="0" w:line="240" w:lineRule="auto"/>
+      </w:pPr>
+    </w:p>
+    <w:p>
+      <w:pPr>
+        <w:jc w:val="center"/>
+        <w:ind w:left="0" w:firstLine="0"/>
+        <w:spacing w:after="0" w:before="0" w:line="240" w:lineRule="auto"/>
+      </w:pPr>
+      <w:r>
+        <w:rPr>
+          <w:rFonts w:ascii="Georgia" w:hAnsi="Georgia" w:cs="Georgia"/>
+          <w:sz w:val="18"/>
+          <w:szCs w:val="18"/>
+        </w:rPr>
+        <w:t xml:space="preserve">Copyright © 2026 Lana Wray</w:t>
+      </w:r>
+    </w:p>
+    <w:p>
+      <w:pPr>
+        <w:jc w:val="center"/>
+        <w:ind w:left="0" w:firstLine="0"/>
+        <w:spacing w:after="0" w:before="0" w:line="240" w:lineRule="auto"/>
+      </w:pPr>
+      <w:r>
+        <w:rPr>
+          <w:rFonts w:ascii="Georgia" w:hAnsi="Georgia" w:cs="Georgia"/>
+          <w:sz w:val="18"/>
+          <w:szCs w:val="18"/>
+        </w:rPr>
+        <w:t xml:space="preserve">All rights reserved.</w:t>
+      </w:r>
+    </w:p>
+    <w:p>
+      <w:pPr>
+        <w:rPr>
+          <w:sz w:val="18"/>
+          <w:szCs w:val="18"/>
+        </w:rPr>
+        <w:ind w:left="0" w:firstLine="0"/>
+        <w:spacing w:after="0" w:before="0" w:line="240" w:lineRule="auto"/>
+      </w:pPr>
+    </w:p>
+    <w:p>
+      <w:pPr>
+        <w:jc w:val="center"/>
+        <w:ind w:left="0" w:firstLine="0"/>
+        <w:spacing w:after="0" w:before="0" w:line="240" w:lineRule="auto"/>
+      </w:pPr>
+      <w:r>
+        <w:rPr>
+          <w:rFonts w:ascii="Georgia" w:hAnsi="Georgia" w:cs="Georgia"/>
+          <w:sz w:val="18"/>
+          <w:szCs w:val="18"/>
+        </w:rPr>
+        <w:t xml:space="preserve">No part of this book may be reproduced, stored in a retrieval system, or transmitted in any form or by any means without the prior written permission of the author.</w:t>
+      </w:r>
+    </w:p>
+    <w:p>
+      <w:pPr>
+        <w:rPr>
+          <w:sz w:val="18"/>
+          <w:szCs w:val="18"/>
+        </w:rPr>
+        <w:ind w:left="0" w:firstLine="0"/>
+        <w:spacing w:after="0" w:before="0" w:line="240" w:lineRule="auto"/>
+      </w:pPr>
+    </w:p>
+    <w:p>
+      <w:pPr>
+        <w:jc w:val="center"/>
+        <w:ind w:left="0" w:firstLine="0"/>
+        <w:spacing w:after="0" w:before="0" w:line="240" w:lineRule="auto"/>
+      </w:pPr>
+      <w:r>
+        <w:rPr>
+          <w:rFonts w:ascii="Georgia" w:hAnsi="Georgia" w:cs="Georgia"/>
+          <w:sz w:val="18"/>
+          <w:szCs w:val="18"/>
+        </w:rPr>
+        <w:t xml:space="preserve">Published via Amazon Kindle Direct Publishing</w:t>
+      </w:r>
+    </w:p>
+    <w:p>
+      <w:pPr>
+        <w:jc w:val="center"/>
+        <w:ind w:left="0" w:firstLine="0"/>
+        <w:spacing w:after="0" w:before="0" w:line="240" w:lineRule="auto"/>
+      </w:pPr>
+      <w:r>
+        <w:rPr>
+          <w:rFonts w:ascii="Georgia" w:hAnsi="Georgia" w:cs="Georgia"/>
+          <w:sz w:val="18"/>
+          <w:szCs w:val="18"/>
+        </w:rPr>
+        <w:t xml:space="preserve">First edition, 2026</w:t>
+      </w:r>
+    </w:p>
+    <w:p>
+      <w:pPr>
+        <w:ind w:left="0" w:firstLine="0"/>
+        <w:spacing w:after="0" w:before="0" w:line="240" w:lineRule="auto"/>
+      </w:pPr>
+      <w:r>
+        <w:br w:type="page"/>
+      </w:r>
+    </w:p>
+    <w:p>
+      <w:pPr>
+        <w:rPr>
+          <w:sz w:val="12"/>
+          <w:szCs w:val="12"/>
+        </w:rPr>
+        <w:ind w:left="0" w:firstLine="0"/>
+        <w:spacing w:after="0" w:before="0" w:line="240" w:lineRule="auto"/>
+      </w:pPr>
+    </w:p>
+    <w:p>
+      <w:pPr>
+        <w:rPr>
+          <w:sz w:val="12"/>
+          <w:szCs w:val="12"/>
+        </w:rPr>
+        <w:ind w:left="0" w:firstLine="0"/>
+        <w:spacing w:after="0" w:before="0" w:line="240" w:lineRule="auto"/>
+      </w:pPr>
+    </w:p>
+    <w:p>
+      <w:pPr>
+        <w:rPr>
+          <w:sz w:val="12"/>
+          <w:szCs w:val="12"/>
+        </w:rPr>
+        <w:ind w:left="0" w:firstLine="0"/>
+        <w:spacing w:after="0" w:before="0" w:line="240" w:lineRule="auto"/>
+      </w:pPr>
+    </w:p>
+    <w:p>
+      <w:pPr>
+        <w:rPr>
+          <w:sz w:val="12"/>
+          <w:szCs w:val="12"/>
+        </w:rPr>
+        <w:ind w:left="0" w:firstLine="0"/>
+        <w:spacing w:after="0" w:before="0" w:line="240" w:lineRule="auto"/>
+      </w:pPr>
+    </w:p>
+    <w:p>
+      <w:pPr>
+        <w:rPr>
+          <w:sz w:val="12"/>
+          <w:szCs w:val="12"/>
+        </w:rPr>
+        <w:ind w:left="0" w:firstLine="0"/>
+        <w:spacing w:after="0" w:before="0" w:line="240" w:lineRule="auto"/>
+      </w:pPr>
+    </w:p>
+    <w:p>
+      <w:pPr>
+        <w:rPr>
+          <w:sz w:val="12"/>
+          <w:szCs w:val="12"/>
+        </w:rPr>
+        <w:ind w:left="0" w:firstLine="0"/>
+        <w:spacing w:after="0" w:before="0" w:line="240" w:lineRule="auto"/>
+      </w:pPr>
+    </w:p>
+    <w:p>
+      <w:pPr>
+        <w:rPr>
+          <w:sz w:val="12"/>
+          <w:szCs w:val="12"/>
+        </w:rPr>
+        <w:ind w:left="0" w:firstLine="0"/>
+        <w:spacing w:after="0" w:before="0" w:line="240" w:lineRule="auto"/>
+      </w:pPr>
+    </w:p>
+    <w:p>
+      <w:pPr>
+        <w:rPr>
+          <w:sz w:val="12"/>
+          <w:szCs w:val="12"/>
+        </w:rPr>
+        <w:ind w:left="0" w:firstLine="0"/>
+        <w:spacing w:after="0" w:before="0" w:line="240" w:lineRule="auto"/>
+      </w:pPr>
+    </w:p>
+    <w:p>
+      <w:pPr>
+        <w:rPr>
+          <w:sz w:val="12"/>
+          <w:szCs w:val="12"/>
+        </w:rPr>
+        <w:ind w:left="0" w:firstLine="0"/>
+        <w:spacing w:after="0" w:before="0" w:line="240" w:lineRule="auto"/>
+      </w:pPr>
+    </w:p>
+    <w:p>
+      <w:pPr>
+        <w:rPr>
+          <w:sz w:val="12"/>
+          <w:szCs w:val="12"/>
+        </w:rPr>
+        <w:ind w:left="0" w:firstLine="0"/>
+        <w:spacing w:after="0" w:before="0" w:line="240" w:lineRule="auto"/>
+      </w:pPr>
+    </w:p>
+    <w:p>
+      <w:pPr>
+        <w:rPr>
+          <w:sz w:val="12"/>
+          <w:szCs w:val="12"/>
+        </w:rPr>
+        <w:ind w:left="0" w:firstLine="0"/>
+        <w:spacing w:after="0" w:before="0" w:line="240" w:lineRule="auto"/>
+      </w:pPr>
+    </w:p>
+    <w:p>
+      <w:pPr>
+        <w:rPr>
+          <w:sz w:val="12"/>
+          <w:szCs w:val="12"/>
+        </w:rPr>
+        <w:ind w:left="0" w:firstLine="0"/>
+        <w:spacing w:after="0" w:before="0" w:line="240" w:lineRule="auto"/>
+      </w:pPr>
+    </w:p>
+    <w:p>
+      <w:pPr>
+        <w:rPr>
+          <w:sz w:val="12"/>
+          <w:szCs w:val="12"/>
+        </w:rPr>
+        <w:ind w:left="0" w:firstLine="0"/>
+        <w:spacing w:after="0" w:before="0" w:line="240" w:lineRule="auto"/>
+      </w:pPr>
+    </w:p>
+    <w:p>
+      <w:pPr>
+        <w:rPr>
+          <w:sz w:val="12"/>
+          <w:szCs w:val="12"/>
+        </w:rPr>
+        <w:ind w:left="0" w:firstLine="0"/>
+        <w:spacing w:after="0" w:before="0" w:line="240" w:lineRule="auto"/>
+      </w:pPr>
+    </w:p>
+    <w:p>
+      <w:pPr>
+        <w:rPr>
+          <w:sz w:val="12"/>
+          <w:szCs w:val="12"/>
+        </w:rPr>
+        <w:ind w:left="0" w:firstLine="0"/>
+        <w:spacing w:after="0" w:before="0" w:line="240" w:lineRule="auto"/>
+      </w:pPr>
+    </w:p>
+    <w:p>
+      <w:pPr>
+        <w:rPr>
+          <w:sz w:val="12"/>
+          <w:szCs w:val="12"/>
+        </w:rPr>
+        <w:ind w:left="0" w:firstLine="0"/>
+        <w:spacing w:after="0" w:before="0" w:line="240" w:lineRule="auto"/>
+      </w:pPr>
+    </w:p>
+    <w:p>
+      <w:pPr>
+        <w:rPr>
+          <w:sz w:val="12"/>
+          <w:szCs w:val="12"/>
+        </w:rPr>
+        <w:ind w:left="0" w:firstLine="0"/>
+        <w:spacing w:after="0" w:before="0" w:line="240" w:lineRule="auto"/>
+      </w:pPr>
+    </w:p>
+    <w:p>
+      <w:pPr>
+        <w:rPr>
+          <w:sz w:val="12"/>
+          <w:szCs w:val="12"/>
+        </w:rPr>
+        <w:ind w:left="0" w:firstLine="0"/>
+        <w:spacing w:after="0" w:before="0" w:line="240" w:lineRule="auto"/>
+      </w:pPr>
+    </w:p>
+    <w:p>
+      <w:pPr>
+        <w:jc w:val="center"/>
+        <w:ind w:left="0" w:firstLine="0"/>
+        <w:spacing w:after="0" w:before="0" w:line="240" w:lineRule="auto"/>
+      </w:pPr>
+      <w:r>
+        <w:rPr>
+          <w:rFonts w:ascii="Georgia" w:hAnsi="Georgia" w:cs="Georgia"/>
+          <w:sz w:val="24"/>
+          <w:szCs w:val="24"/>
+          <w:i/>
+          <w:iCs/>
+        </w:rPr>
+        <w:t xml:space="preserve">For every manager who chose courage over comfort.</w:t>
+      </w:r>
+    </w:p>
+    <w:p>
+      <w:pPr>
+        <w:ind w:left="0" w:firstLine="0"/>
+        <w:spacing w:after="0" w:before="0" w:line="240" w:lineRule="auto"/>
+      </w:pPr>
+      <w:r>
+        <w:br w:type="page"/>
+      </w:r>
+    </w:p>
+    <w:p>
+      <w:pPr>
+        <w:jc w:val="center"/>
+        <w:ind w:left="0" w:firstLine="0"/>
+        <w:spacing w:after="0" w:before="0" w:line="240" w:lineRule="auto"/>
+      </w:pPr>
+      <w:r>
+        <w:rPr>
+          <w:rFonts w:ascii="Georgia" w:hAnsi="Georgia" w:cs="Georgia"/>
+          <w:sz w:val="28"/>
+          <w:szCs w:val="28"/>
           <w:b/>
-          <w:i w:val="0"/>
-          <w:sz w:val="40"/>
-        </w:rPr>
-        <w:t>The Manager's Guide to Difficult Conversations</w:t>
-      </w:r>
-    </w:p>
-    <w:p>
-      <w:pPr>
-        <w:spacing w:before="0" w:after="0" w:line="276" w:lineRule="auto"/>
-        <w:jc w:val="both"/>
-        <w:ind w:left="0" w:firstLine="288"/>
-      </w:pPr>
-      <w:r>
-        <w:rPr>
-          <w:rFonts w:ascii="Georgia" w:hAnsi="Georgia" w:cs="Georgia"/>
-          <w:b w:val="0"/>
-          <w:i w:val="0"/>
-          <w:sz w:val="24"/>
-        </w:rPr>
-        <w:t>Word-for-Word Scripts and Neuroscience Strategies for Remote, Hybrid, and In-Person Teams</w:t>
-      </w:r>
-    </w:p>
-    <w:p>
-      <w:pPr>
-        <w:spacing w:before="0" w:after="0"/>
-      </w:pPr>
-      <w:r>
-        <w:rPr>
-          <w:rFonts w:ascii="Georgia" w:hAnsi="Georgia" w:cs="Georgia"/>
-          <w:b w:val="0"/>
-          <w:i w:val="0"/>
-          <w:sz w:val="22"/>
-        </w:rPr>
-      </w:r>
-    </w:p>
-    <w:p>
-      <w:pPr>
-        <w:spacing w:before="0" w:after="0"/>
-      </w:pPr>
-      <w:r>
-        <w:rPr>
-          <w:rFonts w:ascii="Georgia" w:hAnsi="Georgia" w:cs="Georgia"/>
-          <w:b w:val="0"/>
-          <w:i w:val="0"/>
-          <w:sz w:val="22"/>
-        </w:rPr>
-      </w:r>
-    </w:p>
-    <w:p>
-      <w:pPr>
-        <w:spacing w:before="0" w:after="0"/>
-      </w:pPr>
-      <w:r>
-        <w:rPr>
-          <w:rFonts w:ascii="Georgia" w:hAnsi="Georgia" w:cs="Georgia"/>
-          <w:b w:val="0"/>
-          <w:i w:val="0"/>
-          <w:sz w:val="22"/>
-        </w:rPr>
-      </w:r>
-    </w:p>
-    <w:p>
-      <w:pPr>
-        <w:spacing w:before="0" w:after="0" w:line="276" w:lineRule="auto"/>
-        <w:jc w:val="both"/>
-        <w:ind w:left="0" w:firstLine="288"/>
-      </w:pPr>
-      <w:r>
-        <w:rPr>
-          <w:rFonts w:ascii="Georgia" w:hAnsi="Georgia" w:cs="Georgia"/>
-          <w:b w:val="0"/>
-          <w:i w:val="0"/>
-          <w:sz w:val="28"/>
-        </w:rPr>
-        <w:t>Lana Wray</w:t>
-      </w:r>
-    </w:p>
-    <w:p>
+          <w:bCs/>
+        </w:rPr>
+        <w:t xml:space="preserve">A Note on the Scripts</w:t>
+      </w:r>
+    </w:p>
+    <w:p>
+      <w:pPr>
+        <w:rPr>
+          <w:sz w:val="22"/>
+          <w:szCs w:val="22"/>
+        </w:rPr>
+        <w:ind w:left="0" w:firstLine="0"/>
+        <w:spacing w:after="0" w:before="0" w:line="240" w:lineRule="auto"/>
+      </w:pPr>
+    </w:p>
+    <w:p>
+      <w:pPr>
+        <w:jc w:val="both"/>
+        <w:ind w:left="0" w:firstLine="0"/>
+        <w:spacing w:after="0" w:before="0" w:line="240" w:lineRule="auto"/>
+      </w:pPr>
+      <w:r>
+        <w:rPr>
+          <w:rFonts w:ascii="Georgia" w:hAnsi="Georgia" w:cs="Georgia"/>
+          <w:sz w:val="22"/>
+          <w:szCs w:val="22"/>
+        </w:rPr>
+        <w:t xml:space="preserve">The scripts in this book are starting points, not rigid formulas. Adapt the language to your voice, your relationship with the employee, and your organizational culture. What matters is the structure and the intention behind each phrase.</w:t>
+      </w:r>
+    </w:p>
+    <w:p>
+      <w:pPr>
+        <w:ind w:left="0" w:firstLine="0"/>
+        <w:spacing w:after="0" w:before="0" w:line="240" w:lineRule="auto"/>
+      </w:pPr>
       <w:r>
         <w:br w:type="page"/>
       </w:r>
     </w:p>
     <w:p>
       <w:pPr>
-        <w:spacing w:before="0" w:after="0"/>
-      </w:pPr>
-      <w:r>
-        <w:rPr>
-          <w:rFonts w:ascii="Georgia" w:hAnsi="Georgia" w:cs="Georgia"/>
-          <w:b w:val="0"/>
-          <w:i w:val="0"/>
-          <w:sz w:val="22"/>
-        </w:rPr>
-      </w:r>
-    </w:p>
-    <w:p>
-      <w:pPr>
-        <w:spacing w:before="0" w:after="0"/>
-      </w:pPr>
-      <w:r>
-        <w:rPr>
-          <w:rFonts w:ascii="Georgia" w:hAnsi="Georgia" w:cs="Georgia"/>
-          <w:b w:val="0"/>
-          <w:i w:val="0"/>
-          <w:sz w:val="22"/>
-        </w:rPr>
-      </w:r>
-    </w:p>
-    <w:p>
-      <w:pPr>
-        <w:spacing w:before="0" w:after="0"/>
-      </w:pPr>
-      <w:r>
-        <w:rPr>
-          <w:rFonts w:ascii="Georgia" w:hAnsi="Georgia" w:cs="Georgia"/>
-          <w:b w:val="0"/>
-          <w:i w:val="0"/>
-          <w:sz w:val="22"/>
-        </w:rPr>
-      </w:r>
-    </w:p>
-    <w:p>
-      <w:pPr>
-        <w:spacing w:before="0" w:after="0"/>
-      </w:pPr>
-      <w:r>
-        <w:rPr>
-          <w:rFonts w:ascii="Georgia" w:hAnsi="Georgia" w:cs="Georgia"/>
-          <w:b w:val="0"/>
-          <w:i w:val="0"/>
-          <w:sz w:val="22"/>
-        </w:rPr>
-      </w:r>
-    </w:p>
-    <w:p>
-      <w:pPr>
-        <w:spacing w:before="0" w:after="0"/>
-      </w:pPr>
-      <w:r>
-        <w:rPr>
-          <w:rFonts w:ascii="Georgia" w:hAnsi="Georgia" w:cs="Georgia"/>
-          <w:b w:val="0"/>
-          <w:i w:val="0"/>
-          <w:sz w:val="22"/>
-        </w:rPr>
-      </w:r>
-    </w:p>
-    <w:p>
-      <w:pPr>
-        <w:spacing w:before="0" w:after="0"/>
-      </w:pPr>
-      <w:r>
-        <w:rPr>
-          <w:rFonts w:ascii="Georgia" w:hAnsi="Georgia" w:cs="Georgia"/>
-          <w:b w:val="0"/>
-          <w:i w:val="0"/>
-          <w:sz w:val="22"/>
-        </w:rPr>
-      </w:r>
-    </w:p>
-    <w:p>
-      <w:pPr>
-        <w:spacing w:before="0" w:after="0"/>
-      </w:pPr>
-      <w:r>
-        <w:rPr>
-          <w:rFonts w:ascii="Georgia" w:hAnsi="Georgia" w:cs="Georgia"/>
-          <w:b w:val="0"/>
-          <w:i w:val="0"/>
-          <w:sz w:val="22"/>
-        </w:rPr>
-      </w:r>
-    </w:p>
-    <w:p>
-      <w:pPr>
-        <w:spacing w:before="0" w:after="0"/>
-      </w:pPr>
-      <w:r>
-        <w:rPr>
-          <w:rFonts w:ascii="Georgia" w:hAnsi="Georgia" w:cs="Georgia"/>
-          <w:b w:val="0"/>
-          <w:i w:val="0"/>
-          <w:sz w:val="22"/>
-        </w:rPr>
-      </w:r>
-    </w:p>
-    <w:p>
-      <w:pPr>
-        <w:spacing w:before="0" w:after="0"/>
-      </w:pPr>
-      <w:r>
-        <w:rPr>
-          <w:rFonts w:ascii="Georgia" w:hAnsi="Georgia" w:cs="Georgia"/>
-          <w:b w:val="0"/>
-          <w:i w:val="0"/>
-          <w:sz w:val="22"/>
-        </w:rPr>
-      </w:r>
-    </w:p>
-    <w:p>
-      <w:pPr>
-        <w:spacing w:before="0" w:after="0"/>
-      </w:pPr>
-      <w:r>
-        <w:rPr>
-          <w:rFonts w:ascii="Georgia" w:hAnsi="Georgia" w:cs="Georgia"/>
-          <w:b w:val="0"/>
-          <w:i w:val="0"/>
-          <w:sz w:val="22"/>
-        </w:rPr>
-      </w:r>
-    </w:p>
-    <w:p>
-      <w:pPr>
-        <w:spacing w:before="0" w:after="0"/>
-      </w:pPr>
-      <w:r>
-        <w:rPr>
-          <w:rFonts w:ascii="Georgia" w:hAnsi="Georgia" w:cs="Georgia"/>
-          <w:b w:val="0"/>
-          <w:i w:val="0"/>
-          <w:sz w:val="22"/>
-        </w:rPr>
-      </w:r>
-    </w:p>
-    <w:p>
-      <w:pPr>
-        <w:spacing w:before="0" w:after="0"/>
-      </w:pPr>
-      <w:r>
-        <w:rPr>
-          <w:rFonts w:ascii="Georgia" w:hAnsi="Georgia" w:cs="Georgia"/>
-          <w:b w:val="0"/>
-          <w:i w:val="0"/>
-          <w:sz w:val="22"/>
-        </w:rPr>
-      </w:r>
-    </w:p>
-    <w:p>
-      <w:pPr>
-        <w:spacing w:before="0" w:after="0"/>
-      </w:pPr>
-      <w:r>
-        <w:rPr>
-          <w:rFonts w:ascii="Georgia" w:hAnsi="Georgia" w:cs="Georgia"/>
-          <w:b w:val="0"/>
-          <w:i w:val="0"/>
-          <w:sz w:val="22"/>
-        </w:rPr>
-      </w:r>
-    </w:p>
-    <w:p>
-      <w:pPr>
-        <w:spacing w:before="0" w:after="0"/>
-      </w:pPr>
-      <w:r>
-        <w:rPr>
-          <w:rFonts w:ascii="Georgia" w:hAnsi="Georgia" w:cs="Georgia"/>
-          <w:b w:val="0"/>
-          <w:i w:val="0"/>
-          <w:sz w:val="22"/>
-        </w:rPr>
-      </w:r>
-    </w:p>
-    <w:p>
-      <w:pPr>
-        <w:spacing w:before="0" w:after="0"/>
-      </w:pPr>
-      <w:r>
-        <w:rPr>
-          <w:rFonts w:ascii="Georgia" w:hAnsi="Georgia" w:cs="Georgia"/>
-          <w:b w:val="0"/>
-          <w:i w:val="0"/>
-          <w:sz w:val="22"/>
-        </w:rPr>
-      </w:r>
-    </w:p>
-    <w:p>
-      <w:pPr>
-        <w:spacing w:before="0" w:after="0"/>
-      </w:pPr>
-      <w:r>
-        <w:rPr>
-          <w:rFonts w:ascii="Georgia" w:hAnsi="Georgia" w:cs="Georgia"/>
-          <w:b w:val="0"/>
-          <w:i w:val="0"/>
-          <w:sz w:val="22"/>
-        </w:rPr>
-      </w:r>
-    </w:p>
-    <w:p>
-      <w:pPr>
-        <w:spacing w:before="0" w:after="0"/>
-      </w:pPr>
-      <w:r>
-        <w:rPr>
-          <w:rFonts w:ascii="Georgia" w:hAnsi="Georgia" w:cs="Georgia"/>
-          <w:b w:val="0"/>
-          <w:i w:val="0"/>
-          <w:sz w:val="22"/>
-        </w:rPr>
-      </w:r>
-    </w:p>
-    <w:p>
-      <w:pPr>
-        <w:spacing w:before="0" w:after="0"/>
-      </w:pPr>
-      <w:r>
-        <w:rPr>
-          <w:rFonts w:ascii="Georgia" w:hAnsi="Georgia" w:cs="Georgia"/>
-          <w:b w:val="0"/>
-          <w:i w:val="0"/>
-          <w:sz w:val="22"/>
-        </w:rPr>
-      </w:r>
-    </w:p>
-    <w:p>
-      <w:pPr>
-        <w:spacing w:before="0" w:after="0"/>
-      </w:pPr>
-      <w:r>
-        <w:rPr>
-          <w:rFonts w:ascii="Georgia" w:hAnsi="Georgia" w:cs="Georgia"/>
-          <w:b w:val="0"/>
-          <w:i w:val="0"/>
-          <w:sz w:val="22"/>
-        </w:rPr>
-      </w:r>
-    </w:p>
-    <w:p>
-      <w:pPr>
-        <w:spacing w:before="0" w:after="0"/>
-      </w:pPr>
-      <w:r>
-        <w:rPr>
-          <w:rFonts w:ascii="Georgia" w:hAnsi="Georgia" w:cs="Georgia"/>
-          <w:b w:val="0"/>
-          <w:i w:val="0"/>
-          <w:sz w:val="22"/>
-        </w:rPr>
-      </w:r>
-    </w:p>
-    <w:p>
-      <w:pPr>
-        <w:spacing w:before="0" w:after="40" w:line="276" w:lineRule="auto"/>
-        <w:jc w:val="both"/>
-        <w:ind w:left="0" w:firstLine="288"/>
-      </w:pPr>
-      <w:r>
-        <w:rPr>
-          <w:rFonts w:ascii="Georgia" w:hAnsi="Georgia" w:cs="Georgia"/>
-          <w:b w:val="0"/>
-          <w:i w:val="0"/>
-          <w:sz w:val="18"/>
-        </w:rPr>
-        <w:t>Copyright © 2026 Lana Wray</w:t>
-      </w:r>
-    </w:p>
-    <w:p>
-      <w:pPr>
-        <w:spacing w:before="0" w:after="160" w:line="276" w:lineRule="auto"/>
-        <w:jc w:val="both"/>
-        <w:ind w:left="0" w:firstLine="288"/>
-      </w:pPr>
-      <w:r>
-        <w:rPr>
-          <w:rFonts w:ascii="Georgia" w:hAnsi="Georgia" w:cs="Georgia"/>
-          <w:b w:val="0"/>
-          <w:i w:val="0"/>
-          <w:sz w:val="18"/>
-        </w:rPr>
-        <w:t>All rights reserved.</w:t>
-      </w:r>
-    </w:p>
-    <w:p>
-      <w:pPr>
-        <w:spacing w:before="0" w:after="160" w:line="276" w:lineRule="auto"/>
-        <w:jc w:val="both"/>
-        <w:ind w:left="0" w:firstLine="288"/>
-      </w:pPr>
-      <w:r>
-        <w:rPr>
-          <w:rFonts w:ascii="Georgia" w:hAnsi="Georgia" w:cs="Georgia"/>
-          <w:b w:val="0"/>
-          <w:i w:val="0"/>
-          <w:sz w:val="18"/>
-        </w:rPr>
-        <w:t>No part of this book may be reproduced, stored in a retrieval system, or transmitted in any form or by any means without the prior written permission of the author.</w:t>
-      </w:r>
-    </w:p>
-    <w:p>
-      <w:pPr>
-        <w:spacing w:before="0" w:after="40" w:line="276" w:lineRule="auto"/>
-        <w:jc w:val="both"/>
-        <w:ind w:left="0" w:firstLine="288"/>
-      </w:pPr>
-      <w:r>
-        <w:rPr>
-          <w:rFonts w:ascii="Georgia" w:hAnsi="Georgia" w:cs="Georgia"/>
-          <w:b w:val="0"/>
-          <w:i w:val="0"/>
-          <w:sz w:val="18"/>
-        </w:rPr>
-        <w:t>Published via Amazon Kindle Direct Publishing</w:t>
-      </w:r>
-    </w:p>
-    <w:p>
-      <w:pPr>
-        <w:spacing w:before="0" w:after="0" w:line="276" w:lineRule="auto"/>
-        <w:jc w:val="both"/>
-        <w:ind w:left="0" w:firstLine="288"/>
-      </w:pPr>
-      <w:r>
-        <w:rPr>
-          <w:rFonts w:ascii="Georgia" w:hAnsi="Georgia" w:cs="Georgia"/>
-          <w:b w:val="0"/>
-          <w:i w:val="0"/>
-          <w:sz w:val="18"/>
-        </w:rPr>
-        <w:t>First edition, 2026</w:t>
-      </w:r>
-    </w:p>
-    <w:p>
-      <w:r>
-        <w:br w:type="page"/>
-      </w:r>
-    </w:p>
-    <w:p>
-      <w:pPr>
-        <w:spacing w:before="0" w:after="0"/>
-      </w:pPr>
-      <w:r>
-        <w:rPr>
-          <w:rFonts w:ascii="Georgia" w:hAnsi="Georgia" w:cs="Georgia"/>
-          <w:b w:val="0"/>
-          <w:i w:val="0"/>
-          <w:sz w:val="22"/>
-        </w:rPr>
-      </w:r>
-    </w:p>
-    <w:p>
-      <w:pPr>
-        <w:spacing w:before="0" w:after="0"/>
-      </w:pPr>
-      <w:r>
-        <w:rPr>
-          <w:rFonts w:ascii="Georgia" w:hAnsi="Georgia" w:cs="Georgia"/>
-          <w:b w:val="0"/>
-          <w:i w:val="0"/>
-          <w:sz w:val="22"/>
-        </w:rPr>
-      </w:r>
-    </w:p>
-    <w:p>
-      <w:pPr>
-        <w:spacing w:before="0" w:after="0"/>
-      </w:pPr>
-      <w:r>
-        <w:rPr>
-          <w:rFonts w:ascii="Georgia" w:hAnsi="Georgia" w:cs="Georgia"/>
-          <w:b w:val="0"/>
-          <w:i w:val="0"/>
-          <w:sz w:val="22"/>
-        </w:rPr>
-      </w:r>
-    </w:p>
-    <w:p>
-      <w:pPr>
-        <w:spacing w:before="0" w:after="0"/>
-      </w:pPr>
-      <w:r>
-        <w:rPr>
-          <w:rFonts w:ascii="Georgia" w:hAnsi="Georgia" w:cs="Georgia"/>
-          <w:b w:val="0"/>
-          <w:i w:val="0"/>
-          <w:sz w:val="22"/>
-        </w:rPr>
-      </w:r>
-    </w:p>
-    <w:p>
-      <w:pPr>
-        <w:spacing w:before="0" w:after="0"/>
-      </w:pPr>
-      <w:r>
-        <w:rPr>
-          <w:rFonts w:ascii="Georgia" w:hAnsi="Georgia" w:cs="Georgia"/>
-          <w:b w:val="0"/>
-          <w:i w:val="0"/>
-          <w:sz w:val="22"/>
-        </w:rPr>
-      </w:r>
-    </w:p>
-    <w:p>
-      <w:pPr>
-        <w:spacing w:before="0" w:after="0"/>
-      </w:pPr>
-      <w:r>
-        <w:rPr>
-          <w:rFonts w:ascii="Georgia" w:hAnsi="Georgia" w:cs="Georgia"/>
-          <w:b w:val="0"/>
-          <w:i w:val="0"/>
-          <w:sz w:val="22"/>
-        </w:rPr>
-      </w:r>
-    </w:p>
-    <w:p>
-      <w:pPr>
-        <w:spacing w:before="0" w:after="0"/>
-      </w:pPr>
-      <w:r>
-        <w:rPr>
-          <w:rFonts w:ascii="Georgia" w:hAnsi="Georgia" w:cs="Georgia"/>
-          <w:b w:val="0"/>
-          <w:i w:val="0"/>
-          <w:sz w:val="22"/>
-        </w:rPr>
-      </w:r>
-    </w:p>
-    <w:p>
-      <w:pPr>
-        <w:spacing w:before="0" w:after="0"/>
-      </w:pPr>
-      <w:r>
-        <w:rPr>
-          <w:rFonts w:ascii="Georgia" w:hAnsi="Georgia" w:cs="Georgia"/>
-          <w:b w:val="0"/>
-          <w:i w:val="0"/>
-          <w:sz w:val="22"/>
-        </w:rPr>
-      </w:r>
-    </w:p>
-    <w:p>
-      <w:pPr>
-        <w:spacing w:before="0" w:after="0"/>
-      </w:pPr>
-      <w:r>
-        <w:rPr>
-          <w:rFonts w:ascii="Georgia" w:hAnsi="Georgia" w:cs="Georgia"/>
-          <w:b w:val="0"/>
-          <w:i w:val="0"/>
-          <w:sz w:val="22"/>
-        </w:rPr>
-      </w:r>
-    </w:p>
-    <w:p>
-      <w:pPr>
-        <w:spacing w:before="0" w:after="0"/>
-      </w:pPr>
-      <w:r>
-        <w:rPr>
-          <w:rFonts w:ascii="Georgia" w:hAnsi="Georgia" w:cs="Georgia"/>
-          <w:b w:val="0"/>
-          <w:i w:val="0"/>
-          <w:sz w:val="22"/>
-        </w:rPr>
-      </w:r>
-    </w:p>
-    <w:p>
-      <w:pPr>
-        <w:spacing w:before="0" w:after="0" w:line="276" w:lineRule="auto"/>
-        <w:jc w:val="both"/>
-        <w:ind w:left="0" w:firstLine="288"/>
-      </w:pPr>
-      <w:r>
-        <w:rPr>
-          <w:rFonts w:ascii="Georgia" w:hAnsi="Georgia" w:cs="Georgia"/>
-          <w:b w:val="0"/>
-          <w:i/>
-          <w:sz w:val="24"/>
-        </w:rPr>
-        <w:t>For every manager who chose courage over comfort.</w:t>
-      </w:r>
-    </w:p>
-    <w:p>
-      <w:r>
-        <w:br w:type="page"/>
-      </w:r>
-    </w:p>
-    <w:p>
-      <w:pPr>
-        <w:keepNext/>
-        <w:spacing w:before="720" w:after="360" w:line="276" w:lineRule="auto"/>
-        <w:jc w:val="both"/>
-        <w:ind w:left="0" w:firstLine="288"/>
-      </w:pPr>
-      <w:r>
-        <w:rPr>
-          <w:rFonts w:ascii="Georgia" w:hAnsi="Georgia" w:cs="Georgia"/>
+        <w:jc w:val="center"/>
+        <w:ind w:left="0" w:firstLine="0"/>
+        <w:spacing w:after="0" w:before="0" w:line="240" w:lineRule="auto"/>
+      </w:pPr>
+      <w:r>
+        <w:rPr>
+          <w:rFonts w:ascii="Georgia" w:hAnsi="Georgia" w:cs="Georgia"/>
+          <w:sz w:val="32"/>
+          <w:szCs w:val="32"/>
           <w:b/>
-          <w:i w:val="0"/>
-          <w:sz w:val="36"/>
-        </w:rPr>
-        <w:t>A Note on the Scripts</w:t>
-      </w:r>
-    </w:p>
-    <w:p>
-      <w:pPr>
-        <w:spacing w:before="0" w:after="120" w:line="276" w:lineRule="auto"/>
-        <w:jc w:val="both"/>
-        <w:ind w:left="0" w:firstLine="288"/>
-      </w:pPr>
-      <w:r>
-        <w:rPr>
-          <w:rFonts w:ascii="Georgia" w:hAnsi="Georgia" w:cs="Georgia"/>
-          <w:b w:val="0"/>
-          <w:i w:val="0"/>
-          <w:sz w:val="22"/>
-        </w:rPr>
-        <w:t>The scripts in this book are starting points, not rigid formulas. Adapt the language to your voice, your relationship with the employee, and your organizational culture. What matters is the structure and the intention behind each phrase.</w:t>
-      </w:r>
-    </w:p>
-    <w:p>
-      <w:r>
-        <w:br w:type="page"/>
-      </w:r>
-    </w:p>
-    <w:p>
-      <w:pPr>
-        <w:keepNext/>
-        <w:spacing w:before="720" w:after="360" w:line="276" w:lineRule="auto"/>
-        <w:jc w:val="both"/>
-        <w:ind w:left="0" w:firstLine="288"/>
-      </w:pPr>
-      <w:r>
-        <w:rPr>
-          <w:rFonts w:ascii="Georgia" w:hAnsi="Georgia" w:cs="Georgia"/>
-          <w:b/>
-          <w:i w:val="0"/>
-          <w:sz w:val="36"/>
-        </w:rPr>
-        <w:t>Contents</w:t>
-      </w:r>
-    </w:p>
-    <w:p>
-      <w:pPr>
-        <w:tabs>
-          <w:tab w:pos="6480" w:val="right" w:leader="dot"/>
-        </w:tabs>
-        <w:spacing w:before="40" w:after="80" w:line="312" w:lineRule="auto"/>
-        <w:jc w:val="both"/>
-        <w:ind w:left="0" w:firstLine="288"/>
-      </w:pPr>
-      <w:r>
-        <w:rPr>
-          <w:rFonts w:ascii="Georgia" w:hAnsi="Georgia" w:cs="Georgia"/>
-          <w:b w:val="0"/>
-          <w:i w:val="0"/>
-          <w:sz w:val="22"/>
-        </w:rPr>
-        <w:t>Chapter 1: Introduction: Why Difficult Conversations Feel So Hard</w:t>
-      </w:r>
-      <w:r>
-        <w:rPr>
-          <w:rFonts w:ascii="Georgia" w:hAnsi="Georgia" w:cs="Georgia"/>
-          <w:b w:val="0"/>
-          <w:i w:val="0"/>
-          <w:sz w:val="22"/>
-        </w:rPr>
-        <w:tab/>
-      </w:r>
-      <w:r>
-        <w:rPr>
-          <w:rFonts w:ascii="Georgia" w:hAnsi="Georgia" w:cs="Georgia"/>
-          <w:b w:val="0"/>
-          <w:i w:val="0"/>
-          <w:sz w:val="22"/>
-        </w:rPr>
-        <w:t>00</w:t>
-      </w:r>
-    </w:p>
-    <w:p>
-      <w:pPr>
-        <w:tabs>
-          <w:tab w:pos="6480" w:val="right" w:leader="dot"/>
-        </w:tabs>
-        <w:spacing w:before="40" w:after="80" w:line="312" w:lineRule="auto"/>
-        <w:jc w:val="both"/>
-        <w:ind w:left="0" w:firstLine="288"/>
-      </w:pPr>
-      <w:r>
-        <w:rPr>
-          <w:rFonts w:ascii="Georgia" w:hAnsi="Georgia" w:cs="Georgia"/>
-          <w:b w:val="0"/>
-          <w:i w:val="0"/>
-          <w:sz w:val="22"/>
-        </w:rPr>
-        <w:t>Chapter 2: The CLEAR Framework</w:t>
-      </w:r>
-      <w:r>
-        <w:rPr>
-          <w:rFonts w:ascii="Georgia" w:hAnsi="Georgia" w:cs="Georgia"/>
-          <w:b w:val="0"/>
-          <w:i w:val="0"/>
-          <w:sz w:val="22"/>
-        </w:rPr>
-        <w:tab/>
-      </w:r>
-      <w:r>
-        <w:rPr>
-          <w:rFonts w:ascii="Georgia" w:hAnsi="Georgia" w:cs="Georgia"/>
-          <w:b w:val="0"/>
-          <w:i w:val="0"/>
-          <w:sz w:val="22"/>
-        </w:rPr>
-        <w:t>00</w:t>
-      </w:r>
-    </w:p>
-    <w:p>
-      <w:pPr>
-        <w:tabs>
-          <w:tab w:pos="6480" w:val="right" w:leader="dot"/>
-        </w:tabs>
-        <w:spacing w:before="40" w:after="80" w:line="312" w:lineRule="auto"/>
-        <w:jc w:val="both"/>
-        <w:ind w:left="0" w:firstLine="288"/>
-      </w:pPr>
-      <w:r>
-        <w:rPr>
-          <w:rFonts w:ascii="Georgia" w:hAnsi="Georgia" w:cs="Georgia"/>
-          <w:b w:val="0"/>
-          <w:i w:val="0"/>
-          <w:sz w:val="22"/>
-        </w:rPr>
-        <w:t>Chapter 3: Script: The Performance Improvement Conversation</w:t>
-      </w:r>
-      <w:r>
-        <w:rPr>
-          <w:rFonts w:ascii="Georgia" w:hAnsi="Georgia" w:cs="Georgia"/>
-          <w:b w:val="0"/>
-          <w:i w:val="0"/>
-          <w:sz w:val="22"/>
-        </w:rPr>
-        <w:tab/>
-      </w:r>
-      <w:r>
-        <w:rPr>
-          <w:rFonts w:ascii="Georgia" w:hAnsi="Georgia" w:cs="Georgia"/>
-          <w:b w:val="0"/>
-          <w:i w:val="0"/>
-          <w:sz w:val="22"/>
-        </w:rPr>
-        <w:t>00</w:t>
-      </w:r>
-    </w:p>
-    <w:p>
-      <w:pPr>
-        <w:tabs>
-          <w:tab w:pos="6480" w:val="right" w:leader="dot"/>
-        </w:tabs>
-        <w:spacing w:before="40" w:after="80" w:line="312" w:lineRule="auto"/>
-        <w:jc w:val="both"/>
-        <w:ind w:left="0" w:firstLine="288"/>
-      </w:pPr>
-      <w:r>
-        <w:rPr>
-          <w:rFonts w:ascii="Georgia" w:hAnsi="Georgia" w:cs="Georgia"/>
-          <w:b w:val="0"/>
-          <w:i w:val="0"/>
-          <w:sz w:val="22"/>
-        </w:rPr>
-        <w:t>Chapter 4: Script: Delivering Negative Feedback</w:t>
-      </w:r>
-      <w:r>
-        <w:rPr>
-          <w:rFonts w:ascii="Georgia" w:hAnsi="Georgia" w:cs="Georgia"/>
-          <w:b w:val="0"/>
-          <w:i w:val="0"/>
-          <w:sz w:val="22"/>
-        </w:rPr>
-        <w:tab/>
-      </w:r>
-      <w:r>
-        <w:rPr>
-          <w:rFonts w:ascii="Georgia" w:hAnsi="Georgia" w:cs="Georgia"/>
-          <w:b w:val="0"/>
-          <w:i w:val="0"/>
-          <w:sz w:val="22"/>
-        </w:rPr>
-        <w:t>00</w:t>
-      </w:r>
-    </w:p>
-    <w:p>
-      <w:pPr>
-        <w:tabs>
-          <w:tab w:pos="6480" w:val="right" w:leader="dot"/>
-        </w:tabs>
-        <w:spacing w:before="40" w:after="80" w:line="312" w:lineRule="auto"/>
-        <w:jc w:val="both"/>
-        <w:ind w:left="0" w:firstLine="288"/>
-      </w:pPr>
-      <w:r>
-        <w:rPr>
-          <w:rFonts w:ascii="Georgia" w:hAnsi="Georgia" w:cs="Georgia"/>
-          <w:b w:val="0"/>
-          <w:i w:val="0"/>
-          <w:sz w:val="22"/>
-        </w:rPr>
-        <w:t>Chapter 5: Script: Addressing Attendance and Behavior Issues</w:t>
-      </w:r>
-      <w:r>
-        <w:rPr>
-          <w:rFonts w:ascii="Georgia" w:hAnsi="Georgia" w:cs="Georgia"/>
-          <w:b w:val="0"/>
-          <w:i w:val="0"/>
-          <w:sz w:val="22"/>
-        </w:rPr>
-        <w:tab/>
-      </w:r>
-      <w:r>
-        <w:rPr>
-          <w:rFonts w:ascii="Georgia" w:hAnsi="Georgia" w:cs="Georgia"/>
-          <w:b w:val="0"/>
-          <w:i w:val="0"/>
-          <w:sz w:val="22"/>
-        </w:rPr>
-        <w:t>00</w:t>
-      </w:r>
-    </w:p>
-    <w:p>
-      <w:pPr>
-        <w:tabs>
-          <w:tab w:pos="6480" w:val="right" w:leader="dot"/>
-        </w:tabs>
-        <w:spacing w:before="40" w:after="80" w:line="312" w:lineRule="auto"/>
-        <w:jc w:val="both"/>
-        <w:ind w:left="0" w:firstLine="288"/>
-      </w:pPr>
-      <w:r>
-        <w:rPr>
-          <w:rFonts w:ascii="Georgia" w:hAnsi="Georgia" w:cs="Georgia"/>
-          <w:b w:val="0"/>
-          <w:i w:val="0"/>
-          <w:sz w:val="22"/>
-        </w:rPr>
-        <w:t>Chapter 6: Script: Salary and Promotion Disappointment</w:t>
-      </w:r>
-      <w:r>
-        <w:rPr>
-          <w:rFonts w:ascii="Georgia" w:hAnsi="Georgia" w:cs="Georgia"/>
-          <w:b w:val="0"/>
-          <w:i w:val="0"/>
-          <w:sz w:val="22"/>
-        </w:rPr>
-        <w:tab/>
-      </w:r>
-      <w:r>
-        <w:rPr>
-          <w:rFonts w:ascii="Georgia" w:hAnsi="Georgia" w:cs="Georgia"/>
-          <w:b w:val="0"/>
-          <w:i w:val="0"/>
-          <w:sz w:val="22"/>
-        </w:rPr>
-        <w:t>00</w:t>
-      </w:r>
-    </w:p>
-    <w:p>
-      <w:pPr>
-        <w:tabs>
-          <w:tab w:pos="6480" w:val="right" w:leader="dot"/>
-        </w:tabs>
-        <w:spacing w:before="40" w:after="80" w:line="312" w:lineRule="auto"/>
-        <w:jc w:val="both"/>
-        <w:ind w:left="0" w:firstLine="288"/>
-      </w:pPr>
-      <w:r>
-        <w:rPr>
-          <w:rFonts w:ascii="Georgia" w:hAnsi="Georgia" w:cs="Georgia"/>
-          <w:b w:val="0"/>
-          <w:i w:val="0"/>
-          <w:sz w:val="22"/>
-        </w:rPr>
-        <w:t>Chapter 7: Script: Letting Someone Go</w:t>
-      </w:r>
-      <w:r>
-        <w:rPr>
-          <w:rFonts w:ascii="Georgia" w:hAnsi="Georgia" w:cs="Georgia"/>
-          <w:b w:val="0"/>
-          <w:i w:val="0"/>
-          <w:sz w:val="22"/>
-        </w:rPr>
-        <w:tab/>
-      </w:r>
-      <w:r>
-        <w:rPr>
-          <w:rFonts w:ascii="Georgia" w:hAnsi="Georgia" w:cs="Georgia"/>
-          <w:b w:val="0"/>
-          <w:i w:val="0"/>
-          <w:sz w:val="22"/>
-        </w:rPr>
-        <w:t>00</w:t>
-      </w:r>
-    </w:p>
-    <w:p>
-      <w:pPr>
-        <w:tabs>
-          <w:tab w:pos="6480" w:val="right" w:leader="dot"/>
-        </w:tabs>
-        <w:spacing w:before="40" w:after="80" w:line="312" w:lineRule="auto"/>
-        <w:jc w:val="both"/>
-        <w:ind w:left="0" w:firstLine="288"/>
-      </w:pPr>
-      <w:r>
-        <w:rPr>
-          <w:rFonts w:ascii="Georgia" w:hAnsi="Georgia" w:cs="Georgia"/>
-          <w:b w:val="0"/>
-          <w:i w:val="0"/>
-          <w:sz w:val="22"/>
-        </w:rPr>
-        <w:t>Chapter 8: Script: Addressing Team Conflict</w:t>
-      </w:r>
-      <w:r>
-        <w:rPr>
-          <w:rFonts w:ascii="Georgia" w:hAnsi="Georgia" w:cs="Georgia"/>
-          <w:b w:val="0"/>
-          <w:i w:val="0"/>
-          <w:sz w:val="22"/>
-        </w:rPr>
-        <w:tab/>
-      </w:r>
-      <w:r>
-        <w:rPr>
-          <w:rFonts w:ascii="Georgia" w:hAnsi="Georgia" w:cs="Georgia"/>
-          <w:b w:val="0"/>
-          <w:i w:val="0"/>
-          <w:sz w:val="22"/>
-        </w:rPr>
-        <w:t>00</w:t>
-      </w:r>
-    </w:p>
-    <w:p>
-      <w:pPr>
-        <w:tabs>
-          <w:tab w:pos="6480" w:val="right" w:leader="dot"/>
-        </w:tabs>
-        <w:spacing w:before="40" w:after="80" w:line="312" w:lineRule="auto"/>
-        <w:jc w:val="both"/>
-        <w:ind w:left="0" w:firstLine="288"/>
-      </w:pPr>
-      <w:r>
-        <w:rPr>
-          <w:rFonts w:ascii="Georgia" w:hAnsi="Georgia" w:cs="Georgia"/>
-          <w:b w:val="0"/>
-          <w:i w:val="0"/>
-          <w:sz w:val="22"/>
-        </w:rPr>
-        <w:t>Chapter 9: Script: The "Are You OK?" Burnout Check-in</w:t>
-      </w:r>
-      <w:r>
-        <w:rPr>
-          <w:rFonts w:ascii="Georgia" w:hAnsi="Georgia" w:cs="Georgia"/>
-          <w:b w:val="0"/>
-          <w:i w:val="0"/>
-          <w:sz w:val="22"/>
-        </w:rPr>
-        <w:tab/>
-      </w:r>
-      <w:r>
-        <w:rPr>
-          <w:rFonts w:ascii="Georgia" w:hAnsi="Georgia" w:cs="Georgia"/>
-          <w:b w:val="0"/>
-          <w:i w:val="0"/>
-          <w:sz w:val="22"/>
-        </w:rPr>
-        <w:t>00</w:t>
-      </w:r>
-    </w:p>
-    <w:p>
-      <w:pPr>
-        <w:tabs>
-          <w:tab w:pos="6480" w:val="right" w:leader="dot"/>
-        </w:tabs>
-        <w:spacing w:before="40" w:after="80" w:line="312" w:lineRule="auto"/>
-        <w:jc w:val="both"/>
-        <w:ind w:left="0" w:firstLine="288"/>
-      </w:pPr>
-      <w:r>
-        <w:rPr>
-          <w:rFonts w:ascii="Georgia" w:hAnsi="Georgia" w:cs="Georgia"/>
-          <w:b w:val="0"/>
-          <w:i w:val="0"/>
-          <w:sz w:val="22"/>
-        </w:rPr>
-        <w:t>Chapter 10: Scripts for Remote and Hybrid Teams</w:t>
-      </w:r>
-      <w:r>
-        <w:rPr>
-          <w:rFonts w:ascii="Georgia" w:hAnsi="Georgia" w:cs="Georgia"/>
-          <w:b w:val="0"/>
-          <w:i w:val="0"/>
-          <w:sz w:val="22"/>
-        </w:rPr>
-        <w:tab/>
-      </w:r>
-      <w:r>
-        <w:rPr>
-          <w:rFonts w:ascii="Georgia" w:hAnsi="Georgia" w:cs="Georgia"/>
-          <w:b w:val="0"/>
-          <w:i w:val="0"/>
-          <w:sz w:val="22"/>
-        </w:rPr>
-        <w:t>00</w:t>
-      </w:r>
-    </w:p>
-    <w:p>
-      <w:pPr>
-        <w:tabs>
-          <w:tab w:pos="6480" w:val="right" w:leader="dot"/>
-        </w:tabs>
-        <w:spacing w:before="40" w:after="80" w:line="312" w:lineRule="auto"/>
-        <w:jc w:val="both"/>
-        <w:ind w:left="0" w:firstLine="288"/>
-      </w:pPr>
-      <w:r>
-        <w:rPr>
-          <w:rFonts w:ascii="Georgia" w:hAnsi="Georgia" w:cs="Georgia"/>
-          <w:b w:val="0"/>
-          <w:i w:val="0"/>
-          <w:sz w:val="22"/>
-        </w:rPr>
-        <w:t>Chapter 11: After the Conversation: The Follow-up Framework</w:t>
-      </w:r>
-      <w:r>
-        <w:rPr>
-          <w:rFonts w:ascii="Georgia" w:hAnsi="Georgia" w:cs="Georgia"/>
-          <w:b w:val="0"/>
-          <w:i w:val="0"/>
-          <w:sz w:val="22"/>
-        </w:rPr>
-        <w:tab/>
-      </w:r>
-      <w:r>
-        <w:rPr>
-          <w:rFonts w:ascii="Georgia" w:hAnsi="Georgia" w:cs="Georgia"/>
-          <w:b w:val="0"/>
-          <w:i w:val="0"/>
-          <w:sz w:val="22"/>
-        </w:rPr>
-        <w:t>00</w:t>
-      </w:r>
-    </w:p>
-    <w:p>
-      <w:pPr>
-        <w:tabs>
-          <w:tab w:pos="6480" w:val="right" w:leader="dot"/>
-        </w:tabs>
-        <w:spacing w:before="40" w:after="80" w:line="312" w:lineRule="auto"/>
-        <w:jc w:val="both"/>
-        <w:ind w:left="0" w:firstLine="288"/>
-      </w:pPr>
-      <w:r>
-        <w:rPr>
-          <w:rFonts w:ascii="Georgia" w:hAnsi="Georgia" w:cs="Georgia"/>
-          <w:b w:val="0"/>
-          <w:i w:val="0"/>
-          <w:sz w:val="22"/>
-        </w:rPr>
-        <w:t>Chapter 12: Common Mistakes and How to Avoid Them</w:t>
-      </w:r>
-      <w:r>
-        <w:rPr>
-          <w:rFonts w:ascii="Georgia" w:hAnsi="Georgia" w:cs="Georgia"/>
-          <w:b w:val="0"/>
-          <w:i w:val="0"/>
-          <w:sz w:val="22"/>
-        </w:rPr>
-        <w:tab/>
-      </w:r>
-      <w:r>
-        <w:rPr>
-          <w:rFonts w:ascii="Georgia" w:hAnsi="Georgia" w:cs="Georgia"/>
-          <w:b w:val="0"/>
-          <w:i w:val="0"/>
-          <w:sz w:val="22"/>
-        </w:rPr>
-        <w:t>00</w:t>
-      </w:r>
-    </w:p>
-    <w:p>
-      <w:pPr>
-        <w:tabs>
-          <w:tab w:pos="6480" w:val="right" w:leader="dot"/>
-        </w:tabs>
-        <w:spacing w:before="40" w:after="80" w:line="312" w:lineRule="auto"/>
-        <w:jc w:val="both"/>
-        <w:ind w:left="0" w:firstLine="288"/>
-      </w:pPr>
-      <w:r>
-        <w:rPr>
-          <w:rFonts w:ascii="Georgia" w:hAnsi="Georgia" w:cs="Georgia"/>
-          <w:b w:val="0"/>
-          <w:i w:val="0"/>
-          <w:sz w:val="22"/>
-        </w:rPr>
-        <w:t>Chapter 13: Quick Reference Card</w:t>
-      </w:r>
-      <w:r>
-        <w:rPr>
-          <w:rFonts w:ascii="Georgia" w:hAnsi="Georgia" w:cs="Georgia"/>
-          <w:b w:val="0"/>
-          <w:i w:val="0"/>
-          <w:sz w:val="22"/>
-        </w:rPr>
-        <w:tab/>
-      </w:r>
-      <w:r>
-        <w:rPr>
-          <w:rFonts w:ascii="Georgia" w:hAnsi="Georgia" w:cs="Georgia"/>
-          <w:b w:val="0"/>
-          <w:i w:val="0"/>
-          <w:sz w:val="22"/>
-        </w:rPr>
-        <w:t>00</w:t>
-      </w:r>
-    </w:p>
-    <w:p>
-      <w:pPr>
-        <w:tabs>
-          <w:tab w:pos="6480" w:val="right" w:leader="dot"/>
-        </w:tabs>
-        <w:spacing w:before="40" w:after="80" w:line="312" w:lineRule="auto"/>
-        <w:jc w:val="both"/>
-        <w:ind w:left="0" w:firstLine="288"/>
-      </w:pPr>
-      <w:r>
-        <w:rPr>
-          <w:rFonts w:ascii="Georgia" w:hAnsi="Georgia" w:cs="Georgia"/>
-          <w:b w:val="0"/>
-          <w:i w:val="0"/>
-          <w:sz w:val="22"/>
-        </w:rPr>
-        <w:t>About the Author</w:t>
-      </w:r>
-      <w:r>
-        <w:rPr>
-          <w:rFonts w:ascii="Georgia" w:hAnsi="Georgia" w:cs="Georgia"/>
-          <w:b w:val="0"/>
-          <w:i w:val="0"/>
-          <w:sz w:val="22"/>
-        </w:rPr>
-        <w:tab/>
-      </w:r>
-      <w:r>
-        <w:rPr>
-          <w:rFonts w:ascii="Georgia" w:hAnsi="Georgia" w:cs="Georgia"/>
-          <w:b w:val="0"/>
-          <w:i w:val="0"/>
-          <w:sz w:val="22"/>
-        </w:rPr>
-        <w:t>00</w:t>
-      </w:r>
-    </w:p>
-    <w:p>
-      <w:pPr>
-        <w:tabs>
-          <w:tab w:pos="6480" w:val="right" w:leader="dot"/>
-        </w:tabs>
-        <w:spacing w:before="40" w:after="80" w:line="312" w:lineRule="auto"/>
-        <w:jc w:val="both"/>
-        <w:ind w:left="0" w:firstLine="288"/>
-      </w:pPr>
-      <w:r>
-        <w:rPr>
-          <w:rFonts w:ascii="Georgia" w:hAnsi="Georgia" w:cs="Georgia"/>
-          <w:b w:val="0"/>
-          <w:i w:val="0"/>
-          <w:sz w:val="22"/>
-        </w:rPr>
-        <w:t>Also by Lana Wray</w:t>
-      </w:r>
-      <w:r>
-        <w:rPr>
-          <w:rFonts w:ascii="Georgia" w:hAnsi="Georgia" w:cs="Georgia"/>
-          <w:b w:val="0"/>
-          <w:i w:val="0"/>
-          <w:sz w:val="22"/>
-        </w:rPr>
-        <w:tab/>
-      </w:r>
-      <w:r>
-        <w:rPr>
-          <w:rFonts w:ascii="Georgia" w:hAnsi="Georgia" w:cs="Georgia"/>
-          <w:b w:val="0"/>
-          <w:i w:val="0"/>
-          <w:sz w:val="22"/>
-        </w:rPr>
-        <w:t>00</w:t>
-      </w:r>
-    </w:p>
-    <w:p>
+          <w:bCs/>
+        </w:rPr>
+        <w:t xml:space="preserve">Contents</w:t>
+      </w:r>
+    </w:p>
+    <w:p>
+      <w:pPr>
+        <w:rPr>
+          <w:sz w:val="22"/>
+          <w:szCs w:val="22"/>
+        </w:rPr>
+        <w:ind w:left="0" w:firstLine="0"/>
+        <w:spacing w:after="0" w:before="0" w:line="240" w:lineRule="auto"/>
+      </w:pPr>
+    </w:p>
+    <w:p>
+      <w:pPr>
+        <w:jc w:val="left"/>
+        <w:ind w:left="0" w:firstLine="0"/>
+        <w:spacing w:after="0" w:before="0" w:line="240" w:lineRule="auto"/>
+      </w:pPr>
+      <w:r>
+        <w:rPr>
+          <w:rFonts w:ascii="Georgia" w:hAnsi="Georgia" w:cs="Georgia"/>
+          <w:sz w:val="22"/>
+          <w:szCs w:val="22"/>
+        </w:rPr>
+        <w:t xml:space="preserve">Chapter 1: Introduction: Why Difficult Conversations Feel So Hard</w:t>
+      </w:r>
+    </w:p>
+    <w:p>
+      <w:pPr>
+        <w:jc w:val="left"/>
+        <w:ind w:left="0" w:firstLine="0"/>
+        <w:spacing w:after="0" w:before="0" w:line="240" w:lineRule="auto"/>
+      </w:pPr>
+      <w:r>
+        <w:rPr>
+          <w:rFonts w:ascii="Georgia" w:hAnsi="Georgia" w:cs="Georgia"/>
+          <w:sz w:val="22"/>
+          <w:szCs w:val="22"/>
+        </w:rPr>
+        <w:t xml:space="preserve">Chapter 2: The CLEAR Framework</w:t>
+      </w:r>
+    </w:p>
+    <w:p>
+      <w:pPr>
+        <w:jc w:val="left"/>
+        <w:ind w:left="0" w:firstLine="0"/>
+        <w:spacing w:after="0" w:before="0" w:line="240" w:lineRule="auto"/>
+      </w:pPr>
+      <w:r>
+        <w:rPr>
+          <w:rFonts w:ascii="Georgia" w:hAnsi="Georgia" w:cs="Georgia"/>
+          <w:sz w:val="22"/>
+          <w:szCs w:val="22"/>
+        </w:rPr>
+        <w:t xml:space="preserve">Chapter 3: Script: The Performance Improvement Conversation</w:t>
+      </w:r>
+    </w:p>
+    <w:p>
+      <w:pPr>
+        <w:jc w:val="left"/>
+        <w:ind w:left="0" w:firstLine="0"/>
+        <w:spacing w:after="0" w:before="0" w:line="240" w:lineRule="auto"/>
+      </w:pPr>
+      <w:r>
+        <w:rPr>
+          <w:rFonts w:ascii="Georgia" w:hAnsi="Georgia" w:cs="Georgia"/>
+          <w:sz w:val="22"/>
+          <w:szCs w:val="22"/>
+        </w:rPr>
+        <w:t xml:space="preserve">Chapter 4: Script: Delivering Negative Feedback</w:t>
+      </w:r>
+    </w:p>
+    <w:p>
+      <w:pPr>
+        <w:jc w:val="left"/>
+        <w:ind w:left="0" w:firstLine="0"/>
+        <w:spacing w:after="0" w:before="0" w:line="240" w:lineRule="auto"/>
+      </w:pPr>
+      <w:r>
+        <w:rPr>
+          <w:rFonts w:ascii="Georgia" w:hAnsi="Georgia" w:cs="Georgia"/>
+          <w:sz w:val="22"/>
+          <w:szCs w:val="22"/>
+        </w:rPr>
+        <w:t xml:space="preserve">Chapter 5: Script: Addressing Attendance and Behavior Issues</w:t>
+      </w:r>
+    </w:p>
+    <w:p>
+      <w:pPr>
+        <w:jc w:val="left"/>
+        <w:ind w:left="0" w:firstLine="0"/>
+        <w:spacing w:after="0" w:before="0" w:line="240" w:lineRule="auto"/>
+      </w:pPr>
+      <w:r>
+        <w:rPr>
+          <w:rFonts w:ascii="Georgia" w:hAnsi="Georgia" w:cs="Georgia"/>
+          <w:sz w:val="22"/>
+          <w:szCs w:val="22"/>
+        </w:rPr>
+        <w:t xml:space="preserve">Chapter 6: Script: Salary and Promotion Disappointment</w:t>
+      </w:r>
+    </w:p>
+    <w:p>
+      <w:pPr>
+        <w:jc w:val="left"/>
+        <w:ind w:left="0" w:firstLine="0"/>
+        <w:spacing w:after="0" w:before="0" w:line="240" w:lineRule="auto"/>
+      </w:pPr>
+      <w:r>
+        <w:rPr>
+          <w:rFonts w:ascii="Georgia" w:hAnsi="Georgia" w:cs="Georgia"/>
+          <w:sz w:val="22"/>
+          <w:szCs w:val="22"/>
+        </w:rPr>
+        <w:t xml:space="preserve">Chapter 7: Script: Letting Someone Go</w:t>
+      </w:r>
+    </w:p>
+    <w:p>
+      <w:pPr>
+        <w:jc w:val="left"/>
+        <w:ind w:left="0" w:firstLine="0"/>
+        <w:spacing w:after="0" w:before="0" w:line="240" w:lineRule="auto"/>
+      </w:pPr>
+      <w:r>
+        <w:rPr>
+          <w:rFonts w:ascii="Georgia" w:hAnsi="Georgia" w:cs="Georgia"/>
+          <w:sz w:val="22"/>
+          <w:szCs w:val="22"/>
+        </w:rPr>
+        <w:t xml:space="preserve">Chapter 8: Script: Addressing Team Conflict</w:t>
+      </w:r>
+    </w:p>
+    <w:p>
+      <w:pPr>
+        <w:jc w:val="left"/>
+        <w:ind w:left="0" w:firstLine="0"/>
+        <w:spacing w:after="0" w:before="0" w:line="240" w:lineRule="auto"/>
+      </w:pPr>
+      <w:r>
+        <w:rPr>
+          <w:rFonts w:ascii="Georgia" w:hAnsi="Georgia" w:cs="Georgia"/>
+          <w:sz w:val="22"/>
+          <w:szCs w:val="22"/>
+        </w:rPr>
+        <w:t xml:space="preserve">Chapter 9: Script: The “Are You OK?” Burnout Check-in</w:t>
+      </w:r>
+    </w:p>
+    <w:p>
+      <w:pPr>
+        <w:jc w:val="left"/>
+        <w:ind w:left="0" w:firstLine="0"/>
+        <w:spacing w:after="0" w:before="0" w:line="240" w:lineRule="auto"/>
+      </w:pPr>
+      <w:r>
+        <w:rPr>
+          <w:rFonts w:ascii="Georgia" w:hAnsi="Georgia" w:cs="Georgia"/>
+          <w:sz w:val="22"/>
+          <w:szCs w:val="22"/>
+        </w:rPr>
+        <w:t xml:space="preserve">Chapter 10: Scripts for Remote and Hybrid Teams</w:t>
+      </w:r>
+    </w:p>
+    <w:p>
+      <w:pPr>
+        <w:jc w:val="left"/>
+        <w:ind w:left="0" w:firstLine="0"/>
+        <w:spacing w:after="0" w:before="0" w:line="240" w:lineRule="auto"/>
+      </w:pPr>
+      <w:r>
+        <w:rPr>
+          <w:rFonts w:ascii="Georgia" w:hAnsi="Georgia" w:cs="Georgia"/>
+          <w:sz w:val="22"/>
+          <w:szCs w:val="22"/>
+        </w:rPr>
+        <w:t xml:space="preserve">Chapter 11: After the Conversation: The Follow-up Framework</w:t>
+      </w:r>
+    </w:p>
+    <w:p>
+      <w:pPr>
+        <w:jc w:val="left"/>
+        <w:ind w:left="0" w:firstLine="0"/>
+        <w:spacing w:after="0" w:before="0" w:line="240" w:lineRule="auto"/>
+      </w:pPr>
+      <w:r>
+        <w:rPr>
+          <w:rFonts w:ascii="Georgia" w:hAnsi="Georgia" w:cs="Georgia"/>
+          <w:sz w:val="22"/>
+          <w:szCs w:val="22"/>
+        </w:rPr>
+        <w:t xml:space="preserve">Chapter 12: Common Mistakes and How to Avoid Them</w:t>
+      </w:r>
+    </w:p>
+    <w:p>
+      <w:pPr>
+        <w:jc w:val="left"/>
+        <w:ind w:left="0" w:firstLine="0"/>
+        <w:spacing w:after="0" w:before="0" w:line="240" w:lineRule="auto"/>
+      </w:pPr>
+      <w:r>
+        <w:rPr>
+          <w:rFonts w:ascii="Georgia" w:hAnsi="Georgia" w:cs="Georgia"/>
+          <w:sz w:val="22"/>
+          <w:szCs w:val="22"/>
+        </w:rPr>
+        <w:t xml:space="preserve">Chapter 13: Quick Reference Card</w:t>
+      </w:r>
+    </w:p>
+    <w:p>
+      <w:pPr>
+        <w:jc w:val="left"/>
+        <w:ind w:left="0" w:firstLine="0"/>
+        <w:spacing w:after="0" w:before="0" w:line="240" w:lineRule="auto"/>
+      </w:pPr>
+      <w:r>
+        <w:rPr>
+          <w:rFonts w:ascii="Georgia" w:hAnsi="Georgia" w:cs="Georgia"/>
+          <w:sz w:val="22"/>
+          <w:szCs w:val="22"/>
+        </w:rPr>
+        <w:t xml:space="preserve">About the Author</w:t>
+      </w:r>
+    </w:p>
+    <w:p>
+      <w:pPr>
+        <w:ind w:left="0" w:firstLine="0"/>
+        <w:spacing w:after="0" w:before="0" w:line="240" w:lineRule="auto"/>
+      </w:pPr>
       <w:r>
         <w:br w:type="page"/>
       </w:r>
@@ -1403,6 +1509,7 @@
           <w:cols w:space="720"/>
           <w:docGrid w:linePitch="360"/>
         </w:sectPr>
+        <w:ind w:left="0" w:firstLine="0"/>
       </w:pPr>
     </w:p>
     <w:p>
@@ -13903,7 +14010,11 @@
         </w:tc>
       </w:tr>
     </w:tbl>
-    <w:p/>
+    <w:p>
+      <w:pPr>
+        <w:ind w:left="0" w:firstLine="0"/>
+      </w:pPr>
+    </w:p>
     <w:p>
       <w:pPr>
         <w:keepNext/>
@@ -14503,7 +14614,11 @@
         </w:tc>
       </w:tr>
     </w:tbl>
-    <w:p/>
+    <w:p>
+      <w:pPr>
+        <w:ind w:left="0" w:firstLine="0"/>
+      </w:pPr>
+    </w:p>
     <w:p>
       <w:pPr>
         <w:keepNext/>
@@ -15227,7 +15342,11 @@
         </w:tc>
       </w:tr>
     </w:tbl>
-    <w:p/>
+    <w:p>
+      <w:pPr>
+        <w:ind w:left="0" w:firstLine="0"/>
+      </w:pPr>
+    </w:p>
     <w:p>
       <w:pPr>
         <w:keepNext/>
@@ -16444,7 +16563,11 @@
         </w:tc>
       </w:tr>
     </w:tbl>
-    <w:p/>
+    <w:p>
+      <w:pPr>
+        <w:ind w:left="0" w:firstLine="0"/>
+      </w:pPr>
+    </w:p>
     <w:p>
       <w:pPr>
         <w:keepNext/>
@@ -17875,7 +17998,11 @@
         </w:tc>
       </w:tr>
     </w:tbl>
-    <w:p/>
+    <w:p>
+      <w:pPr>
+        <w:ind w:left="0" w:firstLine="0"/>
+      </w:pPr>
+    </w:p>
     <w:p>
       <w:pPr>
         <w:keepNext/>
@@ -18289,7 +18416,11 @@
         </w:tc>
       </w:tr>
     </w:tbl>
-    <w:p/>
+    <w:p>
+      <w:pPr>
+        <w:ind w:left="0" w:firstLine="0"/>
+      </w:pPr>
+    </w:p>
     <w:p>
       <w:pPr>
         <w:keepNext/>
@@ -18693,7 +18824,11 @@
         </w:tc>
       </w:tr>
     </w:tbl>
-    <w:p/>
+    <w:p>
+      <w:pPr>
+        <w:ind w:left="0" w:firstLine="0"/>
+      </w:pPr>
+    </w:p>
     <w:p>
       <w:pPr>
         <w:keepNext/>
@@ -19621,7 +19756,11 @@
         </w:tc>
       </w:tr>
     </w:tbl>
-    <w:p/>
+    <w:p>
+      <w:pPr>
+        <w:ind w:left="0" w:firstLine="0"/>
+      </w:pPr>
+    </w:p>
     <w:p>
       <w:pPr>
         <w:keepNext/>
@@ -20737,7 +20876,11 @@
         </w:tc>
       </w:tr>
     </w:tbl>
-    <w:p/>
+    <w:p>
+      <w:pPr>
+        <w:ind w:left="0" w:firstLine="0"/>
+      </w:pPr>
+    </w:p>
     <w:p>
       <w:pPr>
         <w:keepNext/>
@@ -20973,6 +21116,7 @@
     <w:p>
       <w:pPr>
         <w:spacing w:before="0" w:after="0"/>
+        <w:ind w:left="0" w:firstLine="0"/>
       </w:pPr>
       <w:r>
         <w:rPr>
@@ -21036,6 +21180,7 @@
     <w:p>
       <w:pPr>
         <w:spacing w:before="0" w:after="0"/>
+        <w:ind w:left="0" w:firstLine="0"/>
       </w:pPr>
       <w:r>
         <w:rPr>
@@ -21378,7 +21523,8 @@
     <w:pPr>
       <w:keepNext/>
       <w:keepLines/>
-      <w:spacing w:before="480" w:after="0"/>
+      <w:spacing w:before="720" w:after="0"/>
+      <w:jc w:val="left"/>
       <w:outlineLvl w:val="0"/>
     </w:pPr>
     <w:rPr>

--- a/kdp-files/difficult_conversations_paperback.docx
+++ b/kdp-files/difficult_conversations_paperback.docx
@@ -1274,231 +1274,25 @@
     </w:p>
     <w:p>
       <w:pPr>
-        <w:rPr>
-          <w:sz w:val="22"/>
-          <w:szCs w:val="22"/>
-        </w:rPr>
-        <w:ind w:left="0" w:firstLine="0"/>
-        <w:spacing w:after="0" w:before="0" w:line="240" w:lineRule="auto"/>
-      </w:pPr>
-    </w:p>
-    <w:p>
-      <w:pPr>
-        <w:jc w:val="left"/>
-        <w:ind w:left="0" w:firstLine="0"/>
-        <w:spacing w:after="0" w:before="0" w:line="240" w:lineRule="auto"/>
-      </w:pPr>
-      <w:r>
-        <w:rPr>
-          <w:rFonts w:ascii="Georgia" w:hAnsi="Georgia" w:cs="Georgia"/>
-          <w:sz w:val="22"/>
-          <w:szCs w:val="22"/>
-        </w:rPr>
-        <w:t xml:space="preserve">Chapter 1: Introduction: Why Difficult Conversations Feel So Hard</w:t>
-      </w:r>
-    </w:p>
-    <w:p>
-      <w:pPr>
-        <w:jc w:val="left"/>
-        <w:ind w:left="0" w:firstLine="0"/>
-        <w:spacing w:after="0" w:before="0" w:line="240" w:lineRule="auto"/>
-      </w:pPr>
-      <w:r>
-        <w:rPr>
-          <w:rFonts w:ascii="Georgia" w:hAnsi="Georgia" w:cs="Georgia"/>
-          <w:sz w:val="22"/>
-          <w:szCs w:val="22"/>
-        </w:rPr>
-        <w:t xml:space="preserve">Chapter 2: The CLEAR Framework</w:t>
-      </w:r>
-    </w:p>
-    <w:p>
-      <w:pPr>
-        <w:jc w:val="left"/>
-        <w:ind w:left="0" w:firstLine="0"/>
-        <w:spacing w:after="0" w:before="0" w:line="240" w:lineRule="auto"/>
-      </w:pPr>
-      <w:r>
-        <w:rPr>
-          <w:rFonts w:ascii="Georgia" w:hAnsi="Georgia" w:cs="Georgia"/>
-          <w:sz w:val="22"/>
-          <w:szCs w:val="22"/>
-        </w:rPr>
-        <w:t xml:space="preserve">Chapter 3: Script: The Performance Improvement Conversation</w:t>
-      </w:r>
-    </w:p>
-    <w:p>
-      <w:pPr>
-        <w:jc w:val="left"/>
-        <w:ind w:left="0" w:firstLine="0"/>
-        <w:spacing w:after="0" w:before="0" w:line="240" w:lineRule="auto"/>
-      </w:pPr>
-      <w:r>
-        <w:rPr>
-          <w:rFonts w:ascii="Georgia" w:hAnsi="Georgia" w:cs="Georgia"/>
-          <w:sz w:val="22"/>
-          <w:szCs w:val="22"/>
-        </w:rPr>
-        <w:t xml:space="preserve">Chapter 4: Script: Delivering Negative Feedback</w:t>
-      </w:r>
-    </w:p>
-    <w:p>
-      <w:pPr>
-        <w:jc w:val="left"/>
-        <w:ind w:left="0" w:firstLine="0"/>
-        <w:spacing w:after="0" w:before="0" w:line="240" w:lineRule="auto"/>
-      </w:pPr>
-      <w:r>
-        <w:rPr>
-          <w:rFonts w:ascii="Georgia" w:hAnsi="Georgia" w:cs="Georgia"/>
-          <w:sz w:val="22"/>
-          <w:szCs w:val="22"/>
-        </w:rPr>
-        <w:t xml:space="preserve">Chapter 5: Script: Addressing Attendance and Behavior Issues</w:t>
-      </w:r>
-    </w:p>
-    <w:p>
-      <w:pPr>
-        <w:jc w:val="left"/>
-        <w:ind w:left="0" w:firstLine="0"/>
-        <w:spacing w:after="0" w:before="0" w:line="240" w:lineRule="auto"/>
-      </w:pPr>
-      <w:r>
-        <w:rPr>
-          <w:rFonts w:ascii="Georgia" w:hAnsi="Georgia" w:cs="Georgia"/>
-          <w:sz w:val="22"/>
-          <w:szCs w:val="22"/>
-        </w:rPr>
-        <w:t xml:space="preserve">Chapter 6: Script: Salary and Promotion Disappointment</w:t>
-      </w:r>
-    </w:p>
-    <w:p>
-      <w:pPr>
-        <w:jc w:val="left"/>
-        <w:ind w:left="0" w:firstLine="0"/>
-        <w:spacing w:after="0" w:before="0" w:line="240" w:lineRule="auto"/>
-      </w:pPr>
-      <w:r>
-        <w:rPr>
-          <w:rFonts w:ascii="Georgia" w:hAnsi="Georgia" w:cs="Georgia"/>
-          <w:sz w:val="22"/>
-          <w:szCs w:val="22"/>
-        </w:rPr>
-        <w:t xml:space="preserve">Chapter 7: Script: Letting Someone Go</w:t>
-      </w:r>
-    </w:p>
-    <w:p>
-      <w:pPr>
-        <w:jc w:val="left"/>
-        <w:ind w:left="0" w:firstLine="0"/>
-        <w:spacing w:after="0" w:before="0" w:line="240" w:lineRule="auto"/>
-      </w:pPr>
-      <w:r>
-        <w:rPr>
-          <w:rFonts w:ascii="Georgia" w:hAnsi="Georgia" w:cs="Georgia"/>
-          <w:sz w:val="22"/>
-          <w:szCs w:val="22"/>
-        </w:rPr>
-        <w:t xml:space="preserve">Chapter 8: Script: Addressing Team Conflict</w:t>
-      </w:r>
-    </w:p>
-    <w:p>
-      <w:pPr>
-        <w:jc w:val="left"/>
-        <w:ind w:left="0" w:firstLine="0"/>
-        <w:spacing w:after="0" w:before="0" w:line="240" w:lineRule="auto"/>
-      </w:pPr>
-      <w:r>
-        <w:rPr>
-          <w:rFonts w:ascii="Georgia" w:hAnsi="Georgia" w:cs="Georgia"/>
-          <w:sz w:val="22"/>
-          <w:szCs w:val="22"/>
-        </w:rPr>
-        <w:t xml:space="preserve">Chapter 9: Script: The “Are You OK?” Burnout Check-in</w:t>
-      </w:r>
-    </w:p>
-    <w:p>
-      <w:pPr>
-        <w:jc w:val="left"/>
-        <w:ind w:left="0" w:firstLine="0"/>
-        <w:spacing w:after="0" w:before="0" w:line="240" w:lineRule="auto"/>
-      </w:pPr>
-      <w:r>
-        <w:rPr>
-          <w:rFonts w:ascii="Georgia" w:hAnsi="Georgia" w:cs="Georgia"/>
-          <w:sz w:val="22"/>
-          <w:szCs w:val="22"/>
-        </w:rPr>
-        <w:t xml:space="preserve">Chapter 10: Scripts for Remote and Hybrid Teams</w:t>
-      </w:r>
-    </w:p>
-    <w:p>
-      <w:pPr>
-        <w:jc w:val="left"/>
-        <w:ind w:left="0" w:firstLine="0"/>
-        <w:spacing w:after="0" w:before="0" w:line="240" w:lineRule="auto"/>
-      </w:pPr>
-      <w:r>
-        <w:rPr>
-          <w:rFonts w:ascii="Georgia" w:hAnsi="Georgia" w:cs="Georgia"/>
-          <w:sz w:val="22"/>
-          <w:szCs w:val="22"/>
-        </w:rPr>
-        <w:t xml:space="preserve">Chapter 11: After the Conversation: The Follow-up Framework</w:t>
-      </w:r>
-    </w:p>
-    <w:p>
-      <w:pPr>
-        <w:jc w:val="left"/>
-        <w:ind w:left="0" w:firstLine="0"/>
-        <w:spacing w:after="0" w:before="0" w:line="240" w:lineRule="auto"/>
-      </w:pPr>
-      <w:r>
-        <w:rPr>
-          <w:rFonts w:ascii="Georgia" w:hAnsi="Georgia" w:cs="Georgia"/>
-          <w:sz w:val="22"/>
-          <w:szCs w:val="22"/>
-        </w:rPr>
-        <w:t xml:space="preserve">Chapter 12: Common Mistakes and How to Avoid Them</w:t>
-      </w:r>
-    </w:p>
-    <w:p>
-      <w:pPr>
-        <w:jc w:val="left"/>
-        <w:ind w:left="0" w:firstLine="0"/>
-        <w:spacing w:after="0" w:before="0" w:line="240" w:lineRule="auto"/>
-      </w:pPr>
-      <w:r>
-        <w:rPr>
-          <w:rFonts w:ascii="Georgia" w:hAnsi="Georgia" w:cs="Georgia"/>
-          <w:sz w:val="22"/>
-          <w:szCs w:val="22"/>
-        </w:rPr>
-        <w:t xml:space="preserve">Chapter 13: Quick Reference Card</w:t>
-      </w:r>
-    </w:p>
-    <w:p>
-      <w:pPr>
-        <w:jc w:val="left"/>
-        <w:ind w:left="0" w:firstLine="0"/>
-        <w:spacing w:after="0" w:before="0" w:line="240" w:lineRule="auto"/>
-      </w:pPr>
-      <w:r>
-        <w:rPr>
-          <w:rFonts w:ascii="Georgia" w:hAnsi="Georgia" w:cs="Georgia"/>
-          <w:sz w:val="22"/>
-          <w:szCs w:val="22"/>
-        </w:rPr>
-        <w:t xml:space="preserve">About the Author</w:t>
-      </w:r>
-    </w:p>
-    <w:p>
-      <w:pPr>
-        <w:ind w:left="0" w:firstLine="0"/>
-        <w:spacing w:after="0" w:before="0" w:line="240" w:lineRule="auto"/>
-      </w:pPr>
-      <w:r>
-        <w:br w:type="page"/>
+        <w:spacing w:before="240"/>
+      </w:pPr>
+      <w:r>
+        <w:fldChar w:fldCharType="begin"/>
+      </w:r>
+      <w:r>
+        <w:instrText xml:space="preserve"> TOC \o "1-1" \h \z \u </w:instrText>
+      </w:r>
+      <w:r>
+        <w:fldChar w:fldCharType="separate"/>
+      </w:r>
+      <w:r>
+        <w:rPr>
+          <w:sz w:val="22"/>
+        </w:rPr>
+        <w:t>[Right-click → Update Field to generate Table of Contents]</w:t>
+      </w:r>
+      <w:r>
+        <w:fldChar w:fldCharType="end"/>
       </w:r>
     </w:p>
     <w:p>
@@ -1514,10 +1308,11 @@
     </w:p>
     <w:p>
       <w:pPr>
+        <w:pStyle w:val="Heading1"/>
         <w:keepNext/>
         <w:pageBreakBefore/>
-        <w:spacing w:before="720" w:after="360" w:line="276" w:lineRule="auto"/>
-        <w:jc w:val="both"/>
+        <w:spacing w:before="720" w:after="240" w:line="276" w:lineRule="auto"/>
+        <w:jc w:val="left"/>
         <w:ind w:left="0" w:firstLine="288"/>
       </w:pPr>
       <w:r>
@@ -1525,6 +1320,7 @@
           <w:rFonts w:ascii="Georgia" w:hAnsi="Georgia" w:cs="Georgia"/>
           <w:b/>
           <w:i w:val="0"/>
+          <w:color w:val="000000"/>
           <w:sz w:val="36"/>
         </w:rPr>
         <w:t>Chapter 1: Introduction: Why Difficult Conversations Feel So Hard</w:t>
@@ -2996,10 +2792,11 @@
     </w:p>
     <w:p>
       <w:pPr>
+        <w:pStyle w:val="Heading1"/>
         <w:keepNext/>
         <w:pageBreakBefore/>
-        <w:spacing w:before="720" w:after="360" w:line="276" w:lineRule="auto"/>
-        <w:jc w:val="both"/>
+        <w:spacing w:before="720" w:after="240" w:line="276" w:lineRule="auto"/>
+        <w:jc w:val="left"/>
         <w:ind w:left="0" w:firstLine="288"/>
       </w:pPr>
       <w:r>
@@ -3007,6 +2804,7 @@
           <w:rFonts w:ascii="Georgia" w:hAnsi="Georgia" w:cs="Georgia"/>
           <w:b/>
           <w:i w:val="0"/>
+          <w:color w:val="000000"/>
           <w:sz w:val="36"/>
         </w:rPr>
         <w:t>Chapter 2: The CLEAR Framework</w:t>
@@ -4818,10 +4616,11 @@
     </w:p>
     <w:p>
       <w:pPr>
+        <w:pStyle w:val="Heading1"/>
         <w:keepNext/>
         <w:pageBreakBefore/>
-        <w:spacing w:before="720" w:after="360" w:line="276" w:lineRule="auto"/>
-        <w:jc w:val="both"/>
+        <w:spacing w:before="720" w:after="240" w:line="276" w:lineRule="auto"/>
+        <w:jc w:val="left"/>
         <w:ind w:left="0" w:firstLine="288"/>
       </w:pPr>
       <w:r>
@@ -4829,6 +4628,7 @@
           <w:rFonts w:ascii="Georgia" w:hAnsi="Georgia" w:cs="Georgia"/>
           <w:b/>
           <w:i w:val="0"/>
+          <w:color w:val="000000"/>
           <w:sz w:val="36"/>
         </w:rPr>
         <w:t>Chapter 3: Script: The Performance Improvement Conversation</w:t>
@@ -5524,10 +5324,11 @@
     </w:p>
     <w:p>
       <w:pPr>
+        <w:pStyle w:val="Heading1"/>
         <w:keepNext/>
         <w:pageBreakBefore/>
-        <w:spacing w:before="720" w:after="360" w:line="276" w:lineRule="auto"/>
-        <w:jc w:val="both"/>
+        <w:spacing w:before="720" w:after="240" w:line="276" w:lineRule="auto"/>
+        <w:jc w:val="left"/>
         <w:ind w:left="0" w:firstLine="288"/>
       </w:pPr>
       <w:r>
@@ -5535,6 +5336,7 @@
           <w:rFonts w:ascii="Georgia" w:hAnsi="Georgia" w:cs="Georgia"/>
           <w:b/>
           <w:i w:val="0"/>
+          <w:color w:val="000000"/>
           <w:sz w:val="36"/>
         </w:rPr>
         <w:t>Chapter 4: Script: Delivering Negative Feedback</w:t>
@@ -6217,10 +6019,11 @@
     </w:p>
     <w:p>
       <w:pPr>
+        <w:pStyle w:val="Heading1"/>
         <w:keepNext/>
         <w:pageBreakBefore/>
-        <w:spacing w:before="720" w:after="360" w:line="276" w:lineRule="auto"/>
-        <w:jc w:val="both"/>
+        <w:spacing w:before="720" w:after="240" w:line="276" w:lineRule="auto"/>
+        <w:jc w:val="left"/>
         <w:ind w:left="0" w:firstLine="288"/>
       </w:pPr>
       <w:r>
@@ -6228,6 +6031,7 @@
           <w:rFonts w:ascii="Georgia" w:hAnsi="Georgia" w:cs="Georgia"/>
           <w:b/>
           <w:i w:val="0"/>
+          <w:color w:val="000000"/>
           <w:sz w:val="36"/>
         </w:rPr>
         <w:t>Chapter 5: Script: Addressing Attendance and Behavior Issues</w:t>
@@ -7078,10 +6882,11 @@
     </w:p>
     <w:p>
       <w:pPr>
+        <w:pStyle w:val="Heading1"/>
         <w:keepNext/>
         <w:pageBreakBefore/>
-        <w:spacing w:before="720" w:after="360" w:line="276" w:lineRule="auto"/>
-        <w:jc w:val="both"/>
+        <w:spacing w:before="720" w:after="240" w:line="276" w:lineRule="auto"/>
+        <w:jc w:val="left"/>
         <w:ind w:left="0" w:firstLine="288"/>
       </w:pPr>
       <w:r>
@@ -7089,6 +6894,7 @@
           <w:rFonts w:ascii="Georgia" w:hAnsi="Georgia" w:cs="Georgia"/>
           <w:b/>
           <w:i w:val="0"/>
+          <w:color w:val="000000"/>
           <w:sz w:val="36"/>
         </w:rPr>
         <w:t>Chapter 6: Script: Salary and Promotion Disappointment</w:t>
@@ -7866,10 +7672,11 @@
     </w:p>
     <w:p>
       <w:pPr>
+        <w:pStyle w:val="Heading1"/>
         <w:keepNext/>
         <w:pageBreakBefore/>
-        <w:spacing w:before="720" w:after="360" w:line="276" w:lineRule="auto"/>
-        <w:jc w:val="both"/>
+        <w:spacing w:before="720" w:after="240" w:line="276" w:lineRule="auto"/>
+        <w:jc w:val="left"/>
         <w:ind w:left="0" w:firstLine="288"/>
       </w:pPr>
       <w:r>
@@ -7877,6 +7684,7 @@
           <w:rFonts w:ascii="Georgia" w:hAnsi="Georgia" w:cs="Georgia"/>
           <w:b/>
           <w:i w:val="0"/>
+          <w:color w:val="000000"/>
           <w:sz w:val="36"/>
         </w:rPr>
         <w:t>Chapter 7: Script: Letting Someone Go</w:t>
@@ -8757,10 +8565,11 @@
     </w:p>
     <w:p>
       <w:pPr>
+        <w:pStyle w:val="Heading1"/>
         <w:keepNext/>
         <w:pageBreakBefore/>
-        <w:spacing w:before="720" w:after="360" w:line="276" w:lineRule="auto"/>
-        <w:jc w:val="both"/>
+        <w:spacing w:before="720" w:after="240" w:line="276" w:lineRule="auto"/>
+        <w:jc w:val="left"/>
         <w:ind w:left="0" w:firstLine="288"/>
       </w:pPr>
       <w:r>
@@ -8768,6 +8577,7 @@
           <w:rFonts w:ascii="Georgia" w:hAnsi="Georgia" w:cs="Georgia"/>
           <w:b/>
           <w:i w:val="0"/>
+          <w:color w:val="000000"/>
           <w:sz w:val="36"/>
         </w:rPr>
         <w:t>Chapter 8: Script: Addressing Team Conflict</w:t>
@@ -9568,10 +9378,11 @@
     </w:p>
     <w:p>
       <w:pPr>
+        <w:pStyle w:val="Heading1"/>
         <w:keepNext/>
         <w:pageBreakBefore/>
-        <w:spacing w:before="720" w:after="360" w:line="276" w:lineRule="auto"/>
-        <w:jc w:val="both"/>
+        <w:spacing w:before="720" w:after="240" w:line="276" w:lineRule="auto"/>
+        <w:jc w:val="left"/>
         <w:ind w:left="0" w:firstLine="288"/>
       </w:pPr>
       <w:r>
@@ -9579,6 +9390,7 @@
           <w:rFonts w:ascii="Georgia" w:hAnsi="Georgia" w:cs="Georgia"/>
           <w:b/>
           <w:i w:val="0"/>
+          <w:color w:val="000000"/>
           <w:sz w:val="36"/>
         </w:rPr>
         <w:t>Chapter 9: Script: The "Are You OK?" Burnout Check-in</w:t>
@@ -10487,10 +10299,11 @@
     </w:p>
     <w:p>
       <w:pPr>
+        <w:pStyle w:val="Heading1"/>
         <w:keepNext/>
         <w:pageBreakBefore/>
-        <w:spacing w:before="720" w:after="360" w:line="276" w:lineRule="auto"/>
-        <w:jc w:val="both"/>
+        <w:spacing w:before="720" w:after="240" w:line="276" w:lineRule="auto"/>
+        <w:jc w:val="left"/>
         <w:ind w:left="0" w:firstLine="288"/>
       </w:pPr>
       <w:r>
@@ -10498,6 +10311,7 @@
           <w:rFonts w:ascii="Georgia" w:hAnsi="Georgia" w:cs="Georgia"/>
           <w:b/>
           <w:i w:val="0"/>
+          <w:color w:val="000000"/>
           <w:sz w:val="36"/>
         </w:rPr>
         <w:t>Chapter 10: Scripts for Remote and Hybrid Teams</w:t>
@@ -15349,10 +15163,11 @@
     </w:p>
     <w:p>
       <w:pPr>
+        <w:pStyle w:val="Heading1"/>
         <w:keepNext/>
         <w:pageBreakBefore/>
-        <w:spacing w:before="720" w:after="360" w:line="276" w:lineRule="auto"/>
-        <w:jc w:val="both"/>
+        <w:spacing w:before="720" w:after="240" w:line="276" w:lineRule="auto"/>
+        <w:jc w:val="left"/>
         <w:ind w:left="0" w:firstLine="288"/>
       </w:pPr>
       <w:r>
@@ -15360,6 +15175,7 @@
           <w:rFonts w:ascii="Georgia" w:hAnsi="Georgia" w:cs="Georgia"/>
           <w:b/>
           <w:i w:val="0"/>
+          <w:color w:val="000000"/>
           <w:sz w:val="36"/>
         </w:rPr>
         <w:t>Chapter 11: After the Conversation: The Follow-up Framework</w:t>
@@ -16655,10 +16471,11 @@
     </w:p>
     <w:p>
       <w:pPr>
+        <w:pStyle w:val="Heading1"/>
         <w:keepNext/>
         <w:pageBreakBefore/>
-        <w:spacing w:before="720" w:after="360" w:line="276" w:lineRule="auto"/>
-        <w:jc w:val="both"/>
+        <w:spacing w:before="720" w:after="240" w:line="276" w:lineRule="auto"/>
+        <w:jc w:val="left"/>
         <w:ind w:left="0" w:firstLine="288"/>
       </w:pPr>
       <w:r>
@@ -16666,6 +16483,7 @@
           <w:rFonts w:ascii="Georgia" w:hAnsi="Georgia" w:cs="Georgia"/>
           <w:b/>
           <w:i w:val="0"/>
+          <w:color w:val="000000"/>
           <w:sz w:val="36"/>
         </w:rPr>
         <w:t>Chapter 12: Common Mistakes and How to Avoid Them</w:t>
@@ -17537,10 +17355,11 @@
     </w:p>
     <w:p>
       <w:pPr>
+        <w:pStyle w:val="Heading1"/>
         <w:keepNext/>
         <w:pageBreakBefore/>
-        <w:spacing w:before="720" w:after="360" w:line="276" w:lineRule="auto"/>
-        <w:jc w:val="both"/>
+        <w:spacing w:before="720" w:after="240" w:line="276" w:lineRule="auto"/>
+        <w:jc w:val="left"/>
         <w:ind w:left="0" w:firstLine="288"/>
       </w:pPr>
       <w:r>
@@ -17548,6 +17367,7 @@
           <w:rFonts w:ascii="Georgia" w:hAnsi="Georgia" w:cs="Georgia"/>
           <w:b/>
           <w:i w:val="0"/>
+          <w:color w:val="000000"/>
           <w:sz w:val="36"/>
         </w:rPr>
         <w:t>Chapter 13: Quick Reference Card</w:t>
@@ -21015,10 +20835,11 @@
     </w:p>
     <w:p>
       <w:pPr>
+        <w:pStyle w:val="Heading1"/>
         <w:keepNext/>
         <w:pageBreakBefore/>
-        <w:spacing w:before="720" w:after="360" w:line="276" w:lineRule="auto"/>
-        <w:jc w:val="both"/>
+        <w:spacing w:before="720" w:after="240" w:line="276" w:lineRule="auto"/>
+        <w:jc w:val="left"/>
         <w:ind w:left="0" w:firstLine="288"/>
       </w:pPr>
       <w:r>
@@ -21026,6 +20847,7 @@
           <w:rFonts w:ascii="Georgia" w:hAnsi="Georgia" w:cs="Georgia"/>
           <w:b/>
           <w:i w:val="0"/>
+          <w:color w:val="000000"/>
           <w:sz w:val="36"/>
         </w:rPr>
         <w:t>About the Author</w:t>

--- a/kdp-files/difficult_conversations_paperback.docx
+++ b/kdp-files/difficult_conversations_paperback.docx
@@ -14439,6 +14439,7 @@
         <w:spacing w:before="240" w:after="120" w:line="276" w:lineRule="auto"/>
         <w:jc w:val="both"/>
         <w:ind w:left="0" w:firstLine="288"/>
+        <w:pageBreakBefore/>
       </w:pPr>
       <w:r>
         <w:rPr>
@@ -17829,6 +17830,7 @@
         <w:spacing w:before="360" w:after="160" w:line="276" w:lineRule="auto"/>
         <w:jc w:val="both"/>
         <w:ind w:left="0" w:firstLine="288"/>
+        <w:pageBreakBefore/>
       </w:pPr>
       <w:r>
         <w:rPr>

--- a/kdp-files/difficult_conversations_paperback.docx
+++ b/kdp-files/difficult_conversations_paperback.docx
@@ -1227,15 +1227,15 @@
           <w:sz w:val="22"/>
           <w:szCs w:val="22"/>
         </w:rPr>
-        <w:ind w:left="0" w:firstLine="0"/>
         <w:spacing w:after="0" w:before="0" w:line="240" w:lineRule="auto"/>
-      </w:pPr>
-    </w:p>
-    <w:p>
-      <w:pPr>
-        <w:jc w:val="both"/>
-        <w:ind w:left="0" w:firstLine="0"/>
+        <w:ind w:left="0" w:firstLine="288"/>
+      </w:pPr>
+    </w:p>
+    <w:p>
+      <w:pPr>
+        <w:jc w:val="both"/>
         <w:spacing w:after="0" w:before="0" w:line="240" w:lineRule="auto"/>
+        <w:ind w:left="0" w:firstLine="288"/>
       </w:pPr>
       <w:r>
         <w:rPr>
@@ -4975,7 +4975,6 @@
           <w:i w:val="0"/>
           <w:sz w:val="22"/>
         </w:rPr>
-        <w:t xml:space="preserve">• </w:t>
       </w:r>
       <w:r>
         <w:rPr>
@@ -5000,7 +4999,6 @@
           <w:i w:val="0"/>
           <w:sz w:val="22"/>
         </w:rPr>
-        <w:t xml:space="preserve">• </w:t>
       </w:r>
       <w:r>
         <w:rPr>
@@ -5025,7 +5023,6 @@
           <w:i w:val="0"/>
           <w:sz w:val="22"/>
         </w:rPr>
-        <w:t xml:space="preserve">• </w:t>
       </w:r>
       <w:r>
         <w:rPr>
@@ -5050,7 +5047,6 @@
           <w:i w:val="0"/>
           <w:sz w:val="22"/>
         </w:rPr>
-        <w:t xml:space="preserve">• </w:t>
       </w:r>
       <w:r>
         <w:rPr>
@@ -5075,7 +5071,6 @@
           <w:i w:val="0"/>
           <w:sz w:val="22"/>
         </w:rPr>
-        <w:t xml:space="preserve">• </w:t>
       </w:r>
       <w:r>
         <w:rPr>
@@ -5667,7 +5662,6 @@
           <w:i w:val="0"/>
           <w:sz w:val="22"/>
         </w:rPr>
-        <w:t xml:space="preserve">• </w:t>
       </w:r>
       <w:r>
         <w:rPr>
@@ -5692,7 +5686,6 @@
           <w:i w:val="0"/>
           <w:sz w:val="22"/>
         </w:rPr>
-        <w:t xml:space="preserve">• </w:t>
       </w:r>
       <w:r>
         <w:rPr>
@@ -5717,7 +5710,6 @@
           <w:i w:val="0"/>
           <w:sz w:val="22"/>
         </w:rPr>
-        <w:t xml:space="preserve">• </w:t>
       </w:r>
       <w:r>
         <w:rPr>
@@ -5742,7 +5734,6 @@
           <w:i w:val="0"/>
           <w:sz w:val="22"/>
         </w:rPr>
-        <w:t xml:space="preserve">• </w:t>
       </w:r>
       <w:r>
         <w:rPr>
@@ -5767,7 +5758,6 @@
           <w:i w:val="0"/>
           <w:sz w:val="22"/>
         </w:rPr>
-        <w:t xml:space="preserve">• </w:t>
       </w:r>
       <w:r>
         <w:rPr>
@@ -6480,7 +6470,6 @@
           <w:i w:val="0"/>
           <w:sz w:val="22"/>
         </w:rPr>
-        <w:t xml:space="preserve">• </w:t>
       </w:r>
       <w:r>
         <w:rPr>
@@ -6505,7 +6494,6 @@
           <w:i w:val="0"/>
           <w:sz w:val="22"/>
         </w:rPr>
-        <w:t xml:space="preserve">• </w:t>
       </w:r>
       <w:r>
         <w:rPr>
@@ -6530,7 +6518,6 @@
           <w:i w:val="0"/>
           <w:sz w:val="22"/>
         </w:rPr>
-        <w:t xml:space="preserve">• </w:t>
       </w:r>
       <w:r>
         <w:rPr>
@@ -6555,7 +6542,6 @@
           <w:i w:val="0"/>
           <w:sz w:val="22"/>
         </w:rPr>
-        <w:t xml:space="preserve">• </w:t>
       </w:r>
       <w:r>
         <w:rPr>
@@ -6580,7 +6566,6 @@
           <w:i w:val="0"/>
           <w:sz w:val="22"/>
         </w:rPr>
-        <w:t xml:space="preserve">• </w:t>
       </w:r>
       <w:r>
         <w:rPr>
@@ -7225,7 +7210,6 @@
           <w:i w:val="0"/>
           <w:sz w:val="22"/>
         </w:rPr>
-        <w:t xml:space="preserve">• </w:t>
       </w:r>
       <w:r>
         <w:rPr>
@@ -7250,7 +7234,6 @@
           <w:i w:val="0"/>
           <w:sz w:val="22"/>
         </w:rPr>
-        <w:t xml:space="preserve">• </w:t>
       </w:r>
       <w:r>
         <w:rPr>
@@ -7275,7 +7258,6 @@
           <w:i w:val="0"/>
           <w:sz w:val="22"/>
         </w:rPr>
-        <w:t xml:space="preserve">• </w:t>
       </w:r>
       <w:r>
         <w:rPr>
@@ -7300,7 +7282,6 @@
           <w:i w:val="0"/>
           <w:sz w:val="22"/>
         </w:rPr>
-        <w:t xml:space="preserve">• </w:t>
       </w:r>
       <w:r>
         <w:rPr>
@@ -7325,7 +7306,6 @@
           <w:i w:val="0"/>
           <w:sz w:val="22"/>
         </w:rPr>
-        <w:t xml:space="preserve">• </w:t>
       </w:r>
       <w:r>
         <w:rPr>
@@ -7350,7 +7330,6 @@
           <w:i w:val="0"/>
           <w:sz w:val="22"/>
         </w:rPr>
-        <w:t xml:space="preserve">• </w:t>
       </w:r>
       <w:r>
         <w:rPr>
@@ -8064,7 +8043,6 @@
           <w:i w:val="0"/>
           <w:sz w:val="22"/>
         </w:rPr>
-        <w:t xml:space="preserve">• </w:t>
       </w:r>
       <w:r>
         <w:rPr>
@@ -8089,7 +8067,6 @@
           <w:i w:val="0"/>
           <w:sz w:val="22"/>
         </w:rPr>
-        <w:t xml:space="preserve">• </w:t>
       </w:r>
       <w:r>
         <w:rPr>
@@ -8114,7 +8091,6 @@
           <w:i w:val="0"/>
           <w:sz w:val="22"/>
         </w:rPr>
-        <w:t xml:space="preserve">• </w:t>
       </w:r>
       <w:r>
         <w:rPr>
@@ -8139,7 +8115,6 @@
           <w:i w:val="0"/>
           <w:sz w:val="22"/>
         </w:rPr>
-        <w:t xml:space="preserve">• </w:t>
       </w:r>
       <w:r>
         <w:rPr>
@@ -8164,7 +8139,6 @@
           <w:i w:val="0"/>
           <w:sz w:val="22"/>
         </w:rPr>
-        <w:t xml:space="preserve">• </w:t>
       </w:r>
       <w:r>
         <w:rPr>
@@ -8189,7 +8163,6 @@
           <w:i w:val="0"/>
           <w:sz w:val="22"/>
         </w:rPr>
-        <w:t xml:space="preserve">• </w:t>
       </w:r>
       <w:r>
         <w:rPr>
@@ -8974,7 +8947,6 @@
           <w:i w:val="0"/>
           <w:sz w:val="22"/>
         </w:rPr>
-        <w:t xml:space="preserve">• </w:t>
       </w:r>
       <w:r>
         <w:rPr>
@@ -8999,7 +8971,6 @@
           <w:i w:val="0"/>
           <w:sz w:val="22"/>
         </w:rPr>
-        <w:t xml:space="preserve">• </w:t>
       </w:r>
       <w:r>
         <w:rPr>
@@ -9024,7 +8995,6 @@
           <w:i w:val="0"/>
           <w:sz w:val="22"/>
         </w:rPr>
-        <w:t xml:space="preserve">• </w:t>
       </w:r>
       <w:r>
         <w:rPr>
@@ -9049,7 +9019,6 @@
           <w:i w:val="0"/>
           <w:sz w:val="22"/>
         </w:rPr>
-        <w:t xml:space="preserve">• </w:t>
       </w:r>
       <w:r>
         <w:rPr>
@@ -9074,7 +9043,6 @@
           <w:i w:val="0"/>
           <w:sz w:val="22"/>
         </w:rPr>
-        <w:t xml:space="preserve">• </w:t>
       </w:r>
       <w:r>
         <w:rPr>
@@ -9803,7 +9771,6 @@
           <w:i w:val="0"/>
           <w:sz w:val="22"/>
         </w:rPr>
-        <w:t xml:space="preserve">• </w:t>
       </w:r>
       <w:r>
         <w:rPr>
@@ -9828,7 +9795,6 @@
           <w:i w:val="0"/>
           <w:sz w:val="22"/>
         </w:rPr>
-        <w:t xml:space="preserve">• </w:t>
       </w:r>
       <w:r>
         <w:rPr>
@@ -9853,7 +9819,6 @@
           <w:i w:val="0"/>
           <w:sz w:val="22"/>
         </w:rPr>
-        <w:t xml:space="preserve">• </w:t>
       </w:r>
       <w:r>
         <w:rPr>
@@ -9878,7 +9843,6 @@
           <w:i w:val="0"/>
           <w:sz w:val="22"/>
         </w:rPr>
-        <w:t xml:space="preserve">• </w:t>
       </w:r>
       <w:r>
         <w:rPr>
@@ -9903,7 +9867,6 @@
           <w:i w:val="0"/>
           <w:sz w:val="22"/>
         </w:rPr>
-        <w:t xml:space="preserve">• </w:t>
       </w:r>
       <w:r>
         <w:rPr>
@@ -9928,7 +9891,6 @@
           <w:i w:val="0"/>
           <w:sz w:val="22"/>
         </w:rPr>
-        <w:t xml:space="preserve">• </w:t>
       </w:r>
       <w:r>
         <w:rPr>
@@ -21672,11 +21634,7 @@
     <w:uiPriority w:val="11"/>
     <w:qFormat/>
     <w:rsid w:val="00FC693F"/>
-    <w:pPr>
-      <w:numPr>
-        <w:ilvl w:val="1"/>
-      </w:numPr>
-    </w:pPr>
+    <w:pPr/>
     <w:rPr>
       <w:rFonts w:asciiTheme="majorHAnsi" w:eastAsiaTheme="majorEastAsia" w:hAnsiTheme="majorHAnsi" w:cstheme="majorBidi"/>
       <w:i/>
@@ -21816,9 +21774,6 @@
     <w:unhideWhenUsed/>
     <w:rsid w:val="00326F90"/>
     <w:pPr>
-      <w:numPr>
-        <w:numId w:val="1"/>
-      </w:numPr>
       <w:contextualSpacing/>
     </w:pPr>
   </w:style>
@@ -21829,9 +21784,6 @@
     <w:unhideWhenUsed/>
     <w:rsid w:val="00326F90"/>
     <w:pPr>
-      <w:numPr>
-        <w:numId w:val="2"/>
-      </w:numPr>
       <w:contextualSpacing/>
     </w:pPr>
   </w:style>
@@ -21842,9 +21794,6 @@
     <w:unhideWhenUsed/>
     <w:rsid w:val="00326F90"/>
     <w:pPr>
-      <w:numPr>
-        <w:numId w:val="3"/>
-      </w:numPr>
       <w:contextualSpacing/>
     </w:pPr>
   </w:style>
@@ -21855,9 +21804,6 @@
     <w:unhideWhenUsed/>
     <w:rsid w:val="00326F90"/>
     <w:pPr>
-      <w:numPr>
-        <w:numId w:val="5"/>
-      </w:numPr>
       <w:contextualSpacing/>
     </w:pPr>
   </w:style>
@@ -21868,9 +21814,6 @@
     <w:unhideWhenUsed/>
     <w:rsid w:val="0029639D"/>
     <w:pPr>
-      <w:numPr>
-        <w:numId w:val="6"/>
-      </w:numPr>
       <w:contextualSpacing/>
     </w:pPr>
   </w:style>
@@ -21881,9 +21824,6 @@
     <w:unhideWhenUsed/>
     <w:rsid w:val="0029639D"/>
     <w:pPr>
-      <w:numPr>
-        <w:numId w:val="7"/>
-      </w:numPr>
       <w:contextualSpacing/>
     </w:pPr>
   </w:style>
@@ -33475,9 +33415,6 @@
     <w:qFormat/>
     <w:rsid w:val="00FC693F"/>
     <w:pPr>
-      <w:numPr>
-        <w:ilvl w:val="1"/>
-      </w:numPr>
     </w:pPr>
     <w:rPr>
       <w:rFonts w:asciiTheme="majorHAnsi" w:eastAsiaTheme="majorEastAsia" w:hAnsiTheme="majorHAnsi" w:cstheme="majorBidi"/>
@@ -33618,9 +33555,6 @@
     <w:unhideWhenUsed/>
     <w:rsid w:val="00326F90"/>
     <w:pPr>
-      <w:numPr>
-        <w:numId w:val="1"/>
-      </w:numPr>
       <w:contextualSpacing/>
     </w:pPr>
   </w:style>
@@ -33631,9 +33565,6 @@
     <w:unhideWhenUsed/>
     <w:rsid w:val="00326F90"/>
     <w:pPr>
-      <w:numPr>
-        <w:numId w:val="2"/>
-      </w:numPr>
       <w:contextualSpacing/>
     </w:pPr>
   </w:style>
@@ -33644,9 +33575,6 @@
     <w:unhideWhenUsed/>
     <w:rsid w:val="00326F90"/>
     <w:pPr>
-      <w:numPr>
-        <w:numId w:val="3"/>
-      </w:numPr>
       <w:contextualSpacing/>
     </w:pPr>
   </w:style>
@@ -33657,9 +33585,6 @@
     <w:unhideWhenUsed/>
     <w:rsid w:val="00326F90"/>
     <w:pPr>
-      <w:numPr>
-        <w:numId w:val="5"/>
-      </w:numPr>
       <w:contextualSpacing/>
     </w:pPr>
   </w:style>
@@ -33670,9 +33595,6 @@
     <w:unhideWhenUsed/>
     <w:rsid w:val="0029639D"/>
     <w:pPr>
-      <w:numPr>
-        <w:numId w:val="6"/>
-      </w:numPr>
       <w:contextualSpacing/>
     </w:pPr>
   </w:style>
@@ -33683,9 +33605,6 @@
     <w:unhideWhenUsed/>
     <w:rsid w:val="0029639D"/>
     <w:pPr>
-      <w:numPr>
-        <w:numId w:val="7"/>
-      </w:numPr>
       <w:contextualSpacing/>
     </w:pPr>
   </w:style>

--- a/kdp-files/difficult_conversations_paperback.docx
+++ b/kdp-files/difficult_conversations_paperback.docx
@@ -1311,7 +1311,7 @@
         <w:pStyle w:val="Heading1"/>
         <w:keepNext/>
         <w:pageBreakBefore/>
-        <w:spacing w:before="720" w:after="240" w:line="276" w:lineRule="auto"/>
+        <w:spacing w:before="0" w:after="240" w:line="276" w:lineRule="auto"/>
         <w:jc w:val="left"/>
         <w:ind w:left="0" w:firstLine="288"/>
       </w:pPr>
@@ -2795,7 +2795,7 @@
         <w:pStyle w:val="Heading1"/>
         <w:keepNext/>
         <w:pageBreakBefore/>
-        <w:spacing w:before="720" w:after="240" w:line="276" w:lineRule="auto"/>
+        <w:spacing w:before="0" w:after="240" w:line="276" w:lineRule="auto"/>
         <w:jc w:val="left"/>
         <w:ind w:left="0" w:firstLine="288"/>
       </w:pPr>
@@ -4619,7 +4619,7 @@
         <w:pStyle w:val="Heading1"/>
         <w:keepNext/>
         <w:pageBreakBefore/>
-        <w:spacing w:before="720" w:after="240" w:line="276" w:lineRule="auto"/>
+        <w:spacing w:before="0" w:after="240" w:line="276" w:lineRule="auto"/>
         <w:jc w:val="left"/>
         <w:ind w:left="0" w:firstLine="288"/>
       </w:pPr>
@@ -5322,7 +5322,7 @@
         <w:pStyle w:val="Heading1"/>
         <w:keepNext/>
         <w:pageBreakBefore/>
-        <w:spacing w:before="720" w:after="240" w:line="276" w:lineRule="auto"/>
+        <w:spacing w:before="0" w:after="240" w:line="276" w:lineRule="auto"/>
         <w:jc w:val="left"/>
         <w:ind w:left="0" w:firstLine="288"/>
       </w:pPr>
@@ -6012,7 +6012,7 @@
         <w:pStyle w:val="Heading1"/>
         <w:keepNext/>
         <w:pageBreakBefore/>
-        <w:spacing w:before="720" w:after="240" w:line="276" w:lineRule="auto"/>
+        <w:spacing w:before="0" w:after="240" w:line="276" w:lineRule="auto"/>
         <w:jc w:val="left"/>
         <w:ind w:left="0" w:firstLine="288"/>
       </w:pPr>
@@ -6870,7 +6870,7 @@
         <w:pStyle w:val="Heading1"/>
         <w:keepNext/>
         <w:pageBreakBefore/>
-        <w:spacing w:before="720" w:after="240" w:line="276" w:lineRule="auto"/>
+        <w:spacing w:before="0" w:after="240" w:line="276" w:lineRule="auto"/>
         <w:jc w:val="left"/>
         <w:ind w:left="0" w:firstLine="288"/>
       </w:pPr>
@@ -7654,7 +7654,7 @@
         <w:pStyle w:val="Heading1"/>
         <w:keepNext/>
         <w:pageBreakBefore/>
-        <w:spacing w:before="720" w:after="240" w:line="276" w:lineRule="auto"/>
+        <w:spacing w:before="0" w:after="240" w:line="276" w:lineRule="auto"/>
         <w:jc w:val="left"/>
         <w:ind w:left="0" w:firstLine="288"/>
       </w:pPr>
@@ -8541,7 +8541,7 @@
         <w:pStyle w:val="Heading1"/>
         <w:keepNext/>
         <w:pageBreakBefore/>
-        <w:spacing w:before="720" w:after="240" w:line="276" w:lineRule="auto"/>
+        <w:spacing w:before="0" w:after="240" w:line="276" w:lineRule="auto"/>
         <w:jc w:val="left"/>
         <w:ind w:left="0" w:firstLine="288"/>
       </w:pPr>
@@ -9349,7 +9349,7 @@
         <w:pStyle w:val="Heading1"/>
         <w:keepNext/>
         <w:pageBreakBefore/>
-        <w:spacing w:before="720" w:after="240" w:line="276" w:lineRule="auto"/>
+        <w:spacing w:before="0" w:after="240" w:line="276" w:lineRule="auto"/>
         <w:jc w:val="left"/>
         <w:ind w:left="0" w:firstLine="288"/>
       </w:pPr>
@@ -10264,7 +10264,7 @@
         <w:pStyle w:val="Heading1"/>
         <w:keepNext/>
         <w:pageBreakBefore/>
-        <w:spacing w:before="720" w:after="240" w:line="276" w:lineRule="auto"/>
+        <w:spacing w:before="0" w:after="240" w:line="276" w:lineRule="auto"/>
         <w:jc w:val="left"/>
         <w:ind w:left="0" w:firstLine="288"/>
       </w:pPr>
@@ -15129,7 +15129,7 @@
         <w:pStyle w:val="Heading1"/>
         <w:keepNext/>
         <w:pageBreakBefore/>
-        <w:spacing w:before="720" w:after="240" w:line="276" w:lineRule="auto"/>
+        <w:spacing w:before="0" w:after="240" w:line="276" w:lineRule="auto"/>
         <w:jc w:val="left"/>
         <w:ind w:left="0" w:firstLine="288"/>
       </w:pPr>
@@ -16437,7 +16437,7 @@
         <w:pStyle w:val="Heading1"/>
         <w:keepNext/>
         <w:pageBreakBefore/>
-        <w:spacing w:before="720" w:after="240" w:line="276" w:lineRule="auto"/>
+        <w:spacing w:before="0" w:after="240" w:line="276" w:lineRule="auto"/>
         <w:jc w:val="left"/>
         <w:ind w:left="0" w:firstLine="288"/>
       </w:pPr>
@@ -17321,7 +17321,7 @@
         <w:pStyle w:val="Heading1"/>
         <w:keepNext/>
         <w:pageBreakBefore/>
-        <w:spacing w:before="720" w:after="240" w:line="276" w:lineRule="auto"/>
+        <w:spacing w:before="0" w:after="240" w:line="276" w:lineRule="auto"/>
         <w:jc w:val="left"/>
         <w:ind w:left="0" w:firstLine="288"/>
       </w:pPr>
@@ -20802,7 +20802,7 @@
         <w:pStyle w:val="Heading1"/>
         <w:keepNext/>
         <w:pageBreakBefore/>
-        <w:spacing w:before="720" w:after="240" w:line="276" w:lineRule="auto"/>
+        <w:spacing w:before="0" w:after="240" w:line="276" w:lineRule="auto"/>
         <w:jc w:val="left"/>
         <w:ind w:left="0" w:firstLine="288"/>
       </w:pPr>
@@ -21309,7 +21309,7 @@
     <w:pPr>
       <w:keepNext/>
       <w:keepLines/>
-      <w:spacing w:before="720" w:after="0"/>
+      <w:spacing w:before="0" w:after="0"/>
       <w:jc w:val="left"/>
       <w:outlineLvl w:val="0"/>
     </w:pPr>

--- a/kdp-files/difficult_conversations_paperback.docx
+++ b/kdp-files/difficult_conversations_paperback.docx
@@ -1299,9 +1299,10 @@
       <w:pPr>
         <w:sectPr>
           <w:pgSz w:w="8640" w:h="12960"/>
-          <w:pgMar w:top="1080" w:right="720" w:bottom="1080" w:left="720" w:header="720" w:footer="720" w:gutter="0"/>
+          <w:pgMar w:top="1080" w:right="720" w:bottom="1080" w:left="1080" w:header="720" w:footer="720" w:gutter="0"/>
           <w:cols w:space="720"/>
           <w:docGrid w:linePitch="360"/>
+          <w:mirrorMargins/>
         </w:sectPr>
         <w:ind w:left="0" w:firstLine="0"/>
       </w:pPr>
@@ -20998,10 +20999,11 @@
       <w:headerReference w:type="default" r:id="rId10"/>
       <w:footerReference w:type="default" r:id="rId11"/>
       <w:pgSz w:w="8640" w:h="12960"/>
-      <w:pgMar w:top="1080" w:right="720" w:bottom="1080" w:left="720" w:header="720" w:footer="720" w:gutter="0"/>
+      <w:pgMar w:top="1080" w:right="720" w:bottom="1080" w:left="1080" w:header="720" w:footer="720" w:gutter="0"/>
       <w:cols w:space="720"/>
       <w:docGrid w:linePitch="360"/>
       <w:titlePg/>
+      <w:mirrorMargins/>
     </w:sectPr>
   </w:body>
 </w:document>

--- a/kdp-files/difficult_conversations_paperback.docx
+++ b/kdp-files/difficult_conversations_paperback.docx
@@ -4728,7 +4728,7 @@
           <w:rFonts w:ascii="Georgia" w:hAnsi="Georgia" w:cs="Georgia"/>
           <w:b w:val="0"/>
           <w:i/>
-          <w:color w:val="333333"/>
+          <w:color w:val="000000"/>
           <w:sz w:val="21"/>
         </w:rPr>
         <w:t>Thanks for sitting down with me, Alex. I want to have an honest conversation with you because I respect you and I'm invested in your success here. This might be uncomfortable, but my intention is to work through this together.</w:t>
@@ -4777,7 +4777,7 @@
           <w:rFonts w:ascii="Georgia" w:hAnsi="Georgia" w:cs="Georgia"/>
           <w:b w:val="0"/>
           <w:i/>
-          <w:color w:val="333333"/>
+          <w:color w:val="000000"/>
           <w:sz w:val="21"/>
         </w:rPr>
         <w:t>Over the past month, I've noticed a few things I want to talk through. The Henderson report was submitted five days late, the data in the Q3 analysis had several errors that the client caught before we did, and you've missed two of our last four team standups without notice. I want to make sure I'm seeing the full picture — can you help me understand what's been going on?</w:t>
@@ -4842,7 +4842,7 @@
           <w:rFonts w:ascii="Georgia" w:hAnsi="Georgia" w:cs="Georgia"/>
           <w:b w:val="0"/>
           <w:i/>
-          <w:color w:val="333333"/>
+          <w:color w:val="000000"/>
           <w:sz w:val="21"/>
         </w:rPr>
         <w:t>It sounds like you've been dealing with a lot — and I appreciate you sharing that with me.</w:t>
@@ -4891,7 +4891,7 @@
           <w:rFonts w:ascii="Georgia" w:hAnsi="Georgia" w:cs="Georgia"/>
           <w:b w:val="0"/>
           <w:i/>
-          <w:color w:val="333333"/>
+          <w:color w:val="000000"/>
           <w:sz w:val="21"/>
         </w:rPr>
         <w:t>I hear you, and I genuinely empathize with what you're going through. At the same time, I have a responsibility to be honest with you: the current level of work isn't meeting the standard we need, and if it continues, it's going to create bigger problems for you and for the team. I'd rather address it now while we can course-correct.</w:t>
@@ -4940,7 +4940,7 @@
           <w:rFonts w:ascii="Georgia" w:hAnsi="Georgia" w:cs="Georgia"/>
           <w:b w:val="0"/>
           <w:i/>
-          <w:color w:val="333333"/>
+          <w:color w:val="000000"/>
           <w:sz w:val="21"/>
         </w:rPr>
         <w:t>Here's what I'd like to do. Let's put together a 30-day plan — together. I want to hear from you what you think would help. More structure? Different priorities? Adjusted timelines? I'll commit to checking in with you weekly, not to micromanage, but to make sure you have what you need. What do you think?</w:t>
@@ -5431,7 +5431,7 @@
           <w:rFonts w:ascii="Georgia" w:hAnsi="Georgia" w:cs="Georgia"/>
           <w:b w:val="0"/>
           <w:i/>
-          <w:color w:val="333333"/>
+          <w:color w:val="000000"/>
           <w:sz w:val="21"/>
         </w:rPr>
         <w:t>Jordan, do you have 15 minutes? I want to talk about the Whitfield presentation while it's still fresh. I've got some observations I'd like to share, and I'd like to hear your take on it too.</w:t>
@@ -5480,7 +5480,7 @@
           <w:rFonts w:ascii="Georgia" w:hAnsi="Georgia" w:cs="Georgia"/>
           <w:b w:val="0"/>
           <w:i/>
-          <w:color w:val="333333"/>
+          <w:color w:val="000000"/>
           <w:sz w:val="21"/>
         </w:rPr>
         <w:t>I noticed a few things during the presentation. The financial projections on slides 8 and 9 didn't match the numbers in the handout, and when the client asked about it, the response was more of an improvisation than a clear explanation. The client followed up with me afterward expressing concern about accuracy. I know that's not the impression you intended to make.</w:t>
@@ -5529,7 +5529,7 @@
           <w:rFonts w:ascii="Georgia" w:hAnsi="Georgia" w:cs="Georgia"/>
           <w:b w:val="0"/>
           <w:i/>
-          <w:color w:val="333333"/>
+          <w:color w:val="000000"/>
           <w:sz w:val="21"/>
         </w:rPr>
         <w:t>What was your experience of how it went?</w:t>
@@ -5578,7 +5578,7 @@
           <w:rFonts w:ascii="Georgia" w:hAnsi="Georgia" w:cs="Georgia"/>
           <w:b w:val="0"/>
           <w:i/>
-          <w:color w:val="333333"/>
+          <w:color w:val="000000"/>
           <w:sz w:val="21"/>
         </w:rPr>
         <w:t>I appreciate your honesty. Here's what I want to focus on: I know you're capable of much stronger work than what showed up yesterday. I've seen it. So let's figure out what happened and how to prevent it.</w:t>
@@ -5627,7 +5627,7 @@
           <w:rFonts w:ascii="Georgia" w:hAnsi="Georgia" w:cs="Georgia"/>
           <w:b w:val="0"/>
           <w:i/>
-          <w:color w:val="333333"/>
+          <w:color w:val="000000"/>
           <w:sz w:val="21"/>
         </w:rPr>
         <w:t>What would help you feel more prepared next time? Would a dry run with me or someone on the team the day before be useful? I want to set you up to succeed on these.</w:t>
@@ -6137,7 +6137,7 @@
           <w:rFonts w:ascii="Georgia" w:hAnsi="Georgia" w:cs="Georgia"/>
           <w:b w:val="0"/>
           <w:i/>
-          <w:color w:val="333333"/>
+          <w:color w:val="000000"/>
           <w:sz w:val="21"/>
         </w:rPr>
         <w:t>Sam, I want to check in with you on something I've been noticing. I want to approach this with curiosity, not judgment, because I think there might be more to the story than what I'm seeing on the surface.</w:t>
@@ -6186,7 +6186,7 @@
           <w:rFonts w:ascii="Georgia" w:hAnsi="Georgia" w:cs="Georgia"/>
           <w:b w:val="0"/>
           <w:i/>
-          <w:color w:val="333333"/>
+          <w:color w:val="000000"/>
           <w:sz w:val="21"/>
         </w:rPr>
         <w:t>Over the past three weeks, you've missed three of our last five morning standups and were offline during core hours on four days. Our team's core collaboration window is 9 to 1 PM across time zones. You also left the sprint review early on Tuesday without explanation, and I noticed you weren't on the team call yesterday. I want to understand what's going on.</w:t>
@@ -6386,7 +6386,7 @@
           <w:rFonts w:ascii="Georgia" w:hAnsi="Georgia" w:cs="Georgia"/>
           <w:b w:val="0"/>
           <w:i/>
-          <w:color w:val="333333"/>
+          <w:color w:val="000000"/>
           <w:sz w:val="21"/>
         </w:rPr>
         <w:t>Thank you for telling me that. I had no idea, and I'm glad you shared it. Let's figure out how to handle both things — supporting you and making sure the team isn't impacted.</w:t>
@@ -6435,7 +6435,7 @@
           <w:rFonts w:ascii="Georgia" w:hAnsi="Georgia" w:cs="Georgia"/>
           <w:b w:val="0"/>
           <w:i/>
-          <w:color w:val="333333"/>
+          <w:color w:val="000000"/>
           <w:sz w:val="21"/>
         </w:rPr>
         <w:t>I hear you, and I respect that. At the same time, consistent attendance during core hours is part of what the team relies on. When you're not there, it affects standups, it affects collaboration, and honestly, it affects how the team perceives fairness. I need us to get this back on track. What would that look like for you?</w:t>
@@ -6979,7 +6979,7 @@
           <w:rFonts w:ascii="Georgia" w:hAnsi="Georgia" w:cs="Georgia"/>
           <w:b w:val="0"/>
           <w:i/>
-          <w:color w:val="333333"/>
+          <w:color w:val="000000"/>
           <w:sz w:val="21"/>
         </w:rPr>
         <w:t>Morgan, I want to talk honestly with you about your compensation request. You deserve a thoughtful response, not a quick email, so I wanted us to sit down together.</w:t>
@@ -7028,7 +7028,7 @@
           <w:rFonts w:ascii="Georgia" w:hAnsi="Georgia" w:cs="Georgia"/>
           <w:b w:val="0"/>
           <w:i/>
-          <w:color w:val="333333"/>
+          <w:color w:val="000000"/>
           <w:sz w:val="21"/>
         </w:rPr>
         <w:t>I've reviewed your request carefully and advocated for you in our planning discussions. The decision this cycle is that we're not able to move forward with the promotion right now. I know that's not what you wanted to hear, and I don't want to sugarcoat it.</w:t>
@@ -7077,7 +7077,7 @@
           <w:rFonts w:ascii="Georgia" w:hAnsi="Georgia" w:cs="Georgia"/>
           <w:b w:val="0"/>
           <w:i/>
-          <w:color w:val="333333"/>
+          <w:color w:val="000000"/>
           <w:sz w:val="21"/>
         </w:rPr>
         <w:t>There are two factors at play. First, there's an organizational budget constraint this quarter that's affecting everyone, not just you — and I want to be transparent about that. Second, and more importantly for your growth, there are a couple of areas where I'd like to see you stretch before you move into that next level. Specifically, leading cross-functional initiatives end-to-end and mentoring more junior team members. These are the criteria the leadership team looks at for that level.</w:t>
@@ -7126,7 +7126,7 @@
           <w:rFonts w:ascii="Georgia" w:hAnsi="Georgia" w:cs="Georgia"/>
           <w:b w:val="0"/>
           <w:i/>
-          <w:color w:val="333333"/>
+          <w:color w:val="000000"/>
           <w:sz w:val="21"/>
         </w:rPr>
         <w:t>I know this is frustrating, especially when you've been working as hard as you have. Your effort is not in question — I want to be very clear about that.</w:t>
@@ -7175,7 +7175,7 @@
           <w:rFonts w:ascii="Georgia" w:hAnsi="Georgia" w:cs="Georgia"/>
           <w:b w:val="0"/>
           <w:i/>
-          <w:color w:val="333333"/>
+          <w:color w:val="000000"/>
           <w:sz w:val="21"/>
         </w:rPr>
         <w:t>Here's what I want to commit to: let's build a specific development plan together. I want to map out exactly what 'ready for promotion' looks like so there's no ambiguity. And I'm going to commit to revisiting this with you in six months — not as a vague promise, but as a specific date on the calendar. Can we do that?</w:t>
@@ -7796,7 +7796,7 @@
           <w:rFonts w:ascii="Georgia" w:hAnsi="Georgia" w:cs="Georgia"/>
           <w:b w:val="0"/>
           <w:i/>
-          <w:color w:val="333333"/>
+          <w:color w:val="000000"/>
           <w:sz w:val="21"/>
         </w:rPr>
         <w:t>Riley, thank you for coming in. I need to share some difficult news with you. We've made the decision to end your employment, effective today. I know this is a shock, and I want to walk through everything with you.</w:t>
@@ -7861,7 +7861,7 @@
           <w:rFonts w:ascii="Georgia" w:hAnsi="Georgia" w:cs="Georgia"/>
           <w:b w:val="0"/>
           <w:i/>
-          <w:color w:val="333333"/>
+          <w:color w:val="000000"/>
           <w:sz w:val="21"/>
         </w:rPr>
         <w:t>As we discussed during our performance improvement process over the past 90 days, there were specific areas where we needed to see significant progress — particularly in project delivery timelines and stakeholder communication. Despite the support and resources we put in place, we haven't seen the sustained improvement that's needed for this role. This is a business decision, and it's final.</w:t>
@@ -7910,7 +7910,7 @@
           <w:rFonts w:ascii="Georgia" w:hAnsi="Georgia" w:cs="Georgia"/>
           <w:b w:val="0"/>
           <w:i/>
-          <w:color w:val="333333"/>
+          <w:color w:val="000000"/>
           <w:sz w:val="21"/>
         </w:rPr>
         <w:t>I want you to know that I don't take this lightly. This is the hardest part of my job, and I recognize this affects your life in a significant way. You've contributed real things to this team, and that's not erased by this decision.</w:t>
@@ -7959,7 +7959,7 @@
           <w:rFonts w:ascii="Georgia" w:hAnsi="Georgia" w:cs="Georgia"/>
           <w:b w:val="0"/>
           <w:i/>
-          <w:color w:val="333333"/>
+          <w:color w:val="000000"/>
           <w:sz w:val="21"/>
         </w:rPr>
         <w:t>HR is here to walk you through the details — your severance package, benefits continuation, and how the transition will work. I want to make sure all your questions get answered today.</w:t>
@@ -8008,7 +8008,7 @@
           <w:rFonts w:ascii="Georgia" w:hAnsi="Georgia" w:cs="Georgia"/>
           <w:b w:val="0"/>
           <w:i/>
-          <w:color w:val="333333"/>
+          <w:color w:val="000000"/>
           <w:sz w:val="21"/>
         </w:rPr>
         <w:t>I wish you genuinely well, Riley. I mean that.</w:t>
@@ -8666,7 +8666,7 @@
           <w:rFonts w:ascii="Georgia" w:hAnsi="Georgia" w:cs="Georgia"/>
           <w:b w:val="0"/>
           <w:i/>
-          <w:color w:val="333333"/>
+          <w:color w:val="000000"/>
           <w:sz w:val="21"/>
         </w:rPr>
         <w:t>Taylor, I want to have a candid conversation with you about something I've been observing on the team. I've noticed some tension between you and Jamie, and I want to hear your perspective before I jump to any conclusions. What's been going on from your point of view?</w:t>
@@ -8699,7 +8699,7 @@
           <w:rFonts w:ascii="Georgia" w:hAnsi="Georgia" w:cs="Georgia"/>
           <w:b w:val="0"/>
           <w:i/>
-          <w:color w:val="333333"/>
+          <w:color w:val="000000"/>
           <w:sz w:val="21"/>
         </w:rPr>
         <w:t>Thank you for sharing that. I hear your frustration, and I understand why you feel that way. I'm going to talk with Jamie separately as well, because I want to understand both sides. Then I'd like to bring you both together to work through this — not to assign blame, but to find a path forward. Are you open to that?</w:t>
@@ -8748,7 +8748,7 @@
           <w:rFonts w:ascii="Georgia" w:hAnsi="Georgia" w:cs="Georgia"/>
           <w:b w:val="0"/>
           <w:i/>
-          <w:color w:val="333333"/>
+          <w:color w:val="000000"/>
           <w:sz w:val="21"/>
         </w:rPr>
         <w:t>Thank you both for being here. I want to set some ground rules for this conversation. First, this isn't a trial — I'm not here to decide who's right. Second, each of you will have uninterrupted time to share your perspective. Third, the goal is to leave with a workable agreement, not to rehash every frustration. Sound fair?</w:t>
@@ -8765,7 +8765,7 @@
           <w:rFonts w:ascii="Georgia" w:hAnsi="Georgia" w:cs="Georgia"/>
           <w:b w:val="0"/>
           <w:i/>
-          <w:color w:val="333333"/>
+          <w:color w:val="000000"/>
           <w:sz w:val="21"/>
         </w:rPr>
         <w:t>Taylor, would you start? Share what's been challenging for you, focused on specific situations rather than generalizations.</w:t>
@@ -8798,7 +8798,7 @@
           <w:rFonts w:ascii="Georgia" w:hAnsi="Georgia" w:cs="Georgia"/>
           <w:b w:val="0"/>
           <w:i/>
-          <w:color w:val="333333"/>
+          <w:color w:val="000000"/>
           <w:sz w:val="21"/>
         </w:rPr>
         <w:t>Jamie, before you respond, I'd like you to reflect back what you heard Taylor say — not to agree with it, just to show that you heard it.</w:t>
@@ -8863,7 +8863,7 @@
           <w:rFonts w:ascii="Georgia" w:hAnsi="Georgia" w:cs="Georgia"/>
           <w:b w:val="0"/>
           <w:i/>
-          <w:color w:val="333333"/>
+          <w:color w:val="000000"/>
           <w:sz w:val="21"/>
         </w:rPr>
         <w:t>Here's what I'm hearing from both of you: you both care about the quality of this project and you both feel your contributions aren't being fully recognized. Is that fair? So the conflict isn't really about whether the work matters — it's about how you're working together on it. Let's focus there.</w:t>
@@ -8912,7 +8912,7 @@
           <w:rFonts w:ascii="Georgia" w:hAnsi="Georgia" w:cs="Georgia"/>
           <w:b w:val="0"/>
           <w:i/>
-          <w:color w:val="333333"/>
+          <w:color w:val="000000"/>
           <w:sz w:val="21"/>
         </w:rPr>
         <w:t>What's one specific thing each of you could do differently in the next two weeks that would improve how you work together? I'm not asking for a personality overhaul — just one concrete change.</w:t>
@@ -9474,7 +9474,7 @@
           <w:rFonts w:ascii="Georgia" w:hAnsi="Georgia" w:cs="Georgia"/>
           <w:b w:val="0"/>
           <w:i/>
-          <w:color w:val="333333"/>
+          <w:color w:val="000000"/>
           <w:sz w:val="21"/>
         </w:rPr>
         <w:t>Casey, I wanted to check in with you — not about any project or deliverable, just about you. I've noticed you've seemed a bit more drained lately, and I wanted to ask: how are you really doing?</w:t>
@@ -9556,7 +9556,7 @@
           <w:rFonts w:ascii="Georgia" w:hAnsi="Georgia" w:cs="Georgia"/>
           <w:b w:val="0"/>
           <w:i/>
-          <w:color w:val="333333"/>
+          <w:color w:val="000000"/>
           <w:sz w:val="21"/>
         </w:rPr>
         <w:t>Okay. I hear you. I just want you to know that if there ever is something going on — work-related or not — I'm here to listen. No judgment, no consequences for being honest. I ask because I've seen a shift in your energy over the past few weeks, and I care about your wellbeing, not just your output.</w:t>
@@ -9605,7 +9605,7 @@
           <w:rFonts w:ascii="Georgia" w:hAnsi="Georgia" w:cs="Georgia"/>
           <w:b w:val="0"/>
           <w:i/>
-          <w:color w:val="333333"/>
+          <w:color w:val="000000"/>
           <w:sz w:val="21"/>
         </w:rPr>
         <w:t>Thank you for trusting me with that. That takes courage. I don't have all the answers, but I want to help. Let me ask: what's weighing on you most right now? Is it workload? Is it something outside of work? Is it everything at once?</w:t>
@@ -9670,7 +9670,7 @@
           <w:rFonts w:ascii="Georgia" w:hAnsi="Georgia" w:cs="Georgia"/>
           <w:b w:val="0"/>
           <w:i/>
-          <w:color w:val="333333"/>
+          <w:color w:val="000000"/>
           <w:sz w:val="21"/>
         </w:rPr>
         <w:t>Let's look at your plate together. I'd rather we cut or delay something now than run you into the ground. What's one thing we could take off your plate this week?</w:t>
@@ -9703,7 +9703,7 @@
           <w:rFonts w:ascii="Georgia" w:hAnsi="Georgia" w:cs="Georgia"/>
           <w:b w:val="0"/>
           <w:i/>
-          <w:color w:val="333333"/>
+          <w:color w:val="000000"/>
           <w:sz w:val="21"/>
         </w:rPr>
         <w:t>I want to respect your privacy, so I won't pry. But I do want to make sure you know about our Employee Assistance Program — it's confidential, and they can help with just about anything. Would it be useful if I sent you the details?</w:t>
@@ -9736,7 +9736,7 @@
           <w:rFonts w:ascii="Georgia" w:hAnsi="Georgia" w:cs="Georgia"/>
           <w:b w:val="0"/>
           <w:i/>
-          <w:color w:val="333333"/>
+          <w:color w:val="000000"/>
           <w:sz w:val="21"/>
         </w:rPr>
         <w:t>Burnout is real, and it's not a character flaw — it's usually a sign that someone has been giving more than they've been replenishing. What would help you recharge? Can we look at your PTO balance? Would a lighter week help?</w:t>
@@ -10554,7 +10554,7 @@
           <w:rFonts w:ascii="Georgia" w:hAnsi="Georgia" w:cs="Georgia"/>
           <w:b w:val="0"/>
           <w:i/>
-          <w:color w:val="333333"/>
+          <w:color w:val="000000"/>
           <w:sz w:val="21"/>
         </w:rPr>
         <w:t>**Signal** (tell them what kind of message this is): "Hey Alex, I want to share some thoughts on the Henderson project. This isn't urgent and nothing is wrong overall - I just want to flag something so we can get ahead of it."</w:t>
@@ -10571,7 +10571,7 @@
           <w:rFonts w:ascii="Georgia" w:hAnsi="Georgia" w:cs="Georgia"/>
           <w:b w:val="0"/>
           <w:i/>
-          <w:color w:val="333333"/>
+          <w:color w:val="000000"/>
           <w:sz w:val="21"/>
         </w:rPr>
         <w:t>**Context** (ground them in shared reality): "The client feedback from last week's sprint review was mostly positive, and I know you put a lot into the presentation."</w:t>
@@ -10588,7 +10588,7 @@
           <w:rFonts w:ascii="Georgia" w:hAnsi="Georgia" w:cs="Georgia"/>
           <w:b w:val="0"/>
           <w:i/>
-          <w:color w:val="333333"/>
+          <w:color w:val="000000"/>
           <w:sz w:val="21"/>
         </w:rPr>
         <w:t>**Specific** (name the behavior, not the person): "One thing I noticed: the two follow-up emails to the client went out without the updated timeline we discussed. That created some confusion on their end about the delivery date."</w:t>
@@ -10605,7 +10605,7 @@
           <w:rFonts w:ascii="Georgia" w:hAnsi="Georgia" w:cs="Georgia"/>
           <w:b w:val="0"/>
           <w:i/>
-          <w:color w:val="333333"/>
+          <w:color w:val="000000"/>
           <w:sz w:val="21"/>
         </w:rPr>
         <w:t>**Forward** (make it actionable, not punitive): "Going forward, can we add a quick check on follow-up emails before they go out? Happy to set up a lightweight process if that helps. Let me know what you think - no rush on replying, just wanted to get this to you while it's fresh."</w:t>
@@ -11249,7 +11249,7 @@
           <w:rFonts w:ascii="Georgia" w:hAnsi="Georgia" w:cs="Georgia"/>
           <w:b w:val="0"/>
           <w:i/>
-          <w:color w:val="333333"/>
+          <w:color w:val="000000"/>
           <w:sz w:val="21"/>
         </w:rPr>
         <w:t>Thanks for making time for this. I want to talk about something that matters to me because your work matters to me. I want to be straightforward with you, and I also want to hear your perspective - this is a two-way conversation.</w:t>
@@ -11331,7 +11331,7 @@
           <w:rFonts w:ascii="Georgia" w:hAnsi="Georgia" w:cs="Georgia"/>
           <w:b w:val="0"/>
           <w:i/>
-          <w:color w:val="333333"/>
+          <w:color w:val="000000"/>
           <w:sz w:val="21"/>
         </w:rPr>
         <w:t>Over the past three weeks, I have noticed [specific observable behavior]. For example, [concrete instance]. The impact this is having is [specific consequence]. I want to understand what is going on from your side.</w:t>
@@ -11597,7 +11597,7 @@
           <w:rFonts w:ascii="Georgia" w:hAnsi="Georgia" w:cs="Georgia"/>
           <w:b w:val="0"/>
           <w:i/>
-          <w:color w:val="333333"/>
+          <w:color w:val="000000"/>
           <w:sz w:val="21"/>
         </w:rPr>
         <w:t>I can see this is a lot to take in. That is okay. We do not need to solve this right now.</w:t>
@@ -11646,7 +11646,7 @@
           <w:rFonts w:ascii="Georgia" w:hAnsi="Georgia" w:cs="Georgia"/>
           <w:b w:val="0"/>
           <w:i/>
-          <w:color w:val="333333"/>
+          <w:color w:val="000000"/>
           <w:sz w:val="21"/>
         </w:rPr>
         <w:t>Here is what I would like us to do: [one specific next step]. Can you think about it and we can follow up [specific day]? I am on your side here.</w:t>
@@ -11986,7 +11986,7 @@
           <w:rFonts w:ascii="Georgia" w:hAnsi="Georgia" w:cs="Georgia"/>
           <w:b w:val="0"/>
           <w:i/>
-          <w:color w:val="333333"/>
+          <w:color w:val="000000"/>
           <w:sz w:val="21"/>
         </w:rPr>
         <w:t>**Anchor** (lead with what is working): "Your client relationship management this quarter has been consistently strong. The way you handled the Mercer escalation in January showed real maturity and composure under pressure."</w:t>
@@ -12003,7 +12003,7 @@
           <w:rFonts w:ascii="Georgia" w:hAnsi="Georgia" w:cs="Georgia"/>
           <w:b w:val="0"/>
           <w:i/>
-          <w:color w:val="333333"/>
+          <w:color w:val="000000"/>
           <w:sz w:val="21"/>
         </w:rPr>
         <w:t>**Evidence** (specific observation, not judgment): "The area where I see the most opportunity for growth is in project documentation. In three of our last five deliverables, key details were missing from the handoff documents - specifically timeline updates and dependency mapping. This created rework for the QA team and delayed two client deliveries."</w:t>
@@ -12020,7 +12020,7 @@
           <w:rFonts w:ascii="Georgia" w:hAnsi="Georgia" w:cs="Georgia"/>
           <w:b w:val="0"/>
           <w:i/>
-          <w:color w:val="333333"/>
+          <w:color w:val="000000"/>
           <w:sz w:val="21"/>
         </w:rPr>
         <w:t>**Path** (what success looks like): "For Q2, I would like to see complete handoff documentation on every deliverable, using the template we discussed in February. I am confident you can do this - the quality of your client-facing work tells me the skill is there. Let us make sure the internal processes match."</w:t>
@@ -12499,7 +12499,7 @@
           <w:rFonts w:ascii="Georgia" w:hAnsi="Georgia" w:cs="Georgia"/>
           <w:b w:val="0"/>
           <w:i/>
-          <w:color w:val="333333"/>
+          <w:color w:val="000000"/>
           <w:sz w:val="21"/>
         </w:rPr>
         <w:t>I want to talk about something that I have been noticing, and I want to start by being honest: I am part of this too. Over the past few weeks, our meetings have felt different. Less energy, less participation, more silence. I am not here to point fingers - I am genuinely curious about what is going on, because I think we can do better and I think you all deserve better.</w:t>
@@ -12516,7 +12516,7 @@
           <w:rFonts w:ascii="Georgia" w:hAnsi="Georgia" w:cs="Georgia"/>
           <w:b w:val="0"/>
           <w:i/>
-          <w:color w:val="333333"/>
+          <w:color w:val="000000"/>
           <w:sz w:val="21"/>
         </w:rPr>
         <w:t>I have a specific ask: I would like each of you to tell me, anonymously if you prefer, one thing that would make our team meetings more worth your time. You can Slack it to me, email it, or drop it in a form I will send after this meeting. No wrong answers.</w:t>
@@ -12565,7 +12565,7 @@
           <w:rFonts w:ascii="Georgia" w:hAnsi="Georgia" w:cs="Georgia"/>
           <w:b w:val="0"/>
           <w:i/>
-          <w:color w:val="333333"/>
+          <w:color w:val="000000"/>
           <w:sz w:val="21"/>
         </w:rPr>
         <w:t>Thank you for the honest feedback. Here is what I heard: [summarize top 3 themes]. Here is what I am going to change: [specific action]. And here is what I am asking from you: [one specific request]. Let us try this for two weeks and check in again.</w:t>
@@ -15401,7 +15401,7 @@
           <w:rFonts w:ascii="Georgia" w:hAnsi="Georgia" w:cs="Georgia"/>
           <w:b w:val="0"/>
           <w:i/>
-          <w:color w:val="333333"/>
+          <w:color w:val="000000"/>
           <w:sz w:val="21"/>
         </w:rPr>
         <w:t>Hi Alex — I wanted to follow up on our conversation from yesterday. Here's my summary of what we discussed and agreed to: [bullet points]. Let me know if I missed anything or if you'd frame anything differently. Our next check-in is scheduled for [date]. I'm here if you need anything before then.</w:t>

--- a/kdp-files/difficult_conversations_paperback.docx
+++ b/kdp-files/difficult_conversations_paperback.docx
@@ -1297,21 +1297,18 @@
     </w:p>
     <w:p>
       <w:pPr>
+        <w:ind w:left="0" w:firstLine="0"/>
         <w:sectPr>
+          <w:type w:val="oddPage"/>
           <w:pgSz w:w="8640" w:h="12960"/>
           <w:pgMar w:top="1080" w:right="720" w:bottom="1080" w:left="1080" w:header="720" w:footer="720" w:gutter="0"/>
-          <w:cols w:space="720"/>
-          <w:docGrid w:linePitch="360"/>
-          <w:mirrorMargins/>
         </w:sectPr>
-        <w:ind w:left="0" w:firstLine="0"/>
       </w:pPr>
     </w:p>
     <w:p>
       <w:pPr>
         <w:pStyle w:val="Heading1"/>
         <w:keepNext/>
-        <w:pageBreakBefore/>
         <w:spacing w:before="0" w:after="240" w:line="276" w:lineRule="auto"/>
         <w:jc w:val="left"/>
         <w:ind w:left="0" w:firstLine="288"/>
@@ -2780,6 +2777,11 @@
         <w:spacing w:before="0" w:after="120" w:line="276" w:lineRule="auto"/>
         <w:jc w:val="both"/>
         <w:ind w:left="0" w:firstLine="288"/>
+        <w:sectPr>
+          <w:type w:val="oddPage"/>
+          <w:pgSz w:w="8640" w:h="12960"/>
+          <w:pgMar w:top="1080" w:right="720" w:bottom="1080" w:left="1080" w:header="720" w:footer="720" w:gutter="0"/>
+        </w:sectPr>
       </w:pPr>
       <w:r>
         <w:rPr>
@@ -2795,7 +2797,6 @@
       <w:pPr>
         <w:pStyle w:val="Heading1"/>
         <w:keepNext/>
-        <w:pageBreakBefore/>
         <w:spacing w:before="0" w:after="240" w:line="276" w:lineRule="auto"/>
         <w:jc w:val="left"/>
         <w:ind w:left="0" w:firstLine="288"/>
@@ -4604,6 +4605,11 @@
         <w:spacing w:before="0" w:after="120" w:line="276" w:lineRule="auto"/>
         <w:jc w:val="both"/>
         <w:ind w:left="0" w:firstLine="288"/>
+        <w:sectPr>
+          <w:type w:val="oddPage"/>
+          <w:pgSz w:w="8640" w:h="12960"/>
+          <w:pgMar w:top="1080" w:right="720" w:bottom="1080" w:left="1080" w:header="720" w:footer="720" w:gutter="0"/>
+        </w:sectPr>
       </w:pPr>
       <w:r>
         <w:rPr>
@@ -4619,7 +4625,6 @@
       <w:pPr>
         <w:pStyle w:val="Heading1"/>
         <w:keepNext/>
-        <w:pageBreakBefore/>
         <w:spacing w:before="0" w:after="240" w:line="276" w:lineRule="auto"/>
         <w:jc w:val="left"/>
         <w:ind w:left="0" w:firstLine="288"/>
@@ -5289,6 +5294,11 @@
         <w:spacing w:before="0" w:after="120" w:line="276" w:lineRule="auto"/>
         <w:jc w:val="both"/>
         <w:ind w:left="288" w:firstLine="0"/>
+        <w:sectPr>
+          <w:type w:val="oddPage"/>
+          <w:pgSz w:w="8640" w:h="12960"/>
+          <w:pgMar w:top="1080" w:right="720" w:bottom="1080" w:left="1080" w:header="720" w:footer="720" w:gutter="0"/>
+        </w:sectPr>
       </w:pPr>
       <w:r>
         <w:rPr>
@@ -5322,7 +5332,6 @@
       <w:pPr>
         <w:pStyle w:val="Heading1"/>
         <w:keepNext/>
-        <w:pageBreakBefore/>
         <w:spacing w:before="0" w:after="240" w:line="276" w:lineRule="auto"/>
         <w:jc w:val="left"/>
         <w:ind w:left="0" w:firstLine="288"/>
@@ -5961,6 +5970,11 @@
         <w:spacing w:before="0" w:after="120" w:line="276" w:lineRule="auto"/>
         <w:jc w:val="both"/>
         <w:ind w:left="288" w:firstLine="0"/>
+        <w:sectPr>
+          <w:type w:val="oddPage"/>
+          <w:pgSz w:w="8640" w:h="12960"/>
+          <w:pgMar w:top="1080" w:right="720" w:bottom="1080" w:left="1080" w:header="720" w:footer="720" w:gutter="0"/>
+        </w:sectPr>
       </w:pPr>
       <w:r>
         <w:rPr>
@@ -6012,7 +6026,6 @@
       <w:pPr>
         <w:pStyle w:val="Heading1"/>
         <w:keepNext/>
-        <w:pageBreakBefore/>
         <w:spacing w:before="0" w:after="240" w:line="276" w:lineRule="auto"/>
         <w:jc w:val="left"/>
         <w:ind w:left="0" w:firstLine="288"/>
@@ -6837,6 +6850,11 @@
         <w:spacing w:before="0" w:after="120" w:line="276" w:lineRule="auto"/>
         <w:jc w:val="both"/>
         <w:ind w:left="288" w:firstLine="0"/>
+        <w:sectPr>
+          <w:type w:val="oddPage"/>
+          <w:pgSz w:w="8640" w:h="12960"/>
+          <w:pgMar w:top="1080" w:right="720" w:bottom="1080" w:left="1080" w:header="720" w:footer="720" w:gutter="0"/>
+        </w:sectPr>
       </w:pPr>
       <w:r>
         <w:rPr>
@@ -6870,7 +6888,6 @@
       <w:pPr>
         <w:pStyle w:val="Heading1"/>
         <w:keepNext/>
-        <w:pageBreakBefore/>
         <w:spacing w:before="0" w:after="240" w:line="276" w:lineRule="auto"/>
         <w:jc w:val="left"/>
         <w:ind w:left="0" w:firstLine="288"/>
@@ -7621,6 +7638,11 @@
         <w:spacing w:before="0" w:after="120" w:line="276" w:lineRule="auto"/>
         <w:jc w:val="both"/>
         <w:ind w:left="288" w:firstLine="0"/>
+        <w:sectPr>
+          <w:type w:val="oddPage"/>
+          <w:pgSz w:w="8640" w:h="12960"/>
+          <w:pgMar w:top="1080" w:right="720" w:bottom="1080" w:left="1080" w:header="720" w:footer="720" w:gutter="0"/>
+        </w:sectPr>
       </w:pPr>
       <w:r>
         <w:rPr>
@@ -7654,7 +7676,6 @@
       <w:pPr>
         <w:pStyle w:val="Heading1"/>
         <w:keepNext/>
-        <w:pageBreakBefore/>
         <w:spacing w:before="0" w:after="240" w:line="276" w:lineRule="auto"/>
         <w:jc w:val="left"/>
         <w:ind w:left="0" w:firstLine="288"/>
@@ -8508,6 +8529,11 @@
         <w:spacing w:before="0" w:after="120" w:line="276" w:lineRule="auto"/>
         <w:jc w:val="both"/>
         <w:ind w:left="288" w:firstLine="0"/>
+        <w:sectPr>
+          <w:type w:val="oddPage"/>
+          <w:pgSz w:w="8640" w:h="12960"/>
+          <w:pgMar w:top="1080" w:right="720" w:bottom="1080" w:left="1080" w:header="720" w:footer="720" w:gutter="0"/>
+        </w:sectPr>
       </w:pPr>
       <w:r>
         <w:rPr>
@@ -8541,7 +8567,6 @@
       <w:pPr>
         <w:pStyle w:val="Heading1"/>
         <w:keepNext/>
-        <w:pageBreakBefore/>
         <w:spacing w:before="0" w:after="240" w:line="276" w:lineRule="auto"/>
         <w:jc w:val="left"/>
         <w:ind w:left="0" w:firstLine="288"/>
@@ -9316,6 +9341,11 @@
         <w:spacing w:before="0" w:after="120" w:line="276" w:lineRule="auto"/>
         <w:jc w:val="both"/>
         <w:ind w:left="288" w:firstLine="0"/>
+        <w:sectPr>
+          <w:type w:val="oddPage"/>
+          <w:pgSz w:w="8640" w:h="12960"/>
+          <w:pgMar w:top="1080" w:right="720" w:bottom="1080" w:left="1080" w:header="720" w:footer="720" w:gutter="0"/>
+        </w:sectPr>
       </w:pPr>
       <w:r>
         <w:rPr>
@@ -9349,7 +9379,6 @@
       <w:pPr>
         <w:pStyle w:val="Heading1"/>
         <w:keepNext/>
-        <w:pageBreakBefore/>
         <w:spacing w:before="0" w:after="240" w:line="276" w:lineRule="auto"/>
         <w:jc w:val="left"/>
         <w:ind w:left="0" w:firstLine="288"/>
@@ -10231,6 +10260,11 @@
         <w:spacing w:before="0" w:after="120" w:line="276" w:lineRule="auto"/>
         <w:jc w:val="both"/>
         <w:ind w:left="288" w:firstLine="0"/>
+        <w:sectPr>
+          <w:type w:val="oddPage"/>
+          <w:pgSz w:w="8640" w:h="12960"/>
+          <w:pgMar w:top="1080" w:right="720" w:bottom="1080" w:left="1080" w:header="720" w:footer="720" w:gutter="0"/>
+        </w:sectPr>
       </w:pPr>
       <w:r>
         <w:rPr>
@@ -10264,7 +10298,6 @@
       <w:pPr>
         <w:pStyle w:val="Heading1"/>
         <w:keepNext/>
-        <w:pageBreakBefore/>
         <w:spacing w:before="0" w:after="240" w:line="276" w:lineRule="auto"/>
         <w:jc w:val="left"/>
         <w:ind w:left="0" w:firstLine="288"/>
@@ -15123,13 +15156,17 @@
     <w:p>
       <w:pPr>
         <w:ind w:left="0" w:firstLine="0"/>
+        <w:sectPr>
+          <w:type w:val="oddPage"/>
+          <w:pgSz w:w="8640" w:h="12960"/>
+          <w:pgMar w:top="1080" w:right="720" w:bottom="1080" w:left="1080" w:header="720" w:footer="720" w:gutter="0"/>
+        </w:sectPr>
       </w:pPr>
     </w:p>
     <w:p>
       <w:pPr>
         <w:pStyle w:val="Heading1"/>
         <w:keepNext/>
-        <w:pageBreakBefore/>
         <w:spacing w:before="0" w:after="240" w:line="276" w:lineRule="auto"/>
         <w:jc w:val="left"/>
         <w:ind w:left="0" w:firstLine="288"/>
@@ -16422,6 +16459,11 @@
         <w:spacing w:before="0" w:after="120" w:line="276" w:lineRule="auto"/>
         <w:jc w:val="both"/>
         <w:ind w:left="0" w:firstLine="288"/>
+        <w:sectPr>
+          <w:type w:val="oddPage"/>
+          <w:pgSz w:w="8640" w:h="12960"/>
+          <w:pgMar w:top="1080" w:right="720" w:bottom="1080" w:left="1080" w:header="720" w:footer="720" w:gutter="0"/>
+        </w:sectPr>
       </w:pPr>
       <w:r>
         <w:rPr>
@@ -16437,7 +16479,6 @@
       <w:pPr>
         <w:pStyle w:val="Heading1"/>
         <w:keepNext/>
-        <w:pageBreakBefore/>
         <w:spacing w:before="0" w:after="240" w:line="276" w:lineRule="auto"/>
         <w:jc w:val="left"/>
         <w:ind w:left="0" w:firstLine="288"/>
@@ -17289,6 +17330,11 @@
         <w:spacing w:before="0" w:after="120" w:line="276" w:lineRule="auto"/>
         <w:jc w:val="both"/>
         <w:ind w:left="0" w:firstLine="288"/>
+        <w:sectPr>
+          <w:type w:val="oddPage"/>
+          <w:pgSz w:w="8640" w:h="12960"/>
+          <w:pgMar w:top="1080" w:right="720" w:bottom="1080" w:left="1080" w:header="720" w:footer="720" w:gutter="0"/>
+        </w:sectPr>
       </w:pPr>
       <w:r>
         <w:rPr>
@@ -17321,7 +17367,6 @@
       <w:pPr>
         <w:pStyle w:val="Heading1"/>
         <w:keepNext/>
-        <w:pageBreakBefore/>
         <w:spacing w:before="0" w:after="240" w:line="276" w:lineRule="auto"/>
         <w:jc w:val="left"/>
         <w:ind w:left="0" w:firstLine="288"/>
@@ -20787,6 +20832,11 @@
         <w:spacing w:before="0" w:after="120" w:line="276" w:lineRule="auto"/>
         <w:jc w:val="both"/>
         <w:ind w:left="0" w:firstLine="288"/>
+        <w:sectPr>
+          <w:type w:val="oddPage"/>
+          <w:pgSz w:w="8640" w:h="12960"/>
+          <w:pgMar w:top="1080" w:right="720" w:bottom="1080" w:left="1080" w:header="720" w:footer="720" w:gutter="0"/>
+        </w:sectPr>
       </w:pPr>
       <w:r>
         <w:rPr>
@@ -20802,7 +20852,6 @@
       <w:pPr>
         <w:pStyle w:val="Heading1"/>
         <w:keepNext/>
-        <w:pageBreakBefore/>
         <w:spacing w:before="0" w:after="240" w:line="276" w:lineRule="auto"/>
         <w:jc w:val="left"/>
         <w:ind w:left="0" w:firstLine="288"/>

--- a/kdp-files/difficult_conversations_paperback.docx
+++ b/kdp-files/difficult_conversations_paperback.docx
@@ -1299,6 +1299,9 @@
       <w:pPr>
         <w:ind w:left="0" w:firstLine="0"/>
         <w:sectPr>
+          <w:headerReference w:type="default" r:id="rId10"/>
+          <w:headerReference w:type="even" r:id="rId9"/>
+          <w:footerReference w:type="default" r:id="rId11"/>
           <w:type w:val="oddPage"/>
           <w:pgSz w:w="8640" w:h="12960"/>
           <w:pgMar w:top="1080" w:right="720" w:bottom="1080" w:left="1080" w:header="720" w:footer="720" w:gutter="0"/>
@@ -2778,6 +2781,9 @@
         <w:jc w:val="both"/>
         <w:ind w:left="0" w:firstLine="288"/>
         <w:sectPr>
+          <w:headerReference w:type="default" r:id="rId10"/>
+          <w:headerReference w:type="even" r:id="rId9"/>
+          <w:footerReference w:type="default" r:id="rId11"/>
           <w:type w:val="oddPage"/>
           <w:pgSz w:w="8640" w:h="12960"/>
           <w:pgMar w:top="1080" w:right="720" w:bottom="1080" w:left="1080" w:header="720" w:footer="720" w:gutter="0"/>
@@ -4606,6 +4612,9 @@
         <w:jc w:val="both"/>
         <w:ind w:left="0" w:firstLine="288"/>
         <w:sectPr>
+          <w:headerReference w:type="default" r:id="rId10"/>
+          <w:headerReference w:type="even" r:id="rId9"/>
+          <w:footerReference w:type="default" r:id="rId11"/>
           <w:type w:val="oddPage"/>
           <w:pgSz w:w="8640" w:h="12960"/>
           <w:pgMar w:top="1080" w:right="720" w:bottom="1080" w:left="1080" w:header="720" w:footer="720" w:gutter="0"/>
@@ -5295,6 +5304,9 @@
         <w:jc w:val="both"/>
         <w:ind w:left="288" w:firstLine="0"/>
         <w:sectPr>
+          <w:headerReference w:type="default" r:id="rId10"/>
+          <w:headerReference w:type="even" r:id="rId9"/>
+          <w:footerReference w:type="default" r:id="rId11"/>
           <w:type w:val="oddPage"/>
           <w:pgSz w:w="8640" w:h="12960"/>
           <w:pgMar w:top="1080" w:right="720" w:bottom="1080" w:left="1080" w:header="720" w:footer="720" w:gutter="0"/>
@@ -5971,6 +5983,9 @@
         <w:jc w:val="both"/>
         <w:ind w:left="288" w:firstLine="0"/>
         <w:sectPr>
+          <w:headerReference w:type="default" r:id="rId10"/>
+          <w:headerReference w:type="even" r:id="rId9"/>
+          <w:footerReference w:type="default" r:id="rId11"/>
           <w:type w:val="oddPage"/>
           <w:pgSz w:w="8640" w:h="12960"/>
           <w:pgMar w:top="1080" w:right="720" w:bottom="1080" w:left="1080" w:header="720" w:footer="720" w:gutter="0"/>
@@ -6851,6 +6866,9 @@
         <w:jc w:val="both"/>
         <w:ind w:left="288" w:firstLine="0"/>
         <w:sectPr>
+          <w:headerReference w:type="default" r:id="rId10"/>
+          <w:headerReference w:type="even" r:id="rId9"/>
+          <w:footerReference w:type="default" r:id="rId11"/>
           <w:type w:val="oddPage"/>
           <w:pgSz w:w="8640" w:h="12960"/>
           <w:pgMar w:top="1080" w:right="720" w:bottom="1080" w:left="1080" w:header="720" w:footer="720" w:gutter="0"/>
@@ -7639,6 +7657,9 @@
         <w:jc w:val="both"/>
         <w:ind w:left="288" w:firstLine="0"/>
         <w:sectPr>
+          <w:headerReference w:type="default" r:id="rId10"/>
+          <w:headerReference w:type="even" r:id="rId9"/>
+          <w:footerReference w:type="default" r:id="rId11"/>
           <w:type w:val="oddPage"/>
           <w:pgSz w:w="8640" w:h="12960"/>
           <w:pgMar w:top="1080" w:right="720" w:bottom="1080" w:left="1080" w:header="720" w:footer="720" w:gutter="0"/>
@@ -8530,6 +8551,9 @@
         <w:jc w:val="both"/>
         <w:ind w:left="288" w:firstLine="0"/>
         <w:sectPr>
+          <w:headerReference w:type="default" r:id="rId10"/>
+          <w:headerReference w:type="even" r:id="rId9"/>
+          <w:footerReference w:type="default" r:id="rId11"/>
           <w:type w:val="oddPage"/>
           <w:pgSz w:w="8640" w:h="12960"/>
           <w:pgMar w:top="1080" w:right="720" w:bottom="1080" w:left="1080" w:header="720" w:footer="720" w:gutter="0"/>
@@ -9342,6 +9366,9 @@
         <w:jc w:val="both"/>
         <w:ind w:left="288" w:firstLine="0"/>
         <w:sectPr>
+          <w:headerReference w:type="default" r:id="rId10"/>
+          <w:headerReference w:type="even" r:id="rId9"/>
+          <w:footerReference w:type="default" r:id="rId11"/>
           <w:type w:val="oddPage"/>
           <w:pgSz w:w="8640" w:h="12960"/>
           <w:pgMar w:top="1080" w:right="720" w:bottom="1080" w:left="1080" w:header="720" w:footer="720" w:gutter="0"/>
@@ -10261,6 +10288,9 @@
         <w:jc w:val="both"/>
         <w:ind w:left="288" w:firstLine="0"/>
         <w:sectPr>
+          <w:headerReference w:type="default" r:id="rId10"/>
+          <w:headerReference w:type="even" r:id="rId9"/>
+          <w:footerReference w:type="default" r:id="rId11"/>
           <w:type w:val="oddPage"/>
           <w:pgSz w:w="8640" w:h="12960"/>
           <w:pgMar w:top="1080" w:right="720" w:bottom="1080" w:left="1080" w:header="720" w:footer="720" w:gutter="0"/>
@@ -15157,6 +15187,9 @@
       <w:pPr>
         <w:ind w:left="0" w:firstLine="0"/>
         <w:sectPr>
+          <w:headerReference w:type="default" r:id="rId10"/>
+          <w:headerReference w:type="even" r:id="rId9"/>
+          <w:footerReference w:type="default" r:id="rId11"/>
           <w:type w:val="oddPage"/>
           <w:pgSz w:w="8640" w:h="12960"/>
           <w:pgMar w:top="1080" w:right="720" w:bottom="1080" w:left="1080" w:header="720" w:footer="720" w:gutter="0"/>
@@ -16460,6 +16493,9 @@
         <w:jc w:val="both"/>
         <w:ind w:left="0" w:firstLine="288"/>
         <w:sectPr>
+          <w:headerReference w:type="default" r:id="rId10"/>
+          <w:headerReference w:type="even" r:id="rId9"/>
+          <w:footerReference w:type="default" r:id="rId11"/>
           <w:type w:val="oddPage"/>
           <w:pgSz w:w="8640" w:h="12960"/>
           <w:pgMar w:top="1080" w:right="720" w:bottom="1080" w:left="1080" w:header="720" w:footer="720" w:gutter="0"/>
@@ -17331,6 +17367,9 @@
         <w:jc w:val="both"/>
         <w:ind w:left="0" w:firstLine="288"/>
         <w:sectPr>
+          <w:headerReference w:type="default" r:id="rId10"/>
+          <w:headerReference w:type="even" r:id="rId9"/>
+          <w:footerReference w:type="default" r:id="rId11"/>
           <w:type w:val="oddPage"/>
           <w:pgSz w:w="8640" w:h="12960"/>
           <w:pgMar w:top="1080" w:right="720" w:bottom="1080" w:left="1080" w:header="720" w:footer="720" w:gutter="0"/>
@@ -20833,6 +20872,9 @@
         <w:jc w:val="both"/>
         <w:ind w:left="0" w:firstLine="288"/>
         <w:sectPr>
+          <w:headerReference w:type="default" r:id="rId10"/>
+          <w:headerReference w:type="even" r:id="rId9"/>
+          <w:footerReference w:type="default" r:id="rId11"/>
           <w:type w:val="oddPage"/>
           <w:pgSz w:w="8640" w:h="12960"/>
           <w:pgMar w:top="1080" w:right="720" w:bottom="1080" w:left="1080" w:header="720" w:footer="720" w:gutter="0"/>

--- a/kdp-files/difficult_conversations_paperback.docx
+++ b/kdp-files/difficult_conversations_paperback.docx
@@ -4998,7 +4998,7 @@
           <w:i w:val="0"/>
           <w:sz w:val="22"/>
         </w:rPr>
-        <w:t>❌ "You've really been dropping the ball lately." → Character judgment, triggers shame.</w:t>
+        <w:t>✗ "You've really been dropping the ball lately." → Character judgment, triggers shame.</w:t>
       </w:r>
     </w:p>
     <w:p>
@@ -5022,7 +5022,7 @@
           <w:i w:val="0"/>
           <w:sz w:val="22"/>
         </w:rPr>
-        <w:t>❌ "Everyone on the team has noticed." → Social threat, implies gossip.</w:t>
+        <w:t>✗ "Everyone on the team has noticed." → Social threat, implies gossip.</w:t>
       </w:r>
     </w:p>
     <w:p>
@@ -5046,7 +5046,7 @@
           <w:i w:val="0"/>
           <w:sz w:val="22"/>
         </w:rPr>
-        <w:t>❌ "I don't know what's going on with you." → Sounds like you've given up.</w:t>
+        <w:t>✗ "I don't know what's going on with you." → Sounds like you've given up.</w:t>
       </w:r>
     </w:p>
     <w:p>
@@ -5070,7 +5070,7 @@
           <w:i w:val="0"/>
           <w:sz w:val="22"/>
         </w:rPr>
-        <w:t>❌ "This is your last chance." → Unless it literally is a final warning with HR documentation. Empty threats destroy trust.</w:t>
+        <w:t>✗ "This is your last chance." → Unless it literally is a final warning with HR documentation. Empty threats destroy trust.</w:t>
       </w:r>
     </w:p>
     <w:p>
@@ -5094,7 +5094,7 @@
           <w:i w:val="0"/>
           <w:sz w:val="22"/>
         </w:rPr>
-        <w:t>❌ "I'm not sure you're cut out for this role." → Nuclear-level status threat. Almost impossible to recover from.</w:t>
+        <w:t>✗ "I'm not sure you're cut out for this role." → Nuclear-level status threat. Almost impossible to recover from.</w:t>
       </w:r>
     </w:p>
     <w:p>
@@ -5692,7 +5692,7 @@
           <w:i w:val="0"/>
           <w:sz w:val="22"/>
         </w:rPr>
-        <w:t>❌ "That presentation was a disaster." → Global, catastrophic language. Triggers shame spiral.</w:t>
+        <w:t>✗ "That presentation was a disaster." → Global, catastrophic language. Triggers shame spiral.</w:t>
       </w:r>
     </w:p>
     <w:p>
@@ -5716,7 +5716,7 @@
           <w:i w:val="0"/>
           <w:sz w:val="22"/>
         </w:rPr>
-        <w:t>❌ "The client was really upset." → Amplifying third-party disapproval feels like social exile.</w:t>
+        <w:t>✗ "The client was really upset." → Amplifying third-party disapproval feels like social exile.</w:t>
       </w:r>
     </w:p>
     <w:p>
@@ -5740,7 +5740,7 @@
           <w:i w:val="0"/>
           <w:sz w:val="22"/>
         </w:rPr>
-        <w:t>❌ "You should have been more prepared." → Hindsight judgment. They already know.</w:t>
+        <w:t>✗ "You should have been more prepared." → Hindsight judgment. They already know.</w:t>
       </w:r>
     </w:p>
     <w:p>
@@ -5764,7 +5764,7 @@
           <w:i w:val="0"/>
           <w:sz w:val="22"/>
         </w:rPr>
-        <w:t>❌ "I'm disappointed in you." → "In you" makes it about identity, not behavior. Say "in the outcome" if you must.</w:t>
+        <w:t>✗ "I'm disappointed in you." → "In you" makes it about identity, not behavior. Say "in the outcome" if you must.</w:t>
       </w:r>
     </w:p>
     <w:p>
@@ -5788,7 +5788,7 @@
           <w:i w:val="0"/>
           <w:sz w:val="22"/>
         </w:rPr>
-        <w:t>❌ Starting with a compliment sandwich ("Great energy, but...") → People see through it. It makes every future compliment suspect.</w:t>
+        <w:t>✗ Starting with a compliment sandwich ("Great energy, but...") → People see through it. It makes every future compliment suspect.</w:t>
       </w:r>
     </w:p>
     <w:p>
@@ -6507,7 +6507,7 @@
           <w:i w:val="0"/>
           <w:sz w:val="22"/>
         </w:rPr>
-        <w:t>❌ "Are you even committed to this job?" → Questioning someone's commitment is a profound status and identity threat.</w:t>
+        <w:t>✗ "Are you even committed to this job?" → Questioning someone's commitment is a profound status and identity threat.</w:t>
       </w:r>
     </w:p>
     <w:p>
@@ -6531,7 +6531,7 @@
           <w:i w:val="0"/>
           <w:sz w:val="22"/>
         </w:rPr>
-        <w:t>❌ "Other people have complained about you." → Anonymous criticism feels like betrayal. If there are complaints, own the feedback as the manager.</w:t>
+        <w:t>✗ "Other people have complained about you." → Anonymous criticism feels like betrayal. If there are complaints, own the feedback as the manager.</w:t>
       </w:r>
     </w:p>
     <w:p>
@@ -6555,7 +6555,7 @@
           <w:i w:val="0"/>
           <w:sz w:val="22"/>
         </w:rPr>
-        <w:t>❌ "You need to be here at 9, period." → Starting with the demand before understanding the context makes you an adversary, not a partner.</w:t>
+        <w:t>✗ "You need to be here at 9, period." → Starting with the demand before understanding the context makes you an adversary, not a partner.</w:t>
       </w:r>
     </w:p>
     <w:p>
@@ -6579,7 +6579,7 @@
           <w:i w:val="0"/>
           <w:sz w:val="22"/>
         </w:rPr>
-        <w:t>❌ "I've been keeping track." → Makes it sound like surveillance. Say "I've noticed" — it's softer and equally honest.</w:t>
+        <w:t>✗ "I've been keeping track." → Makes it sound like surveillance. Say "I've noticed" — it's softer and equally honest.</w:t>
       </w:r>
     </w:p>
     <w:p>
@@ -6603,7 +6603,7 @@
           <w:i w:val="0"/>
           <w:sz w:val="22"/>
         </w:rPr>
-        <w:t>❌ "This is really unfair to the rest of the team." → Guilt-based manipulation. State the impact neutrally.</w:t>
+        <w:t>✗ "This is really unfair to the rest of the team." → Guilt-based manipulation. State the impact neutrally.</w:t>
       </w:r>
     </w:p>
     <w:p>
@@ -7254,7 +7254,7 @@
           <w:i w:val="0"/>
           <w:sz w:val="22"/>
         </w:rPr>
-        <w:t>❌ "It's not in the budget." (Full stop, with no further context.) → Feels like a wall, not an explanation.</w:t>
+        <w:t>✗ "It's not in the budget." (Full stop, with no further context.) → Feels like a wall, not an explanation.</w:t>
       </w:r>
     </w:p>
     <w:p>
@@ -7278,7 +7278,7 @@
           <w:i w:val="0"/>
           <w:sz w:val="22"/>
         </w:rPr>
-        <w:t>❌ "Maybe next year." → Vague. Creates uncertainty, which the brain processes as threat.</w:t>
+        <w:t>✗ "Maybe next year." → Vague. Creates uncertainty, which the brain processes as threat.</w:t>
       </w:r>
     </w:p>
     <w:p>
@@ -7302,7 +7302,7 @@
           <w:i w:val="0"/>
           <w:sz w:val="22"/>
         </w:rPr>
-        <w:t>❌ "You're doing great, it's just timing." → If they're "doing great," why no promotion? This creates cognitive dissonance.</w:t>
+        <w:t>✗ "You're doing great, it's just timing." → If they're "doing great," why no promotion? This creates cognitive dissonance.</w:t>
       </w:r>
     </w:p>
     <w:p>
@@ -7326,7 +7326,7 @@
           <w:i w:val="0"/>
           <w:sz w:val="22"/>
         </w:rPr>
-        <w:t>❌ "Lots of people don't get promoted this cycle." → Minimizing. They don't care about lots of people right now.</w:t>
+        <w:t>✗ "Lots of people don't get promoted this cycle." → Minimizing. They don't care about lots of people right now.</w:t>
       </w:r>
     </w:p>
     <w:p>
@@ -7350,7 +7350,7 @@
           <w:i w:val="0"/>
           <w:sz w:val="22"/>
         </w:rPr>
-        <w:t>❌ "You should be grateful for what you have." → Patronizing and tone-deaf. Shuts down the conversation immediately.</w:t>
+        <w:t>✗ "You should be grateful for what you have." → Patronizing and tone-deaf. Shuts down the conversation immediately.</w:t>
       </w:r>
     </w:p>
     <w:p>
@@ -7374,7 +7374,7 @@
           <w:i w:val="0"/>
           <w:sz w:val="22"/>
         </w:rPr>
-        <w:t>❌ "I fought for you but leadership said no." → Throwing leadership under the bus undermines the organization and your own authority.</w:t>
+        <w:t>✗ "I fought for you but leadership said no." → Throwing leadership under the bus undermines the organization and your own authority.</w:t>
       </w:r>
     </w:p>
     <w:p>
@@ -8094,7 +8094,7 @@
           <w:i w:val="0"/>
           <w:sz w:val="22"/>
         </w:rPr>
-        <w:t>❌ "This is really hard for me too." → It's exponentially harder for them. Don't center your discomfort.</w:t>
+        <w:t>✗ "This is really hard for me too." → It's exponentially harder for them. Don't center your discomfort.</w:t>
       </w:r>
     </w:p>
     <w:p>
@@ -8118,7 +8118,7 @@
           <w:i w:val="0"/>
           <w:sz w:val="22"/>
         </w:rPr>
-        <w:t>❌ "We're going in a different direction." → Corporate jargon that dehumanizes the moment. Be real.</w:t>
+        <w:t>✗ "We're going in a different direction." → Corporate jargon that dehumanizes the moment. Be real.</w:t>
       </w:r>
     </w:p>
     <w:p>
@@ -8142,7 +8142,7 @@
           <w:i w:val="0"/>
           <w:sz w:val="22"/>
         </w:rPr>
-        <w:t>❌ "I'm sure you'll land on your feet." → Premature optimism. They haven't processed the loss yet.</w:t>
+        <w:t>✗ "I'm sure you'll land on your feet." → Premature optimism. They haven't processed the loss yet.</w:t>
       </w:r>
     </w:p>
     <w:p>
@@ -8166,7 +8166,7 @@
           <w:i w:val="0"/>
           <w:sz w:val="22"/>
         </w:rPr>
-        <w:t>❌ "If it were up to me..." → You're the manager. As far as they're concerned, it was up to you. Don't deflect.</w:t>
+        <w:t>✗ "If it were up to me..." → You're the manager. As far as they're concerned, it was up to you. Don't deflect.</w:t>
       </w:r>
     </w:p>
     <w:p>
@@ -8190,7 +8190,7 @@
           <w:i w:val="0"/>
           <w:sz w:val="22"/>
         </w:rPr>
-        <w:t>❌ "We can still be friends." → Inappropriate. The power dynamic makes this uncomfortable.</w:t>
+        <w:t>✗ "We can still be friends." → Inappropriate. The power dynamic makes this uncomfortable.</w:t>
       </w:r>
     </w:p>
     <w:p>
@@ -8214,7 +8214,7 @@
           <w:i w:val="0"/>
           <w:sz w:val="22"/>
         </w:rPr>
-        <w:t>❌ Any criticism of their work in this moment. → The feedback phase is over. This is not a teaching moment. This is a human moment.</w:t>
+        <w:t>✗ Any criticism of their work in this moment. → The feedback phase is over. This is not a teaching moment. This is a human moment.</w:t>
       </w:r>
     </w:p>
     <w:p>
@@ -9005,7 +9005,7 @@
           <w:i w:val="0"/>
           <w:sz w:val="22"/>
         </w:rPr>
-        <w:t>❌ "You two need to figure this out." → Abdicating your role. They've already tried and failed.</w:t>
+        <w:t>✗ "You two need to figure this out." → Abdicating your role. They've already tried and failed.</w:t>
       </w:r>
     </w:p>
     <w:p>
@@ -9029,7 +9029,7 @@
           <w:i w:val="0"/>
           <w:sz w:val="22"/>
         </w:rPr>
-        <w:t>❌ "I'm sure it's a misunderstanding." → Minimizing. The conflict is real to them.</w:t>
+        <w:t>✗ "I'm sure it's a misunderstanding." → Minimizing. The conflict is real to them.</w:t>
       </w:r>
     </w:p>
     <w:p>
@@ -9053,7 +9053,7 @@
           <w:i w:val="0"/>
           <w:sz w:val="22"/>
         </w:rPr>
-        <w:t>❌ "Taylor says you did X — is that true?" → Playing prosecutor. This isn't a deposition.</w:t>
+        <w:t>✗ "Taylor says you did X — is that true?" → Playing prosecutor. This isn't a deposition.</w:t>
       </w:r>
     </w:p>
     <w:p>
@@ -9077,7 +9077,7 @@
           <w:i w:val="0"/>
           <w:sz w:val="22"/>
         </w:rPr>
-        <w:t>❌ "Who started this?" → Irrelevant and childish framing. It doesn't matter who started it.</w:t>
+        <w:t>✗ "Who started this?" → Irrelevant and childish framing. It doesn't matter who started it.</w:t>
       </w:r>
     </w:p>
     <w:p>
@@ -9101,7 +9101,7 @@
           <w:i w:val="0"/>
           <w:sz w:val="22"/>
         </w:rPr>
-        <w:t>❌ "You're both professionals, act like it." → Shaming. This guarantees the conflict goes underground instead of resolving.</w:t>
+        <w:t>✗ "You're both professionals, act like it." → Shaming. This guarantees the conflict goes underground instead of resolving.</w:t>
       </w:r>
     </w:p>
     <w:p>
@@ -9836,7 +9836,7 @@
           <w:i w:val="0"/>
           <w:sz w:val="22"/>
         </w:rPr>
-        <w:t>❌ "You seem off." → Vague and slightly clinical. Makes them feel observed like a specimen.</w:t>
+        <w:t>✗ "You seem off." → Vague and slightly clinical. Makes them feel observed like a specimen.</w:t>
       </w:r>
     </w:p>
     <w:p>
@@ -9860,7 +9860,7 @@
           <w:i w:val="0"/>
           <w:sz w:val="22"/>
         </w:rPr>
-        <w:t>❌ "Is everything okay at home?" → Too invasive. Let them volunteer personal details.</w:t>
+        <w:t>✗ "Is everything okay at home?" → Too invasive. Let them volunteer personal details.</w:t>
       </w:r>
     </w:p>
     <w:p>
@@ -9884,7 +9884,7 @@
           <w:i w:val="0"/>
           <w:sz w:val="22"/>
         </w:rPr>
-        <w:t>❌ "You need to take better care of yourself." → Patronizing. They know. That's like telling someone with insomnia to just sleep.</w:t>
+        <w:t>✗ "You need to take better care of yourself." → Patronizing. They know. That's like telling someone with insomnia to just sleep.</w:t>
       </w:r>
     </w:p>
     <w:p>
@@ -9908,7 +9908,7 @@
           <w:i w:val="0"/>
           <w:sz w:val="22"/>
         </w:rPr>
-        <w:t>❌ "We all go through tough times." → Minimizing. This dismisses their specific experience.</w:t>
+        <w:t>✗ "We all go through tough times." → Minimizing. This dismisses their specific experience.</w:t>
       </w:r>
     </w:p>
     <w:p>
@@ -9932,7 +9932,7 @@
           <w:i w:val="0"/>
           <w:sz w:val="22"/>
         </w:rPr>
-        <w:t>❌ "I need you at 100%." → Makes it about your needs, not theirs. This is the opposite of what this conversation should be.</w:t>
+        <w:t>✗ "I need you at 100%." → Makes it about your needs, not theirs. This is the opposite of what this conversation should be.</w:t>
       </w:r>
     </w:p>
     <w:p>
@@ -9956,7 +9956,7 @@
           <w:i w:val="0"/>
           <w:sz w:val="22"/>
         </w:rPr>
-        <w:t>❌ "You're not going to have a breakdown on me, are you?" → Just... no.</w:t>
+        <w:t>✗ "You're not going to have a breakdown on me, are you?" → Just... no.</w:t>
       </w:r>
     </w:p>
     <w:p>

--- a/kdp-files/difficult_conversations_paperback.docx
+++ b/kdp-files/difficult_conversations_paperback.docx
@@ -1299,9 +1299,6 @@
       <w:pPr>
         <w:ind w:left="0" w:firstLine="0"/>
         <w:sectPr>
-          <w:headerReference w:type="default" r:id="rId10"/>
-          <w:headerReference w:type="even" r:id="rId9"/>
-          <w:footerReference w:type="default" r:id="rId11"/>
           <w:type w:val="oddPage"/>
           <w:pgSz w:w="8640" w:h="12960"/>
           <w:pgMar w:top="1080" w:right="720" w:bottom="1080" w:left="1080" w:header="720" w:footer="720" w:gutter="0"/>
@@ -2787,6 +2784,7 @@
           <w:type w:val="oddPage"/>
           <w:pgSz w:w="8640" w:h="12960"/>
           <w:pgMar w:top="1080" w:right="720" w:bottom="1080" w:left="1080" w:header="720" w:footer="720" w:gutter="0"/>
+          <w:titlePg/>
         </w:sectPr>
       </w:pPr>
       <w:r>
@@ -4618,6 +4616,7 @@
           <w:type w:val="oddPage"/>
           <w:pgSz w:w="8640" w:h="12960"/>
           <w:pgMar w:top="1080" w:right="720" w:bottom="1080" w:left="1080" w:header="720" w:footer="720" w:gutter="0"/>
+          <w:titlePg/>
         </w:sectPr>
       </w:pPr>
       <w:r>
@@ -5310,6 +5309,7 @@
           <w:type w:val="oddPage"/>
           <w:pgSz w:w="8640" w:h="12960"/>
           <w:pgMar w:top="1080" w:right="720" w:bottom="1080" w:left="1080" w:header="720" w:footer="720" w:gutter="0"/>
+          <w:titlePg/>
         </w:sectPr>
       </w:pPr>
       <w:r>
@@ -5989,6 +5989,7 @@
           <w:type w:val="oddPage"/>
           <w:pgSz w:w="8640" w:h="12960"/>
           <w:pgMar w:top="1080" w:right="720" w:bottom="1080" w:left="1080" w:header="720" w:footer="720" w:gutter="0"/>
+          <w:titlePg/>
         </w:sectPr>
       </w:pPr>
       <w:r>
@@ -6872,6 +6873,7 @@
           <w:type w:val="oddPage"/>
           <w:pgSz w:w="8640" w:h="12960"/>
           <w:pgMar w:top="1080" w:right="720" w:bottom="1080" w:left="1080" w:header="720" w:footer="720" w:gutter="0"/>
+          <w:titlePg/>
         </w:sectPr>
       </w:pPr>
       <w:r>
@@ -7663,6 +7665,7 @@
           <w:type w:val="oddPage"/>
           <w:pgSz w:w="8640" w:h="12960"/>
           <w:pgMar w:top="1080" w:right="720" w:bottom="1080" w:left="1080" w:header="720" w:footer="720" w:gutter="0"/>
+          <w:titlePg/>
         </w:sectPr>
       </w:pPr>
       <w:r>
@@ -8557,6 +8560,7 @@
           <w:type w:val="oddPage"/>
           <w:pgSz w:w="8640" w:h="12960"/>
           <w:pgMar w:top="1080" w:right="720" w:bottom="1080" w:left="1080" w:header="720" w:footer="720" w:gutter="0"/>
+          <w:titlePg/>
         </w:sectPr>
       </w:pPr>
       <w:r>
@@ -9372,6 +9376,7 @@
           <w:type w:val="oddPage"/>
           <w:pgSz w:w="8640" w:h="12960"/>
           <w:pgMar w:top="1080" w:right="720" w:bottom="1080" w:left="1080" w:header="720" w:footer="720" w:gutter="0"/>
+          <w:titlePg/>
         </w:sectPr>
       </w:pPr>
       <w:r>
@@ -10294,6 +10299,7 @@
           <w:type w:val="oddPage"/>
           <w:pgSz w:w="8640" w:h="12960"/>
           <w:pgMar w:top="1080" w:right="720" w:bottom="1080" w:left="1080" w:header="720" w:footer="720" w:gutter="0"/>
+          <w:titlePg/>
         </w:sectPr>
       </w:pPr>
       <w:r>
@@ -15193,6 +15199,7 @@
           <w:type w:val="oddPage"/>
           <w:pgSz w:w="8640" w:h="12960"/>
           <w:pgMar w:top="1080" w:right="720" w:bottom="1080" w:left="1080" w:header="720" w:footer="720" w:gutter="0"/>
+          <w:titlePg/>
         </w:sectPr>
       </w:pPr>
     </w:p>
@@ -16499,6 +16506,7 @@
           <w:type w:val="oddPage"/>
           <w:pgSz w:w="8640" w:h="12960"/>
           <w:pgMar w:top="1080" w:right="720" w:bottom="1080" w:left="1080" w:header="720" w:footer="720" w:gutter="0"/>
+          <w:titlePg/>
         </w:sectPr>
       </w:pPr>
       <w:r>
@@ -17373,6 +17381,7 @@
           <w:type w:val="oddPage"/>
           <w:pgSz w:w="8640" w:h="12960"/>
           <w:pgMar w:top="1080" w:right="720" w:bottom="1080" w:left="1080" w:header="720" w:footer="720" w:gutter="0"/>
+          <w:titlePg/>
         </w:sectPr>
       </w:pPr>
       <w:r>
@@ -20878,6 +20887,7 @@
           <w:type w:val="oddPage"/>
           <w:pgSz w:w="8640" w:h="12960"/>
           <w:pgMar w:top="1080" w:right="720" w:bottom="1080" w:left="1080" w:header="720" w:footer="720" w:gutter="0"/>
+          <w:titlePg/>
         </w:sectPr>
       </w:pPr>
       <w:r>

--- a/kdp-files/difficult_conversations_paperback.docx
+++ b/kdp-files/difficult_conversations_paperback.docx
@@ -2,212 +2,6 @@
 <file path=word/document.xml><?xml version="1.0" encoding="utf-8"?>
 <w:document xmlns:wpc="http://schemas.microsoft.com/office/word/2010/wordprocessingCanvas" xmlns:mo="http://schemas.microsoft.com/office/mac/office/2008/main" xmlns:mc="http://schemas.openxmlformats.org/markup-compatibility/2006" xmlns:mv="urn:schemas-microsoft-com:mac:vml" xmlns:o="urn:schemas-microsoft-com:office:office" xmlns:r="http://schemas.openxmlformats.org/officeDocument/2006/relationships" xmlns:m="http://schemas.openxmlformats.org/officeDocument/2006/math" xmlns:v="urn:schemas-microsoft-com:vml" xmlns:wp14="http://schemas.microsoft.com/office/word/2010/wordprocessingDrawing" xmlns:wp="http://schemas.openxmlformats.org/drawingml/2006/wordprocessingDrawing" xmlns:w10="urn:schemas-microsoft-com:office:word" xmlns:w="http://schemas.openxmlformats.org/wordprocessingml/2006/main" xmlns:w14="http://schemas.microsoft.com/office/word/2010/wordml" xmlns:wpg="http://schemas.microsoft.com/office/word/2010/wordprocessingGroup" xmlns:wpi="http://schemas.microsoft.com/office/word/2010/wordprocessingInk" xmlns:wne="http://schemas.microsoft.com/office/word/2006/wordml" xmlns:wps="http://schemas.microsoft.com/office/word/2010/wordprocessingShape" mc:Ignorable="w14 wp14">
   <w:body>
-    <w:p>
-      <w:pPr>
-        <w:rPr>
-          <w:sz w:val="12"/>
-          <w:szCs w:val="12"/>
-        </w:rPr>
-        <w:ind w:left="0" w:firstLine="0"/>
-        <w:spacing w:after="0" w:before="0" w:line="240" w:lineRule="auto"/>
-      </w:pPr>
-    </w:p>
-    <w:p>
-      <w:pPr>
-        <w:rPr>
-          <w:sz w:val="12"/>
-          <w:szCs w:val="12"/>
-        </w:rPr>
-        <w:ind w:left="0" w:firstLine="0"/>
-        <w:spacing w:after="0" w:before="0" w:line="240" w:lineRule="auto"/>
-      </w:pPr>
-    </w:p>
-    <w:p>
-      <w:pPr>
-        <w:rPr>
-          <w:sz w:val="12"/>
-          <w:szCs w:val="12"/>
-        </w:rPr>
-        <w:ind w:left="0" w:firstLine="0"/>
-        <w:spacing w:after="0" w:before="0" w:line="240" w:lineRule="auto"/>
-      </w:pPr>
-    </w:p>
-    <w:p>
-      <w:pPr>
-        <w:rPr>
-          <w:sz w:val="12"/>
-          <w:szCs w:val="12"/>
-        </w:rPr>
-        <w:ind w:left="0" w:firstLine="0"/>
-        <w:spacing w:after="0" w:before="0" w:line="240" w:lineRule="auto"/>
-      </w:pPr>
-    </w:p>
-    <w:p>
-      <w:pPr>
-        <w:rPr>
-          <w:sz w:val="12"/>
-          <w:szCs w:val="12"/>
-        </w:rPr>
-        <w:ind w:left="0" w:firstLine="0"/>
-        <w:spacing w:after="0" w:before="0" w:line="240" w:lineRule="auto"/>
-      </w:pPr>
-    </w:p>
-    <w:p>
-      <w:pPr>
-        <w:rPr>
-          <w:sz w:val="12"/>
-          <w:szCs w:val="12"/>
-        </w:rPr>
-        <w:ind w:left="0" w:firstLine="0"/>
-        <w:spacing w:after="0" w:before="0" w:line="240" w:lineRule="auto"/>
-      </w:pPr>
-    </w:p>
-    <w:p>
-      <w:pPr>
-        <w:rPr>
-          <w:sz w:val="12"/>
-          <w:szCs w:val="12"/>
-        </w:rPr>
-        <w:ind w:left="0" w:firstLine="0"/>
-        <w:spacing w:after="0" w:before="0" w:line="240" w:lineRule="auto"/>
-      </w:pPr>
-    </w:p>
-    <w:p>
-      <w:pPr>
-        <w:rPr>
-          <w:sz w:val="12"/>
-          <w:szCs w:val="12"/>
-        </w:rPr>
-        <w:ind w:left="0" w:firstLine="0"/>
-        <w:spacing w:after="0" w:before="0" w:line="240" w:lineRule="auto"/>
-      </w:pPr>
-    </w:p>
-    <w:p>
-      <w:pPr>
-        <w:rPr>
-          <w:sz w:val="12"/>
-          <w:szCs w:val="12"/>
-        </w:rPr>
-        <w:ind w:left="0" w:firstLine="0"/>
-        <w:spacing w:after="0" w:before="0" w:line="240" w:lineRule="auto"/>
-      </w:pPr>
-    </w:p>
-    <w:p>
-      <w:pPr>
-        <w:rPr>
-          <w:sz w:val="12"/>
-          <w:szCs w:val="12"/>
-        </w:rPr>
-        <w:ind w:left="0" w:firstLine="0"/>
-        <w:spacing w:after="0" w:before="0" w:line="240" w:lineRule="auto"/>
-      </w:pPr>
-    </w:p>
-    <w:p>
-      <w:pPr>
-        <w:rPr>
-          <w:sz w:val="12"/>
-          <w:szCs w:val="12"/>
-        </w:rPr>
-        <w:ind w:left="0" w:firstLine="0"/>
-        <w:spacing w:after="0" w:before="0" w:line="240" w:lineRule="auto"/>
-      </w:pPr>
-    </w:p>
-    <w:p>
-      <w:pPr>
-        <w:rPr>
-          <w:sz w:val="12"/>
-          <w:szCs w:val="12"/>
-        </w:rPr>
-        <w:ind w:left="0" w:firstLine="0"/>
-        <w:spacing w:after="0" w:before="0" w:line="240" w:lineRule="auto"/>
-      </w:pPr>
-    </w:p>
-    <w:p>
-      <w:pPr>
-        <w:rPr>
-          <w:sz w:val="12"/>
-          <w:szCs w:val="12"/>
-        </w:rPr>
-        <w:ind w:left="0" w:firstLine="0"/>
-        <w:spacing w:after="0" w:before="0" w:line="240" w:lineRule="auto"/>
-      </w:pPr>
-    </w:p>
-    <w:p>
-      <w:pPr>
-        <w:rPr>
-          <w:sz w:val="12"/>
-          <w:szCs w:val="12"/>
-        </w:rPr>
-        <w:ind w:left="0" w:firstLine="0"/>
-        <w:spacing w:after="0" w:before="0" w:line="240" w:lineRule="auto"/>
-      </w:pPr>
-    </w:p>
-    <w:p>
-      <w:pPr>
-        <w:rPr>
-          <w:sz w:val="12"/>
-          <w:szCs w:val="12"/>
-        </w:rPr>
-        <w:ind w:left="0" w:firstLine="0"/>
-        <w:spacing w:after="0" w:before="0" w:line="240" w:lineRule="auto"/>
-      </w:pPr>
-    </w:p>
-    <w:p>
-      <w:pPr>
-        <w:rPr>
-          <w:sz w:val="12"/>
-          <w:szCs w:val="12"/>
-        </w:rPr>
-        <w:ind w:left="0" w:firstLine="0"/>
-        <w:spacing w:after="0" w:before="0" w:line="240" w:lineRule="auto"/>
-      </w:pPr>
-    </w:p>
-    <w:p>
-      <w:pPr>
-        <w:rPr>
-          <w:sz w:val="12"/>
-          <w:szCs w:val="12"/>
-        </w:rPr>
-        <w:ind w:left="0" w:firstLine="0"/>
-        <w:spacing w:after="0" w:before="0" w:line="240" w:lineRule="auto"/>
-      </w:pPr>
-    </w:p>
-    <w:p>
-      <w:pPr>
-        <w:rPr>
-          <w:sz w:val="12"/>
-          <w:szCs w:val="12"/>
-        </w:rPr>
-        <w:ind w:left="0" w:firstLine="0"/>
-        <w:spacing w:after="0" w:before="0" w:line="240" w:lineRule="auto"/>
-      </w:pPr>
-    </w:p>
-    <w:p>
-      <w:pPr>
-        <w:jc w:val="center"/>
-        <w:ind w:left="0" w:firstLine="0"/>
-        <w:spacing w:after="0" w:before="0" w:line="240" w:lineRule="auto"/>
-      </w:pPr>
-      <w:r>
-        <w:rPr>
-          <w:rFonts w:ascii="Georgia" w:hAnsi="Georgia" w:cs="Georgia"/>
-          <w:sz w:val="32"/>
-          <w:szCs w:val="32"/>
-          <w:b/>
-          <w:bCs/>
-        </w:rPr>
-        <w:t xml:space="preserve">The Manager’s Guide to Difficult Conversations</w:t>
-      </w:r>
-    </w:p>
-    <w:p>
-      <w:pPr>
-        <w:ind w:left="0" w:firstLine="0"/>
-        <w:spacing w:after="0" w:before="0" w:line="240" w:lineRule="auto"/>
-      </w:pPr>
-      <w:r>
-        <w:br w:type="page"/>
-      </w:r>
-    </w:p>
     <w:p>
       <w:pPr>
         <w:rPr>

--- a/kdp-files/difficult_conversations_paperback.docx
+++ b/kdp-files/difficult_conversations_paperback.docx
@@ -2572,6 +2572,1841 @@
         <w:jc w:val="both"/>
         <w:ind w:left="0" w:firstLine="288"/>
         <w:sectPr>
+          <w:footerReference w:type="first" r:id="rId12"/>
+          <w:headerReference w:type="default" r:id="rId10"/>
+          <w:headerReference w:type="even" r:id="rId9"/>
+          <w:footerReference w:type="default" r:id="rId11"/>
+          <w:type w:val="oddPage"/>
+          <w:pgSz w:w="8640" w:h="12960"/>
+          <w:pgMar w:top="1080" w:right="720" w:bottom="1080" w:left="1080" w:header="720" w:footer="720" w:gutter="0"/>
+          <w:titlePg/>
+          <w:pgNumType w:start="1"/>
+        </w:sectPr>
+      </w:pPr>
+      <w:r>
+        <w:rPr>
+          <w:rFonts w:ascii="Georgia" w:hAnsi="Georgia" w:cs="Georgia"/>
+          <w:b w:val="0"/>
+          <w:i w:val="0"/>
+          <w:sz w:val="22"/>
+        </w:rPr>
+        <w:t>Let's start with the framework.</w:t>
+      </w:r>
+    </w:p>
+    <w:p>
+      <w:pPr>
+        <w:pStyle w:val="Heading1"/>
+        <w:keepNext/>
+        <w:spacing w:before="0" w:after="240" w:line="276" w:lineRule="auto"/>
+        <w:jc w:val="left"/>
+        <w:ind w:left="0" w:firstLine="288"/>
+      </w:pPr>
+      <w:r>
+        <w:rPr>
+          <w:rFonts w:ascii="Georgia" w:hAnsi="Georgia" w:cs="Georgia"/>
+          <w:b/>
+          <w:i w:val="0"/>
+          <w:color w:val="000000"/>
+          <w:sz w:val="36"/>
+        </w:rPr>
+        <w:t>Chapter 2: The CLEAR Framework</w:t>
+      </w:r>
+    </w:p>
+    <w:p>
+      <w:pPr>
+        <w:spacing w:before="0" w:after="120" w:line="276" w:lineRule="auto"/>
+        <w:jc w:val="both"/>
+        <w:ind w:left="0" w:firstLine="288"/>
+      </w:pPr>
+      <w:r>
+        <w:rPr>
+          <w:rFonts w:ascii="Georgia" w:hAnsi="Georgia" w:cs="Georgia"/>
+          <w:b w:val="0"/>
+          <w:i w:val="0"/>
+          <w:sz w:val="22"/>
+        </w:rPr>
+        <w:t>Before we get into specific scripts, you need a universal structure — a mental model you can apply to any difficult conversation, even ones not covered in this book. I call it the CLEAR Framework.</w:t>
+      </w:r>
+    </w:p>
+    <w:p>
+      <w:pPr>
+        <w:spacing w:before="0" w:after="120" w:line="276" w:lineRule="auto"/>
+        <w:jc w:val="both"/>
+        <w:ind w:left="0" w:firstLine="288"/>
+      </w:pPr>
+      <w:r>
+        <w:rPr>
+          <w:rFonts w:ascii="Georgia" w:hAnsi="Georgia" w:cs="Georgia"/>
+          <w:b w:val="0"/>
+          <w:i w:val="0"/>
+          <w:sz w:val="22"/>
+        </w:rPr>
+      </w:r>
+      <w:r>
+        <w:rPr>
+          <w:rFonts w:ascii="Georgia" w:hAnsi="Georgia" w:cs="Georgia"/>
+          <w:b/>
+          <w:i w:val="0"/>
+          <w:sz w:val="22"/>
+        </w:rPr>
+        <w:t>C — Calm (Regulate yourself first)</w:t>
+      </w:r>
+      <w:r>
+        <w:rPr>
+          <w:rFonts w:ascii="Georgia" w:hAnsi="Georgia" w:cs="Georgia"/>
+          <w:b w:val="0"/>
+          <w:i w:val="0"/>
+          <w:sz w:val="22"/>
+        </w:rPr>
+      </w:r>
+    </w:p>
+    <w:p>
+      <w:pPr>
+        <w:spacing w:before="0" w:after="120" w:line="276" w:lineRule="auto"/>
+        <w:jc w:val="both"/>
+        <w:ind w:left="0" w:firstLine="288"/>
+      </w:pPr>
+      <w:r>
+        <w:rPr>
+          <w:rFonts w:ascii="Georgia" w:hAnsi="Georgia" w:cs="Georgia"/>
+          <w:b w:val="0"/>
+          <w:i w:val="0"/>
+          <w:sz w:val="22"/>
+        </w:rPr>
+      </w:r>
+      <w:r>
+        <w:rPr>
+          <w:rFonts w:ascii="Georgia" w:hAnsi="Georgia" w:cs="Georgia"/>
+          <w:b/>
+          <w:i w:val="0"/>
+          <w:sz w:val="22"/>
+        </w:rPr>
+        <w:t>L — Listen (Let them speak before you solve)</w:t>
+      </w:r>
+      <w:r>
+        <w:rPr>
+          <w:rFonts w:ascii="Georgia" w:hAnsi="Georgia" w:cs="Georgia"/>
+          <w:b w:val="0"/>
+          <w:i w:val="0"/>
+          <w:sz w:val="22"/>
+        </w:rPr>
+      </w:r>
+    </w:p>
+    <w:p>
+      <w:pPr>
+        <w:spacing w:before="0" w:after="120" w:line="276" w:lineRule="auto"/>
+        <w:jc w:val="both"/>
+        <w:ind w:left="0" w:firstLine="288"/>
+      </w:pPr>
+      <w:r>
+        <w:rPr>
+          <w:rFonts w:ascii="Georgia" w:hAnsi="Georgia" w:cs="Georgia"/>
+          <w:b w:val="0"/>
+          <w:i w:val="0"/>
+          <w:sz w:val="22"/>
+        </w:rPr>
+      </w:r>
+      <w:r>
+        <w:rPr>
+          <w:rFonts w:ascii="Georgia" w:hAnsi="Georgia" w:cs="Georgia"/>
+          <w:b/>
+          <w:i w:val="0"/>
+          <w:sz w:val="22"/>
+        </w:rPr>
+        <w:t>E — Empathize (Name the emotion, not just the issue)</w:t>
+      </w:r>
+      <w:r>
+        <w:rPr>
+          <w:rFonts w:ascii="Georgia" w:hAnsi="Georgia" w:cs="Georgia"/>
+          <w:b w:val="0"/>
+          <w:i w:val="0"/>
+          <w:sz w:val="22"/>
+        </w:rPr>
+      </w:r>
+    </w:p>
+    <w:p>
+      <w:pPr>
+        <w:spacing w:before="0" w:after="120" w:line="276" w:lineRule="auto"/>
+        <w:jc w:val="both"/>
+        <w:ind w:left="0" w:firstLine="288"/>
+      </w:pPr>
+      <w:r>
+        <w:rPr>
+          <w:rFonts w:ascii="Georgia" w:hAnsi="Georgia" w:cs="Georgia"/>
+          <w:b w:val="0"/>
+          <w:i w:val="0"/>
+          <w:sz w:val="22"/>
+        </w:rPr>
+      </w:r>
+      <w:r>
+        <w:rPr>
+          <w:rFonts w:ascii="Georgia" w:hAnsi="Georgia" w:cs="Georgia"/>
+          <w:b/>
+          <w:i w:val="0"/>
+          <w:sz w:val="22"/>
+        </w:rPr>
+        <w:t>A — Assert (State the reality clearly and kindly)</w:t>
+      </w:r>
+      <w:r>
+        <w:rPr>
+          <w:rFonts w:ascii="Georgia" w:hAnsi="Georgia" w:cs="Georgia"/>
+          <w:b w:val="0"/>
+          <w:i w:val="0"/>
+          <w:sz w:val="22"/>
+        </w:rPr>
+      </w:r>
+    </w:p>
+    <w:p>
+      <w:pPr>
+        <w:spacing w:before="0" w:after="120" w:line="276" w:lineRule="auto"/>
+        <w:jc w:val="both"/>
+        <w:ind w:left="0" w:firstLine="288"/>
+      </w:pPr>
+      <w:r>
+        <w:rPr>
+          <w:rFonts w:ascii="Georgia" w:hAnsi="Georgia" w:cs="Georgia"/>
+          <w:b w:val="0"/>
+          <w:i w:val="0"/>
+          <w:sz w:val="22"/>
+        </w:rPr>
+      </w:r>
+      <w:r>
+        <w:rPr>
+          <w:rFonts w:ascii="Georgia" w:hAnsi="Georgia" w:cs="Georgia"/>
+          <w:b/>
+          <w:i w:val="0"/>
+          <w:sz w:val="22"/>
+        </w:rPr>
+        <w:t>R — Resolve (Co-create the path forward)</w:t>
+      </w:r>
+      <w:r>
+        <w:rPr>
+          <w:rFonts w:ascii="Georgia" w:hAnsi="Georgia" w:cs="Georgia"/>
+          <w:b w:val="0"/>
+          <w:i w:val="0"/>
+          <w:sz w:val="22"/>
+        </w:rPr>
+      </w:r>
+    </w:p>
+    <w:p>
+      <w:pPr>
+        <w:spacing w:before="0" w:after="120" w:line="276" w:lineRule="auto"/>
+        <w:jc w:val="both"/>
+        <w:ind w:left="0" w:firstLine="288"/>
+      </w:pPr>
+      <w:r>
+        <w:rPr>
+          <w:rFonts w:ascii="Georgia" w:hAnsi="Georgia" w:cs="Georgia"/>
+          <w:b w:val="0"/>
+          <w:i w:val="0"/>
+          <w:sz w:val="22"/>
+        </w:rPr>
+        <w:t>Let's break each one down.</w:t>
+      </w:r>
+    </w:p>
+    <w:p>
+      <w:pPr>
+        <w:keepNext/>
+        <w:spacing w:before="360" w:after="160" w:line="276" w:lineRule="auto"/>
+        <w:jc w:val="both"/>
+        <w:ind w:left="0" w:firstLine="288"/>
+      </w:pPr>
+      <w:r>
+        <w:rPr>
+          <w:rFonts w:ascii="Georgia" w:hAnsi="Georgia" w:cs="Georgia"/>
+          <w:b/>
+          <w:i w:val="0"/>
+          <w:sz w:val="28"/>
+        </w:rPr>
+        <w:t>C — Calm: Regulate Yourself First</w:t>
+      </w:r>
+    </w:p>
+    <w:p>
+      <w:pPr>
+        <w:spacing w:before="0" w:after="120" w:line="276" w:lineRule="auto"/>
+        <w:jc w:val="both"/>
+        <w:ind w:left="0" w:firstLine="288"/>
+      </w:pPr>
+      <w:r>
+        <w:rPr>
+          <w:rFonts w:ascii="Georgia" w:hAnsi="Georgia" w:cs="Georgia"/>
+          <w:b w:val="0"/>
+          <w:i w:val="0"/>
+          <w:sz w:val="22"/>
+        </w:rPr>
+        <w:t>You cannot regulate another person's nervous system if yours is dysregulated. This is not metaphor — it's neuroscience.</w:t>
+      </w:r>
+    </w:p>
+    <w:p>
+      <w:pPr>
+        <w:spacing w:before="0" w:after="120" w:line="276" w:lineRule="auto"/>
+        <w:jc w:val="both"/>
+        <w:ind w:left="0" w:firstLine="288"/>
+      </w:pPr>
+      <w:r>
+        <w:rPr>
+          <w:rFonts w:ascii="Georgia" w:hAnsi="Georgia" w:cs="Georgia"/>
+          <w:b w:val="0"/>
+          <w:i w:val="0"/>
+          <w:sz w:val="22"/>
+        </w:rPr>
+        <w:t xml:space="preserve">Research on </w:t>
+      </w:r>
+      <w:r>
+        <w:rPr>
+          <w:rFonts w:ascii="Georgia" w:hAnsi="Georgia" w:cs="Georgia"/>
+          <w:b/>
+          <w:i w:val="0"/>
+          <w:sz w:val="22"/>
+        </w:rPr>
+        <w:t>co-regulation</w:t>
+      </w:r>
+      <w:r>
+        <w:rPr>
+          <w:rFonts w:ascii="Georgia" w:hAnsi="Georgia" w:cs="Georgia"/>
+          <w:b w:val="0"/>
+          <w:i w:val="0"/>
+          <w:sz w:val="22"/>
+        </w:rPr>
+        <w:t xml:space="preserve"> shows that humans unconsciously synchronize their physiological states with those around them. If you walk into a conversation with elevated cortisol, a tight jaw, and shallow breathing, the other person's mirror neurons will pick up on your stress and amplify their own.</w:t>
+      </w:r>
+    </w:p>
+    <w:p>
+      <w:pPr>
+        <w:spacing w:before="0" w:after="120" w:line="276" w:lineRule="auto"/>
+        <w:jc w:val="both"/>
+        <w:ind w:left="0" w:firstLine="288"/>
+      </w:pPr>
+      <w:r>
+        <w:rPr>
+          <w:rFonts w:ascii="Georgia" w:hAnsi="Georgia" w:cs="Georgia"/>
+          <w:b w:val="0"/>
+          <w:i w:val="0"/>
+          <w:sz w:val="22"/>
+        </w:rPr>
+      </w:r>
+      <w:r>
+        <w:rPr>
+          <w:rFonts w:ascii="Georgia" w:hAnsi="Georgia" w:cs="Georgia"/>
+          <w:b/>
+          <w:i w:val="0"/>
+          <w:sz w:val="22"/>
+        </w:rPr>
+        <w:t>Before the conversation:</w:t>
+      </w:r>
+      <w:r>
+        <w:rPr>
+          <w:rFonts w:ascii="Georgia" w:hAnsi="Georgia" w:cs="Georgia"/>
+          <w:b w:val="0"/>
+          <w:i w:val="0"/>
+          <w:sz w:val="22"/>
+        </w:rPr>
+      </w:r>
+    </w:p>
+    <w:p>
+      <w:pPr>
+        <w:spacing w:before="40" w:after="40" w:line="276" w:lineRule="auto"/>
+        <w:jc w:val="both"/>
+        <w:ind w:left="288" w:firstLine="0"/>
+      </w:pPr>
+      <w:r>
+        <w:rPr>
+          <w:rFonts w:ascii="Georgia" w:hAnsi="Georgia" w:cs="Georgia"/>
+          <w:b w:val="0"/>
+          <w:i w:val="0"/>
+          <w:sz w:val="22"/>
+        </w:rPr>
+        <w:t xml:space="preserve">• </w:t>
+      </w:r>
+      <w:r>
+        <w:rPr>
+          <w:rFonts w:ascii="Georgia" w:hAnsi="Georgia" w:cs="Georgia"/>
+          <w:b w:val="0"/>
+          <w:i w:val="0"/>
+          <w:sz w:val="22"/>
+        </w:rPr>
+      </w:r>
+      <w:r>
+        <w:rPr>
+          <w:rFonts w:ascii="Georgia" w:hAnsi="Georgia" w:cs="Georgia"/>
+          <w:b/>
+          <w:i w:val="0"/>
+          <w:sz w:val="22"/>
+        </w:rPr>
+        <w:t>Box breathing:</w:t>
+      </w:r>
+      <w:r>
+        <w:rPr>
+          <w:rFonts w:ascii="Georgia" w:hAnsi="Georgia" w:cs="Georgia"/>
+          <w:b w:val="0"/>
+          <w:i w:val="0"/>
+          <w:sz w:val="22"/>
+        </w:rPr>
+        <w:t xml:space="preserve"> Inhale for 4 counts, hold for 4, exhale for 4, hold for 4. Repeat four times. This activates the parasympathetic nervous system (your "rest and digest" mode) and downregulates the amygdala.</w:t>
+      </w:r>
+    </w:p>
+    <w:p>
+      <w:pPr>
+        <w:spacing w:before="40" w:after="40" w:line="276" w:lineRule="auto"/>
+        <w:jc w:val="both"/>
+        <w:ind w:left="288" w:firstLine="0"/>
+      </w:pPr>
+      <w:r>
+        <w:rPr>
+          <w:rFonts w:ascii="Georgia" w:hAnsi="Georgia" w:cs="Georgia"/>
+          <w:b w:val="0"/>
+          <w:i w:val="0"/>
+          <w:sz w:val="22"/>
+        </w:rPr>
+        <w:t xml:space="preserve">• </w:t>
+      </w:r>
+      <w:r>
+        <w:rPr>
+          <w:rFonts w:ascii="Georgia" w:hAnsi="Georgia" w:cs="Georgia"/>
+          <w:b w:val="0"/>
+          <w:i w:val="0"/>
+          <w:sz w:val="22"/>
+        </w:rPr>
+      </w:r>
+      <w:r>
+        <w:rPr>
+          <w:rFonts w:ascii="Georgia" w:hAnsi="Georgia" w:cs="Georgia"/>
+          <w:b/>
+          <w:i w:val="0"/>
+          <w:sz w:val="22"/>
+        </w:rPr>
+        <w:t>Name your emotion:</w:t>
+      </w:r>
+      <w:r>
+        <w:rPr>
+          <w:rFonts w:ascii="Georgia" w:hAnsi="Georgia" w:cs="Georgia"/>
+          <w:b w:val="0"/>
+          <w:i w:val="0"/>
+          <w:sz w:val="22"/>
+        </w:rPr>
+        <w:t xml:space="preserve"> Research by Dr. Matthew Lieberman at UCLA (2007) shows that simply labeling an emotion ("I'm feeling anxious about this conversation") significantly reduces amygdala activation. This is called </w:t>
+      </w:r>
+      <w:r>
+        <w:rPr>
+          <w:rFonts w:ascii="Georgia" w:hAnsi="Georgia" w:cs="Georgia"/>
+          <w:b/>
+          <w:i w:val="0"/>
+          <w:sz w:val="22"/>
+        </w:rPr>
+        <w:t>affect labeling</w:t>
+      </w:r>
+      <w:r>
+        <w:rPr>
+          <w:rFonts w:ascii="Georgia" w:hAnsi="Georgia" w:cs="Georgia"/>
+          <w:b w:val="0"/>
+          <w:i w:val="0"/>
+          <w:sz w:val="22"/>
+        </w:rPr>
+        <w:t>.</w:t>
+      </w:r>
+    </w:p>
+    <w:p>
+      <w:pPr>
+        <w:spacing w:before="40" w:after="40" w:line="276" w:lineRule="auto"/>
+        <w:jc w:val="both"/>
+        <w:ind w:left="288" w:firstLine="0"/>
+      </w:pPr>
+      <w:r>
+        <w:rPr>
+          <w:rFonts w:ascii="Georgia" w:hAnsi="Georgia" w:cs="Georgia"/>
+          <w:b w:val="0"/>
+          <w:i w:val="0"/>
+          <w:sz w:val="22"/>
+        </w:rPr>
+        <w:t xml:space="preserve">• </w:t>
+      </w:r>
+      <w:r>
+        <w:rPr>
+          <w:rFonts w:ascii="Georgia" w:hAnsi="Georgia" w:cs="Georgia"/>
+          <w:b w:val="0"/>
+          <w:i w:val="0"/>
+          <w:sz w:val="22"/>
+        </w:rPr>
+      </w:r>
+      <w:r>
+        <w:rPr>
+          <w:rFonts w:ascii="Georgia" w:hAnsi="Georgia" w:cs="Georgia"/>
+          <w:b/>
+          <w:i w:val="0"/>
+          <w:sz w:val="22"/>
+        </w:rPr>
+        <w:t>Clarify your intention:</w:t>
+      </w:r>
+      <w:r>
+        <w:rPr>
+          <w:rFonts w:ascii="Georgia" w:hAnsi="Georgia" w:cs="Georgia"/>
+          <w:b w:val="0"/>
+          <w:i w:val="0"/>
+          <w:sz w:val="22"/>
+        </w:rPr>
+        <w:t xml:space="preserve"> Ask yourself: "What is my goal for this person — not just for this conversation?" If your honest answer is "I want to help them succeed," you'll show up differently than if your answer is "I want this problem to go away."</w:t>
+      </w:r>
+    </w:p>
+    <w:p>
+      <w:pPr>
+        <w:spacing w:before="0" w:after="120" w:line="276" w:lineRule="auto"/>
+        <w:jc w:val="both"/>
+        <w:ind w:left="0" w:firstLine="288"/>
+      </w:pPr>
+      <w:r>
+        <w:rPr>
+          <w:rFonts w:ascii="Georgia" w:hAnsi="Georgia" w:cs="Georgia"/>
+          <w:b w:val="0"/>
+          <w:i w:val="0"/>
+          <w:sz w:val="22"/>
+        </w:rPr>
+      </w:r>
+      <w:r>
+        <w:rPr>
+          <w:rFonts w:ascii="Georgia" w:hAnsi="Georgia" w:cs="Georgia"/>
+          <w:b/>
+          <w:i w:val="0"/>
+          <w:sz w:val="22"/>
+        </w:rPr>
+        <w:t>During the conversation:</w:t>
+      </w:r>
+      <w:r>
+        <w:rPr>
+          <w:rFonts w:ascii="Georgia" w:hAnsi="Georgia" w:cs="Georgia"/>
+          <w:b w:val="0"/>
+          <w:i w:val="0"/>
+          <w:sz w:val="22"/>
+        </w:rPr>
+      </w:r>
+    </w:p>
+    <w:p>
+      <w:pPr>
+        <w:spacing w:before="40" w:after="40" w:line="276" w:lineRule="auto"/>
+        <w:jc w:val="both"/>
+        <w:ind w:left="288" w:firstLine="0"/>
+      </w:pPr>
+      <w:r>
+        <w:rPr>
+          <w:rFonts w:ascii="Georgia" w:hAnsi="Georgia" w:cs="Georgia"/>
+          <w:b w:val="0"/>
+          <w:i w:val="0"/>
+          <w:sz w:val="22"/>
+        </w:rPr>
+        <w:t xml:space="preserve">• </w:t>
+      </w:r>
+      <w:r>
+        <w:rPr>
+          <w:rFonts w:ascii="Georgia" w:hAnsi="Georgia" w:cs="Georgia"/>
+          <w:b w:val="0"/>
+          <w:i w:val="0"/>
+          <w:sz w:val="22"/>
+        </w:rPr>
+        <w:t>Speak at 70% of your normal pace. Slower speech signals safety to the listener's brain.</w:t>
+      </w:r>
+    </w:p>
+    <w:p>
+      <w:pPr>
+        <w:spacing w:before="40" w:after="40" w:line="276" w:lineRule="auto"/>
+        <w:jc w:val="both"/>
+        <w:ind w:left="288" w:firstLine="0"/>
+      </w:pPr>
+      <w:r>
+        <w:rPr>
+          <w:rFonts w:ascii="Georgia" w:hAnsi="Georgia" w:cs="Georgia"/>
+          <w:b w:val="0"/>
+          <w:i w:val="0"/>
+          <w:sz w:val="22"/>
+        </w:rPr>
+        <w:t xml:space="preserve">• </w:t>
+      </w:r>
+      <w:r>
+        <w:rPr>
+          <w:rFonts w:ascii="Georgia" w:hAnsi="Georgia" w:cs="Georgia"/>
+          <w:b w:val="0"/>
+          <w:i w:val="0"/>
+          <w:sz w:val="22"/>
+        </w:rPr>
+        <w:t>Keep your hands visible and relaxed. Hidden or clenched hands trigger unconscious threat detection.</w:t>
+      </w:r>
+    </w:p>
+    <w:p>
+      <w:pPr>
+        <w:spacing w:before="40" w:after="40" w:line="276" w:lineRule="auto"/>
+        <w:jc w:val="both"/>
+        <w:ind w:left="288" w:firstLine="0"/>
+      </w:pPr>
+      <w:r>
+        <w:rPr>
+          <w:rFonts w:ascii="Georgia" w:hAnsi="Georgia" w:cs="Georgia"/>
+          <w:b w:val="0"/>
+          <w:i w:val="0"/>
+          <w:sz w:val="22"/>
+        </w:rPr>
+        <w:t xml:space="preserve">• </w:t>
+      </w:r>
+      <w:r>
+        <w:rPr>
+          <w:rFonts w:ascii="Georgia" w:hAnsi="Georgia" w:cs="Georgia"/>
+          <w:b w:val="0"/>
+          <w:i w:val="0"/>
+          <w:sz w:val="22"/>
+        </w:rPr>
+        <w:t>If you feel your own amygdala hijack coming on (racing heart, rising anger), pause. Say, "Let me take a moment to think about that." This is not weakness. It's leadership.</w:t>
+      </w:r>
+    </w:p>
+    <w:p>
+      <w:pPr>
+        <w:keepNext/>
+        <w:spacing w:before="360" w:after="160" w:line="276" w:lineRule="auto"/>
+        <w:jc w:val="both"/>
+        <w:ind w:left="0" w:firstLine="288"/>
+      </w:pPr>
+      <w:r>
+        <w:rPr>
+          <w:rFonts w:ascii="Georgia" w:hAnsi="Georgia" w:cs="Georgia"/>
+          <w:b/>
+          <w:i w:val="0"/>
+          <w:sz w:val="28"/>
+        </w:rPr>
+        <w:t>L — Listen: Let Them Speak Before You Solve</w:t>
+      </w:r>
+    </w:p>
+    <w:p>
+      <w:pPr>
+        <w:spacing w:before="0" w:after="120" w:line="276" w:lineRule="auto"/>
+        <w:jc w:val="both"/>
+        <w:ind w:left="0" w:firstLine="288"/>
+      </w:pPr>
+      <w:r>
+        <w:rPr>
+          <w:rFonts w:ascii="Georgia" w:hAnsi="Georgia" w:cs="Georgia"/>
+          <w:b w:val="0"/>
+          <w:i w:val="0"/>
+          <w:sz w:val="22"/>
+        </w:rPr>
+        <w:t>Most managers over-prepare what they're going to say and under-prepare how they're going to listen. But listening is where the real work happens.</w:t>
+      </w:r>
+    </w:p>
+    <w:p>
+      <w:pPr>
+        <w:spacing w:before="0" w:after="120" w:line="276" w:lineRule="auto"/>
+        <w:jc w:val="both"/>
+        <w:ind w:left="0" w:firstLine="288"/>
+      </w:pPr>
+      <w:r>
+        <w:rPr>
+          <w:rFonts w:ascii="Georgia" w:hAnsi="Georgia" w:cs="Georgia"/>
+          <w:b w:val="0"/>
+          <w:i w:val="0"/>
+          <w:sz w:val="22"/>
+        </w:rPr>
+        <w:t>When someone feels heard, their brain releases oxytocin — the neurochemical associated with trust and social bonding. Oxytocin literally counteracts cortisol. So the more genuinely you listen, the less defensive they become.</w:t>
+      </w:r>
+    </w:p>
+    <w:p>
+      <w:pPr>
+        <w:spacing w:before="0" w:after="120" w:line="276" w:lineRule="auto"/>
+        <w:jc w:val="both"/>
+        <w:ind w:left="0" w:firstLine="288"/>
+      </w:pPr>
+      <w:r>
+        <w:rPr>
+          <w:rFonts w:ascii="Georgia" w:hAnsi="Georgia" w:cs="Georgia"/>
+          <w:b w:val="0"/>
+          <w:i w:val="0"/>
+          <w:sz w:val="22"/>
+        </w:rPr>
+      </w:r>
+      <w:r>
+        <w:rPr>
+          <w:rFonts w:ascii="Georgia" w:hAnsi="Georgia" w:cs="Georgia"/>
+          <w:b/>
+          <w:i w:val="0"/>
+          <w:sz w:val="22"/>
+        </w:rPr>
+        <w:t>Active listening techniques:</w:t>
+      </w:r>
+      <w:r>
+        <w:rPr>
+          <w:rFonts w:ascii="Georgia" w:hAnsi="Georgia" w:cs="Georgia"/>
+          <w:b w:val="0"/>
+          <w:i w:val="0"/>
+          <w:sz w:val="22"/>
+        </w:rPr>
+      </w:r>
+    </w:p>
+    <w:p>
+      <w:pPr>
+        <w:spacing w:before="40" w:after="40" w:line="276" w:lineRule="auto"/>
+        <w:jc w:val="both"/>
+        <w:ind w:left="288" w:firstLine="0"/>
+      </w:pPr>
+      <w:r>
+        <w:rPr>
+          <w:rFonts w:ascii="Georgia" w:hAnsi="Georgia" w:cs="Georgia"/>
+          <w:b w:val="0"/>
+          <w:i w:val="0"/>
+          <w:sz w:val="22"/>
+        </w:rPr>
+        <w:t xml:space="preserve">• </w:t>
+      </w:r>
+      <w:r>
+        <w:rPr>
+          <w:rFonts w:ascii="Georgia" w:hAnsi="Georgia" w:cs="Georgia"/>
+          <w:b w:val="0"/>
+          <w:i w:val="0"/>
+          <w:sz w:val="22"/>
+        </w:rPr>
+      </w:r>
+      <w:r>
+        <w:rPr>
+          <w:rFonts w:ascii="Georgia" w:hAnsi="Georgia" w:cs="Georgia"/>
+          <w:b/>
+          <w:i w:val="0"/>
+          <w:sz w:val="22"/>
+        </w:rPr>
+        <w:t>Reflect content:</w:t>
+      </w:r>
+      <w:r>
+        <w:rPr>
+          <w:rFonts w:ascii="Georgia" w:hAnsi="Georgia" w:cs="Georgia"/>
+          <w:b w:val="0"/>
+          <w:i w:val="0"/>
+          <w:sz w:val="22"/>
+        </w:rPr>
+        <w:t xml:space="preserve"> "So what I'm hearing is that you felt the deadline was unrealistic from the start."</w:t>
+      </w:r>
+    </w:p>
+    <w:p>
+      <w:pPr>
+        <w:spacing w:before="40" w:after="40" w:line="276" w:lineRule="auto"/>
+        <w:jc w:val="both"/>
+        <w:ind w:left="288" w:firstLine="0"/>
+      </w:pPr>
+      <w:r>
+        <w:rPr>
+          <w:rFonts w:ascii="Georgia" w:hAnsi="Georgia" w:cs="Georgia"/>
+          <w:b w:val="0"/>
+          <w:i w:val="0"/>
+          <w:sz w:val="22"/>
+        </w:rPr>
+        <w:t xml:space="preserve">• </w:t>
+      </w:r>
+      <w:r>
+        <w:rPr>
+          <w:rFonts w:ascii="Georgia" w:hAnsi="Georgia" w:cs="Georgia"/>
+          <w:b w:val="0"/>
+          <w:i w:val="0"/>
+          <w:sz w:val="22"/>
+        </w:rPr>
+      </w:r>
+      <w:r>
+        <w:rPr>
+          <w:rFonts w:ascii="Georgia" w:hAnsi="Georgia" w:cs="Georgia"/>
+          <w:b/>
+          <w:i w:val="0"/>
+          <w:sz w:val="22"/>
+        </w:rPr>
+        <w:t>Reflect emotion:</w:t>
+      </w:r>
+      <w:r>
+        <w:rPr>
+          <w:rFonts w:ascii="Georgia" w:hAnsi="Georgia" w:cs="Georgia"/>
+          <w:b w:val="0"/>
+          <w:i w:val="0"/>
+          <w:sz w:val="22"/>
+        </w:rPr>
+        <w:t xml:space="preserve"> "It sounds like you're frustrated — and maybe a little caught off guard by this conversation."</w:t>
+      </w:r>
+    </w:p>
+    <w:p>
+      <w:pPr>
+        <w:spacing w:before="40" w:after="40" w:line="276" w:lineRule="auto"/>
+        <w:jc w:val="both"/>
+        <w:ind w:left="288" w:firstLine="0"/>
+      </w:pPr>
+      <w:r>
+        <w:rPr>
+          <w:rFonts w:ascii="Georgia" w:hAnsi="Georgia" w:cs="Georgia"/>
+          <w:b w:val="0"/>
+          <w:i w:val="0"/>
+          <w:sz w:val="22"/>
+        </w:rPr>
+        <w:t xml:space="preserve">• </w:t>
+      </w:r>
+      <w:r>
+        <w:rPr>
+          <w:rFonts w:ascii="Georgia" w:hAnsi="Georgia" w:cs="Georgia"/>
+          <w:b w:val="0"/>
+          <w:i w:val="0"/>
+          <w:sz w:val="22"/>
+        </w:rPr>
+      </w:r>
+      <w:r>
+        <w:rPr>
+          <w:rFonts w:ascii="Georgia" w:hAnsi="Georgia" w:cs="Georgia"/>
+          <w:b/>
+          <w:i w:val="0"/>
+          <w:sz w:val="22"/>
+        </w:rPr>
+        <w:t>Use silence:</w:t>
+      </w:r>
+      <w:r>
+        <w:rPr>
+          <w:rFonts w:ascii="Georgia" w:hAnsi="Georgia" w:cs="Georgia"/>
+          <w:b w:val="0"/>
+          <w:i w:val="0"/>
+          <w:sz w:val="22"/>
+        </w:rPr>
+        <w:t xml:space="preserve"> After they finish speaking, count to three before responding. This gives them space to add what they really wanted to say (which often comes after the initial response).</w:t>
+      </w:r>
+    </w:p>
+    <w:p>
+      <w:pPr>
+        <w:spacing w:before="40" w:after="40" w:line="276" w:lineRule="auto"/>
+        <w:jc w:val="both"/>
+        <w:ind w:left="288" w:firstLine="0"/>
+      </w:pPr>
+      <w:r>
+        <w:rPr>
+          <w:rFonts w:ascii="Georgia" w:hAnsi="Georgia" w:cs="Georgia"/>
+          <w:b w:val="0"/>
+          <w:i w:val="0"/>
+          <w:sz w:val="22"/>
+        </w:rPr>
+        <w:t xml:space="preserve">• </w:t>
+      </w:r>
+      <w:r>
+        <w:rPr>
+          <w:rFonts w:ascii="Georgia" w:hAnsi="Georgia" w:cs="Georgia"/>
+          <w:b w:val="0"/>
+          <w:i w:val="0"/>
+          <w:sz w:val="22"/>
+        </w:rPr>
+      </w:r>
+      <w:r>
+        <w:rPr>
+          <w:rFonts w:ascii="Georgia" w:hAnsi="Georgia" w:cs="Georgia"/>
+          <w:b/>
+          <w:i w:val="0"/>
+          <w:sz w:val="22"/>
+        </w:rPr>
+        <w:t>Ask, don't assume:</w:t>
+      </w:r>
+      <w:r>
+        <w:rPr>
+          <w:rFonts w:ascii="Georgia" w:hAnsi="Georgia" w:cs="Georgia"/>
+          <w:b w:val="0"/>
+          <w:i w:val="0"/>
+          <w:sz w:val="22"/>
+        </w:rPr>
+        <w:t xml:space="preserve"> "Help me understand your perspective" is one of the most powerful phrases in a manager's vocabulary.</w:t>
+      </w:r>
+    </w:p>
+    <w:p>
+      <w:pPr>
+        <w:spacing w:before="0" w:after="120" w:line="276" w:lineRule="auto"/>
+        <w:jc w:val="both"/>
+        <w:ind w:left="0" w:firstLine="288"/>
+      </w:pPr>
+      <w:r>
+        <w:rPr>
+          <w:rFonts w:ascii="Georgia" w:hAnsi="Georgia" w:cs="Georgia"/>
+          <w:b w:val="0"/>
+          <w:i w:val="0"/>
+          <w:sz w:val="22"/>
+        </w:rPr>
+        <w:t xml:space="preserve">The neuroscience principle here is </w:t>
+      </w:r>
+      <w:r>
+        <w:rPr>
+          <w:rFonts w:ascii="Georgia" w:hAnsi="Georgia" w:cs="Georgia"/>
+          <w:b/>
+          <w:i w:val="0"/>
+          <w:sz w:val="22"/>
+        </w:rPr>
+        <w:t>cognitive load reduction</w:t>
+      </w:r>
+      <w:r>
+        <w:rPr>
+          <w:rFonts w:ascii="Georgia" w:hAnsi="Georgia" w:cs="Georgia"/>
+          <w:b w:val="0"/>
+          <w:i w:val="0"/>
+          <w:sz w:val="22"/>
+        </w:rPr>
+        <w:t>. When someone is processing a threat (your feedback), their working memory is compromised. If you pile on information, they can't absorb it. Listening creates space for their prefrontal cortex to come back online.</w:t>
+      </w:r>
+    </w:p>
+    <w:p>
+      <w:pPr>
+        <w:keepNext/>
+        <w:spacing w:before="360" w:after="160" w:line="276" w:lineRule="auto"/>
+        <w:jc w:val="both"/>
+        <w:ind w:left="0" w:firstLine="288"/>
+      </w:pPr>
+      <w:r>
+        <w:rPr>
+          <w:rFonts w:ascii="Georgia" w:hAnsi="Georgia" w:cs="Georgia"/>
+          <w:b/>
+          <w:i w:val="0"/>
+          <w:sz w:val="28"/>
+        </w:rPr>
+        <w:t>E — Empathize: Name the Emotion, Not Just the Issue</w:t>
+      </w:r>
+    </w:p>
+    <w:p>
+      <w:pPr>
+        <w:spacing w:before="0" w:after="120" w:line="276" w:lineRule="auto"/>
+        <w:jc w:val="both"/>
+        <w:ind w:left="0" w:firstLine="288"/>
+      </w:pPr>
+      <w:r>
+        <w:rPr>
+          <w:rFonts w:ascii="Georgia" w:hAnsi="Georgia" w:cs="Georgia"/>
+          <w:b w:val="0"/>
+          <w:i w:val="0"/>
+          <w:sz w:val="22"/>
+        </w:rPr>
+        <w:t>Empathy is not agreement. This is a critical distinction.</w:t>
+      </w:r>
+    </w:p>
+    <w:p>
+      <w:pPr>
+        <w:spacing w:before="0" w:after="120" w:line="276" w:lineRule="auto"/>
+        <w:jc w:val="both"/>
+        <w:ind w:left="0" w:firstLine="288"/>
+      </w:pPr>
+      <w:r>
+        <w:rPr>
+          <w:rFonts w:ascii="Georgia" w:hAnsi="Georgia" w:cs="Georgia"/>
+          <w:b w:val="0"/>
+          <w:i w:val="0"/>
+          <w:sz w:val="22"/>
+        </w:rPr>
+        <w:t xml:space="preserve">You can empathize with someone's experience while still holding them accountable. In fact, Brené Brown's research and others show that empathy </w:t>
+      </w:r>
+      <w:r>
+        <w:rPr>
+          <w:rFonts w:ascii="Georgia" w:hAnsi="Georgia" w:cs="Georgia"/>
+          <w:b w:val="0"/>
+          <w:i/>
+          <w:sz w:val="22"/>
+        </w:rPr>
+        <w:t>increases</w:t>
+      </w:r>
+      <w:r>
+        <w:rPr>
+          <w:rFonts w:ascii="Georgia" w:hAnsi="Georgia" w:cs="Georgia"/>
+          <w:b w:val="0"/>
+          <w:i w:val="0"/>
+          <w:sz w:val="22"/>
+        </w:rPr>
+        <w:t xml:space="preserve"> the likelihood of behavior change, while shame </w:t>
+      </w:r>
+      <w:r>
+        <w:rPr>
+          <w:rFonts w:ascii="Georgia" w:hAnsi="Georgia" w:cs="Georgia"/>
+          <w:b w:val="0"/>
+          <w:i/>
+          <w:sz w:val="22"/>
+        </w:rPr>
+        <w:t>decreases</w:t>
+      </w:r>
+      <w:r>
+        <w:rPr>
+          <w:rFonts w:ascii="Georgia" w:hAnsi="Georgia" w:cs="Georgia"/>
+          <w:b w:val="0"/>
+          <w:i w:val="0"/>
+          <w:sz w:val="22"/>
+        </w:rPr>
+        <w:t xml:space="preserve"> it.</w:t>
+      </w:r>
+    </w:p>
+    <w:p>
+      <w:pPr>
+        <w:spacing w:before="0" w:after="120" w:line="276" w:lineRule="auto"/>
+        <w:jc w:val="both"/>
+        <w:ind w:left="0" w:firstLine="288"/>
+      </w:pPr>
+      <w:r>
+        <w:rPr>
+          <w:rFonts w:ascii="Georgia" w:hAnsi="Georgia" w:cs="Georgia"/>
+          <w:b w:val="0"/>
+          <w:i w:val="0"/>
+          <w:sz w:val="22"/>
+        </w:rPr>
+      </w:r>
+      <w:r>
+        <w:rPr>
+          <w:rFonts w:ascii="Georgia" w:hAnsi="Georgia" w:cs="Georgia"/>
+          <w:b/>
+          <w:i w:val="0"/>
+          <w:sz w:val="22"/>
+        </w:rPr>
+        <w:t>What empathy sounds like:</w:t>
+      </w:r>
+      <w:r>
+        <w:rPr>
+          <w:rFonts w:ascii="Georgia" w:hAnsi="Georgia" w:cs="Georgia"/>
+          <w:b w:val="0"/>
+          <w:i w:val="0"/>
+          <w:sz w:val="22"/>
+        </w:rPr>
+      </w:r>
+    </w:p>
+    <w:p>
+      <w:pPr>
+        <w:spacing w:before="40" w:after="40" w:line="276" w:lineRule="auto"/>
+        <w:jc w:val="both"/>
+        <w:ind w:left="288" w:firstLine="0"/>
+      </w:pPr>
+      <w:r>
+        <w:rPr>
+          <w:rFonts w:ascii="Georgia" w:hAnsi="Georgia" w:cs="Georgia"/>
+          <w:b w:val="0"/>
+          <w:i w:val="0"/>
+          <w:sz w:val="22"/>
+        </w:rPr>
+        <w:t xml:space="preserve">• </w:t>
+      </w:r>
+      <w:r>
+        <w:rPr>
+          <w:rFonts w:ascii="Georgia" w:hAnsi="Georgia" w:cs="Georgia"/>
+          <w:b w:val="0"/>
+          <w:i w:val="0"/>
+          <w:sz w:val="22"/>
+        </w:rPr>
+        <w:t>"I imagine this is hard to hear."</w:t>
+      </w:r>
+    </w:p>
+    <w:p>
+      <w:pPr>
+        <w:spacing w:before="40" w:after="40" w:line="276" w:lineRule="auto"/>
+        <w:jc w:val="both"/>
+        <w:ind w:left="288" w:firstLine="0"/>
+      </w:pPr>
+      <w:r>
+        <w:rPr>
+          <w:rFonts w:ascii="Georgia" w:hAnsi="Georgia" w:cs="Georgia"/>
+          <w:b w:val="0"/>
+          <w:i w:val="0"/>
+          <w:sz w:val="22"/>
+        </w:rPr>
+        <w:t xml:space="preserve">• </w:t>
+      </w:r>
+      <w:r>
+        <w:rPr>
+          <w:rFonts w:ascii="Georgia" w:hAnsi="Georgia" w:cs="Georgia"/>
+          <w:b w:val="0"/>
+          <w:i w:val="0"/>
+          <w:sz w:val="22"/>
+        </w:rPr>
+        <w:t>"I can see this matters to you, and I respect that."</w:t>
+      </w:r>
+    </w:p>
+    <w:p>
+      <w:pPr>
+        <w:spacing w:before="40" w:after="40" w:line="276" w:lineRule="auto"/>
+        <w:jc w:val="both"/>
+        <w:ind w:left="288" w:firstLine="0"/>
+      </w:pPr>
+      <w:r>
+        <w:rPr>
+          <w:rFonts w:ascii="Georgia" w:hAnsi="Georgia" w:cs="Georgia"/>
+          <w:b w:val="0"/>
+          <w:i w:val="0"/>
+          <w:sz w:val="22"/>
+        </w:rPr>
+        <w:t xml:space="preserve">• </w:t>
+      </w:r>
+      <w:r>
+        <w:rPr>
+          <w:rFonts w:ascii="Georgia" w:hAnsi="Georgia" w:cs="Georgia"/>
+          <w:b w:val="0"/>
+          <w:i w:val="0"/>
+          <w:sz w:val="22"/>
+        </w:rPr>
+        <w:t>"If I were in your position, I'd probably feel the same way."</w:t>
+      </w:r>
+    </w:p>
+    <w:p>
+      <w:pPr>
+        <w:spacing w:before="0" w:after="120" w:line="276" w:lineRule="auto"/>
+        <w:jc w:val="both"/>
+        <w:ind w:left="0" w:firstLine="288"/>
+      </w:pPr>
+      <w:r>
+        <w:rPr>
+          <w:rFonts w:ascii="Georgia" w:hAnsi="Georgia" w:cs="Georgia"/>
+          <w:b w:val="0"/>
+          <w:i w:val="0"/>
+          <w:sz w:val="22"/>
+        </w:rPr>
+      </w:r>
+      <w:r>
+        <w:rPr>
+          <w:rFonts w:ascii="Georgia" w:hAnsi="Georgia" w:cs="Georgia"/>
+          <w:b/>
+          <w:i w:val="0"/>
+          <w:sz w:val="22"/>
+        </w:rPr>
+        <w:t>What empathy does NOT sound like:</w:t>
+      </w:r>
+      <w:r>
+        <w:rPr>
+          <w:rFonts w:ascii="Georgia" w:hAnsi="Georgia" w:cs="Georgia"/>
+          <w:b w:val="0"/>
+          <w:i w:val="0"/>
+          <w:sz w:val="22"/>
+        </w:rPr>
+      </w:r>
+    </w:p>
+    <w:p>
+      <w:pPr>
+        <w:spacing w:before="40" w:after="40" w:line="276" w:lineRule="auto"/>
+        <w:jc w:val="both"/>
+        <w:ind w:left="288" w:firstLine="0"/>
+      </w:pPr>
+      <w:r>
+        <w:rPr>
+          <w:rFonts w:ascii="Georgia" w:hAnsi="Georgia" w:cs="Georgia"/>
+          <w:b w:val="0"/>
+          <w:i w:val="0"/>
+          <w:sz w:val="22"/>
+        </w:rPr>
+        <w:t xml:space="preserve">• </w:t>
+      </w:r>
+      <w:r>
+        <w:rPr>
+          <w:rFonts w:ascii="Georgia" w:hAnsi="Georgia" w:cs="Georgia"/>
+          <w:b w:val="0"/>
+          <w:i w:val="0"/>
+          <w:sz w:val="22"/>
+        </w:rPr>
+        <w:t>"I know exactly how you feel." (You don't.)</w:t>
+      </w:r>
+    </w:p>
+    <w:p>
+      <w:pPr>
+        <w:spacing w:before="40" w:after="40" w:line="276" w:lineRule="auto"/>
+        <w:jc w:val="both"/>
+        <w:ind w:left="288" w:firstLine="0"/>
+      </w:pPr>
+      <w:r>
+        <w:rPr>
+          <w:rFonts w:ascii="Georgia" w:hAnsi="Georgia" w:cs="Georgia"/>
+          <w:b w:val="0"/>
+          <w:i w:val="0"/>
+          <w:sz w:val="22"/>
+        </w:rPr>
+        <w:t xml:space="preserve">• </w:t>
+      </w:r>
+      <w:r>
+        <w:rPr>
+          <w:rFonts w:ascii="Georgia" w:hAnsi="Georgia" w:cs="Georgia"/>
+          <w:b w:val="0"/>
+          <w:i w:val="0"/>
+          <w:sz w:val="22"/>
+        </w:rPr>
+        <w:t>"Don't worry about it." (Dismisses their experience.)</w:t>
+      </w:r>
+    </w:p>
+    <w:p>
+      <w:pPr>
+        <w:spacing w:before="40" w:after="40" w:line="276" w:lineRule="auto"/>
+        <w:jc w:val="both"/>
+        <w:ind w:left="288" w:firstLine="0"/>
+      </w:pPr>
+      <w:r>
+        <w:rPr>
+          <w:rFonts w:ascii="Georgia" w:hAnsi="Georgia" w:cs="Georgia"/>
+          <w:b w:val="0"/>
+          <w:i w:val="0"/>
+          <w:sz w:val="22"/>
+        </w:rPr>
+        <w:t xml:space="preserve">• </w:t>
+      </w:r>
+      <w:r>
+        <w:rPr>
+          <w:rFonts w:ascii="Georgia" w:hAnsi="Georgia" w:cs="Georgia"/>
+          <w:b w:val="0"/>
+          <w:i w:val="0"/>
+          <w:sz w:val="22"/>
+        </w:rPr>
+        <w:t>"It's not personal." (Everything about their job feels personal.)</w:t>
+      </w:r>
+    </w:p>
+    <w:p>
+      <w:pPr>
+        <w:spacing w:before="0" w:after="120" w:line="276" w:lineRule="auto"/>
+        <w:jc w:val="both"/>
+        <w:ind w:left="0" w:firstLine="288"/>
+      </w:pPr>
+      <w:r>
+        <w:rPr>
+          <w:rFonts w:ascii="Georgia" w:hAnsi="Georgia" w:cs="Georgia"/>
+          <w:b w:val="0"/>
+          <w:i w:val="0"/>
+          <w:sz w:val="22"/>
+        </w:rPr>
+        <w:t xml:space="preserve">Neurologically, empathic statements activate the </w:t>
+      </w:r>
+      <w:r>
+        <w:rPr>
+          <w:rFonts w:ascii="Georgia" w:hAnsi="Georgia" w:cs="Georgia"/>
+          <w:b/>
+          <w:i w:val="0"/>
+          <w:sz w:val="22"/>
+        </w:rPr>
+        <w:t>ventromedial prefrontal cortex</w:t>
+      </w:r>
+      <w:r>
+        <w:rPr>
+          <w:rFonts w:ascii="Georgia" w:hAnsi="Georgia" w:cs="Georgia"/>
+          <w:b w:val="0"/>
+          <w:i w:val="0"/>
+          <w:sz w:val="22"/>
+        </w:rPr>
+        <w:t xml:space="preserve"> — the brain region associated with self-referential processing and emotional regulation. When someone feels that you see them as a whole person (not just a problem to solve), they shift from defensive processing to reflective processing.</w:t>
+      </w:r>
+    </w:p>
+    <w:p>
+      <w:pPr>
+        <w:keepNext/>
+        <w:spacing w:before="360" w:after="160" w:line="276" w:lineRule="auto"/>
+        <w:jc w:val="both"/>
+        <w:ind w:left="0" w:firstLine="288"/>
+      </w:pPr>
+      <w:r>
+        <w:rPr>
+          <w:rFonts w:ascii="Georgia" w:hAnsi="Georgia" w:cs="Georgia"/>
+          <w:b/>
+          <w:i w:val="0"/>
+          <w:sz w:val="28"/>
+        </w:rPr>
+        <w:t>A — Assert: State the Reality Clearly and Kindly</w:t>
+      </w:r>
+    </w:p>
+    <w:p>
+      <w:pPr>
+        <w:spacing w:before="0" w:after="120" w:line="276" w:lineRule="auto"/>
+        <w:jc w:val="both"/>
+        <w:ind w:left="0" w:firstLine="288"/>
+      </w:pPr>
+      <w:r>
+        <w:rPr>
+          <w:rFonts w:ascii="Georgia" w:hAnsi="Georgia" w:cs="Georgia"/>
+          <w:b w:val="0"/>
+          <w:i w:val="0"/>
+          <w:sz w:val="22"/>
+        </w:rPr>
+        <w:t>This is where many managers fail. They either soften the message so much that it's unclear, or they deliver it so bluntly that it triggers a full amygdala hijack.</w:t>
+      </w:r>
+    </w:p>
+    <w:p>
+      <w:pPr>
+        <w:spacing w:before="0" w:after="120" w:line="276" w:lineRule="auto"/>
+        <w:jc w:val="both"/>
+        <w:ind w:left="0" w:firstLine="288"/>
+      </w:pPr>
+      <w:r>
+        <w:rPr>
+          <w:rFonts w:ascii="Georgia" w:hAnsi="Georgia" w:cs="Georgia"/>
+          <w:b w:val="0"/>
+          <w:i w:val="0"/>
+          <w:sz w:val="22"/>
+        </w:rPr>
+        <w:t xml:space="preserve">The key is </w:t>
+      </w:r>
+      <w:r>
+        <w:rPr>
+          <w:rFonts w:ascii="Georgia" w:hAnsi="Georgia" w:cs="Georgia"/>
+          <w:b/>
+          <w:i w:val="0"/>
+          <w:sz w:val="22"/>
+        </w:rPr>
+        <w:t>radical clarity with radical respect</w:t>
+      </w:r>
+      <w:r>
+        <w:rPr>
+          <w:rFonts w:ascii="Georgia" w:hAnsi="Georgia" w:cs="Georgia"/>
+          <w:b w:val="0"/>
+          <w:i w:val="0"/>
+          <w:sz w:val="22"/>
+        </w:rPr>
+        <w:t>.</w:t>
+      </w:r>
+    </w:p>
+    <w:p>
+      <w:pPr>
+        <w:spacing w:before="0" w:after="120" w:line="276" w:lineRule="auto"/>
+        <w:jc w:val="both"/>
+        <w:ind w:left="0" w:firstLine="288"/>
+      </w:pPr>
+      <w:r>
+        <w:rPr>
+          <w:rFonts w:ascii="Georgia" w:hAnsi="Georgia" w:cs="Georgia"/>
+          <w:b w:val="0"/>
+          <w:i w:val="0"/>
+          <w:sz w:val="22"/>
+        </w:rPr>
+      </w:r>
+      <w:r>
+        <w:rPr>
+          <w:rFonts w:ascii="Georgia" w:hAnsi="Georgia" w:cs="Georgia"/>
+          <w:b/>
+          <w:i w:val="0"/>
+          <w:sz w:val="22"/>
+        </w:rPr>
+        <w:t>Start with the "Third Story."</w:t>
+      </w:r>
+      <w:r>
+        <w:rPr>
+          <w:rFonts w:ascii="Georgia" w:hAnsi="Georgia" w:cs="Georgia"/>
+          <w:b w:val="0"/>
+          <w:i w:val="0"/>
+          <w:sz w:val="22"/>
+        </w:rPr>
+        <w:t xml:space="preserve"> This is one of the most powerful techniques in conflict communication, and it comes from the Harvard Negotiation Project. Every difficult conversation involves at least two stories — yours and theirs. The "Third Story" is how a neutral observer would describe the situation. It's the story that neither blames nor excuses.</w:t>
+      </w:r>
+    </w:p>
+    <w:p>
+      <w:pPr>
+        <w:spacing w:before="0" w:after="120" w:line="276" w:lineRule="auto"/>
+        <w:jc w:val="both"/>
+        <w:ind w:left="0" w:firstLine="288"/>
+      </w:pPr>
+      <w:r>
+        <w:rPr>
+          <w:rFonts w:ascii="Georgia" w:hAnsi="Georgia" w:cs="Georgia"/>
+          <w:b w:val="0"/>
+          <w:i w:val="0"/>
+          <w:sz w:val="22"/>
+        </w:rPr>
+        <w:t>Instead of starting with your perspective ("I've noticed you've been missing deadlines") or their likely perspective ("I know you've been busy"), start from the neutral observation: "There's been a gap between the agreed timelines and the actual delivery dates." This linguistic shift is a neurological hack — it keeps the amygdala calm because it doesn't trigger the identity-defense circuits. Nobody is being accused. A situation is being described.</w:t>
+      </w:r>
+    </w:p>
+    <w:p>
+      <w:pPr>
+        <w:spacing w:before="0" w:after="120" w:line="276" w:lineRule="auto"/>
+        <w:jc w:val="both"/>
+        <w:ind w:left="0" w:firstLine="288"/>
+      </w:pPr>
+      <w:r>
+        <w:rPr>
+          <w:rFonts w:ascii="Georgia" w:hAnsi="Georgia" w:cs="Georgia"/>
+          <w:b w:val="0"/>
+          <w:i w:val="0"/>
+          <w:sz w:val="22"/>
+        </w:rPr>
+        <w:t>From the Third Story, move into specifics:</w:t>
+      </w:r>
+    </w:p>
+    <w:p>
+      <w:pPr>
+        <w:spacing w:before="0" w:after="120" w:line="276" w:lineRule="auto"/>
+        <w:jc w:val="both"/>
+        <w:ind w:left="0" w:firstLine="288"/>
+      </w:pPr>
+      <w:r>
+        <w:rPr>
+          <w:rFonts w:ascii="Georgia" w:hAnsi="Georgia" w:cs="Georgia"/>
+          <w:b w:val="0"/>
+          <w:i w:val="0"/>
+          <w:sz w:val="22"/>
+        </w:rPr>
+      </w:r>
+      <w:r>
+        <w:rPr>
+          <w:rFonts w:ascii="Georgia" w:hAnsi="Georgia" w:cs="Georgia"/>
+          <w:b/>
+          <w:i w:val="0"/>
+          <w:sz w:val="22"/>
+        </w:rPr>
+        <w:t>The assertion formula:</w:t>
+      </w:r>
+      <w:r>
+        <w:rPr>
+          <w:rFonts w:ascii="Georgia" w:hAnsi="Georgia" w:cs="Georgia"/>
+          <w:b w:val="0"/>
+          <w:i w:val="0"/>
+          <w:sz w:val="22"/>
+        </w:rPr>
+      </w:r>
+    </w:p>
+    <w:p>
+      <w:pPr>
+        <w:spacing w:before="0" w:after="120" w:line="276" w:lineRule="auto"/>
+        <w:jc w:val="both"/>
+        <w:ind w:left="288" w:firstLine="0"/>
+      </w:pPr>
+      <w:r>
+        <w:rPr>
+          <w:rFonts w:ascii="Georgia" w:hAnsi="Georgia" w:cs="Georgia"/>
+          <w:b w:val="0"/>
+          <w:i w:val="0"/>
+          <w:sz w:val="22"/>
+        </w:rPr>
+        <w:t xml:space="preserve">1. </w:t>
+      </w:r>
+      <w:r>
+        <w:rPr>
+          <w:rFonts w:ascii="Georgia" w:hAnsi="Georgia" w:cs="Georgia"/>
+          <w:b/>
+          <w:i w:val="0"/>
+          <w:sz w:val="22"/>
+        </w:rPr>
+        <w:t>State the observation</w:t>
+      </w:r>
+      <w:r>
+        <w:rPr>
+          <w:rFonts w:ascii="Georgia" w:hAnsi="Georgia" w:cs="Georgia"/>
+          <w:b w:val="0"/>
+          <w:i w:val="0"/>
+          <w:sz w:val="22"/>
+        </w:rPr>
+        <w:t xml:space="preserve"> (behavior, not character): "In the last three weeks, three project deliverables were submitted after the deadline."</w:t>
+      </w:r>
+    </w:p>
+    <w:p>
+      <w:pPr>
+        <w:spacing w:before="0" w:after="120" w:line="276" w:lineRule="auto"/>
+        <w:jc w:val="both"/>
+        <w:ind w:left="288" w:firstLine="0"/>
+      </w:pPr>
+      <w:r>
+        <w:rPr>
+          <w:rFonts w:ascii="Georgia" w:hAnsi="Georgia" w:cs="Georgia"/>
+          <w:b w:val="0"/>
+          <w:i w:val="0"/>
+          <w:sz w:val="22"/>
+        </w:rPr>
+        <w:t xml:space="preserve">2. </w:t>
+      </w:r>
+      <w:r>
+        <w:rPr>
+          <w:rFonts w:ascii="Georgia" w:hAnsi="Georgia" w:cs="Georgia"/>
+          <w:b/>
+          <w:i w:val="0"/>
+          <w:sz w:val="22"/>
+        </w:rPr>
+        <w:t>State the impact:</w:t>
+      </w:r>
+      <w:r>
+        <w:rPr>
+          <w:rFonts w:ascii="Georgia" w:hAnsi="Georgia" w:cs="Georgia"/>
+          <w:b w:val="0"/>
+          <w:i w:val="0"/>
+          <w:sz w:val="22"/>
+        </w:rPr>
+        <w:t xml:space="preserve"> "This caused the client team to miss their own milestones, and it created extra work for your colleagues."</w:t>
+      </w:r>
+    </w:p>
+    <w:p>
+      <w:pPr>
+        <w:spacing w:before="0" w:after="120" w:line="276" w:lineRule="auto"/>
+        <w:jc w:val="both"/>
+        <w:ind w:left="288" w:firstLine="0"/>
+      </w:pPr>
+      <w:r>
+        <w:rPr>
+          <w:rFonts w:ascii="Georgia" w:hAnsi="Georgia" w:cs="Georgia"/>
+          <w:b w:val="0"/>
+          <w:i w:val="0"/>
+          <w:sz w:val="22"/>
+        </w:rPr>
+        <w:t xml:space="preserve">3. </w:t>
+      </w:r>
+      <w:r>
+        <w:rPr>
+          <w:rFonts w:ascii="Georgia" w:hAnsi="Georgia" w:cs="Georgia"/>
+          <w:b/>
+          <w:i w:val="0"/>
+          <w:sz w:val="22"/>
+        </w:rPr>
+        <w:t>State the expectation:</w:t>
+      </w:r>
+      <w:r>
+        <w:rPr>
+          <w:rFonts w:ascii="Georgia" w:hAnsi="Georgia" w:cs="Georgia"/>
+          <w:b w:val="0"/>
+          <w:i w:val="0"/>
+          <w:sz w:val="22"/>
+        </w:rPr>
+        <w:t xml:space="preserve"> "Going forward, I need all deliverables submitted by the agreed date, or flagged at least 48 hours in advance if there's a risk."</w:t>
+      </w:r>
+    </w:p>
+    <w:p>
+      <w:pPr>
+        <w:spacing w:before="0" w:after="120" w:line="276" w:lineRule="auto"/>
+        <w:jc w:val="both"/>
+        <w:ind w:left="0" w:firstLine="288"/>
+      </w:pPr>
+      <w:r>
+        <w:rPr>
+          <w:rFonts w:ascii="Georgia" w:hAnsi="Georgia" w:cs="Georgia"/>
+          <w:b w:val="0"/>
+          <w:i w:val="0"/>
+          <w:sz w:val="22"/>
+        </w:rPr>
+      </w:r>
+      <w:r>
+        <w:rPr>
+          <w:rFonts w:ascii="Georgia" w:hAnsi="Georgia" w:cs="Georgia"/>
+          <w:b/>
+          <w:i w:val="0"/>
+          <w:sz w:val="22"/>
+        </w:rPr>
+        <w:t>Notice what's absent:</w:t>
+      </w:r>
+      <w:r>
+        <w:rPr>
+          <w:rFonts w:ascii="Georgia" w:hAnsi="Georgia" w:cs="Georgia"/>
+          <w:b w:val="0"/>
+          <w:i w:val="0"/>
+          <w:sz w:val="22"/>
+        </w:rPr>
+        <w:t xml:space="preserve"> judgment, labels, and mind-reading. Not "You're unreliable" (character judgment). Not "You obviously don't care" (mind-reading). Just observable behavior, its impact, and the clear expectation.</w:t>
+      </w:r>
+    </w:p>
+    <w:p>
+      <w:pPr>
+        <w:spacing w:before="0" w:after="120" w:line="276" w:lineRule="auto"/>
+        <w:jc w:val="both"/>
+        <w:ind w:left="0" w:firstLine="288"/>
+      </w:pPr>
+      <w:r>
+        <w:rPr>
+          <w:rFonts w:ascii="Georgia" w:hAnsi="Georgia" w:cs="Georgia"/>
+          <w:b w:val="0"/>
+          <w:i w:val="0"/>
+          <w:sz w:val="22"/>
+        </w:rPr>
+        <w:t xml:space="preserve">This approach aligns with what neuroscientists call </w:t>
+      </w:r>
+      <w:r>
+        <w:rPr>
+          <w:rFonts w:ascii="Georgia" w:hAnsi="Georgia" w:cs="Georgia"/>
+          <w:b/>
+          <w:i w:val="0"/>
+          <w:sz w:val="22"/>
+        </w:rPr>
+        <w:t>specific feedback processing</w:t>
+      </w:r>
+      <w:r>
+        <w:rPr>
+          <w:rFonts w:ascii="Georgia" w:hAnsi="Georgia" w:cs="Georgia"/>
+          <w:b w:val="0"/>
+          <w:i w:val="0"/>
+          <w:sz w:val="22"/>
+        </w:rPr>
+        <w:t>. The brain can act on specific, behavioral feedback. It cannot act on vague or character-based feedback — it can only defend against it.</w:t>
+      </w:r>
+    </w:p>
+    <w:p>
+      <w:pPr>
+        <w:keepNext/>
+        <w:spacing w:before="360" w:after="160" w:line="276" w:lineRule="auto"/>
+        <w:jc w:val="both"/>
+        <w:ind w:left="0" w:firstLine="288"/>
+      </w:pPr>
+      <w:r>
+        <w:rPr>
+          <w:rFonts w:ascii="Georgia" w:hAnsi="Georgia" w:cs="Georgia"/>
+          <w:b/>
+          <w:i w:val="0"/>
+          <w:sz w:val="28"/>
+        </w:rPr>
+        <w:t>R — Resolve: Co-Create the Path Forward</w:t>
+      </w:r>
+    </w:p>
+    <w:p>
+      <w:pPr>
+        <w:spacing w:before="0" w:after="120" w:line="276" w:lineRule="auto"/>
+        <w:jc w:val="both"/>
+        <w:ind w:left="0" w:firstLine="288"/>
+      </w:pPr>
+      <w:r>
+        <w:rPr>
+          <w:rFonts w:ascii="Georgia" w:hAnsi="Georgia" w:cs="Georgia"/>
+          <w:b w:val="0"/>
+          <w:i w:val="0"/>
+          <w:sz w:val="22"/>
+        </w:rPr>
+        <w:t xml:space="preserve">The conversation should end with a plan — ideally one the employee has helped create. Research on </w:t>
+      </w:r>
+      <w:r>
+        <w:rPr>
+          <w:rFonts w:ascii="Georgia" w:hAnsi="Georgia" w:cs="Georgia"/>
+          <w:b/>
+          <w:i w:val="0"/>
+          <w:sz w:val="22"/>
+        </w:rPr>
+        <w:t>self-determination theory</w:t>
+      </w:r>
+      <w:r>
+        <w:rPr>
+          <w:rFonts w:ascii="Georgia" w:hAnsi="Georgia" w:cs="Georgia"/>
+          <w:b w:val="0"/>
+          <w:i w:val="0"/>
+          <w:sz w:val="22"/>
+        </w:rPr>
+        <w:t xml:space="preserve"> (Deci &amp; Ryan, 1985) shows that people are more committed to plans they've had a hand in shaping, because it preserves their sense of autonomy.</w:t>
+      </w:r>
+    </w:p>
+    <w:p>
+      <w:pPr>
+        <w:spacing w:before="0" w:after="120" w:line="276" w:lineRule="auto"/>
+        <w:jc w:val="both"/>
+        <w:ind w:left="0" w:firstLine="288"/>
+      </w:pPr>
+      <w:r>
+        <w:rPr>
+          <w:rFonts w:ascii="Georgia" w:hAnsi="Georgia" w:cs="Georgia"/>
+          <w:b w:val="0"/>
+          <w:i w:val="0"/>
+          <w:sz w:val="22"/>
+        </w:rPr>
+      </w:r>
+      <w:r>
+        <w:rPr>
+          <w:rFonts w:ascii="Georgia" w:hAnsi="Georgia" w:cs="Georgia"/>
+          <w:b/>
+          <w:i w:val="0"/>
+          <w:sz w:val="22"/>
+        </w:rPr>
+        <w:t>Resolution questions:</w:t>
+      </w:r>
+      <w:r>
+        <w:rPr>
+          <w:rFonts w:ascii="Georgia" w:hAnsi="Georgia" w:cs="Georgia"/>
+          <w:b w:val="0"/>
+          <w:i w:val="0"/>
+          <w:sz w:val="22"/>
+        </w:rPr>
+      </w:r>
+    </w:p>
+    <w:p>
+      <w:pPr>
+        <w:spacing w:before="40" w:after="40" w:line="276" w:lineRule="auto"/>
+        <w:jc w:val="both"/>
+        <w:ind w:left="288" w:firstLine="0"/>
+      </w:pPr>
+      <w:r>
+        <w:rPr>
+          <w:rFonts w:ascii="Georgia" w:hAnsi="Georgia" w:cs="Georgia"/>
+          <w:b w:val="0"/>
+          <w:i w:val="0"/>
+          <w:sz w:val="22"/>
+        </w:rPr>
+        <w:t xml:space="preserve">• </w:t>
+      </w:r>
+      <w:r>
+        <w:rPr>
+          <w:rFonts w:ascii="Georgia" w:hAnsi="Georgia" w:cs="Georgia"/>
+          <w:b w:val="0"/>
+          <w:i w:val="0"/>
+          <w:sz w:val="22"/>
+        </w:rPr>
+        <w:t>"What do you think would help you get back on track?"</w:t>
+      </w:r>
+    </w:p>
+    <w:p>
+      <w:pPr>
+        <w:spacing w:before="40" w:after="40" w:line="276" w:lineRule="auto"/>
+        <w:jc w:val="both"/>
+        <w:ind w:left="288" w:firstLine="0"/>
+      </w:pPr>
+      <w:r>
+        <w:rPr>
+          <w:rFonts w:ascii="Georgia" w:hAnsi="Georgia" w:cs="Georgia"/>
+          <w:b w:val="0"/>
+          <w:i w:val="0"/>
+          <w:sz w:val="22"/>
+        </w:rPr>
+        <w:t xml:space="preserve">• </w:t>
+      </w:r>
+      <w:r>
+        <w:rPr>
+          <w:rFonts w:ascii="Georgia" w:hAnsi="Georgia" w:cs="Georgia"/>
+          <w:b w:val="0"/>
+          <w:i w:val="0"/>
+          <w:sz w:val="22"/>
+        </w:rPr>
+        <w:t>"What support do you need from me?"</w:t>
+      </w:r>
+    </w:p>
+    <w:p>
+      <w:pPr>
+        <w:spacing w:before="40" w:after="40" w:line="276" w:lineRule="auto"/>
+        <w:jc w:val="both"/>
+        <w:ind w:left="288" w:firstLine="0"/>
+      </w:pPr>
+      <w:r>
+        <w:rPr>
+          <w:rFonts w:ascii="Georgia" w:hAnsi="Georgia" w:cs="Georgia"/>
+          <w:b w:val="0"/>
+          <w:i w:val="0"/>
+          <w:sz w:val="22"/>
+        </w:rPr>
+        <w:t xml:space="preserve">• </w:t>
+      </w:r>
+      <w:r>
+        <w:rPr>
+          <w:rFonts w:ascii="Georgia" w:hAnsi="Georgia" w:cs="Georgia"/>
+          <w:b w:val="0"/>
+          <w:i w:val="0"/>
+          <w:sz w:val="22"/>
+        </w:rPr>
+        <w:t>"What does success look like for you in the next 30 days?"</w:t>
+      </w:r>
+    </w:p>
+    <w:p>
+      <w:pPr>
+        <w:spacing w:before="40" w:after="40" w:line="276" w:lineRule="auto"/>
+        <w:jc w:val="both"/>
+        <w:ind w:left="288" w:firstLine="0"/>
+      </w:pPr>
+      <w:r>
+        <w:rPr>
+          <w:rFonts w:ascii="Georgia" w:hAnsi="Georgia" w:cs="Georgia"/>
+          <w:b w:val="0"/>
+          <w:i w:val="0"/>
+          <w:sz w:val="22"/>
+        </w:rPr>
+        <w:t xml:space="preserve">• </w:t>
+      </w:r>
+      <w:r>
+        <w:rPr>
+          <w:rFonts w:ascii="Georgia" w:hAnsi="Georgia" w:cs="Georgia"/>
+          <w:b w:val="0"/>
+          <w:i w:val="0"/>
+          <w:sz w:val="22"/>
+        </w:rPr>
+        <w:t>"How would you like me to follow up — weekly check-ins, or would you prefer to come to me?"</w:t>
+      </w:r>
+    </w:p>
+    <w:p>
+      <w:pPr>
+        <w:spacing w:before="0" w:after="120" w:line="276" w:lineRule="auto"/>
+        <w:jc w:val="both"/>
+        <w:ind w:left="0" w:firstLine="288"/>
+      </w:pPr>
+      <w:r>
+        <w:rPr>
+          <w:rFonts w:ascii="Georgia" w:hAnsi="Georgia" w:cs="Georgia"/>
+          <w:b w:val="0"/>
+          <w:i w:val="0"/>
+          <w:sz w:val="22"/>
+        </w:rPr>
+      </w:r>
+      <w:r>
+        <w:rPr>
+          <w:rFonts w:ascii="Georgia" w:hAnsi="Georgia" w:cs="Georgia"/>
+          <w:b/>
+          <w:i w:val="0"/>
+          <w:sz w:val="22"/>
+        </w:rPr>
+        <w:t>Always end with:</w:t>
+      </w:r>
+      <w:r>
+        <w:rPr>
+          <w:rFonts w:ascii="Georgia" w:hAnsi="Georgia" w:cs="Georgia"/>
+          <w:b w:val="0"/>
+          <w:i w:val="0"/>
+          <w:sz w:val="22"/>
+        </w:rPr>
+      </w:r>
+    </w:p>
+    <w:p>
+      <w:pPr>
+        <w:spacing w:before="0" w:after="120" w:line="276" w:lineRule="auto"/>
+        <w:jc w:val="both"/>
+        <w:ind w:left="288" w:firstLine="0"/>
+      </w:pPr>
+      <w:r>
+        <w:rPr>
+          <w:rFonts w:ascii="Georgia" w:hAnsi="Georgia" w:cs="Georgia"/>
+          <w:b w:val="0"/>
+          <w:i w:val="0"/>
+          <w:sz w:val="22"/>
+        </w:rPr>
+        <w:t>1. A summary of what was agreed</w:t>
+      </w:r>
+    </w:p>
+    <w:p>
+      <w:pPr>
+        <w:spacing w:before="0" w:after="120" w:line="276" w:lineRule="auto"/>
+        <w:jc w:val="both"/>
+        <w:ind w:left="288" w:firstLine="0"/>
+      </w:pPr>
+      <w:r>
+        <w:rPr>
+          <w:rFonts w:ascii="Georgia" w:hAnsi="Georgia" w:cs="Georgia"/>
+          <w:b w:val="0"/>
+          <w:i w:val="0"/>
+          <w:sz w:val="22"/>
+        </w:rPr>
+        <w:t>2. A specific follow-up date</w:t>
+      </w:r>
+    </w:p>
+    <w:p>
+      <w:pPr>
+        <w:spacing w:before="0" w:after="120" w:line="276" w:lineRule="auto"/>
+        <w:jc w:val="both"/>
+        <w:ind w:left="288" w:firstLine="0"/>
+      </w:pPr>
+      <w:r>
+        <w:rPr>
+          <w:rFonts w:ascii="Georgia" w:hAnsi="Georgia" w:cs="Georgia"/>
+          <w:b w:val="0"/>
+          <w:i w:val="0"/>
+          <w:sz w:val="22"/>
+        </w:rPr>
+        <w:t>3. An expression of confidence: "I believe you can do this, and I'm here to support you."</w:t>
+      </w:r>
+    </w:p>
+    <w:p>
+      <w:pPr>
+        <w:spacing w:before="0" w:after="120" w:line="276" w:lineRule="auto"/>
+        <w:jc w:val="both"/>
+        <w:ind w:left="0" w:firstLine="288"/>
+      </w:pPr>
+      <w:r>
+        <w:rPr>
+          <w:rFonts w:ascii="Georgia" w:hAnsi="Georgia" w:cs="Georgia"/>
+          <w:b w:val="0"/>
+          <w:i w:val="0"/>
+          <w:sz w:val="22"/>
+        </w:rPr>
+        <w:t xml:space="preserve">That last piece isn't fluff. Neuroscience research on the </w:t>
+      </w:r>
+      <w:r>
+        <w:rPr>
+          <w:rFonts w:ascii="Georgia" w:hAnsi="Georgia" w:cs="Georgia"/>
+          <w:b/>
+          <w:i w:val="0"/>
+          <w:sz w:val="22"/>
+        </w:rPr>
+        <w:t>Pygmalion effect</w:t>
+      </w:r>
+      <w:r>
+        <w:rPr>
+          <w:rFonts w:ascii="Georgia" w:hAnsi="Georgia" w:cs="Georgia"/>
+          <w:b w:val="0"/>
+          <w:i w:val="0"/>
+          <w:sz w:val="22"/>
+        </w:rPr>
+        <w:t xml:space="preserve"> (also called the Rosenthal effect) (Rosenthal, 1968) shows that a manager's expressed belief in an employee's capability measurably improves that employee's performance. Your belief strengthens their self-efficacy.</w:t>
+      </w:r>
+    </w:p>
+    <w:p>
+      <w:pPr>
+        <w:spacing w:before="0" w:after="120" w:line="276" w:lineRule="auto"/>
+        <w:jc w:val="both"/>
+        <w:ind w:left="0" w:firstLine="288"/>
+        <w:sectPr>
+          <w:footerReference w:type="first" r:id="rId12"/>
           <w:headerReference w:type="default" r:id="rId10"/>
           <w:headerReference w:type="even" r:id="rId9"/>
           <w:footerReference w:type="default" r:id="rId11"/>
@@ -2588,7 +4423,7 @@
           <w:i w:val="0"/>
           <w:sz w:val="22"/>
         </w:rPr>
-        <w:t>Let's start with the framework.</w:t>
+        <w:t>Now let's put CLEAR into practice with seven specific scripts.</w:t>
       </w:r>
     </w:p>
     <w:p>
@@ -2607,199 +4442,7 @@
           <w:color w:val="000000"/>
           <w:sz w:val="36"/>
         </w:rPr>
-        <w:t>Chapter 2: The CLEAR Framework</w:t>
-      </w:r>
-    </w:p>
-    <w:p>
-      <w:pPr>
-        <w:spacing w:before="0" w:after="120" w:line="276" w:lineRule="auto"/>
-        <w:jc w:val="both"/>
-        <w:ind w:left="0" w:firstLine="288"/>
-      </w:pPr>
-      <w:r>
-        <w:rPr>
-          <w:rFonts w:ascii="Georgia" w:hAnsi="Georgia" w:cs="Georgia"/>
-          <w:b w:val="0"/>
-          <w:i w:val="0"/>
-          <w:sz w:val="22"/>
-        </w:rPr>
-        <w:t>Before we get into specific scripts, you need a universal structure — a mental model you can apply to any difficult conversation, even ones not covered in this book. I call it the CLEAR Framework.</w:t>
-      </w:r>
-    </w:p>
-    <w:p>
-      <w:pPr>
-        <w:spacing w:before="0" w:after="120" w:line="276" w:lineRule="auto"/>
-        <w:jc w:val="both"/>
-        <w:ind w:left="0" w:firstLine="288"/>
-      </w:pPr>
-      <w:r>
-        <w:rPr>
-          <w:rFonts w:ascii="Georgia" w:hAnsi="Georgia" w:cs="Georgia"/>
-          <w:b w:val="0"/>
-          <w:i w:val="0"/>
-          <w:sz w:val="22"/>
-        </w:rPr>
-      </w:r>
-      <w:r>
-        <w:rPr>
-          <w:rFonts w:ascii="Georgia" w:hAnsi="Georgia" w:cs="Georgia"/>
-          <w:b/>
-          <w:i w:val="0"/>
-          <w:sz w:val="22"/>
-        </w:rPr>
-        <w:t>C — Calm (Regulate yourself first)</w:t>
-      </w:r>
-      <w:r>
-        <w:rPr>
-          <w:rFonts w:ascii="Georgia" w:hAnsi="Georgia" w:cs="Georgia"/>
-          <w:b w:val="0"/>
-          <w:i w:val="0"/>
-          <w:sz w:val="22"/>
-        </w:rPr>
-      </w:r>
-    </w:p>
-    <w:p>
-      <w:pPr>
-        <w:spacing w:before="0" w:after="120" w:line="276" w:lineRule="auto"/>
-        <w:jc w:val="both"/>
-        <w:ind w:left="0" w:firstLine="288"/>
-      </w:pPr>
-      <w:r>
-        <w:rPr>
-          <w:rFonts w:ascii="Georgia" w:hAnsi="Georgia" w:cs="Georgia"/>
-          <w:b w:val="0"/>
-          <w:i w:val="0"/>
-          <w:sz w:val="22"/>
-        </w:rPr>
-      </w:r>
-      <w:r>
-        <w:rPr>
-          <w:rFonts w:ascii="Georgia" w:hAnsi="Georgia" w:cs="Georgia"/>
-          <w:b/>
-          <w:i w:val="0"/>
-          <w:sz w:val="22"/>
-        </w:rPr>
-        <w:t>L — Listen (Let them speak before you solve)</w:t>
-      </w:r>
-      <w:r>
-        <w:rPr>
-          <w:rFonts w:ascii="Georgia" w:hAnsi="Georgia" w:cs="Georgia"/>
-          <w:b w:val="0"/>
-          <w:i w:val="0"/>
-          <w:sz w:val="22"/>
-        </w:rPr>
-      </w:r>
-    </w:p>
-    <w:p>
-      <w:pPr>
-        <w:spacing w:before="0" w:after="120" w:line="276" w:lineRule="auto"/>
-        <w:jc w:val="both"/>
-        <w:ind w:left="0" w:firstLine="288"/>
-      </w:pPr>
-      <w:r>
-        <w:rPr>
-          <w:rFonts w:ascii="Georgia" w:hAnsi="Georgia" w:cs="Georgia"/>
-          <w:b w:val="0"/>
-          <w:i w:val="0"/>
-          <w:sz w:val="22"/>
-        </w:rPr>
-      </w:r>
-      <w:r>
-        <w:rPr>
-          <w:rFonts w:ascii="Georgia" w:hAnsi="Georgia" w:cs="Georgia"/>
-          <w:b/>
-          <w:i w:val="0"/>
-          <w:sz w:val="22"/>
-        </w:rPr>
-        <w:t>E — Empathize (Name the emotion, not just the issue)</w:t>
-      </w:r>
-      <w:r>
-        <w:rPr>
-          <w:rFonts w:ascii="Georgia" w:hAnsi="Georgia" w:cs="Georgia"/>
-          <w:b w:val="0"/>
-          <w:i w:val="0"/>
-          <w:sz w:val="22"/>
-        </w:rPr>
-      </w:r>
-    </w:p>
-    <w:p>
-      <w:pPr>
-        <w:spacing w:before="0" w:after="120" w:line="276" w:lineRule="auto"/>
-        <w:jc w:val="both"/>
-        <w:ind w:left="0" w:firstLine="288"/>
-      </w:pPr>
-      <w:r>
-        <w:rPr>
-          <w:rFonts w:ascii="Georgia" w:hAnsi="Georgia" w:cs="Georgia"/>
-          <w:b w:val="0"/>
-          <w:i w:val="0"/>
-          <w:sz w:val="22"/>
-        </w:rPr>
-      </w:r>
-      <w:r>
-        <w:rPr>
-          <w:rFonts w:ascii="Georgia" w:hAnsi="Georgia" w:cs="Georgia"/>
-          <w:b/>
-          <w:i w:val="0"/>
-          <w:sz w:val="22"/>
-        </w:rPr>
-        <w:t>A — Assert (State the reality clearly and kindly)</w:t>
-      </w:r>
-      <w:r>
-        <w:rPr>
-          <w:rFonts w:ascii="Georgia" w:hAnsi="Georgia" w:cs="Georgia"/>
-          <w:b w:val="0"/>
-          <w:i w:val="0"/>
-          <w:sz w:val="22"/>
-        </w:rPr>
-      </w:r>
-    </w:p>
-    <w:p>
-      <w:pPr>
-        <w:spacing w:before="0" w:after="120" w:line="276" w:lineRule="auto"/>
-        <w:jc w:val="both"/>
-        <w:ind w:left="0" w:firstLine="288"/>
-      </w:pPr>
-      <w:r>
-        <w:rPr>
-          <w:rFonts w:ascii="Georgia" w:hAnsi="Georgia" w:cs="Georgia"/>
-          <w:b w:val="0"/>
-          <w:i w:val="0"/>
-          <w:sz w:val="22"/>
-        </w:rPr>
-      </w:r>
-      <w:r>
-        <w:rPr>
-          <w:rFonts w:ascii="Georgia" w:hAnsi="Georgia" w:cs="Georgia"/>
-          <w:b/>
-          <w:i w:val="0"/>
-          <w:sz w:val="22"/>
-        </w:rPr>
-        <w:t>R — Resolve (Co-create the path forward)</w:t>
-      </w:r>
-      <w:r>
-        <w:rPr>
-          <w:rFonts w:ascii="Georgia" w:hAnsi="Georgia" w:cs="Georgia"/>
-          <w:b w:val="0"/>
-          <w:i w:val="0"/>
-          <w:sz w:val="22"/>
-        </w:rPr>
-      </w:r>
-    </w:p>
-    <w:p>
-      <w:pPr>
-        <w:spacing w:before="0" w:after="120" w:line="276" w:lineRule="auto"/>
-        <w:jc w:val="both"/>
-        <w:ind w:left="0" w:firstLine="288"/>
-      </w:pPr>
-      <w:r>
-        <w:rPr>
-          <w:rFonts w:ascii="Georgia" w:hAnsi="Georgia" w:cs="Georgia"/>
-          <w:b w:val="0"/>
-          <w:i w:val="0"/>
-          <w:sz w:val="22"/>
-        </w:rPr>
-        <w:t>Let's break each one down.</w:t>
+        <w:t>Chapter 3: Script: The Performance Improvement Conversation</w:t>
       </w:r>
     </w:p>
     <w:p>
@@ -2816,7 +4459,7 @@
           <w:i w:val="0"/>
           <w:sz w:val="28"/>
         </w:rPr>
-        <w:t>C — Calm: Regulate Yourself First</w:t>
+        <w:t>Context</w:t>
       </w:r>
     </w:p>
     <w:p>
@@ -2832,324 +4475,7 @@
           <w:i w:val="0"/>
           <w:sz w:val="22"/>
         </w:rPr>
-        <w:t>You cannot regulate another person's nervous system if yours is dysregulated. This is not metaphor — it's neuroscience.</w:t>
-      </w:r>
-    </w:p>
-    <w:p>
-      <w:pPr>
-        <w:spacing w:before="0" w:after="120" w:line="276" w:lineRule="auto"/>
-        <w:jc w:val="both"/>
-        <w:ind w:left="0" w:firstLine="288"/>
-      </w:pPr>
-      <w:r>
-        <w:rPr>
-          <w:rFonts w:ascii="Georgia" w:hAnsi="Georgia" w:cs="Georgia"/>
-          <w:b w:val="0"/>
-          <w:i w:val="0"/>
-          <w:sz w:val="22"/>
-        </w:rPr>
-        <w:t xml:space="preserve">Research on </w:t>
-      </w:r>
-      <w:r>
-        <w:rPr>
-          <w:rFonts w:ascii="Georgia" w:hAnsi="Georgia" w:cs="Georgia"/>
-          <w:b/>
-          <w:i w:val="0"/>
-          <w:sz w:val="22"/>
-        </w:rPr>
-        <w:t>co-regulation</w:t>
-      </w:r>
-      <w:r>
-        <w:rPr>
-          <w:rFonts w:ascii="Georgia" w:hAnsi="Georgia" w:cs="Georgia"/>
-          <w:b w:val="0"/>
-          <w:i w:val="0"/>
-          <w:sz w:val="22"/>
-        </w:rPr>
-        <w:t xml:space="preserve"> shows that humans unconsciously synchronize their physiological states with those around them. If you walk into a conversation with elevated cortisol, a tight jaw, and shallow breathing, the other person's mirror neurons will pick up on your stress and amplify their own.</w:t>
-      </w:r>
-    </w:p>
-    <w:p>
-      <w:pPr>
-        <w:spacing w:before="0" w:after="120" w:line="276" w:lineRule="auto"/>
-        <w:jc w:val="both"/>
-        <w:ind w:left="0" w:firstLine="288"/>
-      </w:pPr>
-      <w:r>
-        <w:rPr>
-          <w:rFonts w:ascii="Georgia" w:hAnsi="Georgia" w:cs="Georgia"/>
-          <w:b w:val="0"/>
-          <w:i w:val="0"/>
-          <w:sz w:val="22"/>
-        </w:rPr>
-      </w:r>
-      <w:r>
-        <w:rPr>
-          <w:rFonts w:ascii="Georgia" w:hAnsi="Georgia" w:cs="Georgia"/>
-          <w:b/>
-          <w:i w:val="0"/>
-          <w:sz w:val="22"/>
-        </w:rPr>
-        <w:t>Before the conversation:</w:t>
-      </w:r>
-      <w:r>
-        <w:rPr>
-          <w:rFonts w:ascii="Georgia" w:hAnsi="Georgia" w:cs="Georgia"/>
-          <w:b w:val="0"/>
-          <w:i w:val="0"/>
-          <w:sz w:val="22"/>
-        </w:rPr>
-      </w:r>
-    </w:p>
-    <w:p>
-      <w:pPr>
-        <w:spacing w:before="40" w:after="40" w:line="276" w:lineRule="auto"/>
-        <w:jc w:val="both"/>
-        <w:ind w:left="288" w:firstLine="0"/>
-      </w:pPr>
-      <w:r>
-        <w:rPr>
-          <w:rFonts w:ascii="Georgia" w:hAnsi="Georgia" w:cs="Georgia"/>
-          <w:b w:val="0"/>
-          <w:i w:val="0"/>
-          <w:sz w:val="22"/>
-        </w:rPr>
-        <w:t xml:space="preserve">• </w:t>
-      </w:r>
-      <w:r>
-        <w:rPr>
-          <w:rFonts w:ascii="Georgia" w:hAnsi="Georgia" w:cs="Georgia"/>
-          <w:b w:val="0"/>
-          <w:i w:val="0"/>
-          <w:sz w:val="22"/>
-        </w:rPr>
-      </w:r>
-      <w:r>
-        <w:rPr>
-          <w:rFonts w:ascii="Georgia" w:hAnsi="Georgia" w:cs="Georgia"/>
-          <w:b/>
-          <w:i w:val="0"/>
-          <w:sz w:val="22"/>
-        </w:rPr>
-        <w:t>Box breathing:</w:t>
-      </w:r>
-      <w:r>
-        <w:rPr>
-          <w:rFonts w:ascii="Georgia" w:hAnsi="Georgia" w:cs="Georgia"/>
-          <w:b w:val="0"/>
-          <w:i w:val="0"/>
-          <w:sz w:val="22"/>
-        </w:rPr>
-        <w:t xml:space="preserve"> Inhale for 4 counts, hold for 4, exhale for 4, hold for 4. Repeat four times. This activates the parasympathetic nervous system (your "rest and digest" mode) and downregulates the amygdala.</w:t>
-      </w:r>
-    </w:p>
-    <w:p>
-      <w:pPr>
-        <w:spacing w:before="40" w:after="40" w:line="276" w:lineRule="auto"/>
-        <w:jc w:val="both"/>
-        <w:ind w:left="288" w:firstLine="0"/>
-      </w:pPr>
-      <w:r>
-        <w:rPr>
-          <w:rFonts w:ascii="Georgia" w:hAnsi="Georgia" w:cs="Georgia"/>
-          <w:b w:val="0"/>
-          <w:i w:val="0"/>
-          <w:sz w:val="22"/>
-        </w:rPr>
-        <w:t xml:space="preserve">• </w:t>
-      </w:r>
-      <w:r>
-        <w:rPr>
-          <w:rFonts w:ascii="Georgia" w:hAnsi="Georgia" w:cs="Georgia"/>
-          <w:b w:val="0"/>
-          <w:i w:val="0"/>
-          <w:sz w:val="22"/>
-        </w:rPr>
-      </w:r>
-      <w:r>
-        <w:rPr>
-          <w:rFonts w:ascii="Georgia" w:hAnsi="Georgia" w:cs="Georgia"/>
-          <w:b/>
-          <w:i w:val="0"/>
-          <w:sz w:val="22"/>
-        </w:rPr>
-        <w:t>Name your emotion:</w:t>
-      </w:r>
-      <w:r>
-        <w:rPr>
-          <w:rFonts w:ascii="Georgia" w:hAnsi="Georgia" w:cs="Georgia"/>
-          <w:b w:val="0"/>
-          <w:i w:val="0"/>
-          <w:sz w:val="22"/>
-        </w:rPr>
-        <w:t xml:space="preserve"> Research by Dr. Matthew Lieberman at UCLA (2007) shows that simply labeling an emotion ("I'm feeling anxious about this conversation") significantly reduces amygdala activation. This is called </w:t>
-      </w:r>
-      <w:r>
-        <w:rPr>
-          <w:rFonts w:ascii="Georgia" w:hAnsi="Georgia" w:cs="Georgia"/>
-          <w:b/>
-          <w:i w:val="0"/>
-          <w:sz w:val="22"/>
-        </w:rPr>
-        <w:t>affect labeling</w:t>
-      </w:r>
-      <w:r>
-        <w:rPr>
-          <w:rFonts w:ascii="Georgia" w:hAnsi="Georgia" w:cs="Georgia"/>
-          <w:b w:val="0"/>
-          <w:i w:val="0"/>
-          <w:sz w:val="22"/>
-        </w:rPr>
-        <w:t>.</w:t>
-      </w:r>
-    </w:p>
-    <w:p>
-      <w:pPr>
-        <w:spacing w:before="40" w:after="40" w:line="276" w:lineRule="auto"/>
-        <w:jc w:val="both"/>
-        <w:ind w:left="288" w:firstLine="0"/>
-      </w:pPr>
-      <w:r>
-        <w:rPr>
-          <w:rFonts w:ascii="Georgia" w:hAnsi="Georgia" w:cs="Georgia"/>
-          <w:b w:val="0"/>
-          <w:i w:val="0"/>
-          <w:sz w:val="22"/>
-        </w:rPr>
-        <w:t xml:space="preserve">• </w:t>
-      </w:r>
-      <w:r>
-        <w:rPr>
-          <w:rFonts w:ascii="Georgia" w:hAnsi="Georgia" w:cs="Georgia"/>
-          <w:b w:val="0"/>
-          <w:i w:val="0"/>
-          <w:sz w:val="22"/>
-        </w:rPr>
-      </w:r>
-      <w:r>
-        <w:rPr>
-          <w:rFonts w:ascii="Georgia" w:hAnsi="Georgia" w:cs="Georgia"/>
-          <w:b/>
-          <w:i w:val="0"/>
-          <w:sz w:val="22"/>
-        </w:rPr>
-        <w:t>Clarify your intention:</w:t>
-      </w:r>
-      <w:r>
-        <w:rPr>
-          <w:rFonts w:ascii="Georgia" w:hAnsi="Georgia" w:cs="Georgia"/>
-          <w:b w:val="0"/>
-          <w:i w:val="0"/>
-          <w:sz w:val="22"/>
-        </w:rPr>
-        <w:t xml:space="preserve"> Ask yourself: "What is my goal for this person — not just for this conversation?" If your honest answer is "I want to help them succeed," you'll show up differently than if your answer is "I want this problem to go away."</w:t>
-      </w:r>
-    </w:p>
-    <w:p>
-      <w:pPr>
-        <w:spacing w:before="0" w:after="120" w:line="276" w:lineRule="auto"/>
-        <w:jc w:val="both"/>
-        <w:ind w:left="0" w:firstLine="288"/>
-      </w:pPr>
-      <w:r>
-        <w:rPr>
-          <w:rFonts w:ascii="Georgia" w:hAnsi="Georgia" w:cs="Georgia"/>
-          <w:b w:val="0"/>
-          <w:i w:val="0"/>
-          <w:sz w:val="22"/>
-        </w:rPr>
-      </w:r>
-      <w:r>
-        <w:rPr>
-          <w:rFonts w:ascii="Georgia" w:hAnsi="Georgia" w:cs="Georgia"/>
-          <w:b/>
-          <w:i w:val="0"/>
-          <w:sz w:val="22"/>
-        </w:rPr>
-        <w:t>During the conversation:</w:t>
-      </w:r>
-      <w:r>
-        <w:rPr>
-          <w:rFonts w:ascii="Georgia" w:hAnsi="Georgia" w:cs="Georgia"/>
-          <w:b w:val="0"/>
-          <w:i w:val="0"/>
-          <w:sz w:val="22"/>
-        </w:rPr>
-      </w:r>
-    </w:p>
-    <w:p>
-      <w:pPr>
-        <w:spacing w:before="40" w:after="40" w:line="276" w:lineRule="auto"/>
-        <w:jc w:val="both"/>
-        <w:ind w:left="288" w:firstLine="0"/>
-      </w:pPr>
-      <w:r>
-        <w:rPr>
-          <w:rFonts w:ascii="Georgia" w:hAnsi="Georgia" w:cs="Georgia"/>
-          <w:b w:val="0"/>
-          <w:i w:val="0"/>
-          <w:sz w:val="22"/>
-        </w:rPr>
-        <w:t xml:space="preserve">• </w:t>
-      </w:r>
-      <w:r>
-        <w:rPr>
-          <w:rFonts w:ascii="Georgia" w:hAnsi="Georgia" w:cs="Georgia"/>
-          <w:b w:val="0"/>
-          <w:i w:val="0"/>
-          <w:sz w:val="22"/>
-        </w:rPr>
-        <w:t>Speak at 70% of your normal pace. Slower speech signals safety to the listener's brain.</w:t>
-      </w:r>
-    </w:p>
-    <w:p>
-      <w:pPr>
-        <w:spacing w:before="40" w:after="40" w:line="276" w:lineRule="auto"/>
-        <w:jc w:val="both"/>
-        <w:ind w:left="288" w:firstLine="0"/>
-      </w:pPr>
-      <w:r>
-        <w:rPr>
-          <w:rFonts w:ascii="Georgia" w:hAnsi="Georgia" w:cs="Georgia"/>
-          <w:b w:val="0"/>
-          <w:i w:val="0"/>
-          <w:sz w:val="22"/>
-        </w:rPr>
-        <w:t xml:space="preserve">• </w:t>
-      </w:r>
-      <w:r>
-        <w:rPr>
-          <w:rFonts w:ascii="Georgia" w:hAnsi="Georgia" w:cs="Georgia"/>
-          <w:b w:val="0"/>
-          <w:i w:val="0"/>
-          <w:sz w:val="22"/>
-        </w:rPr>
-        <w:t>Keep your hands visible and relaxed. Hidden or clenched hands trigger unconscious threat detection.</w:t>
-      </w:r>
-    </w:p>
-    <w:p>
-      <w:pPr>
-        <w:spacing w:before="40" w:after="40" w:line="276" w:lineRule="auto"/>
-        <w:jc w:val="both"/>
-        <w:ind w:left="288" w:firstLine="0"/>
-      </w:pPr>
-      <w:r>
-        <w:rPr>
-          <w:rFonts w:ascii="Georgia" w:hAnsi="Georgia" w:cs="Georgia"/>
-          <w:b w:val="0"/>
-          <w:i w:val="0"/>
-          <w:sz w:val="22"/>
-        </w:rPr>
-        <w:t xml:space="preserve">• </w:t>
-      </w:r>
-      <w:r>
-        <w:rPr>
-          <w:rFonts w:ascii="Georgia" w:hAnsi="Georgia" w:cs="Georgia"/>
-          <w:b w:val="0"/>
-          <w:i w:val="0"/>
-          <w:sz w:val="22"/>
-        </w:rPr>
-        <w:t>If you feel your own amygdala hijack coming on (racing heart, rising anger), pause. Say, "Let me take a moment to think about that." This is not weakness. It's leadership.</w:t>
+        <w:t>An employee's work quality, output, or results have declined or failed to meet expectations over a sustained period (typically 2-4 weeks minimum). This is not a one-time mistake — it's a pattern. You've likely already given informal feedback, and the issue persists. Whether you're having this conversation in person or over video, the structure remains the same.</w:t>
       </w:r>
     </w:p>
     <w:p>
@@ -3166,7 +4492,7 @@
           <w:i w:val="0"/>
           <w:sz w:val="28"/>
         </w:rPr>
-        <w:t>L — Listen: Let Them Speak Before You Solve</w:t>
+        <w:t>What to Say</w:t>
       </w:r>
     </w:p>
     <w:p>
@@ -3182,7 +4508,40 @@
           <w:i w:val="0"/>
           <w:sz w:val="22"/>
         </w:rPr>
-        <w:t>Most managers over-prepare what they're going to say and under-prepare how they're going to listen. But listening is where the real work happens.</w:t>
+      </w:r>
+      <w:r>
+        <w:rPr>
+          <w:rFonts w:ascii="Georgia" w:hAnsi="Georgia" w:cs="Georgia"/>
+          <w:b/>
+          <w:i w:val="0"/>
+          <w:sz w:val="22"/>
+        </w:rPr>
+        <w:t>Opening (Calm + set the tone):</w:t>
+      </w:r>
+      <w:r>
+        <w:rPr>
+          <w:rFonts w:ascii="Georgia" w:hAnsi="Georgia" w:cs="Georgia"/>
+          <w:b w:val="0"/>
+          <w:i w:val="0"/>
+          <w:sz w:val="22"/>
+        </w:rPr>
+      </w:r>
+    </w:p>
+    <w:p>
+      <w:pPr>
+        <w:spacing w:before="80" w:after="80" w:line="276" w:lineRule="auto"/>
+        <w:jc w:val="both"/>
+        <w:ind w:left="0" w:firstLine="288"/>
+      </w:pPr>
+      <w:r>
+        <w:rPr>
+          <w:rFonts w:ascii="Georgia" w:hAnsi="Georgia" w:cs="Georgia"/>
+          <w:b w:val="0"/>
+          <w:i/>
+          <w:color w:val="000000"/>
+          <w:sz w:val="21"/>
+        </w:rPr>
+        <w:t>Thanks for sitting down with me, Alex. I want to have an honest conversation with you because I respect you and I'm invested in your success here. This might be uncomfortable, but my intention is to work through this together.</w:t>
       </w:r>
     </w:p>
     <w:p>
@@ -3198,7 +4557,40 @@
           <w:i w:val="0"/>
           <w:sz w:val="22"/>
         </w:rPr>
-        <w:t>When someone feels heard, their brain releases oxytocin — the neurochemical associated with trust and social bonding. Oxytocin literally counteracts cortisol. So the more genuinely you listen, the less defensive they become.</w:t>
+      </w:r>
+      <w:r>
+        <w:rPr>
+          <w:rFonts w:ascii="Georgia" w:hAnsi="Georgia" w:cs="Georgia"/>
+          <w:b/>
+          <w:i w:val="0"/>
+          <w:sz w:val="22"/>
+        </w:rPr>
+        <w:t>The observation (Assert with specifics):</w:t>
+      </w:r>
+      <w:r>
+        <w:rPr>
+          <w:rFonts w:ascii="Georgia" w:hAnsi="Georgia" w:cs="Georgia"/>
+          <w:b w:val="0"/>
+          <w:i w:val="0"/>
+          <w:sz w:val="22"/>
+        </w:rPr>
+      </w:r>
+    </w:p>
+    <w:p>
+      <w:pPr>
+        <w:spacing w:before="80" w:after="80" w:line="276" w:lineRule="auto"/>
+        <w:jc w:val="both"/>
+        <w:ind w:left="0" w:firstLine="288"/>
+      </w:pPr>
+      <w:r>
+        <w:rPr>
+          <w:rFonts w:ascii="Georgia" w:hAnsi="Georgia" w:cs="Georgia"/>
+          <w:b w:val="0"/>
+          <w:i/>
+          <w:color w:val="000000"/>
+          <w:sz w:val="21"/>
+        </w:rPr>
+        <w:t>Over the past month, I've noticed a few things I want to talk through. The Henderson report was submitted five days late, the data in the Q3 analysis had several errors that the client caught before we did, and you've missed two of our last four team standups without notice. I want to make sure I'm seeing the full picture — can you help me understand what's been going on?</w:t>
       </w:r>
     </w:p>
     <w:p>
@@ -3222,32 +4614,56 @@
           <w:i w:val="0"/>
           <w:sz w:val="22"/>
         </w:rPr>
-        <w:t>Active listening techniques:</w:t>
-      </w:r>
-      <w:r>
-        <w:rPr>
-          <w:rFonts w:ascii="Georgia" w:hAnsi="Georgia" w:cs="Georgia"/>
-          <w:b w:val="0"/>
-          <w:i w:val="0"/>
-          <w:sz w:val="22"/>
-        </w:rPr>
-      </w:r>
-    </w:p>
-    <w:p>
-      <w:pPr>
-        <w:spacing w:before="40" w:after="40" w:line="276" w:lineRule="auto"/>
-        <w:jc w:val="both"/>
-        <w:ind w:left="288" w:firstLine="0"/>
-      </w:pPr>
-      <w:r>
-        <w:rPr>
-          <w:rFonts w:ascii="Georgia" w:hAnsi="Georgia" w:cs="Georgia"/>
-          <w:b w:val="0"/>
-          <w:i w:val="0"/>
-          <w:sz w:val="22"/>
-        </w:rPr>
-        <w:t xml:space="preserve">• </w:t>
-      </w:r>
+        <w:t>Listen phase:</w:t>
+      </w:r>
+      <w:r>
+        <w:rPr>
+          <w:rFonts w:ascii="Georgia" w:hAnsi="Georgia" w:cs="Georgia"/>
+          <w:b w:val="0"/>
+          <w:i w:val="0"/>
+          <w:sz w:val="22"/>
+        </w:rPr>
+      </w:r>
+    </w:p>
+    <w:p>
+      <w:pPr>
+        <w:spacing w:before="0" w:after="120" w:line="276" w:lineRule="auto"/>
+        <w:jc w:val="both"/>
+        <w:ind w:left="0" w:firstLine="288"/>
+      </w:pPr>
+      <w:r>
+        <w:rPr>
+          <w:rFonts w:ascii="Georgia" w:hAnsi="Georgia" w:cs="Georgia"/>
+          <w:b w:val="0"/>
+          <w:i w:val="0"/>
+          <w:sz w:val="22"/>
+        </w:rPr>
+        <w:t>Let them respond fully. Do not interrupt. Use reflective listening:</w:t>
+      </w:r>
+    </w:p>
+    <w:p>
+      <w:pPr>
+        <w:spacing w:before="80" w:after="80" w:line="276" w:lineRule="auto"/>
+        <w:jc w:val="both"/>
+        <w:ind w:left="0" w:firstLine="288"/>
+      </w:pPr>
+      <w:r>
+        <w:rPr>
+          <w:rFonts w:ascii="Georgia" w:hAnsi="Georgia" w:cs="Georgia"/>
+          <w:b w:val="0"/>
+          <w:i/>
+          <w:color w:val="000000"/>
+          <w:sz w:val="21"/>
+        </w:rPr>
+        <w:t>It sounds like you've been dealing with a lot — and I appreciate you sharing that with me.</w:t>
+      </w:r>
+    </w:p>
+    <w:p>
+      <w:pPr>
+        <w:spacing w:before="0" w:after="120" w:line="276" w:lineRule="auto"/>
+        <w:jc w:val="both"/>
+        <w:ind w:left="0" w:firstLine="288"/>
+      </w:pPr>
       <w:r>
         <w:rPr>
           <w:rFonts w:ascii="Georgia" w:hAnsi="Georgia" w:cs="Georgia"/>
@@ -3263,33 +4679,40 @@
           <w:i w:val="0"/>
           <w:sz w:val="22"/>
         </w:rPr>
-        <w:t>Reflect content:</w:t>
-      </w:r>
-      <w:r>
-        <w:rPr>
-          <w:rFonts w:ascii="Georgia" w:hAnsi="Georgia" w:cs="Georgia"/>
-          <w:b w:val="0"/>
-          <w:i w:val="0"/>
-          <w:sz w:val="22"/>
-        </w:rPr>
-        <w:t xml:space="preserve"> "So what I'm hearing is that you felt the deadline was unrealistic from the start."</w:t>
-      </w:r>
-    </w:p>
-    <w:p>
-      <w:pPr>
-        <w:spacing w:before="40" w:after="40" w:line="276" w:lineRule="auto"/>
-        <w:jc w:val="both"/>
-        <w:ind w:left="288" w:firstLine="0"/>
-      </w:pPr>
-      <w:r>
-        <w:rPr>
-          <w:rFonts w:ascii="Georgia" w:hAnsi="Georgia" w:cs="Georgia"/>
-          <w:b w:val="0"/>
-          <w:i w:val="0"/>
-          <w:sz w:val="22"/>
-        </w:rPr>
-        <w:t xml:space="preserve">• </w:t>
-      </w:r>
+        <w:t>Empathize + hold the line:</w:t>
+      </w:r>
+      <w:r>
+        <w:rPr>
+          <w:rFonts w:ascii="Georgia" w:hAnsi="Georgia" w:cs="Georgia"/>
+          <w:b w:val="0"/>
+          <w:i w:val="0"/>
+          <w:sz w:val="22"/>
+        </w:rPr>
+      </w:r>
+    </w:p>
+    <w:p>
+      <w:pPr>
+        <w:spacing w:before="80" w:after="80" w:line="276" w:lineRule="auto"/>
+        <w:jc w:val="both"/>
+        <w:ind w:left="0" w:firstLine="288"/>
+      </w:pPr>
+      <w:r>
+        <w:rPr>
+          <w:rFonts w:ascii="Georgia" w:hAnsi="Georgia" w:cs="Georgia"/>
+          <w:b w:val="0"/>
+          <w:i/>
+          <w:color w:val="000000"/>
+          <w:sz w:val="21"/>
+        </w:rPr>
+        <w:t>I hear you, and I genuinely empathize with what you're going through. At the same time, I have a responsibility to be honest with you: the current level of work isn't meeting the standard we need, and if it continues, it's going to create bigger problems for you and for the team. I'd rather address it now while we can course-correct.</w:t>
+      </w:r>
+    </w:p>
+    <w:p>
+      <w:pPr>
+        <w:spacing w:before="0" w:after="120" w:line="276" w:lineRule="auto"/>
+        <w:jc w:val="both"/>
+        <w:ind w:left="0" w:firstLine="288"/>
+      </w:pPr>
       <w:r>
         <w:rPr>
           <w:rFonts w:ascii="Georgia" w:hAnsi="Georgia" w:cs="Georgia"/>
@@ -3305,105 +4728,20 @@
           <w:i w:val="0"/>
           <w:sz w:val="22"/>
         </w:rPr>
-        <w:t>Reflect emotion:</w:t>
-      </w:r>
-      <w:r>
-        <w:rPr>
-          <w:rFonts w:ascii="Georgia" w:hAnsi="Georgia" w:cs="Georgia"/>
-          <w:b w:val="0"/>
-          <w:i w:val="0"/>
-          <w:sz w:val="22"/>
-        </w:rPr>
-        <w:t xml:space="preserve"> "It sounds like you're frustrated — and maybe a little caught off guard by this conversation."</w:t>
-      </w:r>
-    </w:p>
-    <w:p>
-      <w:pPr>
-        <w:spacing w:before="40" w:after="40" w:line="276" w:lineRule="auto"/>
-        <w:jc w:val="both"/>
-        <w:ind w:left="288" w:firstLine="0"/>
-      </w:pPr>
-      <w:r>
-        <w:rPr>
-          <w:rFonts w:ascii="Georgia" w:hAnsi="Georgia" w:cs="Georgia"/>
-          <w:b w:val="0"/>
-          <w:i w:val="0"/>
-          <w:sz w:val="22"/>
-        </w:rPr>
-        <w:t xml:space="preserve">• </w:t>
-      </w:r>
-      <w:r>
-        <w:rPr>
-          <w:rFonts w:ascii="Georgia" w:hAnsi="Georgia" w:cs="Georgia"/>
-          <w:b w:val="0"/>
-          <w:i w:val="0"/>
-          <w:sz w:val="22"/>
-        </w:rPr>
-      </w:r>
-      <w:r>
-        <w:rPr>
-          <w:rFonts w:ascii="Georgia" w:hAnsi="Georgia" w:cs="Georgia"/>
-          <w:b/>
-          <w:i w:val="0"/>
-          <w:sz w:val="22"/>
-        </w:rPr>
-        <w:t>Use silence:</w:t>
-      </w:r>
-      <w:r>
-        <w:rPr>
-          <w:rFonts w:ascii="Georgia" w:hAnsi="Georgia" w:cs="Georgia"/>
-          <w:b w:val="0"/>
-          <w:i w:val="0"/>
-          <w:sz w:val="22"/>
-        </w:rPr>
-        <w:t xml:space="preserve"> After they finish speaking, count to three before responding. This gives them space to add what they really wanted to say (which often comes after the initial response).</w:t>
-      </w:r>
-    </w:p>
-    <w:p>
-      <w:pPr>
-        <w:spacing w:before="40" w:after="40" w:line="276" w:lineRule="auto"/>
-        <w:jc w:val="both"/>
-        <w:ind w:left="288" w:firstLine="0"/>
-      </w:pPr>
-      <w:r>
-        <w:rPr>
-          <w:rFonts w:ascii="Georgia" w:hAnsi="Georgia" w:cs="Georgia"/>
-          <w:b w:val="0"/>
-          <w:i w:val="0"/>
-          <w:sz w:val="22"/>
-        </w:rPr>
-        <w:t xml:space="preserve">• </w:t>
-      </w:r>
-      <w:r>
-        <w:rPr>
-          <w:rFonts w:ascii="Georgia" w:hAnsi="Georgia" w:cs="Georgia"/>
-          <w:b w:val="0"/>
-          <w:i w:val="0"/>
-          <w:sz w:val="22"/>
-        </w:rPr>
-      </w:r>
-      <w:r>
-        <w:rPr>
-          <w:rFonts w:ascii="Georgia" w:hAnsi="Georgia" w:cs="Georgia"/>
-          <w:b/>
-          <w:i w:val="0"/>
-          <w:sz w:val="22"/>
-        </w:rPr>
-        <w:t>Ask, don't assume:</w:t>
-      </w:r>
-      <w:r>
-        <w:rPr>
-          <w:rFonts w:ascii="Georgia" w:hAnsi="Georgia" w:cs="Georgia"/>
-          <w:b w:val="0"/>
-          <w:i w:val="0"/>
-          <w:sz w:val="22"/>
-        </w:rPr>
-        <w:t xml:space="preserve"> "Help me understand your perspective" is one of the most powerful phrases in a manager's vocabulary.</w:t>
-      </w:r>
-    </w:p>
-    <w:p>
-      <w:pPr>
-        <w:spacing w:before="0" w:after="120" w:line="276" w:lineRule="auto"/>
+        <w:t>Resolve:</w:t>
+      </w:r>
+      <w:r>
+        <w:rPr>
+          <w:rFonts w:ascii="Georgia" w:hAnsi="Georgia" w:cs="Georgia"/>
+          <w:b w:val="0"/>
+          <w:i w:val="0"/>
+          <w:sz w:val="22"/>
+        </w:rPr>
+      </w:r>
+    </w:p>
+    <w:p>
+      <w:pPr>
+        <w:spacing w:before="80" w:after="80" w:line="276" w:lineRule="auto"/>
         <w:jc w:val="both"/>
         <w:ind w:left="0" w:firstLine="288"/>
       </w:pPr>
@@ -3411,28 +4749,11 @@
         <w:rPr>
           <w:rFonts w:ascii="Georgia" w:hAnsi="Georgia" w:cs="Georgia"/>
           <w:b w:val="0"/>
-          <w:i w:val="0"/>
-          <w:sz w:val="22"/>
-        </w:rPr>
-        <w:t xml:space="preserve">The neuroscience principle here is </w:t>
-      </w:r>
-      <w:r>
-        <w:rPr>
-          <w:rFonts w:ascii="Georgia" w:hAnsi="Georgia" w:cs="Georgia"/>
-          <w:b/>
-          <w:i w:val="0"/>
-          <w:sz w:val="22"/>
-        </w:rPr>
-        <w:t>cognitive load reduction</w:t>
-      </w:r>
-      <w:r>
-        <w:rPr>
-          <w:rFonts w:ascii="Georgia" w:hAnsi="Georgia" w:cs="Georgia"/>
-          <w:b w:val="0"/>
-          <w:i w:val="0"/>
-          <w:sz w:val="22"/>
-        </w:rPr>
-        <w:t>. When someone is processing a threat (your feedback), their working memory is compromised. If you pile on information, they can't absorb it. Listening creates space for their prefrontal cortex to come back online.</w:t>
+          <w:i/>
+          <w:color w:val="000000"/>
+          <w:sz w:val="21"/>
+        </w:rPr>
+        <w:t>Here's what I'd like to do. Let's put together a 30-day plan — together. I want to hear from you what you think would help. More structure? Different priorities? Adjusted timelines? I'll commit to checking in with you weekly, not to micromanage, but to make sure you have what you need. What do you think?</w:t>
       </w:r>
     </w:p>
     <w:p>
@@ -3449,107 +4770,7 @@
           <w:i w:val="0"/>
           <w:sz w:val="28"/>
         </w:rPr>
-        <w:t>E — Empathize: Name the Emotion, Not Just the Issue</w:t>
-      </w:r>
-    </w:p>
-    <w:p>
-      <w:pPr>
-        <w:spacing w:before="0" w:after="120" w:line="276" w:lineRule="auto"/>
-        <w:jc w:val="both"/>
-        <w:ind w:left="0" w:firstLine="288"/>
-      </w:pPr>
-      <w:r>
-        <w:rPr>
-          <w:rFonts w:ascii="Georgia" w:hAnsi="Georgia" w:cs="Georgia"/>
-          <w:b w:val="0"/>
-          <w:i w:val="0"/>
-          <w:sz w:val="22"/>
-        </w:rPr>
-        <w:t>Empathy is not agreement. This is a critical distinction.</w:t>
-      </w:r>
-    </w:p>
-    <w:p>
-      <w:pPr>
-        <w:spacing w:before="0" w:after="120" w:line="276" w:lineRule="auto"/>
-        <w:jc w:val="both"/>
-        <w:ind w:left="0" w:firstLine="288"/>
-      </w:pPr>
-      <w:r>
-        <w:rPr>
-          <w:rFonts w:ascii="Georgia" w:hAnsi="Georgia" w:cs="Georgia"/>
-          <w:b w:val="0"/>
-          <w:i w:val="0"/>
-          <w:sz w:val="22"/>
-        </w:rPr>
-        <w:t xml:space="preserve">You can empathize with someone's experience while still holding them accountable. In fact, Brené Brown's research and others show that empathy </w:t>
-      </w:r>
-      <w:r>
-        <w:rPr>
-          <w:rFonts w:ascii="Georgia" w:hAnsi="Georgia" w:cs="Georgia"/>
-          <w:b w:val="0"/>
-          <w:i/>
-          <w:sz w:val="22"/>
-        </w:rPr>
-        <w:t>increases</w:t>
-      </w:r>
-      <w:r>
-        <w:rPr>
-          <w:rFonts w:ascii="Georgia" w:hAnsi="Georgia" w:cs="Georgia"/>
-          <w:b w:val="0"/>
-          <w:i w:val="0"/>
-          <w:sz w:val="22"/>
-        </w:rPr>
-        <w:t xml:space="preserve"> the likelihood of behavior change, while shame </w:t>
-      </w:r>
-      <w:r>
-        <w:rPr>
-          <w:rFonts w:ascii="Georgia" w:hAnsi="Georgia" w:cs="Georgia"/>
-          <w:b w:val="0"/>
-          <w:i/>
-          <w:sz w:val="22"/>
-        </w:rPr>
-        <w:t>decreases</w:t>
-      </w:r>
-      <w:r>
-        <w:rPr>
-          <w:rFonts w:ascii="Georgia" w:hAnsi="Georgia" w:cs="Georgia"/>
-          <w:b w:val="0"/>
-          <w:i w:val="0"/>
-          <w:sz w:val="22"/>
-        </w:rPr>
-        <w:t xml:space="preserve"> it.</w:t>
-      </w:r>
-    </w:p>
-    <w:p>
-      <w:pPr>
-        <w:spacing w:before="0" w:after="120" w:line="276" w:lineRule="auto"/>
-        <w:jc w:val="both"/>
-        <w:ind w:left="0" w:firstLine="288"/>
-      </w:pPr>
-      <w:r>
-        <w:rPr>
-          <w:rFonts w:ascii="Georgia" w:hAnsi="Georgia" w:cs="Georgia"/>
-          <w:b w:val="0"/>
-          <w:i w:val="0"/>
-          <w:sz w:val="22"/>
-        </w:rPr>
-      </w:r>
-      <w:r>
-        <w:rPr>
-          <w:rFonts w:ascii="Georgia" w:hAnsi="Georgia" w:cs="Georgia"/>
-          <w:b/>
-          <w:i w:val="0"/>
-          <w:sz w:val="22"/>
-        </w:rPr>
-        <w:t>What empathy sounds like:</w:t>
-      </w:r>
-      <w:r>
-        <w:rPr>
-          <w:rFonts w:ascii="Georgia" w:hAnsi="Georgia" w:cs="Georgia"/>
-          <w:b w:val="0"/>
-          <w:i w:val="0"/>
-          <w:sz w:val="22"/>
-        </w:rPr>
+        <w:t>What NOT to Say</w:t>
       </w:r>
     </w:p>
     <w:p>
@@ -3565,16 +4786,15 @@
           <w:i w:val="0"/>
           <w:sz w:val="22"/>
         </w:rPr>
-        <w:t xml:space="preserve">• </w:t>
-      </w:r>
-      <w:r>
-        <w:rPr>
-          <w:rFonts w:ascii="Georgia" w:hAnsi="Georgia" w:cs="Georgia"/>
-          <w:b w:val="0"/>
-          <w:i w:val="0"/>
-          <w:sz w:val="22"/>
-        </w:rPr>
-        <w:t>"I imagine this is hard to hear."</w:t>
+      </w:r>
+      <w:r>
+        <w:rPr>
+          <w:rFonts w:ascii="Georgia" w:hAnsi="Georgia" w:cs="Georgia"/>
+          <w:b w:val="0"/>
+          <w:i w:val="0"/>
+          <w:sz w:val="22"/>
+        </w:rPr>
+        <w:t>✗ "You've really been dropping the ball lately." → Character judgment, triggers shame.</w:t>
       </w:r>
     </w:p>
     <w:p>
@@ -3590,16 +4810,15 @@
           <w:i w:val="0"/>
           <w:sz w:val="22"/>
         </w:rPr>
-        <w:t xml:space="preserve">• </w:t>
-      </w:r>
-      <w:r>
-        <w:rPr>
-          <w:rFonts w:ascii="Georgia" w:hAnsi="Georgia" w:cs="Georgia"/>
-          <w:b w:val="0"/>
-          <w:i w:val="0"/>
-          <w:sz w:val="22"/>
-        </w:rPr>
-        <w:t>"I can see this matters to you, and I respect that."</w:t>
+      </w:r>
+      <w:r>
+        <w:rPr>
+          <w:rFonts w:ascii="Georgia" w:hAnsi="Georgia" w:cs="Georgia"/>
+          <w:b w:val="0"/>
+          <w:i w:val="0"/>
+          <w:sz w:val="22"/>
+        </w:rPr>
+        <w:t>✗ "Everyone on the team has noticed." → Social threat, implies gossip.</w:t>
       </w:r>
     </w:p>
     <w:p>
@@ -3615,48 +4834,15 @@
           <w:i w:val="0"/>
           <w:sz w:val="22"/>
         </w:rPr>
-        <w:t xml:space="preserve">• </w:t>
-      </w:r>
-      <w:r>
-        <w:rPr>
-          <w:rFonts w:ascii="Georgia" w:hAnsi="Georgia" w:cs="Georgia"/>
-          <w:b w:val="0"/>
-          <w:i w:val="0"/>
-          <w:sz w:val="22"/>
-        </w:rPr>
-        <w:t>"If I were in your position, I'd probably feel the same way."</w:t>
-      </w:r>
-    </w:p>
-    <w:p>
-      <w:pPr>
-        <w:spacing w:before="0" w:after="120" w:line="276" w:lineRule="auto"/>
-        <w:jc w:val="both"/>
-        <w:ind w:left="0" w:firstLine="288"/>
-      </w:pPr>
-      <w:r>
-        <w:rPr>
-          <w:rFonts w:ascii="Georgia" w:hAnsi="Georgia" w:cs="Georgia"/>
-          <w:b w:val="0"/>
-          <w:i w:val="0"/>
-          <w:sz w:val="22"/>
-        </w:rPr>
-      </w:r>
-      <w:r>
-        <w:rPr>
-          <w:rFonts w:ascii="Georgia" w:hAnsi="Georgia" w:cs="Georgia"/>
-          <w:b/>
-          <w:i w:val="0"/>
-          <w:sz w:val="22"/>
-        </w:rPr>
-        <w:t>What empathy does NOT sound like:</w:t>
-      </w:r>
-      <w:r>
-        <w:rPr>
-          <w:rFonts w:ascii="Georgia" w:hAnsi="Georgia" w:cs="Georgia"/>
-          <w:b w:val="0"/>
-          <w:i w:val="0"/>
-          <w:sz w:val="22"/>
-        </w:rPr>
+      </w:r>
+      <w:r>
+        <w:rPr>
+          <w:rFonts w:ascii="Georgia" w:hAnsi="Georgia" w:cs="Georgia"/>
+          <w:b w:val="0"/>
+          <w:i w:val="0"/>
+          <w:sz w:val="22"/>
+        </w:rPr>
+        <w:t>✗ "I don't know what's going on with you." → Sounds like you've given up.</w:t>
       </w:r>
     </w:p>
     <w:p>
@@ -3672,16 +4858,15 @@
           <w:i w:val="0"/>
           <w:sz w:val="22"/>
         </w:rPr>
-        <w:t xml:space="preserve">• </w:t>
-      </w:r>
-      <w:r>
-        <w:rPr>
-          <w:rFonts w:ascii="Georgia" w:hAnsi="Georgia" w:cs="Georgia"/>
-          <w:b w:val="0"/>
-          <w:i w:val="0"/>
-          <w:sz w:val="22"/>
-        </w:rPr>
-        <w:t>"I know exactly how you feel." (You don't.)</w:t>
+      </w:r>
+      <w:r>
+        <w:rPr>
+          <w:rFonts w:ascii="Georgia" w:hAnsi="Georgia" w:cs="Georgia"/>
+          <w:b w:val="0"/>
+          <w:i w:val="0"/>
+          <w:sz w:val="22"/>
+        </w:rPr>
+        <w:t>✗ "This is your last chance." → Unless it literally is a final warning with HR documentation. Empty threats destroy trust.</w:t>
       </w:r>
     </w:p>
     <w:p>
@@ -3697,75 +4882,15 @@
           <w:i w:val="0"/>
           <w:sz w:val="22"/>
         </w:rPr>
-        <w:t xml:space="preserve">• </w:t>
-      </w:r>
-      <w:r>
-        <w:rPr>
-          <w:rFonts w:ascii="Georgia" w:hAnsi="Georgia" w:cs="Georgia"/>
-          <w:b w:val="0"/>
-          <w:i w:val="0"/>
-          <w:sz w:val="22"/>
-        </w:rPr>
-        <w:t>"Don't worry about it." (Dismisses their experience.)</w:t>
-      </w:r>
-    </w:p>
-    <w:p>
-      <w:pPr>
-        <w:spacing w:before="40" w:after="40" w:line="276" w:lineRule="auto"/>
-        <w:jc w:val="both"/>
-        <w:ind w:left="288" w:firstLine="0"/>
-      </w:pPr>
-      <w:r>
-        <w:rPr>
-          <w:rFonts w:ascii="Georgia" w:hAnsi="Georgia" w:cs="Georgia"/>
-          <w:b w:val="0"/>
-          <w:i w:val="0"/>
-          <w:sz w:val="22"/>
-        </w:rPr>
-        <w:t xml:space="preserve">• </w:t>
-      </w:r>
-      <w:r>
-        <w:rPr>
-          <w:rFonts w:ascii="Georgia" w:hAnsi="Georgia" w:cs="Georgia"/>
-          <w:b w:val="0"/>
-          <w:i w:val="0"/>
-          <w:sz w:val="22"/>
-        </w:rPr>
-        <w:t>"It's not personal." (Everything about their job feels personal.)</w:t>
-      </w:r>
-    </w:p>
-    <w:p>
-      <w:pPr>
-        <w:spacing w:before="0" w:after="120" w:line="276" w:lineRule="auto"/>
-        <w:jc w:val="both"/>
-        <w:ind w:left="0" w:firstLine="288"/>
-      </w:pPr>
-      <w:r>
-        <w:rPr>
-          <w:rFonts w:ascii="Georgia" w:hAnsi="Georgia" w:cs="Georgia"/>
-          <w:b w:val="0"/>
-          <w:i w:val="0"/>
-          <w:sz w:val="22"/>
-        </w:rPr>
-        <w:t xml:space="preserve">Neurologically, empathic statements activate the </w:t>
-      </w:r>
-      <w:r>
-        <w:rPr>
-          <w:rFonts w:ascii="Georgia" w:hAnsi="Georgia" w:cs="Georgia"/>
-          <w:b/>
-          <w:i w:val="0"/>
-          <w:sz w:val="22"/>
-        </w:rPr>
-        <w:t>ventromedial prefrontal cortex</w:t>
-      </w:r>
-      <w:r>
-        <w:rPr>
-          <w:rFonts w:ascii="Georgia" w:hAnsi="Georgia" w:cs="Georgia"/>
-          <w:b w:val="0"/>
-          <w:i w:val="0"/>
-          <w:sz w:val="22"/>
-        </w:rPr>
-        <w:t xml:space="preserve"> — the brain region associated with self-referential processing and emotional regulation. When someone feels that you see them as a whole person (not just a problem to solve), they shift from defensive processing to reflective processing.</w:t>
+      </w:r>
+      <w:r>
+        <w:rPr>
+          <w:rFonts w:ascii="Georgia" w:hAnsi="Georgia" w:cs="Georgia"/>
+          <w:b w:val="0"/>
+          <w:i w:val="0"/>
+          <w:sz w:val="22"/>
+        </w:rPr>
+        <w:t>✗ "I'm not sure you're cut out for this role." → Nuclear-level status threat. Almost impossible to recover from.</w:t>
       </w:r>
     </w:p>
     <w:p>
@@ -3782,7 +4907,7 @@
           <w:i w:val="0"/>
           <w:sz w:val="28"/>
         </w:rPr>
-        <w:t>A — Assert: State the Reality Clearly and Kindly</w:t>
+        <w:t>What's Happening in Their Brain</w:t>
       </w:r>
     </w:p>
     <w:p>
@@ -3798,7 +4923,24 @@
           <w:i w:val="0"/>
           <w:sz w:val="22"/>
         </w:rPr>
-        <w:t>This is where many managers fail. They either soften the message so much that it's unclear, or they deliver it so bluntly that it triggers a full amygdala hijack.</w:t>
+        <w:t xml:space="preserve">The moment you say "I want to have an honest conversation," their amygdala fires. Cortisol begins rising. They're scanning for the severity of the threat: </w:t>
+      </w:r>
+      <w:r>
+        <w:rPr>
+          <w:rFonts w:ascii="Georgia" w:hAnsi="Georgia" w:cs="Georgia"/>
+          <w:b w:val="0"/>
+          <w:i/>
+          <w:sz w:val="22"/>
+        </w:rPr>
+        <w:t>Am I going to get fired? Does everyone hate me? Was I set up?</w:t>
+      </w:r>
+      <w:r>
+        <w:rPr>
+          <w:rFonts w:ascii="Georgia" w:hAnsi="Georgia" w:cs="Georgia"/>
+          <w:b w:val="0"/>
+          <w:i w:val="0"/>
+          <w:sz w:val="22"/>
+        </w:rPr>
       </w:r>
     </w:p>
     <w:p>
@@ -3814,25 +4956,7 @@
           <w:i w:val="0"/>
           <w:sz w:val="22"/>
         </w:rPr>
-        <w:t xml:space="preserve">The key is </w:t>
-      </w:r>
-      <w:r>
-        <w:rPr>
-          <w:rFonts w:ascii="Georgia" w:hAnsi="Georgia" w:cs="Georgia"/>
-          <w:b/>
-          <w:i w:val="0"/>
-          <w:sz w:val="22"/>
-        </w:rPr>
-        <w:t>radical clarity with radical respect</w:t>
-      </w:r>
-      <w:r>
-        <w:rPr>
-          <w:rFonts w:ascii="Georgia" w:hAnsi="Georgia" w:cs="Georgia"/>
-          <w:b w:val="0"/>
-          <w:i w:val="0"/>
-          <w:sz w:val="22"/>
-        </w:rPr>
-        <w:t>.</w:t>
+        <w:t>By asking for their perspective ("Help me understand"), you give their prefrontal cortex something to do — construct a narrative. This shifts neural activity from the amygdala (reactive) to the prefrontal cortex (reflective). You're literally helping them think instead of react.</w:t>
       </w:r>
     </w:p>
     <w:p>
@@ -3848,257 +4972,7 @@
           <w:i w:val="0"/>
           <w:sz w:val="22"/>
         </w:rPr>
-      </w:r>
-      <w:r>
-        <w:rPr>
-          <w:rFonts w:ascii="Georgia" w:hAnsi="Georgia" w:cs="Georgia"/>
-          <w:b/>
-          <w:i w:val="0"/>
-          <w:sz w:val="22"/>
-        </w:rPr>
-        <w:t>Start with the "Third Story."</w:t>
-      </w:r>
-      <w:r>
-        <w:rPr>
-          <w:rFonts w:ascii="Georgia" w:hAnsi="Georgia" w:cs="Georgia"/>
-          <w:b w:val="0"/>
-          <w:i w:val="0"/>
-          <w:sz w:val="22"/>
-        </w:rPr>
-        <w:t xml:space="preserve"> This is one of the most powerful techniques in conflict communication, and it comes from the Harvard Negotiation Project. Every difficult conversation involves at least two stories — yours and theirs. The "Third Story" is how a neutral observer would describe the situation. It's the story that neither blames nor excuses.</w:t>
-      </w:r>
-    </w:p>
-    <w:p>
-      <w:pPr>
-        <w:spacing w:before="0" w:after="120" w:line="276" w:lineRule="auto"/>
-        <w:jc w:val="both"/>
-        <w:ind w:left="0" w:firstLine="288"/>
-      </w:pPr>
-      <w:r>
-        <w:rPr>
-          <w:rFonts w:ascii="Georgia" w:hAnsi="Georgia" w:cs="Georgia"/>
-          <w:b w:val="0"/>
-          <w:i w:val="0"/>
-          <w:sz w:val="22"/>
-        </w:rPr>
-        <w:t>Instead of starting with your perspective ("I've noticed you've been missing deadlines") or their likely perspective ("I know you've been busy"), start from the neutral observation: "There's been a gap between the agreed timelines and the actual delivery dates." This linguistic shift is a neurological hack — it keeps the amygdala calm because it doesn't trigger the identity-defense circuits. Nobody is being accused. A situation is being described.</w:t>
-      </w:r>
-    </w:p>
-    <w:p>
-      <w:pPr>
-        <w:spacing w:before="0" w:after="120" w:line="276" w:lineRule="auto"/>
-        <w:jc w:val="both"/>
-        <w:ind w:left="0" w:firstLine="288"/>
-      </w:pPr>
-      <w:r>
-        <w:rPr>
-          <w:rFonts w:ascii="Georgia" w:hAnsi="Georgia" w:cs="Georgia"/>
-          <w:b w:val="0"/>
-          <w:i w:val="0"/>
-          <w:sz w:val="22"/>
-        </w:rPr>
-        <w:t>From the Third Story, move into specifics:</w:t>
-      </w:r>
-    </w:p>
-    <w:p>
-      <w:pPr>
-        <w:spacing w:before="0" w:after="120" w:line="276" w:lineRule="auto"/>
-        <w:jc w:val="both"/>
-        <w:ind w:left="0" w:firstLine="288"/>
-      </w:pPr>
-      <w:r>
-        <w:rPr>
-          <w:rFonts w:ascii="Georgia" w:hAnsi="Georgia" w:cs="Georgia"/>
-          <w:b w:val="0"/>
-          <w:i w:val="0"/>
-          <w:sz w:val="22"/>
-        </w:rPr>
-      </w:r>
-      <w:r>
-        <w:rPr>
-          <w:rFonts w:ascii="Georgia" w:hAnsi="Georgia" w:cs="Georgia"/>
-          <w:b/>
-          <w:i w:val="0"/>
-          <w:sz w:val="22"/>
-        </w:rPr>
-        <w:t>The assertion formula:</w:t>
-      </w:r>
-      <w:r>
-        <w:rPr>
-          <w:rFonts w:ascii="Georgia" w:hAnsi="Georgia" w:cs="Georgia"/>
-          <w:b w:val="0"/>
-          <w:i w:val="0"/>
-          <w:sz w:val="22"/>
-        </w:rPr>
-      </w:r>
-    </w:p>
-    <w:p>
-      <w:pPr>
-        <w:spacing w:before="0" w:after="120" w:line="276" w:lineRule="auto"/>
-        <w:jc w:val="both"/>
-        <w:ind w:left="288" w:firstLine="0"/>
-      </w:pPr>
-      <w:r>
-        <w:rPr>
-          <w:rFonts w:ascii="Georgia" w:hAnsi="Georgia" w:cs="Georgia"/>
-          <w:b w:val="0"/>
-          <w:i w:val="0"/>
-          <w:sz w:val="22"/>
-        </w:rPr>
-        <w:t xml:space="preserve">1. </w:t>
-      </w:r>
-      <w:r>
-        <w:rPr>
-          <w:rFonts w:ascii="Georgia" w:hAnsi="Georgia" w:cs="Georgia"/>
-          <w:b/>
-          <w:i w:val="0"/>
-          <w:sz w:val="22"/>
-        </w:rPr>
-        <w:t>State the observation</w:t>
-      </w:r>
-      <w:r>
-        <w:rPr>
-          <w:rFonts w:ascii="Georgia" w:hAnsi="Georgia" w:cs="Georgia"/>
-          <w:b w:val="0"/>
-          <w:i w:val="0"/>
-          <w:sz w:val="22"/>
-        </w:rPr>
-        <w:t xml:space="preserve"> (behavior, not character): "In the last three weeks, three project deliverables were submitted after the deadline."</w:t>
-      </w:r>
-    </w:p>
-    <w:p>
-      <w:pPr>
-        <w:spacing w:before="0" w:after="120" w:line="276" w:lineRule="auto"/>
-        <w:jc w:val="both"/>
-        <w:ind w:left="288" w:firstLine="0"/>
-      </w:pPr>
-      <w:r>
-        <w:rPr>
-          <w:rFonts w:ascii="Georgia" w:hAnsi="Georgia" w:cs="Georgia"/>
-          <w:b w:val="0"/>
-          <w:i w:val="0"/>
-          <w:sz w:val="22"/>
-        </w:rPr>
-        <w:t xml:space="preserve">2. </w:t>
-      </w:r>
-      <w:r>
-        <w:rPr>
-          <w:rFonts w:ascii="Georgia" w:hAnsi="Georgia" w:cs="Georgia"/>
-          <w:b/>
-          <w:i w:val="0"/>
-          <w:sz w:val="22"/>
-        </w:rPr>
-        <w:t>State the impact:</w:t>
-      </w:r>
-      <w:r>
-        <w:rPr>
-          <w:rFonts w:ascii="Georgia" w:hAnsi="Georgia" w:cs="Georgia"/>
-          <w:b w:val="0"/>
-          <w:i w:val="0"/>
-          <w:sz w:val="22"/>
-        </w:rPr>
-        <w:t xml:space="preserve"> "This caused the client team to miss their own milestones, and it created extra work for your colleagues."</w:t>
-      </w:r>
-    </w:p>
-    <w:p>
-      <w:pPr>
-        <w:spacing w:before="0" w:after="120" w:line="276" w:lineRule="auto"/>
-        <w:jc w:val="both"/>
-        <w:ind w:left="288" w:firstLine="0"/>
-      </w:pPr>
-      <w:r>
-        <w:rPr>
-          <w:rFonts w:ascii="Georgia" w:hAnsi="Georgia" w:cs="Georgia"/>
-          <w:b w:val="0"/>
-          <w:i w:val="0"/>
-          <w:sz w:val="22"/>
-        </w:rPr>
-        <w:t xml:space="preserve">3. </w:t>
-      </w:r>
-      <w:r>
-        <w:rPr>
-          <w:rFonts w:ascii="Georgia" w:hAnsi="Georgia" w:cs="Georgia"/>
-          <w:b/>
-          <w:i w:val="0"/>
-          <w:sz w:val="22"/>
-        </w:rPr>
-        <w:t>State the expectation:</w:t>
-      </w:r>
-      <w:r>
-        <w:rPr>
-          <w:rFonts w:ascii="Georgia" w:hAnsi="Georgia" w:cs="Georgia"/>
-          <w:b w:val="0"/>
-          <w:i w:val="0"/>
-          <w:sz w:val="22"/>
-        </w:rPr>
-        <w:t xml:space="preserve"> "Going forward, I need all deliverables submitted by the agreed date, or flagged at least 48 hours in advance if there's a risk."</w:t>
-      </w:r>
-    </w:p>
-    <w:p>
-      <w:pPr>
-        <w:spacing w:before="0" w:after="120" w:line="276" w:lineRule="auto"/>
-        <w:jc w:val="both"/>
-        <w:ind w:left="0" w:firstLine="288"/>
-      </w:pPr>
-      <w:r>
-        <w:rPr>
-          <w:rFonts w:ascii="Georgia" w:hAnsi="Georgia" w:cs="Georgia"/>
-          <w:b w:val="0"/>
-          <w:i w:val="0"/>
-          <w:sz w:val="22"/>
-        </w:rPr>
-      </w:r>
-      <w:r>
-        <w:rPr>
-          <w:rFonts w:ascii="Georgia" w:hAnsi="Georgia" w:cs="Georgia"/>
-          <w:b/>
-          <w:i w:val="0"/>
-          <w:sz w:val="22"/>
-        </w:rPr>
-        <w:t>Notice what's absent:</w:t>
-      </w:r>
-      <w:r>
-        <w:rPr>
-          <w:rFonts w:ascii="Georgia" w:hAnsi="Georgia" w:cs="Georgia"/>
-          <w:b w:val="0"/>
-          <w:i w:val="0"/>
-          <w:sz w:val="22"/>
-        </w:rPr>
-        <w:t xml:space="preserve"> judgment, labels, and mind-reading. Not "You're unreliable" (character judgment). Not "You obviously don't care" (mind-reading). Just observable behavior, its impact, and the clear expectation.</w:t>
-      </w:r>
-    </w:p>
-    <w:p>
-      <w:pPr>
-        <w:spacing w:before="0" w:after="120" w:line="276" w:lineRule="auto"/>
-        <w:jc w:val="both"/>
-        <w:ind w:left="0" w:firstLine="288"/>
-      </w:pPr>
-      <w:r>
-        <w:rPr>
-          <w:rFonts w:ascii="Georgia" w:hAnsi="Georgia" w:cs="Georgia"/>
-          <w:b w:val="0"/>
-          <w:i w:val="0"/>
-          <w:sz w:val="22"/>
-        </w:rPr>
-        <w:t xml:space="preserve">This approach aligns with what neuroscientists call </w:t>
-      </w:r>
-      <w:r>
-        <w:rPr>
-          <w:rFonts w:ascii="Georgia" w:hAnsi="Georgia" w:cs="Georgia"/>
-          <w:b/>
-          <w:i w:val="0"/>
-          <w:sz w:val="22"/>
-        </w:rPr>
-        <w:t>specific feedback processing</w:t>
-      </w:r>
-      <w:r>
-        <w:rPr>
-          <w:rFonts w:ascii="Georgia" w:hAnsi="Georgia" w:cs="Georgia"/>
-          <w:b w:val="0"/>
-          <w:i w:val="0"/>
-          <w:sz w:val="22"/>
-        </w:rPr>
-        <w:t>. The brain can act on specific, behavioral feedback. It cannot act on vague or character-based feedback — it can only defend against it.</w:t>
+        <w:t>The empathy statement creates an oxytocin response, which dampens the cortisol spike. And by co-creating the plan, you preserve their sense of autonomy — one of the most powerful antidotes to the threat response.</w:t>
       </w:r>
     </w:p>
     <w:p>
@@ -4115,23 +4989,23 @@
           <w:i w:val="0"/>
           <w:sz w:val="28"/>
         </w:rPr>
-        <w:t>R — Resolve: Co-Create the Path Forward</w:t>
+        <w:t>Follow-up Steps</w:t>
       </w:r>
     </w:p>
     <w:p>
       <w:pPr>
         <w:spacing w:before="0" w:after="120" w:line="276" w:lineRule="auto"/>
         <w:jc w:val="both"/>
-        <w:ind w:left="0" w:firstLine="288"/>
-      </w:pPr>
-      <w:r>
-        <w:rPr>
-          <w:rFonts w:ascii="Georgia" w:hAnsi="Georgia" w:cs="Georgia"/>
-          <w:b w:val="0"/>
-          <w:i w:val="0"/>
-          <w:sz w:val="22"/>
-        </w:rPr>
-        <w:t xml:space="preserve">The conversation should end with a plan — ideally one the employee has helped create. Research on </w:t>
+        <w:ind w:left="288" w:firstLine="0"/>
+      </w:pPr>
+      <w:r>
+        <w:rPr>
+          <w:rFonts w:ascii="Georgia" w:hAnsi="Georgia" w:cs="Georgia"/>
+          <w:b w:val="0"/>
+          <w:i w:val="0"/>
+          <w:sz w:val="22"/>
+        </w:rPr>
+        <w:t xml:space="preserve">1. </w:t>
       </w:r>
       <w:r>
         <w:rPr>
@@ -4140,31 +5014,32 @@
           <w:i w:val="0"/>
           <w:sz w:val="22"/>
         </w:rPr>
-        <w:t>self-determination theory</w:t>
-      </w:r>
-      <w:r>
-        <w:rPr>
-          <w:rFonts w:ascii="Georgia" w:hAnsi="Georgia" w:cs="Georgia"/>
-          <w:b w:val="0"/>
-          <w:i w:val="0"/>
-          <w:sz w:val="22"/>
-        </w:rPr>
-        <w:t xml:space="preserve"> (Deci &amp; Ryan, 1985) shows that people are more committed to plans they've had a hand in shaping, because it preserves their sense of autonomy.</w:t>
+        <w:t>Within 24 hours:</w:t>
+      </w:r>
+      <w:r>
+        <w:rPr>
+          <w:rFonts w:ascii="Georgia" w:hAnsi="Georgia" w:cs="Georgia"/>
+          <w:b w:val="0"/>
+          <w:i w:val="0"/>
+          <w:sz w:val="22"/>
+        </w:rPr>
+        <w:t xml:space="preserve"> Send a brief email summarizing what was discussed and agreed upon. Keep it supportive in tone: "Following up on our conversation — here's what we discussed and the plan we put together."</w:t>
       </w:r>
     </w:p>
     <w:p>
       <w:pPr>
         <w:spacing w:before="0" w:after="120" w:line="276" w:lineRule="auto"/>
         <w:jc w:val="both"/>
-        <w:ind w:left="0" w:firstLine="288"/>
-      </w:pPr>
-      <w:r>
-        <w:rPr>
-          <w:rFonts w:ascii="Georgia" w:hAnsi="Georgia" w:cs="Georgia"/>
-          <w:b w:val="0"/>
-          <w:i w:val="0"/>
-          <w:sz w:val="22"/>
-        </w:rPr>
+        <w:ind w:left="288" w:firstLine="0"/>
+      </w:pPr>
+      <w:r>
+        <w:rPr>
+          <w:rFonts w:ascii="Georgia" w:hAnsi="Georgia" w:cs="Georgia"/>
+          <w:b w:val="0"/>
+          <w:i w:val="0"/>
+          <w:sz w:val="22"/>
+        </w:rPr>
+        <w:t xml:space="preserve">2. </w:t>
       </w:r>
       <w:r>
         <w:rPr>
@@ -4173,20 +5048,21 @@
           <w:i w:val="0"/>
           <w:sz w:val="22"/>
         </w:rPr>
-        <w:t>Resolution questions:</w:t>
-      </w:r>
-      <w:r>
-        <w:rPr>
-          <w:rFonts w:ascii="Georgia" w:hAnsi="Georgia" w:cs="Georgia"/>
-          <w:b w:val="0"/>
-          <w:i w:val="0"/>
-          <w:sz w:val="22"/>
-        </w:rPr>
-      </w:r>
-    </w:p>
-    <w:p>
-      <w:pPr>
-        <w:spacing w:before="40" w:after="40" w:line="276" w:lineRule="auto"/>
+        <w:t>Weekly check-ins:</w:t>
+      </w:r>
+      <w:r>
+        <w:rPr>
+          <w:rFonts w:ascii="Georgia" w:hAnsi="Georgia" w:cs="Georgia"/>
+          <w:b w:val="0"/>
+          <w:i w:val="0"/>
+          <w:sz w:val="22"/>
+        </w:rPr>
+        <w:t xml:space="preserve"> 15-minute conversations. Ask: "How are you feeling about the plan? What's working? What's getting in the way?"</w:t>
+      </w:r>
+    </w:p>
+    <w:p>
+      <w:pPr>
+        <w:spacing w:before="0" w:after="120" w:line="276" w:lineRule="auto"/>
         <w:jc w:val="both"/>
         <w:ind w:left="288" w:firstLine="0"/>
       </w:pPr>
@@ -4197,213 +5073,34 @@
           <w:i w:val="0"/>
           <w:sz w:val="22"/>
         </w:rPr>
-        <w:t xml:space="preserve">• </w:t>
-      </w:r>
-      <w:r>
-        <w:rPr>
-          <w:rFonts w:ascii="Georgia" w:hAnsi="Georgia" w:cs="Georgia"/>
-          <w:b w:val="0"/>
-          <w:i w:val="0"/>
-          <w:sz w:val="22"/>
-        </w:rPr>
-        <w:t>"What do you think would help you get back on track?"</w:t>
-      </w:r>
-    </w:p>
-    <w:p>
-      <w:pPr>
-        <w:spacing w:before="40" w:after="40" w:line="276" w:lineRule="auto"/>
+        <w:t xml:space="preserve">3. </w:t>
+      </w:r>
+      <w:r>
+        <w:rPr>
+          <w:rFonts w:ascii="Georgia" w:hAnsi="Georgia" w:cs="Georgia"/>
+          <w:b/>
+          <w:i w:val="0"/>
+          <w:sz w:val="22"/>
+        </w:rPr>
+        <w:t>30-day review:</w:t>
+      </w:r>
+      <w:r>
+        <w:rPr>
+          <w:rFonts w:ascii="Georgia" w:hAnsi="Georgia" w:cs="Georgia"/>
+          <w:b w:val="0"/>
+          <w:i w:val="0"/>
+          <w:sz w:val="22"/>
+        </w:rPr>
+        <w:t xml:space="preserve"> Formal conversation. Either celebrate progress or escalate to a formal performance improvement plan (PIP) with HR involvement.</w:t>
+      </w:r>
+    </w:p>
+    <w:p>
+      <w:pPr>
+        <w:spacing w:before="0" w:after="120" w:line="276" w:lineRule="auto"/>
         <w:jc w:val="both"/>
         <w:ind w:left="288" w:firstLine="0"/>
-      </w:pPr>
-      <w:r>
-        <w:rPr>
-          <w:rFonts w:ascii="Georgia" w:hAnsi="Georgia" w:cs="Georgia"/>
-          <w:b w:val="0"/>
-          <w:i w:val="0"/>
-          <w:sz w:val="22"/>
-        </w:rPr>
-        <w:t xml:space="preserve">• </w:t>
-      </w:r>
-      <w:r>
-        <w:rPr>
-          <w:rFonts w:ascii="Georgia" w:hAnsi="Georgia" w:cs="Georgia"/>
-          <w:b w:val="0"/>
-          <w:i w:val="0"/>
-          <w:sz w:val="22"/>
-        </w:rPr>
-        <w:t>"What support do you need from me?"</w:t>
-      </w:r>
-    </w:p>
-    <w:p>
-      <w:pPr>
-        <w:spacing w:before="40" w:after="40" w:line="276" w:lineRule="auto"/>
-        <w:jc w:val="both"/>
-        <w:ind w:left="288" w:firstLine="0"/>
-      </w:pPr>
-      <w:r>
-        <w:rPr>
-          <w:rFonts w:ascii="Georgia" w:hAnsi="Georgia" w:cs="Georgia"/>
-          <w:b w:val="0"/>
-          <w:i w:val="0"/>
-          <w:sz w:val="22"/>
-        </w:rPr>
-        <w:t xml:space="preserve">• </w:t>
-      </w:r>
-      <w:r>
-        <w:rPr>
-          <w:rFonts w:ascii="Georgia" w:hAnsi="Georgia" w:cs="Georgia"/>
-          <w:b w:val="0"/>
-          <w:i w:val="0"/>
-          <w:sz w:val="22"/>
-        </w:rPr>
-        <w:t>"What does success look like for you in the next 30 days?"</w:t>
-      </w:r>
-    </w:p>
-    <w:p>
-      <w:pPr>
-        <w:spacing w:before="40" w:after="40" w:line="276" w:lineRule="auto"/>
-        <w:jc w:val="both"/>
-        <w:ind w:left="288" w:firstLine="0"/>
-      </w:pPr>
-      <w:r>
-        <w:rPr>
-          <w:rFonts w:ascii="Georgia" w:hAnsi="Georgia" w:cs="Georgia"/>
-          <w:b w:val="0"/>
-          <w:i w:val="0"/>
-          <w:sz w:val="22"/>
-        </w:rPr>
-        <w:t xml:space="preserve">• </w:t>
-      </w:r>
-      <w:r>
-        <w:rPr>
-          <w:rFonts w:ascii="Georgia" w:hAnsi="Georgia" w:cs="Georgia"/>
-          <w:b w:val="0"/>
-          <w:i w:val="0"/>
-          <w:sz w:val="22"/>
-        </w:rPr>
-        <w:t>"How would you like me to follow up — weekly check-ins, or would you prefer to come to me?"</w:t>
-      </w:r>
-    </w:p>
-    <w:p>
-      <w:pPr>
-        <w:spacing w:before="0" w:after="120" w:line="276" w:lineRule="auto"/>
-        <w:jc w:val="both"/>
-        <w:ind w:left="0" w:firstLine="288"/>
-      </w:pPr>
-      <w:r>
-        <w:rPr>
-          <w:rFonts w:ascii="Georgia" w:hAnsi="Georgia" w:cs="Georgia"/>
-          <w:b w:val="0"/>
-          <w:i w:val="0"/>
-          <w:sz w:val="22"/>
-        </w:rPr>
-      </w:r>
-      <w:r>
-        <w:rPr>
-          <w:rFonts w:ascii="Georgia" w:hAnsi="Georgia" w:cs="Georgia"/>
-          <w:b/>
-          <w:i w:val="0"/>
-          <w:sz w:val="22"/>
-        </w:rPr>
-        <w:t>Always end with:</w:t>
-      </w:r>
-      <w:r>
-        <w:rPr>
-          <w:rFonts w:ascii="Georgia" w:hAnsi="Georgia" w:cs="Georgia"/>
-          <w:b w:val="0"/>
-          <w:i w:val="0"/>
-          <w:sz w:val="22"/>
-        </w:rPr>
-      </w:r>
-    </w:p>
-    <w:p>
-      <w:pPr>
-        <w:spacing w:before="0" w:after="120" w:line="276" w:lineRule="auto"/>
-        <w:jc w:val="both"/>
-        <w:ind w:left="288" w:firstLine="0"/>
-      </w:pPr>
-      <w:r>
-        <w:rPr>
-          <w:rFonts w:ascii="Georgia" w:hAnsi="Georgia" w:cs="Georgia"/>
-          <w:b w:val="0"/>
-          <w:i w:val="0"/>
-          <w:sz w:val="22"/>
-        </w:rPr>
-        <w:t>1. A summary of what was agreed</w:t>
-      </w:r>
-    </w:p>
-    <w:p>
-      <w:pPr>
-        <w:spacing w:before="0" w:after="120" w:line="276" w:lineRule="auto"/>
-        <w:jc w:val="both"/>
-        <w:ind w:left="288" w:firstLine="0"/>
-      </w:pPr>
-      <w:r>
-        <w:rPr>
-          <w:rFonts w:ascii="Georgia" w:hAnsi="Georgia" w:cs="Georgia"/>
-          <w:b w:val="0"/>
-          <w:i w:val="0"/>
-          <w:sz w:val="22"/>
-        </w:rPr>
-        <w:t>2. A specific follow-up date</w:t>
-      </w:r>
-    </w:p>
-    <w:p>
-      <w:pPr>
-        <w:spacing w:before="0" w:after="120" w:line="276" w:lineRule="auto"/>
-        <w:jc w:val="both"/>
-        <w:ind w:left="288" w:firstLine="0"/>
-      </w:pPr>
-      <w:r>
-        <w:rPr>
-          <w:rFonts w:ascii="Georgia" w:hAnsi="Georgia" w:cs="Georgia"/>
-          <w:b w:val="0"/>
-          <w:i w:val="0"/>
-          <w:sz w:val="22"/>
-        </w:rPr>
-        <w:t>3. An expression of confidence: "I believe you can do this, and I'm here to support you."</w:t>
-      </w:r>
-    </w:p>
-    <w:p>
-      <w:pPr>
-        <w:spacing w:before="0" w:after="120" w:line="276" w:lineRule="auto"/>
-        <w:jc w:val="both"/>
-        <w:ind w:left="0" w:firstLine="288"/>
-      </w:pPr>
-      <w:r>
-        <w:rPr>
-          <w:rFonts w:ascii="Georgia" w:hAnsi="Georgia" w:cs="Georgia"/>
-          <w:b w:val="0"/>
-          <w:i w:val="0"/>
-          <w:sz w:val="22"/>
-        </w:rPr>
-        <w:t xml:space="preserve">That last piece isn't fluff. Neuroscience research on the </w:t>
-      </w:r>
-      <w:r>
-        <w:rPr>
-          <w:rFonts w:ascii="Georgia" w:hAnsi="Georgia" w:cs="Georgia"/>
-          <w:b/>
-          <w:i w:val="0"/>
-          <w:sz w:val="22"/>
-        </w:rPr>
-        <w:t>Pygmalion effect</w:t>
-      </w:r>
-      <w:r>
-        <w:rPr>
-          <w:rFonts w:ascii="Georgia" w:hAnsi="Georgia" w:cs="Georgia"/>
-          <w:b w:val="0"/>
-          <w:i w:val="0"/>
-          <w:sz w:val="22"/>
-        </w:rPr>
-        <w:t xml:space="preserve"> (also called the Rosenthal effect) (Rosenthal, 1968) shows that a manager's expressed belief in an employee's capability measurably improves that employee's performance. Your belief strengthens their self-efficacy.</w:t>
-      </w:r>
-    </w:p>
-    <w:p>
-      <w:pPr>
-        <w:spacing w:before="0" w:after="120" w:line="276" w:lineRule="auto"/>
-        <w:jc w:val="both"/>
-        <w:ind w:left="0" w:firstLine="288"/>
         <w:sectPr>
+          <w:footerReference w:type="first" r:id="rId12"/>
           <w:headerReference w:type="default" r:id="rId10"/>
           <w:headerReference w:type="even" r:id="rId9"/>
           <w:footerReference w:type="default" r:id="rId11"/>
@@ -4420,7 +5117,25 @@
           <w:i w:val="0"/>
           <w:sz w:val="22"/>
         </w:rPr>
-        <w:t>Now let's put CLEAR into practice with seven specific scripts.</w:t>
+        <w:t xml:space="preserve">4. </w:t>
+      </w:r>
+      <w:r>
+        <w:rPr>
+          <w:rFonts w:ascii="Georgia" w:hAnsi="Georgia" w:cs="Georgia"/>
+          <w:b/>
+          <w:i w:val="0"/>
+          <w:sz w:val="22"/>
+        </w:rPr>
+        <w:t>Document everything:</w:t>
+      </w:r>
+      <w:r>
+        <w:rPr>
+          <w:rFonts w:ascii="Georgia" w:hAnsi="Georgia" w:cs="Georgia"/>
+          <w:b w:val="0"/>
+          <w:i w:val="0"/>
+          <w:sz w:val="22"/>
+        </w:rPr>
+        <w:t xml:space="preserve"> Keep notes on dates, conversations, and outcomes. This protects both you and the employee.</w:t>
       </w:r>
     </w:p>
     <w:p>
@@ -4439,7 +5154,7 @@
           <w:color w:val="000000"/>
           <w:sz w:val="36"/>
         </w:rPr>
-        <w:t>Chapter 3: Script: The Performance Improvement Conversation</w:t>
+        <w:t>Chapter 4: Script: Delivering Negative Feedback</w:t>
       </w:r>
     </w:p>
     <w:p>
@@ -4472,7 +5187,7 @@
           <w:i w:val="0"/>
           <w:sz w:val="22"/>
         </w:rPr>
-        <w:t>An employee's work quality, output, or results have declined or failed to meet expectations over a sustained period (typically 2-4 weeks minimum). This is not a one-time mistake — it's a pattern. You've likely already given informal feedback, and the issue persists. Whether you're having this conversation in person or over video, the structure remains the same.</w:t>
+        <w:t>This is a one-time or recent-event feedback conversation. Something specific happened — a presentation went poorly, a client complained, a report had significant errors — and you need to address it promptly while it's fresh. This is different from the performance improvement conversation, which addresses patterns over time. Whether you're having this conversation in person or over video, timeliness matters more than the medium.</w:t>
       </w:r>
     </w:p>
     <w:p>
@@ -4513,7 +5228,7 @@
           <w:i w:val="0"/>
           <w:sz w:val="22"/>
         </w:rPr>
-        <w:t>Opening (Calm + set the tone):</w:t>
+        <w:t>Opening:</w:t>
       </w:r>
       <w:r>
         <w:rPr>
@@ -4538,7 +5253,7 @@
           <w:color w:val="000000"/>
           <w:sz w:val="21"/>
         </w:rPr>
-        <w:t>Thanks for sitting down with me, Alex. I want to have an honest conversation with you because I respect you and I'm invested in your success here. This might be uncomfortable, but my intention is to work through this together.</w:t>
+        <w:t>Jordan, do you have 15 minutes? I want to talk about the Whitfield presentation while it's still fresh. I've got some observations I'd like to share, and I'd like to hear your take on it too.</w:t>
       </w:r>
     </w:p>
     <w:p>
@@ -4562,7 +5277,7 @@
           <w:i w:val="0"/>
           <w:sz w:val="22"/>
         </w:rPr>
-        <w:t>The observation (Assert with specifics):</w:t>
+        <w:t>The feedback (specific, behavioral, impact-focused):</w:t>
       </w:r>
       <w:r>
         <w:rPr>
@@ -4587,7 +5302,7 @@
           <w:color w:val="000000"/>
           <w:sz w:val="21"/>
         </w:rPr>
-        <w:t>Over the past month, I've noticed a few things I want to talk through. The Henderson report was submitted five days late, the data in the Q3 analysis had several errors that the client caught before we did, and you've missed two of our last four team standups without notice. I want to make sure I'm seeing the full picture — can you help me understand what's been going on?</w:t>
+        <w:t>I noticed a few things during the presentation. The financial projections on slides 8 and 9 didn't match the numbers in the handout, and when the client asked about it, the response was more of an improvisation than a clear explanation. The client followed up with me afterward expressing concern about accuracy. I know that's not the impression you intended to make.</w:t>
       </w:r>
     </w:p>
     <w:p>
@@ -4611,31 +5326,15 @@
           <w:i w:val="0"/>
           <w:sz w:val="22"/>
         </w:rPr>
-        <w:t>Listen phase:</w:t>
-      </w:r>
-      <w:r>
-        <w:rPr>
-          <w:rFonts w:ascii="Georgia" w:hAnsi="Georgia" w:cs="Georgia"/>
-          <w:b w:val="0"/>
-          <w:i w:val="0"/>
-          <w:sz w:val="22"/>
-        </w:rPr>
-      </w:r>
-    </w:p>
-    <w:p>
-      <w:pPr>
-        <w:spacing w:before="0" w:after="120" w:line="276" w:lineRule="auto"/>
-        <w:jc w:val="both"/>
-        <w:ind w:left="0" w:firstLine="288"/>
-      </w:pPr>
-      <w:r>
-        <w:rPr>
-          <w:rFonts w:ascii="Georgia" w:hAnsi="Georgia" w:cs="Georgia"/>
-          <w:b w:val="0"/>
-          <w:i w:val="0"/>
-          <w:sz w:val="22"/>
-        </w:rPr>
-        <w:t>Let them respond fully. Do not interrupt. Use reflective listening:</w:t>
+        <w:t>Invite their perspective:</w:t>
+      </w:r>
+      <w:r>
+        <w:rPr>
+          <w:rFonts w:ascii="Georgia" w:hAnsi="Georgia" w:cs="Georgia"/>
+          <w:b w:val="0"/>
+          <w:i w:val="0"/>
+          <w:sz w:val="22"/>
+        </w:rPr>
       </w:r>
     </w:p>
     <w:p>
@@ -4652,7 +5351,7 @@
           <w:color w:val="000000"/>
           <w:sz w:val="21"/>
         </w:rPr>
-        <w:t>It sounds like you've been dealing with a lot — and I appreciate you sharing that with me.</w:t>
+        <w:t>What was your experience of how it went?</w:t>
       </w:r>
     </w:p>
     <w:p>
@@ -4676,7 +5375,7 @@
           <w:i w:val="0"/>
           <w:sz w:val="22"/>
         </w:rPr>
-        <w:t>Empathize + hold the line:</w:t>
+        <w:t>Listen. Then respond:</w:t>
       </w:r>
       <w:r>
         <w:rPr>
@@ -4701,7 +5400,7 @@
           <w:color w:val="000000"/>
           <w:sz w:val="21"/>
         </w:rPr>
-        <w:t>I hear you, and I genuinely empathize with what you're going through. At the same time, I have a responsibility to be honest with you: the current level of work isn't meeting the standard we need, and if it continues, it's going to create bigger problems for you and for the team. I'd rather address it now while we can course-correct.</w:t>
+        <w:t>I appreciate your honesty. Here's what I want to focus on: I know you're capable of much stronger work than what showed up yesterday. I've seen it. So let's figure out what happened and how to prevent it.</w:t>
       </w:r>
     </w:p>
     <w:p>
@@ -4750,7 +5449,7 @@
           <w:color w:val="000000"/>
           <w:sz w:val="21"/>
         </w:rPr>
-        <w:t>Here's what I'd like to do. Let's put together a 30-day plan — together. I want to hear from you what you think would help. More structure? Different priorities? Adjusted timelines? I'll commit to checking in with you weekly, not to micromanage, but to make sure you have what you need. What do you think?</w:t>
+        <w:t>What would help you feel more prepared next time? Would a dry run with me or someone on the team the day before be useful? I want to set you up to succeed on these.</w:t>
       </w:r>
     </w:p>
     <w:p>
@@ -4791,7 +5490,7 @@
           <w:i w:val="0"/>
           <w:sz w:val="22"/>
         </w:rPr>
-        <w:t>✗ "You've really been dropping the ball lately." → Character judgment, triggers shame.</w:t>
+        <w:t>✗ "That presentation was a disaster." → Global, catastrophic language. Triggers shame spiral.</w:t>
       </w:r>
     </w:p>
     <w:p>
@@ -4815,7 +5514,7 @@
           <w:i w:val="0"/>
           <w:sz w:val="22"/>
         </w:rPr>
-        <w:t>✗ "Everyone on the team has noticed." → Social threat, implies gossip.</w:t>
+        <w:t>✗ "The client was really upset." → Amplifying third-party disapproval feels like social exile.</w:t>
       </w:r>
     </w:p>
     <w:p>
@@ -4839,7 +5538,7 @@
           <w:i w:val="0"/>
           <w:sz w:val="22"/>
         </w:rPr>
-        <w:t>✗ "I don't know what's going on with you." → Sounds like you've given up.</w:t>
+        <w:t>✗ "You should have been more prepared." → Hindsight judgment. They already know.</w:t>
       </w:r>
     </w:p>
     <w:p>
@@ -4863,7 +5562,7 @@
           <w:i w:val="0"/>
           <w:sz w:val="22"/>
         </w:rPr>
-        <w:t>✗ "This is your last chance." → Unless it literally is a final warning with HR documentation. Empty threats destroy trust.</w:t>
+        <w:t>✗ "I'm disappointed in you." → "In you" makes it about identity, not behavior. Say "in the outcome" if you must.</w:t>
       </w:r>
     </w:p>
     <w:p>
@@ -4887,7 +5586,7 @@
           <w:i w:val="0"/>
           <w:sz w:val="22"/>
         </w:rPr>
-        <w:t>✗ "I'm not sure you're cut out for this role." → Nuclear-level status threat. Almost impossible to recover from.</w:t>
+        <w:t>✗ Starting with a compliment sandwich ("Great energy, but...") → People see through it. It makes every future compliment suspect.</w:t>
       </w:r>
     </w:p>
     <w:p>
@@ -4920,24 +5619,25 @@
           <w:i w:val="0"/>
           <w:sz w:val="22"/>
         </w:rPr>
-        <w:t xml:space="preserve">The moment you say "I want to have an honest conversation," their amygdala fires. Cortisol begins rising. They're scanning for the severity of the threat: </w:t>
-      </w:r>
-      <w:r>
-        <w:rPr>
-          <w:rFonts w:ascii="Georgia" w:hAnsi="Georgia" w:cs="Georgia"/>
-          <w:b w:val="0"/>
-          <w:i/>
-          <w:sz w:val="22"/>
-        </w:rPr>
-        <w:t>Am I going to get fired? Does everyone hate me? Was I set up?</w:t>
-      </w:r>
-      <w:r>
-        <w:rPr>
-          <w:rFonts w:ascii="Georgia" w:hAnsi="Georgia" w:cs="Georgia"/>
-          <w:b w:val="0"/>
-          <w:i w:val="0"/>
-          <w:sz w:val="22"/>
-        </w:rPr>
+        <w:t xml:space="preserve">Negative feedback triggers an immediate </w:t>
+      </w:r>
+      <w:r>
+        <w:rPr>
+          <w:rFonts w:ascii="Georgia" w:hAnsi="Georgia" w:cs="Georgia"/>
+          <w:b/>
+          <w:i w:val="0"/>
+          <w:sz w:val="22"/>
+        </w:rPr>
+        <w:t>status threat</w:t>
+      </w:r>
+      <w:r>
+        <w:rPr>
+          <w:rFonts w:ascii="Georgia" w:hAnsi="Georgia" w:cs="Georgia"/>
+          <w:b w:val="0"/>
+          <w:i w:val="0"/>
+          <w:sz w:val="22"/>
+        </w:rPr>
+        <w:t xml:space="preserve"> — their brain interprets it as a drop in social ranking. The dorsal anterior cingulate cortex (the brain's error-detection system) fires up, creating the visceral sensation of "something is wrong."</w:t>
       </w:r>
     </w:p>
     <w:p>
@@ -4953,7 +5653,7 @@
           <w:i w:val="0"/>
           <w:sz w:val="22"/>
         </w:rPr>
-        <w:t>By asking for their perspective ("Help me understand"), you give their prefrontal cortex something to do — construct a narrative. This shifts neural activity from the amygdala (reactive) to the prefrontal cortex (reflective). You're literally helping them think instead of react.</w:t>
+        <w:t>If the feedback is vague ("You need to do better"), the brain can't create an action plan, so it stays in threat mode. But if the feedback is specific and behavioral ("The numbers on slides 8 and 9 didn't match"), the prefrontal cortex can engage — it has something concrete to work with.</w:t>
       </w:r>
     </w:p>
     <w:p>
@@ -4969,7 +5669,25 @@
           <w:i w:val="0"/>
           <w:sz w:val="22"/>
         </w:rPr>
-        <w:t>The empathy statement creates an oxytocin response, which dampens the cortisol spike. And by co-creating the plan, you preserve their sense of autonomy — one of the most powerful antidotes to the threat response.</w:t>
+        <w:t xml:space="preserve">By saying "I know you're capable of stronger work — I've seen it," you activate what neuroscientists call a </w:t>
+      </w:r>
+      <w:r>
+        <w:rPr>
+          <w:rFonts w:ascii="Georgia" w:hAnsi="Georgia" w:cs="Georgia"/>
+          <w:b/>
+          <w:i w:val="0"/>
+          <w:sz w:val="22"/>
+        </w:rPr>
+        <w:t>reappraisal pathway</w:t>
+      </w:r>
+      <w:r>
+        <w:rPr>
+          <w:rFonts w:ascii="Georgia" w:hAnsi="Georgia" w:cs="Georgia"/>
+          <w:b w:val="0"/>
+          <w:i w:val="0"/>
+          <w:sz w:val="22"/>
+        </w:rPr>
+        <w:t>. The brain reframes the feedback from "I'm failing" to "This was a miss, but my manager still believes in me." This dramatically changes the neurochemical environment from cortisol-dominant to dopamine-accessible.</w:t>
       </w:r>
     </w:p>
     <w:p>
@@ -5011,16 +5729,16 @@
           <w:i w:val="0"/>
           <w:sz w:val="22"/>
         </w:rPr>
-        <w:t>Within 24 hours:</w:t>
-      </w:r>
-      <w:r>
-        <w:rPr>
-          <w:rFonts w:ascii="Georgia" w:hAnsi="Georgia" w:cs="Georgia"/>
-          <w:b w:val="0"/>
-          <w:i w:val="0"/>
-          <w:sz w:val="22"/>
-        </w:rPr>
-        <w:t xml:space="preserve"> Send a brief email summarizing what was discussed and agreed upon. Keep it supportive in tone: "Following up on our conversation — here's what we discussed and the plan we put together."</w:t>
+        <w:t>Same day or next morning:</w:t>
+      </w:r>
+      <w:r>
+        <w:rPr>
+          <w:rFonts w:ascii="Georgia" w:hAnsi="Georgia" w:cs="Georgia"/>
+          <w:b w:val="0"/>
+          <w:i w:val="0"/>
+          <w:sz w:val="22"/>
+        </w:rPr>
+        <w:t xml:space="preserve"> A brief, informal check-in. "Hey, I just wanted to see how you're doing after our conversation yesterday. I meant everything I said — I'm in your corner."</w:t>
       </w:r>
     </w:p>
     <w:p>
@@ -5045,50 +5763,16 @@
           <w:i w:val="0"/>
           <w:sz w:val="22"/>
         </w:rPr>
-        <w:t>Weekly check-ins:</w:t>
-      </w:r>
-      <w:r>
-        <w:rPr>
-          <w:rFonts w:ascii="Georgia" w:hAnsi="Georgia" w:cs="Georgia"/>
-          <w:b w:val="0"/>
-          <w:i w:val="0"/>
-          <w:sz w:val="22"/>
-        </w:rPr>
-        <w:t xml:space="preserve"> 15-minute conversations. Ask: "How are you feeling about the plan? What's working? What's getting in the way?"</w:t>
-      </w:r>
-    </w:p>
-    <w:p>
-      <w:pPr>
-        <w:spacing w:before="0" w:after="120" w:line="276" w:lineRule="auto"/>
-        <w:jc w:val="both"/>
-        <w:ind w:left="288" w:firstLine="0"/>
-      </w:pPr>
-      <w:r>
-        <w:rPr>
-          <w:rFonts w:ascii="Georgia" w:hAnsi="Georgia" w:cs="Georgia"/>
-          <w:b w:val="0"/>
-          <w:i w:val="0"/>
-          <w:sz w:val="22"/>
-        </w:rPr>
-        <w:t xml:space="preserve">3. </w:t>
-      </w:r>
-      <w:r>
-        <w:rPr>
-          <w:rFonts w:ascii="Georgia" w:hAnsi="Georgia" w:cs="Georgia"/>
-          <w:b/>
-          <w:i w:val="0"/>
-          <w:sz w:val="22"/>
-        </w:rPr>
-        <w:t>30-day review:</w:t>
-      </w:r>
-      <w:r>
-        <w:rPr>
-          <w:rFonts w:ascii="Georgia" w:hAnsi="Georgia" w:cs="Georgia"/>
-          <w:b w:val="0"/>
-          <w:i w:val="0"/>
-          <w:sz w:val="22"/>
-        </w:rPr>
-        <w:t xml:space="preserve"> Formal conversation. Either celebrate progress or escalate to a formal performance improvement plan (PIP) with HR involvement.</w:t>
+        <w:t>Before the next similar event:</w:t>
+      </w:r>
+      <w:r>
+        <w:rPr>
+          <w:rFonts w:ascii="Georgia" w:hAnsi="Georgia" w:cs="Georgia"/>
+          <w:b w:val="0"/>
+          <w:i w:val="0"/>
+          <w:sz w:val="22"/>
+        </w:rPr>
+        <w:t xml:space="preserve"> Proactively offer the dry-run or prep session you discussed.</w:t>
       </w:r>
     </w:p>
     <w:p>
@@ -5097,6 +5781,7 @@
         <w:jc w:val="both"/>
         <w:ind w:left="288" w:firstLine="0"/>
         <w:sectPr>
+          <w:footerReference w:type="first" r:id="rId12"/>
           <w:headerReference w:type="default" r:id="rId10"/>
           <w:headerReference w:type="even" r:id="rId9"/>
           <w:footerReference w:type="default" r:id="rId11"/>
@@ -5113,7 +5798,7 @@
           <w:i w:val="0"/>
           <w:sz w:val="22"/>
         </w:rPr>
-        <w:t xml:space="preserve">4. </w:t>
+        <w:t xml:space="preserve">3. </w:t>
       </w:r>
       <w:r>
         <w:rPr>
@@ -5122,16 +5807,34 @@
           <w:i w:val="0"/>
           <w:sz w:val="22"/>
         </w:rPr>
-        <w:t>Document everything:</w:t>
-      </w:r>
-      <w:r>
-        <w:rPr>
-          <w:rFonts w:ascii="Georgia" w:hAnsi="Georgia" w:cs="Georgia"/>
-          <w:b w:val="0"/>
-          <w:i w:val="0"/>
-          <w:sz w:val="22"/>
-        </w:rPr>
-        <w:t xml:space="preserve"> Keep notes on dates, conversations, and outcomes. This protects both you and the employee.</w:t>
+        <w:t>After the next similar event:</w:t>
+      </w:r>
+      <w:r>
+        <w:rPr>
+          <w:rFonts w:ascii="Georgia" w:hAnsi="Georgia" w:cs="Georgia"/>
+          <w:b w:val="0"/>
+          <w:i w:val="0"/>
+          <w:sz w:val="22"/>
+        </w:rPr>
+        <w:t xml:space="preserve"> If it goes well, acknowledge it explicitly. The brain learns faster from recognized improvement than from corrected mistakes (this is called </w:t>
+      </w:r>
+      <w:r>
+        <w:rPr>
+          <w:rFonts w:ascii="Georgia" w:hAnsi="Georgia" w:cs="Georgia"/>
+          <w:b/>
+          <w:i w:val="0"/>
+          <w:sz w:val="22"/>
+        </w:rPr>
+        <w:t>positive prediction error</w:t>
+      </w:r>
+      <w:r>
+        <w:rPr>
+          <w:rFonts w:ascii="Georgia" w:hAnsi="Georgia" w:cs="Georgia"/>
+          <w:b w:val="0"/>
+          <w:i w:val="0"/>
+          <w:sz w:val="22"/>
+        </w:rPr>
+        <w:t xml:space="preserve"> in neuroscience).</w:t>
       </w:r>
     </w:p>
     <w:p>
@@ -5150,7 +5853,7 @@
           <w:color w:val="000000"/>
           <w:sz w:val="36"/>
         </w:rPr>
-        <w:t>Chapter 4: Script: Delivering Negative Feedback</w:t>
+        <w:t>Chapter 5: Script: Addressing Attendance and Behavior Issues</w:t>
       </w:r>
     </w:p>
     <w:p>
@@ -5183,7 +5886,23 @@
           <w:i w:val="0"/>
           <w:sz w:val="22"/>
         </w:rPr>
-        <w:t>This is a one-time or recent-event feedback conversation. Something specific happened — a presentation went poorly, a client complained, a report had significant errors — and you need to address it promptly while it's fresh. This is different from the performance improvement conversation, which addresses patterns over time. Whether you're having this conversation in person or over video, timeliness matters more than the medium.</w:t>
+        <w:t>An employee is chronically late, frequently absent, missing meetings without explanation, or exhibiting behavior that's disruptive — interrupting others, using an aggressive tone, being dismissive in meetings. You've noticed the pattern, and possibly others have raised concerns. Whether you're having this conversation in person or over video, approach it with curiosity first.</w:t>
+      </w:r>
+    </w:p>
+    <w:p>
+      <w:pPr>
+        <w:spacing w:before="0" w:after="120" w:line="276" w:lineRule="auto"/>
+        <w:jc w:val="both"/>
+        <w:ind w:left="0" w:firstLine="288"/>
+      </w:pPr>
+      <w:r>
+        <w:rPr>
+          <w:rFonts w:ascii="Georgia" w:hAnsi="Georgia" w:cs="Georgia"/>
+          <w:b w:val="0"/>
+          <w:i w:val="0"/>
+          <w:sz w:val="22"/>
+        </w:rPr>
+        <w:t>This is sensitive because attendance and behavior issues often have underlying causes — personal struggles, health issues, disengagement, or sometimes a legitimate grievance about workload or fairness.</w:t>
       </w:r>
     </w:p>
     <w:p>
@@ -5224,7 +5943,7 @@
           <w:i w:val="0"/>
           <w:sz w:val="22"/>
         </w:rPr>
-        <w:t>Opening:</w:t>
+        <w:t>Opening (private, one-on-one, never in front of others):</w:t>
       </w:r>
       <w:r>
         <w:rPr>
@@ -5249,7 +5968,7 @@
           <w:color w:val="000000"/>
           <w:sz w:val="21"/>
         </w:rPr>
-        <w:t>Jordan, do you have 15 minutes? I want to talk about the Whitfield presentation while it's still fresh. I've got some observations I'd like to share, and I'd like to hear your take on it too.</w:t>
+        <w:t>Sam, I want to check in with you on something I've been noticing. I want to approach this with curiosity, not judgment, because I think there might be more to the story than what I'm seeing on the surface.</w:t>
       </w:r>
     </w:p>
     <w:p>
@@ -5273,7 +5992,7 @@
           <w:i w:val="0"/>
           <w:sz w:val="22"/>
         </w:rPr>
-        <w:t>The feedback (specific, behavioral, impact-focused):</w:t>
+        <w:t>The observation:</w:t>
       </w:r>
       <w:r>
         <w:rPr>
@@ -5298,7 +6017,7 @@
           <w:color w:val="000000"/>
           <w:sz w:val="21"/>
         </w:rPr>
-        <w:t>I noticed a few things during the presentation. The financial projections on slides 8 and 9 didn't match the numbers in the handout, and when the client asked about it, the response was more of an improvisation than a clear explanation. The client followed up with me afterward expressing concern about accuracy. I know that's not the impression you intended to make.</w:t>
+        <w:t>Over the past three weeks, you've missed three of our last five morning standups and were offline during core hours on four days. Our team's core collaboration window is 9 to 1 PM across time zones. You also left the sprint review early on Tuesday without explanation, and I noticed you weren't on the team call yesterday. I want to understand what's going on.</w:t>
       </w:r>
     </w:p>
     <w:p>
@@ -5322,15 +6041,166 @@
           <w:i w:val="0"/>
           <w:sz w:val="22"/>
         </w:rPr>
-        <w:t>Invite their perspective:</w:t>
-      </w:r>
-      <w:r>
-        <w:rPr>
-          <w:rFonts w:ascii="Georgia" w:hAnsi="Georgia" w:cs="Georgia"/>
-          <w:b w:val="0"/>
-          <w:i w:val="0"/>
-          <w:sz w:val="22"/>
-        </w:rPr>
+        <w:t>Listen first.</w:t>
+      </w:r>
+      <w:r>
+        <w:rPr>
+          <w:rFonts w:ascii="Georgia" w:hAnsi="Georgia" w:cs="Georgia"/>
+          <w:b w:val="0"/>
+          <w:i w:val="0"/>
+          <w:sz w:val="22"/>
+        </w:rPr>
+        <w:t xml:space="preserve"> This is especially important here. There may be:</w:t>
+      </w:r>
+    </w:p>
+    <w:p>
+      <w:pPr>
+        <w:spacing w:before="40" w:after="40" w:line="276" w:lineRule="auto"/>
+        <w:jc w:val="both"/>
+        <w:ind w:left="288" w:firstLine="0"/>
+      </w:pPr>
+      <w:r>
+        <w:rPr>
+          <w:rFonts w:ascii="Georgia" w:hAnsi="Georgia" w:cs="Georgia"/>
+          <w:b w:val="0"/>
+          <w:i w:val="0"/>
+          <w:sz w:val="22"/>
+        </w:rPr>
+        <w:t xml:space="preserve">• </w:t>
+      </w:r>
+      <w:r>
+        <w:rPr>
+          <w:rFonts w:ascii="Georgia" w:hAnsi="Georgia" w:cs="Georgia"/>
+          <w:b w:val="0"/>
+          <w:i w:val="0"/>
+          <w:sz w:val="22"/>
+        </w:rPr>
+        <w:t>A health issue (theirs or a family member's)</w:t>
+      </w:r>
+    </w:p>
+    <w:p>
+      <w:pPr>
+        <w:spacing w:before="40" w:after="40" w:line="276" w:lineRule="auto"/>
+        <w:jc w:val="both"/>
+        <w:ind w:left="288" w:firstLine="0"/>
+      </w:pPr>
+      <w:r>
+        <w:rPr>
+          <w:rFonts w:ascii="Georgia" w:hAnsi="Georgia" w:cs="Georgia"/>
+          <w:b w:val="0"/>
+          <w:i w:val="0"/>
+          <w:sz w:val="22"/>
+        </w:rPr>
+        <w:t xml:space="preserve">• </w:t>
+      </w:r>
+      <w:r>
+        <w:rPr>
+          <w:rFonts w:ascii="Georgia" w:hAnsi="Georgia" w:cs="Georgia"/>
+          <w:b w:val="0"/>
+          <w:i w:val="0"/>
+          <w:sz w:val="22"/>
+        </w:rPr>
+        <w:t>A childcare or eldercare situation</w:t>
+      </w:r>
+    </w:p>
+    <w:p>
+      <w:pPr>
+        <w:spacing w:before="40" w:after="40" w:line="276" w:lineRule="auto"/>
+        <w:jc w:val="both"/>
+        <w:ind w:left="288" w:firstLine="0"/>
+      </w:pPr>
+      <w:r>
+        <w:rPr>
+          <w:rFonts w:ascii="Georgia" w:hAnsi="Georgia" w:cs="Georgia"/>
+          <w:b w:val="0"/>
+          <w:i w:val="0"/>
+          <w:sz w:val="22"/>
+        </w:rPr>
+        <w:t xml:space="preserve">• </w:t>
+      </w:r>
+      <w:r>
+        <w:rPr>
+          <w:rFonts w:ascii="Georgia" w:hAnsi="Georgia" w:cs="Georgia"/>
+          <w:b w:val="0"/>
+          <w:i w:val="0"/>
+          <w:sz w:val="22"/>
+        </w:rPr>
+        <w:t>A mental health struggle</w:t>
+      </w:r>
+    </w:p>
+    <w:p>
+      <w:pPr>
+        <w:spacing w:before="40" w:after="40" w:line="276" w:lineRule="auto"/>
+        <w:jc w:val="both"/>
+        <w:ind w:left="288" w:firstLine="0"/>
+      </w:pPr>
+      <w:r>
+        <w:rPr>
+          <w:rFonts w:ascii="Georgia" w:hAnsi="Georgia" w:cs="Georgia"/>
+          <w:b w:val="0"/>
+          <w:i w:val="0"/>
+          <w:sz w:val="22"/>
+        </w:rPr>
+        <w:t xml:space="preserve">• </w:t>
+      </w:r>
+      <w:r>
+        <w:rPr>
+          <w:rFonts w:ascii="Georgia" w:hAnsi="Georgia" w:cs="Georgia"/>
+          <w:b w:val="0"/>
+          <w:i w:val="0"/>
+          <w:sz w:val="22"/>
+        </w:rPr>
+        <w:t>Digital fatigue or always-on burnout</w:t>
+      </w:r>
+    </w:p>
+    <w:p>
+      <w:pPr>
+        <w:spacing w:before="40" w:after="40" w:line="276" w:lineRule="auto"/>
+        <w:jc w:val="both"/>
+        <w:ind w:left="288" w:firstLine="0"/>
+      </w:pPr>
+      <w:r>
+        <w:rPr>
+          <w:rFonts w:ascii="Georgia" w:hAnsi="Georgia" w:cs="Georgia"/>
+          <w:b w:val="0"/>
+          <w:i w:val="0"/>
+          <w:sz w:val="22"/>
+        </w:rPr>
+        <w:t xml:space="preserve">• </w:t>
+      </w:r>
+      <w:r>
+        <w:rPr>
+          <w:rFonts w:ascii="Georgia" w:hAnsi="Georgia" w:cs="Georgia"/>
+          <w:b w:val="0"/>
+          <w:i w:val="0"/>
+          <w:sz w:val="22"/>
+        </w:rPr>
+        <w:t>A conflict with a teammate that's causing them to disengage from shared spaces</w:t>
+      </w:r>
+    </w:p>
+    <w:p>
+      <w:pPr>
+        <w:spacing w:before="40" w:after="40" w:line="276" w:lineRule="auto"/>
+        <w:jc w:val="both"/>
+        <w:ind w:left="288" w:firstLine="0"/>
+      </w:pPr>
+      <w:r>
+        <w:rPr>
+          <w:rFonts w:ascii="Georgia" w:hAnsi="Georgia" w:cs="Georgia"/>
+          <w:b w:val="0"/>
+          <w:i w:val="0"/>
+          <w:sz w:val="22"/>
+        </w:rPr>
+        <w:t xml:space="preserve">• </w:t>
+      </w:r>
+      <w:r>
+        <w:rPr>
+          <w:rFonts w:ascii="Georgia" w:hAnsi="Georgia" w:cs="Georgia"/>
+          <w:b w:val="0"/>
+          <w:i w:val="0"/>
+          <w:sz w:val="22"/>
+        </w:rPr>
+        <w:t>Timezone misalignment they haven't raised</w:t>
       </w:r>
     </w:p>
     <w:p>
@@ -5347,7 +6217,7 @@
           <w:color w:val="000000"/>
           <w:sz w:val="21"/>
         </w:rPr>
-        <w:t>What was your experience of how it went?</w:t>
+        <w:t>Thank you for telling me that. I had no idea, and I'm glad you shared it. Let's figure out how to handle both things — supporting you and making sure the team isn't impacted.</w:t>
       </w:r>
     </w:p>
     <w:p>
@@ -5371,7 +6241,7 @@
           <w:i w:val="0"/>
           <w:sz w:val="22"/>
         </w:rPr>
-        <w:t>Listen. Then respond:</w:t>
+        <w:t>If there's no underlying cause, or they're dismissive:</w:t>
       </w:r>
       <w:r>
         <w:rPr>
@@ -5396,56 +6266,7 @@
           <w:color w:val="000000"/>
           <w:sz w:val="21"/>
         </w:rPr>
-        <w:t>I appreciate your honesty. Here's what I want to focus on: I know you're capable of much stronger work than what showed up yesterday. I've seen it. So let's figure out what happened and how to prevent it.</w:t>
-      </w:r>
-    </w:p>
-    <w:p>
-      <w:pPr>
-        <w:spacing w:before="0" w:after="120" w:line="276" w:lineRule="auto"/>
-        <w:jc w:val="both"/>
-        <w:ind w:left="0" w:firstLine="288"/>
-      </w:pPr>
-      <w:r>
-        <w:rPr>
-          <w:rFonts w:ascii="Georgia" w:hAnsi="Georgia" w:cs="Georgia"/>
-          <w:b w:val="0"/>
-          <w:i w:val="0"/>
-          <w:sz w:val="22"/>
-        </w:rPr>
-      </w:r>
-      <w:r>
-        <w:rPr>
-          <w:rFonts w:ascii="Georgia" w:hAnsi="Georgia" w:cs="Georgia"/>
-          <w:b/>
-          <w:i w:val="0"/>
-          <w:sz w:val="22"/>
-        </w:rPr>
-        <w:t>Resolve:</w:t>
-      </w:r>
-      <w:r>
-        <w:rPr>
-          <w:rFonts w:ascii="Georgia" w:hAnsi="Georgia" w:cs="Georgia"/>
-          <w:b w:val="0"/>
-          <w:i w:val="0"/>
-          <w:sz w:val="22"/>
-        </w:rPr>
-      </w:r>
-    </w:p>
-    <w:p>
-      <w:pPr>
-        <w:spacing w:before="80" w:after="80" w:line="276" w:lineRule="auto"/>
-        <w:jc w:val="both"/>
-        <w:ind w:left="0" w:firstLine="288"/>
-      </w:pPr>
-      <w:r>
-        <w:rPr>
-          <w:rFonts w:ascii="Georgia" w:hAnsi="Georgia" w:cs="Georgia"/>
-          <w:b w:val="0"/>
-          <w:i/>
-          <w:color w:val="000000"/>
-          <w:sz w:val="21"/>
-        </w:rPr>
-        <w:t>What would help you feel more prepared next time? Would a dry run with me or someone on the team the day before be useful? I want to set you up to succeed on these.</w:t>
+        <w:t>I hear you, and I respect that. At the same time, consistent attendance during core hours is part of what the team relies on. When you're not there, it affects standups, it affects collaboration, and honestly, it affects how the team perceives fairness. I need us to get this back on track. What would that look like for you?</w:t>
       </w:r>
     </w:p>
     <w:p>
@@ -5486,7 +6307,7 @@
           <w:i w:val="0"/>
           <w:sz w:val="22"/>
         </w:rPr>
-        <w:t>✗ "That presentation was a disaster." → Global, catastrophic language. Triggers shame spiral.</w:t>
+        <w:t>✗ "Are you even committed to this job?" → Questioning someone's commitment is a profound status and identity threat.</w:t>
       </w:r>
     </w:p>
     <w:p>
@@ -5510,7 +6331,7 @@
           <w:i w:val="0"/>
           <w:sz w:val="22"/>
         </w:rPr>
-        <w:t>✗ "The client was really upset." → Amplifying third-party disapproval feels like social exile.</w:t>
+        <w:t>✗ "Other people have complained about you." → Anonymous criticism feels like betrayal. If there are complaints, own the feedback as the manager.</w:t>
       </w:r>
     </w:p>
     <w:p>
@@ -5534,7 +6355,7 @@
           <w:i w:val="0"/>
           <w:sz w:val="22"/>
         </w:rPr>
-        <w:t>✗ "You should have been more prepared." → Hindsight judgment. They already know.</w:t>
+        <w:t>✗ "You need to be here at 9, period." → Starting with the demand before understanding the context makes you an adversary, not a partner.</w:t>
       </w:r>
     </w:p>
     <w:p>
@@ -5558,7 +6379,7 @@
           <w:i w:val="0"/>
           <w:sz w:val="22"/>
         </w:rPr>
-        <w:t>✗ "I'm disappointed in you." → "In you" makes it about identity, not behavior. Say "in the outcome" if you must.</w:t>
+        <w:t>✗ "I've been keeping track." → Makes it sound like surveillance. Say "I've noticed" — it's softer and equally honest.</w:t>
       </w:r>
     </w:p>
     <w:p>
@@ -5582,7 +6403,7 @@
           <w:i w:val="0"/>
           <w:sz w:val="22"/>
         </w:rPr>
-        <w:t>✗ Starting with a compliment sandwich ("Great energy, but...") → People see through it. It makes every future compliment suspect.</w:t>
+        <w:t>✗ "This is really unfair to the rest of the team." → Guilt-based manipulation. State the impact neutrally.</w:t>
       </w:r>
     </w:p>
     <w:p>
@@ -5615,7 +6436,7 @@
           <w:i w:val="0"/>
           <w:sz w:val="22"/>
         </w:rPr>
-        <w:t xml:space="preserve">Negative feedback triggers an immediate </w:t>
+        <w:t xml:space="preserve">Attendance conversations hit </w:t>
       </w:r>
       <w:r>
         <w:rPr>
@@ -5624,16 +6445,16 @@
           <w:i w:val="0"/>
           <w:sz w:val="22"/>
         </w:rPr>
-        <w:t>status threat</w:t>
-      </w:r>
-      <w:r>
-        <w:rPr>
-          <w:rFonts w:ascii="Georgia" w:hAnsi="Georgia" w:cs="Georgia"/>
-          <w:b w:val="0"/>
-          <w:i w:val="0"/>
-          <w:sz w:val="22"/>
-        </w:rPr>
-        <w:t xml:space="preserve"> — their brain interprets it as a drop in social ranking. The dorsal anterior cingulate cortex (the brain's error-detection system) fires up, creating the visceral sensation of "something is wrong."</w:t>
+        <w:t>autonomy</w:t>
+      </w:r>
+      <w:r>
+        <w:rPr>
+          <w:rFonts w:ascii="Georgia" w:hAnsi="Georgia" w:cs="Georgia"/>
+          <w:b w:val="0"/>
+          <w:i w:val="0"/>
+          <w:sz w:val="22"/>
+        </w:rPr>
+        <w:t xml:space="preserve"> hard. Being told when and where to be feels like control, especially for adults who value independence. The brain processes this similarly to physical constraint.</w:t>
       </w:r>
     </w:p>
     <w:p>
@@ -5649,7 +6470,25 @@
           <w:i w:val="0"/>
           <w:sz w:val="22"/>
         </w:rPr>
-        <w:t>If the feedback is vague ("You need to do better"), the brain can't create an action plan, so it stays in threat mode. But if the feedback is specific and behavioral ("The numbers on slides 8 and 9 didn't match"), the prefrontal cortex can engage — it has something concrete to work with.</w:t>
+        <w:t xml:space="preserve">If there's a personal issue they haven't shared, they're also experiencing </w:t>
+      </w:r>
+      <w:r>
+        <w:rPr>
+          <w:rFonts w:ascii="Georgia" w:hAnsi="Georgia" w:cs="Georgia"/>
+          <w:b/>
+          <w:i w:val="0"/>
+          <w:sz w:val="22"/>
+        </w:rPr>
+        <w:t>concealment stress</w:t>
+      </w:r>
+      <w:r>
+        <w:rPr>
+          <w:rFonts w:ascii="Georgia" w:hAnsi="Georgia" w:cs="Georgia"/>
+          <w:b w:val="0"/>
+          <w:i w:val="0"/>
+          <w:sz w:val="22"/>
+        </w:rPr>
+        <w:t xml:space="preserve"> — the cognitive load of hiding something. This creates a particular kind of anxiety that makes people defensive even when they want to cooperate.</w:t>
       </w:r>
     </w:p>
     <w:p>
@@ -5665,7 +6504,7 @@
           <w:i w:val="0"/>
           <w:sz w:val="22"/>
         </w:rPr>
-        <w:t xml:space="preserve">By saying "I know you're capable of stronger work — I've seen it," you activate what neuroscientists call a </w:t>
+        <w:t xml:space="preserve">Your opening ("curiosity, not judgment") functions as a </w:t>
       </w:r>
       <w:r>
         <w:rPr>
@@ -5674,16 +6513,32 @@
           <w:i w:val="0"/>
           <w:sz w:val="22"/>
         </w:rPr>
-        <w:t>reappraisal pathway</w:t>
-      </w:r>
-      <w:r>
-        <w:rPr>
-          <w:rFonts w:ascii="Georgia" w:hAnsi="Georgia" w:cs="Georgia"/>
-          <w:b w:val="0"/>
-          <w:i w:val="0"/>
-          <w:sz w:val="22"/>
-        </w:rPr>
-        <w:t>. The brain reframes the feedback from "I'm failing" to "This was a miss, but my manager still believes in me." This dramatically changes the neurochemical environment from cortisol-dominant to dopamine-accessible.</w:t>
+        <w:t>threat-dampening signal</w:t>
+      </w:r>
+      <w:r>
+        <w:rPr>
+          <w:rFonts w:ascii="Georgia" w:hAnsi="Georgia" w:cs="Georgia"/>
+          <w:b w:val="0"/>
+          <w:i w:val="0"/>
+          <w:sz w:val="22"/>
+        </w:rPr>
+        <w:t>. It tells their amygdala: "This isn't an attack." Combined with genuine listening, you create a neurological environment where disclosure feels safe.</w:t>
+      </w:r>
+    </w:p>
+    <w:p>
+      <w:pPr>
+        <w:spacing w:before="0" w:after="120" w:line="276" w:lineRule="auto"/>
+        <w:jc w:val="both"/>
+        <w:ind w:left="0" w:firstLine="288"/>
+      </w:pPr>
+      <w:r>
+        <w:rPr>
+          <w:rFonts w:ascii="Georgia" w:hAnsi="Georgia" w:cs="Georgia"/>
+          <w:b w:val="0"/>
+          <w:i w:val="0"/>
+          <w:sz w:val="22"/>
+        </w:rPr>
+        <w:t>If they do open up about a personal issue, you'll notice a visible shift — shoulders drop, voice softens, sometimes tears. This is the parasympathetic nervous system taking over as the concealment stress releases. Don't rush past this moment. It's where trust is built.</w:t>
       </w:r>
     </w:p>
     <w:p>
@@ -5725,16 +6580,16 @@
           <w:i w:val="0"/>
           <w:sz w:val="22"/>
         </w:rPr>
-        <w:t>Same day or next morning:</w:t>
-      </w:r>
-      <w:r>
-        <w:rPr>
-          <w:rFonts w:ascii="Georgia" w:hAnsi="Georgia" w:cs="Georgia"/>
-          <w:b w:val="0"/>
-          <w:i w:val="0"/>
-          <w:sz w:val="22"/>
-        </w:rPr>
-        <w:t xml:space="preserve"> A brief, informal check-in. "Hey, I just wanted to see how you're doing after our conversation yesterday. I meant everything I said — I'm in your corner."</w:t>
+        <w:t>If there's a personal issue:</w:t>
+      </w:r>
+      <w:r>
+        <w:rPr>
+          <w:rFonts w:ascii="Georgia" w:hAnsi="Georgia" w:cs="Georgia"/>
+          <w:b w:val="0"/>
+          <w:i w:val="0"/>
+          <w:sz w:val="22"/>
+        </w:rPr>
+        <w:t xml:space="preserve"> Work with HR to explore accommodations (flexible hours, temporary remote work, EAP referral). Document the accommodation and timeline.</w:t>
       </w:r>
     </w:p>
     <w:p>
@@ -5759,16 +6614,50 @@
           <w:i w:val="0"/>
           <w:sz w:val="22"/>
         </w:rPr>
-        <w:t>Before the next similar event:</w:t>
-      </w:r>
-      <w:r>
-        <w:rPr>
-          <w:rFonts w:ascii="Georgia" w:hAnsi="Georgia" w:cs="Georgia"/>
-          <w:b w:val="0"/>
-          <w:i w:val="0"/>
-          <w:sz w:val="22"/>
-        </w:rPr>
-        <w:t xml:space="preserve"> Proactively offer the dry-run or prep session you discussed.</w:t>
+        <w:t>If it's a behavioral pattern without clear cause:</w:t>
+      </w:r>
+      <w:r>
+        <w:rPr>
+          <w:rFonts w:ascii="Georgia" w:hAnsi="Georgia" w:cs="Georgia"/>
+          <w:b w:val="0"/>
+          <w:i w:val="0"/>
+          <w:sz w:val="22"/>
+        </w:rPr>
+        <w:t xml:space="preserve"> Set specific expectations in writing. "Starting Monday, I need you online by 9 AM and at all scheduled team meetings unless you've flagged a conflict 24 hours in advance."</w:t>
+      </w:r>
+    </w:p>
+    <w:p>
+      <w:pPr>
+        <w:spacing w:before="0" w:after="120" w:line="276" w:lineRule="auto"/>
+        <w:jc w:val="both"/>
+        <w:ind w:left="288" w:firstLine="0"/>
+      </w:pPr>
+      <w:r>
+        <w:rPr>
+          <w:rFonts w:ascii="Georgia" w:hAnsi="Georgia" w:cs="Georgia"/>
+          <w:b w:val="0"/>
+          <w:i w:val="0"/>
+          <w:sz w:val="22"/>
+        </w:rPr>
+        <w:t xml:space="preserve">3. </w:t>
+      </w:r>
+      <w:r>
+        <w:rPr>
+          <w:rFonts w:ascii="Georgia" w:hAnsi="Georgia" w:cs="Georgia"/>
+          <w:b/>
+          <w:i w:val="0"/>
+          <w:sz w:val="22"/>
+        </w:rPr>
+        <w:t>Two-week check-in:</w:t>
+      </w:r>
+      <w:r>
+        <w:rPr>
+          <w:rFonts w:ascii="Georgia" w:hAnsi="Georgia" w:cs="Georgia"/>
+          <w:b w:val="0"/>
+          <w:i w:val="0"/>
+          <w:sz w:val="22"/>
+        </w:rPr>
+        <w:t xml:space="preserve"> "How's it going with the new plan? Any adjustments we need to make?"</w:t>
       </w:r>
     </w:p>
     <w:p>
@@ -5777,6 +6666,7 @@
         <w:jc w:val="both"/>
         <w:ind w:left="288" w:firstLine="0"/>
         <w:sectPr>
+          <w:footerReference w:type="first" r:id="rId12"/>
           <w:headerReference w:type="default" r:id="rId10"/>
           <w:headerReference w:type="even" r:id="rId9"/>
           <w:footerReference w:type="default" r:id="rId11"/>
@@ -5793,7 +6683,7 @@
           <w:i w:val="0"/>
           <w:sz w:val="22"/>
         </w:rPr>
-        <w:t xml:space="preserve">3. </w:t>
+        <w:t xml:space="preserve">4. </w:t>
       </w:r>
       <w:r>
         <w:rPr>
@@ -5802,34 +6692,16 @@
           <w:i w:val="0"/>
           <w:sz w:val="22"/>
         </w:rPr>
-        <w:t>After the next similar event:</w:t>
-      </w:r>
-      <w:r>
-        <w:rPr>
-          <w:rFonts w:ascii="Georgia" w:hAnsi="Georgia" w:cs="Georgia"/>
-          <w:b w:val="0"/>
-          <w:i w:val="0"/>
-          <w:sz w:val="22"/>
-        </w:rPr>
-        <w:t xml:space="preserve"> If it goes well, acknowledge it explicitly. The brain learns faster from recognized improvement than from corrected mistakes (this is called </w:t>
-      </w:r>
-      <w:r>
-        <w:rPr>
-          <w:rFonts w:ascii="Georgia" w:hAnsi="Georgia" w:cs="Georgia"/>
-          <w:b/>
-          <w:i w:val="0"/>
-          <w:sz w:val="22"/>
-        </w:rPr>
-        <w:t>positive prediction error</w:t>
-      </w:r>
-      <w:r>
-        <w:rPr>
-          <w:rFonts w:ascii="Georgia" w:hAnsi="Georgia" w:cs="Georgia"/>
-          <w:b w:val="0"/>
-          <w:i w:val="0"/>
-          <w:sz w:val="22"/>
-        </w:rPr>
-        <w:t xml:space="preserve"> in neuroscience).</w:t>
+        <w:t>If the pattern continues:</w:t>
+      </w:r>
+      <w:r>
+        <w:rPr>
+          <w:rFonts w:ascii="Georgia" w:hAnsi="Georgia" w:cs="Georgia"/>
+          <w:b w:val="0"/>
+          <w:i w:val="0"/>
+          <w:sz w:val="22"/>
+        </w:rPr>
+        <w:t xml:space="preserve"> Escalate to formal documentation. At this point, you've given support and clarity — continuing the pattern is a choice.</w:t>
       </w:r>
     </w:p>
     <w:p>
@@ -5848,7 +6720,7 @@
           <w:color w:val="000000"/>
           <w:sz w:val="36"/>
         </w:rPr>
-        <w:t>Chapter 5: Script: Addressing Attendance and Behavior Issues</w:t>
+        <w:t>Chapter 6: Script: Salary and Promotion Disappointment</w:t>
       </w:r>
     </w:p>
     <w:p>
@@ -5881,23 +6753,7 @@
           <w:i w:val="0"/>
           <w:sz w:val="22"/>
         </w:rPr>
-        <w:t>An employee is chronically late, frequently absent, missing meetings without explanation, or exhibiting behavior that's disruptive — interrupting others, using an aggressive tone, being dismissive in meetings. You've noticed the pattern, and possibly others have raised concerns. Whether you're having this conversation in person or over video, approach it with curiosity first.</w:t>
-      </w:r>
-    </w:p>
-    <w:p>
-      <w:pPr>
-        <w:spacing w:before="0" w:after="120" w:line="276" w:lineRule="auto"/>
-        <w:jc w:val="both"/>
-        <w:ind w:left="0" w:firstLine="288"/>
-      </w:pPr>
-      <w:r>
-        <w:rPr>
-          <w:rFonts w:ascii="Georgia" w:hAnsi="Georgia" w:cs="Georgia"/>
-          <w:b w:val="0"/>
-          <w:i w:val="0"/>
-          <w:sz w:val="22"/>
-        </w:rPr>
-        <w:t>This is sensitive because attendance and behavior issues often have underlying causes — personal struggles, health issues, disengagement, or sometimes a legitimate grievance about workload or fairness.</w:t>
+        <w:t>An employee asked for a raise or promotion and the answer is no — either because of budget constraints, timing, or because they're not yet ready. Or, the annual review cycle happened and their compensation increase was lower than expected. This conversation is high-stakes because it directly connects to how someone values their own worth. Whether you're having this conversation in person or over video, never deliver this news over text or email.</w:t>
       </w:r>
     </w:p>
     <w:p>
@@ -5938,7 +6794,7 @@
           <w:i w:val="0"/>
           <w:sz w:val="22"/>
         </w:rPr>
-        <w:t>Opening (private, one-on-one, never in front of others):</w:t>
+        <w:t>Opening:</w:t>
       </w:r>
       <w:r>
         <w:rPr>
@@ -5963,7 +6819,7 @@
           <w:color w:val="000000"/>
           <w:sz w:val="21"/>
         </w:rPr>
-        <w:t>Sam, I want to check in with you on something I've been noticing. I want to approach this with curiosity, not judgment, because I think there might be more to the story than what I'm seeing on the surface.</w:t>
+        <w:t>Morgan, I want to talk honestly with you about your compensation request. You deserve a thoughtful response, not a quick email, so I wanted us to sit down together.</w:t>
       </w:r>
     </w:p>
     <w:p>
@@ -5987,7 +6843,7 @@
           <w:i w:val="0"/>
           <w:sz w:val="22"/>
         </w:rPr>
-        <w:t>The observation:</w:t>
+        <w:t>The decision:</w:t>
       </w:r>
       <w:r>
         <w:rPr>
@@ -6012,7 +6868,7 @@
           <w:color w:val="000000"/>
           <w:sz w:val="21"/>
         </w:rPr>
-        <w:t>Over the past three weeks, you've missed three of our last five morning standups and were offline during core hours on four days. Our team's core collaboration window is 9 to 1 PM across time zones. You also left the sprint review early on Tuesday without explanation, and I noticed you weren't on the team call yesterday. I want to understand what's going on.</w:t>
+        <w:t>I've reviewed your request carefully and advocated for you in our planning discussions. The decision this cycle is that we're not able to move forward with the promotion right now. I know that's not what you wanted to hear, and I don't want to sugarcoat it.</w:t>
       </w:r>
     </w:p>
     <w:p>
@@ -6036,166 +6892,15 @@
           <w:i w:val="0"/>
           <w:sz w:val="22"/>
         </w:rPr>
-        <w:t>Listen first.</w:t>
-      </w:r>
-      <w:r>
-        <w:rPr>
-          <w:rFonts w:ascii="Georgia" w:hAnsi="Georgia" w:cs="Georgia"/>
-          <w:b w:val="0"/>
-          <w:i w:val="0"/>
-          <w:sz w:val="22"/>
-        </w:rPr>
-        <w:t xml:space="preserve"> This is especially important here. There may be:</w:t>
-      </w:r>
-    </w:p>
-    <w:p>
-      <w:pPr>
-        <w:spacing w:before="40" w:after="40" w:line="276" w:lineRule="auto"/>
-        <w:jc w:val="both"/>
-        <w:ind w:left="288" w:firstLine="0"/>
-      </w:pPr>
-      <w:r>
-        <w:rPr>
-          <w:rFonts w:ascii="Georgia" w:hAnsi="Georgia" w:cs="Georgia"/>
-          <w:b w:val="0"/>
-          <w:i w:val="0"/>
-          <w:sz w:val="22"/>
-        </w:rPr>
-        <w:t xml:space="preserve">• </w:t>
-      </w:r>
-      <w:r>
-        <w:rPr>
-          <w:rFonts w:ascii="Georgia" w:hAnsi="Georgia" w:cs="Georgia"/>
-          <w:b w:val="0"/>
-          <w:i w:val="0"/>
-          <w:sz w:val="22"/>
-        </w:rPr>
-        <w:t>A health issue (theirs or a family member's)</w:t>
-      </w:r>
-    </w:p>
-    <w:p>
-      <w:pPr>
-        <w:spacing w:before="40" w:after="40" w:line="276" w:lineRule="auto"/>
-        <w:jc w:val="both"/>
-        <w:ind w:left="288" w:firstLine="0"/>
-      </w:pPr>
-      <w:r>
-        <w:rPr>
-          <w:rFonts w:ascii="Georgia" w:hAnsi="Georgia" w:cs="Georgia"/>
-          <w:b w:val="0"/>
-          <w:i w:val="0"/>
-          <w:sz w:val="22"/>
-        </w:rPr>
-        <w:t xml:space="preserve">• </w:t>
-      </w:r>
-      <w:r>
-        <w:rPr>
-          <w:rFonts w:ascii="Georgia" w:hAnsi="Georgia" w:cs="Georgia"/>
-          <w:b w:val="0"/>
-          <w:i w:val="0"/>
-          <w:sz w:val="22"/>
-        </w:rPr>
-        <w:t>A childcare or eldercare situation</w:t>
-      </w:r>
-    </w:p>
-    <w:p>
-      <w:pPr>
-        <w:spacing w:before="40" w:after="40" w:line="276" w:lineRule="auto"/>
-        <w:jc w:val="both"/>
-        <w:ind w:left="288" w:firstLine="0"/>
-      </w:pPr>
-      <w:r>
-        <w:rPr>
-          <w:rFonts w:ascii="Georgia" w:hAnsi="Georgia" w:cs="Georgia"/>
-          <w:b w:val="0"/>
-          <w:i w:val="0"/>
-          <w:sz w:val="22"/>
-        </w:rPr>
-        <w:t xml:space="preserve">• </w:t>
-      </w:r>
-      <w:r>
-        <w:rPr>
-          <w:rFonts w:ascii="Georgia" w:hAnsi="Georgia" w:cs="Georgia"/>
-          <w:b w:val="0"/>
-          <w:i w:val="0"/>
-          <w:sz w:val="22"/>
-        </w:rPr>
-        <w:t>A mental health struggle</w:t>
-      </w:r>
-    </w:p>
-    <w:p>
-      <w:pPr>
-        <w:spacing w:before="40" w:after="40" w:line="276" w:lineRule="auto"/>
-        <w:jc w:val="both"/>
-        <w:ind w:left="288" w:firstLine="0"/>
-      </w:pPr>
-      <w:r>
-        <w:rPr>
-          <w:rFonts w:ascii="Georgia" w:hAnsi="Georgia" w:cs="Georgia"/>
-          <w:b w:val="0"/>
-          <w:i w:val="0"/>
-          <w:sz w:val="22"/>
-        </w:rPr>
-        <w:t xml:space="preserve">• </w:t>
-      </w:r>
-      <w:r>
-        <w:rPr>
-          <w:rFonts w:ascii="Georgia" w:hAnsi="Georgia" w:cs="Georgia"/>
-          <w:b w:val="0"/>
-          <w:i w:val="0"/>
-          <w:sz w:val="22"/>
-        </w:rPr>
-        <w:t>Digital fatigue or always-on burnout</w:t>
-      </w:r>
-    </w:p>
-    <w:p>
-      <w:pPr>
-        <w:spacing w:before="40" w:after="40" w:line="276" w:lineRule="auto"/>
-        <w:jc w:val="both"/>
-        <w:ind w:left="288" w:firstLine="0"/>
-      </w:pPr>
-      <w:r>
-        <w:rPr>
-          <w:rFonts w:ascii="Georgia" w:hAnsi="Georgia" w:cs="Georgia"/>
-          <w:b w:val="0"/>
-          <w:i w:val="0"/>
-          <w:sz w:val="22"/>
-        </w:rPr>
-        <w:t xml:space="preserve">• </w:t>
-      </w:r>
-      <w:r>
-        <w:rPr>
-          <w:rFonts w:ascii="Georgia" w:hAnsi="Georgia" w:cs="Georgia"/>
-          <w:b w:val="0"/>
-          <w:i w:val="0"/>
-          <w:sz w:val="22"/>
-        </w:rPr>
-        <w:t>A conflict with a teammate that's causing them to disengage from shared spaces</w:t>
-      </w:r>
-    </w:p>
-    <w:p>
-      <w:pPr>
-        <w:spacing w:before="40" w:after="40" w:line="276" w:lineRule="auto"/>
-        <w:jc w:val="both"/>
-        <w:ind w:left="288" w:firstLine="0"/>
-      </w:pPr>
-      <w:r>
-        <w:rPr>
-          <w:rFonts w:ascii="Georgia" w:hAnsi="Georgia" w:cs="Georgia"/>
-          <w:b w:val="0"/>
-          <w:i w:val="0"/>
-          <w:sz w:val="22"/>
-        </w:rPr>
-        <w:t xml:space="preserve">• </w:t>
-      </w:r>
-      <w:r>
-        <w:rPr>
-          <w:rFonts w:ascii="Georgia" w:hAnsi="Georgia" w:cs="Georgia"/>
-          <w:b w:val="0"/>
-          <w:i w:val="0"/>
-          <w:sz w:val="22"/>
-        </w:rPr>
-        <w:t>Timezone misalignment they haven't raised</w:t>
+        <w:t>The honest why:</w:t>
+      </w:r>
+      <w:r>
+        <w:rPr>
+          <w:rFonts w:ascii="Georgia" w:hAnsi="Georgia" w:cs="Georgia"/>
+          <w:b w:val="0"/>
+          <w:i w:val="0"/>
+          <w:sz w:val="22"/>
+        </w:rPr>
       </w:r>
     </w:p>
     <w:p>
@@ -6212,7 +6917,7 @@
           <w:color w:val="000000"/>
           <w:sz w:val="21"/>
         </w:rPr>
-        <w:t>Thank you for telling me that. I had no idea, and I'm glad you shared it. Let's figure out how to handle both things — supporting you and making sure the team isn't impacted.</w:t>
+        <w:t>There are two factors at play. First, there's an organizational budget constraint this quarter that's affecting everyone, not just you — and I want to be transparent about that. Second, and more importantly for your growth, there are a couple of areas where I'd like to see you stretch before you move into that next level. Specifically, leading cross-functional initiatives end-to-end and mentoring more junior team members. These are the criteria the leadership team looks at for that level.</w:t>
       </w:r>
     </w:p>
     <w:p>
@@ -6236,7 +6941,7 @@
           <w:i w:val="0"/>
           <w:sz w:val="22"/>
         </w:rPr>
-        <w:t>If there's no underlying cause, or they're dismissive:</w:t>
+        <w:t>Empathize:</w:t>
       </w:r>
       <w:r>
         <w:rPr>
@@ -6261,7 +6966,56 @@
           <w:color w:val="000000"/>
           <w:sz w:val="21"/>
         </w:rPr>
-        <w:t>I hear you, and I respect that. At the same time, consistent attendance during core hours is part of what the team relies on. When you're not there, it affects standups, it affects collaboration, and honestly, it affects how the team perceives fairness. I need us to get this back on track. What would that look like for you?</w:t>
+        <w:t>I know this is frustrating, especially when you've been working as hard as you have. Your effort is not in question — I want to be very clear about that.</w:t>
+      </w:r>
+    </w:p>
+    <w:p>
+      <w:pPr>
+        <w:spacing w:before="0" w:after="120" w:line="276" w:lineRule="auto"/>
+        <w:jc w:val="both"/>
+        <w:ind w:left="0" w:firstLine="288"/>
+      </w:pPr>
+      <w:r>
+        <w:rPr>
+          <w:rFonts w:ascii="Georgia" w:hAnsi="Georgia" w:cs="Georgia"/>
+          <w:b w:val="0"/>
+          <w:i w:val="0"/>
+          <w:sz w:val="22"/>
+        </w:rPr>
+      </w:r>
+      <w:r>
+        <w:rPr>
+          <w:rFonts w:ascii="Georgia" w:hAnsi="Georgia" w:cs="Georgia"/>
+          <w:b/>
+          <w:i w:val="0"/>
+          <w:sz w:val="22"/>
+        </w:rPr>
+        <w:t>Resolve:</w:t>
+      </w:r>
+      <w:r>
+        <w:rPr>
+          <w:rFonts w:ascii="Georgia" w:hAnsi="Georgia" w:cs="Georgia"/>
+          <w:b w:val="0"/>
+          <w:i w:val="0"/>
+          <w:sz w:val="22"/>
+        </w:rPr>
+      </w:r>
+    </w:p>
+    <w:p>
+      <w:pPr>
+        <w:spacing w:before="80" w:after="80" w:line="276" w:lineRule="auto"/>
+        <w:jc w:val="both"/>
+        <w:ind w:left="0" w:firstLine="288"/>
+      </w:pPr>
+      <w:r>
+        <w:rPr>
+          <w:rFonts w:ascii="Georgia" w:hAnsi="Georgia" w:cs="Georgia"/>
+          <w:b w:val="0"/>
+          <w:i/>
+          <w:color w:val="000000"/>
+          <w:sz w:val="21"/>
+        </w:rPr>
+        <w:t>Here's what I want to commit to: let's build a specific development plan together. I want to map out exactly what 'ready for promotion' looks like so there's no ambiguity. And I'm going to commit to revisiting this with you in six months — not as a vague promise, but as a specific date on the calendar. Can we do that?</w:t>
       </w:r>
     </w:p>
     <w:p>
@@ -6302,7 +7056,7 @@
           <w:i w:val="0"/>
           <w:sz w:val="22"/>
         </w:rPr>
-        <w:t>✗ "Are you even committed to this job?" → Questioning someone's commitment is a profound status and identity threat.</w:t>
+        <w:t>✗ "It's not in the budget." (Full stop, with no further context.) → Feels like a wall, not an explanation.</w:t>
       </w:r>
     </w:p>
     <w:p>
@@ -6326,7 +7080,7 @@
           <w:i w:val="0"/>
           <w:sz w:val="22"/>
         </w:rPr>
-        <w:t>✗ "Other people have complained about you." → Anonymous criticism feels like betrayal. If there are complaints, own the feedback as the manager.</w:t>
+        <w:t>✗ "Maybe next year." → Vague. Creates uncertainty, which the brain processes as threat.</w:t>
       </w:r>
     </w:p>
     <w:p>
@@ -6350,7 +7104,7 @@
           <w:i w:val="0"/>
           <w:sz w:val="22"/>
         </w:rPr>
-        <w:t>✗ "You need to be here at 9, period." → Starting with the demand before understanding the context makes you an adversary, not a partner.</w:t>
+        <w:t>✗ "You're doing great, it's just timing." → If they're "doing great," why no promotion? This creates cognitive dissonance.</w:t>
       </w:r>
     </w:p>
     <w:p>
@@ -6374,7 +7128,7 @@
           <w:i w:val="0"/>
           <w:sz w:val="22"/>
         </w:rPr>
-        <w:t>✗ "I've been keeping track." → Makes it sound like surveillance. Say "I've noticed" — it's softer and equally honest.</w:t>
+        <w:t>✗ "Lots of people don't get promoted this cycle." → Minimizing. They don't care about lots of people right now.</w:t>
       </w:r>
     </w:p>
     <w:p>
@@ -6398,7 +7152,31 @@
           <w:i w:val="0"/>
           <w:sz w:val="22"/>
         </w:rPr>
-        <w:t>✗ "This is really unfair to the rest of the team." → Guilt-based manipulation. State the impact neutrally.</w:t>
+        <w:t>✗ "You should be grateful for what you have." → Patronizing and tone-deaf. Shuts down the conversation immediately.</w:t>
+      </w:r>
+    </w:p>
+    <w:p>
+      <w:pPr>
+        <w:spacing w:before="40" w:after="40" w:line="276" w:lineRule="auto"/>
+        <w:jc w:val="both"/>
+        <w:ind w:left="288" w:firstLine="0"/>
+      </w:pPr>
+      <w:r>
+        <w:rPr>
+          <w:rFonts w:ascii="Georgia" w:hAnsi="Georgia" w:cs="Georgia"/>
+          <w:b w:val="0"/>
+          <w:i w:val="0"/>
+          <w:sz w:val="22"/>
+        </w:rPr>
+      </w:r>
+      <w:r>
+        <w:rPr>
+          <w:rFonts w:ascii="Georgia" w:hAnsi="Georgia" w:cs="Georgia"/>
+          <w:b w:val="0"/>
+          <w:i w:val="0"/>
+          <w:sz w:val="22"/>
+        </w:rPr>
+        <w:t>✗ "I fought for you but leadership said no." → Throwing leadership under the bus undermines the organization and your own authority.</w:t>
       </w:r>
     </w:p>
     <w:p>
@@ -6431,7 +7209,7 @@
           <w:i w:val="0"/>
           <w:sz w:val="22"/>
         </w:rPr>
-        <w:t xml:space="preserve">Attendance conversations hit </w:t>
+        <w:t xml:space="preserve">Compensation is deeply tied to </w:t>
       </w:r>
       <w:r>
         <w:rPr>
@@ -6440,16 +7218,34 @@
           <w:i w:val="0"/>
           <w:sz w:val="22"/>
         </w:rPr>
-        <w:t>autonomy</w:t>
-      </w:r>
-      <w:r>
-        <w:rPr>
-          <w:rFonts w:ascii="Georgia" w:hAnsi="Georgia" w:cs="Georgia"/>
-          <w:b w:val="0"/>
-          <w:i w:val="0"/>
-          <w:sz w:val="22"/>
-        </w:rPr>
-        <w:t xml:space="preserve"> hard. Being told when and where to be feels like control, especially for adults who value independence. The brain processes this similarly to physical constraint.</w:t>
+        <w:t>status</w:t>
+      </w:r>
+      <w:r>
+        <w:rPr>
+          <w:rFonts w:ascii="Georgia" w:hAnsi="Georgia" w:cs="Georgia"/>
+          <w:b w:val="0"/>
+          <w:i w:val="0"/>
+          <w:sz w:val="22"/>
+        </w:rPr>
+        <w:t xml:space="preserve"> and </w:t>
+      </w:r>
+      <w:r>
+        <w:rPr>
+          <w:rFonts w:ascii="Georgia" w:hAnsi="Georgia" w:cs="Georgia"/>
+          <w:b/>
+          <w:i w:val="0"/>
+          <w:sz w:val="22"/>
+        </w:rPr>
+        <w:t>fairness</w:t>
+      </w:r>
+      <w:r>
+        <w:rPr>
+          <w:rFonts w:ascii="Georgia" w:hAnsi="Georgia" w:cs="Georgia"/>
+          <w:b w:val="0"/>
+          <w:i w:val="0"/>
+          <w:sz w:val="22"/>
+        </w:rPr>
+        <w:t xml:space="preserve"> — two of the most potent SCARF domains (Rock, 2008). The brain processes an unexpected pay or promotion disappointment similarly to how it processes social rejection. fMRI studies show activation in the anterior insula — the same region activated by physical disgust.</w:t>
       </w:r>
     </w:p>
     <w:p>
@@ -6465,7 +7261,7 @@
           <w:i w:val="0"/>
           <w:sz w:val="22"/>
         </w:rPr>
-        <w:t xml:space="preserve">If there's a personal issue they haven't shared, they're also experiencing </w:t>
+        <w:t xml:space="preserve">The employee is also running </w:t>
       </w:r>
       <w:r>
         <w:rPr>
@@ -6474,16 +7270,34 @@
           <w:i w:val="0"/>
           <w:sz w:val="22"/>
         </w:rPr>
-        <w:t>concealment stress</w:t>
-      </w:r>
-      <w:r>
-        <w:rPr>
-          <w:rFonts w:ascii="Georgia" w:hAnsi="Georgia" w:cs="Georgia"/>
-          <w:b w:val="0"/>
-          <w:i w:val="0"/>
-          <w:sz w:val="22"/>
-        </w:rPr>
-        <w:t xml:space="preserve"> — the cognitive load of hiding something. This creates a particular kind of anxiety that makes people defensive even when they want to cooperate.</w:t>
+        <w:t>social comparison algorithms</w:t>
+      </w:r>
+      <w:r>
+        <w:rPr>
+          <w:rFonts w:ascii="Georgia" w:hAnsi="Georgia" w:cs="Georgia"/>
+          <w:b w:val="0"/>
+          <w:i w:val="0"/>
+          <w:sz w:val="22"/>
+        </w:rPr>
+        <w:t xml:space="preserve">: "If I didn't get it, who did? Am I valued less than them?" This is automatic and unconscious — you can't stop it, but you can address it by being specific about </w:t>
+      </w:r>
+      <w:r>
+        <w:rPr>
+          <w:rFonts w:ascii="Georgia" w:hAnsi="Georgia" w:cs="Georgia"/>
+          <w:b w:val="0"/>
+          <w:i/>
+          <w:sz w:val="22"/>
+        </w:rPr>
+        <w:t>their</w:t>
+      </w:r>
+      <w:r>
+        <w:rPr>
+          <w:rFonts w:ascii="Georgia" w:hAnsi="Georgia" w:cs="Georgia"/>
+          <w:b w:val="0"/>
+          <w:i w:val="0"/>
+          <w:sz w:val="22"/>
+        </w:rPr>
+        <w:t xml:space="preserve"> path rather than comparing them to others.</w:t>
       </w:r>
     </w:p>
     <w:p>
@@ -6499,7 +7313,7 @@
           <w:i w:val="0"/>
           <w:sz w:val="22"/>
         </w:rPr>
-        <w:t xml:space="preserve">Your opening ("curiosity, not judgment") functions as a </w:t>
+        <w:t xml:space="preserve">By providing specific criteria and a timeline, you restore </w:t>
       </w:r>
       <w:r>
         <w:rPr>
@@ -6508,32 +7322,16 @@
           <w:i w:val="0"/>
           <w:sz w:val="22"/>
         </w:rPr>
-        <w:t>threat-dampening signal</w:t>
-      </w:r>
-      <w:r>
-        <w:rPr>
-          <w:rFonts w:ascii="Georgia" w:hAnsi="Georgia" w:cs="Georgia"/>
-          <w:b w:val="0"/>
-          <w:i w:val="0"/>
-          <w:sz w:val="22"/>
-        </w:rPr>
-        <w:t>. It tells their amygdala: "This isn't an attack." Combined with genuine listening, you create a neurological environment where disclosure feels safe.</w:t>
-      </w:r>
-    </w:p>
-    <w:p>
-      <w:pPr>
-        <w:spacing w:before="0" w:after="120" w:line="276" w:lineRule="auto"/>
-        <w:jc w:val="both"/>
-        <w:ind w:left="0" w:firstLine="288"/>
-      </w:pPr>
-      <w:r>
-        <w:rPr>
-          <w:rFonts w:ascii="Georgia" w:hAnsi="Georgia" w:cs="Georgia"/>
-          <w:b w:val="0"/>
-          <w:i w:val="0"/>
-          <w:sz w:val="22"/>
-        </w:rPr>
-        <w:t>If they do open up about a personal issue, you'll notice a visible shift — shoulders drop, voice softens, sometimes tears. This is the parasympathetic nervous system taking over as the concealment stress releases. Don't rush past this moment. It's where trust is built.</w:t>
+        <w:t>certainty</w:t>
+      </w:r>
+      <w:r>
+        <w:rPr>
+          <w:rFonts w:ascii="Georgia" w:hAnsi="Georgia" w:cs="Georgia"/>
+          <w:b w:val="0"/>
+          <w:i w:val="0"/>
+          <w:sz w:val="22"/>
+        </w:rPr>
+        <w:t xml:space="preserve"> — one of the brain's most calming signals. The brain can tolerate "not yet" much better than "not now" when "yet" comes with a plan.</w:t>
       </w:r>
     </w:p>
     <w:p>
@@ -6575,16 +7373,16 @@
           <w:i w:val="0"/>
           <w:sz w:val="22"/>
         </w:rPr>
-        <w:t>If there's a personal issue:</w:t>
-      </w:r>
-      <w:r>
-        <w:rPr>
-          <w:rFonts w:ascii="Georgia" w:hAnsi="Georgia" w:cs="Georgia"/>
-          <w:b w:val="0"/>
-          <w:i w:val="0"/>
-          <w:sz w:val="22"/>
-        </w:rPr>
-        <w:t xml:space="preserve"> Work with HR to explore accommodations (flexible hours, temporary remote work, EAP referral). Document the accommodation and timeline.</w:t>
+        <w:t>Within one week:</w:t>
+      </w:r>
+      <w:r>
+        <w:rPr>
+          <w:rFonts w:ascii="Georgia" w:hAnsi="Georgia" w:cs="Georgia"/>
+          <w:b w:val="0"/>
+          <w:i w:val="0"/>
+          <w:sz w:val="22"/>
+        </w:rPr>
+        <w:t xml:space="preserve"> Send the development plan in writing. Include specific milestones, resources, and the six-month review date.</w:t>
       </w:r>
     </w:p>
     <w:p>
@@ -6609,16 +7407,16 @@
           <w:i w:val="0"/>
           <w:sz w:val="22"/>
         </w:rPr>
-        <w:t>If it's a behavioral pattern without clear cause:</w:t>
-      </w:r>
-      <w:r>
-        <w:rPr>
-          <w:rFonts w:ascii="Georgia" w:hAnsi="Georgia" w:cs="Georgia"/>
-          <w:b w:val="0"/>
-          <w:i w:val="0"/>
-          <w:sz w:val="22"/>
-        </w:rPr>
-        <w:t xml:space="preserve"> Set specific expectations in writing. "Starting Monday, I need you online by 9 AM and at all scheduled team meetings unless you've flagged a conflict 24 hours in advance."</w:t>
+        <w:t>Monthly touchpoints:</w:t>
+      </w:r>
+      <w:r>
+        <w:rPr>
+          <w:rFonts w:ascii="Georgia" w:hAnsi="Georgia" w:cs="Georgia"/>
+          <w:b w:val="0"/>
+          <w:i w:val="0"/>
+          <w:sz w:val="22"/>
+        </w:rPr>
+        <w:t xml:space="preserve"> Brief conversations about progress toward promotion criteria. This shows you haven't forgotten.</w:t>
       </w:r>
     </w:p>
     <w:p>
@@ -6643,16 +7441,16 @@
           <w:i w:val="0"/>
           <w:sz w:val="22"/>
         </w:rPr>
-        <w:t>Two-week check-in:</w:t>
-      </w:r>
-      <w:r>
-        <w:rPr>
-          <w:rFonts w:ascii="Georgia" w:hAnsi="Georgia" w:cs="Georgia"/>
-          <w:b w:val="0"/>
-          <w:i w:val="0"/>
-          <w:sz w:val="22"/>
-        </w:rPr>
-        <w:t xml:space="preserve"> "How's it going with the new plan? Any adjustments we need to make?"</w:t>
+        <w:t>At the six-month mark:</w:t>
+      </w:r>
+      <w:r>
+        <w:rPr>
+          <w:rFonts w:ascii="Georgia" w:hAnsi="Georgia" w:cs="Georgia"/>
+          <w:b w:val="0"/>
+          <w:i w:val="0"/>
+          <w:sz w:val="22"/>
+        </w:rPr>
+        <w:t xml:space="preserve"> A formal review. If they've met the criteria, advocate aggressively. If not, have an honest conversation about what's still needed.</w:t>
       </w:r>
     </w:p>
     <w:p>
@@ -6661,6 +7459,7 @@
         <w:jc w:val="both"/>
         <w:ind w:left="288" w:firstLine="0"/>
         <w:sectPr>
+          <w:footerReference w:type="first" r:id="rId12"/>
           <w:headerReference w:type="default" r:id="rId10"/>
           <w:headerReference w:type="even" r:id="rId9"/>
           <w:footerReference w:type="default" r:id="rId11"/>
@@ -6686,16 +7485,16 @@
           <w:i w:val="0"/>
           <w:sz w:val="22"/>
         </w:rPr>
-        <w:t>If the pattern continues:</w:t>
-      </w:r>
-      <w:r>
-        <w:rPr>
-          <w:rFonts w:ascii="Georgia" w:hAnsi="Georgia" w:cs="Georgia"/>
-          <w:b w:val="0"/>
-          <w:i w:val="0"/>
-          <w:sz w:val="22"/>
-        </w:rPr>
-        <w:t xml:space="preserve"> Escalate to formal documentation. At this point, you've given support and clarity — continuing the pattern is a choice.</w:t>
+        <w:t>Watch for disengagement:</w:t>
+      </w:r>
+      <w:r>
+        <w:rPr>
+          <w:rFonts w:ascii="Georgia" w:hAnsi="Georgia" w:cs="Georgia"/>
+          <w:b w:val="0"/>
+          <w:i w:val="0"/>
+          <w:sz w:val="22"/>
+        </w:rPr>
+        <w:t xml:space="preserve"> Compensation disappointment is a top driver of turnover. If you notice withdrawal, have a proactive check-in: "I want to make sure you're feeling supported and that our plan is still working for you."</w:t>
       </w:r>
     </w:p>
     <w:p>
@@ -6714,7 +7513,7 @@
           <w:color w:val="000000"/>
           <w:sz w:val="36"/>
         </w:rPr>
-        <w:t>Chapter 6: Script: Salary and Promotion Disappointment</w:t>
+        <w:t>Chapter 7: Script: Letting Someone Go</w:t>
       </w:r>
     </w:p>
     <w:p>
@@ -6747,7 +7546,40 @@
           <w:i w:val="0"/>
           <w:sz w:val="22"/>
         </w:rPr>
-        <w:t>An employee asked for a raise or promotion and the answer is no — either because of budget constraints, timing, or because they're not yet ready. Or, the annual review cycle happened and their compensation increase was lower than expected. This conversation is high-stakes because it directly connects to how someone values their own worth. Whether you're having this conversation in person or over video, never deliver this news over text or email.</w:t>
+        <w:t>This is the hardest conversation in management. The decision has been made — through a performance improvement process that didn't succeed, a restructuring, or another business reason. This is not a conversation about whether to let someone go; that decision is already final. This is about how you conduct the termination with dignity and humanity. Whether you're having this conversation in person or over video, every word carries weight.</w:t>
+      </w:r>
+    </w:p>
+    <w:p>
+      <w:pPr>
+        <w:spacing w:before="0" w:after="120" w:line="276" w:lineRule="auto"/>
+        <w:jc w:val="both"/>
+        <w:ind w:left="0" w:firstLine="288"/>
+      </w:pPr>
+      <w:r>
+        <w:rPr>
+          <w:rFonts w:ascii="Georgia" w:hAnsi="Georgia" w:cs="Georgia"/>
+          <w:b w:val="0"/>
+          <w:i w:val="0"/>
+          <w:sz w:val="22"/>
+        </w:rPr>
+      </w:r>
+      <w:r>
+        <w:rPr>
+          <w:rFonts w:ascii="Georgia" w:hAnsi="Georgia" w:cs="Georgia"/>
+          <w:b/>
+          <w:i w:val="0"/>
+          <w:sz w:val="22"/>
+        </w:rPr>
+        <w:t>Important:</w:t>
+      </w:r>
+      <w:r>
+        <w:rPr>
+          <w:rFonts w:ascii="Georgia" w:hAnsi="Georgia" w:cs="Georgia"/>
+          <w:b w:val="0"/>
+          <w:i w:val="0"/>
+          <w:sz w:val="22"/>
+        </w:rPr>
+        <w:t xml:space="preserve"> Always coordinate with HR and legal before this conversation. Adapt the process to your local employment laws and company policies. Have the logistics pre-arranged: final paycheck, benefits information, severance details if applicable, equipment return process.</w:t>
       </w:r>
     </w:p>
     <w:p>
@@ -6788,7 +7620,7 @@
           <w:i w:val="0"/>
           <w:sz w:val="22"/>
         </w:rPr>
-        <w:t>Opening:</w:t>
+        <w:t>Opening (direct, within the first 30 seconds):</w:t>
       </w:r>
       <w:r>
         <w:rPr>
@@ -6813,7 +7645,7 @@
           <w:color w:val="000000"/>
           <w:sz w:val="21"/>
         </w:rPr>
-        <w:t>Morgan, I want to talk honestly with you about your compensation request. You deserve a thoughtful response, not a quick email, so I wanted us to sit down together.</w:t>
+        <w:t>Riley, thank you for coming in. I need to share some difficult news with you. We've made the decision to end your employment, effective today. I know this is a shock, and I want to walk through everything with you.</w:t>
       </w:r>
     </w:p>
     <w:p>
@@ -6829,6 +7661,22 @@
           <w:i w:val="0"/>
           <w:sz w:val="22"/>
         </w:rPr>
+        <w:t>Do not bury the lead. Do not spend five minutes on small talk. The kindest thing you can do is be direct.</w:t>
+      </w:r>
+    </w:p>
+    <w:p>
+      <w:pPr>
+        <w:spacing w:before="0" w:after="120" w:line="276" w:lineRule="auto"/>
+        <w:jc w:val="both"/>
+        <w:ind w:left="0" w:firstLine="288"/>
+      </w:pPr>
+      <w:r>
+        <w:rPr>
+          <w:rFonts w:ascii="Georgia" w:hAnsi="Georgia" w:cs="Georgia"/>
+          <w:b w:val="0"/>
+          <w:i w:val="0"/>
+          <w:sz w:val="22"/>
+        </w:rPr>
       </w:r>
       <w:r>
         <w:rPr>
@@ -6837,7 +7685,7 @@
           <w:i w:val="0"/>
           <w:sz w:val="22"/>
         </w:rPr>
-        <w:t>The decision:</w:t>
+        <w:t>The reason (brief, honest, previously discussed):</w:t>
       </w:r>
       <w:r>
         <w:rPr>
@@ -6862,7 +7710,7 @@
           <w:color w:val="000000"/>
           <w:sz w:val="21"/>
         </w:rPr>
-        <w:t>I've reviewed your request carefully and advocated for you in our planning discussions. The decision this cycle is that we're not able to move forward with the promotion right now. I know that's not what you wanted to hear, and I don't want to sugarcoat it.</w:t>
+        <w:t>As we discussed during our performance improvement process over the past 90 days, there were specific areas where we needed to see significant progress — particularly in project delivery timelines and stakeholder communication. Despite the support and resources we put in place, we haven't seen the sustained improvement that's needed for this role. This is a business decision, and it's final.</w:t>
       </w:r>
     </w:p>
     <w:p>
@@ -6886,7 +7734,7 @@
           <w:i w:val="0"/>
           <w:sz w:val="22"/>
         </w:rPr>
-        <w:t>The honest why:</w:t>
+        <w:t>Empathy (genuine, not performative):</w:t>
       </w:r>
       <w:r>
         <w:rPr>
@@ -6911,7 +7759,7 @@
           <w:color w:val="000000"/>
           <w:sz w:val="21"/>
         </w:rPr>
-        <w:t>There are two factors at play. First, there's an organizational budget constraint this quarter that's affecting everyone, not just you — and I want to be transparent about that. Second, and more importantly for your growth, there are a couple of areas where I'd like to see you stretch before you move into that next level. Specifically, leading cross-functional initiatives end-to-end and mentoring more junior team members. These are the criteria the leadership team looks at for that level.</w:t>
+        <w:t>I want you to know that I don't take this lightly. This is the hardest part of my job, and I recognize this affects your life in a significant way. You've contributed real things to this team, and that's not erased by this decision.</w:t>
       </w:r>
     </w:p>
     <w:p>
@@ -6935,7 +7783,7 @@
           <w:i w:val="0"/>
           <w:sz w:val="22"/>
         </w:rPr>
-        <w:t>Empathize:</w:t>
+        <w:t>Logistics:</w:t>
       </w:r>
       <w:r>
         <w:rPr>
@@ -6960,7 +7808,7 @@
           <w:color w:val="000000"/>
           <w:sz w:val="21"/>
         </w:rPr>
-        <w:t>I know this is frustrating, especially when you've been working as hard as you have. Your effort is not in question — I want to be very clear about that.</w:t>
+        <w:t>HR is here to walk you through the details — your severance package, benefits continuation, and how the transition will work. I want to make sure all your questions get answered today.</w:t>
       </w:r>
     </w:p>
     <w:p>
@@ -6984,7 +7832,7 @@
           <w:i w:val="0"/>
           <w:sz w:val="22"/>
         </w:rPr>
-        <w:t>Resolve:</w:t>
+        <w:t>Close:</w:t>
       </w:r>
       <w:r>
         <w:rPr>
@@ -7009,7 +7857,7 @@
           <w:color w:val="000000"/>
           <w:sz w:val="21"/>
         </w:rPr>
-        <w:t>Here's what I want to commit to: let's build a specific development plan together. I want to map out exactly what 'ready for promotion' looks like so there's no ambiguity. And I'm going to commit to revisiting this with you in six months — not as a vague promise, but as a specific date on the calendar. Can we do that?</w:t>
+        <w:t>I wish you genuinely well, Riley. I mean that.</w:t>
       </w:r>
     </w:p>
     <w:p>
@@ -7050,7 +7898,7 @@
           <w:i w:val="0"/>
           <w:sz w:val="22"/>
         </w:rPr>
-        <w:t>✗ "It's not in the budget." (Full stop, with no further context.) → Feels like a wall, not an explanation.</w:t>
+        <w:t>✗ "This is really hard for me too." → It's exponentially harder for them. Don't center your discomfort.</w:t>
       </w:r>
     </w:p>
     <w:p>
@@ -7074,7 +7922,7 @@
           <w:i w:val="0"/>
           <w:sz w:val="22"/>
         </w:rPr>
-        <w:t>✗ "Maybe next year." → Vague. Creates uncertainty, which the brain processes as threat.</w:t>
+        <w:t>✗ "We're going in a different direction." → Corporate jargon that dehumanizes the moment. Be real.</w:t>
       </w:r>
     </w:p>
     <w:p>
@@ -7098,7 +7946,7 @@
           <w:i w:val="0"/>
           <w:sz w:val="22"/>
         </w:rPr>
-        <w:t>✗ "You're doing great, it's just timing." → If they're "doing great," why no promotion? This creates cognitive dissonance.</w:t>
+        <w:t>✗ "I'm sure you'll land on your feet." → Premature optimism. They haven't processed the loss yet.</w:t>
       </w:r>
     </w:p>
     <w:p>
@@ -7122,7 +7970,7 @@
           <w:i w:val="0"/>
           <w:sz w:val="22"/>
         </w:rPr>
-        <w:t>✗ "Lots of people don't get promoted this cycle." → Minimizing. They don't care about lots of people right now.</w:t>
+        <w:t>✗ "If it were up to me..." → You're the manager. As far as they're concerned, it was up to you. Don't deflect.</w:t>
       </w:r>
     </w:p>
     <w:p>
@@ -7146,7 +7994,7 @@
           <w:i w:val="0"/>
           <w:sz w:val="22"/>
         </w:rPr>
-        <w:t>✗ "You should be grateful for what you have." → Patronizing and tone-deaf. Shuts down the conversation immediately.</w:t>
+        <w:t>✗ "We can still be friends." → Inappropriate. The power dynamic makes this uncomfortable.</w:t>
       </w:r>
     </w:p>
     <w:p>
@@ -7170,7 +8018,7 @@
           <w:i w:val="0"/>
           <w:sz w:val="22"/>
         </w:rPr>
-        <w:t>✗ "I fought for you but leadership said no." → Throwing leadership under the bus undermines the organization and your own authority.</w:t>
+        <w:t>✗ Any criticism of their work in this moment. → The feedback phase is over. This is not a teaching moment. This is a human moment.</w:t>
       </w:r>
     </w:p>
     <w:p>
@@ -7203,7 +8051,47 @@
           <w:i w:val="0"/>
           <w:sz w:val="22"/>
         </w:rPr>
-        <w:t xml:space="preserve">Compensation is deeply tied to </w:t>
+        <w:t>Termination triggers the most extreme stress response in workplace neuroscience. Research suggests that job loss can activate brain regions associated with grief and social loss — the same neural pathways involved in processing the death of a loved one. This is not an exaggeration; neuroimaging studies confirm it.</w:t>
+      </w:r>
+    </w:p>
+    <w:p>
+      <w:pPr>
+        <w:spacing w:before="0" w:after="120" w:line="276" w:lineRule="auto"/>
+        <w:jc w:val="both"/>
+        <w:ind w:left="0" w:firstLine="288"/>
+      </w:pPr>
+      <w:r>
+        <w:rPr>
+          <w:rFonts w:ascii="Georgia" w:hAnsi="Georgia" w:cs="Georgia"/>
+          <w:b w:val="0"/>
+          <w:i w:val="0"/>
+          <w:sz w:val="22"/>
+        </w:rPr>
+        <w:t>In the first 30-60 seconds, the employee may experience:</w:t>
+      </w:r>
+    </w:p>
+    <w:p>
+      <w:pPr>
+        <w:spacing w:before="40" w:after="40" w:line="276" w:lineRule="auto"/>
+        <w:jc w:val="both"/>
+        <w:ind w:left="288" w:firstLine="0"/>
+      </w:pPr>
+      <w:r>
+        <w:rPr>
+          <w:rFonts w:ascii="Georgia" w:hAnsi="Georgia" w:cs="Georgia"/>
+          <w:b w:val="0"/>
+          <w:i w:val="0"/>
+          <w:sz w:val="22"/>
+        </w:rPr>
+        <w:t xml:space="preserve">• </w:t>
+      </w:r>
+      <w:r>
+        <w:rPr>
+          <w:rFonts w:ascii="Georgia" w:hAnsi="Georgia" w:cs="Georgia"/>
+          <w:b w:val="0"/>
+          <w:i w:val="0"/>
+          <w:sz w:val="22"/>
+        </w:rPr>
       </w:r>
       <w:r>
         <w:rPr>
@@ -7212,16 +8100,40 @@
           <w:i w:val="0"/>
           <w:sz w:val="22"/>
         </w:rPr>
-        <w:t>status</w:t>
-      </w:r>
-      <w:r>
-        <w:rPr>
-          <w:rFonts w:ascii="Georgia" w:hAnsi="Georgia" w:cs="Georgia"/>
-          <w:b w:val="0"/>
-          <w:i w:val="0"/>
-          <w:sz w:val="22"/>
-        </w:rPr>
-        <w:t xml:space="preserve"> and </w:t>
+        <w:t>Dorsal vagal shutdown:</w:t>
+      </w:r>
+      <w:r>
+        <w:rPr>
+          <w:rFonts w:ascii="Georgia" w:hAnsi="Georgia" w:cs="Georgia"/>
+          <w:b w:val="0"/>
+          <w:i w:val="0"/>
+          <w:sz w:val="22"/>
+        </w:rPr>
+        <w:t xml:space="preserve"> A "freeze" response where they go blank, numb, or dissociate. They may stare, go quiet, or seem oddly calm. This is not acceptance — it's shock.</w:t>
+      </w:r>
+    </w:p>
+    <w:p>
+      <w:pPr>
+        <w:spacing w:before="40" w:after="40" w:line="276" w:lineRule="auto"/>
+        <w:jc w:val="both"/>
+        <w:ind w:left="288" w:firstLine="0"/>
+      </w:pPr>
+      <w:r>
+        <w:rPr>
+          <w:rFonts w:ascii="Georgia" w:hAnsi="Georgia" w:cs="Georgia"/>
+          <w:b w:val="0"/>
+          <w:i w:val="0"/>
+          <w:sz w:val="22"/>
+        </w:rPr>
+        <w:t xml:space="preserve">• </w:t>
+      </w:r>
+      <w:r>
+        <w:rPr>
+          <w:rFonts w:ascii="Georgia" w:hAnsi="Georgia" w:cs="Georgia"/>
+          <w:b w:val="0"/>
+          <w:i w:val="0"/>
+          <w:sz w:val="22"/>
+        </w:rPr>
       </w:r>
       <w:r>
         <w:rPr>
@@ -7230,16 +8142,58 @@
           <w:i w:val="0"/>
           <w:sz w:val="22"/>
         </w:rPr>
-        <w:t>fairness</w:t>
-      </w:r>
-      <w:r>
-        <w:rPr>
-          <w:rFonts w:ascii="Georgia" w:hAnsi="Georgia" w:cs="Georgia"/>
-          <w:b w:val="0"/>
-          <w:i w:val="0"/>
-          <w:sz w:val="22"/>
-        </w:rPr>
-        <w:t xml:space="preserve"> — two of the most potent SCARF domains (Rock, 2008). The brain processes an unexpected pay or promotion disappointment similarly to how it processes social rejection. fMRI studies show activation in the anterior insula — the same region activated by physical disgust.</w:t>
+        <w:t>Sympathetic activation:</w:t>
+      </w:r>
+      <w:r>
+        <w:rPr>
+          <w:rFonts w:ascii="Georgia" w:hAnsi="Georgia" w:cs="Georgia"/>
+          <w:b w:val="0"/>
+          <w:i w:val="0"/>
+          <w:sz w:val="22"/>
+        </w:rPr>
+        <w:t xml:space="preserve"> Fight (anger, argument) or flight (wanting to leave immediately).</w:t>
+      </w:r>
+    </w:p>
+    <w:p>
+      <w:pPr>
+        <w:spacing w:before="40" w:after="40" w:line="276" w:lineRule="auto"/>
+        <w:jc w:val="both"/>
+        <w:ind w:left="288" w:firstLine="0"/>
+      </w:pPr>
+      <w:r>
+        <w:rPr>
+          <w:rFonts w:ascii="Georgia" w:hAnsi="Georgia" w:cs="Georgia"/>
+          <w:b w:val="0"/>
+          <w:i w:val="0"/>
+          <w:sz w:val="22"/>
+        </w:rPr>
+        <w:t xml:space="preserve">• </w:t>
+      </w:r>
+      <w:r>
+        <w:rPr>
+          <w:rFonts w:ascii="Georgia" w:hAnsi="Georgia" w:cs="Georgia"/>
+          <w:b w:val="0"/>
+          <w:i w:val="0"/>
+          <w:sz w:val="22"/>
+        </w:rPr>
+      </w:r>
+      <w:r>
+        <w:rPr>
+          <w:rFonts w:ascii="Georgia" w:hAnsi="Georgia" w:cs="Georgia"/>
+          <w:b/>
+          <w:i w:val="0"/>
+          <w:sz w:val="22"/>
+        </w:rPr>
+        <w:t>Cognitive flooding:</w:t>
+      </w:r>
+      <w:r>
+        <w:rPr>
+          <w:rFonts w:ascii="Georgia" w:hAnsi="Georgia" w:cs="Georgia"/>
+          <w:b w:val="0"/>
+          <w:i w:val="0"/>
+          <w:sz w:val="22"/>
+        </w:rPr>
+        <w:t xml:space="preserve"> An inability to process information. This is why you should never deliver the logistics verbally and expect them to remember. Have everything in writing.</w:t>
       </w:r>
     </w:p>
     <w:p>
@@ -7255,77 +8209,7 @@
           <w:i w:val="0"/>
           <w:sz w:val="22"/>
         </w:rPr>
-        <w:t xml:space="preserve">The employee is also running </w:t>
-      </w:r>
-      <w:r>
-        <w:rPr>
-          <w:rFonts w:ascii="Georgia" w:hAnsi="Georgia" w:cs="Georgia"/>
-          <w:b/>
-          <w:i w:val="0"/>
-          <w:sz w:val="22"/>
-        </w:rPr>
-        <w:t>social comparison algorithms</w:t>
-      </w:r>
-      <w:r>
-        <w:rPr>
-          <w:rFonts w:ascii="Georgia" w:hAnsi="Georgia" w:cs="Georgia"/>
-          <w:b w:val="0"/>
-          <w:i w:val="0"/>
-          <w:sz w:val="22"/>
-        </w:rPr>
-        <w:t xml:space="preserve">: "If I didn't get it, who did? Am I valued less than them?" This is automatic and unconscious — you can't stop it, but you can address it by being specific about </w:t>
-      </w:r>
-      <w:r>
-        <w:rPr>
-          <w:rFonts w:ascii="Georgia" w:hAnsi="Georgia" w:cs="Georgia"/>
-          <w:b w:val="0"/>
-          <w:i/>
-          <w:sz w:val="22"/>
-        </w:rPr>
-        <w:t>their</w:t>
-      </w:r>
-      <w:r>
-        <w:rPr>
-          <w:rFonts w:ascii="Georgia" w:hAnsi="Georgia" w:cs="Georgia"/>
-          <w:b w:val="0"/>
-          <w:i w:val="0"/>
-          <w:sz w:val="22"/>
-        </w:rPr>
-        <w:t xml:space="preserve"> path rather than comparing them to others.</w:t>
-      </w:r>
-    </w:p>
-    <w:p>
-      <w:pPr>
-        <w:spacing w:before="0" w:after="120" w:line="276" w:lineRule="auto"/>
-        <w:jc w:val="both"/>
-        <w:ind w:left="0" w:firstLine="288"/>
-      </w:pPr>
-      <w:r>
-        <w:rPr>
-          <w:rFonts w:ascii="Georgia" w:hAnsi="Georgia" w:cs="Georgia"/>
-          <w:b w:val="0"/>
-          <w:i w:val="0"/>
-          <w:sz w:val="22"/>
-        </w:rPr>
-        <w:t xml:space="preserve">By providing specific criteria and a timeline, you restore </w:t>
-      </w:r>
-      <w:r>
-        <w:rPr>
-          <w:rFonts w:ascii="Georgia" w:hAnsi="Georgia" w:cs="Georgia"/>
-          <w:b/>
-          <w:i w:val="0"/>
-          <w:sz w:val="22"/>
-        </w:rPr>
-        <w:t>certainty</w:t>
-      </w:r>
-      <w:r>
-        <w:rPr>
-          <w:rFonts w:ascii="Georgia" w:hAnsi="Georgia" w:cs="Georgia"/>
-          <w:b w:val="0"/>
-          <w:i w:val="0"/>
-          <w:sz w:val="22"/>
-        </w:rPr>
-        <w:t xml:space="preserve"> — one of the brain's most calming signals. The brain can tolerate "not yet" much better than "not now" when "yet" comes with a plan.</w:t>
+        <w:t>Their brain will replay this conversation hundreds of times. The exact words you use will become a memory they carry. This is why every word matters.</w:t>
       </w:r>
     </w:p>
     <w:p>
@@ -7367,16 +8251,16 @@
           <w:i w:val="0"/>
           <w:sz w:val="22"/>
         </w:rPr>
-        <w:t>Within one week:</w:t>
-      </w:r>
-      <w:r>
-        <w:rPr>
-          <w:rFonts w:ascii="Georgia" w:hAnsi="Georgia" w:cs="Georgia"/>
-          <w:b w:val="0"/>
-          <w:i w:val="0"/>
-          <w:sz w:val="22"/>
-        </w:rPr>
-        <w:t xml:space="preserve"> Send the development plan in writing. Include specific milestones, resources, and the six-month review date.</w:t>
+        <w:t>In the meeting:</w:t>
+      </w:r>
+      <w:r>
+        <w:rPr>
+          <w:rFonts w:ascii="Georgia" w:hAnsi="Georgia" w:cs="Georgia"/>
+          <w:b w:val="0"/>
+          <w:i w:val="0"/>
+          <w:sz w:val="22"/>
+        </w:rPr>
+        <w:t xml:space="preserve"> Have HR present. Provide all logistics in a written document. Do not make them take notes.</w:t>
       </w:r>
     </w:p>
     <w:p>
@@ -7401,16 +8285,16 @@
           <w:i w:val="0"/>
           <w:sz w:val="22"/>
         </w:rPr>
-        <w:t>Monthly touchpoints:</w:t>
-      </w:r>
-      <w:r>
-        <w:rPr>
-          <w:rFonts w:ascii="Georgia" w:hAnsi="Georgia" w:cs="Georgia"/>
-          <w:b w:val="0"/>
-          <w:i w:val="0"/>
-          <w:sz w:val="22"/>
-        </w:rPr>
-        <w:t xml:space="preserve"> Brief conversations about progress toward promotion criteria. This shows you haven't forgotten.</w:t>
+        <w:t>Team communication:</w:t>
+      </w:r>
+      <w:r>
+        <w:rPr>
+          <w:rFonts w:ascii="Georgia" w:hAnsi="Georgia" w:cs="Georgia"/>
+          <w:b w:val="0"/>
+          <w:i w:val="0"/>
+          <w:sz w:val="22"/>
+        </w:rPr>
+        <w:t xml:space="preserve"> Brief the team promptly and honestly. "Riley is no longer with the team, effective today. I want to respect their privacy, so I won't go into details. If you have questions or concerns about how this affects your work, my door is open."</w:t>
       </w:r>
     </w:p>
     <w:p>
@@ -7435,16 +8319,34 @@
           <w:i w:val="0"/>
           <w:sz w:val="22"/>
         </w:rPr>
-        <w:t>At the six-month mark:</w:t>
-      </w:r>
-      <w:r>
-        <w:rPr>
-          <w:rFonts w:ascii="Georgia" w:hAnsi="Georgia" w:cs="Georgia"/>
-          <w:b w:val="0"/>
-          <w:i w:val="0"/>
-          <w:sz w:val="22"/>
-        </w:rPr>
-        <w:t xml:space="preserve"> A formal review. If they've met the criteria, advocate aggressively. If not, have an honest conversation about what's still needed.</w:t>
+        <w:t>Team morale:</w:t>
+      </w:r>
+      <w:r>
+        <w:rPr>
+          <w:rFonts w:ascii="Georgia" w:hAnsi="Georgia" w:cs="Georgia"/>
+          <w:b w:val="0"/>
+          <w:i w:val="0"/>
+          <w:sz w:val="22"/>
+        </w:rPr>
+        <w:t xml:space="preserve"> Watch your remaining team closely for the next 1-2 weeks. Terminations trigger </w:t>
+      </w:r>
+      <w:r>
+        <w:rPr>
+          <w:rFonts w:ascii="Georgia" w:hAnsi="Georgia" w:cs="Georgia"/>
+          <w:b/>
+          <w:i w:val="0"/>
+          <w:sz w:val="22"/>
+        </w:rPr>
+        <w:t>survivor anxiety</w:t>
+      </w:r>
+      <w:r>
+        <w:rPr>
+          <w:rFonts w:ascii="Georgia" w:hAnsi="Georgia" w:cs="Georgia"/>
+          <w:b w:val="0"/>
+          <w:i w:val="0"/>
+          <w:sz w:val="22"/>
+        </w:rPr>
+        <w:t xml:space="preserve"> — "Am I next?" Have brief, reassuring one-on-ones.</w:t>
       </w:r>
     </w:p>
     <w:p>
@@ -7453,6 +8355,7 @@
         <w:jc w:val="both"/>
         <w:ind w:left="288" w:firstLine="0"/>
         <w:sectPr>
+          <w:footerReference w:type="first" r:id="rId12"/>
           <w:headerReference w:type="default" r:id="rId10"/>
           <w:headerReference w:type="even" r:id="rId9"/>
           <w:footerReference w:type="default" r:id="rId11"/>
@@ -7478,16 +8381,16 @@
           <w:i w:val="0"/>
           <w:sz w:val="22"/>
         </w:rPr>
-        <w:t>Watch for disengagement:</w:t>
-      </w:r>
-      <w:r>
-        <w:rPr>
-          <w:rFonts w:ascii="Georgia" w:hAnsi="Georgia" w:cs="Georgia"/>
-          <w:b w:val="0"/>
-          <w:i w:val="0"/>
-          <w:sz w:val="22"/>
-        </w:rPr>
-        <w:t xml:space="preserve"> Compensation disappointment is a top driver of turnover. If you notice withdrawal, have a proactive check-in: "I want to make sure you're feeling supported and that our plan is still working for you."</w:t>
+        <w:t>Your own processing:</w:t>
+      </w:r>
+      <w:r>
+        <w:rPr>
+          <w:rFonts w:ascii="Georgia" w:hAnsi="Georgia" w:cs="Georgia"/>
+          <w:b w:val="0"/>
+          <w:i w:val="0"/>
+          <w:sz w:val="22"/>
+        </w:rPr>
+        <w:t xml:space="preserve"> Get support. Talk to a peer manager, your own manager, or a coach. The emotional toll on the person who delivers the termination is real and often unacknowledged. You don't process it by being tough. You process it by being honest about how it felt.</w:t>
       </w:r>
     </w:p>
     <w:p>
@@ -7506,7 +8409,7 @@
           <w:color w:val="000000"/>
           <w:sz w:val="36"/>
         </w:rPr>
-        <w:t>Chapter 7: Script: Letting Someone Go</w:t>
+        <w:t>Chapter 8: Script: Addressing Team Conflict</w:t>
       </w:r>
     </w:p>
     <w:p>
@@ -7539,7 +8442,7 @@
           <w:i w:val="0"/>
           <w:sz w:val="22"/>
         </w:rPr>
-        <w:t>This is the hardest conversation in management. The decision has been made — through a performance improvement process that didn't succeed, a restructuring, or another business reason. This is not a conversation about whether to let someone go; that decision is already final. This is about how you conduct the termination with dignity and humanity. Whether you're having this conversation in person or over video, every word carries weight.</w:t>
+        <w:t>Two or more team members are in conflict — it might be a personality clash, a disagreement about approach, credit-taking, passive-aggressive behavior, or outright hostility. It's affecting team productivity and morale. You've decided it's time to intervene. Whether you're having this conversation in person or over video, individual pre-talks are essential before bringing people together.</w:t>
       </w:r>
     </w:p>
     <w:p>
@@ -7555,24 +8458,7 @@
           <w:i w:val="0"/>
           <w:sz w:val="22"/>
         </w:rPr>
-      </w:r>
-      <w:r>
-        <w:rPr>
-          <w:rFonts w:ascii="Georgia" w:hAnsi="Georgia" w:cs="Georgia"/>
-          <w:b/>
-          <w:i w:val="0"/>
-          <w:sz w:val="22"/>
-        </w:rPr>
-        <w:t>Important:</w:t>
-      </w:r>
-      <w:r>
-        <w:rPr>
-          <w:rFonts w:ascii="Georgia" w:hAnsi="Georgia" w:cs="Georgia"/>
-          <w:b w:val="0"/>
-          <w:i w:val="0"/>
-          <w:sz w:val="22"/>
-        </w:rPr>
-        <w:t xml:space="preserve"> Always coordinate with HR and legal before this conversation. Adapt the process to your local employment laws and company policies. Have the logistics pre-arranged: final paycheck, benefits information, severance details if applicable, equipment return process.</w:t>
+        <w:t>You may address this in individual one-on-ones first, then bring the parties together — or address it directly in a mediated conversation. This script covers the mediated approach.</w:t>
       </w:r>
     </w:p>
     <w:p>
@@ -7613,7 +8499,7 @@
           <w:i w:val="0"/>
           <w:sz w:val="22"/>
         </w:rPr>
-        <w:t>Opening (direct, within the first 30 seconds):</w:t>
+        <w:t>Individual pre-conversations (do these first, separately):</w:t>
       </w:r>
       <w:r>
         <w:rPr>
@@ -7638,7 +8524,7 @@
           <w:color w:val="000000"/>
           <w:sz w:val="21"/>
         </w:rPr>
-        <w:t>Riley, thank you for coming in. I need to share some difficult news with you. We've made the decision to end your employment, effective today. I know this is a shock, and I want to walk through everything with you.</w:t>
+        <w:t>Taylor, I want to have a candid conversation with you about something I've been observing on the team. I've noticed some tension between you and Jamie, and I want to hear your perspective before I jump to any conclusions. What's been going on from your point of view?</w:t>
       </w:r>
     </w:p>
     <w:p>
@@ -7654,39 +8540,7 @@
           <w:i w:val="0"/>
           <w:sz w:val="22"/>
         </w:rPr>
-        <w:t>Do not bury the lead. Do not spend five minutes on small talk. The kindest thing you can do is be direct.</w:t>
-      </w:r>
-    </w:p>
-    <w:p>
-      <w:pPr>
-        <w:spacing w:before="0" w:after="120" w:line="276" w:lineRule="auto"/>
-        <w:jc w:val="both"/>
-        <w:ind w:left="0" w:firstLine="288"/>
-      </w:pPr>
-      <w:r>
-        <w:rPr>
-          <w:rFonts w:ascii="Georgia" w:hAnsi="Georgia" w:cs="Georgia"/>
-          <w:b w:val="0"/>
-          <w:i w:val="0"/>
-          <w:sz w:val="22"/>
-        </w:rPr>
-      </w:r>
-      <w:r>
-        <w:rPr>
-          <w:rFonts w:ascii="Georgia" w:hAnsi="Georgia" w:cs="Georgia"/>
-          <w:b/>
-          <w:i w:val="0"/>
-          <w:sz w:val="22"/>
-        </w:rPr>
-        <w:t>The reason (brief, honest, previously discussed):</w:t>
-      </w:r>
-      <w:r>
-        <w:rPr>
-          <w:rFonts w:ascii="Georgia" w:hAnsi="Georgia" w:cs="Georgia"/>
-          <w:b w:val="0"/>
-          <w:i w:val="0"/>
-          <w:sz w:val="22"/>
-        </w:rPr>
+        <w:t>Listen fully. Then:</w:t>
       </w:r>
     </w:p>
     <w:p>
@@ -7703,7 +8557,7 @@
           <w:color w:val="000000"/>
           <w:sz w:val="21"/>
         </w:rPr>
-        <w:t>As we discussed during our performance improvement process over the past 90 days, there were specific areas where we needed to see significant progress — particularly in project delivery timelines and stakeholder communication. Despite the support and resources we put in place, we haven't seen the sustained improvement that's needed for this role. This is a business decision, and it's final.</w:t>
+        <w:t>Thank you for sharing that. I hear your frustration, and I understand why you feel that way. I'm going to talk with Jamie separately as well, because I want to understand both sides. Then I'd like to bring you both together to work through this — not to assign blame, but to find a path forward. Are you open to that?</w:t>
       </w:r>
     </w:p>
     <w:p>
@@ -7727,7 +8581,7 @@
           <w:i w:val="0"/>
           <w:sz w:val="22"/>
         </w:rPr>
-        <w:t>Empathy (genuine, not performative):</w:t>
+        <w:t>Mediated conversation:</w:t>
       </w:r>
       <w:r>
         <w:rPr>
@@ -7752,39 +8606,7 @@
           <w:color w:val="000000"/>
           <w:sz w:val="21"/>
         </w:rPr>
-        <w:t>I want you to know that I don't take this lightly. This is the hardest part of my job, and I recognize this affects your life in a significant way. You've contributed real things to this team, and that's not erased by this decision.</w:t>
-      </w:r>
-    </w:p>
-    <w:p>
-      <w:pPr>
-        <w:spacing w:before="0" w:after="120" w:line="276" w:lineRule="auto"/>
-        <w:jc w:val="both"/>
-        <w:ind w:left="0" w:firstLine="288"/>
-      </w:pPr>
-      <w:r>
-        <w:rPr>
-          <w:rFonts w:ascii="Georgia" w:hAnsi="Georgia" w:cs="Georgia"/>
-          <w:b w:val="0"/>
-          <w:i w:val="0"/>
-          <w:sz w:val="22"/>
-        </w:rPr>
-      </w:r>
-      <w:r>
-        <w:rPr>
-          <w:rFonts w:ascii="Georgia" w:hAnsi="Georgia" w:cs="Georgia"/>
-          <w:b/>
-          <w:i w:val="0"/>
-          <w:sz w:val="22"/>
-        </w:rPr>
-        <w:t>Logistics:</w:t>
-      </w:r>
-      <w:r>
-        <w:rPr>
-          <w:rFonts w:ascii="Georgia" w:hAnsi="Georgia" w:cs="Georgia"/>
-          <w:b w:val="0"/>
-          <w:i w:val="0"/>
-          <w:sz w:val="22"/>
-        </w:rPr>
+        <w:t>Thank you both for being here. I want to set some ground rules for this conversation. First, this isn't a trial — I'm not here to decide who's right. Second, each of you will have uninterrupted time to share your perspective. Third, the goal is to leave with a workable agreement, not to rehash every frustration. Sound fair?</w:t>
       </w:r>
     </w:p>
     <w:p>
@@ -7801,7 +8623,7 @@
           <w:color w:val="000000"/>
           <w:sz w:val="21"/>
         </w:rPr>
-        <w:t>HR is here to walk you through the details — your severance package, benefits continuation, and how the transition will work. I want to make sure all your questions get answered today.</w:t>
+        <w:t>Taylor, would you start? Share what's been challenging for you, focused on specific situations rather than generalizations.</w:t>
       </w:r>
     </w:p>
     <w:p>
@@ -7817,23 +8639,7 @@
           <w:i w:val="0"/>
           <w:sz w:val="22"/>
         </w:rPr>
-      </w:r>
-      <w:r>
-        <w:rPr>
-          <w:rFonts w:ascii="Georgia" w:hAnsi="Georgia" w:cs="Georgia"/>
-          <w:b/>
-          <w:i w:val="0"/>
-          <w:sz w:val="22"/>
-        </w:rPr>
-        <w:t>Close:</w:t>
-      </w:r>
-      <w:r>
-        <w:rPr>
-          <w:rFonts w:ascii="Georgia" w:hAnsi="Georgia" w:cs="Georgia"/>
-          <w:b w:val="0"/>
-          <w:i w:val="0"/>
-          <w:sz w:val="22"/>
-        </w:rPr>
+        <w:t>After Taylor speaks:</w:t>
       </w:r>
     </w:p>
     <w:p>
@@ -7850,7 +8656,121 @@
           <w:color w:val="000000"/>
           <w:sz w:val="21"/>
         </w:rPr>
-        <w:t>I wish you genuinely well, Riley. I mean that.</w:t>
+        <w:t>Jamie, before you respond, I'd like you to reflect back what you heard Taylor say — not to agree with it, just to show that you heard it.</w:t>
+      </w:r>
+    </w:p>
+    <w:p>
+      <w:pPr>
+        <w:spacing w:before="0" w:after="120" w:line="276" w:lineRule="auto"/>
+        <w:jc w:val="both"/>
+        <w:ind w:left="0" w:firstLine="288"/>
+      </w:pPr>
+      <w:r>
+        <w:rPr>
+          <w:rFonts w:ascii="Georgia" w:hAnsi="Georgia" w:cs="Georgia"/>
+          <w:b w:val="0"/>
+          <w:i w:val="0"/>
+          <w:sz w:val="22"/>
+        </w:rPr>
+        <w:t>Then reverse the process.</w:t>
+      </w:r>
+    </w:p>
+    <w:p>
+      <w:pPr>
+        <w:spacing w:before="0" w:after="120" w:line="276" w:lineRule="auto"/>
+        <w:jc w:val="both"/>
+        <w:ind w:left="0" w:firstLine="288"/>
+      </w:pPr>
+      <w:r>
+        <w:rPr>
+          <w:rFonts w:ascii="Georgia" w:hAnsi="Georgia" w:cs="Georgia"/>
+          <w:b w:val="0"/>
+          <w:i w:val="0"/>
+          <w:sz w:val="22"/>
+        </w:rPr>
+      </w:r>
+      <w:r>
+        <w:rPr>
+          <w:rFonts w:ascii="Georgia" w:hAnsi="Georgia" w:cs="Georgia"/>
+          <w:b/>
+          <w:i w:val="0"/>
+          <w:sz w:val="22"/>
+        </w:rPr>
+        <w:t>Finding common ground:</w:t>
+      </w:r>
+      <w:r>
+        <w:rPr>
+          <w:rFonts w:ascii="Georgia" w:hAnsi="Georgia" w:cs="Georgia"/>
+          <w:b w:val="0"/>
+          <w:i w:val="0"/>
+          <w:sz w:val="22"/>
+        </w:rPr>
+      </w:r>
+    </w:p>
+    <w:p>
+      <w:pPr>
+        <w:spacing w:before="80" w:after="80" w:line="276" w:lineRule="auto"/>
+        <w:jc w:val="both"/>
+        <w:ind w:left="0" w:firstLine="288"/>
+      </w:pPr>
+      <w:r>
+        <w:rPr>
+          <w:rFonts w:ascii="Georgia" w:hAnsi="Georgia" w:cs="Georgia"/>
+          <w:b w:val="0"/>
+          <w:i/>
+          <w:color w:val="000000"/>
+          <w:sz w:val="21"/>
+        </w:rPr>
+        <w:t>Here's what I'm hearing from both of you: you both care about the quality of this project and you both feel your contributions aren't being fully recognized. Is that fair? So the conflict isn't really about whether the work matters — it's about how you're working together on it. Let's focus there.</w:t>
+      </w:r>
+    </w:p>
+    <w:p>
+      <w:pPr>
+        <w:spacing w:before="0" w:after="120" w:line="276" w:lineRule="auto"/>
+        <w:jc w:val="both"/>
+        <w:ind w:left="0" w:firstLine="288"/>
+      </w:pPr>
+      <w:r>
+        <w:rPr>
+          <w:rFonts w:ascii="Georgia" w:hAnsi="Georgia" w:cs="Georgia"/>
+          <w:b w:val="0"/>
+          <w:i w:val="0"/>
+          <w:sz w:val="22"/>
+        </w:rPr>
+      </w:r>
+      <w:r>
+        <w:rPr>
+          <w:rFonts w:ascii="Georgia" w:hAnsi="Georgia" w:cs="Georgia"/>
+          <w:b/>
+          <w:i w:val="0"/>
+          <w:sz w:val="22"/>
+        </w:rPr>
+        <w:t>Resolve:</w:t>
+      </w:r>
+      <w:r>
+        <w:rPr>
+          <w:rFonts w:ascii="Georgia" w:hAnsi="Georgia" w:cs="Georgia"/>
+          <w:b w:val="0"/>
+          <w:i w:val="0"/>
+          <w:sz w:val="22"/>
+        </w:rPr>
+      </w:r>
+    </w:p>
+    <w:p>
+      <w:pPr>
+        <w:spacing w:before="80" w:after="80" w:line="276" w:lineRule="auto"/>
+        <w:jc w:val="both"/>
+        <w:ind w:left="0" w:firstLine="288"/>
+      </w:pPr>
+      <w:r>
+        <w:rPr>
+          <w:rFonts w:ascii="Georgia" w:hAnsi="Georgia" w:cs="Georgia"/>
+          <w:b w:val="0"/>
+          <w:i/>
+          <w:color w:val="000000"/>
+          <w:sz w:val="21"/>
+        </w:rPr>
+        <w:t>What's one specific thing each of you could do differently in the next two weeks that would improve how you work together? I'm not asking for a personality overhaul — just one concrete change.</w:t>
       </w:r>
     </w:p>
     <w:p>
@@ -7891,7 +8811,7 @@
           <w:i w:val="0"/>
           <w:sz w:val="22"/>
         </w:rPr>
-        <w:t>✗ "This is really hard for me too." → It's exponentially harder for them. Don't center your discomfort.</w:t>
+        <w:t>✗ "You two need to figure this out." → Abdicating your role. They've already tried and failed.</w:t>
       </w:r>
     </w:p>
     <w:p>
@@ -7915,7 +8835,7 @@
           <w:i w:val="0"/>
           <w:sz w:val="22"/>
         </w:rPr>
-        <w:t>✗ "We're going in a different direction." → Corporate jargon that dehumanizes the moment. Be real.</w:t>
+        <w:t>✗ "I'm sure it's a misunderstanding." → Minimizing. The conflict is real to them.</w:t>
       </w:r>
     </w:p>
     <w:p>
@@ -7939,7 +8859,7 @@
           <w:i w:val="0"/>
           <w:sz w:val="22"/>
         </w:rPr>
-        <w:t>✗ "I'm sure you'll land on your feet." → Premature optimism. They haven't processed the loss yet.</w:t>
+        <w:t>✗ "Taylor says you did X — is that true?" → Playing prosecutor. This isn't a deposition.</w:t>
       </w:r>
     </w:p>
     <w:p>
@@ -7963,7 +8883,7 @@
           <w:i w:val="0"/>
           <w:sz w:val="22"/>
         </w:rPr>
-        <w:t>✗ "If it were up to me..." → You're the manager. As far as they're concerned, it was up to you. Don't deflect.</w:t>
+        <w:t>✗ "Who started this?" → Irrelevant and childish framing. It doesn't matter who started it.</w:t>
       </w:r>
     </w:p>
     <w:p>
@@ -7987,31 +8907,7 @@
           <w:i w:val="0"/>
           <w:sz w:val="22"/>
         </w:rPr>
-        <w:t>✗ "We can still be friends." → Inappropriate. The power dynamic makes this uncomfortable.</w:t>
-      </w:r>
-    </w:p>
-    <w:p>
-      <w:pPr>
-        <w:spacing w:before="40" w:after="40" w:line="276" w:lineRule="auto"/>
-        <w:jc w:val="both"/>
-        <w:ind w:left="288" w:firstLine="0"/>
-      </w:pPr>
-      <w:r>
-        <w:rPr>
-          <w:rFonts w:ascii="Georgia" w:hAnsi="Georgia" w:cs="Georgia"/>
-          <w:b w:val="0"/>
-          <w:i w:val="0"/>
-          <w:sz w:val="22"/>
-        </w:rPr>
-      </w:r>
-      <w:r>
-        <w:rPr>
-          <w:rFonts w:ascii="Georgia" w:hAnsi="Georgia" w:cs="Georgia"/>
-          <w:b w:val="0"/>
-          <w:i w:val="0"/>
-          <w:sz w:val="22"/>
-        </w:rPr>
-        <w:t>✗ Any criticism of their work in this moment. → The feedback phase is over. This is not a teaching moment. This is a human moment.</w:t>
+        <w:t>✗ "You're both professionals, act like it." → Shaming. This guarantees the conflict goes underground instead of resolving.</w:t>
       </w:r>
     </w:p>
     <w:p>
@@ -8044,7 +8940,43 @@
           <w:i w:val="0"/>
           <w:sz w:val="22"/>
         </w:rPr>
-        <w:t>Termination triggers the most extreme stress response in workplace neuroscience. Research suggests that job loss can activate brain regions associated with grief and social loss — the same neural pathways involved in processing the death of a loved one. This is not an exaggeration; neuroimaging studies confirm it.</w:t>
+        <w:t xml:space="preserve">Interpersonal conflict activates the </w:t>
+      </w:r>
+      <w:r>
+        <w:rPr>
+          <w:rFonts w:ascii="Georgia" w:hAnsi="Georgia" w:cs="Georgia"/>
+          <w:b/>
+          <w:i w:val="0"/>
+          <w:sz w:val="22"/>
+        </w:rPr>
+        <w:t>relatedness</w:t>
+      </w:r>
+      <w:r>
+        <w:rPr>
+          <w:rFonts w:ascii="Georgia" w:hAnsi="Georgia" w:cs="Georgia"/>
+          <w:b w:val="0"/>
+          <w:i w:val="0"/>
+          <w:sz w:val="22"/>
+        </w:rPr>
+        <w:t xml:space="preserve"> threat domain intensely. When we perceive a colleague as an adversary, the brain categorizes them as "foe" rather than "friend" — and once that categorization happens, every interaction is filtered through a threat lens. Neutral emails seem aggressive. Reasonable requests seem demanding. This is called </w:t>
+      </w:r>
+      <w:r>
+        <w:rPr>
+          <w:rFonts w:ascii="Georgia" w:hAnsi="Georgia" w:cs="Georgia"/>
+          <w:b/>
+          <w:i w:val="0"/>
+          <w:sz w:val="22"/>
+        </w:rPr>
+        <w:t>negative attribution bias</w:t>
+      </w:r>
+      <w:r>
+        <w:rPr>
+          <w:rFonts w:ascii="Georgia" w:hAnsi="Georgia" w:cs="Georgia"/>
+          <w:b w:val="0"/>
+          <w:i w:val="0"/>
+          <w:sz w:val="22"/>
+        </w:rPr>
+        <w:t>, and it's self-reinforcing.</w:t>
       </w:r>
     </w:p>
     <w:p>
@@ -8060,31 +8992,7 @@
           <w:i w:val="0"/>
           <w:sz w:val="22"/>
         </w:rPr>
-        <w:t>In the first 30-60 seconds, the employee may experience:</w:t>
-      </w:r>
-    </w:p>
-    <w:p>
-      <w:pPr>
-        <w:spacing w:before="40" w:after="40" w:line="276" w:lineRule="auto"/>
-        <w:jc w:val="both"/>
-        <w:ind w:left="288" w:firstLine="0"/>
-      </w:pPr>
-      <w:r>
-        <w:rPr>
-          <w:rFonts w:ascii="Georgia" w:hAnsi="Georgia" w:cs="Georgia"/>
-          <w:b w:val="0"/>
-          <w:i w:val="0"/>
-          <w:sz w:val="22"/>
-        </w:rPr>
-        <w:t xml:space="preserve">• </w:t>
-      </w:r>
-      <w:r>
-        <w:rPr>
-          <w:rFonts w:ascii="Georgia" w:hAnsi="Georgia" w:cs="Georgia"/>
-          <w:b w:val="0"/>
-          <w:i w:val="0"/>
-          <w:sz w:val="22"/>
-        </w:rPr>
+        <w:t xml:space="preserve">The act of </w:t>
       </w:r>
       <w:r>
         <w:rPr>
@@ -8093,40 +9001,32 @@
           <w:i w:val="0"/>
           <w:sz w:val="22"/>
         </w:rPr>
-        <w:t>Dorsal vagal shutdown:</w:t>
-      </w:r>
-      <w:r>
-        <w:rPr>
-          <w:rFonts w:ascii="Georgia" w:hAnsi="Georgia" w:cs="Georgia"/>
-          <w:b w:val="0"/>
-          <w:i w:val="0"/>
-          <w:sz w:val="22"/>
-        </w:rPr>
-        <w:t xml:space="preserve"> A "freeze" response where they go blank, numb, or dissociate. They may stare, go quiet, or seem oddly calm. This is not acceptance — it's shock.</w:t>
-      </w:r>
-    </w:p>
-    <w:p>
-      <w:pPr>
-        <w:spacing w:before="40" w:after="40" w:line="276" w:lineRule="auto"/>
-        <w:jc w:val="both"/>
-        <w:ind w:left="288" w:firstLine="0"/>
-      </w:pPr>
-      <w:r>
-        <w:rPr>
-          <w:rFonts w:ascii="Georgia" w:hAnsi="Georgia" w:cs="Georgia"/>
-          <w:b w:val="0"/>
-          <w:i w:val="0"/>
-          <w:sz w:val="22"/>
-        </w:rPr>
-        <w:t xml:space="preserve">• </w:t>
-      </w:r>
-      <w:r>
-        <w:rPr>
-          <w:rFonts w:ascii="Georgia" w:hAnsi="Georgia" w:cs="Georgia"/>
-          <w:b w:val="0"/>
-          <w:i w:val="0"/>
-          <w:sz w:val="22"/>
-        </w:rPr>
+        <w:t>reflective listening</w:t>
+      </w:r>
+      <w:r>
+        <w:rPr>
+          <w:rFonts w:ascii="Georgia" w:hAnsi="Georgia" w:cs="Georgia"/>
+          <w:b w:val="0"/>
+          <w:i w:val="0"/>
+          <w:sz w:val="22"/>
+        </w:rPr>
+        <w:t xml:space="preserve"> (having each person mirror what the other said) interrupts this cycle. It forces the prefrontal cortex to engage with the other person's perspective, which is nearly impossible to do when the amygdala is running the show. Research shows that perspective-taking literally changes the neurochemical environment — oxytocin increases, cortisol decreases.</w:t>
+      </w:r>
+    </w:p>
+    <w:p>
+      <w:pPr>
+        <w:spacing w:before="0" w:after="120" w:line="276" w:lineRule="auto"/>
+        <w:jc w:val="both"/>
+        <w:ind w:left="0" w:firstLine="288"/>
+      </w:pPr>
+      <w:r>
+        <w:rPr>
+          <w:rFonts w:ascii="Georgia" w:hAnsi="Georgia" w:cs="Georgia"/>
+          <w:b w:val="0"/>
+          <w:i w:val="0"/>
+          <w:sz w:val="22"/>
+        </w:rPr>
+        <w:t xml:space="preserve">By reframing the conflict around a </w:t>
       </w:r>
       <w:r>
         <w:rPr>
@@ -8135,74 +9035,16 @@
           <w:i w:val="0"/>
           <w:sz w:val="22"/>
         </w:rPr>
-        <w:t>Sympathetic activation:</w:t>
-      </w:r>
-      <w:r>
-        <w:rPr>
-          <w:rFonts w:ascii="Georgia" w:hAnsi="Georgia" w:cs="Georgia"/>
-          <w:b w:val="0"/>
-          <w:i w:val="0"/>
-          <w:sz w:val="22"/>
-        </w:rPr>
-        <w:t xml:space="preserve"> Fight (anger, argument) or flight (wanting to leave immediately).</w:t>
-      </w:r>
-    </w:p>
-    <w:p>
-      <w:pPr>
-        <w:spacing w:before="40" w:after="40" w:line="276" w:lineRule="auto"/>
-        <w:jc w:val="both"/>
-        <w:ind w:left="288" w:firstLine="0"/>
-      </w:pPr>
-      <w:r>
-        <w:rPr>
-          <w:rFonts w:ascii="Georgia" w:hAnsi="Georgia" w:cs="Georgia"/>
-          <w:b w:val="0"/>
-          <w:i w:val="0"/>
-          <w:sz w:val="22"/>
-        </w:rPr>
-        <w:t xml:space="preserve">• </w:t>
-      </w:r>
-      <w:r>
-        <w:rPr>
-          <w:rFonts w:ascii="Georgia" w:hAnsi="Georgia" w:cs="Georgia"/>
-          <w:b w:val="0"/>
-          <w:i w:val="0"/>
-          <w:sz w:val="22"/>
-        </w:rPr>
-      </w:r>
-      <w:r>
-        <w:rPr>
-          <w:rFonts w:ascii="Georgia" w:hAnsi="Georgia" w:cs="Georgia"/>
-          <w:b/>
-          <w:i w:val="0"/>
-          <w:sz w:val="22"/>
-        </w:rPr>
-        <w:t>Cognitive flooding:</w:t>
-      </w:r>
-      <w:r>
-        <w:rPr>
-          <w:rFonts w:ascii="Georgia" w:hAnsi="Georgia" w:cs="Georgia"/>
-          <w:b w:val="0"/>
-          <w:i w:val="0"/>
-          <w:sz w:val="22"/>
-        </w:rPr>
-        <w:t xml:space="preserve"> An inability to process information. This is why you should never deliver the logistics verbally and expect them to remember. Have everything in writing.</w:t>
-      </w:r>
-    </w:p>
-    <w:p>
-      <w:pPr>
-        <w:spacing w:before="0" w:after="120" w:line="276" w:lineRule="auto"/>
-        <w:jc w:val="both"/>
-        <w:ind w:left="0" w:firstLine="288"/>
-      </w:pPr>
-      <w:r>
-        <w:rPr>
-          <w:rFonts w:ascii="Georgia" w:hAnsi="Georgia" w:cs="Georgia"/>
-          <w:b w:val="0"/>
-          <w:i w:val="0"/>
-          <w:sz w:val="22"/>
-        </w:rPr>
-        <w:t>Their brain will replay this conversation hundreds of times. The exact words you use will become a memory they carry. This is why every word matters.</w:t>
+        <w:t>shared value</w:t>
+      </w:r>
+      <w:r>
+        <w:rPr>
+          <w:rFonts w:ascii="Georgia" w:hAnsi="Georgia" w:cs="Georgia"/>
+          <w:b w:val="0"/>
+          <w:i w:val="0"/>
+          <w:sz w:val="22"/>
+        </w:rPr>
+        <w:t xml:space="preserve"> ("you both care about quality"), you activate the brain's coalition-detection circuitry. Humans are wired to cooperate when they perceive a shared goal. This reframing can shift two adversaries into two allies facing the same problem.</w:t>
       </w:r>
     </w:p>
     <w:p>
@@ -8244,16 +9086,16 @@
           <w:i w:val="0"/>
           <w:sz w:val="22"/>
         </w:rPr>
-        <w:t>In the meeting:</w:t>
-      </w:r>
-      <w:r>
-        <w:rPr>
-          <w:rFonts w:ascii="Georgia" w:hAnsi="Georgia" w:cs="Georgia"/>
-          <w:b w:val="0"/>
-          <w:i w:val="0"/>
-          <w:sz w:val="22"/>
-        </w:rPr>
-        <w:t xml:space="preserve"> Have HR present. Provide all logistics in a written document. Do not make them take notes.</w:t>
+        <w:t>Write down the agreed changes.</w:t>
+      </w:r>
+      <w:r>
+        <w:rPr>
+          <w:rFonts w:ascii="Georgia" w:hAnsi="Georgia" w:cs="Georgia"/>
+          <w:b w:val="0"/>
+          <w:i w:val="0"/>
+          <w:sz w:val="22"/>
+        </w:rPr>
+        <w:t xml:space="preserve"> Email both parties: "Here's what we all committed to."</w:t>
       </w:r>
     </w:p>
     <w:p>
@@ -8278,16 +9120,16 @@
           <w:i w:val="0"/>
           <w:sz w:val="22"/>
         </w:rPr>
-        <w:t>Team communication:</w:t>
-      </w:r>
-      <w:r>
-        <w:rPr>
-          <w:rFonts w:ascii="Georgia" w:hAnsi="Georgia" w:cs="Georgia"/>
-          <w:b w:val="0"/>
-          <w:i w:val="0"/>
-          <w:sz w:val="22"/>
-        </w:rPr>
-        <w:t xml:space="preserve"> Brief the team promptly and honestly. "Riley is no longer with the team, effective today. I want to respect their privacy, so I won't go into details. If you have questions or concerns about how this affects your work, my door is open."</w:t>
+        <w:t>One-on-one check-ins</w:t>
+      </w:r>
+      <w:r>
+        <w:rPr>
+          <w:rFonts w:ascii="Georgia" w:hAnsi="Georgia" w:cs="Georgia"/>
+          <w:b w:val="0"/>
+          <w:i w:val="0"/>
+          <w:sz w:val="22"/>
+        </w:rPr>
+        <w:t xml:space="preserve"> with each person at the one-week mark. "How's it going? Any concerns?"</w:t>
       </w:r>
     </w:p>
     <w:p>
@@ -8312,34 +9154,16 @@
           <w:i w:val="0"/>
           <w:sz w:val="22"/>
         </w:rPr>
-        <w:t>Team morale:</w:t>
-      </w:r>
-      <w:r>
-        <w:rPr>
-          <w:rFonts w:ascii="Georgia" w:hAnsi="Georgia" w:cs="Georgia"/>
-          <w:b w:val="0"/>
-          <w:i w:val="0"/>
-          <w:sz w:val="22"/>
-        </w:rPr>
-        <w:t xml:space="preserve"> Watch your remaining team closely for the next 1-2 weeks. Terminations trigger </w:t>
-      </w:r>
-      <w:r>
-        <w:rPr>
-          <w:rFonts w:ascii="Georgia" w:hAnsi="Georgia" w:cs="Georgia"/>
-          <w:b/>
-          <w:i w:val="0"/>
-          <w:sz w:val="22"/>
-        </w:rPr>
-        <w:t>survivor anxiety</w:t>
-      </w:r>
-      <w:r>
-        <w:rPr>
-          <w:rFonts w:ascii="Georgia" w:hAnsi="Georgia" w:cs="Georgia"/>
-          <w:b w:val="0"/>
-          <w:i w:val="0"/>
-          <w:sz w:val="22"/>
-        </w:rPr>
-        <w:t xml:space="preserve"> — "Am I next?" Have brief, reassuring one-on-ones.</w:t>
+        <w:t>Joint check-in</w:t>
+      </w:r>
+      <w:r>
+        <w:rPr>
+          <w:rFonts w:ascii="Georgia" w:hAnsi="Georgia" w:cs="Georgia"/>
+          <w:b w:val="0"/>
+          <w:i w:val="0"/>
+          <w:sz w:val="22"/>
+        </w:rPr>
+        <w:t xml:space="preserve"> at the two-week mark. Keep it brief and forward-looking.</w:t>
       </w:r>
     </w:p>
     <w:p>
@@ -8348,6 +9172,7 @@
         <w:jc w:val="both"/>
         <w:ind w:left="288" w:firstLine="0"/>
         <w:sectPr>
+          <w:footerReference w:type="first" r:id="rId12"/>
           <w:headerReference w:type="default" r:id="rId10"/>
           <w:headerReference w:type="even" r:id="rId9"/>
           <w:footerReference w:type="default" r:id="rId11"/>
@@ -8373,16 +9198,16 @@
           <w:i w:val="0"/>
           <w:sz w:val="22"/>
         </w:rPr>
-        <w:t>Your own processing:</w:t>
-      </w:r>
-      <w:r>
-        <w:rPr>
-          <w:rFonts w:ascii="Georgia" w:hAnsi="Georgia" w:cs="Georgia"/>
-          <w:b w:val="0"/>
-          <w:i w:val="0"/>
-          <w:sz w:val="22"/>
-        </w:rPr>
-        <w:t xml:space="preserve"> Get support. Talk to a peer manager, your own manager, or a coach. The emotional toll on the person who delivers the termination is real and often unacknowledged. You don't process it by being tough. You process it by being honest about how it felt.</w:t>
+        <w:t>If the conflict continues:</w:t>
+      </w:r>
+      <w:r>
+        <w:rPr>
+          <w:rFonts w:ascii="Georgia" w:hAnsi="Georgia" w:cs="Georgia"/>
+          <w:b w:val="0"/>
+          <w:i w:val="0"/>
+          <w:sz w:val="22"/>
+        </w:rPr>
+        <w:t xml:space="preserve"> Have direct, separate conversations about impact and consequences. Persistent, unresolved conflict that affects the team may require role changes, team restructuring, or, in extreme cases, separation.</w:t>
       </w:r>
     </w:p>
     <w:p>
@@ -8401,7 +9226,7 @@
           <w:color w:val="000000"/>
           <w:sz w:val="36"/>
         </w:rPr>
-        <w:t>Chapter 8: Script: Addressing Team Conflict</w:t>
+        <w:t>Chapter 9: Script: The "Are You OK?" Burnout Check-in</w:t>
       </w:r>
     </w:p>
     <w:p>
@@ -8434,7 +9259,7 @@
           <w:i w:val="0"/>
           <w:sz w:val="22"/>
         </w:rPr>
-        <w:t>Two or more team members are in conflict — it might be a personality clash, a disagreement about approach, credit-taking, passive-aggressive behavior, or outright hostility. It's affecting team productivity and morale. You've decided it's time to intervene. Whether you're having this conversation in person or over video, individual pre-talks are essential before bringing people together.</w:t>
+        <w:t>You've noticed signs that an employee may be burning out: declining energy, withdrawal from social interactions, cynicism, reduced quality of work, increased sick days, emotional volatility, or a flat affect where they used to be engaged. You're not their therapist, but you are their manager, and you have a responsibility to notice and to ask. Whether you're having this conversation in person or over video, the setting matters — keep it informal and low-pressure.</w:t>
       </w:r>
     </w:p>
     <w:p>
@@ -8450,7 +9275,7 @@
           <w:i w:val="0"/>
           <w:sz w:val="22"/>
         </w:rPr>
-        <w:t>You may address this in individual one-on-ones first, then bring the parties together — or address it directly in a mediated conversation. This script covers the mediated approach.</w:t>
+        <w:t>This is perhaps the most delicate conversation in this book because you're entering personal territory uninvited. Done poorly, it feels intrusive. Done well, it can be the conversation that keeps someone from breaking.</w:t>
       </w:r>
     </w:p>
     <w:p>
@@ -8491,7 +9316,7 @@
           <w:i w:val="0"/>
           <w:sz w:val="22"/>
         </w:rPr>
-        <w:t>Individual pre-conversations (do these first, separately):</w:t>
+        <w:t>Opening (casual, low-pressure setting — a walk, a coffee, or a casual video call with cameras on - not a formal conference room or a calendar invite titled 'Urgent: Discussion'):</w:t>
       </w:r>
       <w:r>
         <w:rPr>
@@ -8516,7 +9341,7 @@
           <w:color w:val="000000"/>
           <w:sz w:val="21"/>
         </w:rPr>
-        <w:t>Taylor, I want to have a candid conversation with you about something I've been observing on the team. I've noticed some tension between you and Jamie, and I want to hear your perspective before I jump to any conclusions. What's been going on from your point of view?</w:t>
+        <w:t>Casey, I wanted to check in with you — not about any project or deliverable, just about you. I've noticed you've seemed a bit more drained lately, and I wanted to ask: how are you really doing?</w:t>
       </w:r>
     </w:p>
     <w:p>
@@ -8532,7 +9357,56 @@
           <w:i w:val="0"/>
           <w:sz w:val="22"/>
         </w:rPr>
-        <w:t>Listen fully. Then:</w:t>
+      </w:r>
+      <w:r>
+        <w:rPr>
+          <w:rFonts w:ascii="Georgia" w:hAnsi="Georgia" w:cs="Georgia"/>
+          <w:b/>
+          <w:i w:val="0"/>
+          <w:sz w:val="22"/>
+        </w:rPr>
+        <w:t>The key word is "really."</w:t>
+      </w:r>
+      <w:r>
+        <w:rPr>
+          <w:rFonts w:ascii="Georgia" w:hAnsi="Georgia" w:cs="Georgia"/>
+          <w:b w:val="0"/>
+          <w:i w:val="0"/>
+          <w:sz w:val="22"/>
+        </w:rPr>
+        <w:t xml:space="preserve"> It signals that you want the honest answer, not the reflexive "I'm fine."</w:t>
+      </w:r>
+    </w:p>
+    <w:p>
+      <w:pPr>
+        <w:spacing w:before="0" w:after="120" w:line="276" w:lineRule="auto"/>
+        <w:jc w:val="both"/>
+        <w:ind w:left="0" w:firstLine="288"/>
+      </w:pPr>
+      <w:r>
+        <w:rPr>
+          <w:rFonts w:ascii="Georgia" w:hAnsi="Georgia" w:cs="Georgia"/>
+          <w:b w:val="0"/>
+          <w:i w:val="0"/>
+          <w:sz w:val="22"/>
+        </w:rPr>
+      </w:r>
+      <w:r>
+        <w:rPr>
+          <w:rFonts w:ascii="Georgia" w:hAnsi="Georgia" w:cs="Georgia"/>
+          <w:b/>
+          <w:i w:val="0"/>
+          <w:sz w:val="22"/>
+        </w:rPr>
+        <w:t>If they say "I'm fine" (and you don't believe it):</w:t>
+      </w:r>
+      <w:r>
+        <w:rPr>
+          <w:rFonts w:ascii="Georgia" w:hAnsi="Georgia" w:cs="Georgia"/>
+          <w:b w:val="0"/>
+          <w:i w:val="0"/>
+          <w:sz w:val="22"/>
+        </w:rPr>
       </w:r>
     </w:p>
     <w:p>
@@ -8549,7 +9423,7 @@
           <w:color w:val="000000"/>
           <w:sz w:val="21"/>
         </w:rPr>
-        <w:t>Thank you for sharing that. I hear your frustration, and I understand why you feel that way. I'm going to talk with Jamie separately as well, because I want to understand both sides. Then I'd like to bring you both together to work through this — not to assign blame, but to find a path forward. Are you open to that?</w:t>
+        <w:t>Okay. I hear you. I just want you to know that if there ever is something going on — work-related or not — I'm here to listen. No judgment, no consequences for being honest. I ask because I've seen a shift in your energy over the past few weeks, and I care about your wellbeing, not just your output.</w:t>
       </w:r>
     </w:p>
     <w:p>
@@ -8573,7 +9447,7 @@
           <w:i w:val="0"/>
           <w:sz w:val="22"/>
         </w:rPr>
-        <w:t>Mediated conversation:</w:t>
+        <w:t>If they open up:</w:t>
       </w:r>
       <w:r>
         <w:rPr>
@@ -8598,7 +9472,55 @@
           <w:color w:val="000000"/>
           <w:sz w:val="21"/>
         </w:rPr>
-        <w:t>Thank you both for being here. I want to set some ground rules for this conversation. First, this isn't a trial — I'm not here to decide who's right. Second, each of you will have uninterrupted time to share your perspective. Third, the goal is to leave with a workable agreement, not to rehash every frustration. Sound fair?</w:t>
+        <w:t>Thank you for trusting me with that. That takes courage. I don't have all the answers, but I want to help. Let me ask: what's weighing on you most right now? Is it workload? Is it something outside of work? Is it everything at once?</w:t>
+      </w:r>
+    </w:p>
+    <w:p>
+      <w:pPr>
+        <w:spacing w:before="0" w:after="120" w:line="276" w:lineRule="auto"/>
+        <w:jc w:val="both"/>
+        <w:ind w:left="0" w:firstLine="288"/>
+      </w:pPr>
+      <w:r>
+        <w:rPr>
+          <w:rFonts w:ascii="Georgia" w:hAnsi="Georgia" w:cs="Georgia"/>
+          <w:b w:val="0"/>
+          <w:i w:val="0"/>
+          <w:sz w:val="22"/>
+        </w:rPr>
+      </w:r>
+      <w:r>
+        <w:rPr>
+          <w:rFonts w:ascii="Georgia" w:hAnsi="Georgia" w:cs="Georgia"/>
+          <w:b/>
+          <w:i w:val="0"/>
+          <w:sz w:val="22"/>
+        </w:rPr>
+        <w:t>Depending on their answer:</w:t>
+      </w:r>
+      <w:r>
+        <w:rPr>
+          <w:rFonts w:ascii="Georgia" w:hAnsi="Georgia" w:cs="Georgia"/>
+          <w:b w:val="0"/>
+          <w:i w:val="0"/>
+          <w:sz w:val="22"/>
+        </w:rPr>
+      </w:r>
+    </w:p>
+    <w:p>
+      <w:pPr>
+        <w:spacing w:before="0" w:after="120" w:line="276" w:lineRule="auto"/>
+        <w:jc w:val="both"/>
+        <w:ind w:left="0" w:firstLine="288"/>
+      </w:pPr>
+      <w:r>
+        <w:rPr>
+          <w:rFonts w:ascii="Georgia" w:hAnsi="Georgia" w:cs="Georgia"/>
+          <w:b w:val="0"/>
+          <w:i w:val="0"/>
+          <w:sz w:val="22"/>
+        </w:rPr>
+        <w:t>For workload issues:</w:t>
       </w:r>
     </w:p>
     <w:p>
@@ -8615,7 +9537,7 @@
           <w:color w:val="000000"/>
           <w:sz w:val="21"/>
         </w:rPr>
-        <w:t>Taylor, would you start? Share what's been challenging for you, focused on specific situations rather than generalizations.</w:t>
+        <w:t>Let's look at your plate together. I'd rather we cut or delay something now than run you into the ground. What's one thing we could take off your plate this week?</w:t>
       </w:r>
     </w:p>
     <w:p>
@@ -8631,7 +9553,7 @@
           <w:i w:val="0"/>
           <w:sz w:val="22"/>
         </w:rPr>
-        <w:t>After Taylor speaks:</w:t>
+        <w:t>For personal struggles:</w:t>
       </w:r>
     </w:p>
     <w:p>
@@ -8648,7 +9570,7 @@
           <w:color w:val="000000"/>
           <w:sz w:val="21"/>
         </w:rPr>
-        <w:t>Jamie, before you respond, I'd like you to reflect back what you heard Taylor say — not to agree with it, just to show that you heard it.</w:t>
+        <w:t>I want to respect your privacy, so I won't pry. But I do want to make sure you know about our Employee Assistance Program — it's confidential, and they can help with just about anything. Would it be useful if I sent you the details?</w:t>
       </w:r>
     </w:p>
     <w:p>
@@ -8664,39 +9586,7 @@
           <w:i w:val="0"/>
           <w:sz w:val="22"/>
         </w:rPr>
-        <w:t>Then reverse the process.</w:t>
-      </w:r>
-    </w:p>
-    <w:p>
-      <w:pPr>
-        <w:spacing w:before="0" w:after="120" w:line="276" w:lineRule="auto"/>
-        <w:jc w:val="both"/>
-        <w:ind w:left="0" w:firstLine="288"/>
-      </w:pPr>
-      <w:r>
-        <w:rPr>
-          <w:rFonts w:ascii="Georgia" w:hAnsi="Georgia" w:cs="Georgia"/>
-          <w:b w:val="0"/>
-          <w:i w:val="0"/>
-          <w:sz w:val="22"/>
-        </w:rPr>
-      </w:r>
-      <w:r>
-        <w:rPr>
-          <w:rFonts w:ascii="Georgia" w:hAnsi="Georgia" w:cs="Georgia"/>
-          <w:b/>
-          <w:i w:val="0"/>
-          <w:sz w:val="22"/>
-        </w:rPr>
-        <w:t>Finding common ground:</w:t>
-      </w:r>
-      <w:r>
-        <w:rPr>
-          <w:rFonts w:ascii="Georgia" w:hAnsi="Georgia" w:cs="Georgia"/>
-          <w:b w:val="0"/>
-          <w:i w:val="0"/>
-          <w:sz w:val="22"/>
-        </w:rPr>
+        <w:t>For general burnout:</w:t>
       </w:r>
     </w:p>
     <w:p>
@@ -8713,56 +9603,7 @@
           <w:color w:val="000000"/>
           <w:sz w:val="21"/>
         </w:rPr>
-        <w:t>Here's what I'm hearing from both of you: you both care about the quality of this project and you both feel your contributions aren't being fully recognized. Is that fair? So the conflict isn't really about whether the work matters — it's about how you're working together on it. Let's focus there.</w:t>
-      </w:r>
-    </w:p>
-    <w:p>
-      <w:pPr>
-        <w:spacing w:before="0" w:after="120" w:line="276" w:lineRule="auto"/>
-        <w:jc w:val="both"/>
-        <w:ind w:left="0" w:firstLine="288"/>
-      </w:pPr>
-      <w:r>
-        <w:rPr>
-          <w:rFonts w:ascii="Georgia" w:hAnsi="Georgia" w:cs="Georgia"/>
-          <w:b w:val="0"/>
-          <w:i w:val="0"/>
-          <w:sz w:val="22"/>
-        </w:rPr>
-      </w:r>
-      <w:r>
-        <w:rPr>
-          <w:rFonts w:ascii="Georgia" w:hAnsi="Georgia" w:cs="Georgia"/>
-          <w:b/>
-          <w:i w:val="0"/>
-          <w:sz w:val="22"/>
-        </w:rPr>
-        <w:t>Resolve:</w:t>
-      </w:r>
-      <w:r>
-        <w:rPr>
-          <w:rFonts w:ascii="Georgia" w:hAnsi="Georgia" w:cs="Georgia"/>
-          <w:b w:val="0"/>
-          <w:i w:val="0"/>
-          <w:sz w:val="22"/>
-        </w:rPr>
-      </w:r>
-    </w:p>
-    <w:p>
-      <w:pPr>
-        <w:spacing w:before="80" w:after="80" w:line="276" w:lineRule="auto"/>
-        <w:jc w:val="both"/>
-        <w:ind w:left="0" w:firstLine="288"/>
-      </w:pPr>
-      <w:r>
-        <w:rPr>
-          <w:rFonts w:ascii="Georgia" w:hAnsi="Georgia" w:cs="Georgia"/>
-          <w:b w:val="0"/>
-          <w:i/>
-          <w:color w:val="000000"/>
-          <w:sz w:val="21"/>
-        </w:rPr>
-        <w:t>What's one specific thing each of you could do differently in the next two weeks that would improve how you work together? I'm not asking for a personality overhaul — just one concrete change.</w:t>
+        <w:t>Burnout is real, and it's not a character flaw — it's usually a sign that someone has been giving more than they've been replenishing. What would help you recharge? Can we look at your PTO balance? Would a lighter week help?</w:t>
       </w:r>
     </w:p>
     <w:p>
@@ -8803,7 +9644,7 @@
           <w:i w:val="0"/>
           <w:sz w:val="22"/>
         </w:rPr>
-        <w:t>✗ "You two need to figure this out." → Abdicating your role. They've already tried and failed.</w:t>
+        <w:t>✗ "You seem off." → Vague and slightly clinical. Makes them feel observed like a specimen.</w:t>
       </w:r>
     </w:p>
     <w:p>
@@ -8827,7 +9668,7 @@
           <w:i w:val="0"/>
           <w:sz w:val="22"/>
         </w:rPr>
-        <w:t>✗ "I'm sure it's a misunderstanding." → Minimizing. The conflict is real to them.</w:t>
+        <w:t>✗ "Is everything okay at home?" → Too invasive. Let them volunteer personal details.</w:t>
       </w:r>
     </w:p>
     <w:p>
@@ -8851,7 +9692,7 @@
           <w:i w:val="0"/>
           <w:sz w:val="22"/>
         </w:rPr>
-        <w:t>✗ "Taylor says you did X — is that true?" → Playing prosecutor. This isn't a deposition.</w:t>
+        <w:t>✗ "You need to take better care of yourself." → Patronizing. They know. That's like telling someone with insomnia to just sleep.</w:t>
       </w:r>
     </w:p>
     <w:p>
@@ -8875,7 +9716,7 @@
           <w:i w:val="0"/>
           <w:sz w:val="22"/>
         </w:rPr>
-        <w:t>✗ "Who started this?" → Irrelevant and childish framing. It doesn't matter who started it.</w:t>
+        <w:t>✗ "We all go through tough times." → Minimizing. This dismisses their specific experience.</w:t>
       </w:r>
     </w:p>
     <w:p>
@@ -8899,7 +9740,31 @@
           <w:i w:val="0"/>
           <w:sz w:val="22"/>
         </w:rPr>
-        <w:t>✗ "You're both professionals, act like it." → Shaming. This guarantees the conflict goes underground instead of resolving.</w:t>
+        <w:t>✗ "I need you at 100%." → Makes it about your needs, not theirs. This is the opposite of what this conversation should be.</w:t>
+      </w:r>
+    </w:p>
+    <w:p>
+      <w:pPr>
+        <w:spacing w:before="40" w:after="40" w:line="276" w:lineRule="auto"/>
+        <w:jc w:val="both"/>
+        <w:ind w:left="288" w:firstLine="0"/>
+      </w:pPr>
+      <w:r>
+        <w:rPr>
+          <w:rFonts w:ascii="Georgia" w:hAnsi="Georgia" w:cs="Georgia"/>
+          <w:b w:val="0"/>
+          <w:i w:val="0"/>
+          <w:sz w:val="22"/>
+        </w:rPr>
+      </w:r>
+      <w:r>
+        <w:rPr>
+          <w:rFonts w:ascii="Georgia" w:hAnsi="Georgia" w:cs="Georgia"/>
+          <w:b w:val="0"/>
+          <w:i w:val="0"/>
+          <w:sz w:val="22"/>
+        </w:rPr>
+        <w:t>✗ "You're not going to have a breakdown on me, are you?" → Just... no.</w:t>
       </w:r>
     </w:p>
     <w:p>
@@ -8932,7 +9797,23 @@
           <w:i w:val="0"/>
           <w:sz w:val="22"/>
         </w:rPr>
-        <w:t xml:space="preserve">Interpersonal conflict activates the </w:t>
+        <w:t>Burnout is not just a psychological state — it's a neurological one. Chronic stress is associated with structural and functional changes in the brain — including reduced connectivity in the prefrontal cortex and increased reactivity in the amygdala. The brain of a burned-out person has a diminished capacity for executive function, emotional regulation, and creative thinking, and a heightened sensitivity to threat.</w:t>
+      </w:r>
+    </w:p>
+    <w:p>
+      <w:pPr>
+        <w:spacing w:before="0" w:after="120" w:line="276" w:lineRule="auto"/>
+        <w:jc w:val="both"/>
+        <w:ind w:left="0" w:firstLine="288"/>
+      </w:pPr>
+      <w:r>
+        <w:rPr>
+          <w:rFonts w:ascii="Georgia" w:hAnsi="Georgia" w:cs="Georgia"/>
+          <w:b w:val="0"/>
+          <w:i w:val="0"/>
+          <w:sz w:val="22"/>
+        </w:rPr>
+        <w:t xml:space="preserve">When you ask "How are you really doing?", you're offering something neuroscientists call a </w:t>
       </w:r>
       <w:r>
         <w:rPr>
@@ -8941,16 +9822,16 @@
           <w:i w:val="0"/>
           <w:sz w:val="22"/>
         </w:rPr>
-        <w:t>relatedness</w:t>
-      </w:r>
-      <w:r>
-        <w:rPr>
-          <w:rFonts w:ascii="Georgia" w:hAnsi="Georgia" w:cs="Georgia"/>
-          <w:b w:val="0"/>
-          <w:i w:val="0"/>
-          <w:sz w:val="22"/>
-        </w:rPr>
-        <w:t xml:space="preserve"> threat domain intensely. When we perceive a colleague as an adversary, the brain categorizes them as "foe" rather than "friend" — and once that categorization happens, every interaction is filtered through a threat lens. Neutral emails seem aggressive. Reasonable requests seem demanding. This is called </w:t>
+        <w:t>safe harbor signal</w:t>
+      </w:r>
+      <w:r>
+        <w:rPr>
+          <w:rFonts w:ascii="Georgia" w:hAnsi="Georgia" w:cs="Georgia"/>
+          <w:b w:val="0"/>
+          <w:i w:val="0"/>
+          <w:sz w:val="22"/>
+        </w:rPr>
+        <w:t xml:space="preserve">. The brain of a stressed person is constantly scanning for safety. Your genuine concern activates the </w:t>
       </w:r>
       <w:r>
         <w:rPr>
@@ -8959,16 +9840,16 @@
           <w:i w:val="0"/>
           <w:sz w:val="22"/>
         </w:rPr>
-        <w:t>negative attribution bias</w:t>
-      </w:r>
-      <w:r>
-        <w:rPr>
-          <w:rFonts w:ascii="Georgia" w:hAnsi="Georgia" w:cs="Georgia"/>
-          <w:b w:val="0"/>
-          <w:i w:val="0"/>
-          <w:sz w:val="22"/>
-        </w:rPr>
-        <w:t>, and it's self-reinforcing.</w:t>
+        <w:t>ventral vagal complex</w:t>
+      </w:r>
+      <w:r>
+        <w:rPr>
+          <w:rFonts w:ascii="Georgia" w:hAnsi="Georgia" w:cs="Georgia"/>
+          <w:b w:val="0"/>
+          <w:i w:val="0"/>
+          <w:sz w:val="22"/>
+        </w:rPr>
+        <w:t xml:space="preserve"> — the newest part of the autonomic nervous system, which governs social engagement and calm. This is the neurological basis of why "someone cares" can feel calming and supportive on a physical level.</w:t>
       </w:r>
     </w:p>
     <w:p>
@@ -8984,7 +9865,7 @@
           <w:i w:val="0"/>
           <w:sz w:val="22"/>
         </w:rPr>
-        <w:t xml:space="preserve">The act of </w:t>
+        <w:t xml:space="preserve">If they open up, they may experience </w:t>
       </w:r>
       <w:r>
         <w:rPr>
@@ -8993,32 +9874,16 @@
           <w:i w:val="0"/>
           <w:sz w:val="22"/>
         </w:rPr>
-        <w:t>reflective listening</w:t>
-      </w:r>
-      <w:r>
-        <w:rPr>
-          <w:rFonts w:ascii="Georgia" w:hAnsi="Georgia" w:cs="Georgia"/>
-          <w:b w:val="0"/>
-          <w:i w:val="0"/>
-          <w:sz w:val="22"/>
-        </w:rPr>
-        <w:t xml:space="preserve"> (having each person mirror what the other said) interrupts this cycle. It forces the prefrontal cortex to engage with the other person's perspective, which is nearly impossible to do when the amygdala is running the show. Research shows that perspective-taking literally changes the neurochemical environment — oxytocin increases, cortisol decreases.</w:t>
-      </w:r>
-    </w:p>
-    <w:p>
-      <w:pPr>
-        <w:spacing w:before="0" w:after="120" w:line="276" w:lineRule="auto"/>
-        <w:jc w:val="both"/>
-        <w:ind w:left="0" w:firstLine="288"/>
-      </w:pPr>
-      <w:r>
-        <w:rPr>
-          <w:rFonts w:ascii="Georgia" w:hAnsi="Georgia" w:cs="Georgia"/>
-          <w:b w:val="0"/>
-          <w:i w:val="0"/>
-          <w:sz w:val="22"/>
-        </w:rPr>
-        <w:t xml:space="preserve">By reframing the conflict around a </w:t>
+        <w:t>emotional release</w:t>
+      </w:r>
+      <w:r>
+        <w:rPr>
+          <w:rFonts w:ascii="Georgia" w:hAnsi="Georgia" w:cs="Georgia"/>
+          <w:b w:val="0"/>
+          <w:i w:val="0"/>
+          <w:sz w:val="22"/>
+        </w:rPr>
+        <w:t xml:space="preserve"> — tears, shaky voice, sudden silence. This is the parasympathetic nervous system discharging accumulated stress. Don't fix it. Don't rush it. Just be present. Neuroscience research on </w:t>
       </w:r>
       <w:r>
         <w:rPr>
@@ -9027,16 +9892,16 @@
           <w:i w:val="0"/>
           <w:sz w:val="22"/>
         </w:rPr>
-        <w:t>shared value</w:t>
-      </w:r>
-      <w:r>
-        <w:rPr>
-          <w:rFonts w:ascii="Georgia" w:hAnsi="Georgia" w:cs="Georgia"/>
-          <w:b w:val="0"/>
-          <w:i w:val="0"/>
-          <w:sz w:val="22"/>
-        </w:rPr>
-        <w:t xml:space="preserve"> ("you both care about quality"), you activate the brain's coalition-detection circuitry. Humans are wired to cooperate when they perceive a shared goal. This reframing can shift two adversaries into two allies facing the same problem.</w:t>
+        <w:t>social buffering</w:t>
+      </w:r>
+      <w:r>
+        <w:rPr>
+          <w:rFonts w:ascii="Georgia" w:hAnsi="Georgia" w:cs="Georgia"/>
+          <w:b w:val="0"/>
+          <w:i w:val="0"/>
+          <w:sz w:val="22"/>
+        </w:rPr>
+        <w:t xml:space="preserve"> shows that the mere presence of a trusted person during emotional distress is linked to reduced activity in threat-related brain regions and lower reported stress.</w:t>
       </w:r>
     </w:p>
     <w:p>
@@ -9078,16 +9943,16 @@
           <w:i w:val="0"/>
           <w:sz w:val="22"/>
         </w:rPr>
-        <w:t>Write down the agreed changes.</w:t>
-      </w:r>
-      <w:r>
-        <w:rPr>
-          <w:rFonts w:ascii="Georgia" w:hAnsi="Georgia" w:cs="Georgia"/>
-          <w:b w:val="0"/>
-          <w:i w:val="0"/>
-          <w:sz w:val="22"/>
-        </w:rPr>
-        <w:t xml:space="preserve"> Email both parties: "Here's what we all committed to."</w:t>
+        <w:t>Send the EAP information</w:t>
+      </w:r>
+      <w:r>
+        <w:rPr>
+          <w:rFonts w:ascii="Georgia" w:hAnsi="Georgia" w:cs="Georgia"/>
+          <w:b w:val="0"/>
+          <w:i w:val="0"/>
+          <w:sz w:val="22"/>
+        </w:rPr>
+        <w:t xml:space="preserve"> within an hour, even if they said they don't need it. Frame it as: "Just in case — no pressure."</w:t>
       </w:r>
     </w:p>
     <w:p>
@@ -9112,16 +9977,16 @@
           <w:i w:val="0"/>
           <w:sz w:val="22"/>
         </w:rPr>
-        <w:t>One-on-one check-ins</w:t>
-      </w:r>
-      <w:r>
-        <w:rPr>
-          <w:rFonts w:ascii="Georgia" w:hAnsi="Georgia" w:cs="Georgia"/>
-          <w:b w:val="0"/>
-          <w:i w:val="0"/>
-          <w:sz w:val="22"/>
-        </w:rPr>
-        <w:t xml:space="preserve"> with each person at the one-week mark. "How's it going? Any concerns?"</w:t>
+        <w:t>If you agreed to reduce workload:</w:t>
+      </w:r>
+      <w:r>
+        <w:rPr>
+          <w:rFonts w:ascii="Georgia" w:hAnsi="Georgia" w:cs="Georgia"/>
+          <w:b w:val="0"/>
+          <w:i w:val="0"/>
+          <w:sz w:val="22"/>
+        </w:rPr>
+        <w:t xml:space="preserve"> Follow through immediately. Nothing destroys trust faster than an empathetic conversation followed by no action.</w:t>
       </w:r>
     </w:p>
     <w:p>
@@ -9146,16 +10011,83 @@
           <w:i w:val="0"/>
           <w:sz w:val="22"/>
         </w:rPr>
-        <w:t>Joint check-in</w:t>
-      </w:r>
-      <w:r>
-        <w:rPr>
-          <w:rFonts w:ascii="Georgia" w:hAnsi="Georgia" w:cs="Georgia"/>
-          <w:b w:val="0"/>
-          <w:i w:val="0"/>
-          <w:sz w:val="22"/>
-        </w:rPr>
-        <w:t xml:space="preserve"> at the two-week mark. Keep it brief and forward-looking.</w:t>
+        <w:t>Check in again in one week.</w:t>
+      </w:r>
+      <w:r>
+        <w:rPr>
+          <w:rFonts w:ascii="Georgia" w:hAnsi="Georgia" w:cs="Georgia"/>
+          <w:b w:val="0"/>
+          <w:i w:val="0"/>
+          <w:sz w:val="22"/>
+        </w:rPr>
+        <w:t xml:space="preserve"> Keep it light: "Hey, just wanted to see how you're doing. No agenda."</w:t>
+      </w:r>
+    </w:p>
+    <w:p>
+      <w:pPr>
+        <w:spacing w:before="0" w:after="120" w:line="276" w:lineRule="auto"/>
+        <w:jc w:val="both"/>
+        <w:ind w:left="288" w:firstLine="0"/>
+      </w:pPr>
+      <w:r>
+        <w:rPr>
+          <w:rFonts w:ascii="Georgia" w:hAnsi="Georgia" w:cs="Georgia"/>
+          <w:b w:val="0"/>
+          <w:i w:val="0"/>
+          <w:sz w:val="22"/>
+        </w:rPr>
+        <w:t xml:space="preserve">4. </w:t>
+      </w:r>
+      <w:r>
+        <w:rPr>
+          <w:rFonts w:ascii="Georgia" w:hAnsi="Georgia" w:cs="Georgia"/>
+          <w:b/>
+          <w:i w:val="0"/>
+          <w:sz w:val="22"/>
+        </w:rPr>
+        <w:t>Watch for improvement or deterioration.</w:t>
+      </w:r>
+      <w:r>
+        <w:rPr>
+          <w:rFonts w:ascii="Georgia" w:hAnsi="Georgia" w:cs="Georgia"/>
+          <w:b w:val="0"/>
+          <w:i w:val="0"/>
+          <w:sz w:val="22"/>
+        </w:rPr>
+        <w:t xml:space="preserve"> If the signs worsen, have a more direct follow-up: "I'm still concerned about you. I want to help, but I need you to help me understand what you need."</w:t>
+      </w:r>
+    </w:p>
+    <w:p>
+      <w:pPr>
+        <w:spacing w:before="0" w:after="120" w:line="276" w:lineRule="auto"/>
+        <w:jc w:val="both"/>
+        <w:ind w:left="288" w:firstLine="0"/>
+      </w:pPr>
+      <w:r>
+        <w:rPr>
+          <w:rFonts w:ascii="Georgia" w:hAnsi="Georgia" w:cs="Georgia"/>
+          <w:b w:val="0"/>
+          <w:i w:val="0"/>
+          <w:sz w:val="22"/>
+        </w:rPr>
+        <w:t xml:space="preserve">5. </w:t>
+      </w:r>
+      <w:r>
+        <w:rPr>
+          <w:rFonts w:ascii="Georgia" w:hAnsi="Georgia" w:cs="Georgia"/>
+          <w:b/>
+          <w:i w:val="0"/>
+          <w:sz w:val="22"/>
+        </w:rPr>
+        <w:t>If you ever have any concern about self-harm or safety, involve HR immediately and follow your company's crisis escalation policy. You are not a therapist — your role is to notice, ask, provide resources, and escalate when needed.</w:t>
+      </w:r>
+      <w:r>
+        <w:rPr>
+          <w:rFonts w:ascii="Georgia" w:hAnsi="Georgia" w:cs="Georgia"/>
+          <w:b w:val="0"/>
+          <w:i w:val="0"/>
+          <w:sz w:val="22"/>
+        </w:rPr>
       </w:r>
     </w:p>
     <w:p>
@@ -9164,929 +10096,7 @@
         <w:jc w:val="both"/>
         <w:ind w:left="288" w:firstLine="0"/>
         <w:sectPr>
-          <w:headerReference w:type="default" r:id="rId10"/>
-          <w:headerReference w:type="even" r:id="rId9"/>
-          <w:footerReference w:type="default" r:id="rId11"/>
-          <w:type w:val="oddPage"/>
-          <w:pgSz w:w="8640" w:h="12960"/>
-          <w:pgMar w:top="1080" w:right="720" w:bottom="1080" w:left="1080" w:header="720" w:footer="720" w:gutter="0"/>
-          <w:titlePg/>
-        </w:sectPr>
-      </w:pPr>
-      <w:r>
-        <w:rPr>
-          <w:rFonts w:ascii="Georgia" w:hAnsi="Georgia" w:cs="Georgia"/>
-          <w:b w:val="0"/>
-          <w:i w:val="0"/>
-          <w:sz w:val="22"/>
-        </w:rPr>
-        <w:t xml:space="preserve">4. </w:t>
-      </w:r>
-      <w:r>
-        <w:rPr>
-          <w:rFonts w:ascii="Georgia" w:hAnsi="Georgia" w:cs="Georgia"/>
-          <w:b/>
-          <w:i w:val="0"/>
-          <w:sz w:val="22"/>
-        </w:rPr>
-        <w:t>If the conflict continues:</w:t>
-      </w:r>
-      <w:r>
-        <w:rPr>
-          <w:rFonts w:ascii="Georgia" w:hAnsi="Georgia" w:cs="Georgia"/>
-          <w:b w:val="0"/>
-          <w:i w:val="0"/>
-          <w:sz w:val="22"/>
-        </w:rPr>
-        <w:t xml:space="preserve"> Have direct, separate conversations about impact and consequences. Persistent, unresolved conflict that affects the team may require role changes, team restructuring, or, in extreme cases, separation.</w:t>
-      </w:r>
-    </w:p>
-    <w:p>
-      <w:pPr>
-        <w:pStyle w:val="Heading1"/>
-        <w:keepNext/>
-        <w:spacing w:before="0" w:after="240" w:line="276" w:lineRule="auto"/>
-        <w:jc w:val="left"/>
-        <w:ind w:left="0" w:firstLine="288"/>
-      </w:pPr>
-      <w:r>
-        <w:rPr>
-          <w:rFonts w:ascii="Georgia" w:hAnsi="Georgia" w:cs="Georgia"/>
-          <w:b/>
-          <w:i w:val="0"/>
-          <w:color w:val="000000"/>
-          <w:sz w:val="36"/>
-        </w:rPr>
-        <w:t>Chapter 9: Script: The "Are You OK?" Burnout Check-in</w:t>
-      </w:r>
-    </w:p>
-    <w:p>
-      <w:pPr>
-        <w:keepNext/>
-        <w:spacing w:before="360" w:after="160" w:line="276" w:lineRule="auto"/>
-        <w:jc w:val="both"/>
-        <w:ind w:left="0" w:firstLine="288"/>
-      </w:pPr>
-      <w:r>
-        <w:rPr>
-          <w:rFonts w:ascii="Georgia" w:hAnsi="Georgia" w:cs="Georgia"/>
-          <w:b/>
-          <w:i w:val="0"/>
-          <w:sz w:val="28"/>
-        </w:rPr>
-        <w:t>Context</w:t>
-      </w:r>
-    </w:p>
-    <w:p>
-      <w:pPr>
-        <w:spacing w:before="0" w:after="120" w:line="276" w:lineRule="auto"/>
-        <w:jc w:val="both"/>
-        <w:ind w:left="0" w:firstLine="288"/>
-      </w:pPr>
-      <w:r>
-        <w:rPr>
-          <w:rFonts w:ascii="Georgia" w:hAnsi="Georgia" w:cs="Georgia"/>
-          <w:b w:val="0"/>
-          <w:i w:val="0"/>
-          <w:sz w:val="22"/>
-        </w:rPr>
-        <w:t>You've noticed signs that an employee may be burning out: declining energy, withdrawal from social interactions, cynicism, reduced quality of work, increased sick days, emotional volatility, or a flat affect where they used to be engaged. You're not their therapist, but you are their manager, and you have a responsibility to notice and to ask. Whether you're having this conversation in person or over video, the setting matters — keep it informal and low-pressure.</w:t>
-      </w:r>
-    </w:p>
-    <w:p>
-      <w:pPr>
-        <w:spacing w:before="0" w:after="120" w:line="276" w:lineRule="auto"/>
-        <w:jc w:val="both"/>
-        <w:ind w:left="0" w:firstLine="288"/>
-      </w:pPr>
-      <w:r>
-        <w:rPr>
-          <w:rFonts w:ascii="Georgia" w:hAnsi="Georgia" w:cs="Georgia"/>
-          <w:b w:val="0"/>
-          <w:i w:val="0"/>
-          <w:sz w:val="22"/>
-        </w:rPr>
-        <w:t>This is perhaps the most delicate conversation in this book because you're entering personal territory uninvited. Done poorly, it feels intrusive. Done well, it can be the conversation that keeps someone from breaking.</w:t>
-      </w:r>
-    </w:p>
-    <w:p>
-      <w:pPr>
-        <w:keepNext/>
-        <w:spacing w:before="360" w:after="160" w:line="276" w:lineRule="auto"/>
-        <w:jc w:val="both"/>
-        <w:ind w:left="0" w:firstLine="288"/>
-      </w:pPr>
-      <w:r>
-        <w:rPr>
-          <w:rFonts w:ascii="Georgia" w:hAnsi="Georgia" w:cs="Georgia"/>
-          <w:b/>
-          <w:i w:val="0"/>
-          <w:sz w:val="28"/>
-        </w:rPr>
-        <w:t>What to Say</w:t>
-      </w:r>
-    </w:p>
-    <w:p>
-      <w:pPr>
-        <w:spacing w:before="0" w:after="120" w:line="276" w:lineRule="auto"/>
-        <w:jc w:val="both"/>
-        <w:ind w:left="0" w:firstLine="288"/>
-      </w:pPr>
-      <w:r>
-        <w:rPr>
-          <w:rFonts w:ascii="Georgia" w:hAnsi="Georgia" w:cs="Georgia"/>
-          <w:b w:val="0"/>
-          <w:i w:val="0"/>
-          <w:sz w:val="22"/>
-        </w:rPr>
-      </w:r>
-      <w:r>
-        <w:rPr>
-          <w:rFonts w:ascii="Georgia" w:hAnsi="Georgia" w:cs="Georgia"/>
-          <w:b/>
-          <w:i w:val="0"/>
-          <w:sz w:val="22"/>
-        </w:rPr>
-        <w:t>Opening (casual, low-pressure setting — a walk, a coffee, or a casual video call with cameras on - not a formal conference room or a calendar invite titled 'Urgent: Discussion'):</w:t>
-      </w:r>
-      <w:r>
-        <w:rPr>
-          <w:rFonts w:ascii="Georgia" w:hAnsi="Georgia" w:cs="Georgia"/>
-          <w:b w:val="0"/>
-          <w:i w:val="0"/>
-          <w:sz w:val="22"/>
-        </w:rPr>
-      </w:r>
-    </w:p>
-    <w:p>
-      <w:pPr>
-        <w:spacing w:before="80" w:after="80" w:line="276" w:lineRule="auto"/>
-        <w:jc w:val="both"/>
-        <w:ind w:left="0" w:firstLine="288"/>
-      </w:pPr>
-      <w:r>
-        <w:rPr>
-          <w:rFonts w:ascii="Georgia" w:hAnsi="Georgia" w:cs="Georgia"/>
-          <w:b w:val="0"/>
-          <w:i/>
-          <w:color w:val="000000"/>
-          <w:sz w:val="21"/>
-        </w:rPr>
-        <w:t>Casey, I wanted to check in with you — not about any project or deliverable, just about you. I've noticed you've seemed a bit more drained lately, and I wanted to ask: how are you really doing?</w:t>
-      </w:r>
-    </w:p>
-    <w:p>
-      <w:pPr>
-        <w:spacing w:before="0" w:after="120" w:line="276" w:lineRule="auto"/>
-        <w:jc w:val="both"/>
-        <w:ind w:left="0" w:firstLine="288"/>
-      </w:pPr>
-      <w:r>
-        <w:rPr>
-          <w:rFonts w:ascii="Georgia" w:hAnsi="Georgia" w:cs="Georgia"/>
-          <w:b w:val="0"/>
-          <w:i w:val="0"/>
-          <w:sz w:val="22"/>
-        </w:rPr>
-      </w:r>
-      <w:r>
-        <w:rPr>
-          <w:rFonts w:ascii="Georgia" w:hAnsi="Georgia" w:cs="Georgia"/>
-          <w:b/>
-          <w:i w:val="0"/>
-          <w:sz w:val="22"/>
-        </w:rPr>
-        <w:t>The key word is "really."</w:t>
-      </w:r>
-      <w:r>
-        <w:rPr>
-          <w:rFonts w:ascii="Georgia" w:hAnsi="Georgia" w:cs="Georgia"/>
-          <w:b w:val="0"/>
-          <w:i w:val="0"/>
-          <w:sz w:val="22"/>
-        </w:rPr>
-        <w:t xml:space="preserve"> It signals that you want the honest answer, not the reflexive "I'm fine."</w:t>
-      </w:r>
-    </w:p>
-    <w:p>
-      <w:pPr>
-        <w:spacing w:before="0" w:after="120" w:line="276" w:lineRule="auto"/>
-        <w:jc w:val="both"/>
-        <w:ind w:left="0" w:firstLine="288"/>
-      </w:pPr>
-      <w:r>
-        <w:rPr>
-          <w:rFonts w:ascii="Georgia" w:hAnsi="Georgia" w:cs="Georgia"/>
-          <w:b w:val="0"/>
-          <w:i w:val="0"/>
-          <w:sz w:val="22"/>
-        </w:rPr>
-      </w:r>
-      <w:r>
-        <w:rPr>
-          <w:rFonts w:ascii="Georgia" w:hAnsi="Georgia" w:cs="Georgia"/>
-          <w:b/>
-          <w:i w:val="0"/>
-          <w:sz w:val="22"/>
-        </w:rPr>
-        <w:t>If they say "I'm fine" (and you don't believe it):</w:t>
-      </w:r>
-      <w:r>
-        <w:rPr>
-          <w:rFonts w:ascii="Georgia" w:hAnsi="Georgia" w:cs="Georgia"/>
-          <w:b w:val="0"/>
-          <w:i w:val="0"/>
-          <w:sz w:val="22"/>
-        </w:rPr>
-      </w:r>
-    </w:p>
-    <w:p>
-      <w:pPr>
-        <w:spacing w:before="80" w:after="80" w:line="276" w:lineRule="auto"/>
-        <w:jc w:val="both"/>
-        <w:ind w:left="0" w:firstLine="288"/>
-      </w:pPr>
-      <w:r>
-        <w:rPr>
-          <w:rFonts w:ascii="Georgia" w:hAnsi="Georgia" w:cs="Georgia"/>
-          <w:b w:val="0"/>
-          <w:i/>
-          <w:color w:val="000000"/>
-          <w:sz w:val="21"/>
-        </w:rPr>
-        <w:t>Okay. I hear you. I just want you to know that if there ever is something going on — work-related or not — I'm here to listen. No judgment, no consequences for being honest. I ask because I've seen a shift in your energy over the past few weeks, and I care about your wellbeing, not just your output.</w:t>
-      </w:r>
-    </w:p>
-    <w:p>
-      <w:pPr>
-        <w:spacing w:before="0" w:after="120" w:line="276" w:lineRule="auto"/>
-        <w:jc w:val="both"/>
-        <w:ind w:left="0" w:firstLine="288"/>
-      </w:pPr>
-      <w:r>
-        <w:rPr>
-          <w:rFonts w:ascii="Georgia" w:hAnsi="Georgia" w:cs="Georgia"/>
-          <w:b w:val="0"/>
-          <w:i w:val="0"/>
-          <w:sz w:val="22"/>
-        </w:rPr>
-      </w:r>
-      <w:r>
-        <w:rPr>
-          <w:rFonts w:ascii="Georgia" w:hAnsi="Georgia" w:cs="Georgia"/>
-          <w:b/>
-          <w:i w:val="0"/>
-          <w:sz w:val="22"/>
-        </w:rPr>
-        <w:t>If they open up:</w:t>
-      </w:r>
-      <w:r>
-        <w:rPr>
-          <w:rFonts w:ascii="Georgia" w:hAnsi="Georgia" w:cs="Georgia"/>
-          <w:b w:val="0"/>
-          <w:i w:val="0"/>
-          <w:sz w:val="22"/>
-        </w:rPr>
-      </w:r>
-    </w:p>
-    <w:p>
-      <w:pPr>
-        <w:spacing w:before="80" w:after="80" w:line="276" w:lineRule="auto"/>
-        <w:jc w:val="both"/>
-        <w:ind w:left="0" w:firstLine="288"/>
-      </w:pPr>
-      <w:r>
-        <w:rPr>
-          <w:rFonts w:ascii="Georgia" w:hAnsi="Georgia" w:cs="Georgia"/>
-          <w:b w:val="0"/>
-          <w:i/>
-          <w:color w:val="000000"/>
-          <w:sz w:val="21"/>
-        </w:rPr>
-        <w:t>Thank you for trusting me with that. That takes courage. I don't have all the answers, but I want to help. Let me ask: what's weighing on you most right now? Is it workload? Is it something outside of work? Is it everything at once?</w:t>
-      </w:r>
-    </w:p>
-    <w:p>
-      <w:pPr>
-        <w:spacing w:before="0" w:after="120" w:line="276" w:lineRule="auto"/>
-        <w:jc w:val="both"/>
-        <w:ind w:left="0" w:firstLine="288"/>
-      </w:pPr>
-      <w:r>
-        <w:rPr>
-          <w:rFonts w:ascii="Georgia" w:hAnsi="Georgia" w:cs="Georgia"/>
-          <w:b w:val="0"/>
-          <w:i w:val="0"/>
-          <w:sz w:val="22"/>
-        </w:rPr>
-      </w:r>
-      <w:r>
-        <w:rPr>
-          <w:rFonts w:ascii="Georgia" w:hAnsi="Georgia" w:cs="Georgia"/>
-          <w:b/>
-          <w:i w:val="0"/>
-          <w:sz w:val="22"/>
-        </w:rPr>
-        <w:t>Depending on their answer:</w:t>
-      </w:r>
-      <w:r>
-        <w:rPr>
-          <w:rFonts w:ascii="Georgia" w:hAnsi="Georgia" w:cs="Georgia"/>
-          <w:b w:val="0"/>
-          <w:i w:val="0"/>
-          <w:sz w:val="22"/>
-        </w:rPr>
-      </w:r>
-    </w:p>
-    <w:p>
-      <w:pPr>
-        <w:spacing w:before="0" w:after="120" w:line="276" w:lineRule="auto"/>
-        <w:jc w:val="both"/>
-        <w:ind w:left="0" w:firstLine="288"/>
-      </w:pPr>
-      <w:r>
-        <w:rPr>
-          <w:rFonts w:ascii="Georgia" w:hAnsi="Georgia" w:cs="Georgia"/>
-          <w:b w:val="0"/>
-          <w:i w:val="0"/>
-          <w:sz w:val="22"/>
-        </w:rPr>
-        <w:t>For workload issues:</w:t>
-      </w:r>
-    </w:p>
-    <w:p>
-      <w:pPr>
-        <w:spacing w:before="80" w:after="80" w:line="276" w:lineRule="auto"/>
-        <w:jc w:val="both"/>
-        <w:ind w:left="0" w:firstLine="288"/>
-      </w:pPr>
-      <w:r>
-        <w:rPr>
-          <w:rFonts w:ascii="Georgia" w:hAnsi="Georgia" w:cs="Georgia"/>
-          <w:b w:val="0"/>
-          <w:i/>
-          <w:color w:val="000000"/>
-          <w:sz w:val="21"/>
-        </w:rPr>
-        <w:t>Let's look at your plate together. I'd rather we cut or delay something now than run you into the ground. What's one thing we could take off your plate this week?</w:t>
-      </w:r>
-    </w:p>
-    <w:p>
-      <w:pPr>
-        <w:spacing w:before="0" w:after="120" w:line="276" w:lineRule="auto"/>
-        <w:jc w:val="both"/>
-        <w:ind w:left="0" w:firstLine="288"/>
-      </w:pPr>
-      <w:r>
-        <w:rPr>
-          <w:rFonts w:ascii="Georgia" w:hAnsi="Georgia" w:cs="Georgia"/>
-          <w:b w:val="0"/>
-          <w:i w:val="0"/>
-          <w:sz w:val="22"/>
-        </w:rPr>
-        <w:t>For personal struggles:</w:t>
-      </w:r>
-    </w:p>
-    <w:p>
-      <w:pPr>
-        <w:spacing w:before="80" w:after="80" w:line="276" w:lineRule="auto"/>
-        <w:jc w:val="both"/>
-        <w:ind w:left="0" w:firstLine="288"/>
-      </w:pPr>
-      <w:r>
-        <w:rPr>
-          <w:rFonts w:ascii="Georgia" w:hAnsi="Georgia" w:cs="Georgia"/>
-          <w:b w:val="0"/>
-          <w:i/>
-          <w:color w:val="000000"/>
-          <w:sz w:val="21"/>
-        </w:rPr>
-        <w:t>I want to respect your privacy, so I won't pry. But I do want to make sure you know about our Employee Assistance Program — it's confidential, and they can help with just about anything. Would it be useful if I sent you the details?</w:t>
-      </w:r>
-    </w:p>
-    <w:p>
-      <w:pPr>
-        <w:spacing w:before="0" w:after="120" w:line="276" w:lineRule="auto"/>
-        <w:jc w:val="both"/>
-        <w:ind w:left="0" w:firstLine="288"/>
-      </w:pPr>
-      <w:r>
-        <w:rPr>
-          <w:rFonts w:ascii="Georgia" w:hAnsi="Georgia" w:cs="Georgia"/>
-          <w:b w:val="0"/>
-          <w:i w:val="0"/>
-          <w:sz w:val="22"/>
-        </w:rPr>
-        <w:t>For general burnout:</w:t>
-      </w:r>
-    </w:p>
-    <w:p>
-      <w:pPr>
-        <w:spacing w:before="80" w:after="80" w:line="276" w:lineRule="auto"/>
-        <w:jc w:val="both"/>
-        <w:ind w:left="0" w:firstLine="288"/>
-      </w:pPr>
-      <w:r>
-        <w:rPr>
-          <w:rFonts w:ascii="Georgia" w:hAnsi="Georgia" w:cs="Georgia"/>
-          <w:b w:val="0"/>
-          <w:i/>
-          <w:color w:val="000000"/>
-          <w:sz w:val="21"/>
-        </w:rPr>
-        <w:t>Burnout is real, and it's not a character flaw — it's usually a sign that someone has been giving more than they've been replenishing. What would help you recharge? Can we look at your PTO balance? Would a lighter week help?</w:t>
-      </w:r>
-    </w:p>
-    <w:p>
-      <w:pPr>
-        <w:keepNext/>
-        <w:spacing w:before="360" w:after="160" w:line="276" w:lineRule="auto"/>
-        <w:jc w:val="both"/>
-        <w:ind w:left="0" w:firstLine="288"/>
-      </w:pPr>
-      <w:r>
-        <w:rPr>
-          <w:rFonts w:ascii="Georgia" w:hAnsi="Georgia" w:cs="Georgia"/>
-          <w:b/>
-          <w:i w:val="0"/>
-          <w:sz w:val="28"/>
-        </w:rPr>
-        <w:t>What NOT to Say</w:t>
-      </w:r>
-    </w:p>
-    <w:p>
-      <w:pPr>
-        <w:spacing w:before="40" w:after="40" w:line="276" w:lineRule="auto"/>
-        <w:jc w:val="both"/>
-        <w:ind w:left="288" w:firstLine="0"/>
-      </w:pPr>
-      <w:r>
-        <w:rPr>
-          <w:rFonts w:ascii="Georgia" w:hAnsi="Georgia" w:cs="Georgia"/>
-          <w:b w:val="0"/>
-          <w:i w:val="0"/>
-          <w:sz w:val="22"/>
-        </w:rPr>
-      </w:r>
-      <w:r>
-        <w:rPr>
-          <w:rFonts w:ascii="Georgia" w:hAnsi="Georgia" w:cs="Georgia"/>
-          <w:b w:val="0"/>
-          <w:i w:val="0"/>
-          <w:sz w:val="22"/>
-        </w:rPr>
-        <w:t>✗ "You seem off." → Vague and slightly clinical. Makes them feel observed like a specimen.</w:t>
-      </w:r>
-    </w:p>
-    <w:p>
-      <w:pPr>
-        <w:spacing w:before="40" w:after="40" w:line="276" w:lineRule="auto"/>
-        <w:jc w:val="both"/>
-        <w:ind w:left="288" w:firstLine="0"/>
-      </w:pPr>
-      <w:r>
-        <w:rPr>
-          <w:rFonts w:ascii="Georgia" w:hAnsi="Georgia" w:cs="Georgia"/>
-          <w:b w:val="0"/>
-          <w:i w:val="0"/>
-          <w:sz w:val="22"/>
-        </w:rPr>
-      </w:r>
-      <w:r>
-        <w:rPr>
-          <w:rFonts w:ascii="Georgia" w:hAnsi="Georgia" w:cs="Georgia"/>
-          <w:b w:val="0"/>
-          <w:i w:val="0"/>
-          <w:sz w:val="22"/>
-        </w:rPr>
-        <w:t>✗ "Is everything okay at home?" → Too invasive. Let them volunteer personal details.</w:t>
-      </w:r>
-    </w:p>
-    <w:p>
-      <w:pPr>
-        <w:spacing w:before="40" w:after="40" w:line="276" w:lineRule="auto"/>
-        <w:jc w:val="both"/>
-        <w:ind w:left="288" w:firstLine="0"/>
-      </w:pPr>
-      <w:r>
-        <w:rPr>
-          <w:rFonts w:ascii="Georgia" w:hAnsi="Georgia" w:cs="Georgia"/>
-          <w:b w:val="0"/>
-          <w:i w:val="0"/>
-          <w:sz w:val="22"/>
-        </w:rPr>
-      </w:r>
-      <w:r>
-        <w:rPr>
-          <w:rFonts w:ascii="Georgia" w:hAnsi="Georgia" w:cs="Georgia"/>
-          <w:b w:val="0"/>
-          <w:i w:val="0"/>
-          <w:sz w:val="22"/>
-        </w:rPr>
-        <w:t>✗ "You need to take better care of yourself." → Patronizing. They know. That's like telling someone with insomnia to just sleep.</w:t>
-      </w:r>
-    </w:p>
-    <w:p>
-      <w:pPr>
-        <w:spacing w:before="40" w:after="40" w:line="276" w:lineRule="auto"/>
-        <w:jc w:val="both"/>
-        <w:ind w:left="288" w:firstLine="0"/>
-      </w:pPr>
-      <w:r>
-        <w:rPr>
-          <w:rFonts w:ascii="Georgia" w:hAnsi="Georgia" w:cs="Georgia"/>
-          <w:b w:val="0"/>
-          <w:i w:val="0"/>
-          <w:sz w:val="22"/>
-        </w:rPr>
-      </w:r>
-      <w:r>
-        <w:rPr>
-          <w:rFonts w:ascii="Georgia" w:hAnsi="Georgia" w:cs="Georgia"/>
-          <w:b w:val="0"/>
-          <w:i w:val="0"/>
-          <w:sz w:val="22"/>
-        </w:rPr>
-        <w:t>✗ "We all go through tough times." → Minimizing. This dismisses their specific experience.</w:t>
-      </w:r>
-    </w:p>
-    <w:p>
-      <w:pPr>
-        <w:spacing w:before="40" w:after="40" w:line="276" w:lineRule="auto"/>
-        <w:jc w:val="both"/>
-        <w:ind w:left="288" w:firstLine="0"/>
-      </w:pPr>
-      <w:r>
-        <w:rPr>
-          <w:rFonts w:ascii="Georgia" w:hAnsi="Georgia" w:cs="Georgia"/>
-          <w:b w:val="0"/>
-          <w:i w:val="0"/>
-          <w:sz w:val="22"/>
-        </w:rPr>
-      </w:r>
-      <w:r>
-        <w:rPr>
-          <w:rFonts w:ascii="Georgia" w:hAnsi="Georgia" w:cs="Georgia"/>
-          <w:b w:val="0"/>
-          <w:i w:val="0"/>
-          <w:sz w:val="22"/>
-        </w:rPr>
-        <w:t>✗ "I need you at 100%." → Makes it about your needs, not theirs. This is the opposite of what this conversation should be.</w:t>
-      </w:r>
-    </w:p>
-    <w:p>
-      <w:pPr>
-        <w:spacing w:before="40" w:after="40" w:line="276" w:lineRule="auto"/>
-        <w:jc w:val="both"/>
-        <w:ind w:left="288" w:firstLine="0"/>
-      </w:pPr>
-      <w:r>
-        <w:rPr>
-          <w:rFonts w:ascii="Georgia" w:hAnsi="Georgia" w:cs="Georgia"/>
-          <w:b w:val="0"/>
-          <w:i w:val="0"/>
-          <w:sz w:val="22"/>
-        </w:rPr>
-      </w:r>
-      <w:r>
-        <w:rPr>
-          <w:rFonts w:ascii="Georgia" w:hAnsi="Georgia" w:cs="Georgia"/>
-          <w:b w:val="0"/>
-          <w:i w:val="0"/>
-          <w:sz w:val="22"/>
-        </w:rPr>
-        <w:t>✗ "You're not going to have a breakdown on me, are you?" → Just... no.</w:t>
-      </w:r>
-    </w:p>
-    <w:p>
-      <w:pPr>
-        <w:keepNext/>
-        <w:spacing w:before="360" w:after="160" w:line="276" w:lineRule="auto"/>
-        <w:jc w:val="both"/>
-        <w:ind w:left="0" w:firstLine="288"/>
-      </w:pPr>
-      <w:r>
-        <w:rPr>
-          <w:rFonts w:ascii="Georgia" w:hAnsi="Georgia" w:cs="Georgia"/>
-          <w:b/>
-          <w:i w:val="0"/>
-          <w:sz w:val="28"/>
-        </w:rPr>
-        <w:t>What's Happening in Their Brain</w:t>
-      </w:r>
-    </w:p>
-    <w:p>
-      <w:pPr>
-        <w:spacing w:before="0" w:after="120" w:line="276" w:lineRule="auto"/>
-        <w:jc w:val="both"/>
-        <w:ind w:left="0" w:firstLine="288"/>
-      </w:pPr>
-      <w:r>
-        <w:rPr>
-          <w:rFonts w:ascii="Georgia" w:hAnsi="Georgia" w:cs="Georgia"/>
-          <w:b w:val="0"/>
-          <w:i w:val="0"/>
-          <w:sz w:val="22"/>
-        </w:rPr>
-        <w:t>Burnout is not just a psychological state — it's a neurological one. Chronic stress is associated with structural and functional changes in the brain — including reduced connectivity in the prefrontal cortex and increased reactivity in the amygdala. The brain of a burned-out person has a diminished capacity for executive function, emotional regulation, and creative thinking, and a heightened sensitivity to threat.</w:t>
-      </w:r>
-    </w:p>
-    <w:p>
-      <w:pPr>
-        <w:spacing w:before="0" w:after="120" w:line="276" w:lineRule="auto"/>
-        <w:jc w:val="both"/>
-        <w:ind w:left="0" w:firstLine="288"/>
-      </w:pPr>
-      <w:r>
-        <w:rPr>
-          <w:rFonts w:ascii="Georgia" w:hAnsi="Georgia" w:cs="Georgia"/>
-          <w:b w:val="0"/>
-          <w:i w:val="0"/>
-          <w:sz w:val="22"/>
-        </w:rPr>
-        <w:t xml:space="preserve">When you ask "How are you really doing?", you're offering something neuroscientists call a </w:t>
-      </w:r>
-      <w:r>
-        <w:rPr>
-          <w:rFonts w:ascii="Georgia" w:hAnsi="Georgia" w:cs="Georgia"/>
-          <w:b/>
-          <w:i w:val="0"/>
-          <w:sz w:val="22"/>
-        </w:rPr>
-        <w:t>safe harbor signal</w:t>
-      </w:r>
-      <w:r>
-        <w:rPr>
-          <w:rFonts w:ascii="Georgia" w:hAnsi="Georgia" w:cs="Georgia"/>
-          <w:b w:val="0"/>
-          <w:i w:val="0"/>
-          <w:sz w:val="22"/>
-        </w:rPr>
-        <w:t xml:space="preserve">. The brain of a stressed person is constantly scanning for safety. Your genuine concern activates the </w:t>
-      </w:r>
-      <w:r>
-        <w:rPr>
-          <w:rFonts w:ascii="Georgia" w:hAnsi="Georgia" w:cs="Georgia"/>
-          <w:b/>
-          <w:i w:val="0"/>
-          <w:sz w:val="22"/>
-        </w:rPr>
-        <w:t>ventral vagal complex</w:t>
-      </w:r>
-      <w:r>
-        <w:rPr>
-          <w:rFonts w:ascii="Georgia" w:hAnsi="Georgia" w:cs="Georgia"/>
-          <w:b w:val="0"/>
-          <w:i w:val="0"/>
-          <w:sz w:val="22"/>
-        </w:rPr>
-        <w:t xml:space="preserve"> — the newest part of the autonomic nervous system, which governs social engagement and calm. This is the neurological basis of why "someone cares" can feel calming and supportive on a physical level.</w:t>
-      </w:r>
-    </w:p>
-    <w:p>
-      <w:pPr>
-        <w:spacing w:before="0" w:after="120" w:line="276" w:lineRule="auto"/>
-        <w:jc w:val="both"/>
-        <w:ind w:left="0" w:firstLine="288"/>
-      </w:pPr>
-      <w:r>
-        <w:rPr>
-          <w:rFonts w:ascii="Georgia" w:hAnsi="Georgia" w:cs="Georgia"/>
-          <w:b w:val="0"/>
-          <w:i w:val="0"/>
-          <w:sz w:val="22"/>
-        </w:rPr>
-        <w:t xml:space="preserve">If they open up, they may experience </w:t>
-      </w:r>
-      <w:r>
-        <w:rPr>
-          <w:rFonts w:ascii="Georgia" w:hAnsi="Georgia" w:cs="Georgia"/>
-          <w:b/>
-          <w:i w:val="0"/>
-          <w:sz w:val="22"/>
-        </w:rPr>
-        <w:t>emotional release</w:t>
-      </w:r>
-      <w:r>
-        <w:rPr>
-          <w:rFonts w:ascii="Georgia" w:hAnsi="Georgia" w:cs="Georgia"/>
-          <w:b w:val="0"/>
-          <w:i w:val="0"/>
-          <w:sz w:val="22"/>
-        </w:rPr>
-        <w:t xml:space="preserve"> — tears, shaky voice, sudden silence. This is the parasympathetic nervous system discharging accumulated stress. Don't fix it. Don't rush it. Just be present. Neuroscience research on </w:t>
-      </w:r>
-      <w:r>
-        <w:rPr>
-          <w:rFonts w:ascii="Georgia" w:hAnsi="Georgia" w:cs="Georgia"/>
-          <w:b/>
-          <w:i w:val="0"/>
-          <w:sz w:val="22"/>
-        </w:rPr>
-        <w:t>social buffering</w:t>
-      </w:r>
-      <w:r>
-        <w:rPr>
-          <w:rFonts w:ascii="Georgia" w:hAnsi="Georgia" w:cs="Georgia"/>
-          <w:b w:val="0"/>
-          <w:i w:val="0"/>
-          <w:sz w:val="22"/>
-        </w:rPr>
-        <w:t xml:space="preserve"> shows that the mere presence of a trusted person during emotional distress is linked to reduced activity in threat-related brain regions and lower reported stress.</w:t>
-      </w:r>
-    </w:p>
-    <w:p>
-      <w:pPr>
-        <w:keepNext/>
-        <w:spacing w:before="360" w:after="160" w:line="276" w:lineRule="auto"/>
-        <w:jc w:val="both"/>
-        <w:ind w:left="0" w:firstLine="288"/>
-      </w:pPr>
-      <w:r>
-        <w:rPr>
-          <w:rFonts w:ascii="Georgia" w:hAnsi="Georgia" w:cs="Georgia"/>
-          <w:b/>
-          <w:i w:val="0"/>
-          <w:sz w:val="28"/>
-        </w:rPr>
-        <w:t>Follow-up Steps</w:t>
-      </w:r>
-    </w:p>
-    <w:p>
-      <w:pPr>
-        <w:spacing w:before="0" w:after="120" w:line="276" w:lineRule="auto"/>
-        <w:jc w:val="both"/>
-        <w:ind w:left="288" w:firstLine="0"/>
-      </w:pPr>
-      <w:r>
-        <w:rPr>
-          <w:rFonts w:ascii="Georgia" w:hAnsi="Georgia" w:cs="Georgia"/>
-          <w:b w:val="0"/>
-          <w:i w:val="0"/>
-          <w:sz w:val="22"/>
-        </w:rPr>
-        <w:t xml:space="preserve">1. </w:t>
-      </w:r>
-      <w:r>
-        <w:rPr>
-          <w:rFonts w:ascii="Georgia" w:hAnsi="Georgia" w:cs="Georgia"/>
-          <w:b/>
-          <w:i w:val="0"/>
-          <w:sz w:val="22"/>
-        </w:rPr>
-        <w:t>Send the EAP information</w:t>
-      </w:r>
-      <w:r>
-        <w:rPr>
-          <w:rFonts w:ascii="Georgia" w:hAnsi="Georgia" w:cs="Georgia"/>
-          <w:b w:val="0"/>
-          <w:i w:val="0"/>
-          <w:sz w:val="22"/>
-        </w:rPr>
-        <w:t xml:space="preserve"> within an hour, even if they said they don't need it. Frame it as: "Just in case — no pressure."</w:t>
-      </w:r>
-    </w:p>
-    <w:p>
-      <w:pPr>
-        <w:spacing w:before="0" w:after="120" w:line="276" w:lineRule="auto"/>
-        <w:jc w:val="both"/>
-        <w:ind w:left="288" w:firstLine="0"/>
-      </w:pPr>
-      <w:r>
-        <w:rPr>
-          <w:rFonts w:ascii="Georgia" w:hAnsi="Georgia" w:cs="Georgia"/>
-          <w:b w:val="0"/>
-          <w:i w:val="0"/>
-          <w:sz w:val="22"/>
-        </w:rPr>
-        <w:t xml:space="preserve">2. </w:t>
-      </w:r>
-      <w:r>
-        <w:rPr>
-          <w:rFonts w:ascii="Georgia" w:hAnsi="Georgia" w:cs="Georgia"/>
-          <w:b/>
-          <w:i w:val="0"/>
-          <w:sz w:val="22"/>
-        </w:rPr>
-        <w:t>If you agreed to reduce workload:</w:t>
-      </w:r>
-      <w:r>
-        <w:rPr>
-          <w:rFonts w:ascii="Georgia" w:hAnsi="Georgia" w:cs="Georgia"/>
-          <w:b w:val="0"/>
-          <w:i w:val="0"/>
-          <w:sz w:val="22"/>
-        </w:rPr>
-        <w:t xml:space="preserve"> Follow through immediately. Nothing destroys trust faster than an empathetic conversation followed by no action.</w:t>
-      </w:r>
-    </w:p>
-    <w:p>
-      <w:pPr>
-        <w:spacing w:before="0" w:after="120" w:line="276" w:lineRule="auto"/>
-        <w:jc w:val="both"/>
-        <w:ind w:left="288" w:firstLine="0"/>
-      </w:pPr>
-      <w:r>
-        <w:rPr>
-          <w:rFonts w:ascii="Georgia" w:hAnsi="Georgia" w:cs="Georgia"/>
-          <w:b w:val="0"/>
-          <w:i w:val="0"/>
-          <w:sz w:val="22"/>
-        </w:rPr>
-        <w:t xml:space="preserve">3. </w:t>
-      </w:r>
-      <w:r>
-        <w:rPr>
-          <w:rFonts w:ascii="Georgia" w:hAnsi="Georgia" w:cs="Georgia"/>
-          <w:b/>
-          <w:i w:val="0"/>
-          <w:sz w:val="22"/>
-        </w:rPr>
-        <w:t>Check in again in one week.</w:t>
-      </w:r>
-      <w:r>
-        <w:rPr>
-          <w:rFonts w:ascii="Georgia" w:hAnsi="Georgia" w:cs="Georgia"/>
-          <w:b w:val="0"/>
-          <w:i w:val="0"/>
-          <w:sz w:val="22"/>
-        </w:rPr>
-        <w:t xml:space="preserve"> Keep it light: "Hey, just wanted to see how you're doing. No agenda."</w:t>
-      </w:r>
-    </w:p>
-    <w:p>
-      <w:pPr>
-        <w:spacing w:before="0" w:after="120" w:line="276" w:lineRule="auto"/>
-        <w:jc w:val="both"/>
-        <w:ind w:left="288" w:firstLine="0"/>
-      </w:pPr>
-      <w:r>
-        <w:rPr>
-          <w:rFonts w:ascii="Georgia" w:hAnsi="Georgia" w:cs="Georgia"/>
-          <w:b w:val="0"/>
-          <w:i w:val="0"/>
-          <w:sz w:val="22"/>
-        </w:rPr>
-        <w:t xml:space="preserve">4. </w:t>
-      </w:r>
-      <w:r>
-        <w:rPr>
-          <w:rFonts w:ascii="Georgia" w:hAnsi="Georgia" w:cs="Georgia"/>
-          <w:b/>
-          <w:i w:val="0"/>
-          <w:sz w:val="22"/>
-        </w:rPr>
-        <w:t>Watch for improvement or deterioration.</w:t>
-      </w:r>
-      <w:r>
-        <w:rPr>
-          <w:rFonts w:ascii="Georgia" w:hAnsi="Georgia" w:cs="Georgia"/>
-          <w:b w:val="0"/>
-          <w:i w:val="0"/>
-          <w:sz w:val="22"/>
-        </w:rPr>
-        <w:t xml:space="preserve"> If the signs worsen, have a more direct follow-up: "I'm still concerned about you. I want to help, but I need you to help me understand what you need."</w:t>
-      </w:r>
-    </w:p>
-    <w:p>
-      <w:pPr>
-        <w:spacing w:before="0" w:after="120" w:line="276" w:lineRule="auto"/>
-        <w:jc w:val="both"/>
-        <w:ind w:left="288" w:firstLine="0"/>
-      </w:pPr>
-      <w:r>
-        <w:rPr>
-          <w:rFonts w:ascii="Georgia" w:hAnsi="Georgia" w:cs="Georgia"/>
-          <w:b w:val="0"/>
-          <w:i w:val="0"/>
-          <w:sz w:val="22"/>
-        </w:rPr>
-        <w:t xml:space="preserve">5. </w:t>
-      </w:r>
-      <w:r>
-        <w:rPr>
-          <w:rFonts w:ascii="Georgia" w:hAnsi="Georgia" w:cs="Georgia"/>
-          <w:b/>
-          <w:i w:val="0"/>
-          <w:sz w:val="22"/>
-        </w:rPr>
-        <w:t>If you ever have any concern about self-harm or safety, involve HR immediately and follow your company's crisis escalation policy. You are not a therapist — your role is to notice, ask, provide resources, and escalate when needed.</w:t>
-      </w:r>
-      <w:r>
-        <w:rPr>
-          <w:rFonts w:ascii="Georgia" w:hAnsi="Georgia" w:cs="Georgia"/>
-          <w:b w:val="0"/>
-          <w:i w:val="0"/>
-          <w:sz w:val="22"/>
-        </w:rPr>
-      </w:r>
-    </w:p>
-    <w:p>
-      <w:pPr>
-        <w:spacing w:before="0" w:after="120" w:line="276" w:lineRule="auto"/>
-        <w:jc w:val="both"/>
-        <w:ind w:left="288" w:firstLine="0"/>
-        <w:sectPr>
+          <w:footerReference w:type="first" r:id="rId12"/>
           <w:headerReference w:type="default" r:id="rId10"/>
           <w:headerReference w:type="even" r:id="rId9"/>
           <w:footerReference w:type="default" r:id="rId11"/>
@@ -14987,6 +14997,7 @@
       <w:pPr>
         <w:ind w:left="0" w:firstLine="0"/>
         <w:sectPr>
+          <w:footerReference w:type="first" r:id="rId12"/>
           <w:headerReference w:type="default" r:id="rId10"/>
           <w:headerReference w:type="even" r:id="rId9"/>
           <w:footerReference w:type="default" r:id="rId11"/>
@@ -16294,6 +16305,7 @@
         <w:jc w:val="both"/>
         <w:ind w:left="0" w:firstLine="288"/>
         <w:sectPr>
+          <w:footerReference w:type="first" r:id="rId12"/>
           <w:headerReference w:type="default" r:id="rId10"/>
           <w:headerReference w:type="even" r:id="rId9"/>
           <w:footerReference w:type="default" r:id="rId11"/>
@@ -17169,6 +17181,7 @@
         <w:jc w:val="both"/>
         <w:ind w:left="0" w:firstLine="288"/>
         <w:sectPr>
+          <w:footerReference w:type="first" r:id="rId12"/>
           <w:headerReference w:type="default" r:id="rId10"/>
           <w:headerReference w:type="even" r:id="rId9"/>
           <w:footerReference w:type="default" r:id="rId11"/>
@@ -20675,6 +20688,7 @@
         <w:jc w:val="both"/>
         <w:ind w:left="0" w:firstLine="288"/>
         <w:sectPr>
+          <w:footerReference w:type="first" r:id="rId12"/>
           <w:headerReference w:type="default" r:id="rId10"/>
           <w:headerReference w:type="even" r:id="rId9"/>
           <w:footerReference w:type="default" r:id="rId11"/>
@@ -20890,6 +20904,7 @@
       </w:r>
     </w:p>
     <w:sectPr>
+      <w:footerReference w:type="first" r:id="rId12"/>
       <w:headerReference w:type="even" r:id="rId9"/>
       <w:headerReference w:type="default" r:id="rId10"/>
       <w:footerReference w:type="default" r:id="rId11"/>
@@ -20935,6 +20950,38 @@
         <w:rFonts w:ascii="Georgia" w:hAnsi="Georgia" w:cs="Georgia"/>
         <w:b w:val="0"/>
         <w:i w:val="0"/>
+        <w:sz w:val="20"/>
+      </w:rPr>
+      <w:fldChar w:fldCharType="end"/>
+    </w:r>
+  </w:p>
+</w:ftr>
+</file>
+
+<file path=word/footer2.xml><?xml version="1.0" encoding="utf-8"?>
+<w:ftr xmlns:w="http://schemas.openxmlformats.org/wordprocessingml/2006/main" xmlns:r="http://schemas.openxmlformats.org/officeDocument/2006/relationships" xmlns:mc="http://schemas.openxmlformats.org/markup-compatibility/2006">
+  <w:p>
+    <w:pPr>
+      <w:pStyle w:val="Footer"/>
+      <w:jc w:val="center"/>
+    </w:pPr>
+    <w:r>
+      <w:rPr>
+        <w:rFonts w:ascii="Georgia" w:hAnsi="Georgia"/>
+        <w:sz w:val="20"/>
+      </w:rPr>
+      <w:fldChar w:fldCharType="begin"/>
+    </w:r>
+    <w:r>
+      <w:rPr>
+        <w:rFonts w:ascii="Georgia" w:hAnsi="Georgia"/>
+        <w:sz w:val="20"/>
+      </w:rPr>
+      <w:instrText xml:space="preserve"> PAGE </w:instrText>
+    </w:r>
+    <w:r>
+      <w:rPr>
+        <w:rFonts w:ascii="Georgia" w:hAnsi="Georgia"/>
         <w:sz w:val="20"/>
       </w:rPr>
       <w:fldChar w:fldCharType="end"/>

--- a/kdp-files/difficult_conversations_paperback.docx
+++ b/kdp-files/difficult_conversations_paperback.docx
@@ -1093,9 +1093,12 @@
       <w:pPr>
         <w:ind w:left="0" w:firstLine="0"/>
         <w:sectPr>
+          <w:footerReference w:type="first" r:id="rId12"/>
+          <w:footerReference w:type="default" r:id="rId11"/>
           <w:type w:val="oddPage"/>
           <w:pgSz w:w="8640" w:h="12960"/>
           <w:pgMar w:top="1080" w:right="720" w:bottom="1080" w:left="1080" w:header="720" w:footer="720" w:gutter="0"/>
+          <w:titlePg/>
         </w:sectPr>
       </w:pPr>
     </w:p>
@@ -2580,7 +2583,6 @@
           <w:pgSz w:w="8640" w:h="12960"/>
           <w:pgMar w:top="1080" w:right="720" w:bottom="1080" w:left="1080" w:header="720" w:footer="720" w:gutter="0"/>
           <w:titlePg/>
-          <w:pgNumType w:start="1"/>
         </w:sectPr>
       </w:pPr>
       <w:r>

--- a/kdp-files/difficult_conversations_paperback.docx
+++ b/kdp-files/difficult_conversations_paperback.docx
@@ -1093,6 +1093,7 @@
       <w:pPr>
         <w:ind w:left="0" w:firstLine="0"/>
         <w:sectPr>
+          <w:footerReference w:type="even" r:id="rId13"/>
           <w:footerReference w:type="first" r:id="rId12"/>
           <w:footerReference w:type="default" r:id="rId11"/>
           <w:type w:val="oddPage"/>
@@ -2575,6 +2576,7 @@
         <w:jc w:val="both"/>
         <w:ind w:left="0" w:firstLine="288"/>
         <w:sectPr>
+          <w:footerReference w:type="even" r:id="rId13"/>
           <w:footerReference w:type="first" r:id="rId12"/>
           <w:headerReference w:type="default" r:id="rId10"/>
           <w:headerReference w:type="even" r:id="rId9"/>
@@ -4408,6 +4410,7 @@
         <w:jc w:val="both"/>
         <w:ind w:left="0" w:firstLine="288"/>
         <w:sectPr>
+          <w:footerReference w:type="even" r:id="rId13"/>
           <w:footerReference w:type="first" r:id="rId12"/>
           <w:headerReference w:type="default" r:id="rId10"/>
           <w:headerReference w:type="even" r:id="rId9"/>
@@ -5102,6 +5105,7 @@
         <w:jc w:val="both"/>
         <w:ind w:left="288" w:firstLine="0"/>
         <w:sectPr>
+          <w:footerReference w:type="even" r:id="rId13"/>
           <w:footerReference w:type="first" r:id="rId12"/>
           <w:headerReference w:type="default" r:id="rId10"/>
           <w:headerReference w:type="even" r:id="rId9"/>
@@ -5783,6 +5787,7 @@
         <w:jc w:val="both"/>
         <w:ind w:left="288" w:firstLine="0"/>
         <w:sectPr>
+          <w:footerReference w:type="even" r:id="rId13"/>
           <w:footerReference w:type="first" r:id="rId12"/>
           <w:headerReference w:type="default" r:id="rId10"/>
           <w:headerReference w:type="even" r:id="rId9"/>
@@ -6668,6 +6673,7 @@
         <w:jc w:val="both"/>
         <w:ind w:left="288" w:firstLine="0"/>
         <w:sectPr>
+          <w:footerReference w:type="even" r:id="rId13"/>
           <w:footerReference w:type="first" r:id="rId12"/>
           <w:headerReference w:type="default" r:id="rId10"/>
           <w:headerReference w:type="even" r:id="rId9"/>
@@ -7461,6 +7467,7 @@
         <w:jc w:val="both"/>
         <w:ind w:left="288" w:firstLine="0"/>
         <w:sectPr>
+          <w:footerReference w:type="even" r:id="rId13"/>
           <w:footerReference w:type="first" r:id="rId12"/>
           <w:headerReference w:type="default" r:id="rId10"/>
           <w:headerReference w:type="even" r:id="rId9"/>
@@ -8357,6 +8364,7 @@
         <w:jc w:val="both"/>
         <w:ind w:left="288" w:firstLine="0"/>
         <w:sectPr>
+          <w:footerReference w:type="even" r:id="rId13"/>
           <w:footerReference w:type="first" r:id="rId12"/>
           <w:headerReference w:type="default" r:id="rId10"/>
           <w:headerReference w:type="even" r:id="rId9"/>
@@ -9174,6 +9182,7 @@
         <w:jc w:val="both"/>
         <w:ind w:left="288" w:firstLine="0"/>
         <w:sectPr>
+          <w:footerReference w:type="even" r:id="rId13"/>
           <w:footerReference w:type="first" r:id="rId12"/>
           <w:headerReference w:type="default" r:id="rId10"/>
           <w:headerReference w:type="even" r:id="rId9"/>
@@ -10098,6 +10107,7 @@
         <w:jc w:val="both"/>
         <w:ind w:left="288" w:firstLine="0"/>
         <w:sectPr>
+          <w:footerReference w:type="even" r:id="rId13"/>
           <w:footerReference w:type="first" r:id="rId12"/>
           <w:headerReference w:type="default" r:id="rId10"/>
           <w:headerReference w:type="even" r:id="rId9"/>
@@ -14999,6 +15009,7 @@
       <w:pPr>
         <w:ind w:left="0" w:firstLine="0"/>
         <w:sectPr>
+          <w:footerReference w:type="even" r:id="rId13"/>
           <w:footerReference w:type="first" r:id="rId12"/>
           <w:headerReference w:type="default" r:id="rId10"/>
           <w:headerReference w:type="even" r:id="rId9"/>
@@ -16307,6 +16318,7 @@
         <w:jc w:val="both"/>
         <w:ind w:left="0" w:firstLine="288"/>
         <w:sectPr>
+          <w:footerReference w:type="even" r:id="rId13"/>
           <w:footerReference w:type="first" r:id="rId12"/>
           <w:headerReference w:type="default" r:id="rId10"/>
           <w:headerReference w:type="even" r:id="rId9"/>
@@ -17183,6 +17195,7 @@
         <w:jc w:val="both"/>
         <w:ind w:left="0" w:firstLine="288"/>
         <w:sectPr>
+          <w:footerReference w:type="even" r:id="rId13"/>
           <w:footerReference w:type="first" r:id="rId12"/>
           <w:headerReference w:type="default" r:id="rId10"/>
           <w:headerReference w:type="even" r:id="rId9"/>
@@ -20690,6 +20703,7 @@
         <w:jc w:val="both"/>
         <w:ind w:left="0" w:firstLine="288"/>
         <w:sectPr>
+          <w:footerReference w:type="even" r:id="rId13"/>
           <w:footerReference w:type="first" r:id="rId12"/>
           <w:headerReference w:type="default" r:id="rId10"/>
           <w:headerReference w:type="even" r:id="rId9"/>
@@ -20906,6 +20920,7 @@
       </w:r>
     </w:p>
     <w:sectPr>
+      <w:footerReference w:type="even" r:id="rId13"/>
       <w:footerReference w:type="first" r:id="rId12"/>
       <w:headerReference w:type="even" r:id="rId9"/>
       <w:headerReference w:type="default" r:id="rId10"/>
@@ -20961,6 +20976,38 @@
 </file>
 
 <file path=word/footer2.xml><?xml version="1.0" encoding="utf-8"?>
+<w:ftr xmlns:w="http://schemas.openxmlformats.org/wordprocessingml/2006/main" xmlns:r="http://schemas.openxmlformats.org/officeDocument/2006/relationships" xmlns:mc="http://schemas.openxmlformats.org/markup-compatibility/2006">
+  <w:p>
+    <w:pPr>
+      <w:pStyle w:val="Footer"/>
+      <w:jc w:val="center"/>
+    </w:pPr>
+    <w:r>
+      <w:rPr>
+        <w:rFonts w:ascii="Georgia" w:hAnsi="Georgia"/>
+        <w:sz w:val="20"/>
+      </w:rPr>
+      <w:fldChar w:fldCharType="begin"/>
+    </w:r>
+    <w:r>
+      <w:rPr>
+        <w:rFonts w:ascii="Georgia" w:hAnsi="Georgia"/>
+        <w:sz w:val="20"/>
+      </w:rPr>
+      <w:instrText xml:space="preserve"> PAGE </w:instrText>
+    </w:r>
+    <w:r>
+      <w:rPr>
+        <w:rFonts w:ascii="Georgia" w:hAnsi="Georgia"/>
+        <w:sz w:val="20"/>
+      </w:rPr>
+      <w:fldChar w:fldCharType="end"/>
+    </w:r>
+  </w:p>
+</w:ftr>
+</file>
+
+<file path=word/footer3.xml><?xml version="1.0" encoding="utf-8"?>
 <w:ftr xmlns:w="http://schemas.openxmlformats.org/wordprocessingml/2006/main" xmlns:r="http://schemas.openxmlformats.org/officeDocument/2006/relationships" xmlns:mc="http://schemas.openxmlformats.org/markup-compatibility/2006">
   <w:p>
     <w:pPr>

--- a/kdp-files/difficult_conversations_paperback.docx
+++ b/kdp-files/difficult_conversations_paperback.docx
@@ -1100,6 +1100,7 @@
           <w:pgSz w:w="8640" w:h="12960"/>
           <w:pgMar w:top="1080" w:right="720" w:bottom="1080" w:left="1080" w:header="720" w:footer="720" w:gutter="0"/>
           <w:titlePg/>
+          <w:pgNumType w:fmt="lowerRoman" w:start="1"/>
         </w:sectPr>
       </w:pPr>
     </w:p>
@@ -2585,6 +2586,7 @@
           <w:pgSz w:w="8640" w:h="12960"/>
           <w:pgMar w:top="1080" w:right="720" w:bottom="1080" w:left="1080" w:header="720" w:footer="720" w:gutter="0"/>
           <w:titlePg/>
+          <w:pgNumType w:fmt="decimal" w:start="1"/>
         </w:sectPr>
       </w:pPr>
       <w:r>

--- a/kdp-files/difficult_conversations_paperback.docx
+++ b/kdp-files/difficult_conversations_paperback.docx
@@ -1100,7 +1100,7 @@
           <w:pgSz w:w="8640" w:h="12960"/>
           <w:pgMar w:top="1080" w:right="720" w:bottom="1080" w:left="1080" w:header="720" w:footer="720" w:gutter="0"/>
           <w:titlePg/>
-          <w:pgNumType w:fmt="lowerRoman" w:start="1"/>
+          <w:pgNumType w:fmt="decimal" w:start="1"/>
         </w:sectPr>
       </w:pPr>
     </w:p>
@@ -2586,7 +2586,6 @@
           <w:pgSz w:w="8640" w:h="12960"/>
           <w:pgMar w:top="1080" w:right="720" w:bottom="1080" w:left="1080" w:header="720" w:footer="720" w:gutter="0"/>
           <w:titlePg/>
-          <w:pgNumType w:fmt="decimal" w:start="1"/>
         </w:sectPr>
       </w:pPr>
       <w:r>

--- a/kdp-files/difficult_conversations_paperback.docx
+++ b/kdp-files/difficult_conversations_paperback.docx
@@ -1093,13 +1093,9 @@
       <w:pPr>
         <w:ind w:left="0" w:firstLine="0"/>
         <w:sectPr>
-          <w:footerReference w:type="even" r:id="rId13"/>
-          <w:footerReference w:type="first" r:id="rId12"/>
-          <w:footerReference w:type="default" r:id="rId11"/>
           <w:type w:val="oddPage"/>
           <w:pgSz w:w="8640" w:h="12960"/>
           <w:pgMar w:top="1080" w:right="720" w:bottom="1080" w:left="1080" w:header="720" w:footer="720" w:gutter="0"/>
-          <w:titlePg/>
           <w:pgNumType w:fmt="decimal" w:start="1"/>
         </w:sectPr>
       </w:pPr>

--- a/kdp-files/difficult_conversations_paperback.docx
+++ b/kdp-files/difficult_conversations_paperback.docx
@@ -1087,6 +1087,12 @@
       </w:r>
       <w:r>
         <w:fldChar w:fldCharType="end"/>
+      </w:r>
+    </w:p>
+    <w:p>
+      <w:pPr/>
+      <w:r>
+        <w:br w:type="page"/>
       </w:r>
     </w:p>
     <w:p>

--- a/kdp-files/difficult_conversations_paperback.docx
+++ b/kdp-files/difficult_conversations_paperback.docx
@@ -1069,42 +1069,30 @@
     <w:p>
       <w:pPr>
         <w:spacing w:before="240"/>
-      </w:pPr>
-      <w:r>
-        <w:fldChar w:fldCharType="begin"/>
-      </w:r>
-      <w:r>
-        <w:instrText xml:space="preserve"> TOC \o "1-1" \h \z \u </w:instrText>
-      </w:r>
-      <w:r>
-        <w:fldChar w:fldCharType="separate"/>
-      </w:r>
-      <w:r>
-        <w:rPr>
-          <w:sz w:val="22"/>
-        </w:rPr>
-        <w:t>[Right-click → Update Field to generate Table of Contents]</w:t>
-      </w:r>
-      <w:r>
-        <w:fldChar w:fldCharType="end"/>
-      </w:r>
-    </w:p>
-    <w:p>
-      <w:pPr/>
-      <w:r>
-        <w:br w:type="page"/>
-      </w:r>
-    </w:p>
-    <w:p>
-      <w:pPr>
-        <w:ind w:left="0" w:firstLine="0"/>
         <w:sectPr>
           <w:type w:val="oddPage"/>
           <w:pgSz w:w="8640" w:h="12960"/>
           <w:pgMar w:top="1080" w:right="720" w:bottom="1080" w:left="1080" w:header="720" w:footer="720" w:gutter="0"/>
-          <w:pgNumType w:fmt="decimal" w:start="1"/>
         </w:sectPr>
       </w:pPr>
+      <w:r>
+        <w:fldChar w:fldCharType="begin"/>
+      </w:r>
+      <w:r>
+        <w:instrText xml:space="preserve"> TOC \o "1-1" \h \z \u </w:instrText>
+      </w:r>
+      <w:r>
+        <w:fldChar w:fldCharType="separate"/>
+      </w:r>
+      <w:r>
+        <w:rPr>
+          <w:sz w:val="22"/>
+        </w:rPr>
+        <w:t>[Right-click → Update Field to generate Table of Contents]</w:t>
+      </w:r>
+      <w:r>
+        <w:fldChar w:fldCharType="end"/>
+      </w:r>
     </w:p>
     <w:p>
       <w:pPr>
